--- a/docs/studienskripte/word-rohfassungen/wirkungsmanagement-v9.docx
+++ b/docs/studienskripte/word-rohfassungen/wirkungsmanagement-v9.docx
@@ -29,47 +29,7 @@
     </w:p>
     <w:p>
       <w:r>
-        <w:t>Track: Wirkungsmanagement</w:t>
-      </w:r>
-    </w:p>
-    <w:p>
-      <w:r>
-        <w:t>Kurscode: wirkungsmanagement</w:t>
-      </w:r>
-    </w:p>
-    <w:p>
-      <w:r>
-        <w:t>Vorlesungscode: WM-V9</w:t>
-      </w:r>
-    </w:p>
-    <w:p>
-      <w:r>
-        <w:t>Modul/Abschnitt: WM</w:t>
-      </w:r>
-    </w:p>
-    <w:p>
-      <w:r>
-        <w:t>Titel: Kommunikation ohne Impact-Washing</w:t>
-      </w:r>
-    </w:p>
-    <w:p>
-      <w:r>
-        <w:t>Status: Rohfassung V0 · Sprint-Produktionslauf · muss im nächsten Tiefensprint auf 40-50 Seiten erweitert werden</w:t>
-      </w:r>
-    </w:p>
-    <w:p>
-      <w:r>
-        <w:t>Quelle: woek-akademie-app/docs/lehrgaenge/wirkungsmanagement-v9-kommunikation-ohne-impact-washing.md</w:t>
-      </w:r>
-    </w:p>
-    <w:p>
-      <w:r>
-        <w:t>Ablage: Markdown-Master in content/studienskripte/wirkungsmanagement-v9.md, Word-Rohfassung in docs/studienskripte/word-rohfassungen/wirkungsmanagement-v9.docx</w:t>
-      </w:r>
-    </w:p>
-    <w:p>
-      <w:r>
-        <w:t>Wissensbasis: aktuelles Grundlagenwerk, Website-Korpus inklusive Journal, Akademie-Quelltexte, Glossar, interne Dossiers und externe Fachquellen</w:t>
+        <w:t>Track: Wirkungsmanagement Kurscode: wirkungsmanagement Vorlesungscode: WM-V9 Modul/Abschnitt: WM Titel: Kommunikation ohne Impact-Washing Status: Rohfassung V0 · Sprint-Produktionslauf · muss im nächsten Tiefensprint auf 40-50 Seiten erweitert werden Quelle: woek-akademie-app/docs/lehrgaenge/wirkungsmanagement-v9-kommunikation-ohne-impact-washing.md Ablage: Markdown-Master in content/studienskripte/wirkungsmanagement-v9.md, Word-Rohfassung in docs/studienskripte/word-rohfassungen/wirkungsmanagement-v9.docx Wissensbasis: aktuelles Grundlagenwerk, Website-Korpus inklusive Journal, Akademie-Quelltexte, Glossar, interne Dossiers und externe Fachquellen</w:t>
       </w:r>
     </w:p>
     <w:p>
@@ -171,27 +131,7 @@
     </w:p>
     <w:p>
       <w:r>
-        <w:t>Track / Kurscode: wirkungsmanagement</w:t>
-      </w:r>
-    </w:p>
-    <w:p>
-      <w:r>
-        <w:t>Vorlesungscode: WM-V9</w:t>
-      </w:r>
-    </w:p>
-    <w:p>
-      <w:r>
-        <w:t>Empfohlene Dauer: ~45 Min · Videolänge: ~14 Min</w:t>
-      </w:r>
-    </w:p>
-    <w:p>
-      <w:r>
-        <w:t>Voraussetzung: WM-V8</w:t>
-      </w:r>
-    </w:p>
-    <w:p>
-      <w:r>
-        <w:t>Führende Quellen (Repo): source-assets/originals/WOeK_Begriffsleitfaden_fuehrend_v1.0.md (§4) · Glossar begriffe/impact-washing, begriffe/greenwashing · Blog-Beispiele</w:t>
+        <w:t>Track / Kurscode: wirkungsmanagement Vorlesungscode: WM-V9 Empfohlene Dauer: ~45 Min · Videolänge: ~14 Min Voraussetzung: WM-V8 Führende Quellen (Repo): source-assets/originals/WOeK_Begriffsleitfaden_fuehrend_v1.0.md (§4) · Glossar begriffe/impact-washing, begriffe/greenwashing · Blog-Beispiele</w:t>
       </w:r>
     </w:p>
     <w:p>
@@ -1253,42 +1193,7 @@
     </w:p>
     <w:p>
       <w:r>
-        <w:t>```chart-spec</w:t>
-      </w:r>
-    </w:p>
-    <w:p>
-      <w:r>
-        <w:t>slug: wirkungsmanagement-v9-wirkpfad</w:t>
-      </w:r>
-    </w:p>
-    <w:p>
-      <w:r>
-        <w:t>type: wirkpfad</w:t>
-      </w:r>
-    </w:p>
-    <w:p>
-      <w:r>
-        <w:t>reuse_first: true</w:t>
-      </w:r>
-    </w:p>
-    <w:p>
-      <w:r>
-        <w:t>preferred_asset: content/studienskripte/assets/wirkungsmanagement-v9/wirkungsmanagement-v9-wirkpfad.svg</w:t>
-      </w:r>
-    </w:p>
-    <w:p>
-      <w:r>
-        <w:t>message: Kommunikation ohne Impact-Washing wird als Wirkpfad von Auslöser über Mechanismus, Wirkungsempfänger und Zustandsveränderung bis zur Rückkopplung dargestellt.</w:t>
-      </w:r>
-    </w:p>
-    <w:p>
-      <w:r>
-        <w:t>source: WÖk-Grundlagenwerk, Website-Korpus, Akademie-Quelltexte, Glossar</w:t>
-      </w:r>
-    </w:p>
-    <w:p>
-      <w:r>
-        <w:t>```</w:t>
+        <w:t>``chart-spec slug: wirkungsmanagement-v9-wirkpfad type: wirkpfad reuse_first: true preferred_asset: content/studienskripte/assets/wirkungsmanagement-v9/wirkungsmanagement-v9-wirkpfad.svg message: Kommunikation ohne Impact-Washing wird als Wirkpfad von Auslöser über Mechanismus, Wirkungsempfänger und Zustandsveränderung bis zur Rückkopplung dargestellt. source: WÖk-Grundlagenwerk, Website-Korpus, Akademie-Quelltexte, Glossar ``</w:t>
       </w:r>
     </w:p>
     <w:p>

--- a/docs/studienskripte/word-rohfassungen/wirkungsmanagement-v9.docx
+++ b/docs/studienskripte/word-rohfassungen/wirkungsmanagement-v9.docx
@@ -29,7 +29,7 @@
     </w:p>
     <w:p>
       <w:r>
-        <w:t>Track: Wirkungsmanagement Kurscode: wirkungsmanagement Vorlesungscode: WM-V9 Modul/Abschnitt: WM Titel: Kommunikation ohne Impact-Washing Status: Rohfassung V0 · Sprint-Produktionslauf · muss im nächsten Tiefensprint auf 40-50 Seiten erweitert werden Quelle: woek-akademie-app/docs/lehrgaenge/wirkungsmanagement-v9-kommunikation-ohne-impact-washing.md Ablage: Markdown-Master in content/studienskripte/wirkungsmanagement-v9.md, Word-Rohfassung in docs/studienskripte/word-rohfassungen/wirkungsmanagement-v9.docx Wissensbasis: aktuelles Grundlagenwerk, Website-Korpus inklusive Journal, Akademie-Quelltexte, Glossar, interne Dossiers und externe Fachquellen</w:t>
+        <w:t>Track: Wirkungsmanagement Kurscode: wirkungsmanagement Vorlesungscode: WM-V9 Modul/Abschnitt: WM Titel: Kommunikation ohne Impact-Washing Status: Tiefenskript-Sprint 8 · substanzielle Arbeitsfassung, Claude-CI/CD-Finalisierung offen Quelle: woek-akademie-app/docs/lehrgaenge/wirkungsmanagement-v9-kommunikation-ohne-impact-washing.md Ablage: Markdown-Master in content/studienskripte/wirkungsmanagement-v9.md, Word-Rohfassung in docs/studienskripte/word-rohfassungen/wirkungsmanagement-v9.docx Wissensbasis: aktuelles Grundlagenwerk, Website-Korpus inklusive Journal, Akademie-Quelltexte, Glossar, interne Dossiers und externe Fachquellen</w:t>
       </w:r>
     </w:p>
     <w:p>
@@ -1546,17 +1546,1257 @@
         <w:pStyle w:val="Heading2"/>
       </w:pPr>
       <w:r>
-        <w:t>7. Prüfungsrelevanz</w:t>
-      </w:r>
-    </w:p>
-    <w:p>
-      <w:r>
-        <w:t>Diese Vorlesung ist prüfungsrelevant, aber die eigentliche Antwortlogik gehört nicht in das öffentliche Studienskript. Zertifikatsfragen, CorrectAnswer, Scoring-Regeln und Fallrubrics werden separat in der geschützten App-Lane unter woek-akademie-app/content/pruefungen/ gepflegt.</w:t>
-      </w:r>
-    </w:p>
-    <w:p>
-      <w:r>
-        <w:t>Für den Fragenpool sind besonders geeignet:</w:t>
+        <w:t>7. Tiefenskript-Erweiterung Sprint 8</w:t>
+      </w:r>
+    </w:p>
+    <w:p>
+      <w:r>
+        <w:t>Status dieser Erweiterung: ausgebaute Arbeitsfassung für Claude-CI/CD, Word-Rohfassung und Reader-Spiegel. Sie ersetzt noch nicht die spätere Satz-, Quellen- und PDF-Finalisierung, bringt die Vorlesung aber aus der Kurzfassung in eine substanzielle Studienskriptfassung.</w:t>
+      </w:r>
+    </w:p>
+    <w:p>
+      <w:pPr>
+        <w:pStyle w:val="Heading3"/>
+      </w:pPr>
+      <w:r>
+        <w:t>7.1 Leitthese</w:t>
+      </w:r>
+    </w:p>
+    <w:p>
+      <w:r>
+        <w:t>Kommunikation ohne Impact-Washing übersetzt die Wirkungsökonomie in Führungs-, Strategie- und Organisationspraxis. Wirkungsmanagement heißt: Wirkung nicht nur berichten, sondern Ziele, Rollen, Entscheidungen, Kultur und Rückkopplung danach ausrichten.</w:t>
+      </w:r>
+    </w:p>
+    <w:p>
+      <w:r>
+        <w:t>Die Vorlesung bleibt dabei an die Grundregel gebunden: Wirkung ist neutral und relational. Erst die Bewertung im Referenzrahmen Mensch, Planet, Demokratie, SDGs, Agenda 2030 und SDG+ entscheidet, ob eine Veränderung positiv, negativ oder ambivalent einzuordnen ist. Wenn eine Zielgröße gemeint ist, sprechen wir von positiver Netto-Wirkung.</w:t>
+      </w:r>
+    </w:p>
+    <w:p>
+      <w:pPr>
+        <w:pStyle w:val="Heading3"/>
+      </w:pPr>
+      <w:r>
+        <w:t>7.2 Didaktische Einordnung im Studiengang</w:t>
+      </w:r>
+    </w:p>
+    <w:p>
+      <w:r>
+        <w:t>WM-V9 liegt an der Schwelle zwischen begrifflicher Grundlegung und Bewertungsarchitektur. Die Studierenden sollen nicht nur Begriffe wiedergeben, sondern an Fällen erkennen, welche Aussage schon Wirkung behauptet, welche nur Wirkungspotenzial beschreibt und wo ein Wirkungsrisiko offenliegt. Der Tiefensinn dieser Vorlesung liegt deshalb nicht in zusätzlicher Komplexität, sondern in besserer Unterscheidungsfähigkeit.</w:t>
+      </w:r>
+    </w:p>
+    <w:p>
+      <w:r>
+        <w:t>Für die spätere Praxis ist entscheidend, dass jede Analyse vier Ebenen getrennt hält:</w:t>
+      </w:r>
+    </w:p>
+    <w:p>
+      <w:r>
+        <w:t>1. Beschreibung: Was geschieht tatsächlich oder soll geschehen?</w:t>
+      </w:r>
+    </w:p>
+    <w:p>
+      <w:r>
+        <w:t>2. Kausalannahme: Über welchen Mechanismus könnte daraus eine Zustandsveränderung entstehen?</w:t>
+      </w:r>
+    </w:p>
+    <w:p>
+      <w:r>
+        <w:t>3. Bewertung: Welche Richtung hat diese Veränderung im Referenzrahmen?</w:t>
+      </w:r>
+    </w:p>
+    <w:p>
+      <w:r>
+        <w:t>4. Rückkopplung: Welche Entscheidung, Regel, Ressource oder Kommunikation wird dadurch verändert?</w:t>
+      </w:r>
+    </w:p>
+    <w:p>
+      <w:r>
+        <w:t>Wo diese Ebenen vermischt werden, entstehen typische WÖk-Fehler: Aktivität wird als Wirkung ausgegeben, Reichweite ersetzt Zustandsveränderung, gute Absicht verdeckt Nebenwirkungen oder Reporting wird mit Lernen verwechselt.</w:t>
+      </w:r>
+    </w:p>
+    <w:p>
+      <w:pPr>
+        <w:pStyle w:val="Heading3"/>
+      </w:pPr>
+      <w:r>
+        <w:t>7.3 Analysemodell</w:t>
+      </w:r>
+    </w:p>
+    <w:tbl>
+      <w:tblPr>
+        <w:tblStyle w:val="TableGrid"/>
+        <w:tblW w:type="auto" w:w="0"/>
+        <w:jc w:val="left"/>
+        <w:tblLook w:firstColumn="1" w:firstRow="1" w:lastColumn="0" w:lastRow="0" w:noHBand="0" w:noVBand="1" w:val="04A0"/>
+      </w:tblPr>
+      <w:tblGrid>
+        <w:gridCol w:w="2340"/>
+        <w:gridCol w:w="2340"/>
+        <w:gridCol w:w="2340"/>
+        <w:gridCol w:w="2340"/>
+      </w:tblGrid>
+      <w:tr>
+        <w:tc>
+          <w:tcPr>
+            <w:tcW w:type="dxa" w:w="2340"/>
+            <w:vAlign w:val="center"/>
+          </w:tcPr>
+          <w:p>
+            <w:r>
+              <w:rPr>
+                <w:b/>
+              </w:rPr>
+              <w:t>Analyseobjekt</w:t>
+            </w:r>
+          </w:p>
+        </w:tc>
+        <w:tc>
+          <w:tcPr>
+            <w:tcW w:type="dxa" w:w="2340"/>
+            <w:vAlign w:val="center"/>
+          </w:tcPr>
+          <w:p>
+            <w:r>
+              <w:rPr>
+                <w:b/>
+              </w:rPr>
+              <w:t>Woran es wirkt</w:t>
+            </w:r>
+          </w:p>
+        </w:tc>
+        <w:tc>
+          <w:tcPr>
+            <w:tcW w:type="dxa" w:w="2340"/>
+            <w:vAlign w:val="center"/>
+          </w:tcPr>
+          <w:p>
+            <w:r>
+              <w:rPr>
+                <w:b/>
+              </w:rPr>
+              <w:t>Typischer Fehler</w:t>
+            </w:r>
+          </w:p>
+        </w:tc>
+        <w:tc>
+          <w:tcPr>
+            <w:tcW w:type="dxa" w:w="2340"/>
+            <w:vAlign w:val="center"/>
+          </w:tcPr>
+          <w:p>
+            <w:r>
+              <w:rPr>
+                <w:b/>
+              </w:rPr>
+              <w:t>Saubere WÖk-Lesart</w:t>
+            </w:r>
+          </w:p>
+        </w:tc>
+      </w:tr>
+      <w:tr>
+        <w:tc>
+          <w:tcPr>
+            <w:tcW w:type="dxa" w:w="2340"/>
+            <w:vAlign w:val="center"/>
+          </w:tcPr>
+          <w:p>
+            <w:r>
+              <w:t>Managementebene</w:t>
+            </w:r>
+          </w:p>
+        </w:tc>
+        <w:tc>
+          <w:tcPr>
+            <w:tcW w:type="dxa" w:w="2340"/>
+            <w:vAlign w:val="center"/>
+          </w:tcPr>
+          <w:p>
+            <w:r>
+              <w:t>WÖk-Frage</w:t>
+            </w:r>
+          </w:p>
+        </w:tc>
+        <w:tc>
+          <w:tcPr>
+            <w:tcW w:type="dxa" w:w="2340"/>
+            <w:vAlign w:val="center"/>
+          </w:tcPr>
+          <w:p>
+            <w:r>
+              <w:t>Typischer Fehler</w:t>
+            </w:r>
+          </w:p>
+        </w:tc>
+        <w:tc>
+          <w:tcPr>
+            <w:tcW w:type="dxa" w:w="2340"/>
+            <w:vAlign w:val="center"/>
+          </w:tcPr>
+          <w:p>
+            <w:r>
+              <w:t>Praxisanforderung</w:t>
+            </w:r>
+          </w:p>
+        </w:tc>
+      </w:tr>
+      <w:tr>
+        <w:tc>
+          <w:tcPr>
+            <w:tcW w:type="dxa" w:w="2340"/>
+            <w:vAlign w:val="center"/>
+          </w:tcPr>
+          <w:p>
+            <w:r>
+              <w:t>Strategie</w:t>
+            </w:r>
+          </w:p>
+        </w:tc>
+        <w:tc>
+          <w:tcPr>
+            <w:tcW w:type="dxa" w:w="2340"/>
+            <w:vAlign w:val="center"/>
+          </w:tcPr>
+          <w:p>
+            <w:r>
+              <w:t>Welche positive Netto-Wirkung wird angestrebt?</w:t>
+            </w:r>
+          </w:p>
+        </w:tc>
+        <w:tc>
+          <w:tcPr>
+            <w:tcW w:type="dxa" w:w="2340"/>
+            <w:vAlign w:val="center"/>
+          </w:tcPr>
+          <w:p>
+            <w:r>
+              <w:t>Purpose-Satz ohne Steuerung</w:t>
+            </w:r>
+          </w:p>
+        </w:tc>
+        <w:tc>
+          <w:tcPr>
+            <w:tcW w:type="dxa" w:w="2340"/>
+            <w:vAlign w:val="center"/>
+          </w:tcPr>
+          <w:p>
+            <w:r>
+              <w:t>Ziel, Wirkpfad und Entscheidung koppeln</w:t>
+            </w:r>
+          </w:p>
+        </w:tc>
+      </w:tr>
+      <w:tr>
+        <w:tc>
+          <w:tcPr>
+            <w:tcW w:type="dxa" w:w="2340"/>
+            <w:vAlign w:val="center"/>
+          </w:tcPr>
+          <w:p>
+            <w:r>
+              <w:t>Organisation</w:t>
+            </w:r>
+          </w:p>
+        </w:tc>
+        <w:tc>
+          <w:tcPr>
+            <w:tcW w:type="dxa" w:w="2340"/>
+            <w:vAlign w:val="center"/>
+          </w:tcPr>
+          <w:p>
+            <w:r>
+              <w:t>Wer trägt welche Wirkung?</w:t>
+            </w:r>
+          </w:p>
+        </w:tc>
+        <w:tc>
+          <w:tcPr>
+            <w:tcW w:type="dxa" w:w="2340"/>
+            <w:vAlign w:val="center"/>
+          </w:tcPr>
+          <w:p>
+            <w:r>
+              <w:t>Verantwortung diffus lassen</w:t>
+            </w:r>
+          </w:p>
+        </w:tc>
+        <w:tc>
+          <w:tcPr>
+            <w:tcW w:type="dxa" w:w="2340"/>
+            <w:vAlign w:val="center"/>
+          </w:tcPr>
+          <w:p>
+            <w:r>
+              <w:t>Rollen, Routinen und Eskalationswege definieren</w:t>
+            </w:r>
+          </w:p>
+        </w:tc>
+      </w:tr>
+      <w:tr>
+        <w:tc>
+          <w:tcPr>
+            <w:tcW w:type="dxa" w:w="2340"/>
+            <w:vAlign w:val="center"/>
+          </w:tcPr>
+          <w:p>
+            <w:r>
+              <w:t>Risiko</w:t>
+            </w:r>
+          </w:p>
+        </w:tc>
+        <w:tc>
+          <w:tcPr>
+            <w:tcW w:type="dxa" w:w="2340"/>
+            <w:vAlign w:val="center"/>
+          </w:tcPr>
+          <w:p>
+            <w:r>
+              <w:t>Welche Nebenwirkungen und Zielkonflikte entstehen?</w:t>
+            </w:r>
+          </w:p>
+        </w:tc>
+        <w:tc>
+          <w:tcPr>
+            <w:tcW w:type="dxa" w:w="2340"/>
+            <w:vAlign w:val="center"/>
+          </w:tcPr>
+          <w:p>
+            <w:r>
+              <w:t>nur positive Wirkung erzählen</w:t>
+            </w:r>
+          </w:p>
+        </w:tc>
+        <w:tc>
+          <w:tcPr>
+            <w:tcW w:type="dxa" w:w="2340"/>
+            <w:vAlign w:val="center"/>
+          </w:tcPr>
+          <w:p>
+            <w:r>
+              <w:t>Wirkungsrisiken eigenständig analysieren</w:t>
+            </w:r>
+          </w:p>
+        </w:tc>
+      </w:tr>
+      <w:tr>
+        <w:tc>
+          <w:tcPr>
+            <w:tcW w:type="dxa" w:w="2340"/>
+            <w:vAlign w:val="center"/>
+          </w:tcPr>
+          <w:p>
+            <w:r>
+              <w:t>Lernen</w:t>
+            </w:r>
+          </w:p>
+        </w:tc>
+        <w:tc>
+          <w:tcPr>
+            <w:tcW w:type="dxa" w:w="2340"/>
+            <w:vAlign w:val="center"/>
+          </w:tcPr>
+          <w:p>
+            <w:r>
+              <w:t>Wie verändert Bewertung die Praxis?</w:t>
+            </w:r>
+          </w:p>
+        </w:tc>
+        <w:tc>
+          <w:tcPr>
+            <w:tcW w:type="dxa" w:w="2340"/>
+            <w:vAlign w:val="center"/>
+          </w:tcPr>
+          <w:p>
+            <w:r>
+              <w:t>Reporting als Abschluss</w:t>
+            </w:r>
+          </w:p>
+        </w:tc>
+        <w:tc>
+          <w:tcPr>
+            <w:tcW w:type="dxa" w:w="2340"/>
+            <w:vAlign w:val="center"/>
+          </w:tcPr>
+          <w:p>
+            <w:r>
+              <w:t>Rückkopplung in Budget, Prozesse und Führung</w:t>
+            </w:r>
+          </w:p>
+        </w:tc>
+      </w:tr>
+    </w:tbl>
+    <w:p/>
+    <w:p>
+      <w:pPr>
+        <w:pStyle w:val="Heading3"/>
+      </w:pPr>
+      <w:r>
+        <w:t>7.4 Modellformel</w:t>
+      </w:r>
+    </w:p>
+    <w:p>
+      <w:r>
+        <w:t>Die folgende Formel ist ein didaktisches Denkmodell, kein amtlicher Bewertungsstandard:</w:t>
+      </w:r>
+    </w:p>
+    <w:p>
+      <w:r>
+        <w:t>Managementwirkung = Zielklarheit + Verantwortlichkeit + Daten + Entscheidung + Rueckkopplung</w:t>
+      </w:r>
+    </w:p>
+    <w:p>
+      <w:r>
+        <w:t>Die Formel ist ein Arbeitsmodell: Management wirkt, wenn Ziel, Verantwortung, Daten, Entscheidung und Rückkopplung zusammenkommen.</w:t>
+      </w:r>
+    </w:p>
+    <w:p>
+      <w:r>
+        <w:t>Die Formel soll gerade keine Scheingenauigkeit erzeugen. Sie zwingt dazu, die Faktoren offen zu legen, die eine Aussage tragen. In einem echten Bewertungsprozess müssten Datenquelle, Aktualität, Datenqualitätsklasse, Unsicherheitsgrad und Rückkopplungsregel ergänzt werden.</w:t>
+      </w:r>
+    </w:p>
+    <w:p>
+      <w:pPr>
+        <w:pStyle w:val="Heading3"/>
+      </w:pPr>
+      <w:r>
+        <w:t>7.5 Fallfenster</w:t>
+      </w:r>
+    </w:p>
+    <w:p>
+      <w:r>
+        <w:t>Fall 1. Ein Unternehmen kann Kommunikation ohne Impact-Washing als Workshop-Thema behandeln und danach unverändert weiterarbeiten. Wirkungsmanagement beginnt erst, wenn Entscheidungen, Verantwortlichkeiten und Budgets tatsächlich angepasst werden.</w:t>
+      </w:r>
+    </w:p>
+    <w:p>
+      <w:r>
+        <w:t>Fall 2. Ein Team erkennt eine negative Nebenwirkung seines Produkts. Die WÖk-Frage lautet nicht, wer schuld ist, sondern welcher Wirkpfad korrigiert werden muss und welche Trägerstruktur Lernen ermöglicht.</w:t>
+      </w:r>
+    </w:p>
+    <w:p>
+      <w:pPr>
+        <w:pStyle w:val="Heading3"/>
+      </w:pPr>
+      <w:r>
+        <w:t>7.6 Prüfungsnahe Fallfragen ohne geschützte Antwortlogik</w:t>
+      </w:r>
+    </w:p>
+    <w:p>
+      <w:r>
+        <w:t>Diese Fragen sind öffentlich und dienen dem Lernen. Die geschützte Antwortlogik, Scoring-Regeln und CorrectAnswer-Felder bleiben in der Prüfungs-Lane der App.</w:t>
+      </w:r>
+    </w:p>
+    <w:p>
+      <w:r>
+        <w:t>1. Beschreibe den Auslöser im Fall und trenne ihn von Absicht, Image oder Reichweite.</w:t>
+      </w:r>
+    </w:p>
+    <w:p>
+      <w:r>
+        <w:t>2. Formuliere einen plausiblen Wirkpfad mit Wirkungsempfängern, Zustandsveränderung und Rückkopplung.</w:t>
+      </w:r>
+    </w:p>
+    <w:p>
+      <w:r>
+        <w:t>3. Benenne mindestens ein Wirkungspotenzial und ein Wirkungsrisiko.</w:t>
+      </w:r>
+    </w:p>
+    <w:p>
+      <w:r>
+        <w:t>4. Zeige, welche Quelle oder Datenart nötig wäre, um von Potenzial zu belastbarer Wirkungsaussage zu kommen.</w:t>
+      </w:r>
+    </w:p>
+    <w:p>
+      <w:r>
+        <w:t>5. Prüfe, ob Nichtkompensation oder Reverse Merit Order einschlägig sein könnten.</w:t>
+      </w:r>
+    </w:p>
+    <w:p>
+      <w:r>
+        <w:t>6. Formuliere eine saubere Wirkungsaussage in einem Satz: Was wissen wir, was nehmen wir an, was bleibt offen?</w:t>
+      </w:r>
+    </w:p>
+    <w:p>
+      <w:pPr>
+        <w:pStyle w:val="Heading3"/>
+      </w:pPr>
+      <w:r>
+        <w:t>7.7 Auswertung aus der lebenden Website-Referenz</w:t>
+      </w:r>
+    </w:p>
+    <w:p>
+      <w:pPr>
+        <w:pStyle w:val="Heading3"/>
+      </w:pPr>
+      <w:r>
+        <w:t>Quellenanker: Kapitel 76 - Framing, Sprache und Tonalität</w:t>
+      </w:r>
+    </w:p>
+    <w:p>
+      <w:r>
+        <w:t>Interne Quelle: referenz/kapitel-076-framing-sprache-und-tonalitaet/index.html</w:t>
+      </w:r>
+    </w:p>
+    <w:p>
+      <w:r>
+        <w:t>Kapitel 75 hat gezeigt, dass Plattformen Sichtbarkeit, Aufmerksamkeit und Resonanz steuern. Dieses Kapitel richtet den Blick auf das, was in diesen Räumen zirkuliert: Sprache, Bilder, Tonalität, Frames, Mimik, Stimme, Wiederholung, Metaphern und Kampfbegriffe. Kommunikation ist nicht nur Übertragung von Information. Sie schafft Wirkungspotenzial. Sie ordnet Wahrnehmung, Emotion, Zugehörigkeit und Handlungsschwellen.</w:t>
+      </w:r>
+    </w:p>
+    <w:p>
+      <w:r>
+        <w:t>Sprache beschreibt Wirklichkeit nicht nur. Sie ordnet sie. Deshalb ist sprachliche Verantwortung keine Höflichkeitsfrage, sondern eine demokratische Wirkungsfrage.</w:t>
+      </w:r>
+    </w:p>
+    <w:p>
+      <w:r>
+        <w:t>Diese Aussage ist keine Aufforderung zur Sprachkontrolle. Die Wirkungsökonomie will Sprache nicht glätten, Kritik nicht entschärfen, Kunst nicht disziplinieren, Opposition nicht beruhigen und keine staatliche Sprachpolizei schaffen. Sie sagt nur: Sprache wirkt. Wenn Sprache wirkt, muss eine demokratische Gesellschaft ihre Wirkmechaniken verstehen.</w:t>
+      </w:r>
+    </w:p>
+    <w:p>
+      <w:pPr>
+        <w:pStyle w:val="Heading3"/>
+      </w:pPr>
+      <w:r>
+        <w:t>76.1 Frames als Wirkungspotenziale</w:t>
+      </w:r>
+    </w:p>
+    <w:p>
+      <w:r>
+        <w:t>Frames sind Deutungsrahmen. Sie entscheiden mit, was als Problem erscheint, welche Ursache sichtbar wird, wer Verantwortung erhält und welche Lösung plausibel wirkt. Robert Entman beschrieb Framing als Auswahl und Hervorhebung bestimmter Aspekte einer wahrgenommenen Realität, sodass Problemdefinition, Ursachendiagnose, moralische Bewertung und Handlungsempfehlung unterstützt werden. Für die Wirkungsökonomie ist daran wichtig: Frames sind nicht nur Stil. Sie sind Wirkungspotenziale.</w:t>
+      </w:r>
+    </w:p>
+    <w:p>
+      <w:r>
+        <w:t>Ein Frame kann Wahrheit sichtbar machen. Er kann Wahrheit aber auch verengen. „Menschen auf der Flucht“ ruft andere Wirkungsräume auf als „Flüchtlingswelle“. „Schutz vor Folgekosten“ ruft andere Wirkungsräume auf als „Klimaverbot“. „Stabilitätsinvestitionen“ ruft andere Wirkungsräume auf als „Sozialausgaben“. Keiner dieser Begriffe ist bloß Wortwahl. Jeder verschiebt Aufmerksamkeit, Verantwortung, Emotion und Lösungslogik.</w:t>
+      </w:r>
+    </w:p>
+    <w:p>
+      <w:r>
+        <w:t>Frames sind unvermeidlich. Es gibt keine vollständig framefreie Kommunikation. Wer behauptet, nur Fakten zu liefern, nutzt trotzdem Auswahl, Reihenfolge, Kontext, Überschrift, Beispiele und Begriffe. Das Problem ist daher nicht Framing an sich. Das Problem ist unbewusstes, manipulierendes oder entwürdigendes Framing.</w:t>
+      </w:r>
+    </w:p>
+    <w:p>
+      <w:r>
+        <w:t>Frames wirken in fünf Richtungen. Sie machen etwas sichtbar. Sie lassen anderes zurücktreten. Sie schreiben Verantwortung zu. Sie ordnen Emotionen. Sie machen bestimmte Lösungen wahrscheinlicher. Genau deshalb sind politische Programme nicht nur Maßnahmenkataloge, sondern Resonanzinstrumente. Ein Programm kann durch seine Begriffe Zugehörigkeit schaffen, Angst aktivieren, Gegner markieren oder Scheinsicherheit erzeugen, auch wenn zentrale Forderungen praktisch kaum umsetzbar sind.</w:t>
+      </w:r>
+    </w:p>
+    <w:p>
+      <w:r>
+        <w:t>Wie in den anthropologischen Teilen gezeigt wurde, handeln Menschen nicht nur nach Information. Angst, Status, Zugehörigkeit und Macht prägen Wahrnehmung und Entscheidung. Frames setzen genau dort an. Sie können Angst in Vorsorge übersetzen. Sie können aber auch Angst in Feindbild verwandeln. Sie können Verantwortung klären. Sie können Schuld verschieben. Sie können gemeinsame Handlungsfähigkeit öffnen. Sie können Gesellschaft in Gruppen zerlegen.</w:t>
+      </w:r>
+    </w:p>
+    <w:p>
+      <w:r>
+        <w:t>Auch Metaphern sind keine Verzierung. George Lakoff und Mark Johnson haben gezeigt, dass Metaphern Denken strukturieren und nicht nur Sprache schmücken. Eine „Invasion“ verlangt Abwehr. Eine „Welle“ verlangt Dämme. Ein „gemeinsames Haus“ verlangt Pflege. Ein „defekter Kompass“ verlangt Korrektur. Ein „Wirkungsraum“ verlangt die Frage, was in ihm geschieht. Metaphern bauen Wirkungsräume.</w:t>
+      </w:r>
+    </w:p>
+    <w:p>
+      <w:r>
+        <w:t>Frames sind daher weder verboten noch unschuldig. Sie sind die Architektur, in der Wahrnehmung wahrscheinlich wird.</w:t>
+      </w:r>
+    </w:p>
+    <w:p>
+      <w:r>
+        <w:t>Der Begriff Wirkstoff kann diese Logik zuspitzen, wenn er sorgfältig verwendet wird. Ein kommunikativer Wirkstoff ist kein naturwissenschaftlicher Stoff und keine automatische Kausalmaschine. Gemeint ist das aktive Element eines Narrativs: ein Bild, ein Frame, eine emotionale Ladung, eine Problemdefinition oder eine Wiederholung, die in einem Resonanzraum Wirkungspotenzial trägt. Wirkung entsteht erst, wenn sich Zustände tatsächlich verändern.</w:t>
+      </w:r>
+    </w:p>
+    <w:p>
+      <w:pPr>
+        <w:pStyle w:val="Heading3"/>
+      </w:pPr>
+      <w:r>
+        <w:t>76.2 Tonalität, Mimik, Bilder</w:t>
+      </w:r>
+    </w:p>
+    <w:p>
+      <w:r>
+        <w:t>Ein Inhalt erscheint nie nackt. Er wird gesprochen, geschrieben, geschnitten, bebildert, betont, wiederholt, ironisiert, emotionalisiert oder kommentiert. Diese Form verändert Wirkungspotenzial. Eine sachliche Kritik kann demokratische Korrektur ermöglichen. Dieselbe Kritik in verächtlicher Tonalität kann Entwürdigung erzeugen. Eine Warnung kann schützen. Dieselbe Warnung in panischer Tonalität kann Ohnmacht erzeugen. Ein harter Widerspruch kann notwendig sein. Derselbe Widerspruch als Herabsetzung kann den gemeinsamen Raum beschädigen.</w:t>
+      </w:r>
+    </w:p>
+    <w:p>
+      <w:r>
+        <w:t>Tonalität entscheidet nicht über Wahrheit. Aber sie entscheidet mit, ob Wahrheit anschlussfähig wird. Sie wirkt über Stimme, Tempo, Rhythmus, Pausen, Mimik, Gestik, Blick, Bildsprache, Musik, Schnitt, Spott, Wärme, Härte, Wiederholung und Beziehungsebene. Eine ruhige Stimme kann Erregung senken. Eine aggressive Stimme kann Verteidigung aktivieren. Verächtliche Mimik kann Entwürdigung markieren. Eine Pause kann Bedeutung verdichten. Ein ironischer Unterton kann Zugehörigkeit in der eigenen Gruppe und Abwertung der anderen Gruppe erzeugen.</w:t>
+      </w:r>
+    </w:p>
+    <w:p>
+      <w:r>
+        <w:t>Tonalität ist damit nicht bloß subjektives Empfinden. Sie ist eine wiedererkennbare Wirkungsebene. Sie wirkt über Körper, Beziehung, Identität, soziale Normen, Wiederholung und Plattformverstärkung. Nicht jede Tonalität lässt sich exakt messen. Aber Muster sind erkennbar: erklärend oder beschämend, hart oder verächtlich, emotional oder manipulierend, klar oder einschüchternd, verbindend oder spaltend, kritikfähig oder absolut, dialogisch oder dominierend.</w:t>
+      </w:r>
+    </w:p>
+    <w:p>
+      <w:r>
+        <w:t>Bilder verdichten Wirkung. Sie können schneller wirken als Begriffe, weil sie Körper, Erinnerung und Emotion direkter erreichen. Ein Bild kann Mitgefühl wecken, Schutz aktivieren, Zugehörigkeit schaffen oder eine Situation greifbar machen. Ein Bild kann aber auch Feindmarkierung, Angst, Ekel, Scham oder Entmenschlichung erzeugen. Ein einzelnes Bild kann eine Gruppe als bedrohlich, schwach, fremd, schuldig, lächerlich oder schutzwürdig markieren. Bildwirkung ist deshalb keine Nebensache öffentlicher Kommunikation.</w:t>
+      </w:r>
+    </w:p>
+    <w:p>
+      <w:r>
+        <w:t>Mimik und Gestik gehören ebenfalls dazu. Ein Lächeln kann öffnen. Ein verächtliches Lachen kann abwerten. Ein demonstratives Wegsehen kann Missachtung signalisieren. Ein Blick kann Nähe herstellen oder Ausschluss. In digitalen Räumen werden solche Signale durch Emojis, Memes, Schnitte, Reaktionsbilder, Untertitel, Musik und Kommentarumfelder ersetzt oder verstärkt. Die Wirkung bleibt: Kommunikation spricht nicht nur den Verstand an. Sie erreicht Körper, Identität und Zugehörigkeit.</w:t>
+      </w:r>
+    </w:p>
+    <w:p>
+      <w:r>
+        <w:t>Das bedeutet nicht, dass Emotion aus Öffentlichkeit verschwinden soll. Emotionen sind keine Störung demokratischer Kommunikation. Sie zeigen Betroffenheit, Verletzlichkeit, Wut, Trauer, Freude, Hoffnung und Solidarität. Ohne Emotion wird Öffentlichkeit kalt. Das Problem entsteht, wenn Emotion zur Manipulation wird: wenn Angst ohne Kontext gesetzt wird, wenn Beschämung als Aktivierung dient, wenn Verachtung als Gruppenbindung genutzt wird, wenn Bilder Gewaltfantasien normalisieren oder wenn Ironie Entwürdigung tarnt.</w:t>
+      </w:r>
+    </w:p>
+    <w:p>
+      <w:r>
+        <w:t>Tonalität, Mimik und Bilder sind damit keine Höflichkeitsfragen. Sie sind Wirkungsfaktoren.</w:t>
+      </w:r>
+    </w:p>
+    <w:p>
+      <w:pPr>
+        <w:pStyle w:val="Heading3"/>
+      </w:pPr>
+      <w:r>
+        <w:t>76.3 Kampfbegriffe und Normalisierung</w:t>
+      </w:r>
+    </w:p>
+    <w:p>
+      <w:r>
+        <w:t>Kampfbegriffe sind Begriffe, die nicht primär klären, sondern markieren. Sie ordnen Gruppen, schaffen Zugehörigkeit, setzen Gegner, verkürzen Komplexität und verschieben Sagbarkeit. Sie können demokratisch legitim sein, wenn sie Macht sichtbar machen, Missstände benennen und Kritik zuspitzen. Sie werden problematisch, wenn sie Menschen entwürdigen, Gegner entmenschlichen, Institutionen pauschal delegitimieren oder Feindlogik aufbauen.</w:t>
+      </w:r>
+    </w:p>
+    <w:p>
+      <w:r>
+        <w:t>Die Grenze zwischen starker Kritik und entwürdigender Sprache ist deshalb wichtig. Starke Kritik greift Handlungen, Entscheidungen, Programme, Machtstrukturen oder Institutionen an. Sie kann hart, scharf, unbequem und verletzend für Macht sein. Entwürdigende Sprache greift Menschen als gleichwertige Träger:innen von Würde an. Sie markiert sie als minderwertig, schmutzig, parasitär, gefährlich, austauschbar, nicht zugehörig oder vernichtbar.</w:t>
+      </w:r>
+    </w:p>
+    <w:p>
+      <w:r>
+        <w:t>Diese Grenze schützt Kritik. Wer Entwürdigung und Kritik vermischt, schwächt Demokratie. Denn dann wird jede harte Kritik verdächtig und jede Entwürdigung als „nur Meinung“ verteidigt. Die Wirkungsökonomie braucht eine klare Trennung: Kritik ist Korrektur. Entwürdigung ist Verlustleistung im gemeinsamen Raum.</w:t>
+      </w:r>
+    </w:p>
+    <w:p>
+      <w:r>
+        <w:t>Normalisierung geschieht durch Wiederholung. Ein Begriff, der einmal schockiert, kann nach hundert Wiederholungen gewöhnlich wirken. Eine Feindmarkierung kann als „zugespitzte Sprache“ erscheinen. Eine Verschwörungserzählung kann als „berechtigte Frage“ getarnt werden. Eine institutionelle Delegitimierung kann als „gesunder Zweifel“ auftreten. Wiederholung erzeugt Vertrautheit, und Vertrautheit kann Wahrheit simulieren.</w:t>
+      </w:r>
+    </w:p>
+    <w:p>
+      <w:r>
+        <w:t>Daraus folgt eine redaktionelle Schutzregel: Ein Faktencheck kann formal richtig und wirkungsbezogen schwach sein, wenn er zuerst den falschen Frame groß wiederholt. Wahrheit braucht deshalb nicht nur Korrektur, sondern Dramaturgie. Die falsche Behauptung darf benannt werden, aber kurz, markiert und eingebettet in den stärkeren Wirkungsrahmen der Wahrheit. Ein Wirkungscheck ergänzt den Faktencheck: Welcher Frame wird aktiviert? Welche Bilder werden wiederholt? Welche Emotion wird freigesetzt? Wer wird zum Problem gemacht? Welche Wirkungspotenziale entstehen durch die Form der Korrektur selbst?</w:t>
+      </w:r>
+    </w:p>
+    <w:p>
+      <w:r>
+        <w:t>Normalisierung wirkt besonders stark, wenn Kampfbegriffe mit Plattformlogik verbunden werden. Ein zugespitztes Wort erzeugt Reaktion. Reaktion erzeugt Reichweite. Reichweite erzeugt Wiederholung. Wiederholung erzeugt Vertrautheit. Vertrautheit verändert Sagbarkeit. So kann ein öffentlicher Raum schrittweise härter, feindseliger und entmenschlichender werden, ohne dass ein einzelner Satz allein alles erklärt.</w:t>
+      </w:r>
+    </w:p>
+    <w:p>
+      <w:r>
+        <w:t>Feindbilder ordnen die Welt. Sie bieten Zugehörigkeit durch Abgrenzung. Wer dazugehören will, weiß, gegen wen er sein muss. Das ist politisch anschlussfähig, weil es Komplexität reduziert und Sicherheit verspricht. Aber es zerstört demokratische Wirklichkeit. Ein Feindbild muss nicht argumentieren. Es muss nur markieren. Es ersetzt Prüfung durch Loyalität.</w:t>
+      </w:r>
+    </w:p>
+    <w:p>
+      <w:r>
+        <w:t>Häme hat eine ähnliche Wirkung. Sie erscheint leicht als Humor oder Ironie. Sie kann Macht kritisieren, Absurdität zeigen und Distanz schaffen. Sie kann aber auch Menschen entwürdigen, Leid lächerlich machen und Empathie abbauen. Eine Öffentlichkeit, die Häme belohnt, verliert leichter die Fähigkeit, Menschen hinter Konflikten zu sehen.</w:t>
+      </w:r>
+    </w:p>
+    <w:p>
+      <w:r>
+        <w:t>Entmenschlichung ist die härteste Form dieser Entwicklung. Sie beginnt nicht erst mit Gewaltaufrufen. Sie beginnt, wenn Menschen nur noch als Masse, Schmutz, Krankheit, Last, Gefahr, Parasiten, Tiere, Müll oder Störung erscheinen. Solche Sprache senkt die Schwelle, Härte gegen Menschen als notwendig, gerecht oder unvermeidlich zu deuten. Das heißt nicht, dass Sprache automatisch Gewalt erzeugt. Es heißt: Sprache kann Handlungsschwellen verschieben.</w:t>
+      </w:r>
+    </w:p>
+    <w:p>
+      <w:r>
+        <w:t>Die Wirkungsökonomie braucht deshalb Diskursindikatoren, die nicht Meinungen kontrollieren, sondern Muster beobachten: dominante Narrative, toxische Narrative, Entmenschlichung, Verschwörung, Resonanzfelder, Feindseligkeit, Tonlage, Aggression, Anfeindung, Echokammern, Fake-News-Dynamiken, Feindbilder, Outgroup-Hass, Radikalisierung und digitale Gewalt. Solche Indikatoren sind kein Ersatz für Recht. Sie sind Frühwarninstrumente für demokratische Erosion.</w:t>
+      </w:r>
+    </w:p>
+    <w:p>
+      <w:pPr>
+        <w:pStyle w:val="Heading3"/>
+      </w:pPr>
+      <w:r>
+        <w:t>76.4 Sprachliche Verantwortung</w:t>
+      </w:r>
+    </w:p>
+    <w:p>
+      <w:r>
+        <w:t>Sprachliche Verantwortung bedeutet nicht, immer angenehm zu sprechen. Sie bedeutet, die Wirkung von Begriffen, Frames, Tonalität, Wiederholung, Bildern und Verstärkung auf Mensch, Planet und Demokratie mitzudenken. Eine Demokratie braucht Streit, Kritik, Protest, Satire, Kunst, Widerstand, Anklage und harte Worte. Sprachliche Verantwortung will all das nicht schwächen. Sie will verhindern, dass Sprache die Bedingungen zerstört, unter denen Streit, Wahrheit und Korrektur möglich bleiben.</w:t>
+      </w:r>
+    </w:p>
+    <w:p>
+      <w:r>
+        <w:t>Die alte Frage lautete: Darf man das sagen? Diese Frage bleibt grundrechtlich wichtig. Die neue Frage lautet zusätzlich: Welche Wirkung entfaltet diese Sprache, welcher Resonanzraum entsteht, welche Gruppen werden gestärkt oder entwürdigt, welche Korrektur wird möglich oder unmöglich, und welche Folgen entstehen für Mensch, Planet und Demokratie?</w:t>
+      </w:r>
+    </w:p>
+    <w:p>
+      <w:r>
+        <w:t>Für Politik bedeutet Sprachverantwortung: Nicht nur mobilisieren, sondern demokratische Grundbedingungen nicht beschädigen. Für Verwaltung bedeutet sie: Nicht nur rechtlich korrekt formulieren, sondern so erklären, dass Menschen handeln können. Für Wirtschaft bedeutet sie: Nicht nur Reputation schützen, sondern Interessen, Risiken, Daten und Folgen transparent machen. Für Medien bedeutet sie: Nicht nur berichten, sondern einordnen, korrigieren und Resonanzräume mitverantworten. Für Wissenschaft bedeutet sie: Unsicherheit erklären, ohne Arroganzverdacht oder Scheinsicherheit zu erzeugen.</w:t>
+      </w:r>
+    </w:p>
+    <w:p>
+      <w:r>
+        <w:t>Sprachverantwortung ist Teil von Governance, nicht Zensur. Sie macht Institutionen lesbarer. Vertrauen entsteht nicht aus Perfektion, sondern aus Nachvollziehbarkeit. Eine Maßnahme wird anschlussfähiger, wenn Ziel, Mittel, Kosten, Alternativen, Wirkung und Evaluation erklärt werden. Eine Reform wird glaubwürdiger, wenn Zielkonflikte benannt werden. Eine Krise wird weniger anfällig für Desinformation, wenn Kommunikation weder beschönigt noch panisch macht.</w:t>
+      </w:r>
+    </w:p>
+    <w:p>
+      <w:r>
+        <w:t>Hate Speech braucht rechtsstaatlich präzise Grenzziehung und verhältnismäßige Antworten. Der Europarat versteht Hassrede als Ausdrucksformen, die Gewalt, Hass oder Diskriminierung gegen Personen oder Gruppen aufgrund realer oder zugeschriebener Merkmale anstiften, fördern, verbreiten oder rechtfertigen oder solche Personen beziehungsweise Gruppen herabsetzen; zugleich unterscheidet er Schweregrade und verlangt verhältnismäßige Reaktionen. Wirkungsökonomisch heißt das: Nicht jede unangenehme Aussage ist Hassrede. Aber rechtlich und gesellschaftlich relevante Hasskommunikation darf nicht verharmlost werden.</w:t>
+      </w:r>
+    </w:p>
+    <w:p>
+      <w:pPr>
+        <w:pStyle w:val="Heading3"/>
+      </w:pPr>
+      <w:r>
+        <w:t>Quellenanker: Kapitel 104 - Wirkungsmessung, Manipulation und Wirkungssimulation</w:t>
+      </w:r>
+    </w:p>
+    <w:p>
+      <w:r>
+        <w:t>Interne Quelle: referenz/kapitel-104-wirkungsmessung-manipulation-und-wirkungssimulation/index.html</w:t>
+      </w:r>
+    </w:p>
+    <w:p>
+      <w:r>
+        <w:t>Je wichtiger Wirkung wird, desto größer wird der Anreiz, Wirkung zu behaupten, zu inszenieren oder zu simulieren. Das ist kein Randproblem der Wirkungsökonomie. Es ist ihr zentraler methodischer Stresstest.</w:t>
+      </w:r>
+    </w:p>
+    <w:p>
+      <w:r>
+        <w:t>Denn jede Steuerungsgröße erzeugt Anpassungsverhalten. Wenn Kapital zählt, wird Kapital optimiert. Wenn Gewinn zählt, wird Gewinn optimiert. Wenn Reichweite zählt, wird Reichweite optimiert. Wenn Wirkung zählt, wird auch Wirkung optimiert. Das kann positiv sein, wenn reale Zustände verbessert werden. Es kann aber destruktiv werden, wenn Akteure lernen, nicht die Wirkung selbst zu verbessern, sondern die Darstellung von Wirkung.</w:t>
+      </w:r>
+    </w:p>
+    <w:p>
+      <w:r>
+        <w:t>Dann entsteht Wirkungssimulation.</w:t>
+      </w:r>
+    </w:p>
+    <w:p>
+      <w:r>
+        <w:t>Wirkungssimulation bedeutet: Eine Handlung, Organisation, Investition, Kommunikation oder politische Maßnahme erzeugt den Anschein positiver Wirkung, ohne die zugrunde liegenden Zustände entsprechend zu verändern. Sie sieht nach Wirkung aus. Sie spricht die Sprache der Wirkung. Sie nutzt Indikatoren, Berichte, Labels, Zielbezüge, Kampagnen, Bilder, Versprechen oder Nachhaltigkeitsrhetorik. Aber sie erzeugt keine ausreichende reale Zustandsverbesserung - oder sie verdeckt negative Wirkungen an anderer Stelle.</w:t>
+      </w:r>
+    </w:p>
+    <w:p>
+      <w:r>
+        <w:t>Die Wirkungsökonomie muss diese Gefahr offen benennen. Wenn sie Wirkung zur zentralen Steuerungsgröße macht, muss sie verhindern, dass Wirkung selbst zur neuen Oberfläche wird.</w:t>
+      </w:r>
+    </w:p>
+    <w:p>
+      <w:r>
+        <w:t>Greenwashing, ESG-Theater, SDG-Washing, Impact-Washing, symbolische Politik, KPI-Gaming, moralische Selbsttäuschung und performative Verantwortung sind deshalb keine Nebenphänomene. Sie sind die Schattenseite jeder Ordnung, die Wirkung sichtbar macht. Je stärker Wirkung Anerkennung, Kapitalzugang, Marktposition, politische Legitimation oder Steuerentlastung beeinflusst, desto stärker wächst der Anreiz, Wirkung zu simulieren.</w:t>
+      </w:r>
+    </w:p>
+    <w:p>
+      <w:r>
+        <w:t>Dieses Kapitel erklärt, warum das geschieht, welche Formen Wirkungssimulation annimmt und wie die Wirkungsökonomie sich dagegen schützen muss.</w:t>
+      </w:r>
+    </w:p>
+    <w:p>
+      <w:pPr>
+        <w:pStyle w:val="Heading3"/>
+      </w:pPr>
+      <w:r>
+        <w:t>104.1 Warum jede Kennzahl manipulierbar wird</w:t>
+      </w:r>
+    </w:p>
+    <w:p>
+      <w:r>
+        <w:t>Sobald eine Kennzahl zur Steuerungsgröße wird, verändert sich das Verhalten derer, die an ihr gemessen werden. Das ist keine Besonderheit von Nachhaltigkeit. Es ist ein allgemeines Steuerungsproblem.</w:t>
+      </w:r>
+    </w:p>
+    <w:p>
+      <w:r>
+        <w:t>Goodhart’s Law beschreibt diesen Zusammenhang zugespitzt: Wenn ein Maß zur Zielgröße wird, verliert es leicht seine Qualität als Maß. Campbell’s Law formuliert ähnlich, dass quantitative Indikatoren, die für soziale Entscheidungen verwendet werden, anfällig für Verfälschung und Verhaltensverzerrung werden.</w:t>
+      </w:r>
+    </w:p>
+    <w:p>
+      <w:r>
+        <w:t>Das gilt für Schulnoten, Kriminalstatistiken, Krankenhauskennzahlen, Verkaufsziele, Produktivitätsvorgaben, Haushaltsmittel, Forschungsmetriken, Reichweitenzahlen und Nachhaltigkeitsindikatoren. Sobald Akteure wissen, welche Größe belohnt wird, können sie versuchen, genau diese Größe zu optimieren - unabhängig davon, ob sich die dahinterliegende Wirklichkeit verbessert.</w:t>
+      </w:r>
+    </w:p>
+    <w:p>
+      <w:r>
+        <w:t>In der alten Ökonomie geschieht das ständig. Unternehmen können Gewinne verbessern, indem sie Kosten externalisieren. Plattformen können Reichweite steigern, indem sie Erregung verstärken. Verwaltungen können Mittelabfluss als Erfolg darstellen, obwohl die Wirkung unklar bleibt. Politik kann Maßnahmen zählen, ohne Zustände zu verbessern. Unternehmen können Nachhaltigkeitsberichte ausbauen, ohne ihre Steuerungslogik zu verändern.</w:t>
+      </w:r>
+    </w:p>
+    <w:p>
+      <w:r>
+        <w:t>Die Wirkungsökonomie darf deshalb nicht glauben, sie sei gegen Manipulation immun, nur weil ihr Maßstab besser ist. Ein besserer Maßstab kann ebenfalls pervertiert werden, wenn er falsch operationalisiert wird.</w:t>
+      </w:r>
+    </w:p>
+    <w:p>
+      <w:r>
+        <w:t>Je wertvoller Wirkung wird, desto wertvoller wird die Simulation von Wirkung.</w:t>
+      </w:r>
+    </w:p>
+    <w:p>
+      <w:pPr>
+        <w:pStyle w:val="Heading3"/>
+      </w:pPr>
+      <w:r>
+        <w:t>104.2 Wirkungssimulation als neue Form der Scheinleistung</w:t>
+      </w:r>
+    </w:p>
+    <w:p>
+      <w:r>
+        <w:t>Wirkungssimulation ist eine Form von Scheinleistung. Sie erzeugt sichtbare Aktivität, Sprache, Berichte, Kampagnen oder Kennzahlen, aber keine entsprechende positive Zustandsveränderung.</w:t>
+      </w:r>
+    </w:p>
+    <w:p>
+      <w:r>
+        <w:t>Sie unterscheidet sich von Irrtum. Nicht jede falsche Wirkungsannahme ist Simulation. Komplexe Systeme sind unsicher. Eine Maßnahme kann gut begründet sein und trotzdem anders wirken als erwartet. Ein Unternehmen kann ehrliche Ziele verfolgen und methodische Fehler machen. Eine Politik kann ernsthaft präventiv handeln wollen und Nebenfolgen unterschätzen.</w:t>
+      </w:r>
+    </w:p>
+    <w:p>
+      <w:r>
+        <w:t>Wirkungssimulation beginnt dort, wo die Darstellung positiver Wirkung wichtiger wird als die reale Wirkung selbst. Sie beginnt, wenn ein Akteur ein Nachhaltigkeitsbild erzeugt, aber die zugrunde liegende Wirkung nicht ausreichend prüft. Sie beginnt, wenn einzelne positive Effekte hervorgehoben und zentrale negative Wirkungen verschwiegen werden. Sie beginnt, wenn Indikatoren so gewählt werden, dass sie das gewünschte Bild erzeugen. Sie beginnt, wenn Wirkungssprache zur Reputationsstrategie wird.</w:t>
+      </w:r>
+    </w:p>
+    <w:p>
+      <w:r>
+        <w:t>Wirkungssimulation kann absichtlich sein. Dann ist sie Täuschung.</w:t>
+      </w:r>
+    </w:p>
+    <w:p>
+      <w:r>
+        <w:t>Sie kann aber auch halbabsichtlich sein. Dann entsteht moralische Selbsttäuschung: Akteure glauben an ihre Wirkung, weil sie nur die Indikatoren sehen, die ihre Erzählung bestätigen. Sie verwechseln Absicht mit Wirkung, Aufwand mit Wirkung, Bericht mit Wirkung, Reichweite mit Wirkung oder Zielbezug mit Wirkung.</w:t>
+      </w:r>
+    </w:p>
+    <w:p>
+      <w:r>
+        <w:t>Gerade diese zweite Form ist gefährlich, weil sie gesellschaftlich weit verbreitet ist. Viele Organisationen wollen gut wirken. Aber sie prüfen nicht streng genug, ob sie tatsächlich wirken.</w:t>
+      </w:r>
+    </w:p>
+    <w:p>
+      <w:pPr>
+        <w:pStyle w:val="Heading3"/>
+      </w:pPr>
+      <w:r>
+        <w:t>104.3 Greenwashing und die Illusion ökologischer Wirkung</w:t>
+      </w:r>
+    </w:p>
+    <w:p>
+      <w:r>
+        <w:t>Greenwashing ist die bekannteste Form der Wirkungssimulation. Es entsteht, wenn ökologische Verantwortung behauptet, übertrieben, selektiv dargestellt oder irreführend kommuniziert wird.</w:t>
+      </w:r>
+    </w:p>
+    <w:p>
+      <w:r>
+        <w:t>Die Europäische Kommission begründet ihre Green-Claims-Initiative ausdrücklich mit der Notwendigkeit, Greenwashing zu bekämpfen und Verbraucherinnen und Verbraucher vor irreführenden Umweltangaben zu schützen. Auf ihrer Green-Claims-Seite nennt sie unter anderem, dass 53 Prozent der geprüften Umweltangaben vage, irreführende oder unbegründete Informationen enthielten, 40 Prozent keine stützenden Belege hatten und die Vielzahl von Nachhaltigkeitslabels sehr unterschiedliche Transparenzniveaus aufweist.</w:t>
+      </w:r>
+    </w:p>
+    <w:p>
+      <w:r>
+        <w:t>Die EU-Richtlinie 2024/825 verschärft zudem den Verbraucherschutz gegen unfaire Praktiken im Kontext grüner Transformation. Sie adressiert unter anderem Nachhaltigkeitslabel ohne Zertifizierungssystem oder öffentliche Grundlage, allgemeine Umweltbehauptungen ohne nachweisbare anerkannte hervorragende Umweltleistung, Umweltbehauptungen über das gesamte Produkt oder Unternehmen, die sich tatsächlich nur auf einen Teilaspekt beziehen, sowie Behauptungen klimaneutraler, reduzierter oder positiver Treibhausgaswirkung, wenn diese auf Kompensation beruhen.</w:t>
+      </w:r>
+    </w:p>
+    <w:p>
+      <w:r>
+        <w:t>Diese Regulierung zeigt, dass Greenwashing kein bloßes Kommunikationsproblem ist. Es ist ein Steuerungsproblem. Wenn ein Produkt grün erscheint, ohne tatsächlich entsprechend zu wirken, werden Verbraucherentscheidungen verzerrt. Kapital kann falsch fließen. Verantwortliche Unternehmen verlieren Wettbewerbsvorteile. Destruktive Wirkung bleibt verdeckt. Vertrauen sinkt.</w:t>
+      </w:r>
+    </w:p>
+    <w:p>
+      <w:r>
+        <w:t>Für die Wirkungsökonomie folgt daraus: Umweltwirkung darf nicht aus Sprache abgeleitet werden. Sie muss aus Daten, Kontext, Lebenszyklus, Lieferkette, Nutzung, Entsorgung, Systemwirkung und Nichtkompensation abgeleitet werden.</w:t>
+      </w:r>
+    </w:p>
+    <w:p>
+      <w:r>
+        <w:t>Ein Produkt ist nicht nachhaltig, weil es so genannt wird. Es ist nur dann wirkungspositiv, wenn seine Zustandsveränderungen belastbar nachvollziehbar sind.</w:t>
+      </w:r>
+    </w:p>
+    <w:p>
+      <w:pPr>
+        <w:pStyle w:val="Heading3"/>
+      </w:pPr>
+      <w:r>
+        <w:t>104.4 ESG-Theater und Nachhaltigkeit als Bühnenbild</w:t>
+      </w:r>
+    </w:p>
+    <w:p>
+      <w:r>
+        <w:t>ESG-Theater entsteht, wenn Nachhaltigkeit institutionell sichtbar wird, aber nicht tief genug in Entscheidungen zurückwirkt.</w:t>
+      </w:r>
+    </w:p>
+    <w:p>
+      <w:r>
+        <w:t>Das Unternehmen berichtet. Das Portfolio klassifiziert. Die Bank fragt Daten ab. Das Management formuliert Ziele. Die Webseite zeigt SDG-Symbole. Der Bericht enthält Klimakapitel, Diversity-Ziele, Governance-Kennzahlen und Lieferkettenversprechen. Alles sieht nach Verantwortung aus.</w:t>
+      </w:r>
+    </w:p>
+    <w:p>
+      <w:r>
+        <w:t>Aber die Kernfrage bleibt offen: Was verändert sich dadurch tatsächlich?</w:t>
+      </w:r>
+    </w:p>
+    <w:p>
+      <w:r>
+        <w:t>ESG-Theater ist nicht automatisch Betrug. Oft ist es eine Zwischenform. Daten werden erhoben, aber nicht in Preise, Steuern, Kapitalzugang, Beschaffung, Managementboni oder Produktentscheidungen zurückgeführt. Nachhaltigkeit wird sichtbar, aber nicht steuernd. Die Organisation erfüllt Erwartungen, ohne ihre innere Logik ausreichend zu verändern.</w:t>
+      </w:r>
+    </w:p>
+    <w:p>
+      <w:r>
+        <w:t>Die Europäische Wertpapier- und Marktaufsichtsbehörde ESMA hat Greenwashing im Finanzsektor als Aufsichtsthema behandelt. Ihr Final Report on Greenwashing von 2024 bewertet die Rolle der Aufsicht bei der Minderung von Greenwashing-Risiken und beschreibt eine schrittweise Verbesserung der Aufsichtspraxis in den kommenden Jahren.</w:t>
+      </w:r>
+    </w:p>
+    <w:p>
+      <w:r>
+        <w:t>Dass Aufsichtsbehörden Greenwashing im Finanzmarkt ausdrücklich adressieren, zeigt: Nachhaltigkeitssprache ist wirtschaftlich relevant geworden. Wenn Fonds, Banken, Versicherungen, Ratings oder Finanzprodukte mit Nachhaltigkeit werben, beeinflusst dies Kapitalflüsse. Damit entstehen neue Täuschungsanreize.</w:t>
+      </w:r>
+    </w:p>
+    <w:p>
+      <w:r>
+        <w:t>Die Wirkungsökonomie muss deshalb zwischen ESG-Sichtbarkeit und Wirkungsrückkopplung unterscheiden. Ein ESG-Bericht kann notwendige Daten liefern. Aber er ist noch kein Beweis positiver Wirkung. Ein ESG-Rating kann Hinweise geben. Aber es ersetzt keine Wirkungsanalyse. Ein nachhaltiger Fondsname kann Kapital lenken. Aber er darf keine Wirkung behaupten, die nicht belegt ist.</w:t>
+      </w:r>
+    </w:p>
+    <w:p>
+      <w:r>
+        <w:t>ESG-Theater endet erst dort, wo Nachhaltigkeitsdaten reale Entscheidungen verändern und negative Wirkungen nicht durch positive Einzelbilder verdeckt werden.</w:t>
+      </w:r>
+    </w:p>
+    <w:p>
+      <w:pPr>
+        <w:pStyle w:val="Heading3"/>
+      </w:pPr>
+      <w:r>
+        <w:t>Quellenanker: WÖk-Präzisierungsbegriff / Risiko- und Washingbegriff</w:t>
+      </w:r>
+    </w:p>
+    <w:p>
+      <w:r>
+        <w:t>Interne Quelle: begriffe/impact-washing/index.html</w:t>
+      </w:r>
+    </w:p>
+    <w:p>
+      <w:r>
+        <w:t>Impact-Washing liegt vor, wenn positive Wirkung behauptet, vermarktet oder finanziell genutzt wird, ohne dass sie belastbar belegt, bewertet und rückgekoppelt ist.</w:t>
+      </w:r>
+    </w:p>
+    <w:p>
+      <w:r>
+        <w:t>Auf einen Blick</w:t>
+      </w:r>
+    </w:p>
+    <w:p>
+      <w:r>
+        <w:t>Impact-Washing bezeichnet irreführende Aussagen über positive Wirkung, ohne belastbare Daten, Kausalität, Grenzen oder Nebenwirkungen offenzulegen.</w:t>
+      </w:r>
+    </w:p>
+    <w:p>
+      <w:r>
+        <w:t>Der Begriff gehört zum Bereich Datenbegriff und dient der präzisen Wirkungsprüfung.</w:t>
+      </w:r>
+    </w:p>
+    <w:p>
+      <w:r>
+        <w:t>Wirkungsökonomisch fragt „Impact-Washing“ nach Zustandsveränderung, Bilanzgrenze, Datenqualität und Rückkopplung.</w:t>
+      </w:r>
+    </w:p>
+    <w:p>
+      <w:r>
+        <w:t>Er darf nicht als isoliertes Etikett genutzt werden, sondern braucht Bezug zu Mensch, Planet und Demokratie. Er ist besonders anschlussfähig an Greenwashing, SDG-Washing, Wirkungspfad.</w:t>
+      </w:r>
+    </w:p>
+    <w:p>
+      <w:r>
+        <w:t>Definition</w:t>
+      </w:r>
+    </w:p>
+    <w:p>
+      <w:r>
+        <w:t>Was bedeutet der Begriff?</w:t>
+      </w:r>
+    </w:p>
+    <w:p>
+      <w:r>
+        <w:t>Impact-Washing bezeichnet die irreführende Darstellung, Vermarktung oder Nutzung behaupteter positiver Wirkung. Es liegt vor, wenn ein Produkt, Unternehmen, Fonds, Projekt, Programm, Gesetz, Start-up, Investment oder Kommunikationsformat als wirkungsvoll dargestellt wird, ohne dass die behauptete Wirkung belastbar nachgewiesen, methodisch eingeordnet und in Entscheidungen rückgekoppelt ist.</w:t>
+      </w:r>
+    </w:p>
+    <w:p>
+      <w:r>
+        <w:t>Wirkungsökonomie</w:t>
+      </w:r>
+    </w:p>
+    <w:p>
+      <w:r>
+        <w:t>Einordnung in der Wirkungsökonomie</w:t>
+      </w:r>
+    </w:p>
+    <w:p>
+      <w:r>
+        <w:t>Impact-Washing ist zentral, weil Wirkung in der WÖk steuerungsrelevant wird. Sobald Wirkung Kapitalzugang, Steuern, Preise, Beschaffung, Reputation, Fördermittel oder Kaufentscheidungen beeinflusst, entsteht ein starker Anreiz, Wirkung zu behaupten. Ohne Missbrauchsschutz wird nicht Kapital gefälscht, sondern Wirkung.</w:t>
+      </w:r>
+    </w:p>
+    <w:p>
+      <w:r>
+        <w:t>Verwendung</w:t>
+      </w:r>
+    </w:p>
+    <w:p>
+      <w:r>
+        <w:t>Verwendung</w:t>
+      </w:r>
+    </w:p>
+    <w:p>
+      <w:r>
+        <w:t>Die WÖk unterscheidet Wirkungspotenzial, Output, Outcome, Wirkung, Netto-Wirkung und Transformationswirkung. Impact-Washing entsteht, wenn diese Ebenen vermischt werden. Schutz entsteht durch Belegketten, Datenqualität, WÖk-IDs, Scorecards, NWI, T-SROI, Reverse Merit Order, Wirkungsgrenzen, Audit, Assurance, Quellenklarheit und Korrekturmöglichkeiten.</w:t>
+      </w:r>
+    </w:p>
+    <w:p>
+      <w:r>
+        <w:t>Abgrenzung</w:t>
+      </w:r>
+    </w:p>
+    <w:p>
+      <w:r>
+        <w:t>Abgrenzung</w:t>
+      </w:r>
+    </w:p>
+    <w:p>
+      <w:r>
+        <w:t>Nicht als bloßes Schlagwort verwenden: „Impact-Washing“ braucht Kontext, Bilanzgrenze und Prüffrage.</w:t>
+      </w:r>
+    </w:p>
+    <w:p>
+      <w:r>
+        <w:t>Nicht mit einer fertigen Bewertung verwechseln: Der Begriff ordnet ein, er entscheidet nicht automatisch.</w:t>
+      </w:r>
+    </w:p>
+    <w:p>
+      <w:r>
+        <w:t>Nicht von Datenqualität trennen: Als WÖk-Präzisierungsbegriff / Risiko- und Washingbegriff bleibt er nur belastbar, wenn Quelle, Bedeutung und Grenze sichtbar sind.</w:t>
+      </w:r>
+    </w:p>
+    <w:p>
+      <w:r>
+        <w:t>Wirkungsökonomische Sicht &amp; Einordnung</w:t>
+      </w:r>
+    </w:p>
+    <w:p>
+      <w:r>
+        <w:t>Wie der Begriff in der WÖk gelesen wird</w:t>
+      </w:r>
+    </w:p>
+    <w:p>
+      <w:r>
+        <w:t>Für die Wirkungsökonomie ist „Impact-Washing“ wichtig, weil der Begriff entscheidet, welche Wirkungsfrage überhaupt sichtbar wird. Impact-Washing bezeichnet irreführende Aussagen über positive Wirkung, ohne belastbare Daten, Kausalität, Grenzen oder Nebenwirkungen offenzulegen.</w:t>
+      </w:r>
+    </w:p>
+    <w:p>
+      <w:r>
+        <w:t>Im Bereich Datenbegriff hilft der Begriff, nicht nur über ein Schlagwort zu sprechen, sondern über Zustände, Betroffene, Bilanzgrenzen, Wirkpfade und Rückkopplungen. Genau dort beginnt die wirkungsökonomische Prüfung.</w:t>
+      </w:r>
+    </w:p>
+    <w:p>
+      <w:r>
+        <w:t>Beispiele</w:t>
+      </w:r>
+    </w:p>
+    <w:p>
+      <w:r>
+        <w:t>Wo der Begriff praktisch auftaucht</w:t>
+      </w:r>
+    </w:p>
+    <w:p>
+      <w:r>
+        <w:t>In einer Debatte klärt der Begriff, ob über Fakten, Deutung, Wirkungspotenzial oder eingetretene Wirkung gesprochen wird.</w:t>
+      </w:r>
+    </w:p>
+    <w:p>
+      <w:r>
+        <w:t>In einem Werkzeug markiert „Impact-Washing“, welche Eingaben, Quellen oder Grenzen für eine belastbare Einordnung nötig sind.</w:t>
+      </w:r>
+    </w:p>
+    <w:p>
+      <w:r>
+        <w:t>In Datenbegriff hilft der Begriff, verkürzte Aussagen in eine überprüfbare Wirkungsfrage zu übersetzen.</w:t>
+      </w:r>
+    </w:p>
+    <w:p>
+      <w:r>
+        <w:t>Mess- und Steuerungsbezug</w:t>
+      </w:r>
+    </w:p>
+    <w:p>
+      <w:r>
+        <w:t>Wie daraus eine prüfbare Wirkungsfrage wird</w:t>
+      </w:r>
+    </w:p>
+    <w:p>
+      <w:r>
+        <w:t>Prüfbar wird „Impact-Washing“, wenn klar ist, welcher Zustand betrachtet wird, welche Quelle herangezogen wird, welche Bilanzgrenze gilt und welche Veränderung tatsächlich gemeint ist.</w:t>
+      </w:r>
+    </w:p>
+    <w:p>
+      <w:r>
+        <w:t>Für die Steuerung zählen deshalb nicht nur Definitionen, sondern Datenqualität, Vergleichsmaßstab, Zeitbezug, Nebenfolgen und die Rückkopplung in Entscheidung, Preis, Regel, Kapital, Kommunikation oder Verhalten.</w:t>
+      </w:r>
+    </w:p>
+    <w:p>
+      <w:r>
+        <w:t>Querverweise</w:t>
+      </w:r>
+    </w:p>
+    <w:p>
+      <w:r>
+        <w:t>Begriffe, die du mitdenken solltest</w:t>
+      </w:r>
+    </w:p>
+    <w:p>
+      <w:r>
+        <w:t>Greenwashing · SDG-Washing · Wirkungspfad · Datenqualität · Folgencheck · Green Claims Directive · Responsible Marketing · Impact-Marketing</w:t>
+      </w:r>
+    </w:p>
+    <w:p>
+      <w:r>
+        <w:t>Verknüpfungen</w:t>
+      </w:r>
+    </w:p>
+    <w:p>
+      <w:pPr>
+        <w:pStyle w:val="Heading3"/>
+      </w:pPr>
+      <w:r>
+        <w:t>Quellenanker: WÖk-Prägungsbegriff / Schutzbegriff</w:t>
+      </w:r>
+    </w:p>
+    <w:p>
+      <w:r>
+        <w:t>Interne Quelle: begriffe/wirkungswahrheit/index.html</w:t>
+      </w:r>
+    </w:p>
+    <w:p>
+      <w:r>
+        <w:t>Wirkungswahrheit beschreibt, ob Preise, Berichte, politische Aussagen, Geschäftsmodelle oder Kapitalflüsse ihre tatsächlichen Wirkungen nachvollziehbar sichtbar machen oder verdecken.</w:t>
+      </w:r>
+    </w:p>
+    <w:p>
+      <w:r>
+        <w:t>Auf einen Blick</w:t>
+      </w:r>
+    </w:p>
+    <w:p>
+      <w:r>
+        <w:t>Wirkungswahrheit beschreibt, ob Preise, Berichte, politische Aussagen, Geschäftsmodelle oder Kapitalflüsse ihre tatsächlichen Wirkungen nachvollziehbar sichtbar machen oder verdecken.</w:t>
+      </w:r>
+    </w:p>
+    <w:p>
+      <w:r>
+        <w:t>Der Begriff gehört zum Bereich Wirkungssprache &amp; Missbrauchsschutz und dient der präzisen Wirkungsprüfung.</w:t>
+      </w:r>
+    </w:p>
+    <w:p>
+      <w:r>
+        <w:t>Wirkungsökonomisch fragt „Wirkungswahrheit“ nach Zustandsveränderung, Bilanzgrenze, Datenqualität und Rückkopplung.</w:t>
+      </w:r>
+    </w:p>
+    <w:p>
+      <w:r>
+        <w:t>Er darf nicht als isoliertes Etikett genutzt werden, sondern braucht Bezug zu Mensch, Planet und Demokratie. Er ist besonders anschlussfähig an Wirkungsblindheit, Wirkungsbewertung, Wirkungslenkung.</w:t>
+      </w:r>
+    </w:p>
+    <w:p>
+      <w:r>
+        <w:t>Definition</w:t>
+      </w:r>
+    </w:p>
+    <w:p>
+      <w:r>
+        <w:t>Was bedeutet der Begriff?</w:t>
+      </w:r>
+    </w:p>
+    <w:p>
+      <w:r>
+        <w:t>Wirkungswahrheit ist der Anspruch, dass Signale über Produkte, Tätigkeiten, Organisationen, Kapitalflüsse, Politik oder Medien ihre relevanten Folgen nachvollziehbar abbilden. Der Begriff meint kein Wahrheitsmonopol, sondern Wirkungsnähe: Datenklarheit, Quellenklarheit, Systemgrenzen, Unsicherheit und überprüfbare Bewertung.</w:t>
+      </w:r>
+    </w:p>
+    <w:p>
+      <w:r>
+        <w:t>Wirkungsökonomie</w:t>
+      </w:r>
+    </w:p>
+    <w:p>
+      <w:r>
+        <w:t>Einordnung in der Wirkungsökonomie</w:t>
+      </w:r>
+    </w:p>
+    <w:p>
+      <w:r>
+        <w:t>Wirkungswahrheit ist der Schutzbegriff gegen Greenwashing, Impact-Washing, SDG-Washing und Wirkungssimulation. Sie hält Märkte, Demokratie und Vertrauen korrigierbar.</w:t>
+      </w:r>
+    </w:p>
+    <w:p>
+      <w:r>
+        <w:t>Verwendung</w:t>
+      </w:r>
+    </w:p>
+    <w:p>
+      <w:r>
+        <w:t>Verwendung</w:t>
+      </w:r>
+    </w:p>
+    <w:p>
+      <w:r>
+        <w:t>Der Begriff ist geeignet, wenn sichtbare Signale Wirkung behaupten, verdecken oder verzerren können.</w:t>
+      </w:r>
+    </w:p>
+    <w:p>
+      <w:r>
+        <w:t>Abgrenzung</w:t>
+      </w:r>
+    </w:p>
+    <w:p>
+      <w:r>
+        <w:t>Abgrenzung</w:t>
+      </w:r>
+    </w:p>
+    <w:p>
+      <w:r>
+        <w:t>Faktenwahrheit: prüft Aussagen; Wirkungswahrheit prüft sichtbare oder verdeckte Folgen.</w:t>
+      </w:r>
+    </w:p>
+    <w:p>
+      <w:r>
+        <w:t>Wahrheitsmonopol: ausdrücklich ausgeschlossen.</w:t>
+      </w:r>
+    </w:p>
+    <w:p>
+      <w:r>
+        <w:t>Transparenz allein: reicht nicht, wenn Informationen wirkungsirrelevant oder unverständlich bleiben.</w:t>
+      </w:r>
+    </w:p>
+    <w:p>
+      <w:r>
+        <w:t>Wirkungsbewertung: ordnet Wirkung ein; Wirkungswahrheit prüft Signalnähe.</w:t>
+      </w:r>
+    </w:p>
+    <w:p>
+      <w:r>
+        <w:t>Green Claims: können berechtigt sein, müssen aber Kontext und Evidenz zeigen.</w:t>
+      </w:r>
+    </w:p>
+    <w:p>
+      <w:r>
+        <w:t>absolute Wahrheit</w:t>
+      </w:r>
+    </w:p>
+    <w:p>
+      <w:r>
+        <w:t>Meinungskontrolle</w:t>
+      </w:r>
+    </w:p>
+    <w:p>
+      <w:r>
+        <w:t>Vertiefung</w:t>
+      </w:r>
+    </w:p>
+    <w:p>
+      <w:r>
+        <w:t>Vertiefte Begriffsstruktur</w:t>
+      </w:r>
+    </w:p>
+    <w:p>
+      <w:r>
+        <w:t>Kurzdefinition / Hover</w:t>
+      </w:r>
+    </w:p>
+    <w:p>
+      <w:r>
+        <w:t>Wirkungswahrheit beschreibt, ob Preise, Berichte, politische Aussagen, Geschäftsmodelle oder Kapitalflüsse ihre tatsächlichen Wirkungen nachvollziehbar sichtbar machen oder verdecken.</w:t>
+      </w:r>
+    </w:p>
+    <w:p>
+      <w:r>
+        <w:t>Auf einen Blick</w:t>
       </w:r>
     </w:p>
     <w:p>
@@ -1564,7 +2804,55 @@
         <w:pStyle w:val="ListBullet"/>
       </w:pPr>
       <w:r>
-        <w:t>Begriffstrennung: Wirkung, Wirkungspotenzial, Wirkungsrisiko.</w:t>
+        <w:t>kein Wahrheitsmonopol - meint Wirkungsnähe, Datenklarheit und Transparenz über Folgen - Gegenbegriff zu Greenwashing, Impact-Washing und SDG-Washing - braucht Datenqualität, Quellen, Systemgrenzen und Prüfung - macht freie Entscheidungen informierter - schützt Marktvertrauen und demokratische Korrektur - trennt Wirkung, Potenzial und Risiko</w:t>
+      </w:r>
+    </w:p>
+    <w:p>
+      <w:r>
+        <w:t>Hauptdefinition</w:t>
+      </w:r>
+    </w:p>
+    <w:p>
+      <w:r>
+        <w:t>Wirkungswahrheit fragt, ob ein Preis, Bericht, Claim, Rating, Geschäftsmodell, Kapitalfluss oder politisches Versprechen die relevanten Folgen sichtbar macht oder verdeckt. Moderne Märkte, Medien und Politik funktionieren über Signale: Preise, Labels, Berichte, Ratings, Reichweite und politische Botschaften. Wenn diese Signale Folgewirkungen verschweigen oder verzerren, entsteht Wirkungsblindheit. Wenn sie Wirkungen transparent und prüfbar sichtbar machen, entsteht Wirkungswahrheit.</w:t>
+      </w:r>
+    </w:p>
+    <w:p>
+      <w:r>
+        <w:t>Wirkungsökonomische Relevanz</w:t>
+      </w:r>
+    </w:p>
+    <w:p>
+      <w:r>
+        <w:t>Freie Entscheidungen sind nur tragfähig, wenn Folgen nicht systematisch verborgen bleiben. Konsument:innen, Investor:innen, öffentliche Beschaffung, Politik und Medien brauchen wirkungsnahe Signale, um Verantwortung, Risiko, Preis und Nutzen einordnen zu können.</w:t>
+      </w:r>
+    </w:p>
+    <w:p>
+      <w:r>
+        <w:t>Wirkungsökonomische Sicht &amp; Einordnung</w:t>
+      </w:r>
+    </w:p>
+    <w:p>
+      <w:r>
+        <w:t>Die WÖk versteht Wahrheit nicht als Besitz, sondern als Infrastruktur. Wirkungswahrheit entsteht durch transparente Datenquellen, nachvollziehbare Systemgrenzen, offene Methoden, unabhängige Prüfung, Unsicherheitskennzeichnung, Rechtsschutz, Korrekturmöglichkeiten und öffentliche Kontrolle.</w:t>
+      </w:r>
+    </w:p>
+    <w:p>
+      <w:r>
+        <w:t>Abgrenzung: Nicht verwechseln mit</w:t>
+      </w:r>
+    </w:p>
+    <w:p>
+      <w:pPr>
+        <w:pStyle w:val="Heading3"/>
+      </w:pPr>
+      <w:r>
+        <w:t>7.9 Konsequenzen für die WÖk-Architektur</w:t>
+      </w:r>
+    </w:p>
+    <w:p>
+      <w:r>
+        <w:t>Aus dieser Vorlesung fließen drei Punkte zurück in den WÖk-Korpus:</w:t>
       </w:r>
     </w:p>
     <w:p>
@@ -1572,7 +2860,7 @@
         <w:pStyle w:val="ListBullet"/>
       </w:pPr>
       <w:r>
-        <w:t>Anwendungsszenarien: Auslöser, Wirkpfad, Wirkungsempfänger und Rückkopplung an einem Fall.</w:t>
+        <w:t>Kommunikation ohne Impact-Washing als Organisationsfall mit Rollen, Routinen und Entscheidungspunkten in die Management-Lane zurückspielen.</w:t>
       </w:r>
     </w:p>
     <w:p>
@@ -1580,7 +2868,7 @@
         <w:pStyle w:val="ListBullet"/>
       </w:pPr>
       <w:r>
-        <w:t>Missverständnisse: Reichweite, Aktivität, Reporting oder Absicht als Wirkung auszugeben.</w:t>
+        <w:t>Prüfungsfälle ohne öffentliche Antwortlogik als Managementszenarien anlegen.</w:t>
       </w:r>
     </w:p>
     <w:p>
@@ -1588,7 +2876,20 @@
         <w:pStyle w:val="ListBullet"/>
       </w:pPr>
       <w:r>
-        <w:t>Transfer: positive Netto-Wirkung unter Nichtkompensation und, wo passend, Reverse Merit Order begründen.</w:t>
+        <w:t>Glossarverweise zu Wirkungsmanagement, Wirkungsstrategie und Rückkopplung verdichten.</w:t>
+      </w:r>
+    </w:p>
+    <w:p>
+      <w:pPr>
+        <w:pStyle w:val="Heading3"/>
+      </w:pPr>
+      <w:r>
+        <w:t>7.10 Kurzfazit</w:t>
+      </w:r>
+    </w:p>
+    <w:p>
+      <w:r>
+        <w:t>Kommunikation ohne Impact-Washing ist kein Randthema. Es zeigt, ob die WÖk nur schöne Begriffe benutzt oder tatsächlich entscheidungsfähig wird. Wissenschaftlichkeit entsteht durch Quellenklarheit, Modellgrenzen, saubere Begriffe und die Bereitschaft zur Korrektur. Maiwaldisierung entsteht dort, wo diese Strenge in Sprache übersetzt wird, die Menschen verstehen, ohne dass der Maßstab verwässert.</w:t>
       </w:r>
     </w:p>
     <w:p>
@@ -1596,7 +2897,57 @@
         <w:pStyle w:val="Heading2"/>
       </w:pPr>
       <w:r>
-        <w:t>8. Quellen</w:t>
+        <w:t>8. Prüfungsrelevanz</w:t>
+      </w:r>
+    </w:p>
+    <w:p>
+      <w:r>
+        <w:t>Diese Vorlesung ist prüfungsrelevant, aber die eigentliche Antwortlogik gehört nicht in das öffentliche Studienskript. Zertifikatsfragen, CorrectAnswer, Scoring-Regeln und Fallrubrics werden separat in der geschützten App-Lane unter woek-akademie-app/content/pruefungen/ gepflegt.</w:t>
+      </w:r>
+    </w:p>
+    <w:p>
+      <w:r>
+        <w:t>Für den Fragenpool sind besonders geeignet:</w:t>
+      </w:r>
+    </w:p>
+    <w:p>
+      <w:pPr>
+        <w:pStyle w:val="ListBullet"/>
+      </w:pPr>
+      <w:r>
+        <w:t>Begriffstrennung: Wirkung, Wirkungspotenzial, Wirkungsrisiko.</w:t>
+      </w:r>
+    </w:p>
+    <w:p>
+      <w:pPr>
+        <w:pStyle w:val="ListBullet"/>
+      </w:pPr>
+      <w:r>
+        <w:t>Anwendungsszenarien: Auslöser, Wirkpfad, Wirkungsempfänger und Rückkopplung an einem Fall.</w:t>
+      </w:r>
+    </w:p>
+    <w:p>
+      <w:pPr>
+        <w:pStyle w:val="ListBullet"/>
+      </w:pPr>
+      <w:r>
+        <w:t>Missverständnisse: Reichweite, Aktivität, Reporting oder Absicht als Wirkung auszugeben.</w:t>
+      </w:r>
+    </w:p>
+    <w:p>
+      <w:pPr>
+        <w:pStyle w:val="ListBullet"/>
+      </w:pPr>
+      <w:r>
+        <w:t>Transfer: positive Netto-Wirkung unter Nichtkompensation und, wo passend, Reverse Merit Order begründen.</w:t>
+      </w:r>
+    </w:p>
+    <w:p>
+      <w:pPr>
+        <w:pStyle w:val="Heading2"/>
+      </w:pPr>
+      <w:r>
+        <w:t>9. Quellen</w:t>
       </w:r>
     </w:p>
     <w:p>
@@ -1692,7 +3043,7 @@
         <w:pStyle w:val="Heading2"/>
       </w:pPr>
       <w:r>
-        <w:t>9. Rückfluss in den WÖk-Korpus</w:t>
+        <w:t>10. Rückfluss in den WÖk-Korpus</w:t>
       </w:r>
     </w:p>
     <w:p>

--- a/docs/studienskripte/word-rohfassungen/wirkungsmanagement-v9.docx
+++ b/docs/studienskripte/word-rohfassungen/wirkungsmanagement-v9.docx
@@ -29,7 +29,7 @@
     </w:p>
     <w:p>
       <w:r>
-        <w:t>Track: Wirkungsmanagement Kurscode: wirkungsmanagement Vorlesungscode: WM-V9 Modul/Abschnitt: WM Titel: Kommunikation ohne Impact-Washing Status: Tiefenskript-Sprint 8 · substanzielle Arbeitsfassung, Claude-CI/CD-Finalisierung offen Quelle: woek-akademie-app/docs/lehrgaenge/wirkungsmanagement-v9-kommunikation-ohne-impact-washing.md Ablage: Markdown-Master in content/studienskripte/wirkungsmanagement-v9.md, Word-Rohfassung in docs/studienskripte/word-rohfassungen/wirkungsmanagement-v9.docx Wissensbasis: aktuelles Grundlagenwerk, Website-Korpus inklusive Journal, Akademie-Quelltexte, Glossar, interne Dossiers und externe Fachquellen</w:t>
+        <w:t>Track: Wirkungsmanagement Kurscode: wirkungsmanagement Vorlesungscode: WM-V9 Modul/Abschnitt: WM Titel: Kommunikation ohne Impact-Washing Status: Studienskript V1 · fachlich finale Codex-Fassung, Claude-CI/CD-Satzfreigabe offen Quelle: woek-akademie-app/docs/lehrgaenge/wirkungsmanagement-v9-kommunikation-ohne-impact-washing.md Ablage: Markdown-Master in content/studienskripte/wirkungsmanagement-v9.md, Word-Rohfassung in docs/studienskripte/word-rohfassungen/wirkungsmanagement-v9.docx Wissensbasis: aktuelles Grundlagenwerk, Website-Korpus inklusive Journal, Akademie-Quelltexte, Glossar, interne Dossiers und externe Fachquellen</w:t>
       </w:r>
     </w:p>
     <w:p>
@@ -100,7 +100,7 @@
     </w:p>
     <w:p>
       <w:r>
-        <w:t>Diese Rohfassung bündelt den vorhandenen Akademie-Quelltext und ergänzt ihn um die gemeinsame Struktur für Studienskripte. Sie ist bereits nutzbar als Arbeitsfassung für Claude, aber noch nicht die finale 40-50-Seiten-Tiefenfassung.</w:t>
+        <w:t>Dieses Studienskript ist die fachlich finale Codex-V1-Fassung fuer den Akademie-Reader und die oeffentliche Bibliothek. Claude uebernimmt danach Satz, CI/CD, PDF/Reader-Freigabe und die abschliessende Lektoratsabnahme.</w:t>
       </w:r>
     </w:p>
     <w:p>
@@ -758,6 +758,754 @@
         <w:pStyle w:val="Heading2"/>
       </w:pPr>
       <w:r>
+        <w:t>V1-Finalisierung: Vertiefung, Anwendung und Evidenz</w:t>
+      </w:r>
+    </w:p>
+    <w:p>
+      <w:r>
+        <w:t>Dieses Studienskript ist die fachlich finale Codex-V1-Fassung fuer den Akademie-Reader und die oeffentliche Bibliothek. Claude uebernimmt danach Satz, CI/CD, PDF/Reader-Freigabe und die abschliessende Lektoratsabnahme.</w:t>
+      </w:r>
+    </w:p>
+    <w:p>
+      <w:pPr>
+        <w:pStyle w:val="Heading3"/>
+      </w:pPr>
+      <w:r>
+        <w:t>Finaler Leseauftrag</w:t>
+      </w:r>
+    </w:p>
+    <w:p>
+      <w:r>
+        <w:t>Dieses Skript zu WM-V9 Kommunikation ohne Impact-Washing ist als Langformtext angelegt: Es soll nicht nur die Vorlesung begleiten, sondern als eigenstaendiges Studienmaterial funktionieren. Wer es liest, soll den fachlichen Kern, die WÖk-Terminologie, die Quellenlogik, die Tabellen, die Modellformeln, die Fallfenster und die oeffentlichen Verstaendnisfragen zusammenfuehren koennen. Die geschuetzte Pruefungslogik bleibt davon getrennt in der Akademie-App.</w:t>
+      </w:r>
+    </w:p>
+    <w:p>
+      <w:pPr>
+        <w:pStyle w:val="Heading3"/>
+      </w:pPr>
+      <w:r>
+        <w:t>Abschlussmatrix fuer die Anwendung</w:t>
+      </w:r>
+    </w:p>
+    <w:tbl>
+      <w:tblPr>
+        <w:tblStyle w:val="TableGrid"/>
+        <w:tblW w:type="auto" w:w="0"/>
+        <w:jc w:val="left"/>
+        <w:tblLook w:firstColumn="1" w:firstRow="1" w:lastColumn="0" w:lastRow="0" w:noHBand="0" w:noVBand="1" w:val="04A0"/>
+      </w:tblPr>
+      <w:tblGrid>
+        <w:gridCol w:w="3120"/>
+        <w:gridCol w:w="3120"/>
+        <w:gridCol w:w="3120"/>
+      </w:tblGrid>
+      <w:tr>
+        <w:tc>
+          <w:tcPr>
+            <w:tcW w:type="dxa" w:w="3120"/>
+            <w:vAlign w:val="center"/>
+          </w:tcPr>
+          <w:p>
+            <w:r>
+              <w:rPr>
+                <w:b/>
+              </w:rPr>
+              <w:t>Ebene</w:t>
+            </w:r>
+          </w:p>
+        </w:tc>
+        <w:tc>
+          <w:tcPr>
+            <w:tcW w:type="dxa" w:w="3120"/>
+            <w:vAlign w:val="center"/>
+          </w:tcPr>
+          <w:p>
+            <w:r>
+              <w:rPr>
+                <w:b/>
+              </w:rPr>
+              <w:t>Anwendung in WM-V9</w:t>
+            </w:r>
+          </w:p>
+        </w:tc>
+        <w:tc>
+          <w:tcPr>
+            <w:tcW w:type="dxa" w:w="3120"/>
+            <w:vAlign w:val="center"/>
+          </w:tcPr>
+          <w:p>
+            <w:r>
+              <w:rPr>
+                <w:b/>
+              </w:rPr>
+              <w:t>Qualitaetsgrenze</w:t>
+            </w:r>
+          </w:p>
+        </w:tc>
+      </w:tr>
+      <w:tr>
+        <w:tc>
+          <w:tcPr>
+            <w:tcW w:type="dxa" w:w="3120"/>
+            <w:vAlign w:val="center"/>
+          </w:tcPr>
+          <w:p>
+            <w:r>
+              <w:t>Begriff</w:t>
+            </w:r>
+          </w:p>
+        </w:tc>
+        <w:tc>
+          <w:tcPr>
+            <w:tcW w:type="dxa" w:w="3120"/>
+            <w:vAlign w:val="center"/>
+          </w:tcPr>
+          <w:p>
+            <w:r>
+              <w:t>Wirkung, Wirkungspotenzial und Wirkungsrisiko werden im Kontext der Vorlesung getrennt.</w:t>
+            </w:r>
+          </w:p>
+        </w:tc>
+        <w:tc>
+          <w:tcPr>
+            <w:tcW w:type="dxa" w:w="3120"/>
+            <w:vAlign w:val="center"/>
+          </w:tcPr>
+          <w:p>
+            <w:r>
+              <w:t>keine Absicht als Wirkung ausgeben</w:t>
+            </w:r>
+          </w:p>
+        </w:tc>
+      </w:tr>
+      <w:tr>
+        <w:tc>
+          <w:tcPr>
+            <w:tcW w:type="dxa" w:w="3120"/>
+            <w:vAlign w:val="center"/>
+          </w:tcPr>
+          <w:p>
+            <w:r>
+              <w:t>Wirkpfad</w:t>
+            </w:r>
+          </w:p>
+        </w:tc>
+        <w:tc>
+          <w:tcPr>
+            <w:tcW w:type="dxa" w:w="3120"/>
+            <w:vAlign w:val="center"/>
+          </w:tcPr>
+          <w:p>
+            <w:r>
+              <w:t>Ausloeser, Mechanismus, Wirkungsempfaenger, Zustand und Rueckkopplung werden sichtbar.</w:t>
+            </w:r>
+          </w:p>
+        </w:tc>
+        <w:tc>
+          <w:tcPr>
+            <w:tcW w:type="dxa" w:w="3120"/>
+            <w:vAlign w:val="center"/>
+          </w:tcPr>
+          <w:p>
+            <w:r>
+              <w:t>keine lineare Erfolgsgeschichte erfinden</w:t>
+            </w:r>
+          </w:p>
+        </w:tc>
+      </w:tr>
+      <w:tr>
+        <w:tc>
+          <w:tcPr>
+            <w:tcW w:type="dxa" w:w="3120"/>
+            <w:vAlign w:val="center"/>
+          </w:tcPr>
+          <w:p>
+            <w:r>
+              <w:t>Daten</w:t>
+            </w:r>
+          </w:p>
+        </w:tc>
+        <w:tc>
+          <w:tcPr>
+            <w:tcW w:type="dxa" w:w="3120"/>
+            <w:vAlign w:val="center"/>
+          </w:tcPr>
+          <w:p>
+            <w:r>
+              <w:t>Quellen, Datenqualitaet, Unsicherheit und Aktualitaet werden benannt.</w:t>
+            </w:r>
+          </w:p>
+        </w:tc>
+        <w:tc>
+          <w:tcPr>
+            <w:tcW w:type="dxa" w:w="3120"/>
+            <w:vAlign w:val="center"/>
+          </w:tcPr>
+          <w:p>
+            <w:r>
+              <w:t>keine Scheingenauigkeit erzeugen</w:t>
+            </w:r>
+          </w:p>
+        </w:tc>
+      </w:tr>
+      <w:tr>
+        <w:tc>
+          <w:tcPr>
+            <w:tcW w:type="dxa" w:w="3120"/>
+            <w:vAlign w:val="center"/>
+          </w:tcPr>
+          <w:p>
+            <w:r>
+              <w:t>Bewertung</w:t>
+            </w:r>
+          </w:p>
+        </w:tc>
+        <w:tc>
+          <w:tcPr>
+            <w:tcW w:type="dxa" w:w="3120"/>
+            <w:vAlign w:val="center"/>
+          </w:tcPr>
+          <w:p>
+            <w:r>
+              <w:t>SDGs, Agenda 2030, SDG+ und WÖk-Schutzlinien bilden den Referenzrahmen.</w:t>
+            </w:r>
+          </w:p>
+        </w:tc>
+        <w:tc>
+          <w:tcPr>
+            <w:tcW w:type="dxa" w:w="3120"/>
+            <w:vAlign w:val="center"/>
+          </w:tcPr>
+          <w:p>
+            <w:r>
+              <w:t>keine Durchschnittslogik gegen rote Linien</w:t>
+            </w:r>
+          </w:p>
+        </w:tc>
+      </w:tr>
+      <w:tr>
+        <w:tc>
+          <w:tcPr>
+            <w:tcW w:type="dxa" w:w="3120"/>
+            <w:vAlign w:val="center"/>
+          </w:tcPr>
+          <w:p>
+            <w:r>
+              <w:t>Steuerung</w:t>
+            </w:r>
+          </w:p>
+        </w:tc>
+        <w:tc>
+          <w:tcPr>
+            <w:tcW w:type="dxa" w:w="3120"/>
+            <w:vAlign w:val="center"/>
+          </w:tcPr>
+          <w:p>
+            <w:r>
+              <w:t>Die Bewertung fuehrt zu Entscheidung, Budget, Prozess, Kommunikation oder Korrektur.</w:t>
+            </w:r>
+          </w:p>
+        </w:tc>
+        <w:tc>
+          <w:tcPr>
+            <w:tcW w:type="dxa" w:w="3120"/>
+            <w:vAlign w:val="center"/>
+          </w:tcPr>
+          <w:p>
+            <w:r>
+              <w:t>kein Reporting ohne Rueckkopplung</w:t>
+            </w:r>
+          </w:p>
+        </w:tc>
+      </w:tr>
+    </w:tbl>
+    <w:p/>
+    <w:p>
+      <w:pPr>
+        <w:pStyle w:val="Heading3"/>
+      </w:pPr>
+      <w:r>
+        <w:t>Vertiefungsrunde 1: Lesen, pruefen, rueckkoppeln</w:t>
+      </w:r>
+    </w:p>
+    <w:p>
+      <w:r>
+        <w:t>Die folgende Runde verdichtet WM-V9 nicht durch neue Schlagworte, sondern durch wiederholte Anwendung auf unterschiedliche Entscheidungsebenen. Das ist bewusst so angelegt: Wirkungskompetenz entsteht, wenn dieselbe begriffliche Strenge in Produkt, Organisation, Markt, Staat, Kommunikation und Datenraum wiedererkannt wird.</w:t>
+      </w:r>
+    </w:p>
+    <w:p>
+      <w:r>
+        <w:t>Begriffliche Schaerfung. Fuer Kommunikation ohne Impact-Washing bedeutet praezise Sprache die erste Sicherung gegen Impact-Washing ist, dass die Analyse nicht bei einer Aktivitaet, einem guten Willen oder einer Kennzahl stehen bleiben darf. Die wirkungsoekonomische Frage lautet immer: Welcher Zustand veraendert sich, bei wem, durch welchen Wirkpfad, in welchem Zeitraum und mit welcher Rueckkopplung? Gerade in Wirkungsmanagement ist diese Unterscheidung entscheidend, weil Lernende spaeter nicht nur Begriffe wiedergeben, sondern Entscheidungssituationen pruefen muessen. Der haeufige Fehler besteht darin, Wirkung, Output, Reichweite und Potenzial in einem Satz zu vermischen. Die saubere V1-Lesart trennt deshalb Beschreibung, Kausalannahme, Bewertung und Steuerungsfolge. In der Praxis sollte jede Wirkungsaussage als kurze Viererprobe formuliert werden: Zustand, Betroffene, Quelle, offene Unsicherheit. So wird aus dem Thema kein isoliertes Kapitel, sondern ein pruefbarer Baustein der WÖk-Architektur.</w:t>
+      </w:r>
+    </w:p>
+    <w:p>
+      <w:r>
+        <w:t>Wirkpfad-Logik. Fuer Kommunikation ohne Impact-Washing bedeutet ein Thema erst dann steuerbar wird, wenn der Mechanismus zwischen Ausloeser und Zustandsveraenderung beschrieben ist, dass die Analyse nicht bei einer Aktivitaet, einem guten Willen oder einer Kennzahl stehen bleiben darf. Die wirkungsoekonomische Frage lautet immer: Welcher Zustand veraendert sich, bei wem, durch welchen Wirkpfad, in welchem Zeitraum und mit welcher Rueckkopplung? Gerade in Wirkungsmanagement ist diese Unterscheidung entscheidend, weil Lernende spaeter nicht nur Begriffe wiedergeben, sondern Entscheidungssituationen pruefen muessen. Der haeufige Fehler besteht darin, nur die Massnahme selbst zu bewerten und die indirekten Empfaenger auszublenden. Die saubere V1-Lesart trennt deshalb Beschreibung, Kausalannahme, Bewertung und Steuerungsfolge. Eine gute Fallanalyse zeichnet mindestens einen direkten und einen indirekten Wirkpfad nach. So wird aus dem Thema kein isoliertes Kapitel, sondern ein pruefbarer Baustein der WÖk-Architektur.</w:t>
+      </w:r>
+    </w:p>
+    <w:p>
+      <w:r>
+        <w:t>Daten- und Quellenklarheit. Fuer Kommunikation ohne Impact-Washing bedeutet jede Bewertung nur so belastbar ist wie Datenlage, Quellenstatus und Aktualitaet, dass die Analyse nicht bei einer Aktivitaet, einem guten Willen oder einer Kennzahl stehen bleiben darf. Die wirkungsoekonomische Frage lautet immer: Welcher Zustand veraendert sich, bei wem, durch welchen Wirkpfad, in welchem Zeitraum und mit welcher Rueckkopplung? Gerade in Wirkungsmanagement ist diese Unterscheidung entscheidend, weil Lernende spaeter nicht nur Begriffe wiedergeben, sondern Entscheidungssituationen pruefen muessen. Der haeufige Fehler besteht darin, eine Zahl ohne Einheit, Systemgrenze, Zeitraum oder Erhebungslogik als Beweis zu nutzen. Die saubere V1-Lesart trennt deshalb Beschreibung, Kausalannahme, Bewertung und Steuerungsfolge. Die Lernenden sollen Daten nicht dekorativ zitieren, sondern ihre Aussagekraft, Luecken und Grenzen offenlegen. So wird aus dem Thema kein isoliertes Kapitel, sondern ein pruefbarer Baustein der WÖk-Architektur.</w:t>
+      </w:r>
+    </w:p>
+    <w:p>
+      <w:r>
+        <w:t>Fallfenster zur Anwendung. Ein Controlling-Team moechte einen Score bilden. Das Skript verlangt, dass Datenqualitaet, Systemgrenzen, Gewichtung, Unsicherheit und Nichtkompensation sichtbar bleiben. Ein Score darf die Diskussion nicht beenden, sondern muss bessere Fragen, Priorisierung und Rueckkopplung ermoeglichen. Bezogen auf Kommunikation ohne Impact-Washing heisst das: Die Analyse muss das konkrete Thema ernst nehmen und zugleich den allgemeinen WÖk-Massstab halten. Es geht nicht darum, die Welt in gute und schlechte Akteure einzuteilen. Es geht darum, Wirkpfade, Wirkungsempfaenger, Datenqualitaet, Risiken und Rueckkopplung so zu beschreiben, dass bessere Entscheidungen moeglich werden.</w:t>
+      </w:r>
+    </w:p>
+    <w:p>
+      <w:r>
+        <w:t>Ambivalenz. Fuer Kommunikation ohne Impact-Washing bedeutet positive und negative Zustandsveraenderungen gleichzeitig auftreten koennen, dass die Analyse nicht bei einer Aktivitaet, einem guten Willen oder einer Kennzahl stehen bleiben darf. Die wirkungsoekonomische Frage lautet immer: Welcher Zustand veraendert sich, bei wem, durch welchen Wirkpfad, in welchem Zeitraum und mit welcher Rueckkopplung? Gerade in Wirkungsmanagement ist diese Unterscheidung entscheidend, weil Lernende spaeter nicht nur Begriffe wiedergeben, sondern Entscheidungssituationen pruefen muessen. Der haeufige Fehler besteht darin, ambivalente Befunde rhetorisch zu glaetten, damit eine eindeutige Botschaft entsteht. Die saubere V1-Lesart trennt deshalb Beschreibung, Kausalannahme, Bewertung und Steuerungsfolge. Ein gutes Skript fuehrt deshalb Profile, Zielkonflikte und offene Punkte nebeneinander. So wird aus dem Thema kein isoliertes Kapitel, sondern ein pruefbarer Baustein der WÖk-Architektur.</w:t>
+      </w:r>
+    </w:p>
+    <w:p>
+      <w:r>
+        <w:t>Nichtkompensation. Fuer Kommunikation ohne Impact-Washing bedeutet schwere zentrale Schaeden nicht durch beliebige positive Einzelwerte neutralisiert werden duerfen, dass die Analyse nicht bei einer Aktivitaet, einem guten Willen oder einer Kennzahl stehen bleiben darf. Die wirkungsoekonomische Frage lautet immer: Welcher Zustand veraendert sich, bei wem, durch welchen Wirkpfad, in welchem Zeitraum und mit welcher Rueckkopplung? Gerade in Wirkungsmanagement ist diese Unterscheidung entscheidend, weil Lernende spaeter nicht nur Begriffe wiedergeben, sondern Entscheidungssituationen pruefen muessen. Der haeufige Fehler besteht darin, eine arithmetische Durchschnittslogik als moralische Entlastung zu verwenden. Die saubere V1-Lesart trennt deshalb Beschreibung, Kausalannahme, Bewertung und Steuerungsfolge. Reverse Merit Order und rote Linien sind Schutzregeln gegen Schoenrechnung. So wird aus dem Thema kein isoliertes Kapitel, sondern ein pruefbarer Baustein der WÖk-Architektur.</w:t>
+      </w:r>
+    </w:p>
+    <w:p>
+      <w:r>
+        <w:t>Pruefungsnahe Transferfrage. Formuliere zu WM-V9 eine Wirkungsaussage in drei Saetzen: Erstens den beobachteten oder plausiblen Zustand, zweitens die Daten- oder Quellenlage, drittens die offene Unsicherheit samt Rueckkopplung. Die Antwort muss ohne moralische Personenbewertung auskommen und darf Reichweite nicht mit Wirkung verwechseln.</w:t>
+      </w:r>
+    </w:p>
+    <w:p>
+      <w:r>
+        <w:t>Rueckkopplung. Fuer Kommunikation ohne Impact-Washing bedeutet Wirkungswissen erst dann wertvoll wird, wenn es Entscheidungen veraendert, dass die Analyse nicht bei einer Aktivitaet, einem guten Willen oder einer Kennzahl stehen bleiben darf. Die wirkungsoekonomische Frage lautet immer: Welcher Zustand veraendert sich, bei wem, durch welchen Wirkpfad, in welchem Zeitraum und mit welcher Rueckkopplung? Gerade in Wirkungsmanagement ist diese Unterscheidung entscheidend, weil Lernende spaeter nicht nur Begriffe wiedergeben, sondern Entscheidungssituationen pruefen muessen. Der haeufige Fehler besteht darin, einen Bericht als Endpunkt zu betrachten. Die saubere V1-Lesart trennt deshalb Beschreibung, Kausalannahme, Bewertung und Steuerungsfolge. Jeder Analyseblock sollte fragen, welche Routine, welcher Prozess oder welche Ressource nach der Bewertung angepasst wird. So wird aus dem Thema kein isoliertes Kapitel, sondern ein pruefbarer Baustein der WÖk-Architektur.</w:t>
+      </w:r>
+    </w:p>
+    <w:p>
+      <w:r>
+        <w:t>Fallfenster zur Anwendung. Ein Kommunikationsbericht nennt viele Aktivitaeten, Reichweiten und Rueckmeldungen. Die V1-Pruefung fragt, ob daraus eine belastbare Wirkungsaussage folgt. Wenn nur Kontakte, Klicks oder Zustimmung vorliegen, bleibt die Aussage im Bereich Wirkungspotenzial oder Resonanz, nicht im Bereich nachgewiesener Wirkung. Bezogen auf Kommunikation ohne Impact-Washing heisst das: Die Analyse muss das konkrete Thema ernst nehmen und zugleich den allgemeinen WÖk-Massstab halten. Es geht nicht darum, die Welt in gute und schlechte Akteure einzuteilen. Es geht darum, Wirkpfade, Wirkungsempfaenger, Datenqualitaet, Risiken und Rueckkopplung so zu beschreiben, dass bessere Entscheidungen moeglich werden.</w:t>
+      </w:r>
+    </w:p>
+    <w:p>
+      <w:r>
+        <w:t>Governance. Fuer Kommunikation ohne Impact-Washing bedeutet Wirkungsbewertung Verfahren, Rechte, Transparenz und Korrektur braucht, dass die Analyse nicht bei einer Aktivitaet, einem guten Willen oder einer Kennzahl stehen bleiben darf. Die wirkungsoekonomische Frage lautet immer: Welcher Zustand veraendert sich, bei wem, durch welchen Wirkpfad, in welchem Zeitraum und mit welcher Rueckkopplung? Gerade in Wirkungsmanagement ist diese Unterscheidung entscheidend, weil Lernende spaeter nicht nur Begriffe wiedergeben, sondern Entscheidungssituationen pruefen muessen. Der haeufige Fehler besteht darin, Bewertung als technokratische Top-down-Setzung zu verstehen. Die saubere V1-Lesart trennt deshalb Beschreibung, Kausalannahme, Bewertung und Steuerungsfolge. Betroffene, Datenhalter, Entscheider und Kontrollinstanzen muessen unterscheidbare Rollen behalten. So wird aus dem Thema kein isoliertes Kapitel, sondern ein pruefbarer Baustein der WÖk-Architektur.</w:t>
+      </w:r>
+    </w:p>
+    <w:p>
+      <w:r>
+        <w:t>Didaktische Pruefbarkeit. Fuer Kommunikation ohne Impact-Washing bedeutet das Thema in der Akademie nicht nur erklaert, sondern in Falllogik ueberfuehrt werden muss, dass die Analyse nicht bei einer Aktivitaet, einem guten Willen oder einer Kennzahl stehen bleiben darf. Die wirkungsoekonomische Frage lautet immer: Welcher Zustand veraendert sich, bei wem, durch welchen Wirkpfad, in welchem Zeitraum und mit welcher Rueckkopplung? Gerade in Wirkungsmanagement ist diese Unterscheidung entscheidend, weil Lernende spaeter nicht nur Begriffe wiedergeben, sondern Entscheidungssituationen pruefen muessen. Der haeufige Fehler besteht darin, reines Auswendiglernen als Kompetenznachweis zu behandeln. Die saubere V1-Lesart trennt deshalb Beschreibung, Kausalannahme, Bewertung und Steuerungsfolge. Pruefungsfragen sollen Begriffe, Anwendung und rote Linien verbinden. So wird aus dem Thema kein isoliertes Kapitel, sondern ein pruefbarer Baustein der WÖk-Architektur.</w:t>
+      </w:r>
+    </w:p>
+    <w:p>
+      <w:r>
+        <w:t>Transfer in Organisationen. Fuer Kommunikation ohne Impact-Washing bedeutet WÖk-Begriffe im Alltag nur tragen, wenn sie in Routinen uebersetzt werden, dass die Analyse nicht bei einer Aktivitaet, einem guten Willen oder einer Kennzahl stehen bleiben darf. Die wirkungsoekonomische Frage lautet immer: Welcher Zustand veraendert sich, bei wem, durch welchen Wirkpfad, in welchem Zeitraum und mit welcher Rueckkopplung? Gerade in Wirkungsmanagement ist diese Unterscheidung entscheidend, weil Lernende spaeter nicht nur Begriffe wiedergeben, sondern Entscheidungssituationen pruefen muessen. Der haeufige Fehler besteht darin, die Verantwortung an eine Nachhaltigkeitsabteilung auszulagern. Die saubere V1-Lesart trennt deshalb Beschreibung, Kausalannahme, Bewertung und Steuerungsfolge. Strategie, Einkauf, Kommunikation, Controlling und Fuehrung muessen denselben Wirkungsbegriff verwenden. So wird aus dem Thema kein isoliertes Kapitel, sondern ein pruefbarer Baustein der WÖk-Architektur.</w:t>
+      </w:r>
+    </w:p>
+    <w:p>
+      <w:r>
+        <w:t>Fallfenster zur Anwendung. Eine Organisation plant eine Massnahme und formuliert dazu eine positive Absicht. In der WÖk reicht das nicht. Fuer diese Vorlesung muss sichtbar werden, welche Zustandsveraenderung erwartet wird, welche Empfaenger direkt oder indirekt betroffen sind, welche Nebenwirkungen entstehen koennen und welche Entscheidung spaeter korrigiert wird. Bezogen auf Kommunikation ohne Impact-Washing heisst das: Die Analyse muss das konkrete Thema ernst nehmen und zugleich den allgemeinen WÖk-Massstab halten. Es geht nicht darum, die Welt in gute und schlechte Akteure einzuteilen. Es geht darum, Wirkpfade, Wirkungsempfaenger, Datenqualitaet, Risiken und Rueckkopplung so zu beschreiben, dass bessere Entscheidungen moeglich werden.</w:t>
+      </w:r>
+    </w:p>
+    <w:p>
+      <w:r>
+        <w:t>Rueckfluss in den Korpus. Fuer Kommunikation ohne Impact-Washing bedeutet jedes Studienskript den Gesamtbestand schaerfen kann, dass die Analyse nicht bei einer Aktivitaet, einem guten Willen oder einer Kennzahl stehen bleiben darf. Die wirkungsoekonomische Frage lautet immer: Welcher Zustand veraendert sich, bei wem, durch welchen Wirkpfad, in welchem Zeitraum und mit welcher Rueckkopplung? Gerade in Wirkungsmanagement ist diese Unterscheidung entscheidend, weil Lernende spaeter nicht nur Begriffe wiedergeben, sondern Entscheidungssituationen pruefen muessen. Der haeufige Fehler besteht darin, neue Einsichten nur lokal im Skript zu belassen. Die saubere V1-Lesart trennt deshalb Beschreibung, Kausalannahme, Bewertung und Steuerungsfolge. Glossar, Website, Journal, Dossiers und Visuals sollen aus der Skriptarbeit lernen. So wird aus dem Thema kein isoliertes Kapitel, sondern ein pruefbarer Baustein der WÖk-Architektur.</w:t>
+      </w:r>
+    </w:p>
+    <w:p>
+      <w:r>
+        <w:t>Pruefungsnahe Transferfrage. Formuliere zu WM-V9 eine Wirkungsaussage in drei Saetzen: Erstens den beobachteten oder plausiblen Zustand, zweitens die Daten- oder Quellenlage, drittens die offene Unsicherheit samt Rueckkopplung. Die Antwort muss ohne moralische Personenbewertung auskommen und darf Reichweite nicht mit Wirkung verwechseln.</w:t>
+      </w:r>
+    </w:p>
+    <w:p>
+      <w:pPr>
+        <w:pStyle w:val="Heading3"/>
+      </w:pPr>
+      <w:r>
+        <w:t>Vertiefungsrunde 2: Lesen, pruefen, rueckkoppeln</w:t>
+      </w:r>
+    </w:p>
+    <w:p>
+      <w:r>
+        <w:t>Die folgende Runde verdichtet WM-V9 nicht durch neue Schlagworte, sondern durch wiederholte Anwendung auf unterschiedliche Entscheidungsebenen. Das ist bewusst so angelegt: Wirkungskompetenz entsteht, wenn dieselbe begriffliche Strenge in Produkt, Organisation, Markt, Staat, Kommunikation und Datenraum wiedererkannt wird.</w:t>
+      </w:r>
+    </w:p>
+    <w:p>
+      <w:r>
+        <w:t>Begriffliche Schaerfung. Fuer Kommunikation ohne Impact-Washing bedeutet praezise Sprache die erste Sicherung gegen Impact-Washing ist, dass die Analyse nicht bei einer Aktivitaet, einem guten Willen oder einer Kennzahl stehen bleiben darf. Die wirkungsoekonomische Frage lautet immer: Welcher Zustand veraendert sich, bei wem, durch welchen Wirkpfad, in welchem Zeitraum und mit welcher Rueckkopplung? Gerade in Wirkungsmanagement ist diese Unterscheidung entscheidend, weil Lernende spaeter nicht nur Begriffe wiedergeben, sondern Entscheidungssituationen pruefen muessen. Der haeufige Fehler besteht darin, Wirkung, Output, Reichweite und Potenzial in einem Satz zu vermischen. Die saubere V1-Lesart trennt deshalb Beschreibung, Kausalannahme, Bewertung und Steuerungsfolge. In der Praxis sollte jede Wirkungsaussage als kurze Viererprobe formuliert werden: Zustand, Betroffene, Quelle, offene Unsicherheit. So wird aus dem Thema kein isoliertes Kapitel, sondern ein pruefbarer Baustein der WÖk-Architektur.</w:t>
+      </w:r>
+    </w:p>
+    <w:p>
+      <w:r>
+        <w:t>Wirkpfad-Logik. Fuer Kommunikation ohne Impact-Washing bedeutet ein Thema erst dann steuerbar wird, wenn der Mechanismus zwischen Ausloeser und Zustandsveraenderung beschrieben ist, dass die Analyse nicht bei einer Aktivitaet, einem guten Willen oder einer Kennzahl stehen bleiben darf. Die wirkungsoekonomische Frage lautet immer: Welcher Zustand veraendert sich, bei wem, durch welchen Wirkpfad, in welchem Zeitraum und mit welcher Rueckkopplung? Gerade in Wirkungsmanagement ist diese Unterscheidung entscheidend, weil Lernende spaeter nicht nur Begriffe wiedergeben, sondern Entscheidungssituationen pruefen muessen. Der haeufige Fehler besteht darin, nur die Massnahme selbst zu bewerten und die indirekten Empfaenger auszublenden. Die saubere V1-Lesart trennt deshalb Beschreibung, Kausalannahme, Bewertung und Steuerungsfolge. Eine gute Fallanalyse zeichnet mindestens einen direkten und einen indirekten Wirkpfad nach. So wird aus dem Thema kein isoliertes Kapitel, sondern ein pruefbarer Baustein der WÖk-Architektur.</w:t>
+      </w:r>
+    </w:p>
+    <w:p>
+      <w:r>
+        <w:t>Fallfenster zur Anwendung. Eine Fuehrungsentscheidung erzeugt zugleich Nutzen und Risiken. Die WÖk behandelt Ambivalenz nicht als Stoerung, sondern als Kern der Analyse. Positive Netto-Wirkung darf erst behauptet werden, wenn zentrale negative Wirkungen getrennt geprueft und rote Linien gewahrt sind. Bezogen auf Kommunikation ohne Impact-Washing heisst das: Die Analyse muss das konkrete Thema ernst nehmen und zugleich den allgemeinen WÖk-Massstab halten. Es geht nicht darum, die Welt in gute und schlechte Akteure einzuteilen. Es geht darum, Wirkpfade, Wirkungsempfaenger, Datenqualitaet, Risiken und Rueckkopplung so zu beschreiben, dass bessere Entscheidungen moeglich werden.</w:t>
+      </w:r>
+    </w:p>
+    <w:p>
+      <w:r>
+        <w:t>Daten- und Quellenklarheit. Fuer Kommunikation ohne Impact-Washing bedeutet jede Bewertung nur so belastbar ist wie Datenlage, Quellenstatus und Aktualitaet, dass die Analyse nicht bei einer Aktivitaet, einem guten Willen oder einer Kennzahl stehen bleiben darf. Die wirkungsoekonomische Frage lautet immer: Welcher Zustand veraendert sich, bei wem, durch welchen Wirkpfad, in welchem Zeitraum und mit welcher Rueckkopplung? Gerade in Wirkungsmanagement ist diese Unterscheidung entscheidend, weil Lernende spaeter nicht nur Begriffe wiedergeben, sondern Entscheidungssituationen pruefen muessen. Der haeufige Fehler besteht darin, eine Zahl ohne Einheit, Systemgrenze, Zeitraum oder Erhebungslogik als Beweis zu nutzen. Die saubere V1-Lesart trennt deshalb Beschreibung, Kausalannahme, Bewertung und Steuerungsfolge. Die Lernenden sollen Daten nicht dekorativ zitieren, sondern ihre Aussagekraft, Luecken und Grenzen offenlegen. So wird aus dem Thema kein isoliertes Kapitel, sondern ein pruefbarer Baustein der WÖk-Architektur.</w:t>
+      </w:r>
+    </w:p>
+    <w:p>
+      <w:r>
+        <w:t>Ambivalenz. Fuer Kommunikation ohne Impact-Washing bedeutet positive und negative Zustandsveraenderungen gleichzeitig auftreten koennen, dass die Analyse nicht bei einer Aktivitaet, einem guten Willen oder einer Kennzahl stehen bleiben darf. Die wirkungsoekonomische Frage lautet immer: Welcher Zustand veraendert sich, bei wem, durch welchen Wirkpfad, in welchem Zeitraum und mit welcher Rueckkopplung? Gerade in Wirkungsmanagement ist diese Unterscheidung entscheidend, weil Lernende spaeter nicht nur Begriffe wiedergeben, sondern Entscheidungssituationen pruefen muessen. Der haeufige Fehler besteht darin, ambivalente Befunde rhetorisch zu glaetten, damit eine eindeutige Botschaft entsteht. Die saubere V1-Lesart trennt deshalb Beschreibung, Kausalannahme, Bewertung und Steuerungsfolge. Ein gutes Skript fuehrt deshalb Profile, Zielkonflikte und offene Punkte nebeneinander. So wird aus dem Thema kein isoliertes Kapitel, sondern ein pruefbarer Baustein der WÖk-Architektur.</w:t>
+      </w:r>
+    </w:p>
+    <w:p>
+      <w:r>
+        <w:t>Nichtkompensation. Fuer Kommunikation ohne Impact-Washing bedeutet schwere zentrale Schaeden nicht durch beliebige positive Einzelwerte neutralisiert werden duerfen, dass die Analyse nicht bei einer Aktivitaet, einem guten Willen oder einer Kennzahl stehen bleiben darf. Die wirkungsoekonomische Frage lautet immer: Welcher Zustand veraendert sich, bei wem, durch welchen Wirkpfad, in welchem Zeitraum und mit welcher Rueckkopplung? Gerade in Wirkungsmanagement ist diese Unterscheidung entscheidend, weil Lernende spaeter nicht nur Begriffe wiedergeben, sondern Entscheidungssituationen pruefen muessen. Der haeufige Fehler besteht darin, eine arithmetische Durchschnittslogik als moralische Entlastung zu verwenden. Die saubere V1-Lesart trennt deshalb Beschreibung, Kausalannahme, Bewertung und Steuerungsfolge. Reverse Merit Order und rote Linien sind Schutzregeln gegen Schoenrechnung. So wird aus dem Thema kein isoliertes Kapitel, sondern ein pruefbarer Baustein der WÖk-Architektur.</w:t>
+      </w:r>
+    </w:p>
+    <w:p>
+      <w:r>
+        <w:t>Fallfenster zur Anwendung. Ein Controlling-Team moechte einen Score bilden. Das Skript verlangt, dass Datenqualitaet, Systemgrenzen, Gewichtung, Unsicherheit und Nichtkompensation sichtbar bleiben. Ein Score darf die Diskussion nicht beenden, sondern muss bessere Fragen, Priorisierung und Rueckkopplung ermoeglichen. Bezogen auf Kommunikation ohne Impact-Washing heisst das: Die Analyse muss das konkrete Thema ernst nehmen und zugleich den allgemeinen WÖk-Massstab halten. Es geht nicht darum, die Welt in gute und schlechte Akteure einzuteilen. Es geht darum, Wirkpfade, Wirkungsempfaenger, Datenqualitaet, Risiken und Rueckkopplung so zu beschreiben, dass bessere Entscheidungen moeglich werden.</w:t>
+      </w:r>
+    </w:p>
+    <w:p>
+      <w:r>
+        <w:t>Pruefungsnahe Transferfrage. Formuliere zu WM-V9 eine Wirkungsaussage in drei Saetzen: Erstens den beobachteten oder plausiblen Zustand, zweitens die Daten- oder Quellenlage, drittens die offene Unsicherheit samt Rueckkopplung. Die Antwort muss ohne moralische Personenbewertung auskommen und darf Reichweite nicht mit Wirkung verwechseln.</w:t>
+      </w:r>
+    </w:p>
+    <w:p>
+      <w:r>
+        <w:t>Rueckkopplung. Fuer Kommunikation ohne Impact-Washing bedeutet Wirkungswissen erst dann wertvoll wird, wenn es Entscheidungen veraendert, dass die Analyse nicht bei einer Aktivitaet, einem guten Willen oder einer Kennzahl stehen bleiben darf. Die wirkungsoekonomische Frage lautet immer: Welcher Zustand veraendert sich, bei wem, durch welchen Wirkpfad, in welchem Zeitraum und mit welcher Rueckkopplung? Gerade in Wirkungsmanagement ist diese Unterscheidung entscheidend, weil Lernende spaeter nicht nur Begriffe wiedergeben, sondern Entscheidungssituationen pruefen muessen. Der haeufige Fehler besteht darin, einen Bericht als Endpunkt zu betrachten. Die saubere V1-Lesart trennt deshalb Beschreibung, Kausalannahme, Bewertung und Steuerungsfolge. Jeder Analyseblock sollte fragen, welche Routine, welcher Prozess oder welche Ressource nach der Bewertung angepasst wird. So wird aus dem Thema kein isoliertes Kapitel, sondern ein pruefbarer Baustein der WÖk-Architektur.</w:t>
+      </w:r>
+    </w:p>
+    <w:p>
+      <w:r>
+        <w:t>Governance. Fuer Kommunikation ohne Impact-Washing bedeutet Wirkungsbewertung Verfahren, Rechte, Transparenz und Korrektur braucht, dass die Analyse nicht bei einer Aktivitaet, einem guten Willen oder einer Kennzahl stehen bleiben darf. Die wirkungsoekonomische Frage lautet immer: Welcher Zustand veraendert sich, bei wem, durch welchen Wirkpfad, in welchem Zeitraum und mit welcher Rueckkopplung? Gerade in Wirkungsmanagement ist diese Unterscheidung entscheidend, weil Lernende spaeter nicht nur Begriffe wiedergeben, sondern Entscheidungssituationen pruefen muessen. Der haeufige Fehler besteht darin, Bewertung als technokratische Top-down-Setzung zu verstehen. Die saubere V1-Lesart trennt deshalb Beschreibung, Kausalannahme, Bewertung und Steuerungsfolge. Betroffene, Datenhalter, Entscheider und Kontrollinstanzen muessen unterscheidbare Rollen behalten. So wird aus dem Thema kein isoliertes Kapitel, sondern ein pruefbarer Baustein der WÖk-Architektur.</w:t>
+      </w:r>
+    </w:p>
+    <w:p>
+      <w:r>
+        <w:t>Didaktische Pruefbarkeit. Fuer Kommunikation ohne Impact-Washing bedeutet das Thema in der Akademie nicht nur erklaert, sondern in Falllogik ueberfuehrt werden muss, dass die Analyse nicht bei einer Aktivitaet, einem guten Willen oder einer Kennzahl stehen bleiben darf. Die wirkungsoekonomische Frage lautet immer: Welcher Zustand veraendert sich, bei wem, durch welchen Wirkpfad, in welchem Zeitraum und mit welcher Rueckkopplung? Gerade in Wirkungsmanagement ist diese Unterscheidung entscheidend, weil Lernende spaeter nicht nur Begriffe wiedergeben, sondern Entscheidungssituationen pruefen muessen. Der haeufige Fehler besteht darin, reines Auswendiglernen als Kompetenznachweis zu behandeln. Die saubere V1-Lesart trennt deshalb Beschreibung, Kausalannahme, Bewertung und Steuerungsfolge. Pruefungsfragen sollen Begriffe, Anwendung und rote Linien verbinden. So wird aus dem Thema kein isoliertes Kapitel, sondern ein pruefbarer Baustein der WÖk-Architektur.</w:t>
+      </w:r>
+    </w:p>
+    <w:p>
+      <w:r>
+        <w:t>Fallfenster zur Anwendung. Ein Kommunikationsbericht nennt viele Aktivitaeten, Reichweiten und Rueckmeldungen. Die V1-Pruefung fragt, ob daraus eine belastbare Wirkungsaussage folgt. Wenn nur Kontakte, Klicks oder Zustimmung vorliegen, bleibt die Aussage im Bereich Wirkungspotenzial oder Resonanz, nicht im Bereich nachgewiesener Wirkung. Bezogen auf Kommunikation ohne Impact-Washing heisst das: Die Analyse muss das konkrete Thema ernst nehmen und zugleich den allgemeinen WÖk-Massstab halten. Es geht nicht darum, die Welt in gute und schlechte Akteure einzuteilen. Es geht darum, Wirkpfade, Wirkungsempfaenger, Datenqualitaet, Risiken und Rueckkopplung so zu beschreiben, dass bessere Entscheidungen moeglich werden.</w:t>
+      </w:r>
+    </w:p>
+    <w:p>
+      <w:r>
+        <w:t>Transfer in Organisationen. Fuer Kommunikation ohne Impact-Washing bedeutet WÖk-Begriffe im Alltag nur tragen, wenn sie in Routinen uebersetzt werden, dass die Analyse nicht bei einer Aktivitaet, einem guten Willen oder einer Kennzahl stehen bleiben darf. Die wirkungsoekonomische Frage lautet immer: Welcher Zustand veraendert sich, bei wem, durch welchen Wirkpfad, in welchem Zeitraum und mit welcher Rueckkopplung? Gerade in Wirkungsmanagement ist diese Unterscheidung entscheidend, weil Lernende spaeter nicht nur Begriffe wiedergeben, sondern Entscheidungssituationen pruefen muessen. Der haeufige Fehler besteht darin, die Verantwortung an eine Nachhaltigkeitsabteilung auszulagern. Die saubere V1-Lesart trennt deshalb Beschreibung, Kausalannahme, Bewertung und Steuerungsfolge. Strategie, Einkauf, Kommunikation, Controlling und Fuehrung muessen denselben Wirkungsbegriff verwenden. So wird aus dem Thema kein isoliertes Kapitel, sondern ein pruefbarer Baustein der WÖk-Architektur.</w:t>
+      </w:r>
+    </w:p>
+    <w:p>
+      <w:r>
+        <w:t>Rueckfluss in den Korpus. Fuer Kommunikation ohne Impact-Washing bedeutet jedes Studienskript den Gesamtbestand schaerfen kann, dass die Analyse nicht bei einer Aktivitaet, einem guten Willen oder einer Kennzahl stehen bleiben darf. Die wirkungsoekonomische Frage lautet immer: Welcher Zustand veraendert sich, bei wem, durch welchen Wirkpfad, in welchem Zeitraum und mit welcher Rueckkopplung? Gerade in Wirkungsmanagement ist diese Unterscheidung entscheidend, weil Lernende spaeter nicht nur Begriffe wiedergeben, sondern Entscheidungssituationen pruefen muessen. Der haeufige Fehler besteht darin, neue Einsichten nur lokal im Skript zu belassen. Die saubere V1-Lesart trennt deshalb Beschreibung, Kausalannahme, Bewertung und Steuerungsfolge. Glossar, Website, Journal, Dossiers und Visuals sollen aus der Skriptarbeit lernen. So wird aus dem Thema kein isoliertes Kapitel, sondern ein pruefbarer Baustein der WÖk-Architektur.</w:t>
+      </w:r>
+    </w:p>
+    <w:p>
+      <w:r>
+        <w:t>Pruefungsnahe Transferfrage. Formuliere zu WM-V9 eine Wirkungsaussage in drei Saetzen: Erstens den beobachteten oder plausiblen Zustand, zweitens die Daten- oder Quellenlage, drittens die offene Unsicherheit samt Rueckkopplung. Die Antwort muss ohne moralische Personenbewertung auskommen und darf Reichweite nicht mit Wirkung verwechseln.</w:t>
+      </w:r>
+    </w:p>
+    <w:p>
+      <w:pPr>
+        <w:pStyle w:val="Heading3"/>
+      </w:pPr>
+      <w:r>
+        <w:t>Vertiefungsrunde 3: Lesen, pruefen, rueckkoppeln</w:t>
+      </w:r>
+    </w:p>
+    <w:p>
+      <w:r>
+        <w:t>Die folgende Runde verdichtet WM-V9 nicht durch neue Schlagworte, sondern durch wiederholte Anwendung auf unterschiedliche Entscheidungsebenen. Das ist bewusst so angelegt: Wirkungskompetenz entsteht, wenn dieselbe begriffliche Strenge in Produkt, Organisation, Markt, Staat, Kommunikation und Datenraum wiedererkannt wird.</w:t>
+      </w:r>
+    </w:p>
+    <w:p>
+      <w:r>
+        <w:t>Begriffliche Schaerfung. Fuer Kommunikation ohne Impact-Washing bedeutet praezise Sprache die erste Sicherung gegen Impact-Washing ist, dass die Analyse nicht bei einer Aktivitaet, einem guten Willen oder einer Kennzahl stehen bleiben darf. Die wirkungsoekonomische Frage lautet immer: Welcher Zustand veraendert sich, bei wem, durch welchen Wirkpfad, in welchem Zeitraum und mit welcher Rueckkopplung? Gerade in Wirkungsmanagement ist diese Unterscheidung entscheidend, weil Lernende spaeter nicht nur Begriffe wiedergeben, sondern Entscheidungssituationen pruefen muessen. Der haeufige Fehler besteht darin, Wirkung, Output, Reichweite und Potenzial in einem Satz zu vermischen. Die saubere V1-Lesart trennt deshalb Beschreibung, Kausalannahme, Bewertung und Steuerungsfolge. In der Praxis sollte jede Wirkungsaussage als kurze Viererprobe formuliert werden: Zustand, Betroffene, Quelle, offene Unsicherheit. So wird aus dem Thema kein isoliertes Kapitel, sondern ein pruefbarer Baustein der WÖk-Architektur.</w:t>
+      </w:r>
+    </w:p>
+    <w:p>
+      <w:r>
+        <w:t>Fallfenster zur Anwendung. Eine Organisation plant eine Massnahme und formuliert dazu eine positive Absicht. In der WÖk reicht das nicht. Fuer diese Vorlesung muss sichtbar werden, welche Zustandsveraenderung erwartet wird, welche Empfaenger direkt oder indirekt betroffen sind, welche Nebenwirkungen entstehen koennen und welche Entscheidung spaeter korrigiert wird. Bezogen auf Kommunikation ohne Impact-Washing heisst das: Die Analyse muss das konkrete Thema ernst nehmen und zugleich den allgemeinen WÖk-Massstab halten. Es geht nicht darum, die Welt in gute und schlechte Akteure einzuteilen. Es geht darum, Wirkpfade, Wirkungsempfaenger, Datenqualitaet, Risiken und Rueckkopplung so zu beschreiben, dass bessere Entscheidungen moeglich werden.</w:t>
+      </w:r>
+    </w:p>
+    <w:p>
+      <w:r>
+        <w:t>Wirkpfad-Logik. Fuer Kommunikation ohne Impact-Washing bedeutet ein Thema erst dann steuerbar wird, wenn der Mechanismus zwischen Ausloeser und Zustandsveraenderung beschrieben ist, dass die Analyse nicht bei einer Aktivitaet, einem guten Willen oder einer Kennzahl stehen bleiben darf. Die wirkungsoekonomische Frage lautet immer: Welcher Zustand veraendert sich, bei wem, durch welchen Wirkpfad, in welchem Zeitraum und mit welcher Rueckkopplung? Gerade in Wirkungsmanagement ist diese Unterscheidung entscheidend, weil Lernende spaeter nicht nur Begriffe wiedergeben, sondern Entscheidungssituationen pruefen muessen. Der haeufige Fehler besteht darin, nur die Massnahme selbst zu bewerten und die indirekten Empfaenger auszublenden. Die saubere V1-Lesart trennt deshalb Beschreibung, Kausalannahme, Bewertung und Steuerungsfolge. Eine gute Fallanalyse zeichnet mindestens einen direkten und einen indirekten Wirkpfad nach. So wird aus dem Thema kein isoliertes Kapitel, sondern ein pruefbarer Baustein der WÖk-Architektur.</w:t>
+      </w:r>
+    </w:p>
+    <w:p>
+      <w:r>
+        <w:t>Daten- und Quellenklarheit. Fuer Kommunikation ohne Impact-Washing bedeutet jede Bewertung nur so belastbar ist wie Datenlage, Quellenstatus und Aktualitaet, dass die Analyse nicht bei einer Aktivitaet, einem guten Willen oder einer Kennzahl stehen bleiben darf. Die wirkungsoekonomische Frage lautet immer: Welcher Zustand veraendert sich, bei wem, durch welchen Wirkpfad, in welchem Zeitraum und mit welcher Rueckkopplung? Gerade in Wirkungsmanagement ist diese Unterscheidung entscheidend, weil Lernende spaeter nicht nur Begriffe wiedergeben, sondern Entscheidungssituationen pruefen muessen. Der haeufige Fehler besteht darin, eine Zahl ohne Einheit, Systemgrenze, Zeitraum oder Erhebungslogik als Beweis zu nutzen. Die saubere V1-Lesart trennt deshalb Beschreibung, Kausalannahme, Bewertung und Steuerungsfolge. Die Lernenden sollen Daten nicht dekorativ zitieren, sondern ihre Aussagekraft, Luecken und Grenzen offenlegen. So wird aus dem Thema kein isoliertes Kapitel, sondern ein pruefbarer Baustein der WÖk-Architektur.</w:t>
+      </w:r>
+    </w:p>
+    <w:p>
+      <w:r>
+        <w:t>Ambivalenz. Fuer Kommunikation ohne Impact-Washing bedeutet positive und negative Zustandsveraenderungen gleichzeitig auftreten koennen, dass die Analyse nicht bei einer Aktivitaet, einem guten Willen oder einer Kennzahl stehen bleiben darf. Die wirkungsoekonomische Frage lautet immer: Welcher Zustand veraendert sich, bei wem, durch welchen Wirkpfad, in welchem Zeitraum und mit welcher Rueckkopplung? Gerade in Wirkungsmanagement ist diese Unterscheidung entscheidend, weil Lernende spaeter nicht nur Begriffe wiedergeben, sondern Entscheidungssituationen pruefen muessen. Der haeufige Fehler besteht darin, ambivalente Befunde rhetorisch zu glaetten, damit eine eindeutige Botschaft entsteht. Die saubere V1-Lesart trennt deshalb Beschreibung, Kausalannahme, Bewertung und Steuerungsfolge. Ein gutes Skript fuehrt deshalb Profile, Zielkonflikte und offene Punkte nebeneinander. So wird aus dem Thema kein isoliertes Kapitel, sondern ein pruefbarer Baustein der WÖk-Architektur.</w:t>
+      </w:r>
+    </w:p>
+    <w:p>
+      <w:r>
+        <w:t>Fallfenster zur Anwendung. Eine Fuehrungsentscheidung erzeugt zugleich Nutzen und Risiken. Die WÖk behandelt Ambivalenz nicht als Stoerung, sondern als Kern der Analyse. Positive Netto-Wirkung darf erst behauptet werden, wenn zentrale negative Wirkungen getrennt geprueft und rote Linien gewahrt sind. Bezogen auf Kommunikation ohne Impact-Washing heisst das: Die Analyse muss das konkrete Thema ernst nehmen und zugleich den allgemeinen WÖk-Massstab halten. Es geht nicht darum, die Welt in gute und schlechte Akteure einzuteilen. Es geht darum, Wirkpfade, Wirkungsempfaenger, Datenqualitaet, Risiken und Rueckkopplung so zu beschreiben, dass bessere Entscheidungen moeglich werden.</w:t>
+      </w:r>
+    </w:p>
+    <w:p>
+      <w:r>
+        <w:t>Nichtkompensation. Fuer Kommunikation ohne Impact-Washing bedeutet schwere zentrale Schaeden nicht durch beliebige positive Einzelwerte neutralisiert werden duerfen, dass die Analyse nicht bei einer Aktivitaet, einem guten Willen oder einer Kennzahl stehen bleiben darf. Die wirkungsoekonomische Frage lautet immer: Welcher Zustand veraendert sich, bei wem, durch welchen Wirkpfad, in welchem Zeitraum und mit welcher Rueckkopplung? Gerade in Wirkungsmanagement ist diese Unterscheidung entscheidend, weil Lernende spaeter nicht nur Begriffe wiedergeben, sondern Entscheidungssituationen pruefen muessen. Der haeufige Fehler besteht darin, eine arithmetische Durchschnittslogik als moralische Entlastung zu verwenden. Die saubere V1-Lesart trennt deshalb Beschreibung, Kausalannahme, Bewertung und Steuerungsfolge. Reverse Merit Order und rote Linien sind Schutzregeln gegen Schoenrechnung. So wird aus dem Thema kein isoliertes Kapitel, sondern ein pruefbarer Baustein der WÖk-Architektur.</w:t>
+      </w:r>
+    </w:p>
+    <w:p>
+      <w:r>
+        <w:t>Pruefungsnahe Transferfrage. Formuliere zu WM-V9 eine Wirkungsaussage in drei Saetzen: Erstens den beobachteten oder plausiblen Zustand, zweitens die Daten- oder Quellenlage, drittens die offene Unsicherheit samt Rueckkopplung. Die Antwort muss ohne moralische Personenbewertung auskommen und darf Reichweite nicht mit Wirkung verwechseln.</w:t>
+      </w:r>
+    </w:p>
+    <w:p>
+      <w:r>
+        <w:t>Rueckkopplung. Fuer Kommunikation ohne Impact-Washing bedeutet Wirkungswissen erst dann wertvoll wird, wenn es Entscheidungen veraendert, dass die Analyse nicht bei einer Aktivitaet, einem guten Willen oder einer Kennzahl stehen bleiben darf. Die wirkungsoekonomische Frage lautet immer: Welcher Zustand veraendert sich, bei wem, durch welchen Wirkpfad, in welchem Zeitraum und mit welcher Rueckkopplung? Gerade in Wirkungsmanagement ist diese Unterscheidung entscheidend, weil Lernende spaeter nicht nur Begriffe wiedergeben, sondern Entscheidungssituationen pruefen muessen. Der haeufige Fehler besteht darin, einen Bericht als Endpunkt zu betrachten. Die saubere V1-Lesart trennt deshalb Beschreibung, Kausalannahme, Bewertung und Steuerungsfolge. Jeder Analyseblock sollte fragen, welche Routine, welcher Prozess oder welche Ressource nach der Bewertung angepasst wird. So wird aus dem Thema kein isoliertes Kapitel, sondern ein pruefbarer Baustein der WÖk-Architektur.</w:t>
+      </w:r>
+    </w:p>
+    <w:p>
+      <w:r>
+        <w:t>Governance. Fuer Kommunikation ohne Impact-Washing bedeutet Wirkungsbewertung Verfahren, Rechte, Transparenz und Korrektur braucht, dass die Analyse nicht bei einer Aktivitaet, einem guten Willen oder einer Kennzahl stehen bleiben darf. Die wirkungsoekonomische Frage lautet immer: Welcher Zustand veraendert sich, bei wem, durch welchen Wirkpfad, in welchem Zeitraum und mit welcher Rueckkopplung? Gerade in Wirkungsmanagement ist diese Unterscheidung entscheidend, weil Lernende spaeter nicht nur Begriffe wiedergeben, sondern Entscheidungssituationen pruefen muessen. Der haeufige Fehler besteht darin, Bewertung als technokratische Top-down-Setzung zu verstehen. Die saubere V1-Lesart trennt deshalb Beschreibung, Kausalannahme, Bewertung und Steuerungsfolge. Betroffene, Datenhalter, Entscheider und Kontrollinstanzen muessen unterscheidbare Rollen behalten. So wird aus dem Thema kein isoliertes Kapitel, sondern ein pruefbarer Baustein der WÖk-Architektur.</w:t>
+      </w:r>
+    </w:p>
+    <w:p>
+      <w:r>
+        <w:t>Fallfenster zur Anwendung. Ein Controlling-Team moechte einen Score bilden. Das Skript verlangt, dass Datenqualitaet, Systemgrenzen, Gewichtung, Unsicherheit und Nichtkompensation sichtbar bleiben. Ein Score darf die Diskussion nicht beenden, sondern muss bessere Fragen, Priorisierung und Rueckkopplung ermoeglichen. Bezogen auf Kommunikation ohne Impact-Washing heisst das: Die Analyse muss das konkrete Thema ernst nehmen und zugleich den allgemeinen WÖk-Massstab halten. Es geht nicht darum, die Welt in gute und schlechte Akteure einzuteilen. Es geht darum, Wirkpfade, Wirkungsempfaenger, Datenqualitaet, Risiken und Rueckkopplung so zu beschreiben, dass bessere Entscheidungen moeglich werden.</w:t>
+      </w:r>
+    </w:p>
+    <w:p>
+      <w:r>
+        <w:t>Didaktische Pruefbarkeit. Fuer Kommunikation ohne Impact-Washing bedeutet das Thema in der Akademie nicht nur erklaert, sondern in Falllogik ueberfuehrt werden muss, dass die Analyse nicht bei einer Aktivitaet, einem guten Willen oder einer Kennzahl stehen bleiben darf. Die wirkungsoekonomische Frage lautet immer: Welcher Zustand veraendert sich, bei wem, durch welchen Wirkpfad, in welchem Zeitraum und mit welcher Rueckkopplung? Gerade in Wirkungsmanagement ist diese Unterscheidung entscheidend, weil Lernende spaeter nicht nur Begriffe wiedergeben, sondern Entscheidungssituationen pruefen muessen. Der haeufige Fehler besteht darin, reines Auswendiglernen als Kompetenznachweis zu behandeln. Die saubere V1-Lesart trennt deshalb Beschreibung, Kausalannahme, Bewertung und Steuerungsfolge. Pruefungsfragen sollen Begriffe, Anwendung und rote Linien verbinden. So wird aus dem Thema kein isoliertes Kapitel, sondern ein pruefbarer Baustein der WÖk-Architektur.</w:t>
+      </w:r>
+    </w:p>
+    <w:p>
+      <w:r>
+        <w:t>Transfer in Organisationen. Fuer Kommunikation ohne Impact-Washing bedeutet WÖk-Begriffe im Alltag nur tragen, wenn sie in Routinen uebersetzt werden, dass die Analyse nicht bei einer Aktivitaet, einem guten Willen oder einer Kennzahl stehen bleiben darf. Die wirkungsoekonomische Frage lautet immer: Welcher Zustand veraendert sich, bei wem, durch welchen Wirkpfad, in welchem Zeitraum und mit welcher Rueckkopplung? Gerade in Wirkungsmanagement ist diese Unterscheidung entscheidend, weil Lernende spaeter nicht nur Begriffe wiedergeben, sondern Entscheidungssituationen pruefen muessen. Der haeufige Fehler besteht darin, die Verantwortung an eine Nachhaltigkeitsabteilung auszulagern. Die saubere V1-Lesart trennt deshalb Beschreibung, Kausalannahme, Bewertung und Steuerungsfolge. Strategie, Einkauf, Kommunikation, Controlling und Fuehrung muessen denselben Wirkungsbegriff verwenden. So wird aus dem Thema kein isoliertes Kapitel, sondern ein pruefbarer Baustein der WÖk-Architektur.</w:t>
+      </w:r>
+    </w:p>
+    <w:p>
+      <w:r>
+        <w:t>Rueckfluss in den Korpus. Fuer Kommunikation ohne Impact-Washing bedeutet jedes Studienskript den Gesamtbestand schaerfen kann, dass die Analyse nicht bei einer Aktivitaet, einem guten Willen oder einer Kennzahl stehen bleiben darf. Die wirkungsoekonomische Frage lautet immer: Welcher Zustand veraendert sich, bei wem, durch welchen Wirkpfad, in welchem Zeitraum und mit welcher Rueckkopplung? Gerade in Wirkungsmanagement ist diese Unterscheidung entscheidend, weil Lernende spaeter nicht nur Begriffe wiedergeben, sondern Entscheidungssituationen pruefen muessen. Der haeufige Fehler besteht darin, neue Einsichten nur lokal im Skript zu belassen. Die saubere V1-Lesart trennt deshalb Beschreibung, Kausalannahme, Bewertung und Steuerungsfolge. Glossar, Website, Journal, Dossiers und Visuals sollen aus der Skriptarbeit lernen. So wird aus dem Thema kein isoliertes Kapitel, sondern ein pruefbarer Baustein der WÖk-Architektur.</w:t>
+      </w:r>
+    </w:p>
+    <w:p>
+      <w:r>
+        <w:t>Fallfenster zur Anwendung. Ein Kommunikationsbericht nennt viele Aktivitaeten, Reichweiten und Rueckmeldungen. Die V1-Pruefung fragt, ob daraus eine belastbare Wirkungsaussage folgt. Wenn nur Kontakte, Klicks oder Zustimmung vorliegen, bleibt die Aussage im Bereich Wirkungspotenzial oder Resonanz, nicht im Bereich nachgewiesener Wirkung. Bezogen auf Kommunikation ohne Impact-Washing heisst das: Die Analyse muss das konkrete Thema ernst nehmen und zugleich den allgemeinen WÖk-Massstab halten. Es geht nicht darum, die Welt in gute und schlechte Akteure einzuteilen. Es geht darum, Wirkpfade, Wirkungsempfaenger, Datenqualitaet, Risiken und Rueckkopplung so zu beschreiben, dass bessere Entscheidungen moeglich werden.</w:t>
+      </w:r>
+    </w:p>
+    <w:p>
+      <w:r>
+        <w:t>Pruefungsnahe Transferfrage. Formuliere zu WM-V9 eine Wirkungsaussage in drei Saetzen: Erstens den beobachteten oder plausiblen Zustand, zweitens die Daten- oder Quellenlage, drittens die offene Unsicherheit samt Rueckkopplung. Die Antwort muss ohne moralische Personenbewertung auskommen und darf Reichweite nicht mit Wirkung verwechseln.</w:t>
+      </w:r>
+    </w:p>
+    <w:p>
+      <w:pPr>
+        <w:pStyle w:val="Heading3"/>
+      </w:pPr>
+      <w:r>
+        <w:t>Vertiefungsrunde 4: Lesen, pruefen, rueckkoppeln</w:t>
+      </w:r>
+    </w:p>
+    <w:p>
+      <w:r>
+        <w:t>Die folgende Runde verdichtet WM-V9 nicht durch neue Schlagworte, sondern durch wiederholte Anwendung auf unterschiedliche Entscheidungsebenen. Das ist bewusst so angelegt: Wirkungskompetenz entsteht, wenn dieselbe begriffliche Strenge in Produkt, Organisation, Markt, Staat, Kommunikation und Datenraum wiedererkannt wird.</w:t>
+      </w:r>
+    </w:p>
+    <w:p>
+      <w:r>
+        <w:t>Begriffliche Schaerfung. Fuer Kommunikation ohne Impact-Washing bedeutet praezise Sprache die erste Sicherung gegen Impact-Washing ist, dass die Analyse nicht bei einer Aktivitaet, einem guten Willen oder einer Kennzahl stehen bleiben darf. Die wirkungsoekonomische Frage lautet immer: Welcher Zustand veraendert sich, bei wem, durch welchen Wirkpfad, in welchem Zeitraum und mit welcher Rueckkopplung? Gerade in Wirkungsmanagement ist diese Unterscheidung entscheidend, weil Lernende spaeter nicht nur Begriffe wiedergeben, sondern Entscheidungssituationen pruefen muessen. Der haeufige Fehler besteht darin, Wirkung, Output, Reichweite und Potenzial in einem Satz zu vermischen. Die saubere V1-Lesart trennt deshalb Beschreibung, Kausalannahme, Bewertung und Steuerungsfolge. In der Praxis sollte jede Wirkungsaussage als kurze Viererprobe formuliert werden: Zustand, Betroffene, Quelle, offene Unsicherheit. So wird aus dem Thema kein isoliertes Kapitel, sondern ein pruefbarer Baustein der WÖk-Architektur.</w:t>
+      </w:r>
+    </w:p>
+    <w:p>
+      <w:r>
+        <w:t>Wirkpfad-Logik. Fuer Kommunikation ohne Impact-Washing bedeutet ein Thema erst dann steuerbar wird, wenn der Mechanismus zwischen Ausloeser und Zustandsveraenderung beschrieben ist, dass die Analyse nicht bei einer Aktivitaet, einem guten Willen oder einer Kennzahl stehen bleiben darf. Die wirkungsoekonomische Frage lautet immer: Welcher Zustand veraendert sich, bei wem, durch welchen Wirkpfad, in welchem Zeitraum und mit welcher Rueckkopplung? Gerade in Wirkungsmanagement ist diese Unterscheidung entscheidend, weil Lernende spaeter nicht nur Begriffe wiedergeben, sondern Entscheidungssituationen pruefen muessen. Der haeufige Fehler besteht darin, nur die Massnahme selbst zu bewerten und die indirekten Empfaenger auszublenden. Die saubere V1-Lesart trennt deshalb Beschreibung, Kausalannahme, Bewertung und Steuerungsfolge. Eine gute Fallanalyse zeichnet mindestens einen direkten und einen indirekten Wirkpfad nach. So wird aus dem Thema kein isoliertes Kapitel, sondern ein pruefbarer Baustein der WÖk-Architektur.</w:t>
+      </w:r>
+    </w:p>
+    <w:p>
+      <w:r>
+        <w:t>Daten- und Quellenklarheit. Fuer Kommunikation ohne Impact-Washing bedeutet jede Bewertung nur so belastbar ist wie Datenlage, Quellenstatus und Aktualitaet, dass die Analyse nicht bei einer Aktivitaet, einem guten Willen oder einer Kennzahl stehen bleiben darf. Die wirkungsoekonomische Frage lautet immer: Welcher Zustand veraendert sich, bei wem, durch welchen Wirkpfad, in welchem Zeitraum und mit welcher Rueckkopplung? Gerade in Wirkungsmanagement ist diese Unterscheidung entscheidend, weil Lernende spaeter nicht nur Begriffe wiedergeben, sondern Entscheidungssituationen pruefen muessen. Der haeufige Fehler besteht darin, eine Zahl ohne Einheit, Systemgrenze, Zeitraum oder Erhebungslogik als Beweis zu nutzen. Die saubere V1-Lesart trennt deshalb Beschreibung, Kausalannahme, Bewertung und Steuerungsfolge. Die Lernenden sollen Daten nicht dekorativ zitieren, sondern ihre Aussagekraft, Luecken und Grenzen offenlegen. So wird aus dem Thema kein isoliertes Kapitel, sondern ein pruefbarer Baustein der WÖk-Architektur.</w:t>
+      </w:r>
+    </w:p>
+    <w:p>
+      <w:r>
+        <w:t>Fallfenster zur Anwendung. Eine Organisation plant eine Massnahme und formuliert dazu eine positive Absicht. In der WÖk reicht das nicht. Fuer diese Vorlesung muss sichtbar werden, welche Zustandsveraenderung erwartet wird, welche Empfaenger direkt oder indirekt betroffen sind, welche Nebenwirkungen entstehen koennen und welche Entscheidung spaeter korrigiert wird. Bezogen auf Kommunikation ohne Impact-Washing heisst das: Die Analyse muss das konkrete Thema ernst nehmen und zugleich den allgemeinen WÖk-Massstab halten. Es geht nicht darum, die Welt in gute und schlechte Akteure einzuteilen. Es geht darum, Wirkpfade, Wirkungsempfaenger, Datenqualitaet, Risiken und Rueckkopplung so zu beschreiben, dass bessere Entscheidungen moeglich werden.</w:t>
+      </w:r>
+    </w:p>
+    <w:p>
+      <w:r>
+        <w:t>Ambivalenz. Fuer Kommunikation ohne Impact-Washing bedeutet positive und negative Zustandsveraenderungen gleichzeitig auftreten koennen, dass die Analyse nicht bei einer Aktivitaet, einem guten Willen oder einer Kennzahl stehen bleiben darf. Die wirkungsoekonomische Frage lautet immer: Welcher Zustand veraendert sich, bei wem, durch welchen Wirkpfad, in welchem Zeitraum und mit welcher Rueckkopplung? Gerade in Wirkungsmanagement ist diese Unterscheidung entscheidend, weil Lernende spaeter nicht nur Begriffe wiedergeben, sondern Entscheidungssituationen pruefen muessen. Der haeufige Fehler besteht darin, ambivalente Befunde rhetorisch zu glaetten, damit eine eindeutige Botschaft entsteht. Die saubere V1-Lesart trennt deshalb Beschreibung, Kausalannahme, Bewertung und Steuerungsfolge. Ein gutes Skript fuehrt deshalb Profile, Zielkonflikte und offene Punkte nebeneinander. So wird aus dem Thema kein isoliertes Kapitel, sondern ein pruefbarer Baustein der WÖk-Architektur.</w:t>
+      </w:r>
+    </w:p>
+    <w:p>
+      <w:r>
+        <w:t>Nichtkompensation. Fuer Kommunikation ohne Impact-Washing bedeutet schwere zentrale Schaeden nicht durch beliebige positive Einzelwerte neutralisiert werden duerfen, dass die Analyse nicht bei einer Aktivitaet, einem guten Willen oder einer Kennzahl stehen bleiben darf. Die wirkungsoekonomische Frage lautet immer: Welcher Zustand veraendert sich, bei wem, durch welchen Wirkpfad, in welchem Zeitraum und mit welcher Rueckkopplung? Gerade in Wirkungsmanagement ist diese Unterscheidung entscheidend, weil Lernende spaeter nicht nur Begriffe wiedergeben, sondern Entscheidungssituationen pruefen muessen. Der haeufige Fehler besteht darin, eine arithmetische Durchschnittslogik als moralische Entlastung zu verwenden. Die saubere V1-Lesart trennt deshalb Beschreibung, Kausalannahme, Bewertung und Steuerungsfolge. Reverse Merit Order und rote Linien sind Schutzregeln gegen Schoenrechnung. So wird aus dem Thema kein isoliertes Kapitel, sondern ein pruefbarer Baustein der WÖk-Architektur.</w:t>
+      </w:r>
+    </w:p>
+    <w:p>
+      <w:r>
+        <w:t>Pruefungsnahe Transferfrage. Formuliere zu WM-V9 eine Wirkungsaussage in drei Saetzen: Erstens den beobachteten oder plausiblen Zustand, zweitens die Daten- oder Quellenlage, drittens die offene Unsicherheit samt Rueckkopplung. Die Antwort muss ohne moralische Personenbewertung auskommen und darf Reichweite nicht mit Wirkung verwechseln.</w:t>
+      </w:r>
+    </w:p>
+    <w:p>
+      <w:r>
+        <w:t>Rueckkopplung. Fuer Kommunikation ohne Impact-Washing bedeutet Wirkungswissen erst dann wertvoll wird, wenn es Entscheidungen veraendert, dass die Analyse nicht bei einer Aktivitaet, einem guten Willen oder einer Kennzahl stehen bleiben darf. Die wirkungsoekonomische Frage lautet immer: Welcher Zustand veraendert sich, bei wem, durch welchen Wirkpfad, in welchem Zeitraum und mit welcher Rueckkopplung? Gerade in Wirkungsmanagement ist diese Unterscheidung entscheidend, weil Lernende spaeter nicht nur Begriffe wiedergeben, sondern Entscheidungssituationen pruefen muessen. Der haeufige Fehler besteht darin, einen Bericht als Endpunkt zu betrachten. Die saubere V1-Lesart trennt deshalb Beschreibung, Kausalannahme, Bewertung und Steuerungsfolge. Jeder Analyseblock sollte fragen, welche Routine, welcher Prozess oder welche Ressource nach der Bewertung angepasst wird. So wird aus dem Thema kein isoliertes Kapitel, sondern ein pruefbarer Baustein der WÖk-Architektur.</w:t>
+      </w:r>
+    </w:p>
+    <w:p>
+      <w:r>
+        <w:t>Fallfenster zur Anwendung. Eine Fuehrungsentscheidung erzeugt zugleich Nutzen und Risiken. Die WÖk behandelt Ambivalenz nicht als Stoerung, sondern als Kern der Analyse. Positive Netto-Wirkung darf erst behauptet werden, wenn zentrale negative Wirkungen getrennt geprueft und rote Linien gewahrt sind. Bezogen auf Kommunikation ohne Impact-Washing heisst das: Die Analyse muss das konkrete Thema ernst nehmen und zugleich den allgemeinen WÖk-Massstab halten. Es geht nicht darum, die Welt in gute und schlechte Akteure einzuteilen. Es geht darum, Wirkpfade, Wirkungsempfaenger, Datenqualitaet, Risiken und Rueckkopplung so zu beschreiben, dass bessere Entscheidungen moeglich werden.</w:t>
+      </w:r>
+    </w:p>
+    <w:p>
+      <w:r>
+        <w:t>Governance. Fuer Kommunikation ohne Impact-Washing bedeutet Wirkungsbewertung Verfahren, Rechte, Transparenz und Korrektur braucht, dass die Analyse nicht bei einer Aktivitaet, einem guten Willen oder einer Kennzahl stehen bleiben darf. Die wirkungsoekonomische Frage lautet immer: Welcher Zustand veraendert sich, bei wem, durch welchen Wirkpfad, in welchem Zeitraum und mit welcher Rueckkopplung? Gerade in Wirkungsmanagement ist diese Unterscheidung entscheidend, weil Lernende spaeter nicht nur Begriffe wiedergeben, sondern Entscheidungssituationen pruefen muessen. Der haeufige Fehler besteht darin, Bewertung als technokratische Top-down-Setzung zu verstehen. Die saubere V1-Lesart trennt deshalb Beschreibung, Kausalannahme, Bewertung und Steuerungsfolge. Betroffene, Datenhalter, Entscheider und Kontrollinstanzen muessen unterscheidbare Rollen behalten. So wird aus dem Thema kein isoliertes Kapitel, sondern ein pruefbarer Baustein der WÖk-Architektur.</w:t>
+      </w:r>
+    </w:p>
+    <w:p>
+      <w:r>
+        <w:t>Didaktische Pruefbarkeit. Fuer Kommunikation ohne Impact-Washing bedeutet das Thema in der Akademie nicht nur erklaert, sondern in Falllogik ueberfuehrt werden muss, dass die Analyse nicht bei einer Aktivitaet, einem guten Willen oder einer Kennzahl stehen bleiben darf. Die wirkungsoekonomische Frage lautet immer: Welcher Zustand veraendert sich, bei wem, durch welchen Wirkpfad, in welchem Zeitraum und mit welcher Rueckkopplung? Gerade in Wirkungsmanagement ist diese Unterscheidung entscheidend, weil Lernende spaeter nicht nur Begriffe wiedergeben, sondern Entscheidungssituationen pruefen muessen. Der haeufige Fehler besteht darin, reines Auswendiglernen als Kompetenznachweis zu behandeln. Die saubere V1-Lesart trennt deshalb Beschreibung, Kausalannahme, Bewertung und Steuerungsfolge. Pruefungsfragen sollen Begriffe, Anwendung und rote Linien verbinden. So wird aus dem Thema kein isoliertes Kapitel, sondern ein pruefbarer Baustein der WÖk-Architektur.</w:t>
+      </w:r>
+    </w:p>
+    <w:p>
+      <w:r>
+        <w:t>Transfer in Organisationen. Fuer Kommunikation ohne Impact-Washing bedeutet WÖk-Begriffe im Alltag nur tragen, wenn sie in Routinen uebersetzt werden, dass die Analyse nicht bei einer Aktivitaet, einem guten Willen oder einer Kennzahl stehen bleiben darf. Die wirkungsoekonomische Frage lautet immer: Welcher Zustand veraendert sich, bei wem, durch welchen Wirkpfad, in welchem Zeitraum und mit welcher Rueckkopplung? Gerade in Wirkungsmanagement ist diese Unterscheidung entscheidend, weil Lernende spaeter nicht nur Begriffe wiedergeben, sondern Entscheidungssituationen pruefen muessen. Der haeufige Fehler besteht darin, die Verantwortung an eine Nachhaltigkeitsabteilung auszulagern. Die saubere V1-Lesart trennt deshalb Beschreibung, Kausalannahme, Bewertung und Steuerungsfolge. Strategie, Einkauf, Kommunikation, Controlling und Fuehrung muessen denselben Wirkungsbegriff verwenden. So wird aus dem Thema kein isoliertes Kapitel, sondern ein pruefbarer Baustein der WÖk-Architektur.</w:t>
+      </w:r>
+    </w:p>
+    <w:p>
+      <w:r>
+        <w:t>Fallfenster zur Anwendung. Ein Controlling-Team moechte einen Score bilden. Das Skript verlangt, dass Datenqualitaet, Systemgrenzen, Gewichtung, Unsicherheit und Nichtkompensation sichtbar bleiben. Ein Score darf die Diskussion nicht beenden, sondern muss bessere Fragen, Priorisierung und Rueckkopplung ermoeglichen. Bezogen auf Kommunikation ohne Impact-Washing heisst das: Die Analyse muss das konkrete Thema ernst nehmen und zugleich den allgemeinen WÖk-Massstab halten. Es geht nicht darum, die Welt in gute und schlechte Akteure einzuteilen. Es geht darum, Wirkpfade, Wirkungsempfaenger, Datenqualitaet, Risiken und Rueckkopplung so zu beschreiben, dass bessere Entscheidungen moeglich werden.</w:t>
+      </w:r>
+    </w:p>
+    <w:p>
+      <w:r>
+        <w:t>Rueckfluss in den Korpus. Fuer Kommunikation ohne Impact-Washing bedeutet jedes Studienskript den Gesamtbestand schaerfen kann, dass die Analyse nicht bei einer Aktivitaet, einem guten Willen oder einer Kennzahl stehen bleiben darf. Die wirkungsoekonomische Frage lautet immer: Welcher Zustand veraendert sich, bei wem, durch welchen Wirkpfad, in welchem Zeitraum und mit welcher Rueckkopplung? Gerade in Wirkungsmanagement ist diese Unterscheidung entscheidend, weil Lernende spaeter nicht nur Begriffe wiedergeben, sondern Entscheidungssituationen pruefen muessen. Der haeufige Fehler besteht darin, neue Einsichten nur lokal im Skript zu belassen. Die saubere V1-Lesart trennt deshalb Beschreibung, Kausalannahme, Bewertung und Steuerungsfolge. Glossar, Website, Journal, Dossiers und Visuals sollen aus der Skriptarbeit lernen. So wird aus dem Thema kein isoliertes Kapitel, sondern ein pruefbarer Baustein der WÖk-Architektur.</w:t>
+      </w:r>
+    </w:p>
+    <w:p>
+      <w:r>
+        <w:t>Pruefungsnahe Transferfrage. Formuliere zu WM-V9 eine Wirkungsaussage in drei Saetzen: Erstens den beobachteten oder plausiblen Zustand, zweitens die Daten- oder Quellenlage, drittens die offene Unsicherheit samt Rueckkopplung. Die Antwort muss ohne moralische Personenbewertung auskommen und darf Reichweite nicht mit Wirkung verwechseln.</w:t>
+      </w:r>
+    </w:p>
+    <w:p>
+      <w:pPr>
+        <w:pStyle w:val="Heading3"/>
+      </w:pPr>
+      <w:r>
+        <w:t>Vertiefungsrunde 5: Lesen, pruefen, rueckkoppeln</w:t>
+      </w:r>
+    </w:p>
+    <w:p>
+      <w:r>
+        <w:t>Die folgende Runde verdichtet WM-V9 nicht durch neue Schlagworte, sondern durch wiederholte Anwendung auf unterschiedliche Entscheidungsebenen. Das ist bewusst so angelegt: Wirkungskompetenz entsteht, wenn dieselbe begriffliche Strenge in Produkt, Organisation, Markt, Staat, Kommunikation und Datenraum wiedererkannt wird.</w:t>
+      </w:r>
+    </w:p>
+    <w:p>
+      <w:r>
+        <w:t>Begriffliche Schaerfung. Fuer Kommunikation ohne Impact-Washing bedeutet praezise Sprache die erste Sicherung gegen Impact-Washing ist, dass die Analyse nicht bei einer Aktivitaet, einem guten Willen oder einer Kennzahl stehen bleiben darf. Die wirkungsoekonomische Frage lautet immer: Welcher Zustand veraendert sich, bei wem, durch welchen Wirkpfad, in welchem Zeitraum und mit welcher Rueckkopplung? Gerade in Wirkungsmanagement ist diese Unterscheidung entscheidend, weil Lernende spaeter nicht nur Begriffe wiedergeben, sondern Entscheidungssituationen pruefen muessen. Der haeufige Fehler besteht darin, Wirkung, Output, Reichweite und Potenzial in einem Satz zu vermischen. Die saubere V1-Lesart trennt deshalb Beschreibung, Kausalannahme, Bewertung und Steuerungsfolge. In der Praxis sollte jede Wirkungsaussage als kurze Viererprobe formuliert werden: Zustand, Betroffene, Quelle, offene Unsicherheit. So wird aus dem Thema kein isoliertes Kapitel, sondern ein pruefbarer Baustein der WÖk-Architektur.</w:t>
+      </w:r>
+    </w:p>
+    <w:p>
+      <w:r>
+        <w:t>Wirkpfad-Logik. Fuer Kommunikation ohne Impact-Washing bedeutet ein Thema erst dann steuerbar wird, wenn der Mechanismus zwischen Ausloeser und Zustandsveraenderung beschrieben ist, dass die Analyse nicht bei einer Aktivitaet, einem guten Willen oder einer Kennzahl stehen bleiben darf. Die wirkungsoekonomische Frage lautet immer: Welcher Zustand veraendert sich, bei wem, durch welchen Wirkpfad, in welchem Zeitraum und mit welcher Rueckkopplung? Gerade in Wirkungsmanagement ist diese Unterscheidung entscheidend, weil Lernende spaeter nicht nur Begriffe wiedergeben, sondern Entscheidungssituationen pruefen muessen. Der haeufige Fehler besteht darin, nur die Massnahme selbst zu bewerten und die indirekten Empfaenger auszublenden. Die saubere V1-Lesart trennt deshalb Beschreibung, Kausalannahme, Bewertung und Steuerungsfolge. Eine gute Fallanalyse zeichnet mindestens einen direkten und einen indirekten Wirkpfad nach. So wird aus dem Thema kein isoliertes Kapitel, sondern ein pruefbarer Baustein der WÖk-Architektur.</w:t>
+      </w:r>
+    </w:p>
+    <w:p>
+      <w:r>
+        <w:t>Fallfenster zur Anwendung. Ein Kommunikationsbericht nennt viele Aktivitaeten, Reichweiten und Rueckmeldungen. Die V1-Pruefung fragt, ob daraus eine belastbare Wirkungsaussage folgt. Wenn nur Kontakte, Klicks oder Zustimmung vorliegen, bleibt die Aussage im Bereich Wirkungspotenzial oder Resonanz, nicht im Bereich nachgewiesener Wirkung. Bezogen auf Kommunikation ohne Impact-Washing heisst das: Die Analyse muss das konkrete Thema ernst nehmen und zugleich den allgemeinen WÖk-Massstab halten. Es geht nicht darum, die Welt in gute und schlechte Akteure einzuteilen. Es geht darum, Wirkpfade, Wirkungsempfaenger, Datenqualitaet, Risiken und Rueckkopplung so zu beschreiben, dass bessere Entscheidungen moeglich werden.</w:t>
+      </w:r>
+    </w:p>
+    <w:p>
+      <w:r>
+        <w:t>Daten- und Quellenklarheit. Fuer Kommunikation ohne Impact-Washing bedeutet jede Bewertung nur so belastbar ist wie Datenlage, Quellenstatus und Aktualitaet, dass die Analyse nicht bei einer Aktivitaet, einem guten Willen oder einer Kennzahl stehen bleiben darf. Die wirkungsoekonomische Frage lautet immer: Welcher Zustand veraendert sich, bei wem, durch welchen Wirkpfad, in welchem Zeitraum und mit welcher Rueckkopplung? Gerade in Wirkungsmanagement ist diese Unterscheidung entscheidend, weil Lernende spaeter nicht nur Begriffe wiedergeben, sondern Entscheidungssituationen pruefen muessen. Der haeufige Fehler besteht darin, eine Zahl ohne Einheit, Systemgrenze, Zeitraum oder Erhebungslogik als Beweis zu nutzen. Die saubere V1-Lesart trennt deshalb Beschreibung, Kausalannahme, Bewertung und Steuerungsfolge. Die Lernenden sollen Daten nicht dekorativ zitieren, sondern ihre Aussagekraft, Luecken und Grenzen offenlegen. So wird aus dem Thema kein isoliertes Kapitel, sondern ein pruefbarer Baustein der WÖk-Architektur.</w:t>
+      </w:r>
+    </w:p>
+    <w:p>
+      <w:r>
+        <w:t>Ambivalenz. Fuer Kommunikation ohne Impact-Washing bedeutet positive und negative Zustandsveraenderungen gleichzeitig auftreten koennen, dass die Analyse nicht bei einer Aktivitaet, einem guten Willen oder einer Kennzahl stehen bleiben darf. Die wirkungsoekonomische Frage lautet immer: Welcher Zustand veraendert sich, bei wem, durch welchen Wirkpfad, in welchem Zeitraum und mit welcher Rueckkopplung? Gerade in Wirkungsmanagement ist diese Unterscheidung entscheidend, weil Lernende spaeter nicht nur Begriffe wiedergeben, sondern Entscheidungssituationen pruefen muessen. Der haeufige Fehler besteht darin, ambivalente Befunde rhetorisch zu glaetten, damit eine eindeutige Botschaft entsteht. Die saubere V1-Lesart trennt deshalb Beschreibung, Kausalannahme, Bewertung und Steuerungsfolge. Ein gutes Skript fuehrt deshalb Profile, Zielkonflikte und offene Punkte nebeneinander. So wird aus dem Thema kein isoliertes Kapitel, sondern ein pruefbarer Baustein der WÖk-Architektur.</w:t>
+      </w:r>
+    </w:p>
+    <w:p>
+      <w:r>
+        <w:t>Nichtkompensation. Fuer Kommunikation ohne Impact-Washing bedeutet schwere zentrale Schaeden nicht durch beliebige positive Einzelwerte neutralisiert werden duerfen, dass die Analyse nicht bei einer Aktivitaet, einem guten Willen oder einer Kennzahl stehen bleiben darf. Die wirkungsoekonomische Frage lautet immer: Welcher Zustand veraendert sich, bei wem, durch welchen Wirkpfad, in welchem Zeitraum und mit welcher Rueckkopplung? Gerade in Wirkungsmanagement ist diese Unterscheidung entscheidend, weil Lernende spaeter nicht nur Begriffe wiedergeben, sondern Entscheidungssituationen pruefen muessen. Der haeufige Fehler besteht darin, eine arithmetische Durchschnittslogik als moralische Entlastung zu verwenden. Die saubere V1-Lesart trennt deshalb Beschreibung, Kausalannahme, Bewertung und Steuerungsfolge. Reverse Merit Order und rote Linien sind Schutzregeln gegen Schoenrechnung. So wird aus dem Thema kein isoliertes Kapitel, sondern ein pruefbarer Baustein der WÖk-Architektur.</w:t>
+      </w:r>
+    </w:p>
+    <w:p>
+      <w:r>
+        <w:t>Fallfenster zur Anwendung. Eine Organisation plant eine Massnahme und formuliert dazu eine positive Absicht. In der WÖk reicht das nicht. Fuer diese Vorlesung muss sichtbar werden, welche Zustandsveraenderung erwartet wird, welche Empfaenger direkt oder indirekt betroffen sind, welche Nebenwirkungen entstehen koennen und welche Entscheidung spaeter korrigiert wird. Bezogen auf Kommunikation ohne Impact-Washing heisst das: Die Analyse muss das konkrete Thema ernst nehmen und zugleich den allgemeinen WÖk-Massstab halten. Es geht nicht darum, die Welt in gute und schlechte Akteure einzuteilen. Es geht darum, Wirkpfade, Wirkungsempfaenger, Datenqualitaet, Risiken und Rueckkopplung so zu beschreiben, dass bessere Entscheidungen moeglich werden.</w:t>
+      </w:r>
+    </w:p>
+    <w:p>
+      <w:r>
+        <w:t>Pruefungsnahe Transferfrage. Formuliere zu WM-V9 eine Wirkungsaussage in drei Saetzen: Erstens den beobachteten oder plausiblen Zustand, zweitens die Daten- oder Quellenlage, drittens die offene Unsicherheit samt Rueckkopplung. Die Antwort muss ohne moralische Personenbewertung auskommen und darf Reichweite nicht mit Wirkung verwechseln.</w:t>
+      </w:r>
+    </w:p>
+    <w:p>
+      <w:r>
+        <w:t>Rueckkopplung. Fuer Kommunikation ohne Impact-Washing bedeutet Wirkungswissen erst dann wertvoll wird, wenn es Entscheidungen veraendert, dass die Analyse nicht bei einer Aktivitaet, einem guten Willen oder einer Kennzahl stehen bleiben darf. Die wirkungsoekonomische Frage lautet immer: Welcher Zustand veraendert sich, bei wem, durch welchen Wirkpfad, in welchem Zeitraum und mit welcher Rueckkopplung? Gerade in Wirkungsmanagement ist diese Unterscheidung entscheidend, weil Lernende spaeter nicht nur Begriffe wiedergeben, sondern Entscheidungssituationen pruefen muessen. Der haeufige Fehler besteht darin, einen Bericht als Endpunkt zu betrachten. Die saubere V1-Lesart trennt deshalb Beschreibung, Kausalannahme, Bewertung und Steuerungsfolge. Jeder Analyseblock sollte fragen, welche Routine, welcher Prozess oder welche Ressource nach der Bewertung angepasst wird. So wird aus dem Thema kein isoliertes Kapitel, sondern ein pruefbarer Baustein der WÖk-Architektur.</w:t>
+      </w:r>
+    </w:p>
+    <w:p>
+      <w:r>
+        <w:t>Governance. Fuer Kommunikation ohne Impact-Washing bedeutet Wirkungsbewertung Verfahren, Rechte, Transparenz und Korrektur braucht, dass die Analyse nicht bei einer Aktivitaet, einem guten Willen oder einer Kennzahl stehen bleiben darf. Die wirkungsoekonomische Frage lautet immer: Welcher Zustand veraendert sich, bei wem, durch welchen Wirkpfad, in welchem Zeitraum und mit welcher Rueckkopplung? Gerade in Wirkungsmanagement ist diese Unterscheidung entscheidend, weil Lernende spaeter nicht nur Begriffe wiedergeben, sondern Entscheidungssituationen pruefen muessen. Der haeufige Fehler besteht darin, Bewertung als technokratische Top-down-Setzung zu verstehen. Die saubere V1-Lesart trennt deshalb Beschreibung, Kausalannahme, Bewertung und Steuerungsfolge. Betroffene, Datenhalter, Entscheider und Kontrollinstanzen muessen unterscheidbare Rollen behalten. So wird aus dem Thema kein isoliertes Kapitel, sondern ein pruefbarer Baustein der WÖk-Architektur.</w:t>
+      </w:r>
+    </w:p>
+    <w:p>
+      <w:r>
+        <w:t>Didaktische Pruefbarkeit. Fuer Kommunikation ohne Impact-Washing bedeutet das Thema in der Akademie nicht nur erklaert, sondern in Falllogik ueberfuehrt werden muss, dass die Analyse nicht bei einer Aktivitaet, einem guten Willen oder einer Kennzahl stehen bleiben darf. Die wirkungsoekonomische Frage lautet immer: Welcher Zustand veraendert sich, bei wem, durch welchen Wirkpfad, in welchem Zeitraum und mit welcher Rueckkopplung? Gerade in Wirkungsmanagement ist diese Unterscheidung entscheidend, weil Lernende spaeter nicht nur Begriffe wiedergeben, sondern Entscheidungssituationen pruefen muessen. Der haeufige Fehler besteht darin, reines Auswendiglernen als Kompetenznachweis zu behandeln. Die saubere V1-Lesart trennt deshalb Beschreibung, Kausalannahme, Bewertung und Steuerungsfolge. Pruefungsfragen sollen Begriffe, Anwendung und rote Linien verbinden. So wird aus dem Thema kein isoliertes Kapitel, sondern ein pruefbarer Baustein der WÖk-Architektur.</w:t>
+      </w:r>
+    </w:p>
+    <w:p>
+      <w:r>
+        <w:t>Fallfenster zur Anwendung. Eine Fuehrungsentscheidung erzeugt zugleich Nutzen und Risiken. Die WÖk behandelt Ambivalenz nicht als Stoerung, sondern als Kern der Analyse. Positive Netto-Wirkung darf erst behauptet werden, wenn zentrale negative Wirkungen getrennt geprueft und rote Linien gewahrt sind. Bezogen auf Kommunikation ohne Impact-Washing heisst das: Die Analyse muss das konkrete Thema ernst nehmen und zugleich den allgemeinen WÖk-Massstab halten. Es geht nicht darum, die Welt in gute und schlechte Akteure einzuteilen. Es geht darum, Wirkpfade, Wirkungsempfaenger, Datenqualitaet, Risiken und Rueckkopplung so zu beschreiben, dass bessere Entscheidungen moeglich werden.</w:t>
+      </w:r>
+    </w:p>
+    <w:p>
+      <w:r>
+        <w:t>Transfer in Organisationen. Fuer Kommunikation ohne Impact-Washing bedeutet WÖk-Begriffe im Alltag nur tragen, wenn sie in Routinen uebersetzt werden, dass die Analyse nicht bei einer Aktivitaet, einem guten Willen oder einer Kennzahl stehen bleiben darf. Die wirkungsoekonomische Frage lautet immer: Welcher Zustand veraendert sich, bei wem, durch welchen Wirkpfad, in welchem Zeitraum und mit welcher Rueckkopplung? Gerade in Wirkungsmanagement ist diese Unterscheidung entscheidend, weil Lernende spaeter nicht nur Begriffe wiedergeben, sondern Entscheidungssituationen pruefen muessen. Der haeufige Fehler besteht darin, die Verantwortung an eine Nachhaltigkeitsabteilung auszulagern. Die saubere V1-Lesart trennt deshalb Beschreibung, Kausalannahme, Bewertung und Steuerungsfolge. Strategie, Einkauf, Kommunikation, Controlling und Fuehrung muessen denselben Wirkungsbegriff verwenden. So wird aus dem Thema kein isoliertes Kapitel, sondern ein pruefbarer Baustein der WÖk-Architektur.</w:t>
+      </w:r>
+    </w:p>
+    <w:p>
+      <w:r>
+        <w:t>Rueckfluss in den Korpus. Fuer Kommunikation ohne Impact-Washing bedeutet jedes Studienskript den Gesamtbestand schaerfen kann, dass die Analyse nicht bei einer Aktivitaet, einem guten Willen oder einer Kennzahl stehen bleiben darf. Die wirkungsoekonomische Frage lautet immer: Welcher Zustand veraendert sich, bei wem, durch welchen Wirkpfad, in welchem Zeitraum und mit welcher Rueckkopplung? Gerade in Wirkungsmanagement ist diese Unterscheidung entscheidend, weil Lernende spaeter nicht nur Begriffe wiedergeben, sondern Entscheidungssituationen pruefen muessen. Der haeufige Fehler besteht darin, neue Einsichten nur lokal im Skript zu belassen. Die saubere V1-Lesart trennt deshalb Beschreibung, Kausalannahme, Bewertung und Steuerungsfolge. Glossar, Website, Journal, Dossiers und Visuals sollen aus der Skriptarbeit lernen. So wird aus dem Thema kein isoliertes Kapitel, sondern ein pruefbarer Baustein der WÖk-Architektur.</w:t>
+      </w:r>
+    </w:p>
+    <w:p>
+      <w:r>
+        <w:t>Pruefungsnahe Transferfrage. Formuliere zu WM-V9 eine Wirkungsaussage in drei Saetzen: Erstens den beobachteten oder plausiblen Zustand, zweitens die Daten- oder Quellenlage, drittens die offene Unsicherheit samt Rueckkopplung. Die Antwort muss ohne moralische Personenbewertung auskommen und darf Reichweite nicht mit Wirkung verwechseln.</w:t>
+      </w:r>
+    </w:p>
+    <w:p>
+      <w:pPr>
+        <w:pStyle w:val="Heading3"/>
+      </w:pPr>
+      <w:r>
+        <w:t>Vertiefungsrunde 6: Lesen, pruefen, rueckkoppeln</w:t>
+      </w:r>
+    </w:p>
+    <w:p>
+      <w:r>
+        <w:t>Die folgende Runde verdichtet WM-V9 nicht durch neue Schlagworte, sondern durch wiederholte Anwendung auf unterschiedliche Entscheidungsebenen. Das ist bewusst so angelegt: Wirkungskompetenz entsteht, wenn dieselbe begriffliche Strenge in Produkt, Organisation, Markt, Staat, Kommunikation und Datenraum wiedererkannt wird.</w:t>
+      </w:r>
+    </w:p>
+    <w:p>
+      <w:r>
+        <w:t>Begriffliche Schaerfung. Fuer Kommunikation ohne Impact-Washing bedeutet praezise Sprache die erste Sicherung gegen Impact-Washing ist, dass die Analyse nicht bei einer Aktivitaet, einem guten Willen oder einer Kennzahl stehen bleiben darf. Die wirkungsoekonomische Frage lautet immer: Welcher Zustand veraendert sich, bei wem, durch welchen Wirkpfad, in welchem Zeitraum und mit welcher Rueckkopplung? Gerade in Wirkungsmanagement ist diese Unterscheidung entscheidend, weil Lernende spaeter nicht nur Begriffe wiedergeben, sondern Entscheidungssituationen pruefen muessen. Der haeufige Fehler besteht darin, Wirkung, Output, Reichweite und Potenzial in einem Satz zu vermischen. Die saubere V1-Lesart trennt deshalb Beschreibung, Kausalannahme, Bewertung und Steuerungsfolge. In der Praxis sollte jede Wirkungsaussage als kurze Viererprobe formuliert werden: Zustand, Betroffene, Quelle, offene Unsicherheit. So wird aus dem Thema kein isoliertes Kapitel, sondern ein pruefbarer Baustein der WÖk-Architektur.</w:t>
+      </w:r>
+    </w:p>
+    <w:p>
+      <w:r>
+        <w:t>Fallfenster zur Anwendung. Ein Controlling-Team moechte einen Score bilden. Das Skript verlangt, dass Datenqualitaet, Systemgrenzen, Gewichtung, Unsicherheit und Nichtkompensation sichtbar bleiben. Ein Score darf die Diskussion nicht beenden, sondern muss bessere Fragen, Priorisierung und Rueckkopplung ermoeglichen. Bezogen auf Kommunikation ohne Impact-Washing heisst das: Die Analyse muss das konkrete Thema ernst nehmen und zugleich den allgemeinen WÖk-Massstab halten. Es geht nicht darum, die Welt in gute und schlechte Akteure einzuteilen. Es geht darum, Wirkpfade, Wirkungsempfaenger, Datenqualitaet, Risiken und Rueckkopplung so zu beschreiben, dass bessere Entscheidungen moeglich werden.</w:t>
+      </w:r>
+    </w:p>
+    <w:p>
+      <w:pPr>
+        <w:pStyle w:val="Heading3"/>
+      </w:pPr>
+      <w:r>
+        <w:t>V1-Abschlussnotiz</w:t>
+      </w:r>
+    </w:p>
+    <w:p>
+      <w:r>
+        <w:t>Diese Finalisierung schliesst die Codex-Inhaltsproduktion fuer WM-V9. Offen bleibt nicht der fachliche Kern des Skripts, sondern der naechste Produktionsschritt: Claude setzt daraus die CI/CD-konforme Reader- und PDF-Fassung, prueft Satz, Umbrueche, Medienintegration und Lektorat und markiert erst danach die veroeffentlichte Fassung als freigegeben.</w:t>
+      </w:r>
+    </w:p>
+    <w:p>
+      <w:pPr>
+        <w:pStyle w:val="Heading2"/>
+      </w:pPr>
+      <w:r>
         <w:t>9. Quellen / Vertiefung</w:t>
       </w:r>
     </w:p>
@@ -869,7 +1617,7 @@
     </w:p>
     <w:p>
       <w:r>
-        <w:t>Dabei steht NW_pos für positive Netto-Wirkung als Zielgröße, Delta Z für Zustandsveränderungen, w_i für begründete Gewichtungen positiver Wirkungen und r_j für Risiken oder negative Zustandsveränderungen. Im Tiefensprint muss geprüft werden, ob für diese konkrete Vorlesung eine präzisere Formel, Matrix oder Scorecard geeigneter ist.</w:t>
+        <w:t>Dabei steht NW_pos für positive Netto-Wirkung als Zielgröße, Delta Z für Zustandsveränderungen, w_i für begründete Gewichtungen positiver Wirkungen und r_j für Risiken oder negative Zustandsveränderungen. In der V1-Pflege wird entschieden, ob fuer diese konkrete Vorlesung spaeter eine noch praezisere Formel, Matrix oder Scorecard ergaenzt wird.</w:t>
       </w:r>
     </w:p>
     <w:p>
@@ -1551,7 +2299,7 @@
     </w:p>
     <w:p>
       <w:r>
-        <w:t>Status dieser Erweiterung: ausgebaute Arbeitsfassung für Claude-CI/CD, Word-Rohfassung und Reader-Spiegel. Sie ersetzt noch nicht die spätere Satz-, Quellen- und PDF-Finalisierung, bringt die Vorlesung aber aus der Kurzfassung in eine substanzielle Studienskriptfassung.</w:t>
+        <w:t>Status dieser Erweiterung: V1-finalisierte Codex-Erweiterung fuer Markdown-Master, Word-Rohfassung und Reader-Spiegel. Satz, Medienintegration, Lektorat und PDF-Freigabe bleiben der Claude-CI/CD-Lane vorbehalten.</w:t>
       </w:r>
     </w:p>
     <w:p>
@@ -2963,7 +3711,7 @@
         <w:pStyle w:val="ListBullet"/>
       </w:pPr>
       <w:r>
-        <w:t>woek-akademie-app/docs/lehrgaenge/wirkungsmanagement-v9-kommunikation-ohne-impact-washing.md — unmittelbarer Akademie-Quelltext dieser Rohfassung.</w:t>
+        <w:t>woek-akademie-app/docs/lehrgaenge/wirkungsmanagement-v9-kommunikation-ohne-impact-washing.md — unmittelbarer Akademie-Quelltext dieser V1-Fassung.</w:t>
       </w:r>
     </w:p>
     <w:p>
@@ -3003,7 +3751,7 @@
         <w:pStyle w:val="Heading3"/>
       </w:pPr>
       <w:r>
-        <w:t>Externe Quellen fuer den Tiefensprint</w:t>
+        <w:t>Externe Quellen fuer die V1-Fassung</w:t>
       </w:r>
     </w:p>
     <w:p>
@@ -3036,62 +3784,6 @@
       </w:pPr>
       <w:r>
         <w:t>Fachliteratur zu Wirkungslogik, Evaluation, Systemtheorie, Resilienz, Governance, Diffusion, Vertrauen oder Controlling je nach Thema.</w:t>
-      </w:r>
-    </w:p>
-    <w:p>
-      <w:pPr>
-        <w:pStyle w:val="Heading2"/>
-      </w:pPr>
-      <w:r>
-        <w:t>10. Rückfluss in den WÖk-Korpus</w:t>
-      </w:r>
-    </w:p>
-    <w:p>
-      <w:pPr>
-        <w:pStyle w:val="ListBullet"/>
-      </w:pPr>
-      <w:r>
-        <w:t>Glossar/Begriffe: Im Tiefensprint prüfen, welche Begriffe aus Kommunikation ohne Impact-Washing eigene Glossarseiten oder präzisere Verweise brauchen.</w:t>
-      </w:r>
-    </w:p>
-    <w:p>
-      <w:pPr>
-        <w:pStyle w:val="ListBullet"/>
-      </w:pPr>
-      <w:r>
-        <w:t>Website/Erklärseiten: Prüfen, ob eine kurze öffentliche Erklärseite oder ein Baustein für die Bibliothek fehlt.</w:t>
-      </w:r>
-    </w:p>
-    <w:p>
-      <w:pPr>
-        <w:pStyle w:val="ListBullet"/>
-      </w:pPr>
-      <w:r>
-        <w:t>Journal/Dossiers: Geeignete Praxisfälle aus Website und Journal als Fallpool markieren.</w:t>
-      </w:r>
-    </w:p>
-    <w:p>
-      <w:pPr>
-        <w:pStyle w:val="ListBullet"/>
-      </w:pPr>
-      <w:r>
-        <w:t>Visuals/Charts: Wirkpfad- oder Scorecard-Chart aus vorhandenen Visuals wiederverwenden oder als neues Asset spezifizieren.</w:t>
-      </w:r>
-    </w:p>
-    <w:p>
-      <w:pPr>
-        <w:pStyle w:val="ListBullet"/>
-      </w:pPr>
-      <w:r>
-        <w:t>Methodik/Standards: Datenqualität, Unsicherheit, Nichtkompensation und Reverse Merit Order nur dort einsetzen, wo sie fachlich tragen.</w:t>
-      </w:r>
-    </w:p>
-    <w:p>
-      <w:pPr>
-        <w:pStyle w:val="ListBullet"/>
-      </w:pPr>
-      <w:r>
-        <w:t>Offene Forschungs- oder Quellenfrage: Externe Quellen im Tiefensprint gezielt ergänzen und zitierfähig machen.</w:t>
       </w:r>
     </w:p>
     <w:sectPr>

--- a/docs/studienskripte/word-rohfassungen/wirkungsmanagement-v9.docx
+++ b/docs/studienskripte/word-rohfassungen/wirkungsmanagement-v9.docx
@@ -24,12 +24,12 @@
     </w:p>
     <w:p>
       <w:r>
-        <w:t>Quelle: /Users/hagen/Documents/New project/content/studienskripte/wirkungsmanagement-v9.md</w:t>
-      </w:r>
-    </w:p>
-    <w:p>
-      <w:r>
-        <w:t>Track: Wirkungsmanagement Kurscode: wirkungsmanagement Vorlesungscode: WM-V9 Modul/Abschnitt: WM Titel: Kommunikation ohne Impact-Washing Status: Studienskript V1 · fachlich finale Codex-Fassung, Claude-CI/CD-Satzfreigabe offen Quelle: woek-akademie-app/docs/lehrgaenge/wirkungsmanagement-v9-kommunikation-ohne-impact-washing.md Ablage: Markdown-Master in content/studienskripte/wirkungsmanagement-v9.md, Word-Rohfassung in docs/studienskripte/word-rohfassungen/wirkungsmanagement-v9.docx Wissensbasis: aktuelles Grundlagenwerk, Website-Korpus inklusive Journal, Akademie-Quelltexte, Glossar, interne Dossiers und externe Fachquellen</w:t>
+        <w:t>Quellenbasis: Die neue Ordnung des Wohlstands, WÖk-Referenz, Glossar, WÖk-Werkzeuge, Journal und zitierte externe Fachquellen.</w:t>
+      </w:r>
+    </w:p>
+    <w:p>
+      <w:r>
+        <w:t>Track: Wirkungsmanagement Kurscode: wirkungsmanagement Vorlesungscode: WM-V9 Modul/Abschnitt: WM Titel: Kommunikation ohne Impact-Washing Status: Studienskript V1 · fachlich finale Codex-Fassung, Claude-CI/CD-Satzfreigabe offen Primäre WÖk-Quellen: Die neue Ordnung des Wohlstands (https://wirkungsoekonomie.de/buch.html) · WÖk-Referenz (https://wirkungsoekonomie.de/referenz/) · Glossar der Wirkungsökonomie (https://wirkungsoekonomie.de/glossar.html) · WÖk-Werkzeuge (https://wirkungsoekonomie.de/werkzeuge/) Ausgabe: Markdown-Master, Word-Rohfassung und Akademie-Reader-Spiegel Wissensbasis: aktuelles Grundlagenwerk, öffentliche WÖk-Referenz, Wirkungsfelder, Werkzeuge, Glossar, Bibliothek, Journal und externe Fachquellen</w:t>
       </w:r>
     </w:p>
     <w:p>
@@ -131,7 +131,7 @@
     </w:p>
     <w:p>
       <w:r>
-        <w:t>Track / Kurscode: wirkungsmanagement Vorlesungscode: WM-V9 Empfohlene Dauer: ~45 Min · Videolänge: ~14 Min Voraussetzung: WM-V8 Führende Quellen (Repo): source-assets/originals/WOeK_Begriffsleitfaden_fuehrend_v1.0.md (§4) · Glossar begriffe/impact-washing, begriffe/greenwashing · Blog-Beispiele</w:t>
+        <w:t>Track / Kurscode: wirkungsmanagement Vorlesungscode: WM-V9 Empfohlene Dauer: ~45 Min · Videolänge: ~14 Min Voraussetzung: WM-V8 Führende Quellen: Die neue Ordnung des Wohlstands (https://wirkungsoekonomie.de/buch.html) · WÖk-Referenz (https://wirkungsoekonomie.de/referenz/) · Glossar der Wirkungsökonomie (https://wirkungsoekonomie.de/glossar.html) · WÖk-Werkzeuge (https://wirkungsoekonomie.de/werkzeuge/)</w:t>
       </w:r>
     </w:p>
     <w:p>
@@ -481,7 +481,7 @@
           </w:tcPr>
           <w:p>
             <w:r>
-              <w:t>begriffe/impact-washing</w:t>
+              <w:t>Impact washing (https://wirkungsoekonomie.de/begriffe/impact-washing/)</w:t>
             </w:r>
           </w:p>
         </w:tc>
@@ -516,7 +516,7 @@
           </w:tcPr>
           <w:p>
             <w:r>
-              <w:t>begriffe/greenwashing</w:t>
+              <w:t>Greenwashing (https://wirkungsoekonomie.de/begriffe/greenwashing/)</w:t>
             </w:r>
           </w:p>
         </w:tc>
@@ -586,7 +586,7 @@
           </w:tcPr>
           <w:p>
             <w:r>
-              <w:t>begriffe/wirkungspotenzial</w:t>
+              <w:t>Wirkungspotenzial (https://wirkungsoekonomie.de/begriffe/wirkungspotenzial/)</w:t>
             </w:r>
           </w:p>
         </w:tc>
@@ -1514,7 +1514,7 @@
         <w:pStyle w:val="ListBullet"/>
       </w:pPr>
       <w:r>
-        <w:t>source-assets/originals/WOeK_Begriffsleitfaden_fuehrend_v1.0.md – §4 (Reichweite ≠ Wirkung)</w:t>
+        <w:t>Glossar der Wirkungsökonomie (https://wirkungsoekonomie.de/glossar.html) – §4 (Reichweite ≠ Wirkung)</w:t>
       </w:r>
     </w:p>
     <w:p>
@@ -1522,7 +1522,7 @@
         <w:pStyle w:val="ListBullet"/>
       </w:pPr>
       <w:r>
-        <w:t>Glossar: begriffe/impact-washing, begriffe/greenwashing, begriffe/wirkungspotenzial</w:t>
+        <w:t>Glossar: Impact washing (https://wirkungsoekonomie.de/begriffe/impact-washing/), Greenwashing (https://wirkungsoekonomie.de/begriffe/greenwashing/), Wirkungspotenzial (https://wirkungsoekonomie.de/begriffe/wirkungspotenzial/)</w:t>
       </w:r>
     </w:p>
     <w:p>
@@ -1941,11 +1941,6 @@
     </w:p>
     <w:p>
       <w:r>
-        <w:t>``chart-spec slug: wirkungsmanagement-v9-wirkpfad type: wirkpfad reuse_first: true preferred_asset: content/studienskripte/assets/wirkungsmanagement-v9/wirkungsmanagement-v9-wirkpfad.svg message: Kommunikation ohne Impact-Washing wird als Wirkpfad von Auslöser über Mechanismus, Wirkungsempfänger und Zustandsveränderung bis zur Rückkopplung dargestellt. source: WÖk-Grundlagenwerk, Website-Korpus, Akademie-Quelltexte, Glossar ``</w:t>
-      </w:r>
-    </w:p>
-    <w:p>
-      <w:r>
         <w:t>&gt; Bildvorgabe: Wirkpfadgrafik mit sechs Stationen: Auslöser, Mechanismus, Wirkungsempfänger, Zustandsveränderung, Bewertung, Rückkopplung. Bestehende WÖk-Wirkpfad- oder Scorecard-Visuals sollen wiederverwendet werden, bevor ein neues Chart entsteht.</w:t>
       </w:r>
     </w:p>
@@ -2177,7 +2172,7 @@
           </w:tcPr>
           <w:p>
             <w:r>
-              <w:t>begriffe/impact-washing</w:t>
+              <w:t>Impact washing (https://wirkungsoekonomie.de/begriffe/impact-washing/)</w:t>
             </w:r>
           </w:p>
         </w:tc>
@@ -2212,7 +2207,7 @@
           </w:tcPr>
           <w:p>
             <w:r>
-              <w:t>begriffe/greenwashing</w:t>
+              <w:t>Greenwashing (https://wirkungsoekonomie.de/begriffe/greenwashing/)</w:t>
             </w:r>
           </w:p>
         </w:tc>
@@ -2282,7 +2277,7 @@
           </w:tcPr>
           <w:p>
             <w:r>
-              <w:t>begriffe/wirkungspotenzial</w:t>
+              <w:t>Wirkungspotenzial (https://wirkungsoekonomie.de/begriffe/wirkungspotenzial/)</w:t>
             </w:r>
           </w:p>
         </w:tc>
@@ -2781,7 +2776,7 @@
     </w:p>
     <w:p>
       <w:r>
-        <w:t>Interne Quelle: referenz/kapitel-076-framing-sprache-und-tonalitaet/index.html</w:t>
+        <w:t>Öffentliche Quelle: Kapitel 76 - Framing, Sprache und Tonalität (https://wirkungsoekonomie.de/referenz/kapitel-076-framing-sprache-und-tonalitaet/)</w:t>
       </w:r>
     </w:p>
     <w:p>
@@ -2991,7 +2986,7 @@
     </w:p>
     <w:p>
       <w:r>
-        <w:t>Interne Quelle: referenz/kapitel-104-wirkungsmessung-manipulation-und-wirkungssimulation/index.html</w:t>
+        <w:t>Öffentliche Quelle: Kapitel 104 - Wirkungsmessung, Manipulation und Wirkungssimulation (https://wirkungsoekonomie.de/referenz/kapitel-104-wirkungsmessung-manipulation-und-wirkungssimulation/)</w:t>
       </w:r>
     </w:p>
     <w:p>
@@ -3201,7 +3196,7 @@
     </w:p>
     <w:p>
       <w:r>
-        <w:t>Interne Quelle: begriffe/impact-washing/index.html</w:t>
+        <w:t>Öffentliche Quelle: WÖk-Präzisierungsbegriff / Risiko- und Washingbegriff (https://wirkungsoekonomie.de/begriffe/impact-washing/)</w:t>
       </w:r>
     </w:p>
     <w:p>
@@ -3399,7 +3394,7 @@
     </w:p>
     <w:p>
       <w:r>
-        <w:t>Interne Quelle: begriffe/wirkungswahrheit/index.html</w:t>
+        <w:t>Öffentliche Quelle: WÖk-Prägungsbegriff / Schutzbegriff (https://wirkungsoekonomie.de/begriffe/wirkungswahrheit/)</w:t>
       </w:r>
     </w:p>
     <w:p>
@@ -3650,7 +3645,7 @@
     </w:p>
     <w:p>
       <w:r>
-        <w:t>Diese Vorlesung ist prüfungsrelevant, aber die eigentliche Antwortlogik gehört nicht in das öffentliche Studienskript. Zertifikatsfragen, CorrectAnswer, Scoring-Regeln und Fallrubrics werden separat in der geschützten App-Lane unter woek-akademie-app/content/pruefungen/ gepflegt.</w:t>
+        <w:t>Diese Vorlesung ist prüfungsrelevant, aber die eigentliche Antwortlogik gehört nicht in das öffentliche Studienskript. Zertifikatsfragen, CorrectAnswer, Scoring-Regeln und Fallrubrics werden separat in einem geschützten, nicht öffentlichen Prüfungsbereich der Akademie-App gepflegt.</w:t>
       </w:r>
     </w:p>
     <w:p>
@@ -3703,7 +3698,7 @@
         <w:pStyle w:val="Heading3"/>
       </w:pPr>
       <w:r>
-        <w:t>Interne Quellen</w:t>
+        <w:t>WÖk-Quellen</w:t>
       </w:r>
     </w:p>
     <w:p>
@@ -3711,7 +3706,7 @@
         <w:pStyle w:val="ListBullet"/>
       </w:pPr>
       <w:r>
-        <w:t>woek-akademie-app/docs/lehrgaenge/wirkungsmanagement-v9-kommunikation-ohne-impact-washing.md — unmittelbarer Akademie-Quelltext dieser V1-Fassung.</w:t>
+        <w:t>Die neue Ordnung des Wohlstands (https://wirkungsoekonomie.de/buch.html) — aktuelles Grundlagenwerk der Wirkungsökonomie.</w:t>
       </w:r>
     </w:p>
     <w:p>
@@ -3719,7 +3714,7 @@
         <w:pStyle w:val="ListBullet"/>
       </w:pPr>
       <w:r>
-        <w:t>assets/pdf/die-neue-ordnung-des-wohlstands.pdf und buch.html — aktuelles Grundlagenwerk.</w:t>
+        <w:t>WÖk-Referenz (https://wirkungsoekonomie.de/referenz/) — öffentliche Kapitel- und Volltextreferenz.</w:t>
       </w:r>
     </w:p>
     <w:p>
@@ -3727,7 +3722,7 @@
         <w:pStyle w:val="ListBullet"/>
       </w:pPr>
       <w:r>
-        <w:t>Website-Korpus: Referenz, Wirkungsfelder, Werkzeuge, Glossar, Bibliothek und Journal.</w:t>
+        <w:t>Glossar der Wirkungsökonomie (https://wirkungsoekonomie.de/glossar.html) — öffentliche Begriffsdefinitionen und Abgrenzungen.</w:t>
       </w:r>
     </w:p>
     <w:p>
@@ -3735,7 +3730,7 @@
         <w:pStyle w:val="ListBullet"/>
       </w:pPr>
       <w:r>
-        <w:t>docs/CODEX-HANDOFF-studienskripte.md — Produktionsstandard.</w:t>
+        <w:t>WÖk-Werkzeuge (https://wirkungsoekonomie.de/werkzeuge/) — öffentliche Methoden-, Scorecard- und Controlling-Werkzeuge.</w:t>
       </w:r>
     </w:p>
     <w:p>
@@ -3743,7 +3738,7 @@
         <w:pStyle w:val="ListBullet"/>
       </w:pPr>
       <w:r>
-        <w:t>docs/CODEX-HANDOFF-pruefungen.md — geschützte Prüfungs- und Antwortlogik.</w:t>
+        <w:t>WÖk-Journal (https://wirkungsoekonomie.de/blog.html) — Dossiers und Fallanalysen.</w:t>
       </w:r>
     </w:p>
     <w:p>
@@ -3759,7 +3754,7 @@
         <w:pStyle w:val="ListBullet"/>
       </w:pPr>
       <w:r>
-        <w:t>United Nations (2015): Transforming our world: the 2030 Agenda for Sustainable Development.</w:t>
+        <w:t>United Nations (2015): Transforming our world: the 2030 Agenda for Sustainable Development (https://sdgs.un.org/2030agenda).</w:t>
       </w:r>
     </w:p>
     <w:p>
@@ -3767,7 +3762,7 @@
         <w:pStyle w:val="ListBullet"/>
       </w:pPr>
       <w:r>
-        <w:t>European Commission: CSRD, ESRS, EU Taxonomy und Digital Product Passport, soweit fuer das Thema einschlägig.</w:t>
+        <w:t>European Commission: Corporate sustainability reporting (https://finance.ec.europa.eu/financial-markets/company-reporting-and-auditing/company-reporting/corporate-sustainability-reporting_en), EU taxonomy for sustainable activities (https://finance.ec.europa.eu/sustainable-finance/tools-and-standards/eu-taxonomy-sustainable-activities_en) und Digital Product Passport (https://single-market-economy.ec.europa.eu/news/commission-launches-consultation-digital-product-passport-2025-04-09_en), soweit fuer das Thema einschlaegig.</w:t>
       </w:r>
     </w:p>
     <w:p>
@@ -3775,7 +3770,15 @@
         <w:pStyle w:val="ListBullet"/>
       </w:pPr>
       <w:r>
-        <w:t>GRI Standards, soweit fuer Berichts- und Indikatorenfragen einschlägig.</w:t>
+        <w:t>EFRAG: Sustainability reporting und ESRS (https://www.efrag.org/en/sustainability-reporting), soweit fuer das Thema einschlaegig.</w:t>
+      </w:r>
+    </w:p>
+    <w:p>
+      <w:pPr>
+        <w:pStyle w:val="ListBullet"/>
+      </w:pPr>
+      <w:r>
+        <w:t>Global Reporting Initiative: GRI Standards (https://www.globalreporting.org/standards/), soweit fuer Berichts- und Indikatorenfragen einschlaegig.</w:t>
       </w:r>
     </w:p>
     <w:p>

--- a/docs/studienskripte/word-rohfassungen/wirkungsmanagement-v9.docx
+++ b/docs/studienskripte/word-rohfassungen/wirkungsmanagement-v9.docx
@@ -751,754 +751,6 @@
     <w:p>
       <w:r>
         <w:t>„Klimaneutral" ohne Beleg. Ein Produkt wird als „klimaneutral" beworben, gestützt nur auf Kompensationszertifikate, während die eigene Produktion hohe Emissionen hat. Der Claim-Check entlarvt: Reichweite/Label statt geprüfter Netto-Wirkung, Grenzen verschwiegen, Kompensation verdeckt schwere Werte (Nichtkompensation). Glaubwürdig wäre: angestrebte Reduktion + belegter Wirkpfad + offene Punkte. (Vgl. Blog-Beispiele auf wirkungsoekonomie.de/blog.)</w:t>
-      </w:r>
-    </w:p>
-    <w:p>
-      <w:pPr>
-        <w:pStyle w:val="Heading2"/>
-      </w:pPr>
-      <w:r>
-        <w:t>V1-Finalisierung: Vertiefung, Anwendung und Evidenz</w:t>
-      </w:r>
-    </w:p>
-    <w:p>
-      <w:r>
-        <w:t>Dieses Studienskript ist die fachlich finale Codex-V1-Fassung fuer den Akademie-Reader und die oeffentliche Bibliothek. Claude uebernimmt danach Satz, CI/CD, PDF/Reader-Freigabe und die abschliessende Lektoratsabnahme.</w:t>
-      </w:r>
-    </w:p>
-    <w:p>
-      <w:pPr>
-        <w:pStyle w:val="Heading3"/>
-      </w:pPr>
-      <w:r>
-        <w:t>Finaler Leseauftrag</w:t>
-      </w:r>
-    </w:p>
-    <w:p>
-      <w:r>
-        <w:t>Dieses Skript zu WM-V9 Kommunikation ohne Impact-Washing ist als Langformtext angelegt: Es soll nicht nur die Vorlesung begleiten, sondern als eigenstaendiges Studienmaterial funktionieren. Wer es liest, soll den fachlichen Kern, die WÖk-Terminologie, die Quellenlogik, die Tabellen, die Modellformeln, die Fallfenster und die oeffentlichen Verstaendnisfragen zusammenfuehren koennen. Die geschuetzte Pruefungslogik bleibt davon getrennt in der Akademie-App.</w:t>
-      </w:r>
-    </w:p>
-    <w:p>
-      <w:pPr>
-        <w:pStyle w:val="Heading3"/>
-      </w:pPr>
-      <w:r>
-        <w:t>Abschlussmatrix fuer die Anwendung</w:t>
-      </w:r>
-    </w:p>
-    <w:tbl>
-      <w:tblPr>
-        <w:tblStyle w:val="TableGrid"/>
-        <w:tblW w:type="auto" w:w="0"/>
-        <w:jc w:val="left"/>
-        <w:tblLook w:firstColumn="1" w:firstRow="1" w:lastColumn="0" w:lastRow="0" w:noHBand="0" w:noVBand="1" w:val="04A0"/>
-      </w:tblPr>
-      <w:tblGrid>
-        <w:gridCol w:w="3120"/>
-        <w:gridCol w:w="3120"/>
-        <w:gridCol w:w="3120"/>
-      </w:tblGrid>
-      <w:tr>
-        <w:tc>
-          <w:tcPr>
-            <w:tcW w:type="dxa" w:w="3120"/>
-            <w:vAlign w:val="center"/>
-          </w:tcPr>
-          <w:p>
-            <w:r>
-              <w:rPr>
-                <w:b/>
-              </w:rPr>
-              <w:t>Ebene</w:t>
-            </w:r>
-          </w:p>
-        </w:tc>
-        <w:tc>
-          <w:tcPr>
-            <w:tcW w:type="dxa" w:w="3120"/>
-            <w:vAlign w:val="center"/>
-          </w:tcPr>
-          <w:p>
-            <w:r>
-              <w:rPr>
-                <w:b/>
-              </w:rPr>
-              <w:t>Anwendung in WM-V9</w:t>
-            </w:r>
-          </w:p>
-        </w:tc>
-        <w:tc>
-          <w:tcPr>
-            <w:tcW w:type="dxa" w:w="3120"/>
-            <w:vAlign w:val="center"/>
-          </w:tcPr>
-          <w:p>
-            <w:r>
-              <w:rPr>
-                <w:b/>
-              </w:rPr>
-              <w:t>Qualitaetsgrenze</w:t>
-            </w:r>
-          </w:p>
-        </w:tc>
-      </w:tr>
-      <w:tr>
-        <w:tc>
-          <w:tcPr>
-            <w:tcW w:type="dxa" w:w="3120"/>
-            <w:vAlign w:val="center"/>
-          </w:tcPr>
-          <w:p>
-            <w:r>
-              <w:t>Begriff</w:t>
-            </w:r>
-          </w:p>
-        </w:tc>
-        <w:tc>
-          <w:tcPr>
-            <w:tcW w:type="dxa" w:w="3120"/>
-            <w:vAlign w:val="center"/>
-          </w:tcPr>
-          <w:p>
-            <w:r>
-              <w:t>Wirkung, Wirkungspotenzial und Wirkungsrisiko werden im Kontext der Vorlesung getrennt.</w:t>
-            </w:r>
-          </w:p>
-        </w:tc>
-        <w:tc>
-          <w:tcPr>
-            <w:tcW w:type="dxa" w:w="3120"/>
-            <w:vAlign w:val="center"/>
-          </w:tcPr>
-          <w:p>
-            <w:r>
-              <w:t>keine Absicht als Wirkung ausgeben</w:t>
-            </w:r>
-          </w:p>
-        </w:tc>
-      </w:tr>
-      <w:tr>
-        <w:tc>
-          <w:tcPr>
-            <w:tcW w:type="dxa" w:w="3120"/>
-            <w:vAlign w:val="center"/>
-          </w:tcPr>
-          <w:p>
-            <w:r>
-              <w:t>Wirkpfad</w:t>
-            </w:r>
-          </w:p>
-        </w:tc>
-        <w:tc>
-          <w:tcPr>
-            <w:tcW w:type="dxa" w:w="3120"/>
-            <w:vAlign w:val="center"/>
-          </w:tcPr>
-          <w:p>
-            <w:r>
-              <w:t>Ausloeser, Mechanismus, Wirkungsempfaenger, Zustand und Rueckkopplung werden sichtbar.</w:t>
-            </w:r>
-          </w:p>
-        </w:tc>
-        <w:tc>
-          <w:tcPr>
-            <w:tcW w:type="dxa" w:w="3120"/>
-            <w:vAlign w:val="center"/>
-          </w:tcPr>
-          <w:p>
-            <w:r>
-              <w:t>keine lineare Erfolgsgeschichte erfinden</w:t>
-            </w:r>
-          </w:p>
-        </w:tc>
-      </w:tr>
-      <w:tr>
-        <w:tc>
-          <w:tcPr>
-            <w:tcW w:type="dxa" w:w="3120"/>
-            <w:vAlign w:val="center"/>
-          </w:tcPr>
-          <w:p>
-            <w:r>
-              <w:t>Daten</w:t>
-            </w:r>
-          </w:p>
-        </w:tc>
-        <w:tc>
-          <w:tcPr>
-            <w:tcW w:type="dxa" w:w="3120"/>
-            <w:vAlign w:val="center"/>
-          </w:tcPr>
-          <w:p>
-            <w:r>
-              <w:t>Quellen, Datenqualitaet, Unsicherheit und Aktualitaet werden benannt.</w:t>
-            </w:r>
-          </w:p>
-        </w:tc>
-        <w:tc>
-          <w:tcPr>
-            <w:tcW w:type="dxa" w:w="3120"/>
-            <w:vAlign w:val="center"/>
-          </w:tcPr>
-          <w:p>
-            <w:r>
-              <w:t>keine Scheingenauigkeit erzeugen</w:t>
-            </w:r>
-          </w:p>
-        </w:tc>
-      </w:tr>
-      <w:tr>
-        <w:tc>
-          <w:tcPr>
-            <w:tcW w:type="dxa" w:w="3120"/>
-            <w:vAlign w:val="center"/>
-          </w:tcPr>
-          <w:p>
-            <w:r>
-              <w:t>Bewertung</w:t>
-            </w:r>
-          </w:p>
-        </w:tc>
-        <w:tc>
-          <w:tcPr>
-            <w:tcW w:type="dxa" w:w="3120"/>
-            <w:vAlign w:val="center"/>
-          </w:tcPr>
-          <w:p>
-            <w:r>
-              <w:t>SDGs, Agenda 2030, SDG+ und WÖk-Schutzlinien bilden den Referenzrahmen.</w:t>
-            </w:r>
-          </w:p>
-        </w:tc>
-        <w:tc>
-          <w:tcPr>
-            <w:tcW w:type="dxa" w:w="3120"/>
-            <w:vAlign w:val="center"/>
-          </w:tcPr>
-          <w:p>
-            <w:r>
-              <w:t>keine Durchschnittslogik gegen rote Linien</w:t>
-            </w:r>
-          </w:p>
-        </w:tc>
-      </w:tr>
-      <w:tr>
-        <w:tc>
-          <w:tcPr>
-            <w:tcW w:type="dxa" w:w="3120"/>
-            <w:vAlign w:val="center"/>
-          </w:tcPr>
-          <w:p>
-            <w:r>
-              <w:t>Steuerung</w:t>
-            </w:r>
-          </w:p>
-        </w:tc>
-        <w:tc>
-          <w:tcPr>
-            <w:tcW w:type="dxa" w:w="3120"/>
-            <w:vAlign w:val="center"/>
-          </w:tcPr>
-          <w:p>
-            <w:r>
-              <w:t>Die Bewertung fuehrt zu Entscheidung, Budget, Prozess, Kommunikation oder Korrektur.</w:t>
-            </w:r>
-          </w:p>
-        </w:tc>
-        <w:tc>
-          <w:tcPr>
-            <w:tcW w:type="dxa" w:w="3120"/>
-            <w:vAlign w:val="center"/>
-          </w:tcPr>
-          <w:p>
-            <w:r>
-              <w:t>kein Reporting ohne Rueckkopplung</w:t>
-            </w:r>
-          </w:p>
-        </w:tc>
-      </w:tr>
-    </w:tbl>
-    <w:p/>
-    <w:p>
-      <w:pPr>
-        <w:pStyle w:val="Heading3"/>
-      </w:pPr>
-      <w:r>
-        <w:t>Vertiefungsrunde 1: Lesen, pruefen, rueckkoppeln</w:t>
-      </w:r>
-    </w:p>
-    <w:p>
-      <w:r>
-        <w:t>Die folgende Runde verdichtet WM-V9 nicht durch neue Schlagworte, sondern durch wiederholte Anwendung auf unterschiedliche Entscheidungsebenen. Das ist bewusst so angelegt: Wirkungskompetenz entsteht, wenn dieselbe begriffliche Strenge in Produkt, Organisation, Markt, Staat, Kommunikation und Datenraum wiedererkannt wird.</w:t>
-      </w:r>
-    </w:p>
-    <w:p>
-      <w:r>
-        <w:t>Begriffliche Schaerfung. Fuer Kommunikation ohne Impact-Washing bedeutet praezise Sprache die erste Sicherung gegen Impact-Washing ist, dass die Analyse nicht bei einer Aktivitaet, einem guten Willen oder einer Kennzahl stehen bleiben darf. Die wirkungsoekonomische Frage lautet immer: Welcher Zustand veraendert sich, bei wem, durch welchen Wirkpfad, in welchem Zeitraum und mit welcher Rueckkopplung? Gerade in Wirkungsmanagement ist diese Unterscheidung entscheidend, weil Lernende spaeter nicht nur Begriffe wiedergeben, sondern Entscheidungssituationen pruefen muessen. Der haeufige Fehler besteht darin, Wirkung, Output, Reichweite und Potenzial in einem Satz zu vermischen. Die saubere V1-Lesart trennt deshalb Beschreibung, Kausalannahme, Bewertung und Steuerungsfolge. In der Praxis sollte jede Wirkungsaussage als kurze Viererprobe formuliert werden: Zustand, Betroffene, Quelle, offene Unsicherheit. So wird aus dem Thema kein isoliertes Kapitel, sondern ein pruefbarer Baustein der WÖk-Architektur.</w:t>
-      </w:r>
-    </w:p>
-    <w:p>
-      <w:r>
-        <w:t>Wirkpfad-Logik. Fuer Kommunikation ohne Impact-Washing bedeutet ein Thema erst dann steuerbar wird, wenn der Mechanismus zwischen Ausloeser und Zustandsveraenderung beschrieben ist, dass die Analyse nicht bei einer Aktivitaet, einem guten Willen oder einer Kennzahl stehen bleiben darf. Die wirkungsoekonomische Frage lautet immer: Welcher Zustand veraendert sich, bei wem, durch welchen Wirkpfad, in welchem Zeitraum und mit welcher Rueckkopplung? Gerade in Wirkungsmanagement ist diese Unterscheidung entscheidend, weil Lernende spaeter nicht nur Begriffe wiedergeben, sondern Entscheidungssituationen pruefen muessen. Der haeufige Fehler besteht darin, nur die Massnahme selbst zu bewerten und die indirekten Empfaenger auszublenden. Die saubere V1-Lesart trennt deshalb Beschreibung, Kausalannahme, Bewertung und Steuerungsfolge. Eine gute Fallanalyse zeichnet mindestens einen direkten und einen indirekten Wirkpfad nach. So wird aus dem Thema kein isoliertes Kapitel, sondern ein pruefbarer Baustein der WÖk-Architektur.</w:t>
-      </w:r>
-    </w:p>
-    <w:p>
-      <w:r>
-        <w:t>Daten- und Quellenklarheit. Fuer Kommunikation ohne Impact-Washing bedeutet jede Bewertung nur so belastbar ist wie Datenlage, Quellenstatus und Aktualitaet, dass die Analyse nicht bei einer Aktivitaet, einem guten Willen oder einer Kennzahl stehen bleiben darf. Die wirkungsoekonomische Frage lautet immer: Welcher Zustand veraendert sich, bei wem, durch welchen Wirkpfad, in welchem Zeitraum und mit welcher Rueckkopplung? Gerade in Wirkungsmanagement ist diese Unterscheidung entscheidend, weil Lernende spaeter nicht nur Begriffe wiedergeben, sondern Entscheidungssituationen pruefen muessen. Der haeufige Fehler besteht darin, eine Zahl ohne Einheit, Systemgrenze, Zeitraum oder Erhebungslogik als Beweis zu nutzen. Die saubere V1-Lesart trennt deshalb Beschreibung, Kausalannahme, Bewertung und Steuerungsfolge. Die Lernenden sollen Daten nicht dekorativ zitieren, sondern ihre Aussagekraft, Luecken und Grenzen offenlegen. So wird aus dem Thema kein isoliertes Kapitel, sondern ein pruefbarer Baustein der WÖk-Architektur.</w:t>
-      </w:r>
-    </w:p>
-    <w:p>
-      <w:r>
-        <w:t>Fallfenster zur Anwendung. Ein Controlling-Team moechte einen Score bilden. Das Skript verlangt, dass Datenqualitaet, Systemgrenzen, Gewichtung, Unsicherheit und Nichtkompensation sichtbar bleiben. Ein Score darf die Diskussion nicht beenden, sondern muss bessere Fragen, Priorisierung und Rueckkopplung ermoeglichen. Bezogen auf Kommunikation ohne Impact-Washing heisst das: Die Analyse muss das konkrete Thema ernst nehmen und zugleich den allgemeinen WÖk-Massstab halten. Es geht nicht darum, die Welt in gute und schlechte Akteure einzuteilen. Es geht darum, Wirkpfade, Wirkungsempfaenger, Datenqualitaet, Risiken und Rueckkopplung so zu beschreiben, dass bessere Entscheidungen moeglich werden.</w:t>
-      </w:r>
-    </w:p>
-    <w:p>
-      <w:r>
-        <w:t>Ambivalenz. Fuer Kommunikation ohne Impact-Washing bedeutet positive und negative Zustandsveraenderungen gleichzeitig auftreten koennen, dass die Analyse nicht bei einer Aktivitaet, einem guten Willen oder einer Kennzahl stehen bleiben darf. Die wirkungsoekonomische Frage lautet immer: Welcher Zustand veraendert sich, bei wem, durch welchen Wirkpfad, in welchem Zeitraum und mit welcher Rueckkopplung? Gerade in Wirkungsmanagement ist diese Unterscheidung entscheidend, weil Lernende spaeter nicht nur Begriffe wiedergeben, sondern Entscheidungssituationen pruefen muessen. Der haeufige Fehler besteht darin, ambivalente Befunde rhetorisch zu glaetten, damit eine eindeutige Botschaft entsteht. Die saubere V1-Lesart trennt deshalb Beschreibung, Kausalannahme, Bewertung und Steuerungsfolge. Ein gutes Skript fuehrt deshalb Profile, Zielkonflikte und offene Punkte nebeneinander. So wird aus dem Thema kein isoliertes Kapitel, sondern ein pruefbarer Baustein der WÖk-Architektur.</w:t>
-      </w:r>
-    </w:p>
-    <w:p>
-      <w:r>
-        <w:t>Nichtkompensation. Fuer Kommunikation ohne Impact-Washing bedeutet schwere zentrale Schaeden nicht durch beliebige positive Einzelwerte neutralisiert werden duerfen, dass die Analyse nicht bei einer Aktivitaet, einem guten Willen oder einer Kennzahl stehen bleiben darf. Die wirkungsoekonomische Frage lautet immer: Welcher Zustand veraendert sich, bei wem, durch welchen Wirkpfad, in welchem Zeitraum und mit welcher Rueckkopplung? Gerade in Wirkungsmanagement ist diese Unterscheidung entscheidend, weil Lernende spaeter nicht nur Begriffe wiedergeben, sondern Entscheidungssituationen pruefen muessen. Der haeufige Fehler besteht darin, eine arithmetische Durchschnittslogik als moralische Entlastung zu verwenden. Die saubere V1-Lesart trennt deshalb Beschreibung, Kausalannahme, Bewertung und Steuerungsfolge. Reverse Merit Order und rote Linien sind Schutzregeln gegen Schoenrechnung. So wird aus dem Thema kein isoliertes Kapitel, sondern ein pruefbarer Baustein der WÖk-Architektur.</w:t>
-      </w:r>
-    </w:p>
-    <w:p>
-      <w:r>
-        <w:t>Pruefungsnahe Transferfrage. Formuliere zu WM-V9 eine Wirkungsaussage in drei Saetzen: Erstens den beobachteten oder plausiblen Zustand, zweitens die Daten- oder Quellenlage, drittens die offene Unsicherheit samt Rueckkopplung. Die Antwort muss ohne moralische Personenbewertung auskommen und darf Reichweite nicht mit Wirkung verwechseln.</w:t>
-      </w:r>
-    </w:p>
-    <w:p>
-      <w:r>
-        <w:t>Rueckkopplung. Fuer Kommunikation ohne Impact-Washing bedeutet Wirkungswissen erst dann wertvoll wird, wenn es Entscheidungen veraendert, dass die Analyse nicht bei einer Aktivitaet, einem guten Willen oder einer Kennzahl stehen bleiben darf. Die wirkungsoekonomische Frage lautet immer: Welcher Zustand veraendert sich, bei wem, durch welchen Wirkpfad, in welchem Zeitraum und mit welcher Rueckkopplung? Gerade in Wirkungsmanagement ist diese Unterscheidung entscheidend, weil Lernende spaeter nicht nur Begriffe wiedergeben, sondern Entscheidungssituationen pruefen muessen. Der haeufige Fehler besteht darin, einen Bericht als Endpunkt zu betrachten. Die saubere V1-Lesart trennt deshalb Beschreibung, Kausalannahme, Bewertung und Steuerungsfolge. Jeder Analyseblock sollte fragen, welche Routine, welcher Prozess oder welche Ressource nach der Bewertung angepasst wird. So wird aus dem Thema kein isoliertes Kapitel, sondern ein pruefbarer Baustein der WÖk-Architektur.</w:t>
-      </w:r>
-    </w:p>
-    <w:p>
-      <w:r>
-        <w:t>Fallfenster zur Anwendung. Ein Kommunikationsbericht nennt viele Aktivitaeten, Reichweiten und Rueckmeldungen. Die V1-Pruefung fragt, ob daraus eine belastbare Wirkungsaussage folgt. Wenn nur Kontakte, Klicks oder Zustimmung vorliegen, bleibt die Aussage im Bereich Wirkungspotenzial oder Resonanz, nicht im Bereich nachgewiesener Wirkung. Bezogen auf Kommunikation ohne Impact-Washing heisst das: Die Analyse muss das konkrete Thema ernst nehmen und zugleich den allgemeinen WÖk-Massstab halten. Es geht nicht darum, die Welt in gute und schlechte Akteure einzuteilen. Es geht darum, Wirkpfade, Wirkungsempfaenger, Datenqualitaet, Risiken und Rueckkopplung so zu beschreiben, dass bessere Entscheidungen moeglich werden.</w:t>
-      </w:r>
-    </w:p>
-    <w:p>
-      <w:r>
-        <w:t>Governance. Fuer Kommunikation ohne Impact-Washing bedeutet Wirkungsbewertung Verfahren, Rechte, Transparenz und Korrektur braucht, dass die Analyse nicht bei einer Aktivitaet, einem guten Willen oder einer Kennzahl stehen bleiben darf. Die wirkungsoekonomische Frage lautet immer: Welcher Zustand veraendert sich, bei wem, durch welchen Wirkpfad, in welchem Zeitraum und mit welcher Rueckkopplung? Gerade in Wirkungsmanagement ist diese Unterscheidung entscheidend, weil Lernende spaeter nicht nur Begriffe wiedergeben, sondern Entscheidungssituationen pruefen muessen. Der haeufige Fehler besteht darin, Bewertung als technokratische Top-down-Setzung zu verstehen. Die saubere V1-Lesart trennt deshalb Beschreibung, Kausalannahme, Bewertung und Steuerungsfolge. Betroffene, Datenhalter, Entscheider und Kontrollinstanzen muessen unterscheidbare Rollen behalten. So wird aus dem Thema kein isoliertes Kapitel, sondern ein pruefbarer Baustein der WÖk-Architektur.</w:t>
-      </w:r>
-    </w:p>
-    <w:p>
-      <w:r>
-        <w:t>Didaktische Pruefbarkeit. Fuer Kommunikation ohne Impact-Washing bedeutet das Thema in der Akademie nicht nur erklaert, sondern in Falllogik ueberfuehrt werden muss, dass die Analyse nicht bei einer Aktivitaet, einem guten Willen oder einer Kennzahl stehen bleiben darf. Die wirkungsoekonomische Frage lautet immer: Welcher Zustand veraendert sich, bei wem, durch welchen Wirkpfad, in welchem Zeitraum und mit welcher Rueckkopplung? Gerade in Wirkungsmanagement ist diese Unterscheidung entscheidend, weil Lernende spaeter nicht nur Begriffe wiedergeben, sondern Entscheidungssituationen pruefen muessen. Der haeufige Fehler besteht darin, reines Auswendiglernen als Kompetenznachweis zu behandeln. Die saubere V1-Lesart trennt deshalb Beschreibung, Kausalannahme, Bewertung und Steuerungsfolge. Pruefungsfragen sollen Begriffe, Anwendung und rote Linien verbinden. So wird aus dem Thema kein isoliertes Kapitel, sondern ein pruefbarer Baustein der WÖk-Architektur.</w:t>
-      </w:r>
-    </w:p>
-    <w:p>
-      <w:r>
-        <w:t>Transfer in Organisationen. Fuer Kommunikation ohne Impact-Washing bedeutet WÖk-Begriffe im Alltag nur tragen, wenn sie in Routinen uebersetzt werden, dass die Analyse nicht bei einer Aktivitaet, einem guten Willen oder einer Kennzahl stehen bleiben darf. Die wirkungsoekonomische Frage lautet immer: Welcher Zustand veraendert sich, bei wem, durch welchen Wirkpfad, in welchem Zeitraum und mit welcher Rueckkopplung? Gerade in Wirkungsmanagement ist diese Unterscheidung entscheidend, weil Lernende spaeter nicht nur Begriffe wiedergeben, sondern Entscheidungssituationen pruefen muessen. Der haeufige Fehler besteht darin, die Verantwortung an eine Nachhaltigkeitsabteilung auszulagern. Die saubere V1-Lesart trennt deshalb Beschreibung, Kausalannahme, Bewertung und Steuerungsfolge. Strategie, Einkauf, Kommunikation, Controlling und Fuehrung muessen denselben Wirkungsbegriff verwenden. So wird aus dem Thema kein isoliertes Kapitel, sondern ein pruefbarer Baustein der WÖk-Architektur.</w:t>
-      </w:r>
-    </w:p>
-    <w:p>
-      <w:r>
-        <w:t>Fallfenster zur Anwendung. Eine Organisation plant eine Massnahme und formuliert dazu eine positive Absicht. In der WÖk reicht das nicht. Fuer diese Vorlesung muss sichtbar werden, welche Zustandsveraenderung erwartet wird, welche Empfaenger direkt oder indirekt betroffen sind, welche Nebenwirkungen entstehen koennen und welche Entscheidung spaeter korrigiert wird. Bezogen auf Kommunikation ohne Impact-Washing heisst das: Die Analyse muss das konkrete Thema ernst nehmen und zugleich den allgemeinen WÖk-Massstab halten. Es geht nicht darum, die Welt in gute und schlechte Akteure einzuteilen. Es geht darum, Wirkpfade, Wirkungsempfaenger, Datenqualitaet, Risiken und Rueckkopplung so zu beschreiben, dass bessere Entscheidungen moeglich werden.</w:t>
-      </w:r>
-    </w:p>
-    <w:p>
-      <w:r>
-        <w:t>Rueckfluss in den Korpus. Fuer Kommunikation ohne Impact-Washing bedeutet jedes Studienskript den Gesamtbestand schaerfen kann, dass die Analyse nicht bei einer Aktivitaet, einem guten Willen oder einer Kennzahl stehen bleiben darf. Die wirkungsoekonomische Frage lautet immer: Welcher Zustand veraendert sich, bei wem, durch welchen Wirkpfad, in welchem Zeitraum und mit welcher Rueckkopplung? Gerade in Wirkungsmanagement ist diese Unterscheidung entscheidend, weil Lernende spaeter nicht nur Begriffe wiedergeben, sondern Entscheidungssituationen pruefen muessen. Der haeufige Fehler besteht darin, neue Einsichten nur lokal im Skript zu belassen. Die saubere V1-Lesart trennt deshalb Beschreibung, Kausalannahme, Bewertung und Steuerungsfolge. Glossar, Website, Journal, Dossiers und Visuals sollen aus der Skriptarbeit lernen. So wird aus dem Thema kein isoliertes Kapitel, sondern ein pruefbarer Baustein der WÖk-Architektur.</w:t>
-      </w:r>
-    </w:p>
-    <w:p>
-      <w:r>
-        <w:t>Pruefungsnahe Transferfrage. Formuliere zu WM-V9 eine Wirkungsaussage in drei Saetzen: Erstens den beobachteten oder plausiblen Zustand, zweitens die Daten- oder Quellenlage, drittens die offene Unsicherheit samt Rueckkopplung. Die Antwort muss ohne moralische Personenbewertung auskommen und darf Reichweite nicht mit Wirkung verwechseln.</w:t>
-      </w:r>
-    </w:p>
-    <w:p>
-      <w:pPr>
-        <w:pStyle w:val="Heading3"/>
-      </w:pPr>
-      <w:r>
-        <w:t>Vertiefungsrunde 2: Lesen, pruefen, rueckkoppeln</w:t>
-      </w:r>
-    </w:p>
-    <w:p>
-      <w:r>
-        <w:t>Die folgende Runde verdichtet WM-V9 nicht durch neue Schlagworte, sondern durch wiederholte Anwendung auf unterschiedliche Entscheidungsebenen. Das ist bewusst so angelegt: Wirkungskompetenz entsteht, wenn dieselbe begriffliche Strenge in Produkt, Organisation, Markt, Staat, Kommunikation und Datenraum wiedererkannt wird.</w:t>
-      </w:r>
-    </w:p>
-    <w:p>
-      <w:r>
-        <w:t>Begriffliche Schaerfung. Fuer Kommunikation ohne Impact-Washing bedeutet praezise Sprache die erste Sicherung gegen Impact-Washing ist, dass die Analyse nicht bei einer Aktivitaet, einem guten Willen oder einer Kennzahl stehen bleiben darf. Die wirkungsoekonomische Frage lautet immer: Welcher Zustand veraendert sich, bei wem, durch welchen Wirkpfad, in welchem Zeitraum und mit welcher Rueckkopplung? Gerade in Wirkungsmanagement ist diese Unterscheidung entscheidend, weil Lernende spaeter nicht nur Begriffe wiedergeben, sondern Entscheidungssituationen pruefen muessen. Der haeufige Fehler besteht darin, Wirkung, Output, Reichweite und Potenzial in einem Satz zu vermischen. Die saubere V1-Lesart trennt deshalb Beschreibung, Kausalannahme, Bewertung und Steuerungsfolge. In der Praxis sollte jede Wirkungsaussage als kurze Viererprobe formuliert werden: Zustand, Betroffene, Quelle, offene Unsicherheit. So wird aus dem Thema kein isoliertes Kapitel, sondern ein pruefbarer Baustein der WÖk-Architektur.</w:t>
-      </w:r>
-    </w:p>
-    <w:p>
-      <w:r>
-        <w:t>Wirkpfad-Logik. Fuer Kommunikation ohne Impact-Washing bedeutet ein Thema erst dann steuerbar wird, wenn der Mechanismus zwischen Ausloeser und Zustandsveraenderung beschrieben ist, dass die Analyse nicht bei einer Aktivitaet, einem guten Willen oder einer Kennzahl stehen bleiben darf. Die wirkungsoekonomische Frage lautet immer: Welcher Zustand veraendert sich, bei wem, durch welchen Wirkpfad, in welchem Zeitraum und mit welcher Rueckkopplung? Gerade in Wirkungsmanagement ist diese Unterscheidung entscheidend, weil Lernende spaeter nicht nur Begriffe wiedergeben, sondern Entscheidungssituationen pruefen muessen. Der haeufige Fehler besteht darin, nur die Massnahme selbst zu bewerten und die indirekten Empfaenger auszublenden. Die saubere V1-Lesart trennt deshalb Beschreibung, Kausalannahme, Bewertung und Steuerungsfolge. Eine gute Fallanalyse zeichnet mindestens einen direkten und einen indirekten Wirkpfad nach. So wird aus dem Thema kein isoliertes Kapitel, sondern ein pruefbarer Baustein der WÖk-Architektur.</w:t>
-      </w:r>
-    </w:p>
-    <w:p>
-      <w:r>
-        <w:t>Fallfenster zur Anwendung. Eine Fuehrungsentscheidung erzeugt zugleich Nutzen und Risiken. Die WÖk behandelt Ambivalenz nicht als Stoerung, sondern als Kern der Analyse. Positive Netto-Wirkung darf erst behauptet werden, wenn zentrale negative Wirkungen getrennt geprueft und rote Linien gewahrt sind. Bezogen auf Kommunikation ohne Impact-Washing heisst das: Die Analyse muss das konkrete Thema ernst nehmen und zugleich den allgemeinen WÖk-Massstab halten. Es geht nicht darum, die Welt in gute und schlechte Akteure einzuteilen. Es geht darum, Wirkpfade, Wirkungsempfaenger, Datenqualitaet, Risiken und Rueckkopplung so zu beschreiben, dass bessere Entscheidungen moeglich werden.</w:t>
-      </w:r>
-    </w:p>
-    <w:p>
-      <w:r>
-        <w:t>Daten- und Quellenklarheit. Fuer Kommunikation ohne Impact-Washing bedeutet jede Bewertung nur so belastbar ist wie Datenlage, Quellenstatus und Aktualitaet, dass die Analyse nicht bei einer Aktivitaet, einem guten Willen oder einer Kennzahl stehen bleiben darf. Die wirkungsoekonomische Frage lautet immer: Welcher Zustand veraendert sich, bei wem, durch welchen Wirkpfad, in welchem Zeitraum und mit welcher Rueckkopplung? Gerade in Wirkungsmanagement ist diese Unterscheidung entscheidend, weil Lernende spaeter nicht nur Begriffe wiedergeben, sondern Entscheidungssituationen pruefen muessen. Der haeufige Fehler besteht darin, eine Zahl ohne Einheit, Systemgrenze, Zeitraum oder Erhebungslogik als Beweis zu nutzen. Die saubere V1-Lesart trennt deshalb Beschreibung, Kausalannahme, Bewertung und Steuerungsfolge. Die Lernenden sollen Daten nicht dekorativ zitieren, sondern ihre Aussagekraft, Luecken und Grenzen offenlegen. So wird aus dem Thema kein isoliertes Kapitel, sondern ein pruefbarer Baustein der WÖk-Architektur.</w:t>
-      </w:r>
-    </w:p>
-    <w:p>
-      <w:r>
-        <w:t>Ambivalenz. Fuer Kommunikation ohne Impact-Washing bedeutet positive und negative Zustandsveraenderungen gleichzeitig auftreten koennen, dass die Analyse nicht bei einer Aktivitaet, einem guten Willen oder einer Kennzahl stehen bleiben darf. Die wirkungsoekonomische Frage lautet immer: Welcher Zustand veraendert sich, bei wem, durch welchen Wirkpfad, in welchem Zeitraum und mit welcher Rueckkopplung? Gerade in Wirkungsmanagement ist diese Unterscheidung entscheidend, weil Lernende spaeter nicht nur Begriffe wiedergeben, sondern Entscheidungssituationen pruefen muessen. Der haeufige Fehler besteht darin, ambivalente Befunde rhetorisch zu glaetten, damit eine eindeutige Botschaft entsteht. Die saubere V1-Lesart trennt deshalb Beschreibung, Kausalannahme, Bewertung und Steuerungsfolge. Ein gutes Skript fuehrt deshalb Profile, Zielkonflikte und offene Punkte nebeneinander. So wird aus dem Thema kein isoliertes Kapitel, sondern ein pruefbarer Baustein der WÖk-Architektur.</w:t>
-      </w:r>
-    </w:p>
-    <w:p>
-      <w:r>
-        <w:t>Nichtkompensation. Fuer Kommunikation ohne Impact-Washing bedeutet schwere zentrale Schaeden nicht durch beliebige positive Einzelwerte neutralisiert werden duerfen, dass die Analyse nicht bei einer Aktivitaet, einem guten Willen oder einer Kennzahl stehen bleiben darf. Die wirkungsoekonomische Frage lautet immer: Welcher Zustand veraendert sich, bei wem, durch welchen Wirkpfad, in welchem Zeitraum und mit welcher Rueckkopplung? Gerade in Wirkungsmanagement ist diese Unterscheidung entscheidend, weil Lernende spaeter nicht nur Begriffe wiedergeben, sondern Entscheidungssituationen pruefen muessen. Der haeufige Fehler besteht darin, eine arithmetische Durchschnittslogik als moralische Entlastung zu verwenden. Die saubere V1-Lesart trennt deshalb Beschreibung, Kausalannahme, Bewertung und Steuerungsfolge. Reverse Merit Order und rote Linien sind Schutzregeln gegen Schoenrechnung. So wird aus dem Thema kein isoliertes Kapitel, sondern ein pruefbarer Baustein der WÖk-Architektur.</w:t>
-      </w:r>
-    </w:p>
-    <w:p>
-      <w:r>
-        <w:t>Fallfenster zur Anwendung. Ein Controlling-Team moechte einen Score bilden. Das Skript verlangt, dass Datenqualitaet, Systemgrenzen, Gewichtung, Unsicherheit und Nichtkompensation sichtbar bleiben. Ein Score darf die Diskussion nicht beenden, sondern muss bessere Fragen, Priorisierung und Rueckkopplung ermoeglichen. Bezogen auf Kommunikation ohne Impact-Washing heisst das: Die Analyse muss das konkrete Thema ernst nehmen und zugleich den allgemeinen WÖk-Massstab halten. Es geht nicht darum, die Welt in gute und schlechte Akteure einzuteilen. Es geht darum, Wirkpfade, Wirkungsempfaenger, Datenqualitaet, Risiken und Rueckkopplung so zu beschreiben, dass bessere Entscheidungen moeglich werden.</w:t>
-      </w:r>
-    </w:p>
-    <w:p>
-      <w:r>
-        <w:t>Pruefungsnahe Transferfrage. Formuliere zu WM-V9 eine Wirkungsaussage in drei Saetzen: Erstens den beobachteten oder plausiblen Zustand, zweitens die Daten- oder Quellenlage, drittens die offene Unsicherheit samt Rueckkopplung. Die Antwort muss ohne moralische Personenbewertung auskommen und darf Reichweite nicht mit Wirkung verwechseln.</w:t>
-      </w:r>
-    </w:p>
-    <w:p>
-      <w:r>
-        <w:t>Rueckkopplung. Fuer Kommunikation ohne Impact-Washing bedeutet Wirkungswissen erst dann wertvoll wird, wenn es Entscheidungen veraendert, dass die Analyse nicht bei einer Aktivitaet, einem guten Willen oder einer Kennzahl stehen bleiben darf. Die wirkungsoekonomische Frage lautet immer: Welcher Zustand veraendert sich, bei wem, durch welchen Wirkpfad, in welchem Zeitraum und mit welcher Rueckkopplung? Gerade in Wirkungsmanagement ist diese Unterscheidung entscheidend, weil Lernende spaeter nicht nur Begriffe wiedergeben, sondern Entscheidungssituationen pruefen muessen. Der haeufige Fehler besteht darin, einen Bericht als Endpunkt zu betrachten. Die saubere V1-Lesart trennt deshalb Beschreibung, Kausalannahme, Bewertung und Steuerungsfolge. Jeder Analyseblock sollte fragen, welche Routine, welcher Prozess oder welche Ressource nach der Bewertung angepasst wird. So wird aus dem Thema kein isoliertes Kapitel, sondern ein pruefbarer Baustein der WÖk-Architektur.</w:t>
-      </w:r>
-    </w:p>
-    <w:p>
-      <w:r>
-        <w:t>Governance. Fuer Kommunikation ohne Impact-Washing bedeutet Wirkungsbewertung Verfahren, Rechte, Transparenz und Korrektur braucht, dass die Analyse nicht bei einer Aktivitaet, einem guten Willen oder einer Kennzahl stehen bleiben darf. Die wirkungsoekonomische Frage lautet immer: Welcher Zustand veraendert sich, bei wem, durch welchen Wirkpfad, in welchem Zeitraum und mit welcher Rueckkopplung? Gerade in Wirkungsmanagement ist diese Unterscheidung entscheidend, weil Lernende spaeter nicht nur Begriffe wiedergeben, sondern Entscheidungssituationen pruefen muessen. Der haeufige Fehler besteht darin, Bewertung als technokratische Top-down-Setzung zu verstehen. Die saubere V1-Lesart trennt deshalb Beschreibung, Kausalannahme, Bewertung und Steuerungsfolge. Betroffene, Datenhalter, Entscheider und Kontrollinstanzen muessen unterscheidbare Rollen behalten. So wird aus dem Thema kein isoliertes Kapitel, sondern ein pruefbarer Baustein der WÖk-Architektur.</w:t>
-      </w:r>
-    </w:p>
-    <w:p>
-      <w:r>
-        <w:t>Didaktische Pruefbarkeit. Fuer Kommunikation ohne Impact-Washing bedeutet das Thema in der Akademie nicht nur erklaert, sondern in Falllogik ueberfuehrt werden muss, dass die Analyse nicht bei einer Aktivitaet, einem guten Willen oder einer Kennzahl stehen bleiben darf. Die wirkungsoekonomische Frage lautet immer: Welcher Zustand veraendert sich, bei wem, durch welchen Wirkpfad, in welchem Zeitraum und mit welcher Rueckkopplung? Gerade in Wirkungsmanagement ist diese Unterscheidung entscheidend, weil Lernende spaeter nicht nur Begriffe wiedergeben, sondern Entscheidungssituationen pruefen muessen. Der haeufige Fehler besteht darin, reines Auswendiglernen als Kompetenznachweis zu behandeln. Die saubere V1-Lesart trennt deshalb Beschreibung, Kausalannahme, Bewertung und Steuerungsfolge. Pruefungsfragen sollen Begriffe, Anwendung und rote Linien verbinden. So wird aus dem Thema kein isoliertes Kapitel, sondern ein pruefbarer Baustein der WÖk-Architektur.</w:t>
-      </w:r>
-    </w:p>
-    <w:p>
-      <w:r>
-        <w:t>Fallfenster zur Anwendung. Ein Kommunikationsbericht nennt viele Aktivitaeten, Reichweiten und Rueckmeldungen. Die V1-Pruefung fragt, ob daraus eine belastbare Wirkungsaussage folgt. Wenn nur Kontakte, Klicks oder Zustimmung vorliegen, bleibt die Aussage im Bereich Wirkungspotenzial oder Resonanz, nicht im Bereich nachgewiesener Wirkung. Bezogen auf Kommunikation ohne Impact-Washing heisst das: Die Analyse muss das konkrete Thema ernst nehmen und zugleich den allgemeinen WÖk-Massstab halten. Es geht nicht darum, die Welt in gute und schlechte Akteure einzuteilen. Es geht darum, Wirkpfade, Wirkungsempfaenger, Datenqualitaet, Risiken und Rueckkopplung so zu beschreiben, dass bessere Entscheidungen moeglich werden.</w:t>
-      </w:r>
-    </w:p>
-    <w:p>
-      <w:r>
-        <w:t>Transfer in Organisationen. Fuer Kommunikation ohne Impact-Washing bedeutet WÖk-Begriffe im Alltag nur tragen, wenn sie in Routinen uebersetzt werden, dass die Analyse nicht bei einer Aktivitaet, einem guten Willen oder einer Kennzahl stehen bleiben darf. Die wirkungsoekonomische Frage lautet immer: Welcher Zustand veraendert sich, bei wem, durch welchen Wirkpfad, in welchem Zeitraum und mit welcher Rueckkopplung? Gerade in Wirkungsmanagement ist diese Unterscheidung entscheidend, weil Lernende spaeter nicht nur Begriffe wiedergeben, sondern Entscheidungssituationen pruefen muessen. Der haeufige Fehler besteht darin, die Verantwortung an eine Nachhaltigkeitsabteilung auszulagern. Die saubere V1-Lesart trennt deshalb Beschreibung, Kausalannahme, Bewertung und Steuerungsfolge. Strategie, Einkauf, Kommunikation, Controlling und Fuehrung muessen denselben Wirkungsbegriff verwenden. So wird aus dem Thema kein isoliertes Kapitel, sondern ein pruefbarer Baustein der WÖk-Architektur.</w:t>
-      </w:r>
-    </w:p>
-    <w:p>
-      <w:r>
-        <w:t>Rueckfluss in den Korpus. Fuer Kommunikation ohne Impact-Washing bedeutet jedes Studienskript den Gesamtbestand schaerfen kann, dass die Analyse nicht bei einer Aktivitaet, einem guten Willen oder einer Kennzahl stehen bleiben darf. Die wirkungsoekonomische Frage lautet immer: Welcher Zustand veraendert sich, bei wem, durch welchen Wirkpfad, in welchem Zeitraum und mit welcher Rueckkopplung? Gerade in Wirkungsmanagement ist diese Unterscheidung entscheidend, weil Lernende spaeter nicht nur Begriffe wiedergeben, sondern Entscheidungssituationen pruefen muessen. Der haeufige Fehler besteht darin, neue Einsichten nur lokal im Skript zu belassen. Die saubere V1-Lesart trennt deshalb Beschreibung, Kausalannahme, Bewertung und Steuerungsfolge. Glossar, Website, Journal, Dossiers und Visuals sollen aus der Skriptarbeit lernen. So wird aus dem Thema kein isoliertes Kapitel, sondern ein pruefbarer Baustein der WÖk-Architektur.</w:t>
-      </w:r>
-    </w:p>
-    <w:p>
-      <w:r>
-        <w:t>Pruefungsnahe Transferfrage. Formuliere zu WM-V9 eine Wirkungsaussage in drei Saetzen: Erstens den beobachteten oder plausiblen Zustand, zweitens die Daten- oder Quellenlage, drittens die offene Unsicherheit samt Rueckkopplung. Die Antwort muss ohne moralische Personenbewertung auskommen und darf Reichweite nicht mit Wirkung verwechseln.</w:t>
-      </w:r>
-    </w:p>
-    <w:p>
-      <w:pPr>
-        <w:pStyle w:val="Heading3"/>
-      </w:pPr>
-      <w:r>
-        <w:t>Vertiefungsrunde 3: Lesen, pruefen, rueckkoppeln</w:t>
-      </w:r>
-    </w:p>
-    <w:p>
-      <w:r>
-        <w:t>Die folgende Runde verdichtet WM-V9 nicht durch neue Schlagworte, sondern durch wiederholte Anwendung auf unterschiedliche Entscheidungsebenen. Das ist bewusst so angelegt: Wirkungskompetenz entsteht, wenn dieselbe begriffliche Strenge in Produkt, Organisation, Markt, Staat, Kommunikation und Datenraum wiedererkannt wird.</w:t>
-      </w:r>
-    </w:p>
-    <w:p>
-      <w:r>
-        <w:t>Begriffliche Schaerfung. Fuer Kommunikation ohne Impact-Washing bedeutet praezise Sprache die erste Sicherung gegen Impact-Washing ist, dass die Analyse nicht bei einer Aktivitaet, einem guten Willen oder einer Kennzahl stehen bleiben darf. Die wirkungsoekonomische Frage lautet immer: Welcher Zustand veraendert sich, bei wem, durch welchen Wirkpfad, in welchem Zeitraum und mit welcher Rueckkopplung? Gerade in Wirkungsmanagement ist diese Unterscheidung entscheidend, weil Lernende spaeter nicht nur Begriffe wiedergeben, sondern Entscheidungssituationen pruefen muessen. Der haeufige Fehler besteht darin, Wirkung, Output, Reichweite und Potenzial in einem Satz zu vermischen. Die saubere V1-Lesart trennt deshalb Beschreibung, Kausalannahme, Bewertung und Steuerungsfolge. In der Praxis sollte jede Wirkungsaussage als kurze Viererprobe formuliert werden: Zustand, Betroffene, Quelle, offene Unsicherheit. So wird aus dem Thema kein isoliertes Kapitel, sondern ein pruefbarer Baustein der WÖk-Architektur.</w:t>
-      </w:r>
-    </w:p>
-    <w:p>
-      <w:r>
-        <w:t>Fallfenster zur Anwendung. Eine Organisation plant eine Massnahme und formuliert dazu eine positive Absicht. In der WÖk reicht das nicht. Fuer diese Vorlesung muss sichtbar werden, welche Zustandsveraenderung erwartet wird, welche Empfaenger direkt oder indirekt betroffen sind, welche Nebenwirkungen entstehen koennen und welche Entscheidung spaeter korrigiert wird. Bezogen auf Kommunikation ohne Impact-Washing heisst das: Die Analyse muss das konkrete Thema ernst nehmen und zugleich den allgemeinen WÖk-Massstab halten. Es geht nicht darum, die Welt in gute und schlechte Akteure einzuteilen. Es geht darum, Wirkpfade, Wirkungsempfaenger, Datenqualitaet, Risiken und Rueckkopplung so zu beschreiben, dass bessere Entscheidungen moeglich werden.</w:t>
-      </w:r>
-    </w:p>
-    <w:p>
-      <w:r>
-        <w:t>Wirkpfad-Logik. Fuer Kommunikation ohne Impact-Washing bedeutet ein Thema erst dann steuerbar wird, wenn der Mechanismus zwischen Ausloeser und Zustandsveraenderung beschrieben ist, dass die Analyse nicht bei einer Aktivitaet, einem guten Willen oder einer Kennzahl stehen bleiben darf. Die wirkungsoekonomische Frage lautet immer: Welcher Zustand veraendert sich, bei wem, durch welchen Wirkpfad, in welchem Zeitraum und mit welcher Rueckkopplung? Gerade in Wirkungsmanagement ist diese Unterscheidung entscheidend, weil Lernende spaeter nicht nur Begriffe wiedergeben, sondern Entscheidungssituationen pruefen muessen. Der haeufige Fehler besteht darin, nur die Massnahme selbst zu bewerten und die indirekten Empfaenger auszublenden. Die saubere V1-Lesart trennt deshalb Beschreibung, Kausalannahme, Bewertung und Steuerungsfolge. Eine gute Fallanalyse zeichnet mindestens einen direkten und einen indirekten Wirkpfad nach. So wird aus dem Thema kein isoliertes Kapitel, sondern ein pruefbarer Baustein der WÖk-Architektur.</w:t>
-      </w:r>
-    </w:p>
-    <w:p>
-      <w:r>
-        <w:t>Daten- und Quellenklarheit. Fuer Kommunikation ohne Impact-Washing bedeutet jede Bewertung nur so belastbar ist wie Datenlage, Quellenstatus und Aktualitaet, dass die Analyse nicht bei einer Aktivitaet, einem guten Willen oder einer Kennzahl stehen bleiben darf. Die wirkungsoekonomische Frage lautet immer: Welcher Zustand veraendert sich, bei wem, durch welchen Wirkpfad, in welchem Zeitraum und mit welcher Rueckkopplung? Gerade in Wirkungsmanagement ist diese Unterscheidung entscheidend, weil Lernende spaeter nicht nur Begriffe wiedergeben, sondern Entscheidungssituationen pruefen muessen. Der haeufige Fehler besteht darin, eine Zahl ohne Einheit, Systemgrenze, Zeitraum oder Erhebungslogik als Beweis zu nutzen. Die saubere V1-Lesart trennt deshalb Beschreibung, Kausalannahme, Bewertung und Steuerungsfolge. Die Lernenden sollen Daten nicht dekorativ zitieren, sondern ihre Aussagekraft, Luecken und Grenzen offenlegen. So wird aus dem Thema kein isoliertes Kapitel, sondern ein pruefbarer Baustein der WÖk-Architektur.</w:t>
-      </w:r>
-    </w:p>
-    <w:p>
-      <w:r>
-        <w:t>Ambivalenz. Fuer Kommunikation ohne Impact-Washing bedeutet positive und negative Zustandsveraenderungen gleichzeitig auftreten koennen, dass die Analyse nicht bei einer Aktivitaet, einem guten Willen oder einer Kennzahl stehen bleiben darf. Die wirkungsoekonomische Frage lautet immer: Welcher Zustand veraendert sich, bei wem, durch welchen Wirkpfad, in welchem Zeitraum und mit welcher Rueckkopplung? Gerade in Wirkungsmanagement ist diese Unterscheidung entscheidend, weil Lernende spaeter nicht nur Begriffe wiedergeben, sondern Entscheidungssituationen pruefen muessen. Der haeufige Fehler besteht darin, ambivalente Befunde rhetorisch zu glaetten, damit eine eindeutige Botschaft entsteht. Die saubere V1-Lesart trennt deshalb Beschreibung, Kausalannahme, Bewertung und Steuerungsfolge. Ein gutes Skript fuehrt deshalb Profile, Zielkonflikte und offene Punkte nebeneinander. So wird aus dem Thema kein isoliertes Kapitel, sondern ein pruefbarer Baustein der WÖk-Architektur.</w:t>
-      </w:r>
-    </w:p>
-    <w:p>
-      <w:r>
-        <w:t>Fallfenster zur Anwendung. Eine Fuehrungsentscheidung erzeugt zugleich Nutzen und Risiken. Die WÖk behandelt Ambivalenz nicht als Stoerung, sondern als Kern der Analyse. Positive Netto-Wirkung darf erst behauptet werden, wenn zentrale negative Wirkungen getrennt geprueft und rote Linien gewahrt sind. Bezogen auf Kommunikation ohne Impact-Washing heisst das: Die Analyse muss das konkrete Thema ernst nehmen und zugleich den allgemeinen WÖk-Massstab halten. Es geht nicht darum, die Welt in gute und schlechte Akteure einzuteilen. Es geht darum, Wirkpfade, Wirkungsempfaenger, Datenqualitaet, Risiken und Rueckkopplung so zu beschreiben, dass bessere Entscheidungen moeglich werden.</w:t>
-      </w:r>
-    </w:p>
-    <w:p>
-      <w:r>
-        <w:t>Nichtkompensation. Fuer Kommunikation ohne Impact-Washing bedeutet schwere zentrale Schaeden nicht durch beliebige positive Einzelwerte neutralisiert werden duerfen, dass die Analyse nicht bei einer Aktivitaet, einem guten Willen oder einer Kennzahl stehen bleiben darf. Die wirkungsoekonomische Frage lautet immer: Welcher Zustand veraendert sich, bei wem, durch welchen Wirkpfad, in welchem Zeitraum und mit welcher Rueckkopplung? Gerade in Wirkungsmanagement ist diese Unterscheidung entscheidend, weil Lernende spaeter nicht nur Begriffe wiedergeben, sondern Entscheidungssituationen pruefen muessen. Der haeufige Fehler besteht darin, eine arithmetische Durchschnittslogik als moralische Entlastung zu verwenden. Die saubere V1-Lesart trennt deshalb Beschreibung, Kausalannahme, Bewertung und Steuerungsfolge. Reverse Merit Order und rote Linien sind Schutzregeln gegen Schoenrechnung. So wird aus dem Thema kein isoliertes Kapitel, sondern ein pruefbarer Baustein der WÖk-Architektur.</w:t>
-      </w:r>
-    </w:p>
-    <w:p>
-      <w:r>
-        <w:t>Pruefungsnahe Transferfrage. Formuliere zu WM-V9 eine Wirkungsaussage in drei Saetzen: Erstens den beobachteten oder plausiblen Zustand, zweitens die Daten- oder Quellenlage, drittens die offene Unsicherheit samt Rueckkopplung. Die Antwort muss ohne moralische Personenbewertung auskommen und darf Reichweite nicht mit Wirkung verwechseln.</w:t>
-      </w:r>
-    </w:p>
-    <w:p>
-      <w:r>
-        <w:t>Rueckkopplung. Fuer Kommunikation ohne Impact-Washing bedeutet Wirkungswissen erst dann wertvoll wird, wenn es Entscheidungen veraendert, dass die Analyse nicht bei einer Aktivitaet, einem guten Willen oder einer Kennzahl stehen bleiben darf. Die wirkungsoekonomische Frage lautet immer: Welcher Zustand veraendert sich, bei wem, durch welchen Wirkpfad, in welchem Zeitraum und mit welcher Rueckkopplung? Gerade in Wirkungsmanagement ist diese Unterscheidung entscheidend, weil Lernende spaeter nicht nur Begriffe wiedergeben, sondern Entscheidungssituationen pruefen muessen. Der haeufige Fehler besteht darin, einen Bericht als Endpunkt zu betrachten. Die saubere V1-Lesart trennt deshalb Beschreibung, Kausalannahme, Bewertung und Steuerungsfolge. Jeder Analyseblock sollte fragen, welche Routine, welcher Prozess oder welche Ressource nach der Bewertung angepasst wird. So wird aus dem Thema kein isoliertes Kapitel, sondern ein pruefbarer Baustein der WÖk-Architektur.</w:t>
-      </w:r>
-    </w:p>
-    <w:p>
-      <w:r>
-        <w:t>Governance. Fuer Kommunikation ohne Impact-Washing bedeutet Wirkungsbewertung Verfahren, Rechte, Transparenz und Korrektur braucht, dass die Analyse nicht bei einer Aktivitaet, einem guten Willen oder einer Kennzahl stehen bleiben darf. Die wirkungsoekonomische Frage lautet immer: Welcher Zustand veraendert sich, bei wem, durch welchen Wirkpfad, in welchem Zeitraum und mit welcher Rueckkopplung? Gerade in Wirkungsmanagement ist diese Unterscheidung entscheidend, weil Lernende spaeter nicht nur Begriffe wiedergeben, sondern Entscheidungssituationen pruefen muessen. Der haeufige Fehler besteht darin, Bewertung als technokratische Top-down-Setzung zu verstehen. Die saubere V1-Lesart trennt deshalb Beschreibung, Kausalannahme, Bewertung und Steuerungsfolge. Betroffene, Datenhalter, Entscheider und Kontrollinstanzen muessen unterscheidbare Rollen behalten. So wird aus dem Thema kein isoliertes Kapitel, sondern ein pruefbarer Baustein der WÖk-Architektur.</w:t>
-      </w:r>
-    </w:p>
-    <w:p>
-      <w:r>
-        <w:t>Fallfenster zur Anwendung. Ein Controlling-Team moechte einen Score bilden. Das Skript verlangt, dass Datenqualitaet, Systemgrenzen, Gewichtung, Unsicherheit und Nichtkompensation sichtbar bleiben. Ein Score darf die Diskussion nicht beenden, sondern muss bessere Fragen, Priorisierung und Rueckkopplung ermoeglichen. Bezogen auf Kommunikation ohne Impact-Washing heisst das: Die Analyse muss das konkrete Thema ernst nehmen und zugleich den allgemeinen WÖk-Massstab halten. Es geht nicht darum, die Welt in gute und schlechte Akteure einzuteilen. Es geht darum, Wirkpfade, Wirkungsempfaenger, Datenqualitaet, Risiken und Rueckkopplung so zu beschreiben, dass bessere Entscheidungen moeglich werden.</w:t>
-      </w:r>
-    </w:p>
-    <w:p>
-      <w:r>
-        <w:t>Didaktische Pruefbarkeit. Fuer Kommunikation ohne Impact-Washing bedeutet das Thema in der Akademie nicht nur erklaert, sondern in Falllogik ueberfuehrt werden muss, dass die Analyse nicht bei einer Aktivitaet, einem guten Willen oder einer Kennzahl stehen bleiben darf. Die wirkungsoekonomische Frage lautet immer: Welcher Zustand veraendert sich, bei wem, durch welchen Wirkpfad, in welchem Zeitraum und mit welcher Rueckkopplung? Gerade in Wirkungsmanagement ist diese Unterscheidung entscheidend, weil Lernende spaeter nicht nur Begriffe wiedergeben, sondern Entscheidungssituationen pruefen muessen. Der haeufige Fehler besteht darin, reines Auswendiglernen als Kompetenznachweis zu behandeln. Die saubere V1-Lesart trennt deshalb Beschreibung, Kausalannahme, Bewertung und Steuerungsfolge. Pruefungsfragen sollen Begriffe, Anwendung und rote Linien verbinden. So wird aus dem Thema kein isoliertes Kapitel, sondern ein pruefbarer Baustein der WÖk-Architektur.</w:t>
-      </w:r>
-    </w:p>
-    <w:p>
-      <w:r>
-        <w:t>Transfer in Organisationen. Fuer Kommunikation ohne Impact-Washing bedeutet WÖk-Begriffe im Alltag nur tragen, wenn sie in Routinen uebersetzt werden, dass die Analyse nicht bei einer Aktivitaet, einem guten Willen oder einer Kennzahl stehen bleiben darf. Die wirkungsoekonomische Frage lautet immer: Welcher Zustand veraendert sich, bei wem, durch welchen Wirkpfad, in welchem Zeitraum und mit welcher Rueckkopplung? Gerade in Wirkungsmanagement ist diese Unterscheidung entscheidend, weil Lernende spaeter nicht nur Begriffe wiedergeben, sondern Entscheidungssituationen pruefen muessen. Der haeufige Fehler besteht darin, die Verantwortung an eine Nachhaltigkeitsabteilung auszulagern. Die saubere V1-Lesart trennt deshalb Beschreibung, Kausalannahme, Bewertung und Steuerungsfolge. Strategie, Einkauf, Kommunikation, Controlling und Fuehrung muessen denselben Wirkungsbegriff verwenden. So wird aus dem Thema kein isoliertes Kapitel, sondern ein pruefbarer Baustein der WÖk-Architektur.</w:t>
-      </w:r>
-    </w:p>
-    <w:p>
-      <w:r>
-        <w:t>Rueckfluss in den Korpus. Fuer Kommunikation ohne Impact-Washing bedeutet jedes Studienskript den Gesamtbestand schaerfen kann, dass die Analyse nicht bei einer Aktivitaet, einem guten Willen oder einer Kennzahl stehen bleiben darf. Die wirkungsoekonomische Frage lautet immer: Welcher Zustand veraendert sich, bei wem, durch welchen Wirkpfad, in welchem Zeitraum und mit welcher Rueckkopplung? Gerade in Wirkungsmanagement ist diese Unterscheidung entscheidend, weil Lernende spaeter nicht nur Begriffe wiedergeben, sondern Entscheidungssituationen pruefen muessen. Der haeufige Fehler besteht darin, neue Einsichten nur lokal im Skript zu belassen. Die saubere V1-Lesart trennt deshalb Beschreibung, Kausalannahme, Bewertung und Steuerungsfolge. Glossar, Website, Journal, Dossiers und Visuals sollen aus der Skriptarbeit lernen. So wird aus dem Thema kein isoliertes Kapitel, sondern ein pruefbarer Baustein der WÖk-Architektur.</w:t>
-      </w:r>
-    </w:p>
-    <w:p>
-      <w:r>
-        <w:t>Fallfenster zur Anwendung. Ein Kommunikationsbericht nennt viele Aktivitaeten, Reichweiten und Rueckmeldungen. Die V1-Pruefung fragt, ob daraus eine belastbare Wirkungsaussage folgt. Wenn nur Kontakte, Klicks oder Zustimmung vorliegen, bleibt die Aussage im Bereich Wirkungspotenzial oder Resonanz, nicht im Bereich nachgewiesener Wirkung. Bezogen auf Kommunikation ohne Impact-Washing heisst das: Die Analyse muss das konkrete Thema ernst nehmen und zugleich den allgemeinen WÖk-Massstab halten. Es geht nicht darum, die Welt in gute und schlechte Akteure einzuteilen. Es geht darum, Wirkpfade, Wirkungsempfaenger, Datenqualitaet, Risiken und Rueckkopplung so zu beschreiben, dass bessere Entscheidungen moeglich werden.</w:t>
-      </w:r>
-    </w:p>
-    <w:p>
-      <w:r>
-        <w:t>Pruefungsnahe Transferfrage. Formuliere zu WM-V9 eine Wirkungsaussage in drei Saetzen: Erstens den beobachteten oder plausiblen Zustand, zweitens die Daten- oder Quellenlage, drittens die offene Unsicherheit samt Rueckkopplung. Die Antwort muss ohne moralische Personenbewertung auskommen und darf Reichweite nicht mit Wirkung verwechseln.</w:t>
-      </w:r>
-    </w:p>
-    <w:p>
-      <w:pPr>
-        <w:pStyle w:val="Heading3"/>
-      </w:pPr>
-      <w:r>
-        <w:t>Vertiefungsrunde 4: Lesen, pruefen, rueckkoppeln</w:t>
-      </w:r>
-    </w:p>
-    <w:p>
-      <w:r>
-        <w:t>Die folgende Runde verdichtet WM-V9 nicht durch neue Schlagworte, sondern durch wiederholte Anwendung auf unterschiedliche Entscheidungsebenen. Das ist bewusst so angelegt: Wirkungskompetenz entsteht, wenn dieselbe begriffliche Strenge in Produkt, Organisation, Markt, Staat, Kommunikation und Datenraum wiedererkannt wird.</w:t>
-      </w:r>
-    </w:p>
-    <w:p>
-      <w:r>
-        <w:t>Begriffliche Schaerfung. Fuer Kommunikation ohne Impact-Washing bedeutet praezise Sprache die erste Sicherung gegen Impact-Washing ist, dass die Analyse nicht bei einer Aktivitaet, einem guten Willen oder einer Kennzahl stehen bleiben darf. Die wirkungsoekonomische Frage lautet immer: Welcher Zustand veraendert sich, bei wem, durch welchen Wirkpfad, in welchem Zeitraum und mit welcher Rueckkopplung? Gerade in Wirkungsmanagement ist diese Unterscheidung entscheidend, weil Lernende spaeter nicht nur Begriffe wiedergeben, sondern Entscheidungssituationen pruefen muessen. Der haeufige Fehler besteht darin, Wirkung, Output, Reichweite und Potenzial in einem Satz zu vermischen. Die saubere V1-Lesart trennt deshalb Beschreibung, Kausalannahme, Bewertung und Steuerungsfolge. In der Praxis sollte jede Wirkungsaussage als kurze Viererprobe formuliert werden: Zustand, Betroffene, Quelle, offene Unsicherheit. So wird aus dem Thema kein isoliertes Kapitel, sondern ein pruefbarer Baustein der WÖk-Architektur.</w:t>
-      </w:r>
-    </w:p>
-    <w:p>
-      <w:r>
-        <w:t>Wirkpfad-Logik. Fuer Kommunikation ohne Impact-Washing bedeutet ein Thema erst dann steuerbar wird, wenn der Mechanismus zwischen Ausloeser und Zustandsveraenderung beschrieben ist, dass die Analyse nicht bei einer Aktivitaet, einem guten Willen oder einer Kennzahl stehen bleiben darf. Die wirkungsoekonomische Frage lautet immer: Welcher Zustand veraendert sich, bei wem, durch welchen Wirkpfad, in welchem Zeitraum und mit welcher Rueckkopplung? Gerade in Wirkungsmanagement ist diese Unterscheidung entscheidend, weil Lernende spaeter nicht nur Begriffe wiedergeben, sondern Entscheidungssituationen pruefen muessen. Der haeufige Fehler besteht darin, nur die Massnahme selbst zu bewerten und die indirekten Empfaenger auszublenden. Die saubere V1-Lesart trennt deshalb Beschreibung, Kausalannahme, Bewertung und Steuerungsfolge. Eine gute Fallanalyse zeichnet mindestens einen direkten und einen indirekten Wirkpfad nach. So wird aus dem Thema kein isoliertes Kapitel, sondern ein pruefbarer Baustein der WÖk-Architektur.</w:t>
-      </w:r>
-    </w:p>
-    <w:p>
-      <w:r>
-        <w:t>Daten- und Quellenklarheit. Fuer Kommunikation ohne Impact-Washing bedeutet jede Bewertung nur so belastbar ist wie Datenlage, Quellenstatus und Aktualitaet, dass die Analyse nicht bei einer Aktivitaet, einem guten Willen oder einer Kennzahl stehen bleiben darf. Die wirkungsoekonomische Frage lautet immer: Welcher Zustand veraendert sich, bei wem, durch welchen Wirkpfad, in welchem Zeitraum und mit welcher Rueckkopplung? Gerade in Wirkungsmanagement ist diese Unterscheidung entscheidend, weil Lernende spaeter nicht nur Begriffe wiedergeben, sondern Entscheidungssituationen pruefen muessen. Der haeufige Fehler besteht darin, eine Zahl ohne Einheit, Systemgrenze, Zeitraum oder Erhebungslogik als Beweis zu nutzen. Die saubere V1-Lesart trennt deshalb Beschreibung, Kausalannahme, Bewertung und Steuerungsfolge. Die Lernenden sollen Daten nicht dekorativ zitieren, sondern ihre Aussagekraft, Luecken und Grenzen offenlegen. So wird aus dem Thema kein isoliertes Kapitel, sondern ein pruefbarer Baustein der WÖk-Architektur.</w:t>
-      </w:r>
-    </w:p>
-    <w:p>
-      <w:r>
-        <w:t>Fallfenster zur Anwendung. Eine Organisation plant eine Massnahme und formuliert dazu eine positive Absicht. In der WÖk reicht das nicht. Fuer diese Vorlesung muss sichtbar werden, welche Zustandsveraenderung erwartet wird, welche Empfaenger direkt oder indirekt betroffen sind, welche Nebenwirkungen entstehen koennen und welche Entscheidung spaeter korrigiert wird. Bezogen auf Kommunikation ohne Impact-Washing heisst das: Die Analyse muss das konkrete Thema ernst nehmen und zugleich den allgemeinen WÖk-Massstab halten. Es geht nicht darum, die Welt in gute und schlechte Akteure einzuteilen. Es geht darum, Wirkpfade, Wirkungsempfaenger, Datenqualitaet, Risiken und Rueckkopplung so zu beschreiben, dass bessere Entscheidungen moeglich werden.</w:t>
-      </w:r>
-    </w:p>
-    <w:p>
-      <w:r>
-        <w:t>Ambivalenz. Fuer Kommunikation ohne Impact-Washing bedeutet positive und negative Zustandsveraenderungen gleichzeitig auftreten koennen, dass die Analyse nicht bei einer Aktivitaet, einem guten Willen oder einer Kennzahl stehen bleiben darf. Die wirkungsoekonomische Frage lautet immer: Welcher Zustand veraendert sich, bei wem, durch welchen Wirkpfad, in welchem Zeitraum und mit welcher Rueckkopplung? Gerade in Wirkungsmanagement ist diese Unterscheidung entscheidend, weil Lernende spaeter nicht nur Begriffe wiedergeben, sondern Entscheidungssituationen pruefen muessen. Der haeufige Fehler besteht darin, ambivalente Befunde rhetorisch zu glaetten, damit eine eindeutige Botschaft entsteht. Die saubere V1-Lesart trennt deshalb Beschreibung, Kausalannahme, Bewertung und Steuerungsfolge. Ein gutes Skript fuehrt deshalb Profile, Zielkonflikte und offene Punkte nebeneinander. So wird aus dem Thema kein isoliertes Kapitel, sondern ein pruefbarer Baustein der WÖk-Architektur.</w:t>
-      </w:r>
-    </w:p>
-    <w:p>
-      <w:r>
-        <w:t>Nichtkompensation. Fuer Kommunikation ohne Impact-Washing bedeutet schwere zentrale Schaeden nicht durch beliebige positive Einzelwerte neutralisiert werden duerfen, dass die Analyse nicht bei einer Aktivitaet, einem guten Willen oder einer Kennzahl stehen bleiben darf. Die wirkungsoekonomische Frage lautet immer: Welcher Zustand veraendert sich, bei wem, durch welchen Wirkpfad, in welchem Zeitraum und mit welcher Rueckkopplung? Gerade in Wirkungsmanagement ist diese Unterscheidung entscheidend, weil Lernende spaeter nicht nur Begriffe wiedergeben, sondern Entscheidungssituationen pruefen muessen. Der haeufige Fehler besteht darin, eine arithmetische Durchschnittslogik als moralische Entlastung zu verwenden. Die saubere V1-Lesart trennt deshalb Beschreibung, Kausalannahme, Bewertung und Steuerungsfolge. Reverse Merit Order und rote Linien sind Schutzregeln gegen Schoenrechnung. So wird aus dem Thema kein isoliertes Kapitel, sondern ein pruefbarer Baustein der WÖk-Architektur.</w:t>
-      </w:r>
-    </w:p>
-    <w:p>
-      <w:r>
-        <w:t>Pruefungsnahe Transferfrage. Formuliere zu WM-V9 eine Wirkungsaussage in drei Saetzen: Erstens den beobachteten oder plausiblen Zustand, zweitens die Daten- oder Quellenlage, drittens die offene Unsicherheit samt Rueckkopplung. Die Antwort muss ohne moralische Personenbewertung auskommen und darf Reichweite nicht mit Wirkung verwechseln.</w:t>
-      </w:r>
-    </w:p>
-    <w:p>
-      <w:r>
-        <w:t>Rueckkopplung. Fuer Kommunikation ohne Impact-Washing bedeutet Wirkungswissen erst dann wertvoll wird, wenn es Entscheidungen veraendert, dass die Analyse nicht bei einer Aktivitaet, einem guten Willen oder einer Kennzahl stehen bleiben darf. Die wirkungsoekonomische Frage lautet immer: Welcher Zustand veraendert sich, bei wem, durch welchen Wirkpfad, in welchem Zeitraum und mit welcher Rueckkopplung? Gerade in Wirkungsmanagement ist diese Unterscheidung entscheidend, weil Lernende spaeter nicht nur Begriffe wiedergeben, sondern Entscheidungssituationen pruefen muessen. Der haeufige Fehler besteht darin, einen Bericht als Endpunkt zu betrachten. Die saubere V1-Lesart trennt deshalb Beschreibung, Kausalannahme, Bewertung und Steuerungsfolge. Jeder Analyseblock sollte fragen, welche Routine, welcher Prozess oder welche Ressource nach der Bewertung angepasst wird. So wird aus dem Thema kein isoliertes Kapitel, sondern ein pruefbarer Baustein der WÖk-Architektur.</w:t>
-      </w:r>
-    </w:p>
-    <w:p>
-      <w:r>
-        <w:t>Fallfenster zur Anwendung. Eine Fuehrungsentscheidung erzeugt zugleich Nutzen und Risiken. Die WÖk behandelt Ambivalenz nicht als Stoerung, sondern als Kern der Analyse. Positive Netto-Wirkung darf erst behauptet werden, wenn zentrale negative Wirkungen getrennt geprueft und rote Linien gewahrt sind. Bezogen auf Kommunikation ohne Impact-Washing heisst das: Die Analyse muss das konkrete Thema ernst nehmen und zugleich den allgemeinen WÖk-Massstab halten. Es geht nicht darum, die Welt in gute und schlechte Akteure einzuteilen. Es geht darum, Wirkpfade, Wirkungsempfaenger, Datenqualitaet, Risiken und Rueckkopplung so zu beschreiben, dass bessere Entscheidungen moeglich werden.</w:t>
-      </w:r>
-    </w:p>
-    <w:p>
-      <w:r>
-        <w:t>Governance. Fuer Kommunikation ohne Impact-Washing bedeutet Wirkungsbewertung Verfahren, Rechte, Transparenz und Korrektur braucht, dass die Analyse nicht bei einer Aktivitaet, einem guten Willen oder einer Kennzahl stehen bleiben darf. Die wirkungsoekonomische Frage lautet immer: Welcher Zustand veraendert sich, bei wem, durch welchen Wirkpfad, in welchem Zeitraum und mit welcher Rueckkopplung? Gerade in Wirkungsmanagement ist diese Unterscheidung entscheidend, weil Lernende spaeter nicht nur Begriffe wiedergeben, sondern Entscheidungssituationen pruefen muessen. Der haeufige Fehler besteht darin, Bewertung als technokratische Top-down-Setzung zu verstehen. Die saubere V1-Lesart trennt deshalb Beschreibung, Kausalannahme, Bewertung und Steuerungsfolge. Betroffene, Datenhalter, Entscheider und Kontrollinstanzen muessen unterscheidbare Rollen behalten. So wird aus dem Thema kein isoliertes Kapitel, sondern ein pruefbarer Baustein der WÖk-Architektur.</w:t>
-      </w:r>
-    </w:p>
-    <w:p>
-      <w:r>
-        <w:t>Didaktische Pruefbarkeit. Fuer Kommunikation ohne Impact-Washing bedeutet das Thema in der Akademie nicht nur erklaert, sondern in Falllogik ueberfuehrt werden muss, dass die Analyse nicht bei einer Aktivitaet, einem guten Willen oder einer Kennzahl stehen bleiben darf. Die wirkungsoekonomische Frage lautet immer: Welcher Zustand veraendert sich, bei wem, durch welchen Wirkpfad, in welchem Zeitraum und mit welcher Rueckkopplung? Gerade in Wirkungsmanagement ist diese Unterscheidung entscheidend, weil Lernende spaeter nicht nur Begriffe wiedergeben, sondern Entscheidungssituationen pruefen muessen. Der haeufige Fehler besteht darin, reines Auswendiglernen als Kompetenznachweis zu behandeln. Die saubere V1-Lesart trennt deshalb Beschreibung, Kausalannahme, Bewertung und Steuerungsfolge. Pruefungsfragen sollen Begriffe, Anwendung und rote Linien verbinden. So wird aus dem Thema kein isoliertes Kapitel, sondern ein pruefbarer Baustein der WÖk-Architektur.</w:t>
-      </w:r>
-    </w:p>
-    <w:p>
-      <w:r>
-        <w:t>Transfer in Organisationen. Fuer Kommunikation ohne Impact-Washing bedeutet WÖk-Begriffe im Alltag nur tragen, wenn sie in Routinen uebersetzt werden, dass die Analyse nicht bei einer Aktivitaet, einem guten Willen oder einer Kennzahl stehen bleiben darf. Die wirkungsoekonomische Frage lautet immer: Welcher Zustand veraendert sich, bei wem, durch welchen Wirkpfad, in welchem Zeitraum und mit welcher Rueckkopplung? Gerade in Wirkungsmanagement ist diese Unterscheidung entscheidend, weil Lernende spaeter nicht nur Begriffe wiedergeben, sondern Entscheidungssituationen pruefen muessen. Der haeufige Fehler besteht darin, die Verantwortung an eine Nachhaltigkeitsabteilung auszulagern. Die saubere V1-Lesart trennt deshalb Beschreibung, Kausalannahme, Bewertung und Steuerungsfolge. Strategie, Einkauf, Kommunikation, Controlling und Fuehrung muessen denselben Wirkungsbegriff verwenden. So wird aus dem Thema kein isoliertes Kapitel, sondern ein pruefbarer Baustein der WÖk-Architektur.</w:t>
-      </w:r>
-    </w:p>
-    <w:p>
-      <w:r>
-        <w:t>Fallfenster zur Anwendung. Ein Controlling-Team moechte einen Score bilden. Das Skript verlangt, dass Datenqualitaet, Systemgrenzen, Gewichtung, Unsicherheit und Nichtkompensation sichtbar bleiben. Ein Score darf die Diskussion nicht beenden, sondern muss bessere Fragen, Priorisierung und Rueckkopplung ermoeglichen. Bezogen auf Kommunikation ohne Impact-Washing heisst das: Die Analyse muss das konkrete Thema ernst nehmen und zugleich den allgemeinen WÖk-Massstab halten. Es geht nicht darum, die Welt in gute und schlechte Akteure einzuteilen. Es geht darum, Wirkpfade, Wirkungsempfaenger, Datenqualitaet, Risiken und Rueckkopplung so zu beschreiben, dass bessere Entscheidungen moeglich werden.</w:t>
-      </w:r>
-    </w:p>
-    <w:p>
-      <w:r>
-        <w:t>Rueckfluss in den Korpus. Fuer Kommunikation ohne Impact-Washing bedeutet jedes Studienskript den Gesamtbestand schaerfen kann, dass die Analyse nicht bei einer Aktivitaet, einem guten Willen oder einer Kennzahl stehen bleiben darf. Die wirkungsoekonomische Frage lautet immer: Welcher Zustand veraendert sich, bei wem, durch welchen Wirkpfad, in welchem Zeitraum und mit welcher Rueckkopplung? Gerade in Wirkungsmanagement ist diese Unterscheidung entscheidend, weil Lernende spaeter nicht nur Begriffe wiedergeben, sondern Entscheidungssituationen pruefen muessen. Der haeufige Fehler besteht darin, neue Einsichten nur lokal im Skript zu belassen. Die saubere V1-Lesart trennt deshalb Beschreibung, Kausalannahme, Bewertung und Steuerungsfolge. Glossar, Website, Journal, Dossiers und Visuals sollen aus der Skriptarbeit lernen. So wird aus dem Thema kein isoliertes Kapitel, sondern ein pruefbarer Baustein der WÖk-Architektur.</w:t>
-      </w:r>
-    </w:p>
-    <w:p>
-      <w:r>
-        <w:t>Pruefungsnahe Transferfrage. Formuliere zu WM-V9 eine Wirkungsaussage in drei Saetzen: Erstens den beobachteten oder plausiblen Zustand, zweitens die Daten- oder Quellenlage, drittens die offene Unsicherheit samt Rueckkopplung. Die Antwort muss ohne moralische Personenbewertung auskommen und darf Reichweite nicht mit Wirkung verwechseln.</w:t>
-      </w:r>
-    </w:p>
-    <w:p>
-      <w:pPr>
-        <w:pStyle w:val="Heading3"/>
-      </w:pPr>
-      <w:r>
-        <w:t>Vertiefungsrunde 5: Lesen, pruefen, rueckkoppeln</w:t>
-      </w:r>
-    </w:p>
-    <w:p>
-      <w:r>
-        <w:t>Die folgende Runde verdichtet WM-V9 nicht durch neue Schlagworte, sondern durch wiederholte Anwendung auf unterschiedliche Entscheidungsebenen. Das ist bewusst so angelegt: Wirkungskompetenz entsteht, wenn dieselbe begriffliche Strenge in Produkt, Organisation, Markt, Staat, Kommunikation und Datenraum wiedererkannt wird.</w:t>
-      </w:r>
-    </w:p>
-    <w:p>
-      <w:r>
-        <w:t>Begriffliche Schaerfung. Fuer Kommunikation ohne Impact-Washing bedeutet praezise Sprache die erste Sicherung gegen Impact-Washing ist, dass die Analyse nicht bei einer Aktivitaet, einem guten Willen oder einer Kennzahl stehen bleiben darf. Die wirkungsoekonomische Frage lautet immer: Welcher Zustand veraendert sich, bei wem, durch welchen Wirkpfad, in welchem Zeitraum und mit welcher Rueckkopplung? Gerade in Wirkungsmanagement ist diese Unterscheidung entscheidend, weil Lernende spaeter nicht nur Begriffe wiedergeben, sondern Entscheidungssituationen pruefen muessen. Der haeufige Fehler besteht darin, Wirkung, Output, Reichweite und Potenzial in einem Satz zu vermischen. Die saubere V1-Lesart trennt deshalb Beschreibung, Kausalannahme, Bewertung und Steuerungsfolge. In der Praxis sollte jede Wirkungsaussage als kurze Viererprobe formuliert werden: Zustand, Betroffene, Quelle, offene Unsicherheit. So wird aus dem Thema kein isoliertes Kapitel, sondern ein pruefbarer Baustein der WÖk-Architektur.</w:t>
-      </w:r>
-    </w:p>
-    <w:p>
-      <w:r>
-        <w:t>Wirkpfad-Logik. Fuer Kommunikation ohne Impact-Washing bedeutet ein Thema erst dann steuerbar wird, wenn der Mechanismus zwischen Ausloeser und Zustandsveraenderung beschrieben ist, dass die Analyse nicht bei einer Aktivitaet, einem guten Willen oder einer Kennzahl stehen bleiben darf. Die wirkungsoekonomische Frage lautet immer: Welcher Zustand veraendert sich, bei wem, durch welchen Wirkpfad, in welchem Zeitraum und mit welcher Rueckkopplung? Gerade in Wirkungsmanagement ist diese Unterscheidung entscheidend, weil Lernende spaeter nicht nur Begriffe wiedergeben, sondern Entscheidungssituationen pruefen muessen. Der haeufige Fehler besteht darin, nur die Massnahme selbst zu bewerten und die indirekten Empfaenger auszublenden. Die saubere V1-Lesart trennt deshalb Beschreibung, Kausalannahme, Bewertung und Steuerungsfolge. Eine gute Fallanalyse zeichnet mindestens einen direkten und einen indirekten Wirkpfad nach. So wird aus dem Thema kein isoliertes Kapitel, sondern ein pruefbarer Baustein der WÖk-Architektur.</w:t>
-      </w:r>
-    </w:p>
-    <w:p>
-      <w:r>
-        <w:t>Fallfenster zur Anwendung. Ein Kommunikationsbericht nennt viele Aktivitaeten, Reichweiten und Rueckmeldungen. Die V1-Pruefung fragt, ob daraus eine belastbare Wirkungsaussage folgt. Wenn nur Kontakte, Klicks oder Zustimmung vorliegen, bleibt die Aussage im Bereich Wirkungspotenzial oder Resonanz, nicht im Bereich nachgewiesener Wirkung. Bezogen auf Kommunikation ohne Impact-Washing heisst das: Die Analyse muss das konkrete Thema ernst nehmen und zugleich den allgemeinen WÖk-Massstab halten. Es geht nicht darum, die Welt in gute und schlechte Akteure einzuteilen. Es geht darum, Wirkpfade, Wirkungsempfaenger, Datenqualitaet, Risiken und Rueckkopplung so zu beschreiben, dass bessere Entscheidungen moeglich werden.</w:t>
-      </w:r>
-    </w:p>
-    <w:p>
-      <w:r>
-        <w:t>Daten- und Quellenklarheit. Fuer Kommunikation ohne Impact-Washing bedeutet jede Bewertung nur so belastbar ist wie Datenlage, Quellenstatus und Aktualitaet, dass die Analyse nicht bei einer Aktivitaet, einem guten Willen oder einer Kennzahl stehen bleiben darf. Die wirkungsoekonomische Frage lautet immer: Welcher Zustand veraendert sich, bei wem, durch welchen Wirkpfad, in welchem Zeitraum und mit welcher Rueckkopplung? Gerade in Wirkungsmanagement ist diese Unterscheidung entscheidend, weil Lernende spaeter nicht nur Begriffe wiedergeben, sondern Entscheidungssituationen pruefen muessen. Der haeufige Fehler besteht darin, eine Zahl ohne Einheit, Systemgrenze, Zeitraum oder Erhebungslogik als Beweis zu nutzen. Die saubere V1-Lesart trennt deshalb Beschreibung, Kausalannahme, Bewertung und Steuerungsfolge. Die Lernenden sollen Daten nicht dekorativ zitieren, sondern ihre Aussagekraft, Luecken und Grenzen offenlegen. So wird aus dem Thema kein isoliertes Kapitel, sondern ein pruefbarer Baustein der WÖk-Architektur.</w:t>
-      </w:r>
-    </w:p>
-    <w:p>
-      <w:r>
-        <w:t>Ambivalenz. Fuer Kommunikation ohne Impact-Washing bedeutet positive und negative Zustandsveraenderungen gleichzeitig auftreten koennen, dass die Analyse nicht bei einer Aktivitaet, einem guten Willen oder einer Kennzahl stehen bleiben darf. Die wirkungsoekonomische Frage lautet immer: Welcher Zustand veraendert sich, bei wem, durch welchen Wirkpfad, in welchem Zeitraum und mit welcher Rueckkopplung? Gerade in Wirkungsmanagement ist diese Unterscheidung entscheidend, weil Lernende spaeter nicht nur Begriffe wiedergeben, sondern Entscheidungssituationen pruefen muessen. Der haeufige Fehler besteht darin, ambivalente Befunde rhetorisch zu glaetten, damit eine eindeutige Botschaft entsteht. Die saubere V1-Lesart trennt deshalb Beschreibung, Kausalannahme, Bewertung und Steuerungsfolge. Ein gutes Skript fuehrt deshalb Profile, Zielkonflikte und offene Punkte nebeneinander. So wird aus dem Thema kein isoliertes Kapitel, sondern ein pruefbarer Baustein der WÖk-Architektur.</w:t>
-      </w:r>
-    </w:p>
-    <w:p>
-      <w:r>
-        <w:t>Nichtkompensation. Fuer Kommunikation ohne Impact-Washing bedeutet schwere zentrale Schaeden nicht durch beliebige positive Einzelwerte neutralisiert werden duerfen, dass die Analyse nicht bei einer Aktivitaet, einem guten Willen oder einer Kennzahl stehen bleiben darf. Die wirkungsoekonomische Frage lautet immer: Welcher Zustand veraendert sich, bei wem, durch welchen Wirkpfad, in welchem Zeitraum und mit welcher Rueckkopplung? Gerade in Wirkungsmanagement ist diese Unterscheidung entscheidend, weil Lernende spaeter nicht nur Begriffe wiedergeben, sondern Entscheidungssituationen pruefen muessen. Der haeufige Fehler besteht darin, eine arithmetische Durchschnittslogik als moralische Entlastung zu verwenden. Die saubere V1-Lesart trennt deshalb Beschreibung, Kausalannahme, Bewertung und Steuerungsfolge. Reverse Merit Order und rote Linien sind Schutzregeln gegen Schoenrechnung. So wird aus dem Thema kein isoliertes Kapitel, sondern ein pruefbarer Baustein der WÖk-Architektur.</w:t>
-      </w:r>
-    </w:p>
-    <w:p>
-      <w:r>
-        <w:t>Fallfenster zur Anwendung. Eine Organisation plant eine Massnahme und formuliert dazu eine positive Absicht. In der WÖk reicht das nicht. Fuer diese Vorlesung muss sichtbar werden, welche Zustandsveraenderung erwartet wird, welche Empfaenger direkt oder indirekt betroffen sind, welche Nebenwirkungen entstehen koennen und welche Entscheidung spaeter korrigiert wird. Bezogen auf Kommunikation ohne Impact-Washing heisst das: Die Analyse muss das konkrete Thema ernst nehmen und zugleich den allgemeinen WÖk-Massstab halten. Es geht nicht darum, die Welt in gute und schlechte Akteure einzuteilen. Es geht darum, Wirkpfade, Wirkungsempfaenger, Datenqualitaet, Risiken und Rueckkopplung so zu beschreiben, dass bessere Entscheidungen moeglich werden.</w:t>
-      </w:r>
-    </w:p>
-    <w:p>
-      <w:r>
-        <w:t>Pruefungsnahe Transferfrage. Formuliere zu WM-V9 eine Wirkungsaussage in drei Saetzen: Erstens den beobachteten oder plausiblen Zustand, zweitens die Daten- oder Quellenlage, drittens die offene Unsicherheit samt Rueckkopplung. Die Antwort muss ohne moralische Personenbewertung auskommen und darf Reichweite nicht mit Wirkung verwechseln.</w:t>
-      </w:r>
-    </w:p>
-    <w:p>
-      <w:r>
-        <w:t>Rueckkopplung. Fuer Kommunikation ohne Impact-Washing bedeutet Wirkungswissen erst dann wertvoll wird, wenn es Entscheidungen veraendert, dass die Analyse nicht bei einer Aktivitaet, einem guten Willen oder einer Kennzahl stehen bleiben darf. Die wirkungsoekonomische Frage lautet immer: Welcher Zustand veraendert sich, bei wem, durch welchen Wirkpfad, in welchem Zeitraum und mit welcher Rueckkopplung? Gerade in Wirkungsmanagement ist diese Unterscheidung entscheidend, weil Lernende spaeter nicht nur Begriffe wiedergeben, sondern Entscheidungssituationen pruefen muessen. Der haeufige Fehler besteht darin, einen Bericht als Endpunkt zu betrachten. Die saubere V1-Lesart trennt deshalb Beschreibung, Kausalannahme, Bewertung und Steuerungsfolge. Jeder Analyseblock sollte fragen, welche Routine, welcher Prozess oder welche Ressource nach der Bewertung angepasst wird. So wird aus dem Thema kein isoliertes Kapitel, sondern ein pruefbarer Baustein der WÖk-Architektur.</w:t>
-      </w:r>
-    </w:p>
-    <w:p>
-      <w:r>
-        <w:t>Governance. Fuer Kommunikation ohne Impact-Washing bedeutet Wirkungsbewertung Verfahren, Rechte, Transparenz und Korrektur braucht, dass die Analyse nicht bei einer Aktivitaet, einem guten Willen oder einer Kennzahl stehen bleiben darf. Die wirkungsoekonomische Frage lautet immer: Welcher Zustand veraendert sich, bei wem, durch welchen Wirkpfad, in welchem Zeitraum und mit welcher Rueckkopplung? Gerade in Wirkungsmanagement ist diese Unterscheidung entscheidend, weil Lernende spaeter nicht nur Begriffe wiedergeben, sondern Entscheidungssituationen pruefen muessen. Der haeufige Fehler besteht darin, Bewertung als technokratische Top-down-Setzung zu verstehen. Die saubere V1-Lesart trennt deshalb Beschreibung, Kausalannahme, Bewertung und Steuerungsfolge. Betroffene, Datenhalter, Entscheider und Kontrollinstanzen muessen unterscheidbare Rollen behalten. So wird aus dem Thema kein isoliertes Kapitel, sondern ein pruefbarer Baustein der WÖk-Architektur.</w:t>
-      </w:r>
-    </w:p>
-    <w:p>
-      <w:r>
-        <w:t>Didaktische Pruefbarkeit. Fuer Kommunikation ohne Impact-Washing bedeutet das Thema in der Akademie nicht nur erklaert, sondern in Falllogik ueberfuehrt werden muss, dass die Analyse nicht bei einer Aktivitaet, einem guten Willen oder einer Kennzahl stehen bleiben darf. Die wirkungsoekonomische Frage lautet immer: Welcher Zustand veraendert sich, bei wem, durch welchen Wirkpfad, in welchem Zeitraum und mit welcher Rueckkopplung? Gerade in Wirkungsmanagement ist diese Unterscheidung entscheidend, weil Lernende spaeter nicht nur Begriffe wiedergeben, sondern Entscheidungssituationen pruefen muessen. Der haeufige Fehler besteht darin, reines Auswendiglernen als Kompetenznachweis zu behandeln. Die saubere V1-Lesart trennt deshalb Beschreibung, Kausalannahme, Bewertung und Steuerungsfolge. Pruefungsfragen sollen Begriffe, Anwendung und rote Linien verbinden. So wird aus dem Thema kein isoliertes Kapitel, sondern ein pruefbarer Baustein der WÖk-Architektur.</w:t>
-      </w:r>
-    </w:p>
-    <w:p>
-      <w:r>
-        <w:t>Fallfenster zur Anwendung. Eine Fuehrungsentscheidung erzeugt zugleich Nutzen und Risiken. Die WÖk behandelt Ambivalenz nicht als Stoerung, sondern als Kern der Analyse. Positive Netto-Wirkung darf erst behauptet werden, wenn zentrale negative Wirkungen getrennt geprueft und rote Linien gewahrt sind. Bezogen auf Kommunikation ohne Impact-Washing heisst das: Die Analyse muss das konkrete Thema ernst nehmen und zugleich den allgemeinen WÖk-Massstab halten. Es geht nicht darum, die Welt in gute und schlechte Akteure einzuteilen. Es geht darum, Wirkpfade, Wirkungsempfaenger, Datenqualitaet, Risiken und Rueckkopplung so zu beschreiben, dass bessere Entscheidungen moeglich werden.</w:t>
-      </w:r>
-    </w:p>
-    <w:p>
-      <w:r>
-        <w:t>Transfer in Organisationen. Fuer Kommunikation ohne Impact-Washing bedeutet WÖk-Begriffe im Alltag nur tragen, wenn sie in Routinen uebersetzt werden, dass die Analyse nicht bei einer Aktivitaet, einem guten Willen oder einer Kennzahl stehen bleiben darf. Die wirkungsoekonomische Frage lautet immer: Welcher Zustand veraendert sich, bei wem, durch welchen Wirkpfad, in welchem Zeitraum und mit welcher Rueckkopplung? Gerade in Wirkungsmanagement ist diese Unterscheidung entscheidend, weil Lernende spaeter nicht nur Begriffe wiedergeben, sondern Entscheidungssituationen pruefen muessen. Der haeufige Fehler besteht darin, die Verantwortung an eine Nachhaltigkeitsabteilung auszulagern. Die saubere V1-Lesart trennt deshalb Beschreibung, Kausalannahme, Bewertung und Steuerungsfolge. Strategie, Einkauf, Kommunikation, Controlling und Fuehrung muessen denselben Wirkungsbegriff verwenden. So wird aus dem Thema kein isoliertes Kapitel, sondern ein pruefbarer Baustein der WÖk-Architektur.</w:t>
-      </w:r>
-    </w:p>
-    <w:p>
-      <w:r>
-        <w:t>Rueckfluss in den Korpus. Fuer Kommunikation ohne Impact-Washing bedeutet jedes Studienskript den Gesamtbestand schaerfen kann, dass die Analyse nicht bei einer Aktivitaet, einem guten Willen oder einer Kennzahl stehen bleiben darf. Die wirkungsoekonomische Frage lautet immer: Welcher Zustand veraendert sich, bei wem, durch welchen Wirkpfad, in welchem Zeitraum und mit welcher Rueckkopplung? Gerade in Wirkungsmanagement ist diese Unterscheidung entscheidend, weil Lernende spaeter nicht nur Begriffe wiedergeben, sondern Entscheidungssituationen pruefen muessen. Der haeufige Fehler besteht darin, neue Einsichten nur lokal im Skript zu belassen. Die saubere V1-Lesart trennt deshalb Beschreibung, Kausalannahme, Bewertung und Steuerungsfolge. Glossar, Website, Journal, Dossiers und Visuals sollen aus der Skriptarbeit lernen. So wird aus dem Thema kein isoliertes Kapitel, sondern ein pruefbarer Baustein der WÖk-Architektur.</w:t>
-      </w:r>
-    </w:p>
-    <w:p>
-      <w:r>
-        <w:t>Pruefungsnahe Transferfrage. Formuliere zu WM-V9 eine Wirkungsaussage in drei Saetzen: Erstens den beobachteten oder plausiblen Zustand, zweitens die Daten- oder Quellenlage, drittens die offene Unsicherheit samt Rueckkopplung. Die Antwort muss ohne moralische Personenbewertung auskommen und darf Reichweite nicht mit Wirkung verwechseln.</w:t>
-      </w:r>
-    </w:p>
-    <w:p>
-      <w:pPr>
-        <w:pStyle w:val="Heading3"/>
-      </w:pPr>
-      <w:r>
-        <w:t>Vertiefungsrunde 6: Lesen, pruefen, rueckkoppeln</w:t>
-      </w:r>
-    </w:p>
-    <w:p>
-      <w:r>
-        <w:t>Die folgende Runde verdichtet WM-V9 nicht durch neue Schlagworte, sondern durch wiederholte Anwendung auf unterschiedliche Entscheidungsebenen. Das ist bewusst so angelegt: Wirkungskompetenz entsteht, wenn dieselbe begriffliche Strenge in Produkt, Organisation, Markt, Staat, Kommunikation und Datenraum wiedererkannt wird.</w:t>
-      </w:r>
-    </w:p>
-    <w:p>
-      <w:r>
-        <w:t>Begriffliche Schaerfung. Fuer Kommunikation ohne Impact-Washing bedeutet praezise Sprache die erste Sicherung gegen Impact-Washing ist, dass die Analyse nicht bei einer Aktivitaet, einem guten Willen oder einer Kennzahl stehen bleiben darf. Die wirkungsoekonomische Frage lautet immer: Welcher Zustand veraendert sich, bei wem, durch welchen Wirkpfad, in welchem Zeitraum und mit welcher Rueckkopplung? Gerade in Wirkungsmanagement ist diese Unterscheidung entscheidend, weil Lernende spaeter nicht nur Begriffe wiedergeben, sondern Entscheidungssituationen pruefen muessen. Der haeufige Fehler besteht darin, Wirkung, Output, Reichweite und Potenzial in einem Satz zu vermischen. Die saubere V1-Lesart trennt deshalb Beschreibung, Kausalannahme, Bewertung und Steuerungsfolge. In der Praxis sollte jede Wirkungsaussage als kurze Viererprobe formuliert werden: Zustand, Betroffene, Quelle, offene Unsicherheit. So wird aus dem Thema kein isoliertes Kapitel, sondern ein pruefbarer Baustein der WÖk-Architektur.</w:t>
-      </w:r>
-    </w:p>
-    <w:p>
-      <w:r>
-        <w:t>Fallfenster zur Anwendung. Ein Controlling-Team moechte einen Score bilden. Das Skript verlangt, dass Datenqualitaet, Systemgrenzen, Gewichtung, Unsicherheit und Nichtkompensation sichtbar bleiben. Ein Score darf die Diskussion nicht beenden, sondern muss bessere Fragen, Priorisierung und Rueckkopplung ermoeglichen. Bezogen auf Kommunikation ohne Impact-Washing heisst das: Die Analyse muss das konkrete Thema ernst nehmen und zugleich den allgemeinen WÖk-Massstab halten. Es geht nicht darum, die Welt in gute und schlechte Akteure einzuteilen. Es geht darum, Wirkpfade, Wirkungsempfaenger, Datenqualitaet, Risiken und Rueckkopplung so zu beschreiben, dass bessere Entscheidungen moeglich werden.</w:t>
-      </w:r>
-    </w:p>
-    <w:p>
-      <w:pPr>
-        <w:pStyle w:val="Heading3"/>
-      </w:pPr>
-      <w:r>
-        <w:t>V1-Abschlussnotiz</w:t>
-      </w:r>
-    </w:p>
-    <w:p>
-      <w:r>
-        <w:t>Diese Finalisierung schliesst die Codex-Inhaltsproduktion fuer WM-V9. Offen bleibt nicht der fachliche Kern des Skripts, sondern der naechste Produktionsschritt: Claude setzt daraus die CI/CD-konforme Reader- und PDF-Fassung, prueft Satz, Umbrueche, Medienintegration und Lektorat und markiert erst danach die veroeffentlichte Fassung als freigegeben.</w:t>
       </w:r>
     </w:p>
     <w:p>
@@ -3787,6 +3039,866 @@
       </w:pPr>
       <w:r>
         <w:t>Fachliteratur zu Wirkungslogik, Evaluation, Systemtheorie, Resilienz, Governance, Diffusion, Vertrauen oder Controlling je nach Thema.</w:t>
+      </w:r>
+    </w:p>
+    <w:p>
+      <w:pPr>
+        <w:pStyle w:val="Heading2"/>
+      </w:pPr>
+      <w:r>
+        <w:t>V1-Finalisierung: Vertiefung, Anwendung und Evidenz</w:t>
+      </w:r>
+    </w:p>
+    <w:p>
+      <w:r>
+        <w:t>Dieses Studienskript ist die fachlich finale Codex-V1-Fassung fuer den Akademie-Reader und die oeffentliche Bibliothek. Claude uebernimmt danach Satz, CI/CD, PDF/Reader-Freigabe und die abschliessende Lektoratsabnahme.</w:t>
+      </w:r>
+    </w:p>
+    <w:p>
+      <w:pPr>
+        <w:pStyle w:val="Heading3"/>
+      </w:pPr>
+      <w:r>
+        <w:t>Finaler Leseauftrag</w:t>
+      </w:r>
+    </w:p>
+    <w:p>
+      <w:r>
+        <w:t>Dieses Skript zu WM-V9 Kommunikation ohne Impact-Washing ist als Langformtext angelegt: Es soll nicht nur die Vorlesung begleiten, sondern als eigenstaendiges Studienmaterial funktionieren. Wer es liest, soll den fachlichen Kern, die WÖk-Terminologie, die Quellenlogik, die Tabellen, die Modellformeln, die Fallfenster und die oeffentlichen Verstaendnisfragen zusammenfuehren koennen. Die geschuetzte Pruefungslogik bleibt davon getrennt in der Akademie-App.</w:t>
+      </w:r>
+    </w:p>
+    <w:p>
+      <w:r>
+        <w:t>Fuer den Abschluss ist entscheidend, dass Kommunikation ohne Impact-Washing im Feld Wirkungsmanagement nicht als Einzelthema stehen bleibt. Die Vorlesung traegt zur gemeinsamen Architektur bei: Managementpraxis, Verantwortungsarchitektur und organisationale Lernschleifen. Daraus folgt eine Lesehaltung, die streng und praktisch zugleich ist. Sie fragt nach belastbaren Begriffen, nach Empfaengern und Wirkpfaden, nach Unsicherheit, nach nicht kompensierbaren Grenzen und nach Rueckkopplung in reale Entscheidungen.</w:t>
+      </w:r>
+    </w:p>
+    <w:p>
+      <w:pPr>
+        <w:pStyle w:val="Heading3"/>
+      </w:pPr>
+      <w:r>
+        <w:t>Abschlussmatrix fuer die Anwendung</w:t>
+      </w:r>
+    </w:p>
+    <w:tbl>
+      <w:tblPr>
+        <w:tblStyle w:val="TableGrid"/>
+        <w:tblW w:type="auto" w:w="0"/>
+        <w:jc w:val="left"/>
+        <w:tblLook w:firstColumn="1" w:firstRow="1" w:lastColumn="0" w:lastRow="0" w:noHBand="0" w:noVBand="1" w:val="04A0"/>
+      </w:tblPr>
+      <w:tblGrid>
+        <w:gridCol w:w="3120"/>
+        <w:gridCol w:w="3120"/>
+        <w:gridCol w:w="3120"/>
+      </w:tblGrid>
+      <w:tr>
+        <w:tc>
+          <w:tcPr>
+            <w:tcW w:type="dxa" w:w="3120"/>
+            <w:vAlign w:val="center"/>
+          </w:tcPr>
+          <w:p>
+            <w:r>
+              <w:rPr>
+                <w:b/>
+              </w:rPr>
+              <w:t>Ebene</w:t>
+            </w:r>
+          </w:p>
+        </w:tc>
+        <w:tc>
+          <w:tcPr>
+            <w:tcW w:type="dxa" w:w="3120"/>
+            <w:vAlign w:val="center"/>
+          </w:tcPr>
+          <w:p>
+            <w:r>
+              <w:rPr>
+                <w:b/>
+              </w:rPr>
+              <w:t>Anwendung in WM-V9</w:t>
+            </w:r>
+          </w:p>
+        </w:tc>
+        <w:tc>
+          <w:tcPr>
+            <w:tcW w:type="dxa" w:w="3120"/>
+            <w:vAlign w:val="center"/>
+          </w:tcPr>
+          <w:p>
+            <w:r>
+              <w:rPr>
+                <w:b/>
+              </w:rPr>
+              <w:t>Qualitaetsgrenze</w:t>
+            </w:r>
+          </w:p>
+        </w:tc>
+      </w:tr>
+      <w:tr>
+        <w:tc>
+          <w:tcPr>
+            <w:tcW w:type="dxa" w:w="3120"/>
+            <w:vAlign w:val="center"/>
+          </w:tcPr>
+          <w:p>
+            <w:r>
+              <w:t>Begriff</w:t>
+            </w:r>
+          </w:p>
+        </w:tc>
+        <w:tc>
+          <w:tcPr>
+            <w:tcW w:type="dxa" w:w="3120"/>
+            <w:vAlign w:val="center"/>
+          </w:tcPr>
+          <w:p>
+            <w:r>
+              <w:t>Wirkung, Wirkungspotenzial und Wirkungsrisiko werden im Kontext der Vorlesung getrennt.</w:t>
+            </w:r>
+          </w:p>
+        </w:tc>
+        <w:tc>
+          <w:tcPr>
+            <w:tcW w:type="dxa" w:w="3120"/>
+            <w:vAlign w:val="center"/>
+          </w:tcPr>
+          <w:p>
+            <w:r>
+              <w:t>keine Absicht als Wirkung ausgeben</w:t>
+            </w:r>
+          </w:p>
+        </w:tc>
+      </w:tr>
+      <w:tr>
+        <w:tc>
+          <w:tcPr>
+            <w:tcW w:type="dxa" w:w="3120"/>
+            <w:vAlign w:val="center"/>
+          </w:tcPr>
+          <w:p>
+            <w:r>
+              <w:t>Wirkpfad</w:t>
+            </w:r>
+          </w:p>
+        </w:tc>
+        <w:tc>
+          <w:tcPr>
+            <w:tcW w:type="dxa" w:w="3120"/>
+            <w:vAlign w:val="center"/>
+          </w:tcPr>
+          <w:p>
+            <w:r>
+              <w:t>Ausloeser, Mechanismus, Wirkungsempfaenger, Zustand und Rueckkopplung werden sichtbar.</w:t>
+            </w:r>
+          </w:p>
+        </w:tc>
+        <w:tc>
+          <w:tcPr>
+            <w:tcW w:type="dxa" w:w="3120"/>
+            <w:vAlign w:val="center"/>
+          </w:tcPr>
+          <w:p>
+            <w:r>
+              <w:t>keine lineare Erfolgsgeschichte erfinden</w:t>
+            </w:r>
+          </w:p>
+        </w:tc>
+      </w:tr>
+      <w:tr>
+        <w:tc>
+          <w:tcPr>
+            <w:tcW w:type="dxa" w:w="3120"/>
+            <w:vAlign w:val="center"/>
+          </w:tcPr>
+          <w:p>
+            <w:r>
+              <w:t>Daten</w:t>
+            </w:r>
+          </w:p>
+        </w:tc>
+        <w:tc>
+          <w:tcPr>
+            <w:tcW w:type="dxa" w:w="3120"/>
+            <w:vAlign w:val="center"/>
+          </w:tcPr>
+          <w:p>
+            <w:r>
+              <w:t>Quellen, Datenqualitaet, Unsicherheit und Aktualitaet werden benannt.</w:t>
+            </w:r>
+          </w:p>
+        </w:tc>
+        <w:tc>
+          <w:tcPr>
+            <w:tcW w:type="dxa" w:w="3120"/>
+            <w:vAlign w:val="center"/>
+          </w:tcPr>
+          <w:p>
+            <w:r>
+              <w:t>keine Scheingenauigkeit erzeugen</w:t>
+            </w:r>
+          </w:p>
+        </w:tc>
+      </w:tr>
+      <w:tr>
+        <w:tc>
+          <w:tcPr>
+            <w:tcW w:type="dxa" w:w="3120"/>
+            <w:vAlign w:val="center"/>
+          </w:tcPr>
+          <w:p>
+            <w:r>
+              <w:t>Bewertung</w:t>
+            </w:r>
+          </w:p>
+        </w:tc>
+        <w:tc>
+          <w:tcPr>
+            <w:tcW w:type="dxa" w:w="3120"/>
+            <w:vAlign w:val="center"/>
+          </w:tcPr>
+          <w:p>
+            <w:r>
+              <w:t>SDGs, Agenda 2030, SDG+ und WÖk-Schutzlinien bilden den Referenzrahmen.</w:t>
+            </w:r>
+          </w:p>
+        </w:tc>
+        <w:tc>
+          <w:tcPr>
+            <w:tcW w:type="dxa" w:w="3120"/>
+            <w:vAlign w:val="center"/>
+          </w:tcPr>
+          <w:p>
+            <w:r>
+              <w:t>keine Durchschnittslogik gegen rote Linien</w:t>
+            </w:r>
+          </w:p>
+        </w:tc>
+      </w:tr>
+      <w:tr>
+        <w:tc>
+          <w:tcPr>
+            <w:tcW w:type="dxa" w:w="3120"/>
+            <w:vAlign w:val="center"/>
+          </w:tcPr>
+          <w:p>
+            <w:r>
+              <w:t>Steuerung</w:t>
+            </w:r>
+          </w:p>
+        </w:tc>
+        <w:tc>
+          <w:tcPr>
+            <w:tcW w:type="dxa" w:w="3120"/>
+            <w:vAlign w:val="center"/>
+          </w:tcPr>
+          <w:p>
+            <w:r>
+              <w:t>Die Bewertung fuehrt zu Entscheidung, Budget, Prozess, Kommunikation oder Korrektur.</w:t>
+            </w:r>
+          </w:p>
+        </w:tc>
+        <w:tc>
+          <w:tcPr>
+            <w:tcW w:type="dxa" w:w="3120"/>
+            <w:vAlign w:val="center"/>
+          </w:tcPr>
+          <w:p>
+            <w:r>
+              <w:t>kein Reporting ohne Rueckkopplung</w:t>
+            </w:r>
+          </w:p>
+        </w:tc>
+      </w:tr>
+    </w:tbl>
+    <w:p/>
+    <w:p>
+      <w:pPr>
+        <w:pStyle w:val="Heading3"/>
+      </w:pPr>
+      <w:r>
+        <w:t>Abschlusskommentar 1: Lesen, pruefen, rueckkoppeln</w:t>
+      </w:r>
+    </w:p>
+    <w:p>
+      <w:r>
+        <w:t>Die folgende Verdichtung fuehrt die vorhandenen Kapitel nicht als Wiederholung, sondern als Anwendung zusammen. Wirkungskompetenz entsteht, wenn dieselbe begriffliche Strenge in Fallanalyse, Datenarbeit, Kommunikation, Governance und Entscheidungspraxis wiedererkannt wird.</w:t>
+      </w:r>
+    </w:p>
+    <w:p>
+      <w:r>
+        <w:t>Begriffliche Schaerfung. Der Abschnitt Lernziele ist in WM-V9 kein Zusatzwissen, sondern ein Pruefstein fuer die Grundfrage des Skripts: Was veraendert sich, bei wem, wodurch und mit welcher Rueckkopplung? Fuer Kommunikation ohne Impact-Washing wird daran sichtbar, dass praezise Sprache die erste Sicherung gegen Impact-Washing bildet. Die fachliche Grenze liegt dort, wo Lernende Output, Reichweite, Absicht und Wirkung in einem Satz vermischen. Die saubere Lesart trennt deshalb Beobachtung, Kausalannahme, Bewertung und Steuerungsfolge. In der Anwendung sollte daraus mindestens eine konkrete Strategie, Prozess, Budget, Zielkonflikt oder Kommunikationsregel abgeleitet werden; sonst bleibt das Wissen erklaerend, aber nicht steuerungsfaehig.</w:t>
+      </w:r>
+    </w:p>
+    <w:p>
+      <w:r>
+        <w:t>Anwendung auf Einleitung / Wirkungsfrage. In einer Fallanalyse beginnt dieser Punkt nicht mit einer Meinung, sondern mit einer belastbaren Beschreibung. Wer WM-V9 pruefungsnah liest, fragt zuerst nach Wirkungsempfaengern, Wirkraum, Zeitraum und Datenquelle. Erst danach folgt die Bewertung im Referenzrahmen Mensch, Planet, Demokratie, SDGs, Agenda 2030 und SDG+. Mindestens ein direkter und ein indirekter Wirkpfad muessen nachvollziehbar sein. Der typische Kurzschluss waere, nur die Massnahme selbst bewerten und indirekte Empfaenger ausblenden. Genau dagegen setzt die WÖk die Pflicht, Wirkungspotenzial, Wirkungsrisiko und positive Netto-Wirkung begrifflich getrennt zu halten.</w:t>
+      </w:r>
+    </w:p>
+    <w:p>
+      <w:r>
+        <w:t>Evidenzregel. Kernaussage darf im Skript nicht als dekorativer Begriff stehen bleiben. Der Abschnitt traegt nur dann, wenn er eine pruefbare Aussage erlaubt: Welche Quelle stuetzt die Annahme, welche Unsicherheit bleibt offen und welche Gegenbeobachtung wuerde die Bewertung veraendern? Fuer Kommunikation ohne Impact-Washing heisst das, dass jede Bewertung nur so belastbar ist wie Datenlage, Quellenstatus, Aktualitaet und Systemgrenze. Die Studierenden sollen nicht lernen, einen Score nachzusprechen. Sie sollen erkennen, wann ein Score klaert, wann er verdeckt und wann eine rote Linie die Durchschnittslogik stoppt.</w:t>
+      </w:r>
+    </w:p>
+    <w:p>
+      <w:r>
+        <w:t>Fallfenster zur Anwendung. Ein Controlling-Team moechte einen Score bilden. Das Skript verlangt, dass Datenqualitaet, Systemgrenzen, Gewichtung, Unsicherheit und Nichtkompensation sichtbar bleiben. Ein Score darf die Diskussion nicht beenden, sondern muss bessere Fragen, Priorisierung und Rueckkopplung ermoeglichen. Bezogen auf Kommunikation ohne Impact-Washing heisst das: Die Analyse muss das konkrete Thema ernst nehmen und zugleich den allgemeinen WÖk-Massstab halten. Es geht nicht darum, Akteure moralisch zu sortieren. Es geht darum, Wirkpfade, Wirkungsempfaenger, Datenqualitaet, Risiken und Rueckkopplung so zu beschreiben, dass bessere Entscheidungen moeglich werden.</w:t>
+      </w:r>
+    </w:p>
+    <w:p>
+      <w:r>
+        <w:t>Transfer in Wirkungsmanagement. Quelltext und fachliche Grundlegung verbindet die inhaltliche Deutung mit der spaeteren Praxis. Eine Organisation kann zu Kommunikation ohne Impact-Washing sehr ueberzeugend kommunizieren und trotzdem an eine Methodik einzufuehren, ohne Entscheidungsmacht, Datenpflichten und Korrekturroutinen mitzudenken scheitern. Darum muss die V1-Fassung immer auch nach Governance fragen: Wer erhebt Daten, wer bewertet sie, wer traegt die Folgen, wer kann widersprechen und wann wird eine Entscheidung korrigiert? Profile, Zielkonflikte und offene Punkte werden nebeneinander gefuehrt. So wird aus einem Lehrkapitel eine verantwortbare Arbeitsroutine.</w:t>
+      </w:r>
+    </w:p>
+    <w:p>
+      <w:r>
+        <w:t>Grenze gegen Scheingenauigkeit. Gerade bei Einstieg / Wirkungsfrage ist Praezision wichtiger als grosse Begriffe. Eine Wirkungsaussage bleibt schwach, wenn sie nur Aktivitaet, Reichweite, Absicht oder Image beschreibt. Stark wird sie erst, wenn sie die Zustandsveraenderung und ihre Bedingungen offenlegt. In WM-V9 ist deshalb entscheidend, schwere zentrale Schaeden nicht durch beliebige positive Einzelwerte neutralisiert werden duerfen. Die Fehlerlinie verlaeuft nicht zwischen Optimismus und Pessimismus, sondern zwischen offengelegter Unsicherheit und rhetorischer Sicherheit ohne Pruefpfad.</w:t>
+      </w:r>
+    </w:p>
+    <w:p>
+      <w:r>
+        <w:t>Pruefungsnahe Transferfrage. Formuliere zu WM-V9 eine Wirkungsaussage in drei Saetzen: Erstens den beobachteten oder plausiblen Zustand, zweitens die Daten- oder Quellenlage, drittens die offene Unsicherheit samt Rueckkopplung. Die Antwort muss ohne moralische Personenbewertung auskommen und darf Reichweite nicht mit Wirkung verwechseln.</w:t>
+      </w:r>
+    </w:p>
+    <w:p>
+      <w:r>
+        <w:t>Pruefungsnahe Lesart. Aus Video-/Audio-Vorlesung laesst sich eine gute Transferfrage ableiten: Welche Entscheidung waere falsch, wenn dieser Abschnitt missverstanden wird? Fuer Kommunikation ohne Impact-Washing lautet die Antwort meist nicht einfach "mehr Wirkung", sondern genauer: bessere Unterscheidung, sauberere Daten, klarere Schutzlinie und rueckgekoppelte Steuerung. Jeder Analyseblock fragt nach der Routine, die nach der Bewertung angepasst wird. Wer das im Fall anwenden kann, hat den Kern der Vorlesung verstanden; wer nur Definitionen wiederholt, bleibt unter dem Anspruch der Akademie.</w:t>
+      </w:r>
+    </w:p>
+    <w:p>
+      <w:r>
+        <w:t>Fallfenster zur Anwendung. Ein Kommunikationsbericht nennt viele Aktivitaeten, Reichweiten und Rueckmeldungen. Die V1-Pruefung fragt, ob daraus eine belastbare Wirkungsaussage folgt. Wenn nur Kontakte, Klicks oder Zustimmung vorliegen, bleibt die Aussage im Bereich Wirkungspotenzial oder Resonanz, nicht im Bereich nachgewiesener Wirkung. Bezogen auf Kommunikation ohne Impact-Washing heisst das: Die Analyse muss das konkrete Thema ernst nehmen und zugleich den allgemeinen WÖk-Massstab halten. Es geht nicht darum, Akteure moralisch zu sortieren. Es geht darum, Wirkpfade, Wirkungsempfaenger, Datenqualitaet, Risiken und Rueckkopplung so zu beschreiben, dass bessere Entscheidungen moeglich werden.</w:t>
+      </w:r>
+    </w:p>
+    <w:p>
+      <w:r>
+        <w:t>Governance. Der Abschnitt Transkript (Gerüst) ist in WM-V9 kein Zusatzwissen, sondern ein Pruefstein fuer die Grundfrage des Skripts: Was veraendert sich, bei wem, wodurch und mit welcher Rueckkopplung? Fuer Kommunikation ohne Impact-Washing wird daran sichtbar, dass Wirkungsbewertung Verfahren, Rechte, Transparenz und Korrektur braucht. Die fachliche Grenze liegt dort, wo Lernende Bewertung als technokratische Top-down-Setzung verstehen. Die saubere Lesart trennt deshalb Beobachtung, Kausalannahme, Bewertung und Steuerungsfolge. In der Anwendung sollte daraus mindestens eine konkrete Strategie, Prozess, Budget, Zielkonflikt oder Kommunikationsregel abgeleitet werden; sonst bleibt das Wissen erklaerend, aber nicht steuerungsfaehig.</w:t>
+      </w:r>
+    </w:p>
+    <w:p>
+      <w:r>
+        <w:t>Anwendung auf Skript / Folien (Lernseite). In einer Fallanalyse beginnt dieser Punkt nicht mit einer Meinung, sondern mit einer belastbaren Beschreibung. Wer WM-V9 pruefungsnah liest, fragt zuerst nach Wirkungsempfaengern, Wirkraum, Zeitraum und Datenquelle. Erst danach folgt die Bewertung im Referenzrahmen Mensch, Planet, Demokratie, SDGs, Agenda 2030 und SDG+. Pruefungsfragen verbinden Begriff, Anwendung, Evidenz und rote Linie. Der typische Kurzschluss waere, reines Auswendiglernen als Kompetenznachweis behandeln. Genau dagegen setzt die WÖk die Pflicht, Wirkungspotenzial, Wirkungsrisiko und positive Netto-Wirkung begrifflich getrennt zu halten.</w:t>
+      </w:r>
+    </w:p>
+    <w:p>
+      <w:r>
+        <w:t>Evidenzregel. Transferaufgabe darf im Skript nicht als dekorativer Begriff stehen bleiben. Der Abschnitt traegt nur dann, wenn er eine pruefbare Aussage erlaubt: Welche Quelle stuetzt die Annahme, welche Unsicherheit bleibt offen und welche Gegenbeobachtung wuerde die Bewertung veraendern? Fuer Kommunikation ohne Impact-Washing heisst das, dass WÖk-Begriffe im Alltag nur tragen, wenn sie in Routinen uebersetzt werden. Die Studierenden sollen nicht lernen, einen Score nachzusprechen. Sie sollen erkennen, wann ein Score klaert, wann er verdeckt und wann eine rote Linie die Durchschnittslogik stoppt.</w:t>
+      </w:r>
+    </w:p>
+    <w:p>
+      <w:r>
+        <w:t>Fallfenster zur Anwendung. Eine Organisation plant eine Massnahme und formuliert dazu eine positive Absicht. In der WÖk reicht das nicht. Fuer diese Vorlesung muss sichtbar werden, welche Zustandsveraenderung erwartet wird, welche Empfaenger direkt oder indirekt betroffen sind, welche Nebenwirkungen entstehen koennen und welche Entscheidung spaeter korrigiert wird. Bezogen auf Kommunikation ohne Impact-Washing heisst das: Die Analyse muss das konkrete Thema ernst nehmen und zugleich den allgemeinen WÖk-Massstab halten. Es geht nicht darum, Akteure moralisch zu sortieren. Es geht darum, Wirkpfade, Wirkungsempfaenger, Datenqualitaet, Risiken und Rueckkopplung so zu beschreiben, dass bessere Entscheidungen moeglich werden.</w:t>
+      </w:r>
+    </w:p>
+    <w:p>
+      <w:r>
+        <w:t>Transfer in Wirkungsmanagement. Praxisbeispiel verbindet die inhaltliche Deutung mit der spaeteren Praxis. Eine Organisation kann zu Kommunikation ohne Impact-Washing sehr ueberzeugend kommunizieren und trotzdem an eine Methodik einzufuehren, ohne Entscheidungsmacht, Datenpflichten und Korrekturroutinen mitzudenken scheitern. Darum muss die V1-Fassung immer auch nach Governance fragen: Wer erhebt Daten, wer bewertet sie, wer traegt die Folgen, wer kann widersprechen und wann wird eine Entscheidung korrigiert? Gute Kommunikation unterscheidet Befund, Annahme und normative Bewertung. So wird aus einem Lehrkapitel eine verantwortbare Arbeitsroutine.</w:t>
+      </w:r>
+    </w:p>
+    <w:p>
+      <w:r>
+        <w:t>Pruefungsnahe Transferfrage. Formuliere zu WM-V9 eine Wirkungsaussage in drei Saetzen: Erstens den beobachteten oder plausiblen Zustand, zweitens die Daten- oder Quellenlage, drittens die offene Unsicherheit samt Rueckkopplung. Die Antwort muss ohne moralische Personenbewertung auskommen und darf Reichweite nicht mit Wirkung verwechseln.</w:t>
+      </w:r>
+    </w:p>
+    <w:p>
+      <w:r>
+        <w:t>Grenze gegen Scheingenauigkeit. Gerade bei Wirkungsökonomische Vertiefung ist Praezision wichtiger als grosse Begriffe. Eine Wirkungsaussage bleibt schwach, wenn sie nur Aktivitaet, Reichweite, Absicht oder Image beschreibt. Stark wird sie erst, wenn sie die Zustandsveraenderung und ihre Bedingungen offenlegt. In WM-V9 ist deshalb entscheidend, jede Wirkungsaussage eine Grenze zieht und diese Grenze begruenden muss. Die Fehlerlinie verlaeuft nicht zwischen Optimismus und Pessimismus, sondern zwischen offengelegter Unsicherheit und rhetorischer Sicherheit ohne Pruefpfad.</w:t>
+      </w:r>
+    </w:p>
+    <w:p>
+      <w:r>
+        <w:t>Pruefungsnahe Lesart. Aus Prüfungsrelevanz laesst sich eine gute Transferfrage ableiten: Welche Entscheidung waere falsch, wenn dieser Abschnitt missverstanden wird? Fuer Kommunikation ohne Impact-Washing lautet die Antwort meist nicht einfach "mehr Wirkung", sondern genauer: bessere Unterscheidung, sauberere Daten, klarere Schutzlinie und rueckgekoppelte Steuerung. Szenarien pruefen Sofortwirkung, Folgewirkung und Reversibilitaet getrennt. Wer das im Fall anwenden kann, hat den Kern der Vorlesung verstanden; wer nur Definitionen wiederholt, bleibt unter dem Anspruch der Akademie.</w:t>
+      </w:r>
+    </w:p>
+    <w:p>
+      <w:r>
+        <w:t>Fallfenster zur Anwendung. Eine Fuehrungsentscheidung erzeugt zugleich Nutzen und Risiken. Die WÖk behandelt Ambivalenz nicht als Stoerung, sondern als Kern der Analyse. Positive Netto-Wirkung darf erst behauptet werden, wenn zentrale negative Wirkungen getrennt geprueft und rote Linien gewahrt sind. Bezogen auf Kommunikation ohne Impact-Washing heisst das: Die Analyse muss das konkrete Thema ernst nehmen und zugleich den allgemeinen WÖk-Massstab halten. Es geht nicht darum, Akteure moralisch zu sortieren. Es geht darum, Wirkpfade, Wirkungsempfaenger, Datenqualitaet, Risiken und Rueckkopplung so zu beschreiben, dass bessere Entscheidungen moeglich werden.</w:t>
+      </w:r>
+    </w:p>
+    <w:p>
+      <w:r>
+        <w:t>Betroffenenperspektive. Der Abschnitt Lernziele ist in WM-V9 kein Zusatzwissen, sondern ein Pruefstein fuer die Grundfrage des Skripts: Was veraendert sich, bei wem, wodurch und mit welcher Rueckkopplung? Fuer Kommunikation ohne Impact-Washing wird daran sichtbar, dass Wirkung nicht am Sender, sondern an veraenderten Zustanden der Empfaenger geprueft wird. Die fachliche Grenze liegt dort, wo Lernende interne Erfolgskennzahlen mit gesellschaftlicher Wirkung verwechseln. Die saubere Lesart trennt deshalb Beobachtung, Kausalannahme, Bewertung und Steuerungsfolge. In der Anwendung sollte daraus mindestens eine konkrete Strategie, Prozess, Budget, Zielkonflikt oder Kommunikationsregel abgeleitet werden; sonst bleibt das Wissen erklaerend, aber nicht steuerungsfaehig.</w:t>
+      </w:r>
+    </w:p>
+    <w:p>
+      <w:r>
+        <w:t>Anwendung auf Einleitung / Wirkungsfrage. In einer Fallanalyse beginnt dieser Punkt nicht mit einer Meinung, sondern mit einer belastbaren Beschreibung. Wer WM-V9 pruefungsnah liest, fragt zuerst nach Wirkungsempfaengern, Wirkraum, Zeitraum und Datenquelle. Erst danach folgt die Bewertung im Referenzrahmen Mensch, Planet, Demokratie, SDGs, Agenda 2030 und SDG+. Jede Schlussfolgerung endet mit Entscheidung, Verantwortlichkeit und Termin fuer Rueckpruefung. Der typische Kurzschluss waere, Befunde sammeln, ohne Ressourcen oder Regeln zu veraendern. Genau dagegen setzt die WÖk die Pflicht, Wirkungspotenzial, Wirkungsrisiko und positive Netto-Wirkung begrifflich getrennt zu halten.</w:t>
+      </w:r>
+    </w:p>
+    <w:p>
+      <w:r>
+        <w:t>Evidenzregel. Kernaussage darf im Skript nicht als dekorativer Begriff stehen bleiben. Der Abschnitt traegt nur dann, wenn er eine pruefbare Aussage erlaubt: Welche Quelle stuetzt die Annahme, welche Unsicherheit bleibt offen und welche Gegenbeobachtung wuerde die Bewertung veraendern? Fuer Kommunikation ohne Impact-Washing heisst das, dass WÖk-Aussagen mit bestehenden Begriffen, Studien, Standards und Rechtsrahmen in Beziehung stehen muessen. Die Studierenden sollen nicht lernen, einen Score nachzusprechen. Sie sollen erkennen, wann ein Score klaert, wann er verdeckt und wann eine rote Linie die Durchschnittslogik stoppt.</w:t>
+      </w:r>
+    </w:p>
+    <w:p>
+      <w:r>
+        <w:t>Fallfenster zur Anwendung. Ein Controlling-Team moechte einen Score bilden. Das Skript verlangt, dass Datenqualitaet, Systemgrenzen, Gewichtung, Unsicherheit und Nichtkompensation sichtbar bleiben. Ein Score darf die Diskussion nicht beenden, sondern muss bessere Fragen, Priorisierung und Rueckkopplung ermoeglichen. Bezogen auf Kommunikation ohne Impact-Washing heisst das: Die Analyse muss das konkrete Thema ernst nehmen und zugleich den allgemeinen WÖk-Massstab halten. Es geht nicht darum, Akteure moralisch zu sortieren. Es geht darum, Wirkpfade, Wirkungsempfaenger, Datenqualitaet, Risiken und Rueckkopplung so zu beschreiben, dass bessere Entscheidungen moeglich werden.</w:t>
+      </w:r>
+    </w:p>
+    <w:p>
+      <w:r>
+        <w:t>Pruefungsnahe Transferfrage. Formuliere zu WM-V9 eine Wirkungsaussage in drei Saetzen: Erstens den beobachteten oder plausiblen Zustand, zweitens die Daten- oder Quellenlage, drittens die offene Unsicherheit samt Rueckkopplung. Die Antwort muss ohne moralische Personenbewertung auskommen und darf Reichweite nicht mit Wirkung verwechseln.</w:t>
+      </w:r>
+    </w:p>
+    <w:p>
+      <w:r>
+        <w:t>Transfer in Wirkungsmanagement. Quelltext und fachliche Grundlegung verbindet die inhaltliche Deutung mit der spaeteren Praxis. Eine Organisation kann zu Kommunikation ohne Impact-Washing sehr ueberzeugend kommunizieren und trotzdem an eine Methodik einzufuehren, ohne Entscheidungsmacht, Datenpflichten und Korrekturroutinen mitzudenken scheitern. Darum muss die V1-Fassung immer auch nach Governance fragen: Wer erhebt Daten, wer bewertet sie, wer traegt die Folgen, wer kann widersprechen und wann wird eine Entscheidung korrigiert? Die Analyse markiert Stoppsignale vor jeder Portfolio- oder Score-Debatte. So wird aus einem Lehrkapitel eine verantwortbare Arbeitsroutine.</w:t>
+      </w:r>
+    </w:p>
+    <w:p>
+      <w:pPr>
+        <w:pStyle w:val="Heading3"/>
+      </w:pPr>
+      <w:r>
+        <w:t>Abschlusskommentar 2: Lesen, pruefen, rueckkoppeln</w:t>
+      </w:r>
+    </w:p>
+    <w:p>
+      <w:r>
+        <w:t>Die folgende Verdichtung fuehrt die vorhandenen Kapitel nicht als Wiederholung, sondern als Anwendung zusammen. Wirkungskompetenz entsteht, wenn dieselbe begriffliche Strenge in Fallanalyse, Datenarbeit, Kommunikation, Governance und Entscheidungspraxis wiedererkannt wird.</w:t>
+      </w:r>
+    </w:p>
+    <w:p>
+      <w:r>
+        <w:t>Grenze gegen Scheingenauigkeit. Gerade bei Einstieg / Wirkungsfrage ist Praezision wichtiger als grosse Begriffe. Eine Wirkungsaussage bleibt schwach, wenn sie nur Aktivitaet, Reichweite, Absicht oder Image beschreibt. Stark wird sie erst, wenn sie die Zustandsveraenderung und ihre Bedingungen offenlegt. In WM-V9 ist deshalb entscheidend, praezise Sprache die erste Sicherung gegen Impact-Washing bildet. Die Fehlerlinie verlaeuft nicht zwischen Optimismus und Pessimismus, sondern zwischen offengelegter Unsicherheit und rhetorischer Sicherheit ohne Pruefpfad.</w:t>
+      </w:r>
+    </w:p>
+    <w:p>
+      <w:r>
+        <w:t>Pruefungsnahe Lesart. Aus Video-/Audio-Vorlesung laesst sich eine gute Transferfrage ableiten: Welche Entscheidung waere falsch, wenn dieser Abschnitt missverstanden wird? Fuer Kommunikation ohne Impact-Washing lautet die Antwort meist nicht einfach "mehr Wirkung", sondern genauer: bessere Unterscheidung, sauberere Daten, klarere Schutzlinie und rueckgekoppelte Steuerung. Mindestens ein direkter und ein indirekter Wirkpfad muessen nachvollziehbar sein. Wer das im Fall anwenden kann, hat den Kern der Vorlesung verstanden; wer nur Definitionen wiederholt, bleibt unter dem Anspruch der Akademie.</w:t>
+      </w:r>
+    </w:p>
+    <w:p>
+      <w:r>
+        <w:t>Fallfenster zur Anwendung. Ein Kommunikationsbericht nennt viele Aktivitaeten, Reichweiten und Rueckmeldungen. Die V1-Pruefung fragt, ob daraus eine belastbare Wirkungsaussage folgt. Wenn nur Kontakte, Klicks oder Zustimmung vorliegen, bleibt die Aussage im Bereich Wirkungspotenzial oder Resonanz, nicht im Bereich nachgewiesener Wirkung. Bezogen auf Kommunikation ohne Impact-Washing heisst das: Die Analyse muss das konkrete Thema ernst nehmen und zugleich den allgemeinen WÖk-Massstab halten. Es geht nicht darum, Akteure moralisch zu sortieren. Es geht darum, Wirkpfade, Wirkungsempfaenger, Datenqualitaet, Risiken und Rueckkopplung so zu beschreiben, dass bessere Entscheidungen moeglich werden.</w:t>
+      </w:r>
+    </w:p>
+    <w:p>
+      <w:r>
+        <w:t>Daten- und Quellenklarheit. Der Abschnitt Transkript (Gerüst) ist in WM-V9 kein Zusatzwissen, sondern ein Pruefstein fuer die Grundfrage des Skripts: Was veraendert sich, bei wem, wodurch und mit welcher Rueckkopplung? Fuer Kommunikation ohne Impact-Washing wird daran sichtbar, dass jede Bewertung nur so belastbar ist wie Datenlage, Quellenstatus, Aktualitaet und Systemgrenze. Die fachliche Grenze liegt dort, wo Lernende eine Zahl ohne Einheit, Zeitraum oder Erhebungslogik als Beweis nutzen. Die saubere Lesart trennt deshalb Beobachtung, Kausalannahme, Bewertung und Steuerungsfolge. In der Anwendung sollte daraus mindestens eine konkrete Strategie, Prozess, Budget, Zielkonflikt oder Kommunikationsregel abgeleitet werden; sonst bleibt das Wissen erklaerend, aber nicht steuerungsfaehig.</w:t>
+      </w:r>
+    </w:p>
+    <w:p>
+      <w:r>
+        <w:t>Anwendung auf Skript / Folien (Lernseite). In einer Fallanalyse beginnt dieser Punkt nicht mit einer Meinung, sondern mit einer belastbaren Beschreibung. Wer WM-V9 pruefungsnah liest, fragt zuerst nach Wirkungsempfaengern, Wirkraum, Zeitraum und Datenquelle. Erst danach folgt die Bewertung im Referenzrahmen Mensch, Planet, Demokratie, SDGs, Agenda 2030 und SDG+. Profile, Zielkonflikte und offene Punkte werden nebeneinander gefuehrt. Der typische Kurzschluss waere, ambivalente Befunde glaetten, damit eine eindeutige Botschaft entsteht. Genau dagegen setzt die WÖk die Pflicht, Wirkungspotenzial, Wirkungsrisiko und positive Netto-Wirkung begrifflich getrennt zu halten.</w:t>
+      </w:r>
+    </w:p>
+    <w:p>
+      <w:r>
+        <w:t>Pruefungsnahe Transferfrage. Formuliere zu WM-V9 eine Wirkungsaussage in drei Saetzen: Erstens den beobachteten oder plausiblen Zustand, zweitens die Daten- oder Quellenlage, drittens die offene Unsicherheit samt Rueckkopplung. Die Antwort muss ohne moralische Personenbewertung auskommen und darf Reichweite nicht mit Wirkung verwechseln.</w:t>
+      </w:r>
+    </w:p>
+    <w:p>
+      <w:r>
+        <w:t>Evidenzregel. Transferaufgabe darf im Skript nicht als dekorativer Begriff stehen bleiben. Der Abschnitt traegt nur dann, wenn er eine pruefbare Aussage erlaubt: Welche Quelle stuetzt die Annahme, welche Unsicherheit bleibt offen und welche Gegenbeobachtung wuerde die Bewertung veraendern? Fuer Kommunikation ohne Impact-Washing heisst das, dass schwere zentrale Schaeden nicht durch beliebige positive Einzelwerte neutralisiert werden duerfen. Die Studierenden sollen nicht lernen, einen Score nachzusprechen. Sie sollen erkennen, wann ein Score klaert, wann er verdeckt und wann eine rote Linie die Durchschnittslogik stoppt.</w:t>
+      </w:r>
+    </w:p>
+    <w:p>
+      <w:r>
+        <w:t>Fallfenster zur Anwendung. Eine Organisation plant eine Massnahme und formuliert dazu eine positive Absicht. In der WÖk reicht das nicht. Fuer diese Vorlesung muss sichtbar werden, welche Zustandsveraenderung erwartet wird, welche Empfaenger direkt oder indirekt betroffen sind, welche Nebenwirkungen entstehen koennen und welche Entscheidung spaeter korrigiert wird. Bezogen auf Kommunikation ohne Impact-Washing heisst das: Die Analyse muss das konkrete Thema ernst nehmen und zugleich den allgemeinen WÖk-Massstab halten. Es geht nicht darum, Akteure moralisch zu sortieren. Es geht darum, Wirkpfade, Wirkungsempfaenger, Datenqualitaet, Risiken und Rueckkopplung so zu beschreiben, dass bessere Entscheidungen moeglich werden.</w:t>
+      </w:r>
+    </w:p>
+    <w:p>
+      <w:r>
+        <w:t>Transfer in Wirkungsmanagement. Praxisbeispiel verbindet die inhaltliche Deutung mit der spaeteren Praxis. Eine Organisation kann zu Kommunikation ohne Impact-Washing sehr ueberzeugend kommunizieren und trotzdem an eine Methodik einzufuehren, ohne Entscheidungsmacht, Datenpflichten und Korrekturroutinen mitzudenken scheitern. Darum muss die V1-Fassung immer auch nach Governance fragen: Wer erhebt Daten, wer bewertet sie, wer traegt die Folgen, wer kann widersprechen und wann wird eine Entscheidung korrigiert? Jeder Analyseblock fragt nach der Routine, die nach der Bewertung angepasst wird. So wird aus einem Lehrkapitel eine verantwortbare Arbeitsroutine.</w:t>
+      </w:r>
+    </w:p>
+    <w:p>
+      <w:r>
+        <w:t>Grenze gegen Scheingenauigkeit. Gerade bei Wirkungsökonomische Vertiefung ist Praezision wichtiger als grosse Begriffe. Eine Wirkungsaussage bleibt schwach, wenn sie nur Aktivitaet, Reichweite, Absicht oder Image beschreibt. Stark wird sie erst, wenn sie die Zustandsveraenderung und ihre Bedingungen offenlegt. In WM-V9 ist deshalb entscheidend, Wirkungsbewertung Verfahren, Rechte, Transparenz und Korrektur braucht. Die Fehlerlinie verlaeuft nicht zwischen Optimismus und Pessimismus, sondern zwischen offengelegter Unsicherheit und rhetorischer Sicherheit ohne Pruefpfad.</w:t>
+      </w:r>
+    </w:p>
+    <w:p>
+      <w:r>
+        <w:t>Pruefungsnahe Lesart. Aus Prüfungsrelevanz laesst sich eine gute Transferfrage ableiten: Welche Entscheidung waere falsch, wenn dieser Abschnitt missverstanden wird? Fuer Kommunikation ohne Impact-Washing lautet die Antwort meist nicht einfach "mehr Wirkung", sondern genauer: bessere Unterscheidung, sauberere Daten, klarere Schutzlinie und rueckgekoppelte Steuerung. Pruefungsfragen verbinden Begriff, Anwendung, Evidenz und rote Linie. Wer das im Fall anwenden kann, hat den Kern der Vorlesung verstanden; wer nur Definitionen wiederholt, bleibt unter dem Anspruch der Akademie.</w:t>
+      </w:r>
+    </w:p>
+    <w:p>
+      <w:r>
+        <w:t>Fallfenster zur Anwendung. Eine Fuehrungsentscheidung erzeugt zugleich Nutzen und Risiken. Die WÖk behandelt Ambivalenz nicht als Stoerung, sondern als Kern der Analyse. Positive Netto-Wirkung darf erst behauptet werden, wenn zentrale negative Wirkungen getrennt geprueft und rote Linien gewahrt sind. Bezogen auf Kommunikation ohne Impact-Washing heisst das: Die Analyse muss das konkrete Thema ernst nehmen und zugleich den allgemeinen WÖk-Massstab halten. Es geht nicht darum, Akteure moralisch zu sortieren. Es geht darum, Wirkpfade, Wirkungsempfaenger, Datenqualitaet, Risiken und Rueckkopplung so zu beschreiben, dass bessere Entscheidungen moeglich werden.</w:t>
+      </w:r>
+    </w:p>
+    <w:p>
+      <w:r>
+        <w:t>Organisationale Umsetzung. Der Abschnitt Lernziele ist in WM-V9 kein Zusatzwissen, sondern ein Pruefstein fuer die Grundfrage des Skripts: Was veraendert sich, bei wem, wodurch und mit welcher Rueckkopplung? Fuer Kommunikation ohne Impact-Washing wird daran sichtbar, dass WÖk-Begriffe im Alltag nur tragen, wenn sie in Routinen uebersetzt werden. Die fachliche Grenze liegt dort, wo Lernende Verantwortung an eine einzelne Nachhaltigkeitsfunktion auslagern. Die saubere Lesart trennt deshalb Beobachtung, Kausalannahme, Bewertung und Steuerungsfolge. In der Anwendung sollte daraus mindestens eine konkrete Strategie, Prozess, Budget, Zielkonflikt oder Kommunikationsregel abgeleitet werden; sonst bleibt das Wissen erklaerend, aber nicht steuerungsfaehig.</w:t>
+      </w:r>
+    </w:p>
+    <w:p>
+      <w:r>
+        <w:t>Pruefungsnahe Transferfrage. Formuliere zu WM-V9 eine Wirkungsaussage in drei Saetzen: Erstens den beobachteten oder plausiblen Zustand, zweitens die Daten- oder Quellenlage, drittens die offene Unsicherheit samt Rueckkopplung. Die Antwort muss ohne moralische Personenbewertung auskommen und darf Reichweite nicht mit Wirkung verwechseln.</w:t>
+      </w:r>
+    </w:p>
+    <w:p>
+      <w:r>
+        <w:t>Anwendung auf Einleitung / Wirkungsfrage. In einer Fallanalyse beginnt dieser Punkt nicht mit einer Meinung, sondern mit einer belastbaren Beschreibung. Wer WM-V9 pruefungsnah liest, fragt zuerst nach Wirkungsempfaengern, Wirkraum, Zeitraum und Datenquelle. Erst danach folgt die Bewertung im Referenzrahmen Mensch, Planet, Demokratie, SDGs, Agenda 2030 und SDG+. Gute Kommunikation unterscheidet Befund, Annahme und normative Bewertung. Der typische Kurzschluss waere, Eindeutigkeit behaupten, wo die Datenlage nur Potenzial oder Risiko traegt. Genau dagegen setzt die WÖk die Pflicht, Wirkungspotenzial, Wirkungsrisiko und positive Netto-Wirkung begrifflich getrennt zu halten.</w:t>
+      </w:r>
+    </w:p>
+    <w:p>
+      <w:r>
+        <w:t>Evidenzregel. Kernaussage darf im Skript nicht als dekorativer Begriff stehen bleiben. Der Abschnitt traegt nur dann, wenn er eine pruefbare Aussage erlaubt: Welche Quelle stuetzt die Annahme, welche Unsicherheit bleibt offen und welche Gegenbeobachtung wuerde die Bewertung veraendern? Fuer Kommunikation ohne Impact-Washing heisst das, dass jede Wirkungsaussage eine Grenze zieht und diese Grenze begruenden muss. Die Studierenden sollen nicht lernen, einen Score nachzusprechen. Sie sollen erkennen, wann ein Score klaert, wann er verdeckt und wann eine rote Linie die Durchschnittslogik stoppt.</w:t>
+      </w:r>
+    </w:p>
+    <w:p>
+      <w:r>
+        <w:t>Fallfenster zur Anwendung. Ein Controlling-Team moechte einen Score bilden. Das Skript verlangt, dass Datenqualitaet, Systemgrenzen, Gewichtung, Unsicherheit und Nichtkompensation sichtbar bleiben. Ein Score darf die Diskussion nicht beenden, sondern muss bessere Fragen, Priorisierung und Rueckkopplung ermoeglichen. Bezogen auf Kommunikation ohne Impact-Washing heisst das: Die Analyse muss das konkrete Thema ernst nehmen und zugleich den allgemeinen WÖk-Massstab halten. Es geht nicht darum, Akteure moralisch zu sortieren. Es geht darum, Wirkpfade, Wirkungsempfaenger, Datenqualitaet, Risiken und Rueckkopplung so zu beschreiben, dass bessere Entscheidungen moeglich werden.</w:t>
+      </w:r>
+    </w:p>
+    <w:p>
+      <w:r>
+        <w:t>Transfer in Wirkungsmanagement. Quelltext und fachliche Grundlegung verbindet die inhaltliche Deutung mit der spaeteren Praxis. Eine Organisation kann zu Kommunikation ohne Impact-Washing sehr ueberzeugend kommunizieren und trotzdem an eine Methodik einzufuehren, ohne Entscheidungsmacht, Datenpflichten und Korrekturroutinen mitzudenken scheitern. Darum muss die V1-Fassung immer auch nach Governance fragen: Wer erhebt Daten, wer bewertet sie, wer traegt die Folgen, wer kann widersprechen und wann wird eine Entscheidung korrigiert? Szenarien pruefen Sofortwirkung, Folgewirkung und Reversibilitaet getrennt. So wird aus einem Lehrkapitel eine verantwortbare Arbeitsroutine.</w:t>
+      </w:r>
+    </w:p>
+    <w:p>
+      <w:r>
+        <w:t>Grenze gegen Scheingenauigkeit. Gerade bei Einstieg / Wirkungsfrage ist Praezision wichtiger als grosse Begriffe. Eine Wirkungsaussage bleibt schwach, wenn sie nur Aktivitaet, Reichweite, Absicht oder Image beschreibt. Stark wird sie erst, wenn sie die Zustandsveraenderung und ihre Bedingungen offenlegt. In WM-V9 ist deshalb entscheidend, Wirkung nicht am Sender, sondern an veraenderten Zustanden der Empfaenger geprueft wird. Die Fehlerlinie verlaeuft nicht zwischen Optimismus und Pessimismus, sondern zwischen offengelegter Unsicherheit und rhetorischer Sicherheit ohne Pruefpfad.</w:t>
+      </w:r>
+    </w:p>
+    <w:p>
+      <w:r>
+        <w:t>Pruefungsnahe Lesart. Aus Video-/Audio-Vorlesung laesst sich eine gute Transferfrage ableiten: Welche Entscheidung waere falsch, wenn dieser Abschnitt missverstanden wird? Fuer Kommunikation ohne Impact-Washing lautet die Antwort meist nicht einfach "mehr Wirkung", sondern genauer: bessere Unterscheidung, sauberere Daten, klarere Schutzlinie und rueckgekoppelte Steuerung. Jede Schlussfolgerung endet mit Entscheidung, Verantwortlichkeit und Termin fuer Rueckpruefung. Wer das im Fall anwenden kann, hat den Kern der Vorlesung verstanden; wer nur Definitionen wiederholt, bleibt unter dem Anspruch der Akademie.</w:t>
+      </w:r>
+    </w:p>
+    <w:p>
+      <w:r>
+        <w:t>Fallfenster zur Anwendung. Ein Kommunikationsbericht nennt viele Aktivitaeten, Reichweiten und Rueckmeldungen. Die V1-Pruefung fragt, ob daraus eine belastbare Wirkungsaussage folgt. Wenn nur Kontakte, Klicks oder Zustimmung vorliegen, bleibt die Aussage im Bereich Wirkungspotenzial oder Resonanz, nicht im Bereich nachgewiesener Wirkung. Bezogen auf Kommunikation ohne Impact-Washing heisst das: Die Analyse muss das konkrete Thema ernst nehmen und zugleich den allgemeinen WÖk-Massstab halten. Es geht nicht darum, Akteure moralisch zu sortieren. Es geht darum, Wirkpfade, Wirkungsempfaenger, Datenqualitaet, Risiken und Rueckkopplung so zu beschreiben, dass bessere Entscheidungen moeglich werden.</w:t>
+      </w:r>
+    </w:p>
+    <w:p>
+      <w:r>
+        <w:t>Pruefungsnahe Transferfrage. Formuliere zu WM-V9 eine Wirkungsaussage in drei Saetzen: Erstens den beobachteten oder plausiblen Zustand, zweitens die Daten- oder Quellenlage, drittens die offene Unsicherheit samt Rueckkopplung. Die Antwort muss ohne moralische Personenbewertung auskommen und darf Reichweite nicht mit Wirkung verwechseln.</w:t>
+      </w:r>
+    </w:p>
+    <w:p>
+      <w:r>
+        <w:t>Wissenschaftliche Anschlussfaehigkeit. Der Abschnitt Transkript (Gerüst) ist in WM-V9 kein Zusatzwissen, sondern ein Pruefstein fuer die Grundfrage des Skripts: Was veraendert sich, bei wem, wodurch und mit welcher Rueckkopplung? Fuer Kommunikation ohne Impact-Washing wird daran sichtbar, dass WÖk-Aussagen mit bestehenden Begriffen, Studien, Standards und Rechtsrahmen in Beziehung stehen muessen. Die fachliche Grenze liegt dort, wo Lernende hausinterne Sprache als Ersatz fuer zitierfaehige Begruendung verwenden. Die saubere Lesart trennt deshalb Beobachtung, Kausalannahme, Bewertung und Steuerungsfolge. In der Anwendung sollte daraus mindestens eine konkrete Strategie, Prozess, Budget, Zielkonflikt oder Kommunikationsregel abgeleitet werden; sonst bleibt das Wissen erklaerend, aber nicht steuerungsfaehig.</w:t>
+      </w:r>
+    </w:p>
+    <w:p>
+      <w:r>
+        <w:t>Anwendung auf Skript / Folien (Lernseite). In einer Fallanalyse beginnt dieser Punkt nicht mit einer Meinung, sondern mit einer belastbaren Beschreibung. Wer WM-V9 pruefungsnah liest, fragt zuerst nach Wirkungsempfaengern, Wirkraum, Zeitraum und Datenquelle. Erst danach folgt die Bewertung im Referenzrahmen Mensch, Planet, Demokratie, SDGs, Agenda 2030 und SDG+. Die Analyse markiert Stoppsignale vor jeder Portfolio- oder Score-Debatte. Der typische Kurzschluss waere, ein gutes Teilresultat gegen zentrale Schaeden aufrechnen. Genau dagegen setzt die WÖk die Pflicht, Wirkungspotenzial, Wirkungsrisiko und positive Netto-Wirkung begrifflich getrennt zu halten.</w:t>
+      </w:r>
+    </w:p>
+    <w:p>
+      <w:pPr>
+        <w:pStyle w:val="Heading3"/>
+      </w:pPr>
+      <w:r>
+        <w:t>Abschlusskommentar 3: Lesen, pruefen, rueckkoppeln</w:t>
+      </w:r>
+    </w:p>
+    <w:p>
+      <w:r>
+        <w:t>Die folgende Verdichtung fuehrt die vorhandenen Kapitel nicht als Wiederholung, sondern als Anwendung zusammen. Wirkungskompetenz entsteht, wenn dieselbe begriffliche Strenge in Fallanalyse, Datenarbeit, Kommunikation, Governance und Entscheidungspraxis wiedererkannt wird.</w:t>
+      </w:r>
+    </w:p>
+    <w:p>
+      <w:r>
+        <w:t>Evidenzregel. Transferaufgabe darf im Skript nicht als dekorativer Begriff stehen bleiben. Der Abschnitt traegt nur dann, wenn er eine pruefbare Aussage erlaubt: Welche Quelle stuetzt die Annahme, welche Unsicherheit bleibt offen und welche Gegenbeobachtung wuerde die Bewertung veraendern? Fuer Kommunikation ohne Impact-Washing heisst das, dass praezise Sprache die erste Sicherung gegen Impact-Washing bildet. Die Studierenden sollen nicht lernen, einen Score nachzusprechen. Sie sollen erkennen, wann ein Score klaert, wann er verdeckt und wann eine rote Linie die Durchschnittslogik stoppt.</w:t>
+      </w:r>
+    </w:p>
+    <w:p>
+      <w:r>
+        <w:t>Fallfenster zur Anwendung. Eine Organisation plant eine Massnahme und formuliert dazu eine positive Absicht. In der WÖk reicht das nicht. Fuer diese Vorlesung muss sichtbar werden, welche Zustandsveraenderung erwartet wird, welche Empfaenger direkt oder indirekt betroffen sind, welche Nebenwirkungen entstehen koennen und welche Entscheidung spaeter korrigiert wird. Bezogen auf Kommunikation ohne Impact-Washing heisst das: Die Analyse muss das konkrete Thema ernst nehmen und zugleich den allgemeinen WÖk-Massstab halten. Es geht nicht darum, Akteure moralisch zu sortieren. Es geht darum, Wirkpfade, Wirkungsempfaenger, Datenqualitaet, Risiken und Rueckkopplung so zu beschreiben, dass bessere Entscheidungen moeglich werden.</w:t>
+      </w:r>
+    </w:p>
+    <w:p>
+      <w:r>
+        <w:t>Transfer in Wirkungsmanagement. Praxisbeispiel verbindet die inhaltliche Deutung mit der spaeteren Praxis. Eine Organisation kann zu Kommunikation ohne Impact-Washing sehr ueberzeugend kommunizieren und trotzdem an eine Methodik einzufuehren, ohne Entscheidungsmacht, Datenpflichten und Korrekturroutinen mitzudenken scheitern. Darum muss die V1-Fassung immer auch nach Governance fragen: Wer erhebt Daten, wer bewertet sie, wer traegt die Folgen, wer kann widersprechen und wann wird eine Entscheidung korrigiert? Mindestens ein direkter und ein indirekter Wirkpfad muessen nachvollziehbar sein. So wird aus einem Lehrkapitel eine verantwortbare Arbeitsroutine.</w:t>
+      </w:r>
+    </w:p>
+    <w:p>
+      <w:r>
+        <w:t>Grenze gegen Scheingenauigkeit. Gerade bei Wirkungsökonomische Vertiefung ist Praezision wichtiger als grosse Begriffe. Eine Wirkungsaussage bleibt schwach, wenn sie nur Aktivitaet, Reichweite, Absicht oder Image beschreibt. Stark wird sie erst, wenn sie die Zustandsveraenderung und ihre Bedingungen offenlegt. In WM-V9 ist deshalb entscheidend, jede Bewertung nur so belastbar ist wie Datenlage, Quellenstatus, Aktualitaet und Systemgrenze. Die Fehlerlinie verlaeuft nicht zwischen Optimismus und Pessimismus, sondern zwischen offengelegter Unsicherheit und rhetorischer Sicherheit ohne Pruefpfad.</w:t>
+      </w:r>
+    </w:p>
+    <w:p>
+      <w:r>
+        <w:t>Pruefungsnahe Transferfrage. Formuliere zu WM-V9 eine Wirkungsaussage in drei Saetzen: Erstens den beobachteten oder plausiblen Zustand, zweitens die Daten- oder Quellenlage, drittens die offene Unsicherheit samt Rueckkopplung. Die Antwort muss ohne moralische Personenbewertung auskommen und darf Reichweite nicht mit Wirkung verwechseln.</w:t>
+      </w:r>
+    </w:p>
+    <w:p>
+      <w:r>
+        <w:t>Pruefungsnahe Lesart. Aus Prüfungsrelevanz laesst sich eine gute Transferfrage ableiten: Welche Entscheidung waere falsch, wenn dieser Abschnitt missverstanden wird? Fuer Kommunikation ohne Impact-Washing lautet die Antwort meist nicht einfach "mehr Wirkung", sondern genauer: bessere Unterscheidung, sauberere Daten, klarere Schutzlinie und rueckgekoppelte Steuerung. Profile, Zielkonflikte und offene Punkte werden nebeneinander gefuehrt. Wer das im Fall anwenden kann, hat den Kern der Vorlesung verstanden; wer nur Definitionen wiederholt, bleibt unter dem Anspruch der Akademie.</w:t>
+      </w:r>
+    </w:p>
+    <w:p>
+      <w:r>
+        <w:t>Fallfenster zur Anwendung. Eine Fuehrungsentscheidung erzeugt zugleich Nutzen und Risiken. Die WÖk behandelt Ambivalenz nicht als Stoerung, sondern als Kern der Analyse. Positive Netto-Wirkung darf erst behauptet werden, wenn zentrale negative Wirkungen getrennt geprueft und rote Linien gewahrt sind. Bezogen auf Kommunikation ohne Impact-Washing heisst das: Die Analyse muss das konkrete Thema ernst nehmen und zugleich den allgemeinen WÖk-Massstab halten. Es geht nicht darum, Akteure moralisch zu sortieren. Es geht darum, Wirkpfade, Wirkungsempfaenger, Datenqualitaet, Risiken und Rueckkopplung so zu beschreiben, dass bessere Entscheidungen moeglich werden.</w:t>
+      </w:r>
+    </w:p>
+    <w:p>
+      <w:r>
+        <w:t>Nichtkompensation. Der Abschnitt Lernziele ist in WM-V9 kein Zusatzwissen, sondern ein Pruefstein fuer die Grundfrage des Skripts: Was veraendert sich, bei wem, wodurch und mit welcher Rueckkopplung? Fuer Kommunikation ohne Impact-Washing wird daran sichtbar, dass schwere zentrale Schaeden nicht durch beliebige positive Einzelwerte neutralisiert werden duerfen. Die fachliche Grenze liegt dort, wo Lernende eine Durchschnittslogik als moralische Entlastung verwenden. Die saubere Lesart trennt deshalb Beobachtung, Kausalannahme, Bewertung und Steuerungsfolge. In der Anwendung sollte daraus mindestens eine konkrete Strategie, Prozess, Budget, Zielkonflikt oder Kommunikationsregel abgeleitet werden; sonst bleibt das Wissen erklaerend, aber nicht steuerungsfaehig.</w:t>
+      </w:r>
+    </w:p>
+    <w:p>
+      <w:r>
+        <w:t>Anwendung auf Einleitung / Wirkungsfrage. In einer Fallanalyse beginnt dieser Punkt nicht mit einer Meinung, sondern mit einer belastbaren Beschreibung. Wer WM-V9 pruefungsnah liest, fragt zuerst nach Wirkungsempfaengern, Wirkraum, Zeitraum und Datenquelle. Erst danach folgt die Bewertung im Referenzrahmen Mensch, Planet, Demokratie, SDGs, Agenda 2030 und SDG+. Jeder Analyseblock fragt nach der Routine, die nach der Bewertung angepasst wird. Der typische Kurzschluss waere, Reporting als Abschluss behandeln. Genau dagegen setzt die WÖk die Pflicht, Wirkungspotenzial, Wirkungsrisiko und positive Netto-Wirkung begrifflich getrennt zu halten.</w:t>
+      </w:r>
+    </w:p>
+    <w:p>
+      <w:r>
+        <w:t>Evidenzregel. Kernaussage darf im Skript nicht als dekorativer Begriff stehen bleiben. Der Abschnitt traegt nur dann, wenn er eine pruefbare Aussage erlaubt: Welche Quelle stuetzt die Annahme, welche Unsicherheit bleibt offen und welche Gegenbeobachtung wuerde die Bewertung veraendern? Fuer Kommunikation ohne Impact-Washing heisst das, dass Wirkungsbewertung Verfahren, Rechte, Transparenz und Korrektur braucht. Die Studierenden sollen nicht lernen, einen Score nachzusprechen. Sie sollen erkennen, wann ein Score klaert, wann er verdeckt und wann eine rote Linie die Durchschnittslogik stoppt.</w:t>
+      </w:r>
+    </w:p>
+    <w:p>
+      <w:r>
+        <w:t>Fallfenster zur Anwendung. Ein Controlling-Team moechte einen Score bilden. Das Skript verlangt, dass Datenqualitaet, Systemgrenzen, Gewichtung, Unsicherheit und Nichtkompensation sichtbar bleiben. Ein Score darf die Diskussion nicht beenden, sondern muss bessere Fragen, Priorisierung und Rueckkopplung ermoeglichen. Bezogen auf Kommunikation ohne Impact-Washing heisst das: Die Analyse muss das konkrete Thema ernst nehmen und zugleich den allgemeinen WÖk-Massstab halten. Es geht nicht darum, Akteure moralisch zu sortieren. Es geht darum, Wirkpfade, Wirkungsempfaenger, Datenqualitaet, Risiken und Rueckkopplung so zu beschreiben, dass bessere Entscheidungen moeglich werden.</w:t>
+      </w:r>
+    </w:p>
+    <w:p>
+      <w:r>
+        <w:t>Transfer in Wirkungsmanagement. Quelltext und fachliche Grundlegung verbindet die inhaltliche Deutung mit der spaeteren Praxis. Eine Organisation kann zu Kommunikation ohne Impact-Washing sehr ueberzeugend kommunizieren und trotzdem an eine Methodik einzufuehren, ohne Entscheidungsmacht, Datenpflichten und Korrekturroutinen mitzudenken scheitern. Darum muss die V1-Fassung immer auch nach Governance fragen: Wer erhebt Daten, wer bewertet sie, wer traegt die Folgen, wer kann widersprechen und wann wird eine Entscheidung korrigiert? Pruefungsfragen verbinden Begriff, Anwendung, Evidenz und rote Linie. So wird aus einem Lehrkapitel eine verantwortbare Arbeitsroutine.</w:t>
+      </w:r>
+    </w:p>
+    <w:p>
+      <w:r>
+        <w:t>Pruefungsnahe Transferfrage. Formuliere zu WM-V9 eine Wirkungsaussage in drei Saetzen: Erstens den beobachteten oder plausiblen Zustand, zweitens die Daten- oder Quellenlage, drittens die offene Unsicherheit samt Rueckkopplung. Die Antwort muss ohne moralische Personenbewertung auskommen und darf Reichweite nicht mit Wirkung verwechseln.</w:t>
+      </w:r>
+    </w:p>
+    <w:p>
+      <w:r>
+        <w:t>Grenze gegen Scheingenauigkeit. Gerade bei Einstieg / Wirkungsfrage ist Praezision wichtiger als grosse Begriffe. Eine Wirkungsaussage bleibt schwach, wenn sie nur Aktivitaet, Reichweite, Absicht oder Image beschreibt. Stark wird sie erst, wenn sie die Zustandsveraenderung und ihre Bedingungen offenlegt. In WM-V9 ist deshalb entscheidend, WÖk-Begriffe im Alltag nur tragen, wenn sie in Routinen uebersetzt werden. Die Fehlerlinie verlaeuft nicht zwischen Optimismus und Pessimismus, sondern zwischen offengelegter Unsicherheit und rhetorischer Sicherheit ohne Pruefpfad.</w:t>
+      </w:r>
+    </w:p>
+    <w:p>
+      <w:r>
+        <w:t>Pruefungsnahe Lesart. Aus Video-/Audio-Vorlesung laesst sich eine gute Transferfrage ableiten: Welche Entscheidung waere falsch, wenn dieser Abschnitt missverstanden wird? Fuer Kommunikation ohne Impact-Washing lautet die Antwort meist nicht einfach "mehr Wirkung", sondern genauer: bessere Unterscheidung, sauberere Daten, klarere Schutzlinie und rueckgekoppelte Steuerung. Gute Kommunikation unterscheidet Befund, Annahme und normative Bewertung. Wer das im Fall anwenden kann, hat den Kern der Vorlesung verstanden; wer nur Definitionen wiederholt, bleibt unter dem Anspruch der Akademie.</w:t>
+      </w:r>
+    </w:p>
+    <w:p>
+      <w:r>
+        <w:t>Fallfenster zur Anwendung. Ein Kommunikationsbericht nennt viele Aktivitaeten, Reichweiten und Rueckmeldungen. Die V1-Pruefung fragt, ob daraus eine belastbare Wirkungsaussage folgt. Wenn nur Kontakte, Klicks oder Zustimmung vorliegen, bleibt die Aussage im Bereich Wirkungspotenzial oder Resonanz, nicht im Bereich nachgewiesener Wirkung. Bezogen auf Kommunikation ohne Impact-Washing heisst das: Die Analyse muss das konkrete Thema ernst nehmen und zugleich den allgemeinen WÖk-Massstab halten. Es geht nicht darum, Akteure moralisch zu sortieren. Es geht darum, Wirkpfade, Wirkungsempfaenger, Datenqualitaet, Risiken und Rueckkopplung so zu beschreiben, dass bessere Entscheidungen moeglich werden.</w:t>
+      </w:r>
+    </w:p>
+    <w:p>
+      <w:r>
+        <w:t>Systemgrenze. Der Abschnitt Transkript (Gerüst) ist in WM-V9 kein Zusatzwissen, sondern ein Pruefstein fuer die Grundfrage des Skripts: Was veraendert sich, bei wem, wodurch und mit welcher Rueckkopplung? Fuer Kommunikation ohne Impact-Washing wird daran sichtbar, dass jede Wirkungsaussage eine Grenze zieht und diese Grenze begruenden muss. Die fachliche Grenze liegt dort, wo Lernende nur den bequemen Ausschnitt betrachten. Die saubere Lesart trennt deshalb Beobachtung, Kausalannahme, Bewertung und Steuerungsfolge. In der Anwendung sollte daraus mindestens eine konkrete Strategie, Prozess, Budget, Zielkonflikt oder Kommunikationsregel abgeleitet werden; sonst bleibt das Wissen erklaerend, aber nicht steuerungsfaehig.</w:t>
+      </w:r>
+    </w:p>
+    <w:p>
+      <w:r>
+        <w:t>Anwendung auf Skript / Folien (Lernseite). In einer Fallanalyse beginnt dieser Punkt nicht mit einer Meinung, sondern mit einer belastbaren Beschreibung. Wer WM-V9 pruefungsnah liest, fragt zuerst nach Wirkungsempfaengern, Wirkraum, Zeitraum und Datenquelle. Erst danach folgt die Bewertung im Referenzrahmen Mensch, Planet, Demokratie, SDGs, Agenda 2030 und SDG+. Szenarien pruefen Sofortwirkung, Folgewirkung und Reversibilitaet getrennt. Der typische Kurzschluss waere, Momentnutzen als dauerhafte positive Netto-Wirkung verkaufen. Genau dagegen setzt die WÖk die Pflicht, Wirkungspotenzial, Wirkungsrisiko und positive Netto-Wirkung begrifflich getrennt zu halten.</w:t>
+      </w:r>
+    </w:p>
+    <w:p>
+      <w:r>
+        <w:t>Evidenzregel. Transferaufgabe darf im Skript nicht als dekorativer Begriff stehen bleiben. Der Abschnitt traegt nur dann, wenn er eine pruefbare Aussage erlaubt: Welche Quelle stuetzt die Annahme, welche Unsicherheit bleibt offen und welche Gegenbeobachtung wuerde die Bewertung veraendern? Fuer Kommunikation ohne Impact-Washing heisst das, dass Wirkung nicht am Sender, sondern an veraenderten Zustanden der Empfaenger geprueft wird. Die Studierenden sollen nicht lernen, einen Score nachzusprechen. Sie sollen erkennen, wann ein Score klaert, wann er verdeckt und wann eine rote Linie die Durchschnittslogik stoppt.</w:t>
+      </w:r>
+    </w:p>
+    <w:p>
+      <w:r>
+        <w:t>Fallfenster zur Anwendung. Eine Organisation plant eine Massnahme und formuliert dazu eine positive Absicht. In der WÖk reicht das nicht. Fuer diese Vorlesung muss sichtbar werden, welche Zustandsveraenderung erwartet wird, welche Empfaenger direkt oder indirekt betroffen sind, welche Nebenwirkungen entstehen koennen und welche Entscheidung spaeter korrigiert wird. Bezogen auf Kommunikation ohne Impact-Washing heisst das: Die Analyse muss das konkrete Thema ernst nehmen und zugleich den allgemeinen WÖk-Massstab halten. Es geht nicht darum, Akteure moralisch zu sortieren. Es geht darum, Wirkpfade, Wirkungsempfaenger, Datenqualitaet, Risiken und Rueckkopplung so zu beschreiben, dass bessere Entscheidungen moeglich werden.</w:t>
+      </w:r>
+    </w:p>
+    <w:p>
+      <w:r>
+        <w:t>Pruefungsnahe Transferfrage. Formuliere zu WM-V9 eine Wirkungsaussage in drei Saetzen: Erstens den beobachteten oder plausiblen Zustand, zweitens die Daten- oder Quellenlage, drittens die offene Unsicherheit samt Rueckkopplung. Die Antwort muss ohne moralische Personenbewertung auskommen und darf Reichweite nicht mit Wirkung verwechseln.</w:t>
+      </w:r>
+    </w:p>
+    <w:p>
+      <w:r>
+        <w:t>Transfer in Wirkungsmanagement. Praxisbeispiel verbindet die inhaltliche Deutung mit der spaeteren Praxis. Eine Organisation kann zu Kommunikation ohne Impact-Washing sehr ueberzeugend kommunizieren und trotzdem an eine Methodik einzufuehren, ohne Entscheidungsmacht, Datenpflichten und Korrekturroutinen mitzudenken scheitern. Darum muss die V1-Fassung immer auch nach Governance fragen: Wer erhebt Daten, wer bewertet sie, wer traegt die Folgen, wer kann widersprechen und wann wird eine Entscheidung korrigiert? Jede Schlussfolgerung endet mit Entscheidung, Verantwortlichkeit und Termin fuer Rueckpruefung. So wird aus einem Lehrkapitel eine verantwortbare Arbeitsroutine.</w:t>
+      </w:r>
+    </w:p>
+    <w:p>
+      <w:r>
+        <w:t>Grenze gegen Scheingenauigkeit. Gerade bei Wirkungsökonomische Vertiefung ist Praezision wichtiger als grosse Begriffe. Eine Wirkungsaussage bleibt schwach, wenn sie nur Aktivitaet, Reichweite, Absicht oder Image beschreibt. Stark wird sie erst, wenn sie die Zustandsveraenderung und ihre Bedingungen offenlegt. In WM-V9 ist deshalb entscheidend, WÖk-Aussagen mit bestehenden Begriffen, Studien, Standards und Rechtsrahmen in Beziehung stehen muessen. Die Fehlerlinie verlaeuft nicht zwischen Optimismus und Pessimismus, sondern zwischen offengelegter Unsicherheit und rhetorischer Sicherheit ohne Pruefpfad.</w:t>
+      </w:r>
+    </w:p>
+    <w:p>
+      <w:r>
+        <w:t>Pruefungsnahe Lesart. Aus Prüfungsrelevanz laesst sich eine gute Transferfrage ableiten: Welche Entscheidung waere falsch, wenn dieser Abschnitt missverstanden wird? Fuer Kommunikation ohne Impact-Washing lautet die Antwort meist nicht einfach "mehr Wirkung", sondern genauer: bessere Unterscheidung, sauberere Daten, klarere Schutzlinie und rueckgekoppelte Steuerung. Die Analyse markiert Stoppsignale vor jeder Portfolio- oder Score-Debatte. Wer das im Fall anwenden kann, hat den Kern der Vorlesung verstanden; wer nur Definitionen wiederholt, bleibt unter dem Anspruch der Akademie.</w:t>
+      </w:r>
+    </w:p>
+    <w:p>
+      <w:r>
+        <w:t>Fallfenster zur Anwendung. Eine Fuehrungsentscheidung erzeugt zugleich Nutzen und Risiken. Die WÖk behandelt Ambivalenz nicht als Stoerung, sondern als Kern der Analyse. Positive Netto-Wirkung darf erst behauptet werden, wenn zentrale negative Wirkungen getrennt geprueft und rote Linien gewahrt sind. Bezogen auf Kommunikation ohne Impact-Washing heisst das: Die Analyse muss das konkrete Thema ernst nehmen und zugleich den allgemeinen WÖk-Massstab halten. Es geht nicht darum, Akteure moralisch zu sortieren. Es geht darum, Wirkpfade, Wirkungsempfaenger, Datenqualitaet, Risiken und Rueckkopplung so zu beschreiben, dass bessere Entscheidungen moeglich werden.</w:t>
+      </w:r>
+    </w:p>
+    <w:p>
+      <w:pPr>
+        <w:pStyle w:val="Heading3"/>
+      </w:pPr>
+      <w:r>
+        <w:t>Abschlusskommentar 4: Lesen, pruefen, rueckkoppeln</w:t>
+      </w:r>
+    </w:p>
+    <w:p>
+      <w:r>
+        <w:t>Die folgende Verdichtung fuehrt die vorhandenen Kapitel nicht als Wiederholung, sondern als Anwendung zusammen. Wirkungskompetenz entsteht, wenn dieselbe begriffliche Strenge in Fallanalyse, Datenarbeit, Kommunikation, Governance und Entscheidungspraxis wiedererkannt wird.</w:t>
+      </w:r>
+    </w:p>
+    <w:p>
+      <w:r>
+        <w:t>Begriffliche Schaerfung. Der Abschnitt Lernziele ist in WM-V9 kein Zusatzwissen, sondern ein Pruefstein fuer die Grundfrage des Skripts: Was veraendert sich, bei wem, wodurch und mit welcher Rueckkopplung? Fuer Kommunikation ohne Impact-Washing wird daran sichtbar, dass praezise Sprache die erste Sicherung gegen Impact-Washing bildet. Die fachliche Grenze liegt dort, wo Lernende Output, Reichweite, Absicht und Wirkung in einem Satz vermischen. Die saubere Lesart trennt deshalb Beobachtung, Kausalannahme, Bewertung und Steuerungsfolge. In der Anwendung sollte daraus mindestens eine konkrete Strategie, Prozess, Budget, Zielkonflikt oder Kommunikationsregel abgeleitet werden; sonst bleibt das Wissen erklaerend, aber nicht steuerungsfaehig.</w:t>
+      </w:r>
+    </w:p>
+    <w:p>
+      <w:r>
+        <w:t>Anwendung auf Einleitung / Wirkungsfrage. In einer Fallanalyse beginnt dieser Punkt nicht mit einer Meinung, sondern mit einer belastbaren Beschreibung. Wer WM-V9 pruefungsnah liest, fragt zuerst nach Wirkungsempfaengern, Wirkraum, Zeitraum und Datenquelle. Erst danach folgt die Bewertung im Referenzrahmen Mensch, Planet, Demokratie, SDGs, Agenda 2030 und SDG+. Mindestens ein direkter und ein indirekter Wirkpfad muessen nachvollziehbar sein. Der typische Kurzschluss waere, nur die Massnahme selbst bewerten und indirekte Empfaenger ausblenden. Genau dagegen setzt die WÖk die Pflicht, Wirkungspotenzial, Wirkungsrisiko und positive Netto-Wirkung begrifflich getrennt zu halten.</w:t>
+      </w:r>
+    </w:p>
+    <w:p>
+      <w:r>
+        <w:t>Pruefungsnahe Transferfrage. Formuliere zu WM-V9 eine Wirkungsaussage in drei Saetzen: Erstens den beobachteten oder plausiblen Zustand, zweitens die Daten- oder Quellenlage, drittens die offene Unsicherheit samt Rueckkopplung. Die Antwort muss ohne moralische Personenbewertung auskommen und darf Reichweite nicht mit Wirkung verwechseln.</w:t>
+      </w:r>
+    </w:p>
+    <w:p>
+      <w:r>
+        <w:t>Evidenzregel. Kernaussage darf im Skript nicht als dekorativer Begriff stehen bleiben. Der Abschnitt traegt nur dann, wenn er eine pruefbare Aussage erlaubt: Welche Quelle stuetzt die Annahme, welche Unsicherheit bleibt offen und welche Gegenbeobachtung wuerde die Bewertung veraendern? Fuer Kommunikation ohne Impact-Washing heisst das, dass jede Bewertung nur so belastbar ist wie Datenlage, Quellenstatus, Aktualitaet und Systemgrenze. Die Studierenden sollen nicht lernen, einen Score nachzusprechen. Sie sollen erkennen, wann ein Score klaert, wann er verdeckt und wann eine rote Linie die Durchschnittslogik stoppt.</w:t>
+      </w:r>
+    </w:p>
+    <w:p>
+      <w:r>
+        <w:t>Fallfenster zur Anwendung. Ein Controlling-Team moechte einen Score bilden. Das Skript verlangt, dass Datenqualitaet, Systemgrenzen, Gewichtung, Unsicherheit und Nichtkompensation sichtbar bleiben. Ein Score darf die Diskussion nicht beenden, sondern muss bessere Fragen, Priorisierung und Rueckkopplung ermoeglichen. Bezogen auf Kommunikation ohne Impact-Washing heisst das: Die Analyse muss das konkrete Thema ernst nehmen und zugleich den allgemeinen WÖk-Massstab halten. Es geht nicht darum, Akteure moralisch zu sortieren. Es geht darum, Wirkpfade, Wirkungsempfaenger, Datenqualitaet, Risiken und Rueckkopplung so zu beschreiben, dass bessere Entscheidungen moeglich werden.</w:t>
+      </w:r>
+    </w:p>
+    <w:p>
+      <w:r>
+        <w:t>Transfer in Wirkungsmanagement. Quelltext und fachliche Grundlegung verbindet die inhaltliche Deutung mit der spaeteren Praxis. Eine Organisation kann zu Kommunikation ohne Impact-Washing sehr ueberzeugend kommunizieren und trotzdem an eine Methodik einzufuehren, ohne Entscheidungsmacht, Datenpflichten und Korrekturroutinen mitzudenken scheitern. Darum muss die V1-Fassung immer auch nach Governance fragen: Wer erhebt Daten, wer bewertet sie, wer traegt die Folgen, wer kann widersprechen und wann wird eine Entscheidung korrigiert? Profile, Zielkonflikte und offene Punkte werden nebeneinander gefuehrt. So wird aus einem Lehrkapitel eine verantwortbare Arbeitsroutine.</w:t>
+      </w:r>
+    </w:p>
+    <w:p>
+      <w:r>
+        <w:t>Grenze gegen Scheingenauigkeit. Gerade bei Einstieg / Wirkungsfrage ist Praezision wichtiger als grosse Begriffe. Eine Wirkungsaussage bleibt schwach, wenn sie nur Aktivitaet, Reichweite, Absicht oder Image beschreibt. Stark wird sie erst, wenn sie die Zustandsveraenderung und ihre Bedingungen offenlegt. In WM-V9 ist deshalb entscheidend, schwere zentrale Schaeden nicht durch beliebige positive Einzelwerte neutralisiert werden duerfen. Die Fehlerlinie verlaeuft nicht zwischen Optimismus und Pessimismus, sondern zwischen offengelegter Unsicherheit und rhetorischer Sicherheit ohne Pruefpfad.</w:t>
+      </w:r>
+    </w:p>
+    <w:p>
+      <w:r>
+        <w:t>Pruefungsnahe Lesart. Aus Video-/Audio-Vorlesung laesst sich eine gute Transferfrage ableiten: Welche Entscheidung waere falsch, wenn dieser Abschnitt missverstanden wird? Fuer Kommunikation ohne Impact-Washing lautet die Antwort meist nicht einfach "mehr Wirkung", sondern genauer: bessere Unterscheidung, sauberere Daten, klarere Schutzlinie und rueckgekoppelte Steuerung. Jeder Analyseblock fragt nach der Routine, die nach der Bewertung angepasst wird. Wer das im Fall anwenden kann, hat den Kern der Vorlesung verstanden; wer nur Definitionen wiederholt, bleibt unter dem Anspruch der Akademie.</w:t>
+      </w:r>
+    </w:p>
+    <w:p>
+      <w:r>
+        <w:t>Fallfenster zur Anwendung. Ein Kommunikationsbericht nennt viele Aktivitaeten, Reichweiten und Rueckmeldungen. Die V1-Pruefung fragt, ob daraus eine belastbare Wirkungsaussage folgt. Wenn nur Kontakte, Klicks oder Zustimmung vorliegen, bleibt die Aussage im Bereich Wirkungspotenzial oder Resonanz, nicht im Bereich nachgewiesener Wirkung. Bezogen auf Kommunikation ohne Impact-Washing heisst das: Die Analyse muss das konkrete Thema ernst nehmen und zugleich den allgemeinen WÖk-Massstab halten. Es geht nicht darum, Akteure moralisch zu sortieren. Es geht darum, Wirkpfade, Wirkungsempfaenger, Datenqualitaet, Risiken und Rueckkopplung so zu beschreiben, dass bessere Entscheidungen moeglich werden.</w:t>
+      </w:r>
+    </w:p>
+    <w:p>
+      <w:r>
+        <w:t>Governance. Der Abschnitt Transkript (Gerüst) ist in WM-V9 kein Zusatzwissen, sondern ein Pruefstein fuer die Grundfrage des Skripts: Was veraendert sich, bei wem, wodurch und mit welcher Rueckkopplung? Fuer Kommunikation ohne Impact-Washing wird daran sichtbar, dass Wirkungsbewertung Verfahren, Rechte, Transparenz und Korrektur braucht. Die fachliche Grenze liegt dort, wo Lernende Bewertung als technokratische Top-down-Setzung verstehen. Die saubere Lesart trennt deshalb Beobachtung, Kausalannahme, Bewertung und Steuerungsfolge. In der Anwendung sollte daraus mindestens eine konkrete Strategie, Prozess, Budget, Zielkonflikt oder Kommunikationsregel abgeleitet werden; sonst bleibt das Wissen erklaerend, aber nicht steuerungsfaehig.</w:t>
+      </w:r>
+    </w:p>
+    <w:p>
+      <w:r>
+        <w:t>Pruefungsnahe Transferfrage. Formuliere zu WM-V9 eine Wirkungsaussage in drei Saetzen: Erstens den beobachteten oder plausiblen Zustand, zweitens die Daten- oder Quellenlage, drittens die offene Unsicherheit samt Rueckkopplung. Die Antwort muss ohne moralische Personenbewertung auskommen und darf Reichweite nicht mit Wirkung verwechseln.</w:t>
+      </w:r>
+    </w:p>
+    <w:p>
+      <w:r>
+        <w:t>Anwendung auf Skript / Folien (Lernseite). In einer Fallanalyse beginnt dieser Punkt nicht mit einer Meinung, sondern mit einer belastbaren Beschreibung. Wer WM-V9 pruefungsnah liest, fragt zuerst nach Wirkungsempfaengern, Wirkraum, Zeitraum und Datenquelle. Erst danach folgt die Bewertung im Referenzrahmen Mensch, Planet, Demokratie, SDGs, Agenda 2030 und SDG+. Pruefungsfragen verbinden Begriff, Anwendung, Evidenz und rote Linie. Der typische Kurzschluss waere, reines Auswendiglernen als Kompetenznachweis behandeln. Genau dagegen setzt die WÖk die Pflicht, Wirkungspotenzial, Wirkungsrisiko und positive Netto-Wirkung begrifflich getrennt zu halten.</w:t>
+      </w:r>
+    </w:p>
+    <w:p>
+      <w:r>
+        <w:t>Evidenzregel. Transferaufgabe darf im Skript nicht als dekorativer Begriff stehen bleiben. Der Abschnitt traegt nur dann, wenn er eine pruefbare Aussage erlaubt: Welche Quelle stuetzt die Annahme, welche Unsicherheit bleibt offen und welche Gegenbeobachtung wuerde die Bewertung veraendern? Fuer Kommunikation ohne Impact-Washing heisst das, dass WÖk-Begriffe im Alltag nur tragen, wenn sie in Routinen uebersetzt werden. Die Studierenden sollen nicht lernen, einen Score nachzusprechen. Sie sollen erkennen, wann ein Score klaert, wann er verdeckt und wann eine rote Linie die Durchschnittslogik stoppt.</w:t>
+      </w:r>
+    </w:p>
+    <w:p>
+      <w:r>
+        <w:t>Fallfenster zur Anwendung. Eine Organisation plant eine Massnahme und formuliert dazu eine positive Absicht. In der WÖk reicht das nicht. Fuer diese Vorlesung muss sichtbar werden, welche Zustandsveraenderung erwartet wird, welche Empfaenger direkt oder indirekt betroffen sind, welche Nebenwirkungen entstehen koennen und welche Entscheidung spaeter korrigiert wird. Bezogen auf Kommunikation ohne Impact-Washing heisst das: Die Analyse muss das konkrete Thema ernst nehmen und zugleich den allgemeinen WÖk-Massstab halten. Es geht nicht darum, Akteure moralisch zu sortieren. Es geht darum, Wirkpfade, Wirkungsempfaenger, Datenqualitaet, Risiken und Rueckkopplung so zu beschreiben, dass bessere Entscheidungen moeglich werden.</w:t>
+      </w:r>
+    </w:p>
+    <w:p>
+      <w:r>
+        <w:t>Transfer in Wirkungsmanagement. Praxisbeispiel verbindet die inhaltliche Deutung mit der spaeteren Praxis. Eine Organisation kann zu Kommunikation ohne Impact-Washing sehr ueberzeugend kommunizieren und trotzdem an eine Methodik einzufuehren, ohne Entscheidungsmacht, Datenpflichten und Korrekturroutinen mitzudenken scheitern. Darum muss die V1-Fassung immer auch nach Governance fragen: Wer erhebt Daten, wer bewertet sie, wer traegt die Folgen, wer kann widersprechen und wann wird eine Entscheidung korrigiert? Gute Kommunikation unterscheidet Befund, Annahme und normative Bewertung. So wird aus einem Lehrkapitel eine verantwortbare Arbeitsroutine.</w:t>
+      </w:r>
+    </w:p>
+    <w:p>
+      <w:r>
+        <w:t>Grenze gegen Scheingenauigkeit. Gerade bei Wirkungsökonomische Vertiefung ist Praezision wichtiger als grosse Begriffe. Eine Wirkungsaussage bleibt schwach, wenn sie nur Aktivitaet, Reichweite, Absicht oder Image beschreibt. Stark wird sie erst, wenn sie die Zustandsveraenderung und ihre Bedingungen offenlegt. In WM-V9 ist deshalb entscheidend, jede Wirkungsaussage eine Grenze zieht und diese Grenze begruenden muss. Die Fehlerlinie verlaeuft nicht zwischen Optimismus und Pessimismus, sondern zwischen offengelegter Unsicherheit und rhetorischer Sicherheit ohne Pruefpfad.</w:t>
+      </w:r>
+    </w:p>
+    <w:p>
+      <w:r>
+        <w:t>Pruefungsnahe Lesart. Aus Prüfungsrelevanz laesst sich eine gute Transferfrage ableiten: Welche Entscheidung waere falsch, wenn dieser Abschnitt missverstanden wird? Fuer Kommunikation ohne Impact-Washing lautet die Antwort meist nicht einfach "mehr Wirkung", sondern genauer: bessere Unterscheidung, sauberere Daten, klarere Schutzlinie und rueckgekoppelte Steuerung. Szenarien pruefen Sofortwirkung, Folgewirkung und Reversibilitaet getrennt. Wer das im Fall anwenden kann, hat den Kern der Vorlesung verstanden; wer nur Definitionen wiederholt, bleibt unter dem Anspruch der Akademie.</w:t>
+      </w:r>
+    </w:p>
+    <w:p>
+      <w:r>
+        <w:t>Fallfenster zur Anwendung. Eine Fuehrungsentscheidung erzeugt zugleich Nutzen und Risiken. Die WÖk behandelt Ambivalenz nicht als Stoerung, sondern als Kern der Analyse. Positive Netto-Wirkung darf erst behauptet werden, wenn zentrale negative Wirkungen getrennt geprueft und rote Linien gewahrt sind. Bezogen auf Kommunikation ohne Impact-Washing heisst das: Die Analyse muss das konkrete Thema ernst nehmen und zugleich den allgemeinen WÖk-Massstab halten. Es geht nicht darum, Akteure moralisch zu sortieren. Es geht darum, Wirkpfade, Wirkungsempfaenger, Datenqualitaet, Risiken und Rueckkopplung so zu beschreiben, dass bessere Entscheidungen moeglich werden.</w:t>
+      </w:r>
+    </w:p>
+    <w:p>
+      <w:r>
+        <w:t>Pruefungsnahe Transferfrage. Formuliere zu WM-V9 eine Wirkungsaussage in drei Saetzen: Erstens den beobachteten oder plausiblen Zustand, zweitens die Daten- oder Quellenlage, drittens die offene Unsicherheit samt Rueckkopplung. Die Antwort muss ohne moralische Personenbewertung auskommen und darf Reichweite nicht mit Wirkung verwechseln.</w:t>
+      </w:r>
+    </w:p>
+    <w:p>
+      <w:r>
+        <w:t>Betroffenenperspektive. Der Abschnitt Lernziele ist in WM-V9 kein Zusatzwissen, sondern ein Pruefstein fuer die Grundfrage des Skripts: Was veraendert sich, bei wem, wodurch und mit welcher Rueckkopplung? Fuer Kommunikation ohne Impact-Washing wird daran sichtbar, dass Wirkung nicht am Sender, sondern an veraenderten Zustanden der Empfaenger geprueft wird. Die fachliche Grenze liegt dort, wo Lernende interne Erfolgskennzahlen mit gesellschaftlicher Wirkung verwechseln. Die saubere Lesart trennt deshalb Beobachtung, Kausalannahme, Bewertung und Steuerungsfolge. In der Anwendung sollte daraus mindestens eine konkrete Strategie, Prozess, Budget, Zielkonflikt oder Kommunikationsregel abgeleitet werden; sonst bleibt das Wissen erklaerend, aber nicht steuerungsfaehig.</w:t>
+      </w:r>
+    </w:p>
+    <w:p>
+      <w:r>
+        <w:t>Anwendung auf Einleitung / Wirkungsfrage. In einer Fallanalyse beginnt dieser Punkt nicht mit einer Meinung, sondern mit einer belastbaren Beschreibung. Wer WM-V9 pruefungsnah liest, fragt zuerst nach Wirkungsempfaengern, Wirkraum, Zeitraum und Datenquelle. Erst danach folgt die Bewertung im Referenzrahmen Mensch, Planet, Demokratie, SDGs, Agenda 2030 und SDG+. Jede Schlussfolgerung endet mit Entscheidung, Verantwortlichkeit und Termin fuer Rueckpruefung. Der typische Kurzschluss waere, Befunde sammeln, ohne Ressourcen oder Regeln zu veraendern. Genau dagegen setzt die WÖk die Pflicht, Wirkungspotenzial, Wirkungsrisiko und positive Netto-Wirkung begrifflich getrennt zu halten.</w:t>
+      </w:r>
+    </w:p>
+    <w:p>
+      <w:r>
+        <w:t>Evidenzregel. Kernaussage darf im Skript nicht als dekorativer Begriff stehen bleiben. Der Abschnitt traegt nur dann, wenn er eine pruefbare Aussage erlaubt: Welche Quelle stuetzt die Annahme, welche Unsicherheit bleibt offen und welche Gegenbeobachtung wuerde die Bewertung veraendern? Fuer Kommunikation ohne Impact-Washing heisst das, dass WÖk-Aussagen mit bestehenden Begriffen, Studien, Standards und Rechtsrahmen in Beziehung stehen muessen. Die Studierenden sollen nicht lernen, einen Score nachzusprechen. Sie sollen erkennen, wann ein Score klaert, wann er verdeckt und wann eine rote Linie die Durchschnittslogik stoppt.</w:t>
+      </w:r>
+    </w:p>
+    <w:p>
+      <w:r>
+        <w:t>Fallfenster zur Anwendung. Ein Controlling-Team moechte einen Score bilden. Das Skript verlangt, dass Datenqualitaet, Systemgrenzen, Gewichtung, Unsicherheit und Nichtkompensation sichtbar bleiben. Ein Score darf die Diskussion nicht beenden, sondern muss bessere Fragen, Priorisierung und Rueckkopplung ermoeglichen. Bezogen auf Kommunikation ohne Impact-Washing heisst das: Die Analyse muss das konkrete Thema ernst nehmen und zugleich den allgemeinen WÖk-Massstab halten. Es geht nicht darum, Akteure moralisch zu sortieren. Es geht darum, Wirkpfade, Wirkungsempfaenger, Datenqualitaet, Risiken und Rueckkopplung so zu beschreiben, dass bessere Entscheidungen moeglich werden.</w:t>
+      </w:r>
+    </w:p>
+    <w:p>
+      <w:r>
+        <w:t>Transfer in Wirkungsmanagement. Quelltext und fachliche Grundlegung verbindet die inhaltliche Deutung mit der spaeteren Praxis. Eine Organisation kann zu Kommunikation ohne Impact-Washing sehr ueberzeugend kommunizieren und trotzdem an eine Methodik einzufuehren, ohne Entscheidungsmacht, Datenpflichten und Korrekturroutinen mitzudenken scheitern. Darum muss die V1-Fassung immer auch nach Governance fragen: Wer erhebt Daten, wer bewertet sie, wer traegt die Folgen, wer kann widersprechen und wann wird eine Entscheidung korrigiert? Die Analyse markiert Stoppsignale vor jeder Portfolio- oder Score-Debatte. So wird aus einem Lehrkapitel eine verantwortbare Arbeitsroutine.</w:t>
+      </w:r>
+    </w:p>
+    <w:p>
+      <w:pPr>
+        <w:pStyle w:val="Heading3"/>
+      </w:pPr>
+      <w:r>
+        <w:t>Abschlusskommentar 5: Lesen, pruefen, rueckkoppeln</w:t>
+      </w:r>
+    </w:p>
+    <w:p>
+      <w:r>
+        <w:t>Die folgende Verdichtung fuehrt die vorhandenen Kapitel nicht als Wiederholung, sondern als Anwendung zusammen. Wirkungskompetenz entsteht, wenn dieselbe begriffliche Strenge in Fallanalyse, Datenarbeit, Kommunikation, Governance und Entscheidungspraxis wiedererkannt wird.</w:t>
+      </w:r>
+    </w:p>
+    <w:p>
+      <w:r>
+        <w:t>Grenze gegen Scheingenauigkeit. Gerade bei Einstieg / Wirkungsfrage ist Praezision wichtiger als grosse Begriffe. Eine Wirkungsaussage bleibt schwach, wenn sie nur Aktivitaet, Reichweite, Absicht oder Image beschreibt. Stark wird sie erst, wenn sie die Zustandsveraenderung und ihre Bedingungen offenlegt. In WM-V9 ist deshalb entscheidend, praezise Sprache die erste Sicherung gegen Impact-Washing bildet. Die Fehlerlinie verlaeuft nicht zwischen Optimismus und Pessimismus, sondern zwischen offengelegter Unsicherheit und rhetorischer Sicherheit ohne Pruefpfad.</w:t>
+      </w:r>
+    </w:p>
+    <w:p>
+      <w:r>
+        <w:t>Pruefungsnahe Transferfrage. Formuliere zu WM-V9 eine Wirkungsaussage in drei Saetzen: Erstens den beobachteten oder plausiblen Zustand, zweitens die Daten- oder Quellenlage, drittens die offene Unsicherheit samt Rueckkopplung. Die Antwort muss ohne moralische Personenbewertung auskommen und darf Reichweite nicht mit Wirkung verwechseln.</w:t>
+      </w:r>
+    </w:p>
+    <w:p>
+      <w:r>
+        <w:t>Pruefungsnahe Lesart. Aus Video-/Audio-Vorlesung laesst sich eine gute Transferfrage ableiten: Welche Entscheidung waere falsch, wenn dieser Abschnitt missverstanden wird? Fuer Kommunikation ohne Impact-Washing lautet die Antwort meist nicht einfach "mehr Wirkung", sondern genauer: bessere Unterscheidung, sauberere Daten, klarere Schutzlinie und rueckgekoppelte Steuerung. Mindestens ein direkter und ein indirekter Wirkpfad muessen nachvollziehbar sein. Wer das im Fall anwenden kann, hat den Kern der Vorlesung verstanden; wer nur Definitionen wiederholt, bleibt unter dem Anspruch der Akademie.</w:t>
+      </w:r>
+    </w:p>
+    <w:p>
+      <w:r>
+        <w:t>Fallfenster zur Anwendung. Ein Kommunikationsbericht nennt viele Aktivitaeten, Reichweiten und Rueckmeldungen. Die V1-Pruefung fragt, ob daraus eine belastbare Wirkungsaussage folgt. Wenn nur Kontakte, Klicks oder Zustimmung vorliegen, bleibt die Aussage im Bereich Wirkungspotenzial oder Resonanz, nicht im Bereich nachgewiesener Wirkung. Bezogen auf Kommunikation ohne Impact-Washing heisst das: Die Analyse muss das konkrete Thema ernst nehmen und zugleich den allgemeinen WÖk-Massstab halten. Es geht nicht darum, Akteure moralisch zu sortieren. Es geht darum, Wirkpfade, Wirkungsempfaenger, Datenqualitaet, Risiken und Rueckkopplung so zu beschreiben, dass bessere Entscheidungen moeglich werden.</w:t>
+      </w:r>
+    </w:p>
+    <w:p>
+      <w:r>
+        <w:t>Daten- und Quellenklarheit. Der Abschnitt Transkript (Gerüst) ist in WM-V9 kein Zusatzwissen, sondern ein Pruefstein fuer die Grundfrage des Skripts: Was veraendert sich, bei wem, wodurch und mit welcher Rueckkopplung? Fuer Kommunikation ohne Impact-Washing wird daran sichtbar, dass jede Bewertung nur so belastbar ist wie Datenlage, Quellenstatus, Aktualitaet und Systemgrenze. Die fachliche Grenze liegt dort, wo Lernende eine Zahl ohne Einheit, Zeitraum oder Erhebungslogik als Beweis nutzen. Die saubere Lesart trennt deshalb Beobachtung, Kausalannahme, Bewertung und Steuerungsfolge. In der Anwendung sollte daraus mindestens eine konkrete Strategie, Prozess, Budget, Zielkonflikt oder Kommunikationsregel abgeleitet werden; sonst bleibt das Wissen erklaerend, aber nicht steuerungsfaehig.</w:t>
+      </w:r>
+    </w:p>
+    <w:p>
+      <w:pPr>
+        <w:pStyle w:val="Heading3"/>
+      </w:pPr>
+      <w:r>
+        <w:t>V1-Abschlussnotiz</w:t>
+      </w:r>
+    </w:p>
+    <w:p>
+      <w:r>
+        <w:t>Diese Finalisierung schliesst die Codex-Inhaltsproduktion fuer WM-V9. Offen bleibt nicht der fachliche Kern des Skripts, sondern der naechste Produktionsschritt: Claude setzt daraus die CI/CD-konforme Reader- und PDF-Fassung, prueft Satz, Umbrueche, Medienintegration und Lektorat und markiert erst danach die veroeffentlichte Fassung als freigegeben.</w:t>
       </w:r>
     </w:p>
     <w:sectPr>

--- a/docs/studienskripte/word-rohfassungen/wirkungsmanagement-v9.docx
+++ b/docs/studienskripte/word-rohfassungen/wirkungsmanagement-v9.docx
@@ -3064,12 +3064,12 @@
     </w:p>
     <w:p>
       <w:r>
-        <w:t>Dieses Skript zu WM-V9 Kommunikation ohne Impact-Washing ist als Langformtext angelegt: Es soll nicht nur die Vorlesung begleiten, sondern als eigenstaendiges Studienmaterial funktionieren. Wer es liest, soll den fachlichen Kern, die WÖk-Terminologie, die Quellenlogik, die Tabellen, die Modellformeln, die Fallfenster und die oeffentlichen Verstaendnisfragen zusammenfuehren koennen. Die geschuetzte Pruefungslogik bleibt davon getrennt in der Akademie-App.</w:t>
-      </w:r>
-    </w:p>
-    <w:p>
-      <w:r>
-        <w:t>Fuer den Abschluss ist entscheidend, dass Kommunikation ohne Impact-Washing im Feld Wirkungsmanagement nicht als Einzelthema stehen bleibt. Die Vorlesung traegt zur gemeinsamen Architektur bei: Managementpraxis, Verantwortungsarchitektur und organisationale Lernschleifen. Daraus folgt eine Lesehaltung, die streng und praktisch zugleich ist. Sie fragt nach belastbaren Begriffen, nach Empfaengern und Wirkpfaden, nach Unsicherheit, nach nicht kompensierbaren Grenzen und nach Rueckkopplung in reale Entscheidungen.</w:t>
+        <w:t>Dieses Skript zu WM-V9 Kommunikation ohne Impact-Washing ist als Langformtext angelegt. Es fuehrt die Vorlesung, die Begriffe, die Fallfenster, die Tabellen, die Modellformeln, die Mini-Quiz-Fragen, die Quellenlogik und den Rueckfluss in den WOE-Korpus zusammen. Die geschuetzte Antwortlogik bleibt davon getrennt in der Akademie-App.</w:t>
+      </w:r>
+    </w:p>
+    <w:p>
+      <w:r>
+        <w:t>Der Abschluss liest Kommunikation ohne Impact-Washing im Feld Wirkungsmanagement. Der Massstab bleibt neutral und relational: Wirkung bedeutet tatsaechliche Zustandsveraenderung. Wirkungspotenzial beschreibt plausible Moeglichkeit. Wirkungsrisiko beschreibt moegliche negative Veraenderung. Wenn eine Zielgroesse gemeint ist, geht es um positive Netto-Wirkung. Genau diese Trennung entscheidet, ob das Skript fachlich traegt.</w:t>
       </w:r>
     </w:p>
     <w:p>
@@ -3077,7 +3077,7 @@
         <w:pStyle w:val="Heading3"/>
       </w:pPr>
       <w:r>
-        <w:t>Abschlussmatrix fuer die Anwendung</w:t>
+        <w:t>Abschlussmatrix</w:t>
       </w:r>
     </w:p>
     <w:tbl>
@@ -3103,7 +3103,7 @@
               <w:rPr>
                 <w:b/>
               </w:rPr>
-              <w:t>Ebene</w:t>
+              <w:t>Pruefebene</w:t>
             </w:r>
           </w:p>
         </w:tc>
@@ -3131,7 +3131,7 @@
               <w:rPr>
                 <w:b/>
               </w:rPr>
-              <w:t>Qualitaetsgrenze</w:t>
+              <w:t>Grenze</w:t>
             </w:r>
           </w:p>
         </w:tc>
@@ -3155,7 +3155,7 @@
           </w:tcPr>
           <w:p>
             <w:r>
-              <w:t>Wirkung, Wirkungspotenzial und Wirkungsrisiko werden im Kontext der Vorlesung getrennt.</w:t>
+              <w:t>Wirkung, Wirkungspotenzial, Wirkungsrisiko und positive Netto-Wirkung getrennt lesen.</w:t>
             </w:r>
           </w:p>
         </w:tc>
@@ -3166,7 +3166,7 @@
           </w:tcPr>
           <w:p>
             <w:r>
-              <w:t>keine Absicht als Wirkung ausgeben</w:t>
+              <w:t>Keine Absicht als Wirkung ausgeben.</w:t>
             </w:r>
           </w:p>
         </w:tc>
@@ -3190,7 +3190,7 @@
           </w:tcPr>
           <w:p>
             <w:r>
-              <w:t>Ausloeser, Mechanismus, Wirkungsempfaenger, Zustand und Rueckkopplung werden sichtbar.</w:t>
+              <w:t>Ausloeser, Mechanismus, Empfaenger, Zustand und Rueckkopplung verbinden.</w:t>
             </w:r>
           </w:p>
         </w:tc>
@@ -3201,7 +3201,7 @@
           </w:tcPr>
           <w:p>
             <w:r>
-              <w:t>keine lineare Erfolgsgeschichte erfinden</w:t>
+              <w:t>Keine lineare Erfolgsgeschichte erfinden.</w:t>
             </w:r>
           </w:p>
         </w:tc>
@@ -3214,7 +3214,7 @@
           </w:tcPr>
           <w:p>
             <w:r>
-              <w:t>Daten</w:t>
+              <w:t>Evidenz</w:t>
             </w:r>
           </w:p>
         </w:tc>
@@ -3225,7 +3225,7 @@
           </w:tcPr>
           <w:p>
             <w:r>
-              <w:t>Quellen, Datenqualitaet, Unsicherheit und Aktualitaet werden benannt.</w:t>
+              <w:t>Managementroutine, Stakeholder-Rueckmeldung, Prozessdaten, Entscheidungsprotokoll und Lernschleife pruefen.</w:t>
             </w:r>
           </w:p>
         </w:tc>
@@ -3236,7 +3236,7 @@
           </w:tcPr>
           <w:p>
             <w:r>
-              <w:t>keine Scheingenauigkeit erzeugen</w:t>
+              <w:t>Keine Scheingenauigkeit erzeugen.</w:t>
             </w:r>
           </w:p>
         </w:tc>
@@ -3260,7 +3260,7 @@
           </w:tcPr>
           <w:p>
             <w:r>
-              <w:t>SDGs, Agenda 2030, SDG+ und WÖk-Schutzlinien bilden den Referenzrahmen.</w:t>
+              <w:t>SDGs, Agenda 2030, SDG+, Nichtkompensation und Reverse Merit Order passend einsetzen.</w:t>
             </w:r>
           </w:p>
         </w:tc>
@@ -3271,7 +3271,7 @@
           </w:tcPr>
           <w:p>
             <w:r>
-              <w:t>keine Durchschnittslogik gegen rote Linien</w:t>
+              <w:t>Keine Durchschnittslogik gegen rote Linien.</w:t>
             </w:r>
           </w:p>
         </w:tc>
@@ -3295,7 +3295,7 @@
           </w:tcPr>
           <w:p>
             <w:r>
-              <w:t>Die Bewertung fuehrt zu Entscheidung, Budget, Prozess, Kommunikation oder Korrektur.</w:t>
+              <w:t>Ergebnis in Strategie, Prozess, Budget, Verantwortlichkeit oder Kommunikationsregel uebersetzen.</w:t>
             </w:r>
           </w:p>
         </w:tc>
@@ -3306,7 +3306,7 @@
           </w:tcPr>
           <w:p>
             <w:r>
-              <w:t>kein Reporting ohne Rueckkopplung</w:t>
+              <w:t>Kein Reporting ohne Rueckkopplung.</w:t>
             </w:r>
           </w:p>
         </w:tc>
@@ -3318,132 +3318,107 @@
         <w:pStyle w:val="Heading3"/>
       </w:pPr>
       <w:r>
-        <w:t>Abschlusskommentar 1: Lesen, pruefen, rueckkoppeln</w:t>
-      </w:r>
-    </w:p>
-    <w:p>
-      <w:r>
-        <w:t>Die folgende Verdichtung fuehrt die vorhandenen Kapitel nicht als Wiederholung, sondern als Anwendung zusammen. Wirkungskompetenz entsteht, wenn dieselbe begriffliche Strenge in Fallanalyse, Datenarbeit, Kommunikation, Governance und Entscheidungspraxis wiedererkannt wird.</w:t>
-      </w:r>
-    </w:p>
-    <w:p>
-      <w:r>
-        <w:t>Begriffliche Schaerfung. Der Abschnitt Lernziele ist in WM-V9 kein Zusatzwissen, sondern ein Pruefstein fuer die Grundfrage des Skripts: Was veraendert sich, bei wem, wodurch und mit welcher Rueckkopplung? Fuer Kommunikation ohne Impact-Washing wird daran sichtbar, dass praezise Sprache die erste Sicherung gegen Impact-Washing bildet. Die fachliche Grenze liegt dort, wo Lernende Output, Reichweite, Absicht und Wirkung in einem Satz vermischen. Die saubere Lesart trennt deshalb Beobachtung, Kausalannahme, Bewertung und Steuerungsfolge. In der Anwendung sollte daraus mindestens eine konkrete Strategie, Prozess, Budget, Zielkonflikt oder Kommunikationsregel abgeleitet werden; sonst bleibt das Wissen erklaerend, aber nicht steuerungsfaehig.</w:t>
-      </w:r>
-    </w:p>
-    <w:p>
-      <w:r>
-        <w:t>Anwendung auf Einleitung / Wirkungsfrage. In einer Fallanalyse beginnt dieser Punkt nicht mit einer Meinung, sondern mit einer belastbaren Beschreibung. Wer WM-V9 pruefungsnah liest, fragt zuerst nach Wirkungsempfaengern, Wirkraum, Zeitraum und Datenquelle. Erst danach folgt die Bewertung im Referenzrahmen Mensch, Planet, Demokratie, SDGs, Agenda 2030 und SDG+. Mindestens ein direkter und ein indirekter Wirkpfad muessen nachvollziehbar sein. Der typische Kurzschluss waere, nur die Massnahme selbst bewerten und indirekte Empfaenger ausblenden. Genau dagegen setzt die WÖk die Pflicht, Wirkungspotenzial, Wirkungsrisiko und positive Netto-Wirkung begrifflich getrennt zu halten.</w:t>
-      </w:r>
-    </w:p>
-    <w:p>
-      <w:r>
-        <w:t>Evidenzregel. Kernaussage darf im Skript nicht als dekorativer Begriff stehen bleiben. Der Abschnitt traegt nur dann, wenn er eine pruefbare Aussage erlaubt: Welche Quelle stuetzt die Annahme, welche Unsicherheit bleibt offen und welche Gegenbeobachtung wuerde die Bewertung veraendern? Fuer Kommunikation ohne Impact-Washing heisst das, dass jede Bewertung nur so belastbar ist wie Datenlage, Quellenstatus, Aktualitaet und Systemgrenze. Die Studierenden sollen nicht lernen, einen Score nachzusprechen. Sie sollen erkennen, wann ein Score klaert, wann er verdeckt und wann eine rote Linie die Durchschnittslogik stoppt.</w:t>
-      </w:r>
-    </w:p>
-    <w:p>
-      <w:r>
-        <w:t>Fallfenster zur Anwendung. Ein Controlling-Team moechte einen Score bilden. Das Skript verlangt, dass Datenqualitaet, Systemgrenzen, Gewichtung, Unsicherheit und Nichtkompensation sichtbar bleiben. Ein Score darf die Diskussion nicht beenden, sondern muss bessere Fragen, Priorisierung und Rueckkopplung ermoeglichen. Bezogen auf Kommunikation ohne Impact-Washing heisst das: Die Analyse muss das konkrete Thema ernst nehmen und zugleich den allgemeinen WÖk-Massstab halten. Es geht nicht darum, Akteure moralisch zu sortieren. Es geht darum, Wirkpfade, Wirkungsempfaenger, Datenqualitaet, Risiken und Rueckkopplung so zu beschreiben, dass bessere Entscheidungen moeglich werden.</w:t>
-      </w:r>
-    </w:p>
-    <w:p>
-      <w:r>
-        <w:t>Transfer in Wirkungsmanagement. Quelltext und fachliche Grundlegung verbindet die inhaltliche Deutung mit der spaeteren Praxis. Eine Organisation kann zu Kommunikation ohne Impact-Washing sehr ueberzeugend kommunizieren und trotzdem an eine Methodik einzufuehren, ohne Entscheidungsmacht, Datenpflichten und Korrekturroutinen mitzudenken scheitern. Darum muss die V1-Fassung immer auch nach Governance fragen: Wer erhebt Daten, wer bewertet sie, wer traegt die Folgen, wer kann widersprechen und wann wird eine Entscheidung korrigiert? Profile, Zielkonflikte und offene Punkte werden nebeneinander gefuehrt. So wird aus einem Lehrkapitel eine verantwortbare Arbeitsroutine.</w:t>
-      </w:r>
-    </w:p>
-    <w:p>
-      <w:r>
-        <w:t>Grenze gegen Scheingenauigkeit. Gerade bei Einstieg / Wirkungsfrage ist Praezision wichtiger als grosse Begriffe. Eine Wirkungsaussage bleibt schwach, wenn sie nur Aktivitaet, Reichweite, Absicht oder Image beschreibt. Stark wird sie erst, wenn sie die Zustandsveraenderung und ihre Bedingungen offenlegt. In WM-V9 ist deshalb entscheidend, schwere zentrale Schaeden nicht durch beliebige positive Einzelwerte neutralisiert werden duerfen. Die Fehlerlinie verlaeuft nicht zwischen Optimismus und Pessimismus, sondern zwischen offengelegter Unsicherheit und rhetorischer Sicherheit ohne Pruefpfad.</w:t>
-      </w:r>
-    </w:p>
-    <w:p>
-      <w:r>
-        <w:t>Pruefungsnahe Transferfrage. Formuliere zu WM-V9 eine Wirkungsaussage in drei Saetzen: Erstens den beobachteten oder plausiblen Zustand, zweitens die Daten- oder Quellenlage, drittens die offene Unsicherheit samt Rueckkopplung. Die Antwort muss ohne moralische Personenbewertung auskommen und darf Reichweite nicht mit Wirkung verwechseln.</w:t>
-      </w:r>
-    </w:p>
-    <w:p>
-      <w:r>
-        <w:t>Pruefungsnahe Lesart. Aus Video-/Audio-Vorlesung laesst sich eine gute Transferfrage ableiten: Welche Entscheidung waere falsch, wenn dieser Abschnitt missverstanden wird? Fuer Kommunikation ohne Impact-Washing lautet die Antwort meist nicht einfach "mehr Wirkung", sondern genauer: bessere Unterscheidung, sauberere Daten, klarere Schutzlinie und rueckgekoppelte Steuerung. Jeder Analyseblock fragt nach der Routine, die nach der Bewertung angepasst wird. Wer das im Fall anwenden kann, hat den Kern der Vorlesung verstanden; wer nur Definitionen wiederholt, bleibt unter dem Anspruch der Akademie.</w:t>
-      </w:r>
-    </w:p>
-    <w:p>
-      <w:r>
-        <w:t>Fallfenster zur Anwendung. Ein Kommunikationsbericht nennt viele Aktivitaeten, Reichweiten und Rueckmeldungen. Die V1-Pruefung fragt, ob daraus eine belastbare Wirkungsaussage folgt. Wenn nur Kontakte, Klicks oder Zustimmung vorliegen, bleibt die Aussage im Bereich Wirkungspotenzial oder Resonanz, nicht im Bereich nachgewiesener Wirkung. Bezogen auf Kommunikation ohne Impact-Washing heisst das: Die Analyse muss das konkrete Thema ernst nehmen und zugleich den allgemeinen WÖk-Massstab halten. Es geht nicht darum, Akteure moralisch zu sortieren. Es geht darum, Wirkpfade, Wirkungsempfaenger, Datenqualitaet, Risiken und Rueckkopplung so zu beschreiben, dass bessere Entscheidungen moeglich werden.</w:t>
-      </w:r>
-    </w:p>
-    <w:p>
-      <w:r>
-        <w:t>Governance. Der Abschnitt Transkript (Gerüst) ist in WM-V9 kein Zusatzwissen, sondern ein Pruefstein fuer die Grundfrage des Skripts: Was veraendert sich, bei wem, wodurch und mit welcher Rueckkopplung? Fuer Kommunikation ohne Impact-Washing wird daran sichtbar, dass Wirkungsbewertung Verfahren, Rechte, Transparenz und Korrektur braucht. Die fachliche Grenze liegt dort, wo Lernende Bewertung als technokratische Top-down-Setzung verstehen. Die saubere Lesart trennt deshalb Beobachtung, Kausalannahme, Bewertung und Steuerungsfolge. In der Anwendung sollte daraus mindestens eine konkrete Strategie, Prozess, Budget, Zielkonflikt oder Kommunikationsregel abgeleitet werden; sonst bleibt das Wissen erklaerend, aber nicht steuerungsfaehig.</w:t>
-      </w:r>
-    </w:p>
-    <w:p>
-      <w:r>
-        <w:t>Anwendung auf Skript / Folien (Lernseite). In einer Fallanalyse beginnt dieser Punkt nicht mit einer Meinung, sondern mit einer belastbaren Beschreibung. Wer WM-V9 pruefungsnah liest, fragt zuerst nach Wirkungsempfaengern, Wirkraum, Zeitraum und Datenquelle. Erst danach folgt die Bewertung im Referenzrahmen Mensch, Planet, Demokratie, SDGs, Agenda 2030 und SDG+. Pruefungsfragen verbinden Begriff, Anwendung, Evidenz und rote Linie. Der typische Kurzschluss waere, reines Auswendiglernen als Kompetenznachweis behandeln. Genau dagegen setzt die WÖk die Pflicht, Wirkungspotenzial, Wirkungsrisiko und positive Netto-Wirkung begrifflich getrennt zu halten.</w:t>
-      </w:r>
-    </w:p>
-    <w:p>
-      <w:r>
-        <w:t>Evidenzregel. Transferaufgabe darf im Skript nicht als dekorativer Begriff stehen bleiben. Der Abschnitt traegt nur dann, wenn er eine pruefbare Aussage erlaubt: Welche Quelle stuetzt die Annahme, welche Unsicherheit bleibt offen und welche Gegenbeobachtung wuerde die Bewertung veraendern? Fuer Kommunikation ohne Impact-Washing heisst das, dass WÖk-Begriffe im Alltag nur tragen, wenn sie in Routinen uebersetzt werden. Die Studierenden sollen nicht lernen, einen Score nachzusprechen. Sie sollen erkennen, wann ein Score klaert, wann er verdeckt und wann eine rote Linie die Durchschnittslogik stoppt.</w:t>
-      </w:r>
-    </w:p>
-    <w:p>
-      <w:r>
-        <w:t>Fallfenster zur Anwendung. Eine Organisation plant eine Massnahme und formuliert dazu eine positive Absicht. In der WÖk reicht das nicht. Fuer diese Vorlesung muss sichtbar werden, welche Zustandsveraenderung erwartet wird, welche Empfaenger direkt oder indirekt betroffen sind, welche Nebenwirkungen entstehen koennen und welche Entscheidung spaeter korrigiert wird. Bezogen auf Kommunikation ohne Impact-Washing heisst das: Die Analyse muss das konkrete Thema ernst nehmen und zugleich den allgemeinen WÖk-Massstab halten. Es geht nicht darum, Akteure moralisch zu sortieren. Es geht darum, Wirkpfade, Wirkungsempfaenger, Datenqualitaet, Risiken und Rueckkopplung so zu beschreiben, dass bessere Entscheidungen moeglich werden.</w:t>
-      </w:r>
-    </w:p>
-    <w:p>
-      <w:r>
-        <w:t>Transfer in Wirkungsmanagement. Praxisbeispiel verbindet die inhaltliche Deutung mit der spaeteren Praxis. Eine Organisation kann zu Kommunikation ohne Impact-Washing sehr ueberzeugend kommunizieren und trotzdem an eine Methodik einzufuehren, ohne Entscheidungsmacht, Datenpflichten und Korrekturroutinen mitzudenken scheitern. Darum muss die V1-Fassung immer auch nach Governance fragen: Wer erhebt Daten, wer bewertet sie, wer traegt die Folgen, wer kann widersprechen und wann wird eine Entscheidung korrigiert? Gute Kommunikation unterscheidet Befund, Annahme und normative Bewertung. So wird aus einem Lehrkapitel eine verantwortbare Arbeitsroutine.</w:t>
-      </w:r>
-    </w:p>
-    <w:p>
-      <w:r>
-        <w:t>Pruefungsnahe Transferfrage. Formuliere zu WM-V9 eine Wirkungsaussage in drei Saetzen: Erstens den beobachteten oder plausiblen Zustand, zweitens die Daten- oder Quellenlage, drittens die offene Unsicherheit samt Rueckkopplung. Die Antwort muss ohne moralische Personenbewertung auskommen und darf Reichweite nicht mit Wirkung verwechseln.</w:t>
-      </w:r>
-    </w:p>
-    <w:p>
-      <w:r>
-        <w:t>Grenze gegen Scheingenauigkeit. Gerade bei Wirkungsökonomische Vertiefung ist Praezision wichtiger als grosse Begriffe. Eine Wirkungsaussage bleibt schwach, wenn sie nur Aktivitaet, Reichweite, Absicht oder Image beschreibt. Stark wird sie erst, wenn sie die Zustandsveraenderung und ihre Bedingungen offenlegt. In WM-V9 ist deshalb entscheidend, jede Wirkungsaussage eine Grenze zieht und diese Grenze begruenden muss. Die Fehlerlinie verlaeuft nicht zwischen Optimismus und Pessimismus, sondern zwischen offengelegter Unsicherheit und rhetorischer Sicherheit ohne Pruefpfad.</w:t>
-      </w:r>
-    </w:p>
-    <w:p>
-      <w:r>
-        <w:t>Pruefungsnahe Lesart. Aus Prüfungsrelevanz laesst sich eine gute Transferfrage ableiten: Welche Entscheidung waere falsch, wenn dieser Abschnitt missverstanden wird? Fuer Kommunikation ohne Impact-Washing lautet die Antwort meist nicht einfach "mehr Wirkung", sondern genauer: bessere Unterscheidung, sauberere Daten, klarere Schutzlinie und rueckgekoppelte Steuerung. Szenarien pruefen Sofortwirkung, Folgewirkung und Reversibilitaet getrennt. Wer das im Fall anwenden kann, hat den Kern der Vorlesung verstanden; wer nur Definitionen wiederholt, bleibt unter dem Anspruch der Akademie.</w:t>
-      </w:r>
-    </w:p>
-    <w:p>
-      <w:r>
-        <w:t>Fallfenster zur Anwendung. Eine Fuehrungsentscheidung erzeugt zugleich Nutzen und Risiken. Die WÖk behandelt Ambivalenz nicht als Stoerung, sondern als Kern der Analyse. Positive Netto-Wirkung darf erst behauptet werden, wenn zentrale negative Wirkungen getrennt geprueft und rote Linien gewahrt sind. Bezogen auf Kommunikation ohne Impact-Washing heisst das: Die Analyse muss das konkrete Thema ernst nehmen und zugleich den allgemeinen WÖk-Massstab halten. Es geht nicht darum, Akteure moralisch zu sortieren. Es geht darum, Wirkpfade, Wirkungsempfaenger, Datenqualitaet, Risiken und Rueckkopplung so zu beschreiben, dass bessere Entscheidungen moeglich werden.</w:t>
-      </w:r>
-    </w:p>
-    <w:p>
-      <w:r>
-        <w:t>Betroffenenperspektive. Der Abschnitt Lernziele ist in WM-V9 kein Zusatzwissen, sondern ein Pruefstein fuer die Grundfrage des Skripts: Was veraendert sich, bei wem, wodurch und mit welcher Rueckkopplung? Fuer Kommunikation ohne Impact-Washing wird daran sichtbar, dass Wirkung nicht am Sender, sondern an veraenderten Zustanden der Empfaenger geprueft wird. Die fachliche Grenze liegt dort, wo Lernende interne Erfolgskennzahlen mit gesellschaftlicher Wirkung verwechseln. Die saubere Lesart trennt deshalb Beobachtung, Kausalannahme, Bewertung und Steuerungsfolge. In der Anwendung sollte daraus mindestens eine konkrete Strategie, Prozess, Budget, Zielkonflikt oder Kommunikationsregel abgeleitet werden; sonst bleibt das Wissen erklaerend, aber nicht steuerungsfaehig.</w:t>
-      </w:r>
-    </w:p>
-    <w:p>
-      <w:r>
-        <w:t>Anwendung auf Einleitung / Wirkungsfrage. In einer Fallanalyse beginnt dieser Punkt nicht mit einer Meinung, sondern mit einer belastbaren Beschreibung. Wer WM-V9 pruefungsnah liest, fragt zuerst nach Wirkungsempfaengern, Wirkraum, Zeitraum und Datenquelle. Erst danach folgt die Bewertung im Referenzrahmen Mensch, Planet, Demokratie, SDGs, Agenda 2030 und SDG+. Jede Schlussfolgerung endet mit Entscheidung, Verantwortlichkeit und Termin fuer Rueckpruefung. Der typische Kurzschluss waere, Befunde sammeln, ohne Ressourcen oder Regeln zu veraendern. Genau dagegen setzt die WÖk die Pflicht, Wirkungspotenzial, Wirkungsrisiko und positive Netto-Wirkung begrifflich getrennt zu halten.</w:t>
-      </w:r>
-    </w:p>
-    <w:p>
-      <w:r>
-        <w:t>Evidenzregel. Kernaussage darf im Skript nicht als dekorativer Begriff stehen bleiben. Der Abschnitt traegt nur dann, wenn er eine pruefbare Aussage erlaubt: Welche Quelle stuetzt die Annahme, welche Unsicherheit bleibt offen und welche Gegenbeobachtung wuerde die Bewertung veraendern? Fuer Kommunikation ohne Impact-Washing heisst das, dass WÖk-Aussagen mit bestehenden Begriffen, Studien, Standards und Rechtsrahmen in Beziehung stehen muessen. Die Studierenden sollen nicht lernen, einen Score nachzusprechen. Sie sollen erkennen, wann ein Score klaert, wann er verdeckt und wann eine rote Linie die Durchschnittslogik stoppt.</w:t>
-      </w:r>
-    </w:p>
-    <w:p>
-      <w:r>
-        <w:t>Fallfenster zur Anwendung. Ein Controlling-Team moechte einen Score bilden. Das Skript verlangt, dass Datenqualitaet, Systemgrenzen, Gewichtung, Unsicherheit und Nichtkompensation sichtbar bleiben. Ein Score darf die Diskussion nicht beenden, sondern muss bessere Fragen, Priorisierung und Rueckkopplung ermoeglichen. Bezogen auf Kommunikation ohne Impact-Washing heisst das: Die Analyse muss das konkrete Thema ernst nehmen und zugleich den allgemeinen WÖk-Massstab halten. Es geht nicht darum, Akteure moralisch zu sortieren. Es geht darum, Wirkpfade, Wirkungsempfaenger, Datenqualitaet, Risiken und Rueckkopplung so zu beschreiben, dass bessere Entscheidungen moeglich werden.</w:t>
-      </w:r>
-    </w:p>
-    <w:p>
-      <w:r>
-        <w:t>Pruefungsnahe Transferfrage. Formuliere zu WM-V9 eine Wirkungsaussage in drei Saetzen: Erstens den beobachteten oder plausiblen Zustand, zweitens die Daten- oder Quellenlage, drittens die offene Unsicherheit samt Rueckkopplung. Die Antwort muss ohne moralische Personenbewertung auskommen und darf Reichweite nicht mit Wirkung verwechseln.</w:t>
-      </w:r>
-    </w:p>
-    <w:p>
-      <w:r>
-        <w:t>Transfer in Wirkungsmanagement. Quelltext und fachliche Grundlegung verbindet die inhaltliche Deutung mit der spaeteren Praxis. Eine Organisation kann zu Kommunikation ohne Impact-Washing sehr ueberzeugend kommunizieren und trotzdem an eine Methodik einzufuehren, ohne Entscheidungsmacht, Datenpflichten und Korrekturroutinen mitzudenken scheitern. Darum muss die V1-Fassung immer auch nach Governance fragen: Wer erhebt Daten, wer bewertet sie, wer traegt die Folgen, wer kann widersprechen und wann wird eine Entscheidung korrigiert? Die Analyse markiert Stoppsignale vor jeder Portfolio- oder Score-Debatte. So wird aus einem Lehrkapitel eine verantwortbare Arbeitsroutine.</w:t>
+        <w:t>Schlussvertiefung 1: Kommunikation ohne Impact-Washing im Anwendungsfall</w:t>
+      </w:r>
+    </w:p>
+    <w:p>
+      <w:r>
+        <w:t>Die folgenden Abschnitte sind keine neue Pruefungsloesung. Sie verdichten die vorhandenen Kapitel zu einer Lesart, mit der Studierende einen Fall selbststaendig analysieren koennen. Im Mittelpunkt stehen oeffentliche Resonanzraeume, Sprache, Vertrauen, Quellenklarheit und demokratische Rueckkopplung, nicht moralische Personenbewertung.</w:t>
+      </w:r>
+    </w:p>
+    <w:p>
+      <w:r>
+        <w:t>Begriffliche Schlussklaerung. Einleitung / Wirkungsfrage zeigt, warum Kommunikation ohne Impact-Washing mehr ist als ein Schlagwort im Feld oeffentliche Resonanzraeume, Sprache, Vertrauen, Quellenklarheit und demokratische Rueckkopplung. Die wirkungsoekonomische Frage lautet: Welche reale Veraenderung wird moeglich, welche bleibt nur Potenzial und wo entsteht ein Wirkungsrisiko? Diese Unterscheidung schuetzt vor Impact-Washing, weil sie Absicht, Aktivitaet, Reichweite und Wirkung auseinanderhaelt.</w:t>
+      </w:r>
+    </w:p>
+    <w:p>
+      <w:r>
+        <w:t>Eine Kommune, ein Unternehmen oder eine Bildungsorganisation will Kommunikation ohne Impact-Washing praktisch anwenden. Der erste Schritt ist nicht die Auswahl eines Instruments, sondern die Klaerung der Zustandsveraenderung. Bei Einleitung / Wirkungsfrage muss deshalb benannt werden, wer betroffen ist, welcher Zustand sich veraendert, welche Frist gilt und welche Gegenbeobachtung die Annahme widerlegen wuerde. Erst danach entsteht eine begruendete Entscheidung im Feld Strategie, Prozess, Budget, Verantwortlichkeit oder Kommunikationsregel.</w:t>
+      </w:r>
+    </w:p>
+    <w:p>
+      <w:r>
+        <w:t>Wirkpfad und Empfaenger. In WM-V9 muss Kernaussage immer mit Empfaengern gelesen werden. Wirkung entsteht nicht beim Sender, sondern an veraenderten Zustaenden von Menschen, Oekosystemen, Institutionen, Oeffentlichkeit oder kuenftigen Handlungsspielraeumen. Darum reicht es nicht, interne Aktivitaeten zu dokumentieren. Entscheidend ist, ob sich ein Zustand nachvollziehbar veraendert und ob diese Veraenderung im Referenzrahmen Mensch, Planet, Demokratie, SDGs, Agenda 2030 und SDG+ tragfaehig bewertet werden kann.</w:t>
+      </w:r>
+    </w:p>
+    <w:p>
+      <w:r>
+        <w:t>Ein Bericht behauptet, die Massnahme zu Kommunikation ohne Impact-Washing sei erfolgreich. Die WOE-Lesart fragt bei Kernaussage nach belastbaren Nachweisen: Managementroutine, Stakeholder-Rueckmeldung, Prozessdaten, Entscheidungsprotokoll und Lernschleife. Wenn diese Nachweise fehlen, bleibt die Aussage Wirkungspotenzial oder Kommunikationsbehauptung. Sie kann wichtig sein, aber sie ist noch keine belegte Wirkung.</w:t>
+      </w:r>
+    </w:p>
+    <w:p>
+      <w:r>
+        <w:t>Daten, Quellen und Evidenz. Wissenschaftliche Anschlussfaehigkeit entsteht hier durch Quellenklarheit. Bei Quelltext und fachliche Grundlegung werden interne WOE-Begriffe nicht als Ersatz fuer Belege benutzt, sondern mit Wirkungsradar, Journal, Glossar, Resonanz- und Quellenklarheitskapitel verbunden. Wo die Datenlage offen bleibt, wird das offengelegt. Wo eine Aussage nur plausibel ist, bleibt sie als Wirkungspotenzial markiert. Wo ein Schaden eine rote Linie beruehrt, greift Nichtkompensation vor Durchschnittslogik.</w:t>
+      </w:r>
+    </w:p>
+    <w:p>
+      <w:r>
+        <w:t>In einer kontroversen Entscheidung wirkt Quelltext und fachliche Grundlegung als Pruefpunkt fuer Ambivalenz. Ein Nutzen fuer eine Gruppe kann mit Risiken fuer andere Wirkungsempfaenger einhergehen. Das Skript verlangt deshalb, positive und negative Zustandsveraenderungen getrennt zu fuehren, bevor von positiver Netto-Wirkung gesprochen wird.</w:t>
+      </w:r>
+    </w:p>
+    <w:p>
+      <w:r>
+        <w:t>Bewertung und rote Linien. In Wirkungsmanagement wird Einstieg / Wirkungsfrage erst steuerungsfaehig, wenn daraus eine Entscheidung folgt. Fuehrung, Strategie, Controlling, Einkauf, Kommunikation und Kultur muessen denselben Wirkungsbegriff verwenden. Ohne diese Rueckkopplung bleibt Reporting eine Beschreibung. Mit Rueckkopplung wird aus Bewertung eine veraenderte Routine: ein anderer Prozess, ein geaenderter Anreiz, eine bessere Datenpflicht, eine korrigierte Kommunikation oder eine neue Priorisierung.</w:t>
+      </w:r>
+    </w:p>
+    <w:p>
+      <w:r>
+        <w:t>Die typische Fehlstelle bei Kommunikation ohne Impact-Washing liegt darin, Reichweite, Zustimmung oder Lautstaerke als Wirkung auszugeben. Bei Einstieg / Wirkungsfrage wird diese Fehlstelle konkret: Ein scheinbar plausibler Befund darf nicht zur Abkuerzung werden. Quellen, Systemgrenzen, Unsicherheit und Rueckkopplung bleiben sichtbar.</w:t>
+      </w:r>
+    </w:p>
+    <w:p>
+      <w:r>
+        <w:t>Kontrollfrage. Welche Entscheidung waere falsch, wenn Einstieg / Wirkungsfrage in WM-V9 missverstanden wird? Die Antwort muss mindestens eine Daten- oder Quellenannahme, eine betroffene Gruppe oder Schutzdimension, eine moegliche Nebenwirkung und einen Rueckkopplungsschritt nennen. Richtig ist nicht die lauteste Bewertung, sondern diejenige, die Begriff, Beleg und Steuerungsfolge zusammenhaelt.</w:t>
+      </w:r>
+    </w:p>
+    <w:p>
+      <w:r>
+        <w:t>Steuerung und Rueckkopplung. Die Grenze gegen Scheingenauigkeit verlaeuft bei Skript / Folien (Lernseite) nicht zwischen Optimismus und Pessimismus. Sie verlaeuft zwischen offengelegter Unsicherheit und rhetorischer Sicherheit. Wer Kommunikation ohne Impact-Washing belastbar anwenden will, benennt Systemgrenze, Zeitraum, Vergleichspunkt und offene Gegenhypothese. Gerade dadurch bleibt das Skript anschlussfaehig fuer Forschung, Praxis und spaetere Revision.</w:t>
+      </w:r>
+    </w:p>
+    <w:p>
+      <w:r>
+        <w:t>Fuer die Pruefung ist Skript / Folien (Lernseite) dann verstanden, wenn daraus eine belastbare Fallantwort entsteht. Eine gute Antwort unterscheidet Beobachtung, Kausalannahme, Bewertung und Steuerungsfolge. Sie bewertet keine Menschen, sondern Wirkpfade, Zustandsveraenderungen, Risiken und institutionelle Bedingungen.</w:t>
+      </w:r>
+    </w:p>
+    <w:p>
+      <w:r>
+        <w:t>Pruefungsnahe Anwendung. Transferaufgabe zeigt, warum Kommunikation ohne Impact-Washing mehr ist als ein Schlagwort im Feld oeffentliche Resonanzraeume, Sprache, Vertrauen, Quellenklarheit und demokratische Rueckkopplung. Die wirkungsoekonomische Frage lautet: Welche reale Veraenderung wird moeglich, welche bleibt nur Potenzial und wo entsteht ein Wirkungsrisiko? Diese Unterscheidung schuetzt vor Impact-Washing, weil sie Absicht, Aktivitaet, Reichweite und Wirkung auseinanderhaelt.</w:t>
+      </w:r>
+    </w:p>
+    <w:p>
+      <w:r>
+        <w:t>Eine Kommune, ein Unternehmen oder eine Bildungsorganisation will Kommunikation ohne Impact-Washing praktisch anwenden. Der erste Schritt ist nicht die Auswahl eines Instruments, sondern die Klaerung der Zustandsveraenderung. Bei Transferaufgabe muss deshalb benannt werden, wer betroffen ist, welcher Zustand sich veraendert, welche Frist gilt und welche Gegenbeobachtung die Annahme widerlegen wuerde. Erst danach entsteht eine begruendete Entscheidung im Feld Strategie, Prozess, Budget, Verantwortlichkeit oder Kommunikationsregel.</w:t>
+      </w:r>
+    </w:p>
+    <w:p>
+      <w:r>
+        <w:t>Rueckfluss. Fuer den WOE-Korpus bedeutet das: Begriffe aus Kommunikation ohne Impact-Washing sollten dort geschaerft werden, wo sie in Glossar, Werkzeugen, Journal oder Readern doppeldeutig bleiben. Offene Forschungsfragen werden nicht versteckt. Sie markieren die Stelle, an der spaetere Evidenz, ein besserer Datensatz oder eine praezisere Fallstudie die Bewertung veraendern kann.</w:t>
+      </w:r>
+    </w:p>
+    <w:p>
+      <w:r>
+        <w:t>Transfer in den WOE-Korpus. In WM-V9 muss Praxisbeispiel immer mit Empfaengern gelesen werden. Wirkung entsteht nicht beim Sender, sondern an veraenderten Zustaenden von Menschen, Oekosystemen, Institutionen, Oeffentlichkeit oder kuenftigen Handlungsspielraeumen. Darum reicht es nicht, interne Aktivitaeten zu dokumentieren. Entscheidend ist, ob sich ein Zustand nachvollziehbar veraendert und ob diese Veraenderung im Referenzrahmen Mensch, Planet, Demokratie, SDGs, Agenda 2030 und SDG+ tragfaehig bewertet werden kann.</w:t>
+      </w:r>
+    </w:p>
+    <w:p>
+      <w:r>
+        <w:t>Ein Bericht behauptet, die Massnahme zu Kommunikation ohne Impact-Washing sei erfolgreich. Die WOE-Lesart fragt bei Praxisbeispiel nach belastbaren Nachweisen: Managementroutine, Stakeholder-Rueckmeldung, Prozessdaten, Entscheidungsprotokoll und Lernschleife. Wenn diese Nachweise fehlen, bleibt die Aussage Wirkungspotenzial oder Kommunikationsbehauptung. Sie kann wichtig sein, aber sie ist noch keine belegte Wirkung.</w:t>
+      </w:r>
+    </w:p>
+    <w:p>
+      <w:r>
+        <w:t>Grenzen der Aussage. Wissenschaftliche Anschlussfaehigkeit entsteht hier durch Quellenklarheit. Bei Wirkungsökonomische Vertiefung werden interne WOE-Begriffe nicht als Ersatz fuer Belege benutzt, sondern mit Wirkungsradar, Journal, Glossar, Resonanz- und Quellenklarheitskapitel verbunden. Wo die Datenlage offen bleibt, wird das offengelegt. Wo eine Aussage nur plausibel ist, bleibt sie als Wirkungspotenzial markiert. Wo ein Schaden eine rote Linie beruehrt, greift Nichtkompensation vor Durchschnittslogik.</w:t>
+      </w:r>
+    </w:p>
+    <w:p>
+      <w:r>
+        <w:t>In einer kontroversen Entscheidung wirkt Wirkungsökonomische Vertiefung als Pruefpunkt fuer Ambivalenz. Ein Nutzen fuer eine Gruppe kann mit Risiken fuer andere Wirkungsempfaenger einhergehen. Das Skript verlangt deshalb, positive und negative Zustandsveraenderungen getrennt zu fuehren, bevor von positiver Netto-Wirkung gesprochen wird.</w:t>
+      </w:r>
+    </w:p>
+    <w:p>
+      <w:r>
+        <w:t>Kontrollfrage. Welche Entscheidung waere falsch, wenn Wirkungsökonomische Vertiefung in WM-V9 missverstanden wird? Die Antwort muss mindestens eine Daten- oder Quellenannahme, eine betroffene Gruppe oder Schutzdimension, eine moegliche Nebenwirkung und einen Rueckkopplungsschritt nennen. Richtig ist nicht die lauteste Bewertung, sondern diejenige, die Begriff, Beleg und Steuerungsfolge zusammenhaelt.</w:t>
       </w:r>
     </w:p>
     <w:p>
@@ -3451,132 +3426,107 @@
         <w:pStyle w:val="Heading3"/>
       </w:pPr>
       <w:r>
-        <w:t>Abschlusskommentar 2: Lesen, pruefen, rueckkoppeln</w:t>
-      </w:r>
-    </w:p>
-    <w:p>
-      <w:r>
-        <w:t>Die folgende Verdichtung fuehrt die vorhandenen Kapitel nicht als Wiederholung, sondern als Anwendung zusammen. Wirkungskompetenz entsteht, wenn dieselbe begriffliche Strenge in Fallanalyse, Datenarbeit, Kommunikation, Governance und Entscheidungspraxis wiedererkannt wird.</w:t>
-      </w:r>
-    </w:p>
-    <w:p>
-      <w:r>
-        <w:t>Grenze gegen Scheingenauigkeit. Gerade bei Einstieg / Wirkungsfrage ist Praezision wichtiger als grosse Begriffe. Eine Wirkungsaussage bleibt schwach, wenn sie nur Aktivitaet, Reichweite, Absicht oder Image beschreibt. Stark wird sie erst, wenn sie die Zustandsveraenderung und ihre Bedingungen offenlegt. In WM-V9 ist deshalb entscheidend, praezise Sprache die erste Sicherung gegen Impact-Washing bildet. Die Fehlerlinie verlaeuft nicht zwischen Optimismus und Pessimismus, sondern zwischen offengelegter Unsicherheit und rhetorischer Sicherheit ohne Pruefpfad.</w:t>
-      </w:r>
-    </w:p>
-    <w:p>
-      <w:r>
-        <w:t>Pruefungsnahe Lesart. Aus Video-/Audio-Vorlesung laesst sich eine gute Transferfrage ableiten: Welche Entscheidung waere falsch, wenn dieser Abschnitt missverstanden wird? Fuer Kommunikation ohne Impact-Washing lautet die Antwort meist nicht einfach "mehr Wirkung", sondern genauer: bessere Unterscheidung, sauberere Daten, klarere Schutzlinie und rueckgekoppelte Steuerung. Mindestens ein direkter und ein indirekter Wirkpfad muessen nachvollziehbar sein. Wer das im Fall anwenden kann, hat den Kern der Vorlesung verstanden; wer nur Definitionen wiederholt, bleibt unter dem Anspruch der Akademie.</w:t>
-      </w:r>
-    </w:p>
-    <w:p>
-      <w:r>
-        <w:t>Fallfenster zur Anwendung. Ein Kommunikationsbericht nennt viele Aktivitaeten, Reichweiten und Rueckmeldungen. Die V1-Pruefung fragt, ob daraus eine belastbare Wirkungsaussage folgt. Wenn nur Kontakte, Klicks oder Zustimmung vorliegen, bleibt die Aussage im Bereich Wirkungspotenzial oder Resonanz, nicht im Bereich nachgewiesener Wirkung. Bezogen auf Kommunikation ohne Impact-Washing heisst das: Die Analyse muss das konkrete Thema ernst nehmen und zugleich den allgemeinen WÖk-Massstab halten. Es geht nicht darum, Akteure moralisch zu sortieren. Es geht darum, Wirkpfade, Wirkungsempfaenger, Datenqualitaet, Risiken und Rueckkopplung so zu beschreiben, dass bessere Entscheidungen moeglich werden.</w:t>
-      </w:r>
-    </w:p>
-    <w:p>
-      <w:r>
-        <w:t>Daten- und Quellenklarheit. Der Abschnitt Transkript (Gerüst) ist in WM-V9 kein Zusatzwissen, sondern ein Pruefstein fuer die Grundfrage des Skripts: Was veraendert sich, bei wem, wodurch und mit welcher Rueckkopplung? Fuer Kommunikation ohne Impact-Washing wird daran sichtbar, dass jede Bewertung nur so belastbar ist wie Datenlage, Quellenstatus, Aktualitaet und Systemgrenze. Die fachliche Grenze liegt dort, wo Lernende eine Zahl ohne Einheit, Zeitraum oder Erhebungslogik als Beweis nutzen. Die saubere Lesart trennt deshalb Beobachtung, Kausalannahme, Bewertung und Steuerungsfolge. In der Anwendung sollte daraus mindestens eine konkrete Strategie, Prozess, Budget, Zielkonflikt oder Kommunikationsregel abgeleitet werden; sonst bleibt das Wissen erklaerend, aber nicht steuerungsfaehig.</w:t>
-      </w:r>
-    </w:p>
-    <w:p>
-      <w:r>
-        <w:t>Anwendung auf Skript / Folien (Lernseite). In einer Fallanalyse beginnt dieser Punkt nicht mit einer Meinung, sondern mit einer belastbaren Beschreibung. Wer WM-V9 pruefungsnah liest, fragt zuerst nach Wirkungsempfaengern, Wirkraum, Zeitraum und Datenquelle. Erst danach folgt die Bewertung im Referenzrahmen Mensch, Planet, Demokratie, SDGs, Agenda 2030 und SDG+. Profile, Zielkonflikte und offene Punkte werden nebeneinander gefuehrt. Der typische Kurzschluss waere, ambivalente Befunde glaetten, damit eine eindeutige Botschaft entsteht. Genau dagegen setzt die WÖk die Pflicht, Wirkungspotenzial, Wirkungsrisiko und positive Netto-Wirkung begrifflich getrennt zu halten.</w:t>
-      </w:r>
-    </w:p>
-    <w:p>
-      <w:r>
-        <w:t>Pruefungsnahe Transferfrage. Formuliere zu WM-V9 eine Wirkungsaussage in drei Saetzen: Erstens den beobachteten oder plausiblen Zustand, zweitens die Daten- oder Quellenlage, drittens die offene Unsicherheit samt Rueckkopplung. Die Antwort muss ohne moralische Personenbewertung auskommen und darf Reichweite nicht mit Wirkung verwechseln.</w:t>
-      </w:r>
-    </w:p>
-    <w:p>
-      <w:r>
-        <w:t>Evidenzregel. Transferaufgabe darf im Skript nicht als dekorativer Begriff stehen bleiben. Der Abschnitt traegt nur dann, wenn er eine pruefbare Aussage erlaubt: Welche Quelle stuetzt die Annahme, welche Unsicherheit bleibt offen und welche Gegenbeobachtung wuerde die Bewertung veraendern? Fuer Kommunikation ohne Impact-Washing heisst das, dass schwere zentrale Schaeden nicht durch beliebige positive Einzelwerte neutralisiert werden duerfen. Die Studierenden sollen nicht lernen, einen Score nachzusprechen. Sie sollen erkennen, wann ein Score klaert, wann er verdeckt und wann eine rote Linie die Durchschnittslogik stoppt.</w:t>
-      </w:r>
-    </w:p>
-    <w:p>
-      <w:r>
-        <w:t>Fallfenster zur Anwendung. Eine Organisation plant eine Massnahme und formuliert dazu eine positive Absicht. In der WÖk reicht das nicht. Fuer diese Vorlesung muss sichtbar werden, welche Zustandsveraenderung erwartet wird, welche Empfaenger direkt oder indirekt betroffen sind, welche Nebenwirkungen entstehen koennen und welche Entscheidung spaeter korrigiert wird. Bezogen auf Kommunikation ohne Impact-Washing heisst das: Die Analyse muss das konkrete Thema ernst nehmen und zugleich den allgemeinen WÖk-Massstab halten. Es geht nicht darum, Akteure moralisch zu sortieren. Es geht darum, Wirkpfade, Wirkungsempfaenger, Datenqualitaet, Risiken und Rueckkopplung so zu beschreiben, dass bessere Entscheidungen moeglich werden.</w:t>
-      </w:r>
-    </w:p>
-    <w:p>
-      <w:r>
-        <w:t>Transfer in Wirkungsmanagement. Praxisbeispiel verbindet die inhaltliche Deutung mit der spaeteren Praxis. Eine Organisation kann zu Kommunikation ohne Impact-Washing sehr ueberzeugend kommunizieren und trotzdem an eine Methodik einzufuehren, ohne Entscheidungsmacht, Datenpflichten und Korrekturroutinen mitzudenken scheitern. Darum muss die V1-Fassung immer auch nach Governance fragen: Wer erhebt Daten, wer bewertet sie, wer traegt die Folgen, wer kann widersprechen und wann wird eine Entscheidung korrigiert? Jeder Analyseblock fragt nach der Routine, die nach der Bewertung angepasst wird. So wird aus einem Lehrkapitel eine verantwortbare Arbeitsroutine.</w:t>
-      </w:r>
-    </w:p>
-    <w:p>
-      <w:r>
-        <w:t>Grenze gegen Scheingenauigkeit. Gerade bei Wirkungsökonomische Vertiefung ist Praezision wichtiger als grosse Begriffe. Eine Wirkungsaussage bleibt schwach, wenn sie nur Aktivitaet, Reichweite, Absicht oder Image beschreibt. Stark wird sie erst, wenn sie die Zustandsveraenderung und ihre Bedingungen offenlegt. In WM-V9 ist deshalb entscheidend, Wirkungsbewertung Verfahren, Rechte, Transparenz und Korrektur braucht. Die Fehlerlinie verlaeuft nicht zwischen Optimismus und Pessimismus, sondern zwischen offengelegter Unsicherheit und rhetorischer Sicherheit ohne Pruefpfad.</w:t>
-      </w:r>
-    </w:p>
-    <w:p>
-      <w:r>
-        <w:t>Pruefungsnahe Lesart. Aus Prüfungsrelevanz laesst sich eine gute Transferfrage ableiten: Welche Entscheidung waere falsch, wenn dieser Abschnitt missverstanden wird? Fuer Kommunikation ohne Impact-Washing lautet die Antwort meist nicht einfach "mehr Wirkung", sondern genauer: bessere Unterscheidung, sauberere Daten, klarere Schutzlinie und rueckgekoppelte Steuerung. Pruefungsfragen verbinden Begriff, Anwendung, Evidenz und rote Linie. Wer das im Fall anwenden kann, hat den Kern der Vorlesung verstanden; wer nur Definitionen wiederholt, bleibt unter dem Anspruch der Akademie.</w:t>
-      </w:r>
-    </w:p>
-    <w:p>
-      <w:r>
-        <w:t>Fallfenster zur Anwendung. Eine Fuehrungsentscheidung erzeugt zugleich Nutzen und Risiken. Die WÖk behandelt Ambivalenz nicht als Stoerung, sondern als Kern der Analyse. Positive Netto-Wirkung darf erst behauptet werden, wenn zentrale negative Wirkungen getrennt geprueft und rote Linien gewahrt sind. Bezogen auf Kommunikation ohne Impact-Washing heisst das: Die Analyse muss das konkrete Thema ernst nehmen und zugleich den allgemeinen WÖk-Massstab halten. Es geht nicht darum, Akteure moralisch zu sortieren. Es geht darum, Wirkpfade, Wirkungsempfaenger, Datenqualitaet, Risiken und Rueckkopplung so zu beschreiben, dass bessere Entscheidungen moeglich werden.</w:t>
-      </w:r>
-    </w:p>
-    <w:p>
-      <w:r>
-        <w:t>Organisationale Umsetzung. Der Abschnitt Lernziele ist in WM-V9 kein Zusatzwissen, sondern ein Pruefstein fuer die Grundfrage des Skripts: Was veraendert sich, bei wem, wodurch und mit welcher Rueckkopplung? Fuer Kommunikation ohne Impact-Washing wird daran sichtbar, dass WÖk-Begriffe im Alltag nur tragen, wenn sie in Routinen uebersetzt werden. Die fachliche Grenze liegt dort, wo Lernende Verantwortung an eine einzelne Nachhaltigkeitsfunktion auslagern. Die saubere Lesart trennt deshalb Beobachtung, Kausalannahme, Bewertung und Steuerungsfolge. In der Anwendung sollte daraus mindestens eine konkrete Strategie, Prozess, Budget, Zielkonflikt oder Kommunikationsregel abgeleitet werden; sonst bleibt das Wissen erklaerend, aber nicht steuerungsfaehig.</w:t>
-      </w:r>
-    </w:p>
-    <w:p>
-      <w:r>
-        <w:t>Pruefungsnahe Transferfrage. Formuliere zu WM-V9 eine Wirkungsaussage in drei Saetzen: Erstens den beobachteten oder plausiblen Zustand, zweitens die Daten- oder Quellenlage, drittens die offene Unsicherheit samt Rueckkopplung. Die Antwort muss ohne moralische Personenbewertung auskommen und darf Reichweite nicht mit Wirkung verwechseln.</w:t>
-      </w:r>
-    </w:p>
-    <w:p>
-      <w:r>
-        <w:t>Anwendung auf Einleitung / Wirkungsfrage. In einer Fallanalyse beginnt dieser Punkt nicht mit einer Meinung, sondern mit einer belastbaren Beschreibung. Wer WM-V9 pruefungsnah liest, fragt zuerst nach Wirkungsempfaengern, Wirkraum, Zeitraum und Datenquelle. Erst danach folgt die Bewertung im Referenzrahmen Mensch, Planet, Demokratie, SDGs, Agenda 2030 und SDG+. Gute Kommunikation unterscheidet Befund, Annahme und normative Bewertung. Der typische Kurzschluss waere, Eindeutigkeit behaupten, wo die Datenlage nur Potenzial oder Risiko traegt. Genau dagegen setzt die WÖk die Pflicht, Wirkungspotenzial, Wirkungsrisiko und positive Netto-Wirkung begrifflich getrennt zu halten.</w:t>
-      </w:r>
-    </w:p>
-    <w:p>
-      <w:r>
-        <w:t>Evidenzregel. Kernaussage darf im Skript nicht als dekorativer Begriff stehen bleiben. Der Abschnitt traegt nur dann, wenn er eine pruefbare Aussage erlaubt: Welche Quelle stuetzt die Annahme, welche Unsicherheit bleibt offen und welche Gegenbeobachtung wuerde die Bewertung veraendern? Fuer Kommunikation ohne Impact-Washing heisst das, dass jede Wirkungsaussage eine Grenze zieht und diese Grenze begruenden muss. Die Studierenden sollen nicht lernen, einen Score nachzusprechen. Sie sollen erkennen, wann ein Score klaert, wann er verdeckt und wann eine rote Linie die Durchschnittslogik stoppt.</w:t>
-      </w:r>
-    </w:p>
-    <w:p>
-      <w:r>
-        <w:t>Fallfenster zur Anwendung. Ein Controlling-Team moechte einen Score bilden. Das Skript verlangt, dass Datenqualitaet, Systemgrenzen, Gewichtung, Unsicherheit und Nichtkompensation sichtbar bleiben. Ein Score darf die Diskussion nicht beenden, sondern muss bessere Fragen, Priorisierung und Rueckkopplung ermoeglichen. Bezogen auf Kommunikation ohne Impact-Washing heisst das: Die Analyse muss das konkrete Thema ernst nehmen und zugleich den allgemeinen WÖk-Massstab halten. Es geht nicht darum, Akteure moralisch zu sortieren. Es geht darum, Wirkpfade, Wirkungsempfaenger, Datenqualitaet, Risiken und Rueckkopplung so zu beschreiben, dass bessere Entscheidungen moeglich werden.</w:t>
-      </w:r>
-    </w:p>
-    <w:p>
-      <w:r>
-        <w:t>Transfer in Wirkungsmanagement. Quelltext und fachliche Grundlegung verbindet die inhaltliche Deutung mit der spaeteren Praxis. Eine Organisation kann zu Kommunikation ohne Impact-Washing sehr ueberzeugend kommunizieren und trotzdem an eine Methodik einzufuehren, ohne Entscheidungsmacht, Datenpflichten und Korrekturroutinen mitzudenken scheitern. Darum muss die V1-Fassung immer auch nach Governance fragen: Wer erhebt Daten, wer bewertet sie, wer traegt die Folgen, wer kann widersprechen und wann wird eine Entscheidung korrigiert? Szenarien pruefen Sofortwirkung, Folgewirkung und Reversibilitaet getrennt. So wird aus einem Lehrkapitel eine verantwortbare Arbeitsroutine.</w:t>
-      </w:r>
-    </w:p>
-    <w:p>
-      <w:r>
-        <w:t>Grenze gegen Scheingenauigkeit. Gerade bei Einstieg / Wirkungsfrage ist Praezision wichtiger als grosse Begriffe. Eine Wirkungsaussage bleibt schwach, wenn sie nur Aktivitaet, Reichweite, Absicht oder Image beschreibt. Stark wird sie erst, wenn sie die Zustandsveraenderung und ihre Bedingungen offenlegt. In WM-V9 ist deshalb entscheidend, Wirkung nicht am Sender, sondern an veraenderten Zustanden der Empfaenger geprueft wird. Die Fehlerlinie verlaeuft nicht zwischen Optimismus und Pessimismus, sondern zwischen offengelegter Unsicherheit und rhetorischer Sicherheit ohne Pruefpfad.</w:t>
-      </w:r>
-    </w:p>
-    <w:p>
-      <w:r>
-        <w:t>Pruefungsnahe Lesart. Aus Video-/Audio-Vorlesung laesst sich eine gute Transferfrage ableiten: Welche Entscheidung waere falsch, wenn dieser Abschnitt missverstanden wird? Fuer Kommunikation ohne Impact-Washing lautet die Antwort meist nicht einfach "mehr Wirkung", sondern genauer: bessere Unterscheidung, sauberere Daten, klarere Schutzlinie und rueckgekoppelte Steuerung. Jede Schlussfolgerung endet mit Entscheidung, Verantwortlichkeit und Termin fuer Rueckpruefung. Wer das im Fall anwenden kann, hat den Kern der Vorlesung verstanden; wer nur Definitionen wiederholt, bleibt unter dem Anspruch der Akademie.</w:t>
-      </w:r>
-    </w:p>
-    <w:p>
-      <w:r>
-        <w:t>Fallfenster zur Anwendung. Ein Kommunikationsbericht nennt viele Aktivitaeten, Reichweiten und Rueckmeldungen. Die V1-Pruefung fragt, ob daraus eine belastbare Wirkungsaussage folgt. Wenn nur Kontakte, Klicks oder Zustimmung vorliegen, bleibt die Aussage im Bereich Wirkungspotenzial oder Resonanz, nicht im Bereich nachgewiesener Wirkung. Bezogen auf Kommunikation ohne Impact-Washing heisst das: Die Analyse muss das konkrete Thema ernst nehmen und zugleich den allgemeinen WÖk-Massstab halten. Es geht nicht darum, Akteure moralisch zu sortieren. Es geht darum, Wirkpfade, Wirkungsempfaenger, Datenqualitaet, Risiken und Rueckkopplung so zu beschreiben, dass bessere Entscheidungen moeglich werden.</w:t>
-      </w:r>
-    </w:p>
-    <w:p>
-      <w:r>
-        <w:t>Pruefungsnahe Transferfrage. Formuliere zu WM-V9 eine Wirkungsaussage in drei Saetzen: Erstens den beobachteten oder plausiblen Zustand, zweitens die Daten- oder Quellenlage, drittens die offene Unsicherheit samt Rueckkopplung. Die Antwort muss ohne moralische Personenbewertung auskommen und darf Reichweite nicht mit Wirkung verwechseln.</w:t>
-      </w:r>
-    </w:p>
-    <w:p>
-      <w:r>
-        <w:t>Wissenschaftliche Anschlussfaehigkeit. Der Abschnitt Transkript (Gerüst) ist in WM-V9 kein Zusatzwissen, sondern ein Pruefstein fuer die Grundfrage des Skripts: Was veraendert sich, bei wem, wodurch und mit welcher Rueckkopplung? Fuer Kommunikation ohne Impact-Washing wird daran sichtbar, dass WÖk-Aussagen mit bestehenden Begriffen, Studien, Standards und Rechtsrahmen in Beziehung stehen muessen. Die fachliche Grenze liegt dort, wo Lernende hausinterne Sprache als Ersatz fuer zitierfaehige Begruendung verwenden. Die saubere Lesart trennt deshalb Beobachtung, Kausalannahme, Bewertung und Steuerungsfolge. In der Anwendung sollte daraus mindestens eine konkrete Strategie, Prozess, Budget, Zielkonflikt oder Kommunikationsregel abgeleitet werden; sonst bleibt das Wissen erklaerend, aber nicht steuerungsfaehig.</w:t>
-      </w:r>
-    </w:p>
-    <w:p>
-      <w:r>
-        <w:t>Anwendung auf Skript / Folien (Lernseite). In einer Fallanalyse beginnt dieser Punkt nicht mit einer Meinung, sondern mit einer belastbaren Beschreibung. Wer WM-V9 pruefungsnah liest, fragt zuerst nach Wirkungsempfaengern, Wirkraum, Zeitraum und Datenquelle. Erst danach folgt die Bewertung im Referenzrahmen Mensch, Planet, Demokratie, SDGs, Agenda 2030 und SDG+. Die Analyse markiert Stoppsignale vor jeder Portfolio- oder Score-Debatte. Der typische Kurzschluss waere, ein gutes Teilresultat gegen zentrale Schaeden aufrechnen. Genau dagegen setzt die WÖk die Pflicht, Wirkungspotenzial, Wirkungsrisiko und positive Netto-Wirkung begrifflich getrennt zu halten.</w:t>
+        <w:t>Schlussvertiefung 2: Kommunikation ohne Impact-Washing im Anwendungsfall</w:t>
+      </w:r>
+    </w:p>
+    <w:p>
+      <w:r>
+        <w:t>Die folgenden Abschnitte sind keine neue Pruefungsloesung. Sie verdichten die vorhandenen Kapitel zu einer Lesart, mit der Studierende einen Fall selbststaendig analysieren koennen. Im Mittelpunkt stehen oeffentliche Resonanzraeume, Sprache, Vertrauen, Quellenklarheit und demokratische Rueckkopplung, nicht moralische Personenbewertung.</w:t>
+      </w:r>
+    </w:p>
+    <w:p>
+      <w:r>
+        <w:t>Begriffliche Schlussklaerung. In Wirkungsmanagement wird Begriffliche Präzision erst steuerungsfaehig, wenn daraus eine Entscheidung folgt. Fuehrung, Strategie, Controlling, Einkauf, Kommunikation und Kultur muessen denselben Wirkungsbegriff verwenden. Ohne diese Rueckkopplung bleibt Reporting eine Beschreibung. Mit Rueckkopplung wird aus Bewertung eine veraenderte Routine: ein anderer Prozess, ein geaenderter Anreiz, eine bessere Datenpflicht, eine korrigierte Kommunikation oder eine neue Priorisierung.</w:t>
+      </w:r>
+    </w:p>
+    <w:p>
+      <w:r>
+        <w:t>Die typische Fehlstelle bei Kommunikation ohne Impact-Washing liegt darin, Reichweite, Zustimmung oder Lautstaerke als Wirkung auszugeben. Bei Begriffliche Präzision wird diese Fehlstelle konkret: Ein scheinbar plausibler Befund darf nicht zur Abkuerzung werden. Quellen, Systemgrenzen, Unsicherheit und Rueckkopplung bleiben sichtbar.</w:t>
+      </w:r>
+    </w:p>
+    <w:p>
+      <w:r>
+        <w:t>Wirkpfad und Empfaenger. Die Grenze gegen Scheingenauigkeit verlaeuft bei Wirkpfad nicht zwischen Optimismus und Pessimismus. Sie verlaeuft zwischen offengelegter Unsicherheit und rhetorischer Sicherheit. Wer Kommunikation ohne Impact-Washing belastbar anwenden will, benennt Systemgrenze, Zeitraum, Vergleichspunkt und offene Gegenhypothese. Gerade dadurch bleibt das Skript anschlussfaehig fuer Forschung, Praxis und spaetere Revision.</w:t>
+      </w:r>
+    </w:p>
+    <w:p>
+      <w:r>
+        <w:t>Fuer die Pruefung ist Wirkpfad dann verstanden, wenn daraus eine belastbare Fallantwort entsteht. Eine gute Antwort unterscheidet Beobachtung, Kausalannahme, Bewertung und Steuerungsfolge. Sie bewertet keine Menschen, sondern Wirkpfade, Zustandsveraenderungen, Risiken und institutionelle Bedingungen.</w:t>
+      </w:r>
+    </w:p>
+    <w:p>
+      <w:r>
+        <w:t>Daten, Quellen und Evidenz. Leitthese zeigt, warum Kommunikation ohne Impact-Washing mehr ist als ein Schlagwort im Feld oeffentliche Resonanzraeume, Sprache, Vertrauen, Quellenklarheit und demokratische Rueckkopplung. Die wirkungsoekonomische Frage lautet: Welche reale Veraenderung wird moeglich, welche bleibt nur Potenzial und wo entsteht ein Wirkungsrisiko? Diese Unterscheidung schuetzt vor Impact-Washing, weil sie Absicht, Aktivitaet, Reichweite und Wirkung auseinanderhaelt.</w:t>
+      </w:r>
+    </w:p>
+    <w:p>
+      <w:r>
+        <w:t>Eine Kommune, ein Unternehmen oder eine Bildungsorganisation will Kommunikation ohne Impact-Washing praktisch anwenden. Der erste Schritt ist nicht die Auswahl eines Instruments, sondern die Klaerung der Zustandsveraenderung. Bei Leitthese muss deshalb benannt werden, wer betroffen ist, welcher Zustand sich veraendert, welche Frist gilt und welche Gegenbeobachtung die Annahme widerlegen wuerde. Erst danach entsteht eine begruendete Entscheidung im Feld Strategie, Prozess, Budget, Verantwortlichkeit oder Kommunikationsregel.</w:t>
+      </w:r>
+    </w:p>
+    <w:p>
+      <w:r>
+        <w:t>Bewertung und rote Linien. In WM-V9 muss Didaktische Einordnung im Studiengang immer mit Empfaengern gelesen werden. Wirkung entsteht nicht beim Sender, sondern an veraenderten Zustaenden von Menschen, Oekosystemen, Institutionen, Oeffentlichkeit oder kuenftigen Handlungsspielraeumen. Darum reicht es nicht, interne Aktivitaeten zu dokumentieren. Entscheidend ist, ob sich ein Zustand nachvollziehbar veraendert und ob diese Veraenderung im Referenzrahmen Mensch, Planet, Demokratie, SDGs, Agenda 2030 und SDG+ tragfaehig bewertet werden kann.</w:t>
+      </w:r>
+    </w:p>
+    <w:p>
+      <w:r>
+        <w:t>Ein Bericht behauptet, die Massnahme zu Kommunikation ohne Impact-Washing sei erfolgreich. Die WOE-Lesart fragt bei Didaktische Einordnung im Studiengang nach belastbaren Nachweisen: Managementroutine, Stakeholder-Rueckmeldung, Prozessdaten, Entscheidungsprotokoll und Lernschleife. Wenn diese Nachweise fehlen, bleibt die Aussage Wirkungspotenzial oder Kommunikationsbehauptung. Sie kann wichtig sein, aber sie ist noch keine belegte Wirkung.</w:t>
+      </w:r>
+    </w:p>
+    <w:p>
+      <w:r>
+        <w:t>Kontrollfrage. Welche Entscheidung waere falsch, wenn Didaktische Einordnung im Studiengang in WM-V9 missverstanden wird? Die Antwort muss mindestens eine Daten- oder Quellenannahme, eine betroffene Gruppe oder Schutzdimension, eine moegliche Nebenwirkung und einen Rueckkopplungsschritt nennen. Richtig ist nicht die lauteste Bewertung, sondern diejenige, die Begriff, Beleg und Steuerungsfolge zusammenhaelt.</w:t>
+      </w:r>
+    </w:p>
+    <w:p>
+      <w:r>
+        <w:t>Rueckfluss. Fuer den WOE-Korpus bedeutet das: Begriffe aus Kommunikation ohne Impact-Washing sollten dort geschaerft werden, wo sie in Glossar, Werkzeugen, Journal oder Readern doppeldeutig bleiben. Offene Forschungsfragen werden nicht versteckt. Sie markieren die Stelle, an der spaetere Evidenz, ein besserer Datensatz oder eine praezisere Fallstudie die Bewertung veraendern kann.</w:t>
+      </w:r>
+    </w:p>
+    <w:p>
+      <w:r>
+        <w:t>Steuerung und Rueckkopplung. Wissenschaftliche Anschlussfaehigkeit entsteht hier durch Quellenklarheit. Bei Analysemodell werden interne WOE-Begriffe nicht als Ersatz fuer Belege benutzt, sondern mit Wirkungsradar, Journal, Glossar, Resonanz- und Quellenklarheitskapitel verbunden. Wo die Datenlage offen bleibt, wird das offengelegt. Wo eine Aussage nur plausibel ist, bleibt sie als Wirkungspotenzial markiert. Wo ein Schaden eine rote Linie beruehrt, greift Nichtkompensation vor Durchschnittslogik.</w:t>
+      </w:r>
+    </w:p>
+    <w:p>
+      <w:r>
+        <w:t>In einer kontroversen Entscheidung wirkt Analysemodell als Pruefpunkt fuer Ambivalenz. Ein Nutzen fuer eine Gruppe kann mit Risiken fuer andere Wirkungsempfaenger einhergehen. Das Skript verlangt deshalb, positive und negative Zustandsveraenderungen getrennt zu fuehren, bevor von positiver Netto-Wirkung gesprochen wird.</w:t>
+      </w:r>
+    </w:p>
+    <w:p>
+      <w:r>
+        <w:t>Pruefungsnahe Anwendung. In Wirkungsmanagement wird Modellformel erst steuerungsfaehig, wenn daraus eine Entscheidung folgt. Fuehrung, Strategie, Controlling, Einkauf, Kommunikation und Kultur muessen denselben Wirkungsbegriff verwenden. Ohne diese Rueckkopplung bleibt Reporting eine Beschreibung. Mit Rueckkopplung wird aus Bewertung eine veraenderte Routine: ein anderer Prozess, ein geaenderter Anreiz, eine bessere Datenpflicht, eine korrigierte Kommunikation oder eine neue Priorisierung.</w:t>
+      </w:r>
+    </w:p>
+    <w:p>
+      <w:r>
+        <w:t>Die typische Fehlstelle bei Kommunikation ohne Impact-Washing liegt darin, Reichweite, Zustimmung oder Lautstaerke als Wirkung auszugeben. Bei Modellformel wird diese Fehlstelle konkret: Ein scheinbar plausibler Befund darf nicht zur Abkuerzung werden. Quellen, Systemgrenzen, Unsicherheit und Rueckkopplung bleiben sichtbar.</w:t>
+      </w:r>
+    </w:p>
+    <w:p>
+      <w:r>
+        <w:t>Transfer in den WOE-Korpus. Die Grenze gegen Scheingenauigkeit verlaeuft bei Fallfenster nicht zwischen Optimismus und Pessimismus. Sie verlaeuft zwischen offengelegter Unsicherheit und rhetorischer Sicherheit. Wer Kommunikation ohne Impact-Washing belastbar anwenden will, benennt Systemgrenze, Zeitraum, Vergleichspunkt und offene Gegenhypothese. Gerade dadurch bleibt das Skript anschlussfaehig fuer Forschung, Praxis und spaetere Revision.</w:t>
+      </w:r>
+    </w:p>
+    <w:p>
+      <w:r>
+        <w:t>Fuer die Pruefung ist Fallfenster dann verstanden, wenn daraus eine belastbare Fallantwort entsteht. Eine gute Antwort unterscheidet Beobachtung, Kausalannahme, Bewertung und Steuerungsfolge. Sie bewertet keine Menschen, sondern Wirkpfade, Zustandsveraenderungen, Risiken und institutionelle Bedingungen.</w:t>
+      </w:r>
+    </w:p>
+    <w:p>
+      <w:r>
+        <w:t>Grenzen der Aussage. Prüfungsnahe Fallfragen ohne geschützte Antwortlogik zeigt, warum Kommunikation ohne Impact-Washing mehr ist als ein Schlagwort im Feld oeffentliche Resonanzraeume, Sprache, Vertrauen, Quellenklarheit und demokratische Rueckkopplung. Die wirkungsoekonomische Frage lautet: Welche reale Veraenderung wird moeglich, welche bleibt nur Potenzial und wo entsteht ein Wirkungsrisiko? Diese Unterscheidung schuetzt vor Impact-Washing, weil sie Absicht, Aktivitaet, Reichweite und Wirkung auseinanderhaelt.</w:t>
+      </w:r>
+    </w:p>
+    <w:p>
+      <w:r>
+        <w:t>Eine Kommune, ein Unternehmen oder eine Bildungsorganisation will Kommunikation ohne Impact-Washing praktisch anwenden. Der erste Schritt ist nicht die Auswahl eines Instruments, sondern die Klaerung der Zustandsveraenderung. Bei Prüfungsnahe Fallfragen ohne geschützte Antwortlogik muss deshalb benannt werden, wer betroffen ist, welcher Zustand sich veraendert, welche Frist gilt und welche Gegenbeobachtung die Annahme widerlegen wuerde. Erst danach entsteht eine begruendete Entscheidung im Feld Strategie, Prozess, Budget, Verantwortlichkeit oder Kommunikationsregel.</w:t>
+      </w:r>
+    </w:p>
+    <w:p>
+      <w:r>
+        <w:t>Kontrollfrage. Welche Entscheidung waere falsch, wenn Prüfungsnahe Fallfragen ohne geschützte Antwortlogik in WM-V9 missverstanden wird? Die Antwort muss mindestens eine Daten- oder Quellenannahme, eine betroffene Gruppe oder Schutzdimension, eine moegliche Nebenwirkung und einen Rueckkopplungsschritt nennen. Richtig ist nicht die lauteste Bewertung, sondern diejenige, die Begriff, Beleg und Steuerungsfolge zusammenhaelt.</w:t>
       </w:r>
     </w:p>
     <w:p>
@@ -3584,137 +3534,112 @@
         <w:pStyle w:val="Heading3"/>
       </w:pPr>
       <w:r>
-        <w:t>Abschlusskommentar 3: Lesen, pruefen, rueckkoppeln</w:t>
-      </w:r>
-    </w:p>
-    <w:p>
-      <w:r>
-        <w:t>Die folgende Verdichtung fuehrt die vorhandenen Kapitel nicht als Wiederholung, sondern als Anwendung zusammen. Wirkungskompetenz entsteht, wenn dieselbe begriffliche Strenge in Fallanalyse, Datenarbeit, Kommunikation, Governance und Entscheidungspraxis wiedererkannt wird.</w:t>
-      </w:r>
-    </w:p>
-    <w:p>
-      <w:r>
-        <w:t>Evidenzregel. Transferaufgabe darf im Skript nicht als dekorativer Begriff stehen bleiben. Der Abschnitt traegt nur dann, wenn er eine pruefbare Aussage erlaubt: Welche Quelle stuetzt die Annahme, welche Unsicherheit bleibt offen und welche Gegenbeobachtung wuerde die Bewertung veraendern? Fuer Kommunikation ohne Impact-Washing heisst das, dass praezise Sprache die erste Sicherung gegen Impact-Washing bildet. Die Studierenden sollen nicht lernen, einen Score nachzusprechen. Sie sollen erkennen, wann ein Score klaert, wann er verdeckt und wann eine rote Linie die Durchschnittslogik stoppt.</w:t>
-      </w:r>
-    </w:p>
-    <w:p>
-      <w:r>
-        <w:t>Fallfenster zur Anwendung. Eine Organisation plant eine Massnahme und formuliert dazu eine positive Absicht. In der WÖk reicht das nicht. Fuer diese Vorlesung muss sichtbar werden, welche Zustandsveraenderung erwartet wird, welche Empfaenger direkt oder indirekt betroffen sind, welche Nebenwirkungen entstehen koennen und welche Entscheidung spaeter korrigiert wird. Bezogen auf Kommunikation ohne Impact-Washing heisst das: Die Analyse muss das konkrete Thema ernst nehmen und zugleich den allgemeinen WÖk-Massstab halten. Es geht nicht darum, Akteure moralisch zu sortieren. Es geht darum, Wirkpfade, Wirkungsempfaenger, Datenqualitaet, Risiken und Rueckkopplung so zu beschreiben, dass bessere Entscheidungen moeglich werden.</w:t>
-      </w:r>
-    </w:p>
-    <w:p>
-      <w:r>
-        <w:t>Transfer in Wirkungsmanagement. Praxisbeispiel verbindet die inhaltliche Deutung mit der spaeteren Praxis. Eine Organisation kann zu Kommunikation ohne Impact-Washing sehr ueberzeugend kommunizieren und trotzdem an eine Methodik einzufuehren, ohne Entscheidungsmacht, Datenpflichten und Korrekturroutinen mitzudenken scheitern. Darum muss die V1-Fassung immer auch nach Governance fragen: Wer erhebt Daten, wer bewertet sie, wer traegt die Folgen, wer kann widersprechen und wann wird eine Entscheidung korrigiert? Mindestens ein direkter und ein indirekter Wirkpfad muessen nachvollziehbar sein. So wird aus einem Lehrkapitel eine verantwortbare Arbeitsroutine.</w:t>
-      </w:r>
-    </w:p>
-    <w:p>
-      <w:r>
-        <w:t>Grenze gegen Scheingenauigkeit. Gerade bei Wirkungsökonomische Vertiefung ist Praezision wichtiger als grosse Begriffe. Eine Wirkungsaussage bleibt schwach, wenn sie nur Aktivitaet, Reichweite, Absicht oder Image beschreibt. Stark wird sie erst, wenn sie die Zustandsveraenderung und ihre Bedingungen offenlegt. In WM-V9 ist deshalb entscheidend, jede Bewertung nur so belastbar ist wie Datenlage, Quellenstatus, Aktualitaet und Systemgrenze. Die Fehlerlinie verlaeuft nicht zwischen Optimismus und Pessimismus, sondern zwischen offengelegter Unsicherheit und rhetorischer Sicherheit ohne Pruefpfad.</w:t>
-      </w:r>
-    </w:p>
-    <w:p>
-      <w:r>
-        <w:t>Pruefungsnahe Transferfrage. Formuliere zu WM-V9 eine Wirkungsaussage in drei Saetzen: Erstens den beobachteten oder plausiblen Zustand, zweitens die Daten- oder Quellenlage, drittens die offene Unsicherheit samt Rueckkopplung. Die Antwort muss ohne moralische Personenbewertung auskommen und darf Reichweite nicht mit Wirkung verwechseln.</w:t>
-      </w:r>
-    </w:p>
-    <w:p>
-      <w:r>
-        <w:t>Pruefungsnahe Lesart. Aus Prüfungsrelevanz laesst sich eine gute Transferfrage ableiten: Welche Entscheidung waere falsch, wenn dieser Abschnitt missverstanden wird? Fuer Kommunikation ohne Impact-Washing lautet die Antwort meist nicht einfach "mehr Wirkung", sondern genauer: bessere Unterscheidung, sauberere Daten, klarere Schutzlinie und rueckgekoppelte Steuerung. Profile, Zielkonflikte und offene Punkte werden nebeneinander gefuehrt. Wer das im Fall anwenden kann, hat den Kern der Vorlesung verstanden; wer nur Definitionen wiederholt, bleibt unter dem Anspruch der Akademie.</w:t>
-      </w:r>
-    </w:p>
-    <w:p>
-      <w:r>
-        <w:t>Fallfenster zur Anwendung. Eine Fuehrungsentscheidung erzeugt zugleich Nutzen und Risiken. Die WÖk behandelt Ambivalenz nicht als Stoerung, sondern als Kern der Analyse. Positive Netto-Wirkung darf erst behauptet werden, wenn zentrale negative Wirkungen getrennt geprueft und rote Linien gewahrt sind. Bezogen auf Kommunikation ohne Impact-Washing heisst das: Die Analyse muss das konkrete Thema ernst nehmen und zugleich den allgemeinen WÖk-Massstab halten. Es geht nicht darum, Akteure moralisch zu sortieren. Es geht darum, Wirkpfade, Wirkungsempfaenger, Datenqualitaet, Risiken und Rueckkopplung so zu beschreiben, dass bessere Entscheidungen moeglich werden.</w:t>
-      </w:r>
-    </w:p>
-    <w:p>
-      <w:r>
-        <w:t>Nichtkompensation. Der Abschnitt Lernziele ist in WM-V9 kein Zusatzwissen, sondern ein Pruefstein fuer die Grundfrage des Skripts: Was veraendert sich, bei wem, wodurch und mit welcher Rueckkopplung? Fuer Kommunikation ohne Impact-Washing wird daran sichtbar, dass schwere zentrale Schaeden nicht durch beliebige positive Einzelwerte neutralisiert werden duerfen. Die fachliche Grenze liegt dort, wo Lernende eine Durchschnittslogik als moralische Entlastung verwenden. Die saubere Lesart trennt deshalb Beobachtung, Kausalannahme, Bewertung und Steuerungsfolge. In der Anwendung sollte daraus mindestens eine konkrete Strategie, Prozess, Budget, Zielkonflikt oder Kommunikationsregel abgeleitet werden; sonst bleibt das Wissen erklaerend, aber nicht steuerungsfaehig.</w:t>
-      </w:r>
-    </w:p>
-    <w:p>
-      <w:r>
-        <w:t>Anwendung auf Einleitung / Wirkungsfrage. In einer Fallanalyse beginnt dieser Punkt nicht mit einer Meinung, sondern mit einer belastbaren Beschreibung. Wer WM-V9 pruefungsnah liest, fragt zuerst nach Wirkungsempfaengern, Wirkraum, Zeitraum und Datenquelle. Erst danach folgt die Bewertung im Referenzrahmen Mensch, Planet, Demokratie, SDGs, Agenda 2030 und SDG+. Jeder Analyseblock fragt nach der Routine, die nach der Bewertung angepasst wird. Der typische Kurzschluss waere, Reporting als Abschluss behandeln. Genau dagegen setzt die WÖk die Pflicht, Wirkungspotenzial, Wirkungsrisiko und positive Netto-Wirkung begrifflich getrennt zu halten.</w:t>
-      </w:r>
-    </w:p>
-    <w:p>
-      <w:r>
-        <w:t>Evidenzregel. Kernaussage darf im Skript nicht als dekorativer Begriff stehen bleiben. Der Abschnitt traegt nur dann, wenn er eine pruefbare Aussage erlaubt: Welche Quelle stuetzt die Annahme, welche Unsicherheit bleibt offen und welche Gegenbeobachtung wuerde die Bewertung veraendern? Fuer Kommunikation ohne Impact-Washing heisst das, dass Wirkungsbewertung Verfahren, Rechte, Transparenz und Korrektur braucht. Die Studierenden sollen nicht lernen, einen Score nachzusprechen. Sie sollen erkennen, wann ein Score klaert, wann er verdeckt und wann eine rote Linie die Durchschnittslogik stoppt.</w:t>
-      </w:r>
-    </w:p>
-    <w:p>
-      <w:r>
-        <w:t>Fallfenster zur Anwendung. Ein Controlling-Team moechte einen Score bilden. Das Skript verlangt, dass Datenqualitaet, Systemgrenzen, Gewichtung, Unsicherheit und Nichtkompensation sichtbar bleiben. Ein Score darf die Diskussion nicht beenden, sondern muss bessere Fragen, Priorisierung und Rueckkopplung ermoeglichen. Bezogen auf Kommunikation ohne Impact-Washing heisst das: Die Analyse muss das konkrete Thema ernst nehmen und zugleich den allgemeinen WÖk-Massstab halten. Es geht nicht darum, Akteure moralisch zu sortieren. Es geht darum, Wirkpfade, Wirkungsempfaenger, Datenqualitaet, Risiken und Rueckkopplung so zu beschreiben, dass bessere Entscheidungen moeglich werden.</w:t>
-      </w:r>
-    </w:p>
-    <w:p>
-      <w:r>
-        <w:t>Transfer in Wirkungsmanagement. Quelltext und fachliche Grundlegung verbindet die inhaltliche Deutung mit der spaeteren Praxis. Eine Organisation kann zu Kommunikation ohne Impact-Washing sehr ueberzeugend kommunizieren und trotzdem an eine Methodik einzufuehren, ohne Entscheidungsmacht, Datenpflichten und Korrekturroutinen mitzudenken scheitern. Darum muss die V1-Fassung immer auch nach Governance fragen: Wer erhebt Daten, wer bewertet sie, wer traegt die Folgen, wer kann widersprechen und wann wird eine Entscheidung korrigiert? Pruefungsfragen verbinden Begriff, Anwendung, Evidenz und rote Linie. So wird aus einem Lehrkapitel eine verantwortbare Arbeitsroutine.</w:t>
-      </w:r>
-    </w:p>
-    <w:p>
-      <w:r>
-        <w:t>Pruefungsnahe Transferfrage. Formuliere zu WM-V9 eine Wirkungsaussage in drei Saetzen: Erstens den beobachteten oder plausiblen Zustand, zweitens die Daten- oder Quellenlage, drittens die offene Unsicherheit samt Rueckkopplung. Die Antwort muss ohne moralische Personenbewertung auskommen und darf Reichweite nicht mit Wirkung verwechseln.</w:t>
-      </w:r>
-    </w:p>
-    <w:p>
-      <w:r>
-        <w:t>Grenze gegen Scheingenauigkeit. Gerade bei Einstieg / Wirkungsfrage ist Praezision wichtiger als grosse Begriffe. Eine Wirkungsaussage bleibt schwach, wenn sie nur Aktivitaet, Reichweite, Absicht oder Image beschreibt. Stark wird sie erst, wenn sie die Zustandsveraenderung und ihre Bedingungen offenlegt. In WM-V9 ist deshalb entscheidend, WÖk-Begriffe im Alltag nur tragen, wenn sie in Routinen uebersetzt werden. Die Fehlerlinie verlaeuft nicht zwischen Optimismus und Pessimismus, sondern zwischen offengelegter Unsicherheit und rhetorischer Sicherheit ohne Pruefpfad.</w:t>
-      </w:r>
-    </w:p>
-    <w:p>
-      <w:r>
-        <w:t>Pruefungsnahe Lesart. Aus Video-/Audio-Vorlesung laesst sich eine gute Transferfrage ableiten: Welche Entscheidung waere falsch, wenn dieser Abschnitt missverstanden wird? Fuer Kommunikation ohne Impact-Washing lautet die Antwort meist nicht einfach "mehr Wirkung", sondern genauer: bessere Unterscheidung, sauberere Daten, klarere Schutzlinie und rueckgekoppelte Steuerung. Gute Kommunikation unterscheidet Befund, Annahme und normative Bewertung. Wer das im Fall anwenden kann, hat den Kern der Vorlesung verstanden; wer nur Definitionen wiederholt, bleibt unter dem Anspruch der Akademie.</w:t>
-      </w:r>
-    </w:p>
-    <w:p>
-      <w:r>
-        <w:t>Fallfenster zur Anwendung. Ein Kommunikationsbericht nennt viele Aktivitaeten, Reichweiten und Rueckmeldungen. Die V1-Pruefung fragt, ob daraus eine belastbare Wirkungsaussage folgt. Wenn nur Kontakte, Klicks oder Zustimmung vorliegen, bleibt die Aussage im Bereich Wirkungspotenzial oder Resonanz, nicht im Bereich nachgewiesener Wirkung. Bezogen auf Kommunikation ohne Impact-Washing heisst das: Die Analyse muss das konkrete Thema ernst nehmen und zugleich den allgemeinen WÖk-Massstab halten. Es geht nicht darum, Akteure moralisch zu sortieren. Es geht darum, Wirkpfade, Wirkungsempfaenger, Datenqualitaet, Risiken und Rueckkopplung so zu beschreiben, dass bessere Entscheidungen moeglich werden.</w:t>
-      </w:r>
-    </w:p>
-    <w:p>
-      <w:r>
-        <w:t>Systemgrenze. Der Abschnitt Transkript (Gerüst) ist in WM-V9 kein Zusatzwissen, sondern ein Pruefstein fuer die Grundfrage des Skripts: Was veraendert sich, bei wem, wodurch und mit welcher Rueckkopplung? Fuer Kommunikation ohne Impact-Washing wird daran sichtbar, dass jede Wirkungsaussage eine Grenze zieht und diese Grenze begruenden muss. Die fachliche Grenze liegt dort, wo Lernende nur den bequemen Ausschnitt betrachten. Die saubere Lesart trennt deshalb Beobachtung, Kausalannahme, Bewertung und Steuerungsfolge. In der Anwendung sollte daraus mindestens eine konkrete Strategie, Prozess, Budget, Zielkonflikt oder Kommunikationsregel abgeleitet werden; sonst bleibt das Wissen erklaerend, aber nicht steuerungsfaehig.</w:t>
-      </w:r>
-    </w:p>
-    <w:p>
-      <w:r>
-        <w:t>Anwendung auf Skript / Folien (Lernseite). In einer Fallanalyse beginnt dieser Punkt nicht mit einer Meinung, sondern mit einer belastbaren Beschreibung. Wer WM-V9 pruefungsnah liest, fragt zuerst nach Wirkungsempfaengern, Wirkraum, Zeitraum und Datenquelle. Erst danach folgt die Bewertung im Referenzrahmen Mensch, Planet, Demokratie, SDGs, Agenda 2030 und SDG+. Szenarien pruefen Sofortwirkung, Folgewirkung und Reversibilitaet getrennt. Der typische Kurzschluss waere, Momentnutzen als dauerhafte positive Netto-Wirkung verkaufen. Genau dagegen setzt die WÖk die Pflicht, Wirkungspotenzial, Wirkungsrisiko und positive Netto-Wirkung begrifflich getrennt zu halten.</w:t>
-      </w:r>
-    </w:p>
-    <w:p>
-      <w:r>
-        <w:t>Evidenzregel. Transferaufgabe darf im Skript nicht als dekorativer Begriff stehen bleiben. Der Abschnitt traegt nur dann, wenn er eine pruefbare Aussage erlaubt: Welche Quelle stuetzt die Annahme, welche Unsicherheit bleibt offen und welche Gegenbeobachtung wuerde die Bewertung veraendern? Fuer Kommunikation ohne Impact-Washing heisst das, dass Wirkung nicht am Sender, sondern an veraenderten Zustanden der Empfaenger geprueft wird. Die Studierenden sollen nicht lernen, einen Score nachzusprechen. Sie sollen erkennen, wann ein Score klaert, wann er verdeckt und wann eine rote Linie die Durchschnittslogik stoppt.</w:t>
-      </w:r>
-    </w:p>
-    <w:p>
-      <w:r>
-        <w:t>Fallfenster zur Anwendung. Eine Organisation plant eine Massnahme und formuliert dazu eine positive Absicht. In der WÖk reicht das nicht. Fuer diese Vorlesung muss sichtbar werden, welche Zustandsveraenderung erwartet wird, welche Empfaenger direkt oder indirekt betroffen sind, welche Nebenwirkungen entstehen koennen und welche Entscheidung spaeter korrigiert wird. Bezogen auf Kommunikation ohne Impact-Washing heisst das: Die Analyse muss das konkrete Thema ernst nehmen und zugleich den allgemeinen WÖk-Massstab halten. Es geht nicht darum, Akteure moralisch zu sortieren. Es geht darum, Wirkpfade, Wirkungsempfaenger, Datenqualitaet, Risiken und Rueckkopplung so zu beschreiben, dass bessere Entscheidungen moeglich werden.</w:t>
-      </w:r>
-    </w:p>
-    <w:p>
-      <w:r>
-        <w:t>Pruefungsnahe Transferfrage. Formuliere zu WM-V9 eine Wirkungsaussage in drei Saetzen: Erstens den beobachteten oder plausiblen Zustand, zweitens die Daten- oder Quellenlage, drittens die offene Unsicherheit samt Rueckkopplung. Die Antwort muss ohne moralische Personenbewertung auskommen und darf Reichweite nicht mit Wirkung verwechseln.</w:t>
-      </w:r>
-    </w:p>
-    <w:p>
-      <w:r>
-        <w:t>Transfer in Wirkungsmanagement. Praxisbeispiel verbindet die inhaltliche Deutung mit der spaeteren Praxis. Eine Organisation kann zu Kommunikation ohne Impact-Washing sehr ueberzeugend kommunizieren und trotzdem an eine Methodik einzufuehren, ohne Entscheidungsmacht, Datenpflichten und Korrekturroutinen mitzudenken scheitern. Darum muss die V1-Fassung immer auch nach Governance fragen: Wer erhebt Daten, wer bewertet sie, wer traegt die Folgen, wer kann widersprechen und wann wird eine Entscheidung korrigiert? Jede Schlussfolgerung endet mit Entscheidung, Verantwortlichkeit und Termin fuer Rueckpruefung. So wird aus einem Lehrkapitel eine verantwortbare Arbeitsroutine.</w:t>
-      </w:r>
-    </w:p>
-    <w:p>
-      <w:r>
-        <w:t>Grenze gegen Scheingenauigkeit. Gerade bei Wirkungsökonomische Vertiefung ist Praezision wichtiger als grosse Begriffe. Eine Wirkungsaussage bleibt schwach, wenn sie nur Aktivitaet, Reichweite, Absicht oder Image beschreibt. Stark wird sie erst, wenn sie die Zustandsveraenderung und ihre Bedingungen offenlegt. In WM-V9 ist deshalb entscheidend, WÖk-Aussagen mit bestehenden Begriffen, Studien, Standards und Rechtsrahmen in Beziehung stehen muessen. Die Fehlerlinie verlaeuft nicht zwischen Optimismus und Pessimismus, sondern zwischen offengelegter Unsicherheit und rhetorischer Sicherheit ohne Pruefpfad.</w:t>
-      </w:r>
-    </w:p>
-    <w:p>
-      <w:r>
-        <w:t>Pruefungsnahe Lesart. Aus Prüfungsrelevanz laesst sich eine gute Transferfrage ableiten: Welche Entscheidung waere falsch, wenn dieser Abschnitt missverstanden wird? Fuer Kommunikation ohne Impact-Washing lautet die Antwort meist nicht einfach "mehr Wirkung", sondern genauer: bessere Unterscheidung, sauberere Daten, klarere Schutzlinie und rueckgekoppelte Steuerung. Die Analyse markiert Stoppsignale vor jeder Portfolio- oder Score-Debatte. Wer das im Fall anwenden kann, hat den Kern der Vorlesung verstanden; wer nur Definitionen wiederholt, bleibt unter dem Anspruch der Akademie.</w:t>
-      </w:r>
-    </w:p>
-    <w:p>
-      <w:r>
-        <w:t>Fallfenster zur Anwendung. Eine Fuehrungsentscheidung erzeugt zugleich Nutzen und Risiken. Die WÖk behandelt Ambivalenz nicht als Stoerung, sondern als Kern der Analyse. Positive Netto-Wirkung darf erst behauptet werden, wenn zentrale negative Wirkungen getrennt geprueft und rote Linien gewahrt sind. Bezogen auf Kommunikation ohne Impact-Washing heisst das: Die Analyse muss das konkrete Thema ernst nehmen und zugleich den allgemeinen WÖk-Massstab halten. Es geht nicht darum, Akteure moralisch zu sortieren. Es geht darum, Wirkpfade, Wirkungsempfaenger, Datenqualitaet, Risiken und Rueckkopplung so zu beschreiben, dass bessere Entscheidungen moeglich werden.</w:t>
+        <w:t>Schlussvertiefung 3: Kommunikation ohne Impact-Washing im Anwendungsfall</w:t>
+      </w:r>
+    </w:p>
+    <w:p>
+      <w:r>
+        <w:t>Die folgenden Abschnitte sind keine neue Pruefungsloesung. Sie verdichten die vorhandenen Kapitel zu einer Lesart, mit der Studierende einen Fall selbststaendig analysieren koennen. Im Mittelpunkt stehen oeffentliche Resonanzraeume, Sprache, Vertrauen, Quellenklarheit und demokratische Rueckkopplung, nicht moralische Personenbewertung.</w:t>
+      </w:r>
+    </w:p>
+    <w:p>
+      <w:r>
+        <w:t>Begriffliche Schlussklaerung. In WM-V9 muss Auswertung aus der lebenden Website-Referenz immer mit Empfaengern gelesen werden. Wirkung entsteht nicht beim Sender, sondern an veraenderten Zustaenden von Menschen, Oekosystemen, Institutionen, Oeffentlichkeit oder kuenftigen Handlungsspielraeumen. Darum reicht es nicht, interne Aktivitaeten zu dokumentieren. Entscheidend ist, ob sich ein Zustand nachvollziehbar veraendert und ob diese Veraenderung im Referenzrahmen Mensch, Planet, Demokratie, SDGs, Agenda 2030 und SDG+ tragfaehig bewertet werden kann.</w:t>
+      </w:r>
+    </w:p>
+    <w:p>
+      <w:r>
+        <w:t>Ein Bericht behauptet, die Massnahme zu Kommunikation ohne Impact-Washing sei erfolgreich. Die WOE-Lesart fragt bei Auswertung aus der lebenden Website-Referenz nach belastbaren Nachweisen: Managementroutine, Stakeholder-Rueckmeldung, Prozessdaten, Entscheidungsprotokoll und Lernschleife. Wenn diese Nachweise fehlen, bleibt die Aussage Wirkungspotenzial oder Kommunikationsbehauptung. Sie kann wichtig sein, aber sie ist noch keine belegte Wirkung.</w:t>
+      </w:r>
+    </w:p>
+    <w:p>
+      <w:r>
+        <w:t>Wirkpfad und Empfaenger. Wissenschaftliche Anschlussfaehigkeit entsteht hier durch Quellenklarheit. Bei Frames als Wirkungspotenziale werden interne WOE-Begriffe nicht als Ersatz fuer Belege benutzt, sondern mit Wirkungsradar, Journal, Glossar, Resonanz- und Quellenklarheitskapitel verbunden. Wo die Datenlage offen bleibt, wird das offengelegt. Wo eine Aussage nur plausibel ist, bleibt sie als Wirkungspotenzial markiert. Wo ein Schaden eine rote Linie beruehrt, greift Nichtkompensation vor Durchschnittslogik.</w:t>
+      </w:r>
+    </w:p>
+    <w:p>
+      <w:r>
+        <w:t>In einer kontroversen Entscheidung wirkt Frames als Wirkungspotenziale als Pruefpunkt fuer Ambivalenz. Ein Nutzen fuer eine Gruppe kann mit Risiken fuer andere Wirkungsempfaenger einhergehen. Das Skript verlangt deshalb, positive und negative Zustandsveraenderungen getrennt zu fuehren, bevor von positiver Netto-Wirkung gesprochen wird.</w:t>
+      </w:r>
+    </w:p>
+    <w:p>
+      <w:r>
+        <w:t>Rueckfluss. Fuer den WOE-Korpus bedeutet das: Begriffe aus Kommunikation ohne Impact-Washing sollten dort geschaerft werden, wo sie in Glossar, Werkzeugen, Journal oder Readern doppeldeutig bleiben. Offene Forschungsfragen werden nicht versteckt. Sie markieren die Stelle, an der spaetere Evidenz, ein besserer Datensatz oder eine praezisere Fallstudie die Bewertung veraendern kann.</w:t>
+      </w:r>
+    </w:p>
+    <w:p>
+      <w:r>
+        <w:t>Daten, Quellen und Evidenz. In Wirkungsmanagement wird Tonalität, Mimik, Bilder erst steuerungsfaehig, wenn daraus eine Entscheidung folgt. Fuehrung, Strategie, Controlling, Einkauf, Kommunikation und Kultur muessen denselben Wirkungsbegriff verwenden. Ohne diese Rueckkopplung bleibt Reporting eine Beschreibung. Mit Rueckkopplung wird aus Bewertung eine veraenderte Routine: ein anderer Prozess, ein geaenderter Anreiz, eine bessere Datenpflicht, eine korrigierte Kommunikation oder eine neue Priorisierung.</w:t>
+      </w:r>
+    </w:p>
+    <w:p>
+      <w:r>
+        <w:t>Die typische Fehlstelle bei Kommunikation ohne Impact-Washing liegt darin, Reichweite, Zustimmung oder Lautstaerke als Wirkung auszugeben. Bei Tonalität, Mimik, Bilder wird diese Fehlstelle konkret: Ein scheinbar plausibler Befund darf nicht zur Abkuerzung werden. Quellen, Systemgrenzen, Unsicherheit und Rueckkopplung bleiben sichtbar.</w:t>
+      </w:r>
+    </w:p>
+    <w:p>
+      <w:r>
+        <w:t>Bewertung und rote Linien. Die Grenze gegen Scheingenauigkeit verlaeuft bei Kampfbegriffe und Normalisierung nicht zwischen Optimismus und Pessimismus. Sie verlaeuft zwischen offengelegter Unsicherheit und rhetorischer Sicherheit. Wer Kommunikation ohne Impact-Washing belastbar anwenden will, benennt Systemgrenze, Zeitraum, Vergleichspunkt und offene Gegenhypothese. Gerade dadurch bleibt das Skript anschlussfaehig fuer Forschung, Praxis und spaetere Revision.</w:t>
+      </w:r>
+    </w:p>
+    <w:p>
+      <w:r>
+        <w:t>Fuer die Pruefung ist Kampfbegriffe und Normalisierung dann verstanden, wenn daraus eine belastbare Fallantwort entsteht. Eine gute Antwort unterscheidet Beobachtung, Kausalannahme, Bewertung und Steuerungsfolge. Sie bewertet keine Menschen, sondern Wirkpfade, Zustandsveraenderungen, Risiken und institutionelle Bedingungen.</w:t>
+      </w:r>
+    </w:p>
+    <w:p>
+      <w:r>
+        <w:t>Kontrollfrage. Welche Entscheidung waere falsch, wenn Kampfbegriffe und Normalisierung in WM-V9 missverstanden wird? Die Antwort muss mindestens eine Daten- oder Quellenannahme, eine betroffene Gruppe oder Schutzdimension, eine moegliche Nebenwirkung und einen Rueckkopplungsschritt nennen. Richtig ist nicht die lauteste Bewertung, sondern diejenige, die Begriff, Beleg und Steuerungsfolge zusammenhaelt.</w:t>
+      </w:r>
+    </w:p>
+    <w:p>
+      <w:r>
+        <w:t>Steuerung und Rueckkopplung. Sprachliche Verantwortung zeigt, warum Kommunikation ohne Impact-Washing mehr ist als ein Schlagwort im Feld oeffentliche Resonanzraeume, Sprache, Vertrauen, Quellenklarheit und demokratische Rueckkopplung. Die wirkungsoekonomische Frage lautet: Welche reale Veraenderung wird moeglich, welche bleibt nur Potenzial und wo entsteht ein Wirkungsrisiko? Diese Unterscheidung schuetzt vor Impact-Washing, weil sie Absicht, Aktivitaet, Reichweite und Wirkung auseinanderhaelt.</w:t>
+      </w:r>
+    </w:p>
+    <w:p>
+      <w:r>
+        <w:t>Eine Kommune, ein Unternehmen oder eine Bildungsorganisation will Kommunikation ohne Impact-Washing praktisch anwenden. Der erste Schritt ist nicht die Auswahl eines Instruments, sondern die Klaerung der Zustandsveraenderung. Bei Sprachliche Verantwortung muss deshalb benannt werden, wer betroffen ist, welcher Zustand sich veraendert, welche Frist gilt und welche Gegenbeobachtung die Annahme widerlegen wuerde. Erst danach entsteht eine begruendete Entscheidung im Feld Strategie, Prozess, Budget, Verantwortlichkeit oder Kommunikationsregel.</w:t>
+      </w:r>
+    </w:p>
+    <w:p>
+      <w:r>
+        <w:t>Pruefungsnahe Anwendung. In WM-V9 muss Warum jede Kennzahl manipulierbar wird immer mit Empfaengern gelesen werden. Wirkung entsteht nicht beim Sender, sondern an veraenderten Zustaenden von Menschen, Oekosystemen, Institutionen, Oeffentlichkeit oder kuenftigen Handlungsspielraeumen. Darum reicht es nicht, interne Aktivitaeten zu dokumentieren. Entscheidend ist, ob sich ein Zustand nachvollziehbar veraendert und ob diese Veraenderung im Referenzrahmen Mensch, Planet, Demokratie, SDGs, Agenda 2030 und SDG+ tragfaehig bewertet werden kann.</w:t>
+      </w:r>
+    </w:p>
+    <w:p>
+      <w:r>
+        <w:t>Ein Bericht behauptet, die Massnahme zu Kommunikation ohne Impact-Washing sei erfolgreich. Die WOE-Lesart fragt bei Warum jede Kennzahl manipulierbar wird nach belastbaren Nachweisen: Managementroutine, Stakeholder-Rueckmeldung, Prozessdaten, Entscheidungsprotokoll und Lernschleife. Wenn diese Nachweise fehlen, bleibt die Aussage Wirkungspotenzial oder Kommunikationsbehauptung. Sie kann wichtig sein, aber sie ist noch keine belegte Wirkung.</w:t>
+      </w:r>
+    </w:p>
+    <w:p>
+      <w:r>
+        <w:t>Transfer in den WOE-Korpus. Wissenschaftliche Anschlussfaehigkeit entsteht hier durch Quellenklarheit. Bei Einleitung / Wirkungsfrage werden interne WOE-Begriffe nicht als Ersatz fuer Belege benutzt, sondern mit Wirkungsradar, Journal, Glossar, Resonanz- und Quellenklarheitskapitel verbunden. Wo die Datenlage offen bleibt, wird das offengelegt. Wo eine Aussage nur plausibel ist, bleibt sie als Wirkungspotenzial markiert. Wo ein Schaden eine rote Linie beruehrt, greift Nichtkompensation vor Durchschnittslogik.</w:t>
+      </w:r>
+    </w:p>
+    <w:p>
+      <w:r>
+        <w:t>In einer kontroversen Entscheidung wirkt Einleitung / Wirkungsfrage als Pruefpunkt fuer Ambivalenz. Ein Nutzen fuer eine Gruppe kann mit Risiken fuer andere Wirkungsempfaenger einhergehen. Das Skript verlangt deshalb, positive und negative Zustandsveraenderungen getrennt zu fuehren, bevor von positiver Netto-Wirkung gesprochen wird.</w:t>
+      </w:r>
+    </w:p>
+    <w:p>
+      <w:r>
+        <w:t>Grenzen der Aussage. In Wirkungsmanagement wird Kernaussage erst steuerungsfaehig, wenn daraus eine Entscheidung folgt. Fuehrung, Strategie, Controlling, Einkauf, Kommunikation und Kultur muessen denselben Wirkungsbegriff verwenden. Ohne diese Rueckkopplung bleibt Reporting eine Beschreibung. Mit Rueckkopplung wird aus Bewertung eine veraenderte Routine: ein anderer Prozess, ein geaenderter Anreiz, eine bessere Datenpflicht, eine korrigierte Kommunikation oder eine neue Priorisierung.</w:t>
+      </w:r>
+    </w:p>
+    <w:p>
+      <w:r>
+        <w:t>Die typische Fehlstelle bei Kommunikation ohne Impact-Washing liegt darin, Reichweite, Zustimmung oder Lautstaerke als Wirkung auszugeben. Bei Kernaussage wird diese Fehlstelle konkret: Ein scheinbar plausibler Befund darf nicht zur Abkuerzung werden. Quellen, Systemgrenzen, Unsicherheit und Rueckkopplung bleiben sichtbar.</w:t>
+      </w:r>
+    </w:p>
+    <w:p>
+      <w:r>
+        <w:t>Kontrollfrage. Welche Entscheidung waere falsch, wenn Kernaussage in WM-V9 missverstanden wird? Die Antwort muss mindestens eine Daten- oder Quellenannahme, eine betroffene Gruppe oder Schutzdimension, eine moegliche Nebenwirkung und einen Rueckkopplungsschritt nennen. Richtig ist nicht die lauteste Bewertung, sondern diejenige, die Begriff, Beleg und Steuerungsfolge zusammenhaelt.</w:t>
+      </w:r>
+    </w:p>
+    <w:p>
+      <w:r>
+        <w:t>Rueckfluss. Fuer den WOE-Korpus bedeutet das: Begriffe aus Kommunikation ohne Impact-Washing sollten dort geschaerft werden, wo sie in Glossar, Werkzeugen, Journal oder Readern doppeldeutig bleiben. Offene Forschungsfragen werden nicht versteckt. Sie markieren die Stelle, an der spaetere Evidenz, ein besserer Datensatz oder eine praezisere Fallstudie die Bewertung veraendern kann.</w:t>
       </w:r>
     </w:p>
     <w:p>
@@ -3722,132 +3647,107 @@
         <w:pStyle w:val="Heading3"/>
       </w:pPr>
       <w:r>
-        <w:t>Abschlusskommentar 4: Lesen, pruefen, rueckkoppeln</w:t>
-      </w:r>
-    </w:p>
-    <w:p>
-      <w:r>
-        <w:t>Die folgende Verdichtung fuehrt die vorhandenen Kapitel nicht als Wiederholung, sondern als Anwendung zusammen. Wirkungskompetenz entsteht, wenn dieselbe begriffliche Strenge in Fallanalyse, Datenarbeit, Kommunikation, Governance und Entscheidungspraxis wiedererkannt wird.</w:t>
-      </w:r>
-    </w:p>
-    <w:p>
-      <w:r>
-        <w:t>Begriffliche Schaerfung. Der Abschnitt Lernziele ist in WM-V9 kein Zusatzwissen, sondern ein Pruefstein fuer die Grundfrage des Skripts: Was veraendert sich, bei wem, wodurch und mit welcher Rueckkopplung? Fuer Kommunikation ohne Impact-Washing wird daran sichtbar, dass praezise Sprache die erste Sicherung gegen Impact-Washing bildet. Die fachliche Grenze liegt dort, wo Lernende Output, Reichweite, Absicht und Wirkung in einem Satz vermischen. Die saubere Lesart trennt deshalb Beobachtung, Kausalannahme, Bewertung und Steuerungsfolge. In der Anwendung sollte daraus mindestens eine konkrete Strategie, Prozess, Budget, Zielkonflikt oder Kommunikationsregel abgeleitet werden; sonst bleibt das Wissen erklaerend, aber nicht steuerungsfaehig.</w:t>
-      </w:r>
-    </w:p>
-    <w:p>
-      <w:r>
-        <w:t>Anwendung auf Einleitung / Wirkungsfrage. In einer Fallanalyse beginnt dieser Punkt nicht mit einer Meinung, sondern mit einer belastbaren Beschreibung. Wer WM-V9 pruefungsnah liest, fragt zuerst nach Wirkungsempfaengern, Wirkraum, Zeitraum und Datenquelle. Erst danach folgt die Bewertung im Referenzrahmen Mensch, Planet, Demokratie, SDGs, Agenda 2030 und SDG+. Mindestens ein direkter und ein indirekter Wirkpfad muessen nachvollziehbar sein. Der typische Kurzschluss waere, nur die Massnahme selbst bewerten und indirekte Empfaenger ausblenden. Genau dagegen setzt die WÖk die Pflicht, Wirkungspotenzial, Wirkungsrisiko und positive Netto-Wirkung begrifflich getrennt zu halten.</w:t>
-      </w:r>
-    </w:p>
-    <w:p>
-      <w:r>
-        <w:t>Pruefungsnahe Transferfrage. Formuliere zu WM-V9 eine Wirkungsaussage in drei Saetzen: Erstens den beobachteten oder plausiblen Zustand, zweitens die Daten- oder Quellenlage, drittens die offene Unsicherheit samt Rueckkopplung. Die Antwort muss ohne moralische Personenbewertung auskommen und darf Reichweite nicht mit Wirkung verwechseln.</w:t>
-      </w:r>
-    </w:p>
-    <w:p>
-      <w:r>
-        <w:t>Evidenzregel. Kernaussage darf im Skript nicht als dekorativer Begriff stehen bleiben. Der Abschnitt traegt nur dann, wenn er eine pruefbare Aussage erlaubt: Welche Quelle stuetzt die Annahme, welche Unsicherheit bleibt offen und welche Gegenbeobachtung wuerde die Bewertung veraendern? Fuer Kommunikation ohne Impact-Washing heisst das, dass jede Bewertung nur so belastbar ist wie Datenlage, Quellenstatus, Aktualitaet und Systemgrenze. Die Studierenden sollen nicht lernen, einen Score nachzusprechen. Sie sollen erkennen, wann ein Score klaert, wann er verdeckt und wann eine rote Linie die Durchschnittslogik stoppt.</w:t>
-      </w:r>
-    </w:p>
-    <w:p>
-      <w:r>
-        <w:t>Fallfenster zur Anwendung. Ein Controlling-Team moechte einen Score bilden. Das Skript verlangt, dass Datenqualitaet, Systemgrenzen, Gewichtung, Unsicherheit und Nichtkompensation sichtbar bleiben. Ein Score darf die Diskussion nicht beenden, sondern muss bessere Fragen, Priorisierung und Rueckkopplung ermoeglichen. Bezogen auf Kommunikation ohne Impact-Washing heisst das: Die Analyse muss das konkrete Thema ernst nehmen und zugleich den allgemeinen WÖk-Massstab halten. Es geht nicht darum, Akteure moralisch zu sortieren. Es geht darum, Wirkpfade, Wirkungsempfaenger, Datenqualitaet, Risiken und Rueckkopplung so zu beschreiben, dass bessere Entscheidungen moeglich werden.</w:t>
-      </w:r>
-    </w:p>
-    <w:p>
-      <w:r>
-        <w:t>Transfer in Wirkungsmanagement. Quelltext und fachliche Grundlegung verbindet die inhaltliche Deutung mit der spaeteren Praxis. Eine Organisation kann zu Kommunikation ohne Impact-Washing sehr ueberzeugend kommunizieren und trotzdem an eine Methodik einzufuehren, ohne Entscheidungsmacht, Datenpflichten und Korrekturroutinen mitzudenken scheitern. Darum muss die V1-Fassung immer auch nach Governance fragen: Wer erhebt Daten, wer bewertet sie, wer traegt die Folgen, wer kann widersprechen und wann wird eine Entscheidung korrigiert? Profile, Zielkonflikte und offene Punkte werden nebeneinander gefuehrt. So wird aus einem Lehrkapitel eine verantwortbare Arbeitsroutine.</w:t>
-      </w:r>
-    </w:p>
-    <w:p>
-      <w:r>
-        <w:t>Grenze gegen Scheingenauigkeit. Gerade bei Einstieg / Wirkungsfrage ist Praezision wichtiger als grosse Begriffe. Eine Wirkungsaussage bleibt schwach, wenn sie nur Aktivitaet, Reichweite, Absicht oder Image beschreibt. Stark wird sie erst, wenn sie die Zustandsveraenderung und ihre Bedingungen offenlegt. In WM-V9 ist deshalb entscheidend, schwere zentrale Schaeden nicht durch beliebige positive Einzelwerte neutralisiert werden duerfen. Die Fehlerlinie verlaeuft nicht zwischen Optimismus und Pessimismus, sondern zwischen offengelegter Unsicherheit und rhetorischer Sicherheit ohne Pruefpfad.</w:t>
-      </w:r>
-    </w:p>
-    <w:p>
-      <w:r>
-        <w:t>Pruefungsnahe Lesart. Aus Video-/Audio-Vorlesung laesst sich eine gute Transferfrage ableiten: Welche Entscheidung waere falsch, wenn dieser Abschnitt missverstanden wird? Fuer Kommunikation ohne Impact-Washing lautet die Antwort meist nicht einfach "mehr Wirkung", sondern genauer: bessere Unterscheidung, sauberere Daten, klarere Schutzlinie und rueckgekoppelte Steuerung. Jeder Analyseblock fragt nach der Routine, die nach der Bewertung angepasst wird. Wer das im Fall anwenden kann, hat den Kern der Vorlesung verstanden; wer nur Definitionen wiederholt, bleibt unter dem Anspruch der Akademie.</w:t>
-      </w:r>
-    </w:p>
-    <w:p>
-      <w:r>
-        <w:t>Fallfenster zur Anwendung. Ein Kommunikationsbericht nennt viele Aktivitaeten, Reichweiten und Rueckmeldungen. Die V1-Pruefung fragt, ob daraus eine belastbare Wirkungsaussage folgt. Wenn nur Kontakte, Klicks oder Zustimmung vorliegen, bleibt die Aussage im Bereich Wirkungspotenzial oder Resonanz, nicht im Bereich nachgewiesener Wirkung. Bezogen auf Kommunikation ohne Impact-Washing heisst das: Die Analyse muss das konkrete Thema ernst nehmen und zugleich den allgemeinen WÖk-Massstab halten. Es geht nicht darum, Akteure moralisch zu sortieren. Es geht darum, Wirkpfade, Wirkungsempfaenger, Datenqualitaet, Risiken und Rueckkopplung so zu beschreiben, dass bessere Entscheidungen moeglich werden.</w:t>
-      </w:r>
-    </w:p>
-    <w:p>
-      <w:r>
-        <w:t>Governance. Der Abschnitt Transkript (Gerüst) ist in WM-V9 kein Zusatzwissen, sondern ein Pruefstein fuer die Grundfrage des Skripts: Was veraendert sich, bei wem, wodurch und mit welcher Rueckkopplung? Fuer Kommunikation ohne Impact-Washing wird daran sichtbar, dass Wirkungsbewertung Verfahren, Rechte, Transparenz und Korrektur braucht. Die fachliche Grenze liegt dort, wo Lernende Bewertung als technokratische Top-down-Setzung verstehen. Die saubere Lesart trennt deshalb Beobachtung, Kausalannahme, Bewertung und Steuerungsfolge. In der Anwendung sollte daraus mindestens eine konkrete Strategie, Prozess, Budget, Zielkonflikt oder Kommunikationsregel abgeleitet werden; sonst bleibt das Wissen erklaerend, aber nicht steuerungsfaehig.</w:t>
-      </w:r>
-    </w:p>
-    <w:p>
-      <w:r>
-        <w:t>Pruefungsnahe Transferfrage. Formuliere zu WM-V9 eine Wirkungsaussage in drei Saetzen: Erstens den beobachteten oder plausiblen Zustand, zweitens die Daten- oder Quellenlage, drittens die offene Unsicherheit samt Rueckkopplung. Die Antwort muss ohne moralische Personenbewertung auskommen und darf Reichweite nicht mit Wirkung verwechseln.</w:t>
-      </w:r>
-    </w:p>
-    <w:p>
-      <w:r>
-        <w:t>Anwendung auf Skript / Folien (Lernseite). In einer Fallanalyse beginnt dieser Punkt nicht mit einer Meinung, sondern mit einer belastbaren Beschreibung. Wer WM-V9 pruefungsnah liest, fragt zuerst nach Wirkungsempfaengern, Wirkraum, Zeitraum und Datenquelle. Erst danach folgt die Bewertung im Referenzrahmen Mensch, Planet, Demokratie, SDGs, Agenda 2030 und SDG+. Pruefungsfragen verbinden Begriff, Anwendung, Evidenz und rote Linie. Der typische Kurzschluss waere, reines Auswendiglernen als Kompetenznachweis behandeln. Genau dagegen setzt die WÖk die Pflicht, Wirkungspotenzial, Wirkungsrisiko und positive Netto-Wirkung begrifflich getrennt zu halten.</w:t>
-      </w:r>
-    </w:p>
-    <w:p>
-      <w:r>
-        <w:t>Evidenzregel. Transferaufgabe darf im Skript nicht als dekorativer Begriff stehen bleiben. Der Abschnitt traegt nur dann, wenn er eine pruefbare Aussage erlaubt: Welche Quelle stuetzt die Annahme, welche Unsicherheit bleibt offen und welche Gegenbeobachtung wuerde die Bewertung veraendern? Fuer Kommunikation ohne Impact-Washing heisst das, dass WÖk-Begriffe im Alltag nur tragen, wenn sie in Routinen uebersetzt werden. Die Studierenden sollen nicht lernen, einen Score nachzusprechen. Sie sollen erkennen, wann ein Score klaert, wann er verdeckt und wann eine rote Linie die Durchschnittslogik stoppt.</w:t>
-      </w:r>
-    </w:p>
-    <w:p>
-      <w:r>
-        <w:t>Fallfenster zur Anwendung. Eine Organisation plant eine Massnahme und formuliert dazu eine positive Absicht. In der WÖk reicht das nicht. Fuer diese Vorlesung muss sichtbar werden, welche Zustandsveraenderung erwartet wird, welche Empfaenger direkt oder indirekt betroffen sind, welche Nebenwirkungen entstehen koennen und welche Entscheidung spaeter korrigiert wird. Bezogen auf Kommunikation ohne Impact-Washing heisst das: Die Analyse muss das konkrete Thema ernst nehmen und zugleich den allgemeinen WÖk-Massstab halten. Es geht nicht darum, Akteure moralisch zu sortieren. Es geht darum, Wirkpfade, Wirkungsempfaenger, Datenqualitaet, Risiken und Rueckkopplung so zu beschreiben, dass bessere Entscheidungen moeglich werden.</w:t>
-      </w:r>
-    </w:p>
-    <w:p>
-      <w:r>
-        <w:t>Transfer in Wirkungsmanagement. Praxisbeispiel verbindet die inhaltliche Deutung mit der spaeteren Praxis. Eine Organisation kann zu Kommunikation ohne Impact-Washing sehr ueberzeugend kommunizieren und trotzdem an eine Methodik einzufuehren, ohne Entscheidungsmacht, Datenpflichten und Korrekturroutinen mitzudenken scheitern. Darum muss die V1-Fassung immer auch nach Governance fragen: Wer erhebt Daten, wer bewertet sie, wer traegt die Folgen, wer kann widersprechen und wann wird eine Entscheidung korrigiert? Gute Kommunikation unterscheidet Befund, Annahme und normative Bewertung. So wird aus einem Lehrkapitel eine verantwortbare Arbeitsroutine.</w:t>
-      </w:r>
-    </w:p>
-    <w:p>
-      <w:r>
-        <w:t>Grenze gegen Scheingenauigkeit. Gerade bei Wirkungsökonomische Vertiefung ist Praezision wichtiger als grosse Begriffe. Eine Wirkungsaussage bleibt schwach, wenn sie nur Aktivitaet, Reichweite, Absicht oder Image beschreibt. Stark wird sie erst, wenn sie die Zustandsveraenderung und ihre Bedingungen offenlegt. In WM-V9 ist deshalb entscheidend, jede Wirkungsaussage eine Grenze zieht und diese Grenze begruenden muss. Die Fehlerlinie verlaeuft nicht zwischen Optimismus und Pessimismus, sondern zwischen offengelegter Unsicherheit und rhetorischer Sicherheit ohne Pruefpfad.</w:t>
-      </w:r>
-    </w:p>
-    <w:p>
-      <w:r>
-        <w:t>Pruefungsnahe Lesart. Aus Prüfungsrelevanz laesst sich eine gute Transferfrage ableiten: Welche Entscheidung waere falsch, wenn dieser Abschnitt missverstanden wird? Fuer Kommunikation ohne Impact-Washing lautet die Antwort meist nicht einfach "mehr Wirkung", sondern genauer: bessere Unterscheidung, sauberere Daten, klarere Schutzlinie und rueckgekoppelte Steuerung. Szenarien pruefen Sofortwirkung, Folgewirkung und Reversibilitaet getrennt. Wer das im Fall anwenden kann, hat den Kern der Vorlesung verstanden; wer nur Definitionen wiederholt, bleibt unter dem Anspruch der Akademie.</w:t>
-      </w:r>
-    </w:p>
-    <w:p>
-      <w:r>
-        <w:t>Fallfenster zur Anwendung. Eine Fuehrungsentscheidung erzeugt zugleich Nutzen und Risiken. Die WÖk behandelt Ambivalenz nicht als Stoerung, sondern als Kern der Analyse. Positive Netto-Wirkung darf erst behauptet werden, wenn zentrale negative Wirkungen getrennt geprueft und rote Linien gewahrt sind. Bezogen auf Kommunikation ohne Impact-Washing heisst das: Die Analyse muss das konkrete Thema ernst nehmen und zugleich den allgemeinen WÖk-Massstab halten. Es geht nicht darum, Akteure moralisch zu sortieren. Es geht darum, Wirkpfade, Wirkungsempfaenger, Datenqualitaet, Risiken und Rueckkopplung so zu beschreiben, dass bessere Entscheidungen moeglich werden.</w:t>
-      </w:r>
-    </w:p>
-    <w:p>
-      <w:r>
-        <w:t>Pruefungsnahe Transferfrage. Formuliere zu WM-V9 eine Wirkungsaussage in drei Saetzen: Erstens den beobachteten oder plausiblen Zustand, zweitens die Daten- oder Quellenlage, drittens die offene Unsicherheit samt Rueckkopplung. Die Antwort muss ohne moralische Personenbewertung auskommen und darf Reichweite nicht mit Wirkung verwechseln.</w:t>
-      </w:r>
-    </w:p>
-    <w:p>
-      <w:r>
-        <w:t>Betroffenenperspektive. Der Abschnitt Lernziele ist in WM-V9 kein Zusatzwissen, sondern ein Pruefstein fuer die Grundfrage des Skripts: Was veraendert sich, bei wem, wodurch und mit welcher Rueckkopplung? Fuer Kommunikation ohne Impact-Washing wird daran sichtbar, dass Wirkung nicht am Sender, sondern an veraenderten Zustanden der Empfaenger geprueft wird. Die fachliche Grenze liegt dort, wo Lernende interne Erfolgskennzahlen mit gesellschaftlicher Wirkung verwechseln. Die saubere Lesart trennt deshalb Beobachtung, Kausalannahme, Bewertung und Steuerungsfolge. In der Anwendung sollte daraus mindestens eine konkrete Strategie, Prozess, Budget, Zielkonflikt oder Kommunikationsregel abgeleitet werden; sonst bleibt das Wissen erklaerend, aber nicht steuerungsfaehig.</w:t>
-      </w:r>
-    </w:p>
-    <w:p>
-      <w:r>
-        <w:t>Anwendung auf Einleitung / Wirkungsfrage. In einer Fallanalyse beginnt dieser Punkt nicht mit einer Meinung, sondern mit einer belastbaren Beschreibung. Wer WM-V9 pruefungsnah liest, fragt zuerst nach Wirkungsempfaengern, Wirkraum, Zeitraum und Datenquelle. Erst danach folgt die Bewertung im Referenzrahmen Mensch, Planet, Demokratie, SDGs, Agenda 2030 und SDG+. Jede Schlussfolgerung endet mit Entscheidung, Verantwortlichkeit und Termin fuer Rueckpruefung. Der typische Kurzschluss waere, Befunde sammeln, ohne Ressourcen oder Regeln zu veraendern. Genau dagegen setzt die WÖk die Pflicht, Wirkungspotenzial, Wirkungsrisiko und positive Netto-Wirkung begrifflich getrennt zu halten.</w:t>
-      </w:r>
-    </w:p>
-    <w:p>
-      <w:r>
-        <w:t>Evidenzregel. Kernaussage darf im Skript nicht als dekorativer Begriff stehen bleiben. Der Abschnitt traegt nur dann, wenn er eine pruefbare Aussage erlaubt: Welche Quelle stuetzt die Annahme, welche Unsicherheit bleibt offen und welche Gegenbeobachtung wuerde die Bewertung veraendern? Fuer Kommunikation ohne Impact-Washing heisst das, dass WÖk-Aussagen mit bestehenden Begriffen, Studien, Standards und Rechtsrahmen in Beziehung stehen muessen. Die Studierenden sollen nicht lernen, einen Score nachzusprechen. Sie sollen erkennen, wann ein Score klaert, wann er verdeckt und wann eine rote Linie die Durchschnittslogik stoppt.</w:t>
-      </w:r>
-    </w:p>
-    <w:p>
-      <w:r>
-        <w:t>Fallfenster zur Anwendung. Ein Controlling-Team moechte einen Score bilden. Das Skript verlangt, dass Datenqualitaet, Systemgrenzen, Gewichtung, Unsicherheit und Nichtkompensation sichtbar bleiben. Ein Score darf die Diskussion nicht beenden, sondern muss bessere Fragen, Priorisierung und Rueckkopplung ermoeglichen. Bezogen auf Kommunikation ohne Impact-Washing heisst das: Die Analyse muss das konkrete Thema ernst nehmen und zugleich den allgemeinen WÖk-Massstab halten. Es geht nicht darum, Akteure moralisch zu sortieren. Es geht darum, Wirkpfade, Wirkungsempfaenger, Datenqualitaet, Risiken und Rueckkopplung so zu beschreiben, dass bessere Entscheidungen moeglich werden.</w:t>
-      </w:r>
-    </w:p>
-    <w:p>
-      <w:r>
-        <w:t>Transfer in Wirkungsmanagement. Quelltext und fachliche Grundlegung verbindet die inhaltliche Deutung mit der spaeteren Praxis. Eine Organisation kann zu Kommunikation ohne Impact-Washing sehr ueberzeugend kommunizieren und trotzdem an eine Methodik einzufuehren, ohne Entscheidungsmacht, Datenpflichten und Korrekturroutinen mitzudenken scheitern. Darum muss die V1-Fassung immer auch nach Governance fragen: Wer erhebt Daten, wer bewertet sie, wer traegt die Folgen, wer kann widersprechen und wann wird eine Entscheidung korrigiert? Die Analyse markiert Stoppsignale vor jeder Portfolio- oder Score-Debatte. So wird aus einem Lehrkapitel eine verantwortbare Arbeitsroutine.</w:t>
+        <w:t>Schlussvertiefung 4: Kommunikation ohne Impact-Washing im Anwendungsfall</w:t>
+      </w:r>
+    </w:p>
+    <w:p>
+      <w:r>
+        <w:t>Die folgenden Abschnitte sind keine neue Pruefungsloesung. Sie verdichten die vorhandenen Kapitel zu einer Lesart, mit der Studierende einen Fall selbststaendig analysieren koennen. Im Mittelpunkt stehen oeffentliche Resonanzraeume, Sprache, Vertrauen, Quellenklarheit und demokratische Rueckkopplung, nicht moralische Personenbewertung.</w:t>
+      </w:r>
+    </w:p>
+    <w:p>
+      <w:r>
+        <w:t>Begriffliche Schlussklaerung. Die Grenze gegen Scheingenauigkeit verlaeuft bei Quelltext und fachliche Grundlegung nicht zwischen Optimismus und Pessimismus. Sie verlaeuft zwischen offengelegter Unsicherheit und rhetorischer Sicherheit. Wer Kommunikation ohne Impact-Washing belastbar anwenden will, benennt Systemgrenze, Zeitraum, Vergleichspunkt und offene Gegenhypothese. Gerade dadurch bleibt das Skript anschlussfaehig fuer Forschung, Praxis und spaetere Revision.</w:t>
+      </w:r>
+    </w:p>
+    <w:p>
+      <w:r>
+        <w:t>Fuer die Pruefung ist Quelltext und fachliche Grundlegung dann verstanden, wenn daraus eine belastbare Fallantwort entsteht. Eine gute Antwort unterscheidet Beobachtung, Kausalannahme, Bewertung und Steuerungsfolge. Sie bewertet keine Menschen, sondern Wirkpfade, Zustandsveraenderungen, Risiken und institutionelle Bedingungen.</w:t>
+      </w:r>
+    </w:p>
+    <w:p>
+      <w:r>
+        <w:t>Wirkpfad und Empfaenger. Einstieg / Wirkungsfrage zeigt, warum Kommunikation ohne Impact-Washing mehr ist als ein Schlagwort im Feld oeffentliche Resonanzraeume, Sprache, Vertrauen, Quellenklarheit und demokratische Rueckkopplung. Die wirkungsoekonomische Frage lautet: Welche reale Veraenderung wird moeglich, welche bleibt nur Potenzial und wo entsteht ein Wirkungsrisiko? Diese Unterscheidung schuetzt vor Impact-Washing, weil sie Absicht, Aktivitaet, Reichweite und Wirkung auseinanderhaelt.</w:t>
+      </w:r>
+    </w:p>
+    <w:p>
+      <w:r>
+        <w:t>Eine Kommune, ein Unternehmen oder eine Bildungsorganisation will Kommunikation ohne Impact-Washing praktisch anwenden. Der erste Schritt ist nicht die Auswahl eines Instruments, sondern die Klaerung der Zustandsveraenderung. Bei Einstieg / Wirkungsfrage muss deshalb benannt werden, wer betroffen ist, welcher Zustand sich veraendert, welche Frist gilt und welche Gegenbeobachtung die Annahme widerlegen wuerde. Erst danach entsteht eine begruendete Entscheidung im Feld Strategie, Prozess, Budget, Verantwortlichkeit oder Kommunikationsregel.</w:t>
+      </w:r>
+    </w:p>
+    <w:p>
+      <w:r>
+        <w:t>Daten, Quellen und Evidenz. In WM-V9 muss Skript / Folien (Lernseite) immer mit Empfaengern gelesen werden. Wirkung entsteht nicht beim Sender, sondern an veraenderten Zustaenden von Menschen, Oekosystemen, Institutionen, Oeffentlichkeit oder kuenftigen Handlungsspielraeumen. Darum reicht es nicht, interne Aktivitaeten zu dokumentieren. Entscheidend ist, ob sich ein Zustand nachvollziehbar veraendert und ob diese Veraenderung im Referenzrahmen Mensch, Planet, Demokratie, SDGs, Agenda 2030 und SDG+ tragfaehig bewertet werden kann.</w:t>
+      </w:r>
+    </w:p>
+    <w:p>
+      <w:r>
+        <w:t>Ein Bericht behauptet, die Massnahme zu Kommunikation ohne Impact-Washing sei erfolgreich. Die WOE-Lesart fragt bei Skript / Folien (Lernseite) nach belastbaren Nachweisen: Managementroutine, Stakeholder-Rueckmeldung, Prozessdaten, Entscheidungsprotokoll und Lernschleife. Wenn diese Nachweise fehlen, bleibt die Aussage Wirkungspotenzial oder Kommunikationsbehauptung. Sie kann wichtig sein, aber sie ist noch keine belegte Wirkung.</w:t>
+      </w:r>
+    </w:p>
+    <w:p>
+      <w:r>
+        <w:t>Bewertung und rote Linien. Wissenschaftliche Anschlussfaehigkeit entsteht hier durch Quellenklarheit. Bei Transferaufgabe werden interne WOE-Begriffe nicht als Ersatz fuer Belege benutzt, sondern mit Wirkungsradar, Journal, Glossar, Resonanz- und Quellenklarheitskapitel verbunden. Wo die Datenlage offen bleibt, wird das offengelegt. Wo eine Aussage nur plausibel ist, bleibt sie als Wirkungspotenzial markiert. Wo ein Schaden eine rote Linie beruehrt, greift Nichtkompensation vor Durchschnittslogik.</w:t>
+      </w:r>
+    </w:p>
+    <w:p>
+      <w:r>
+        <w:t>In einer kontroversen Entscheidung wirkt Transferaufgabe als Pruefpunkt fuer Ambivalenz. Ein Nutzen fuer eine Gruppe kann mit Risiken fuer andere Wirkungsempfaenger einhergehen. Das Skript verlangt deshalb, positive und negative Zustandsveraenderungen getrennt zu fuehren, bevor von positiver Netto-Wirkung gesprochen wird.</w:t>
+      </w:r>
+    </w:p>
+    <w:p>
+      <w:r>
+        <w:t>Kontrollfrage. Welche Entscheidung waere falsch, wenn Transferaufgabe in WM-V9 missverstanden wird? Die Antwort muss mindestens eine Daten- oder Quellenannahme, eine betroffene Gruppe oder Schutzdimension, eine moegliche Nebenwirkung und einen Rueckkopplungsschritt nennen. Richtig ist nicht die lauteste Bewertung, sondern diejenige, die Begriff, Beleg und Steuerungsfolge zusammenhaelt.</w:t>
+      </w:r>
+    </w:p>
+    <w:p>
+      <w:r>
+        <w:t>Steuerung und Rueckkopplung. In Wirkungsmanagement wird Praxisbeispiel erst steuerungsfaehig, wenn daraus eine Entscheidung folgt. Fuehrung, Strategie, Controlling, Einkauf, Kommunikation und Kultur muessen denselben Wirkungsbegriff verwenden. Ohne diese Rueckkopplung bleibt Reporting eine Beschreibung. Mit Rueckkopplung wird aus Bewertung eine veraenderte Routine: ein anderer Prozess, ein geaenderter Anreiz, eine bessere Datenpflicht, eine korrigierte Kommunikation oder eine neue Priorisierung.</w:t>
+      </w:r>
+    </w:p>
+    <w:p>
+      <w:r>
+        <w:t>Die typische Fehlstelle bei Kommunikation ohne Impact-Washing liegt darin, Reichweite, Zustimmung oder Lautstaerke als Wirkung auszugeben. Bei Praxisbeispiel wird diese Fehlstelle konkret: Ein scheinbar plausibler Befund darf nicht zur Abkuerzung werden. Quellen, Systemgrenzen, Unsicherheit und Rueckkopplung bleiben sichtbar.</w:t>
+      </w:r>
+    </w:p>
+    <w:p>
+      <w:r>
+        <w:t>Pruefungsnahe Anwendung. Die Grenze gegen Scheingenauigkeit verlaeuft bei Wirkungsökonomische Vertiefung nicht zwischen Optimismus und Pessimismus. Sie verlaeuft zwischen offengelegter Unsicherheit und rhetorischer Sicherheit. Wer Kommunikation ohne Impact-Washing belastbar anwenden will, benennt Systemgrenze, Zeitraum, Vergleichspunkt und offene Gegenhypothese. Gerade dadurch bleibt das Skript anschlussfaehig fuer Forschung, Praxis und spaetere Revision.</w:t>
+      </w:r>
+    </w:p>
+    <w:p>
+      <w:r>
+        <w:t>Fuer die Pruefung ist Wirkungsökonomische Vertiefung dann verstanden, wenn daraus eine belastbare Fallantwort entsteht. Eine gute Antwort unterscheidet Beobachtung, Kausalannahme, Bewertung und Steuerungsfolge. Sie bewertet keine Menschen, sondern Wirkpfade, Zustandsveraenderungen, Risiken und institutionelle Bedingungen.</w:t>
+      </w:r>
+    </w:p>
+    <w:p>
+      <w:r>
+        <w:t>Rueckfluss. Fuer den WOE-Korpus bedeutet das: Begriffe aus Kommunikation ohne Impact-Washing sollten dort geschaerft werden, wo sie in Glossar, Werkzeugen, Journal oder Readern doppeldeutig bleiben. Offene Forschungsfragen werden nicht versteckt. Sie markieren die Stelle, an der spaetere Evidenz, ein besserer Datensatz oder eine praezisere Fallstudie die Bewertung veraendern kann.</w:t>
+      </w:r>
+    </w:p>
+    <w:p>
+      <w:r>
+        <w:t>Transfer in den WOE-Korpus. Begriffliche Präzision zeigt, warum Kommunikation ohne Impact-Washing mehr ist als ein Schlagwort im Feld oeffentliche Resonanzraeume, Sprache, Vertrauen, Quellenklarheit und demokratische Rueckkopplung. Die wirkungsoekonomische Frage lautet: Welche reale Veraenderung wird moeglich, welche bleibt nur Potenzial und wo entsteht ein Wirkungsrisiko? Diese Unterscheidung schuetzt vor Impact-Washing, weil sie Absicht, Aktivitaet, Reichweite und Wirkung auseinanderhaelt.</w:t>
+      </w:r>
+    </w:p>
+    <w:p>
+      <w:r>
+        <w:t>Eine Kommune, ein Unternehmen oder eine Bildungsorganisation will Kommunikation ohne Impact-Washing praktisch anwenden. Der erste Schritt ist nicht die Auswahl eines Instruments, sondern die Klaerung der Zustandsveraenderung. Bei Begriffliche Präzision muss deshalb benannt werden, wer betroffen ist, welcher Zustand sich veraendert, welche Frist gilt und welche Gegenbeobachtung die Annahme widerlegen wuerde. Erst danach entsteht eine begruendete Entscheidung im Feld Strategie, Prozess, Budget, Verantwortlichkeit oder Kommunikationsregel.</w:t>
+      </w:r>
+    </w:p>
+    <w:p>
+      <w:r>
+        <w:t>Grenzen der Aussage. In WM-V9 muss Wirkpfad immer mit Empfaengern gelesen werden. Wirkung entsteht nicht beim Sender, sondern an veraenderten Zustaenden von Menschen, Oekosystemen, Institutionen, Oeffentlichkeit oder kuenftigen Handlungsspielraeumen. Darum reicht es nicht, interne Aktivitaeten zu dokumentieren. Entscheidend ist, ob sich ein Zustand nachvollziehbar veraendert und ob diese Veraenderung im Referenzrahmen Mensch, Planet, Demokratie, SDGs, Agenda 2030 und SDG+ tragfaehig bewertet werden kann.</w:t>
+      </w:r>
+    </w:p>
+    <w:p>
+      <w:r>
+        <w:t>Ein Bericht behauptet, die Massnahme zu Kommunikation ohne Impact-Washing sei erfolgreich. Die WOE-Lesart fragt bei Wirkpfad nach belastbaren Nachweisen: Managementroutine, Stakeholder-Rueckmeldung, Prozessdaten, Entscheidungsprotokoll und Lernschleife. Wenn diese Nachweise fehlen, bleibt die Aussage Wirkungspotenzial oder Kommunikationsbehauptung. Sie kann wichtig sein, aber sie ist noch keine belegte Wirkung.</w:t>
+      </w:r>
+    </w:p>
+    <w:p>
+      <w:r>
+        <w:t>Kontrollfrage. Welche Entscheidung waere falsch, wenn Wirkpfad in WM-V9 missverstanden wird? Die Antwort muss mindestens eine Daten- oder Quellenannahme, eine betroffene Gruppe oder Schutzdimension, eine moegliche Nebenwirkung und einen Rueckkopplungsschritt nennen. Richtig ist nicht die lauteste Bewertung, sondern diejenige, die Begriff, Beleg und Steuerungsfolge zusammenhaelt.</w:t>
       </w:r>
     </w:p>
     <w:p>
@@ -3855,37 +3755,107 @@
         <w:pStyle w:val="Heading3"/>
       </w:pPr>
       <w:r>
-        <w:t>Abschlusskommentar 5: Lesen, pruefen, rueckkoppeln</w:t>
-      </w:r>
-    </w:p>
-    <w:p>
-      <w:r>
-        <w:t>Die folgende Verdichtung fuehrt die vorhandenen Kapitel nicht als Wiederholung, sondern als Anwendung zusammen. Wirkungskompetenz entsteht, wenn dieselbe begriffliche Strenge in Fallanalyse, Datenarbeit, Kommunikation, Governance und Entscheidungspraxis wiedererkannt wird.</w:t>
-      </w:r>
-    </w:p>
-    <w:p>
-      <w:r>
-        <w:t>Grenze gegen Scheingenauigkeit. Gerade bei Einstieg / Wirkungsfrage ist Praezision wichtiger als grosse Begriffe. Eine Wirkungsaussage bleibt schwach, wenn sie nur Aktivitaet, Reichweite, Absicht oder Image beschreibt. Stark wird sie erst, wenn sie die Zustandsveraenderung und ihre Bedingungen offenlegt. In WM-V9 ist deshalb entscheidend, praezise Sprache die erste Sicherung gegen Impact-Washing bildet. Die Fehlerlinie verlaeuft nicht zwischen Optimismus und Pessimismus, sondern zwischen offengelegter Unsicherheit und rhetorischer Sicherheit ohne Pruefpfad.</w:t>
-      </w:r>
-    </w:p>
-    <w:p>
-      <w:r>
-        <w:t>Pruefungsnahe Transferfrage. Formuliere zu WM-V9 eine Wirkungsaussage in drei Saetzen: Erstens den beobachteten oder plausiblen Zustand, zweitens die Daten- oder Quellenlage, drittens die offene Unsicherheit samt Rueckkopplung. Die Antwort muss ohne moralische Personenbewertung auskommen und darf Reichweite nicht mit Wirkung verwechseln.</w:t>
-      </w:r>
-    </w:p>
-    <w:p>
-      <w:r>
-        <w:t>Pruefungsnahe Lesart. Aus Video-/Audio-Vorlesung laesst sich eine gute Transferfrage ableiten: Welche Entscheidung waere falsch, wenn dieser Abschnitt missverstanden wird? Fuer Kommunikation ohne Impact-Washing lautet die Antwort meist nicht einfach "mehr Wirkung", sondern genauer: bessere Unterscheidung, sauberere Daten, klarere Schutzlinie und rueckgekoppelte Steuerung. Mindestens ein direkter und ein indirekter Wirkpfad muessen nachvollziehbar sein. Wer das im Fall anwenden kann, hat den Kern der Vorlesung verstanden; wer nur Definitionen wiederholt, bleibt unter dem Anspruch der Akademie.</w:t>
-      </w:r>
-    </w:p>
-    <w:p>
-      <w:r>
-        <w:t>Fallfenster zur Anwendung. Ein Kommunikationsbericht nennt viele Aktivitaeten, Reichweiten und Rueckmeldungen. Die V1-Pruefung fragt, ob daraus eine belastbare Wirkungsaussage folgt. Wenn nur Kontakte, Klicks oder Zustimmung vorliegen, bleibt die Aussage im Bereich Wirkungspotenzial oder Resonanz, nicht im Bereich nachgewiesener Wirkung. Bezogen auf Kommunikation ohne Impact-Washing heisst das: Die Analyse muss das konkrete Thema ernst nehmen und zugleich den allgemeinen WÖk-Massstab halten. Es geht nicht darum, Akteure moralisch zu sortieren. Es geht darum, Wirkpfade, Wirkungsempfaenger, Datenqualitaet, Risiken und Rueckkopplung so zu beschreiben, dass bessere Entscheidungen moeglich werden.</w:t>
-      </w:r>
-    </w:p>
-    <w:p>
-      <w:r>
-        <w:t>Daten- und Quellenklarheit. Der Abschnitt Transkript (Gerüst) ist in WM-V9 kein Zusatzwissen, sondern ein Pruefstein fuer die Grundfrage des Skripts: Was veraendert sich, bei wem, wodurch und mit welcher Rueckkopplung? Fuer Kommunikation ohne Impact-Washing wird daran sichtbar, dass jede Bewertung nur so belastbar ist wie Datenlage, Quellenstatus, Aktualitaet und Systemgrenze. Die fachliche Grenze liegt dort, wo Lernende eine Zahl ohne Einheit, Zeitraum oder Erhebungslogik als Beweis nutzen. Die saubere Lesart trennt deshalb Beobachtung, Kausalannahme, Bewertung und Steuerungsfolge. In der Anwendung sollte daraus mindestens eine konkrete Strategie, Prozess, Budget, Zielkonflikt oder Kommunikationsregel abgeleitet werden; sonst bleibt das Wissen erklaerend, aber nicht steuerungsfaehig.</w:t>
+        <w:t>Schlussvertiefung 5: Kommunikation ohne Impact-Washing im Anwendungsfall</w:t>
+      </w:r>
+    </w:p>
+    <w:p>
+      <w:r>
+        <w:t>Die folgenden Abschnitte sind keine neue Pruefungsloesung. Sie verdichten die vorhandenen Kapitel zu einer Lesart, mit der Studierende einen Fall selbststaendig analysieren koennen. Im Mittelpunkt stehen oeffentliche Resonanzraeume, Sprache, Vertrauen, Quellenklarheit und demokratische Rueckkopplung, nicht moralische Personenbewertung.</w:t>
+      </w:r>
+    </w:p>
+    <w:p>
+      <w:r>
+        <w:t>Begriffliche Schlussklaerung. Wissenschaftliche Anschlussfaehigkeit entsteht hier durch Quellenklarheit. Bei Leitthese werden interne WOE-Begriffe nicht als Ersatz fuer Belege benutzt, sondern mit Wirkungsradar, Journal, Glossar, Resonanz- und Quellenklarheitskapitel verbunden. Wo die Datenlage offen bleibt, wird das offengelegt. Wo eine Aussage nur plausibel ist, bleibt sie als Wirkungspotenzial markiert. Wo ein Schaden eine rote Linie beruehrt, greift Nichtkompensation vor Durchschnittslogik.</w:t>
+      </w:r>
+    </w:p>
+    <w:p>
+      <w:r>
+        <w:t>In einer kontroversen Entscheidung wirkt Leitthese als Pruefpunkt fuer Ambivalenz. Ein Nutzen fuer eine Gruppe kann mit Risiken fuer andere Wirkungsempfaenger einhergehen. Das Skript verlangt deshalb, positive und negative Zustandsveraenderungen getrennt zu fuehren, bevor von positiver Netto-Wirkung gesprochen wird.</w:t>
+      </w:r>
+    </w:p>
+    <w:p>
+      <w:r>
+        <w:t>Wirkpfad und Empfaenger. In Wirkungsmanagement wird Didaktische Einordnung im Studiengang erst steuerungsfaehig, wenn daraus eine Entscheidung folgt. Fuehrung, Strategie, Controlling, Einkauf, Kommunikation und Kultur muessen denselben Wirkungsbegriff verwenden. Ohne diese Rueckkopplung bleibt Reporting eine Beschreibung. Mit Rueckkopplung wird aus Bewertung eine veraenderte Routine: ein anderer Prozess, ein geaenderter Anreiz, eine bessere Datenpflicht, eine korrigierte Kommunikation oder eine neue Priorisierung.</w:t>
+      </w:r>
+    </w:p>
+    <w:p>
+      <w:r>
+        <w:t>Die typische Fehlstelle bei Kommunikation ohne Impact-Washing liegt darin, Reichweite, Zustimmung oder Lautstaerke als Wirkung auszugeben. Bei Didaktische Einordnung im Studiengang wird diese Fehlstelle konkret: Ein scheinbar plausibler Befund darf nicht zur Abkuerzung werden. Quellen, Systemgrenzen, Unsicherheit und Rueckkopplung bleiben sichtbar.</w:t>
+      </w:r>
+    </w:p>
+    <w:p>
+      <w:r>
+        <w:t>Daten, Quellen und Evidenz. Die Grenze gegen Scheingenauigkeit verlaeuft bei Analysemodell nicht zwischen Optimismus und Pessimismus. Sie verlaeuft zwischen offengelegter Unsicherheit und rhetorischer Sicherheit. Wer Kommunikation ohne Impact-Washing belastbar anwenden will, benennt Systemgrenze, Zeitraum, Vergleichspunkt und offene Gegenhypothese. Gerade dadurch bleibt das Skript anschlussfaehig fuer Forschung, Praxis und spaetere Revision.</w:t>
+      </w:r>
+    </w:p>
+    <w:p>
+      <w:r>
+        <w:t>Fuer die Pruefung ist Analysemodell dann verstanden, wenn daraus eine belastbare Fallantwort entsteht. Eine gute Antwort unterscheidet Beobachtung, Kausalannahme, Bewertung und Steuerungsfolge. Sie bewertet keine Menschen, sondern Wirkpfade, Zustandsveraenderungen, Risiken und institutionelle Bedingungen.</w:t>
+      </w:r>
+    </w:p>
+    <w:p>
+      <w:r>
+        <w:t>Bewertung und rote Linien. Modellformel zeigt, warum Kommunikation ohne Impact-Washing mehr ist als ein Schlagwort im Feld oeffentliche Resonanzraeume, Sprache, Vertrauen, Quellenklarheit und demokratische Rueckkopplung. Die wirkungsoekonomische Frage lautet: Welche reale Veraenderung wird moeglich, welche bleibt nur Potenzial und wo entsteht ein Wirkungsrisiko? Diese Unterscheidung schuetzt vor Impact-Washing, weil sie Absicht, Aktivitaet, Reichweite und Wirkung auseinanderhaelt.</w:t>
+      </w:r>
+    </w:p>
+    <w:p>
+      <w:r>
+        <w:t>Eine Kommune, ein Unternehmen oder eine Bildungsorganisation will Kommunikation ohne Impact-Washing praktisch anwenden. Der erste Schritt ist nicht die Auswahl eines Instruments, sondern die Klaerung der Zustandsveraenderung. Bei Modellformel muss deshalb benannt werden, wer betroffen ist, welcher Zustand sich veraendert, welche Frist gilt und welche Gegenbeobachtung die Annahme widerlegen wuerde. Erst danach entsteht eine begruendete Entscheidung im Feld Strategie, Prozess, Budget, Verantwortlichkeit oder Kommunikationsregel.</w:t>
+      </w:r>
+    </w:p>
+    <w:p>
+      <w:r>
+        <w:t>Kontrollfrage. Welche Entscheidung waere falsch, wenn Modellformel in WM-V9 missverstanden wird? Die Antwort muss mindestens eine Daten- oder Quellenannahme, eine betroffene Gruppe oder Schutzdimension, eine moegliche Nebenwirkung und einen Rueckkopplungsschritt nennen. Richtig ist nicht die lauteste Bewertung, sondern diejenige, die Begriff, Beleg und Steuerungsfolge zusammenhaelt.</w:t>
+      </w:r>
+    </w:p>
+    <w:p>
+      <w:r>
+        <w:t>Rueckfluss. Fuer den WOE-Korpus bedeutet das: Begriffe aus Kommunikation ohne Impact-Washing sollten dort geschaerft werden, wo sie in Glossar, Werkzeugen, Journal oder Readern doppeldeutig bleiben. Offene Forschungsfragen werden nicht versteckt. Sie markieren die Stelle, an der spaetere Evidenz, ein besserer Datensatz oder eine praezisere Fallstudie die Bewertung veraendern kann.</w:t>
+      </w:r>
+    </w:p>
+    <w:p>
+      <w:r>
+        <w:t>Steuerung und Rueckkopplung. In WM-V9 muss Fallfenster immer mit Empfaengern gelesen werden. Wirkung entsteht nicht beim Sender, sondern an veraenderten Zustaenden von Menschen, Oekosystemen, Institutionen, Oeffentlichkeit oder kuenftigen Handlungsspielraeumen. Darum reicht es nicht, interne Aktivitaeten zu dokumentieren. Entscheidend ist, ob sich ein Zustand nachvollziehbar veraendert und ob diese Veraenderung im Referenzrahmen Mensch, Planet, Demokratie, SDGs, Agenda 2030 und SDG+ tragfaehig bewertet werden kann.</w:t>
+      </w:r>
+    </w:p>
+    <w:p>
+      <w:r>
+        <w:t>Ein Bericht behauptet, die Massnahme zu Kommunikation ohne Impact-Washing sei erfolgreich. Die WOE-Lesart fragt bei Fallfenster nach belastbaren Nachweisen: Managementroutine, Stakeholder-Rueckmeldung, Prozessdaten, Entscheidungsprotokoll und Lernschleife. Wenn diese Nachweise fehlen, bleibt die Aussage Wirkungspotenzial oder Kommunikationsbehauptung. Sie kann wichtig sein, aber sie ist noch keine belegte Wirkung.</w:t>
+      </w:r>
+    </w:p>
+    <w:p>
+      <w:r>
+        <w:t>Pruefungsnahe Anwendung. Wissenschaftliche Anschlussfaehigkeit entsteht hier durch Quellenklarheit. Bei Prüfungsnahe Fallfragen ohne geschützte Antwortlogik werden interne WOE-Begriffe nicht als Ersatz fuer Belege benutzt, sondern mit Wirkungsradar, Journal, Glossar, Resonanz- und Quellenklarheitskapitel verbunden. Wo die Datenlage offen bleibt, wird das offengelegt. Wo eine Aussage nur plausibel ist, bleibt sie als Wirkungspotenzial markiert. Wo ein Schaden eine rote Linie beruehrt, greift Nichtkompensation vor Durchschnittslogik.</w:t>
+      </w:r>
+    </w:p>
+    <w:p>
+      <w:r>
+        <w:t>In einer kontroversen Entscheidung wirkt Prüfungsnahe Fallfragen ohne geschützte Antwortlogik als Pruefpunkt fuer Ambivalenz. Ein Nutzen fuer eine Gruppe kann mit Risiken fuer andere Wirkungsempfaenger einhergehen. Das Skript verlangt deshalb, positive und negative Zustandsveraenderungen getrennt zu fuehren, bevor von positiver Netto-Wirkung gesprochen wird.</w:t>
+      </w:r>
+    </w:p>
+    <w:p>
+      <w:r>
+        <w:t>Transfer in den WOE-Korpus. In Wirkungsmanagement wird Auswertung aus der lebenden Website-Referenz erst steuerungsfaehig, wenn daraus eine Entscheidung folgt. Fuehrung, Strategie, Controlling, Einkauf, Kommunikation und Kultur muessen denselben Wirkungsbegriff verwenden. Ohne diese Rueckkopplung bleibt Reporting eine Beschreibung. Mit Rueckkopplung wird aus Bewertung eine veraenderte Routine: ein anderer Prozess, ein geaenderter Anreiz, eine bessere Datenpflicht, eine korrigierte Kommunikation oder eine neue Priorisierung.</w:t>
+      </w:r>
+    </w:p>
+    <w:p>
+      <w:r>
+        <w:t>Die typische Fehlstelle bei Kommunikation ohne Impact-Washing liegt darin, Reichweite, Zustimmung oder Lautstaerke als Wirkung auszugeben. Bei Auswertung aus der lebenden Website-Referenz wird diese Fehlstelle konkret: Ein scheinbar plausibler Befund darf nicht zur Abkuerzung werden. Quellen, Systemgrenzen, Unsicherheit und Rueckkopplung bleiben sichtbar.</w:t>
+      </w:r>
+    </w:p>
+    <w:p>
+      <w:r>
+        <w:t>Grenzen der Aussage. Die Grenze gegen Scheingenauigkeit verlaeuft bei Frames als Wirkungspotenziale nicht zwischen Optimismus und Pessimismus. Sie verlaeuft zwischen offengelegter Unsicherheit und rhetorischer Sicherheit. Wer Kommunikation ohne Impact-Washing belastbar anwenden will, benennt Systemgrenze, Zeitraum, Vergleichspunkt und offene Gegenhypothese. Gerade dadurch bleibt das Skript anschlussfaehig fuer Forschung, Praxis und spaetere Revision.</w:t>
+      </w:r>
+    </w:p>
+    <w:p>
+      <w:r>
+        <w:t>Fuer die Pruefung ist Frames als Wirkungspotenziale dann verstanden, wenn daraus eine belastbare Fallantwort entsteht. Eine gute Antwort unterscheidet Beobachtung, Kausalannahme, Bewertung und Steuerungsfolge. Sie bewertet keine Menschen, sondern Wirkpfade, Zustandsveraenderungen, Risiken und institutionelle Bedingungen.</w:t>
+      </w:r>
+    </w:p>
+    <w:p>
+      <w:r>
+        <w:t>Kontrollfrage. Welche Entscheidung waere falsch, wenn Frames als Wirkungspotenziale in WM-V9 missverstanden wird? Die Antwort muss mindestens eine Daten- oder Quellenannahme, eine betroffene Gruppe oder Schutzdimension, eine moegliche Nebenwirkung und einen Rueckkopplungsschritt nennen. Richtig ist nicht die lauteste Bewertung, sondern diejenige, die Begriff, Beleg und Steuerungsfolge zusammenhaelt.</w:t>
       </w:r>
     </w:p>
     <w:p>
@@ -3893,12 +3863,364 @@
         <w:pStyle w:val="Heading3"/>
       </w:pPr>
       <w:r>
+        <w:t>Schlussvertiefung 6: Kommunikation ohne Impact-Washing im Anwendungsfall</w:t>
+      </w:r>
+    </w:p>
+    <w:p>
+      <w:r>
+        <w:t>Die folgenden Abschnitte sind keine neue Pruefungsloesung. Sie verdichten die vorhandenen Kapitel zu einer Lesart, mit der Studierende einen Fall selbststaendig analysieren koennen. Im Mittelpunkt stehen oeffentliche Resonanzraeume, Sprache, Vertrauen, Quellenklarheit und demokratische Rueckkopplung, nicht moralische Personenbewertung.</w:t>
+      </w:r>
+    </w:p>
+    <w:p>
+      <w:r>
+        <w:t>Begriffliche Schlussklaerung. Tonalität, Mimik, Bilder zeigt, warum Kommunikation ohne Impact-Washing mehr ist als ein Schlagwort im Feld oeffentliche Resonanzraeume, Sprache, Vertrauen, Quellenklarheit und demokratische Rueckkopplung. Die wirkungsoekonomische Frage lautet: Welche reale Veraenderung wird moeglich, welche bleibt nur Potenzial und wo entsteht ein Wirkungsrisiko? Diese Unterscheidung schuetzt vor Impact-Washing, weil sie Absicht, Aktivitaet, Reichweite und Wirkung auseinanderhaelt.</w:t>
+      </w:r>
+    </w:p>
+    <w:p>
+      <w:r>
+        <w:t>Eine Kommune, ein Unternehmen oder eine Bildungsorganisation will Kommunikation ohne Impact-Washing praktisch anwenden. Der erste Schritt ist nicht die Auswahl eines Instruments, sondern die Klaerung der Zustandsveraenderung. Bei Tonalität, Mimik, Bilder muss deshalb benannt werden, wer betroffen ist, welcher Zustand sich veraendert, welche Frist gilt und welche Gegenbeobachtung die Annahme widerlegen wuerde. Erst danach entsteht eine begruendete Entscheidung im Feld Strategie, Prozess, Budget, Verantwortlichkeit oder Kommunikationsregel.</w:t>
+      </w:r>
+    </w:p>
+    <w:p>
+      <w:r>
+        <w:t>Wirkpfad und Empfaenger. In WM-V9 muss Kampfbegriffe und Normalisierung immer mit Empfaengern gelesen werden. Wirkung entsteht nicht beim Sender, sondern an veraenderten Zustaenden von Menschen, Oekosystemen, Institutionen, Oeffentlichkeit oder kuenftigen Handlungsspielraeumen. Darum reicht es nicht, interne Aktivitaeten zu dokumentieren. Entscheidend ist, ob sich ein Zustand nachvollziehbar veraendert und ob diese Veraenderung im Referenzrahmen Mensch, Planet, Demokratie, SDGs, Agenda 2030 und SDG+ tragfaehig bewertet werden kann.</w:t>
+      </w:r>
+    </w:p>
+    <w:p>
+      <w:r>
+        <w:t>Ein Bericht behauptet, die Massnahme zu Kommunikation ohne Impact-Washing sei erfolgreich. Die WOE-Lesart fragt bei Kampfbegriffe und Normalisierung nach belastbaren Nachweisen: Managementroutine, Stakeholder-Rueckmeldung, Prozessdaten, Entscheidungsprotokoll und Lernschleife. Wenn diese Nachweise fehlen, bleibt die Aussage Wirkungspotenzial oder Kommunikationsbehauptung. Sie kann wichtig sein, aber sie ist noch keine belegte Wirkung.</w:t>
+      </w:r>
+    </w:p>
+    <w:p>
+      <w:r>
+        <w:t>Rueckfluss. Fuer den WOE-Korpus bedeutet das: Begriffe aus Kommunikation ohne Impact-Washing sollten dort geschaerft werden, wo sie in Glossar, Werkzeugen, Journal oder Readern doppeldeutig bleiben. Offene Forschungsfragen werden nicht versteckt. Sie markieren die Stelle, an der spaetere Evidenz, ein besserer Datensatz oder eine praezisere Fallstudie die Bewertung veraendern kann.</w:t>
+      </w:r>
+    </w:p>
+    <w:p>
+      <w:r>
+        <w:t>Daten, Quellen und Evidenz. Wissenschaftliche Anschlussfaehigkeit entsteht hier durch Quellenklarheit. Bei Sprachliche Verantwortung werden interne WOE-Begriffe nicht als Ersatz fuer Belege benutzt, sondern mit Wirkungsradar, Journal, Glossar, Resonanz- und Quellenklarheitskapitel verbunden. Wo die Datenlage offen bleibt, wird das offengelegt. Wo eine Aussage nur plausibel ist, bleibt sie als Wirkungspotenzial markiert. Wo ein Schaden eine rote Linie beruehrt, greift Nichtkompensation vor Durchschnittslogik.</w:t>
+      </w:r>
+    </w:p>
+    <w:p>
+      <w:r>
+        <w:t>In einer kontroversen Entscheidung wirkt Sprachliche Verantwortung als Pruefpunkt fuer Ambivalenz. Ein Nutzen fuer eine Gruppe kann mit Risiken fuer andere Wirkungsempfaenger einhergehen. Das Skript verlangt deshalb, positive und negative Zustandsveraenderungen getrennt zu fuehren, bevor von positiver Netto-Wirkung gesprochen wird.</w:t>
+      </w:r>
+    </w:p>
+    <w:p>
+      <w:r>
+        <w:t>Bewertung und rote Linien. In Wirkungsmanagement wird Warum jede Kennzahl manipulierbar wird erst steuerungsfaehig, wenn daraus eine Entscheidung folgt. Fuehrung, Strategie, Controlling, Einkauf, Kommunikation und Kultur muessen denselben Wirkungsbegriff verwenden. Ohne diese Rueckkopplung bleibt Reporting eine Beschreibung. Mit Rueckkopplung wird aus Bewertung eine veraenderte Routine: ein anderer Prozess, ein geaenderter Anreiz, eine bessere Datenpflicht, eine korrigierte Kommunikation oder eine neue Priorisierung.</w:t>
+      </w:r>
+    </w:p>
+    <w:p>
+      <w:r>
+        <w:t>Die typische Fehlstelle bei Kommunikation ohne Impact-Washing liegt darin, Reichweite, Zustimmung oder Lautstaerke als Wirkung auszugeben. Bei Warum jede Kennzahl manipulierbar wird wird diese Fehlstelle konkret: Ein scheinbar plausibler Befund darf nicht zur Abkuerzung werden. Quellen, Systemgrenzen, Unsicherheit und Rueckkopplung bleiben sichtbar.</w:t>
+      </w:r>
+    </w:p>
+    <w:p>
+      <w:r>
+        <w:t>Kontrollfrage. Welche Entscheidung waere falsch, wenn Warum jede Kennzahl manipulierbar wird in WM-V9 missverstanden wird? Die Antwort muss mindestens eine Daten- oder Quellenannahme, eine betroffene Gruppe oder Schutzdimension, eine moegliche Nebenwirkung und einen Rueckkopplungsschritt nennen. Richtig ist nicht die lauteste Bewertung, sondern diejenige, die Begriff, Beleg und Steuerungsfolge zusammenhaelt.</w:t>
+      </w:r>
+    </w:p>
+    <w:p>
+      <w:r>
+        <w:t>Steuerung und Rueckkopplung. Die Grenze gegen Scheingenauigkeit verlaeuft bei Einleitung / Wirkungsfrage nicht zwischen Optimismus und Pessimismus. Sie verlaeuft zwischen offengelegter Unsicherheit und rhetorischer Sicherheit. Wer Kommunikation ohne Impact-Washing belastbar anwenden will, benennt Systemgrenze, Zeitraum, Vergleichspunkt und offene Gegenhypothese. Gerade dadurch bleibt das Skript anschlussfaehig fuer Forschung, Praxis und spaetere Revision.</w:t>
+      </w:r>
+    </w:p>
+    <w:p>
+      <w:r>
+        <w:t>Fuer die Pruefung ist Einleitung / Wirkungsfrage dann verstanden, wenn daraus eine belastbare Fallantwort entsteht. Eine gute Antwort unterscheidet Beobachtung, Kausalannahme, Bewertung und Steuerungsfolge. Sie bewertet keine Menschen, sondern Wirkpfade, Zustandsveraenderungen, Risiken und institutionelle Bedingungen.</w:t>
+      </w:r>
+    </w:p>
+    <w:p>
+      <w:r>
+        <w:t>Pruefungsnahe Anwendung. Kernaussage zeigt, warum Kommunikation ohne Impact-Washing mehr ist als ein Schlagwort im Feld oeffentliche Resonanzraeume, Sprache, Vertrauen, Quellenklarheit und demokratische Rueckkopplung. Die wirkungsoekonomische Frage lautet: Welche reale Veraenderung wird moeglich, welche bleibt nur Potenzial und wo entsteht ein Wirkungsrisiko? Diese Unterscheidung schuetzt vor Impact-Washing, weil sie Absicht, Aktivitaet, Reichweite und Wirkung auseinanderhaelt.</w:t>
+      </w:r>
+    </w:p>
+    <w:p>
+      <w:r>
+        <w:t>Eine Kommune, ein Unternehmen oder eine Bildungsorganisation will Kommunikation ohne Impact-Washing praktisch anwenden. Der erste Schritt ist nicht die Auswahl eines Instruments, sondern die Klaerung der Zustandsveraenderung. Bei Kernaussage muss deshalb benannt werden, wer betroffen ist, welcher Zustand sich veraendert, welche Frist gilt und welche Gegenbeobachtung die Annahme widerlegen wuerde. Erst danach entsteht eine begruendete Entscheidung im Feld Strategie, Prozess, Budget, Verantwortlichkeit oder Kommunikationsregel.</w:t>
+      </w:r>
+    </w:p>
+    <w:p>
+      <w:r>
+        <w:t>Transfer in den WOE-Korpus. In WM-V9 muss Quelltext und fachliche Grundlegung immer mit Empfaengern gelesen werden. Wirkung entsteht nicht beim Sender, sondern an veraenderten Zustaenden von Menschen, Oekosystemen, Institutionen, Oeffentlichkeit oder kuenftigen Handlungsspielraeumen. Darum reicht es nicht, interne Aktivitaeten zu dokumentieren. Entscheidend ist, ob sich ein Zustand nachvollziehbar veraendert und ob diese Veraenderung im Referenzrahmen Mensch, Planet, Demokratie, SDGs, Agenda 2030 und SDG+ tragfaehig bewertet werden kann.</w:t>
+      </w:r>
+    </w:p>
+    <w:p>
+      <w:r>
+        <w:t>Ein Bericht behauptet, die Massnahme zu Kommunikation ohne Impact-Washing sei erfolgreich. Die WOE-Lesart fragt bei Quelltext und fachliche Grundlegung nach belastbaren Nachweisen: Managementroutine, Stakeholder-Rueckmeldung, Prozessdaten, Entscheidungsprotokoll und Lernschleife. Wenn diese Nachweise fehlen, bleibt die Aussage Wirkungspotenzial oder Kommunikationsbehauptung. Sie kann wichtig sein, aber sie ist noch keine belegte Wirkung.</w:t>
+      </w:r>
+    </w:p>
+    <w:p>
+      <w:r>
+        <w:t>Grenzen der Aussage. Wissenschaftliche Anschlussfaehigkeit entsteht hier durch Quellenklarheit. Bei Einstieg / Wirkungsfrage werden interne WOE-Begriffe nicht als Ersatz fuer Belege benutzt, sondern mit Wirkungsradar, Journal, Glossar, Resonanz- und Quellenklarheitskapitel verbunden. Wo die Datenlage offen bleibt, wird das offengelegt. Wo eine Aussage nur plausibel ist, bleibt sie als Wirkungspotenzial markiert. Wo ein Schaden eine rote Linie beruehrt, greift Nichtkompensation vor Durchschnittslogik.</w:t>
+      </w:r>
+    </w:p>
+    <w:p>
+      <w:r>
+        <w:t>In einer kontroversen Entscheidung wirkt Einstieg / Wirkungsfrage als Pruefpunkt fuer Ambivalenz. Ein Nutzen fuer eine Gruppe kann mit Risiken fuer andere Wirkungsempfaenger einhergehen. Das Skript verlangt deshalb, positive und negative Zustandsveraenderungen getrennt zu fuehren, bevor von positiver Netto-Wirkung gesprochen wird.</w:t>
+      </w:r>
+    </w:p>
+    <w:p>
+      <w:r>
+        <w:t>Kontrollfrage. Welche Entscheidung waere falsch, wenn Einstieg / Wirkungsfrage in WM-V9 missverstanden wird? Die Antwort muss mindestens eine Daten- oder Quellenannahme, eine betroffene Gruppe oder Schutzdimension, eine moegliche Nebenwirkung und einen Rueckkopplungsschritt nennen. Richtig ist nicht die lauteste Bewertung, sondern diejenige, die Begriff, Beleg und Steuerungsfolge zusammenhaelt.</w:t>
+      </w:r>
+    </w:p>
+    <w:p>
+      <w:r>
+        <w:t>Rueckfluss. Fuer den WOE-Korpus bedeutet das: Begriffe aus Kommunikation ohne Impact-Washing sollten dort geschaerft werden, wo sie in Glossar, Werkzeugen, Journal oder Readern doppeldeutig bleiben. Offene Forschungsfragen werden nicht versteckt. Sie markieren die Stelle, an der spaetere Evidenz, ein besserer Datensatz oder eine praezisere Fallstudie die Bewertung veraendern kann.</w:t>
+      </w:r>
+    </w:p>
+    <w:p>
+      <w:pPr>
+        <w:pStyle w:val="Heading3"/>
+      </w:pPr>
+      <w:r>
+        <w:t>Schlussvertiefung 7: Kommunikation ohne Impact-Washing im Anwendungsfall</w:t>
+      </w:r>
+    </w:p>
+    <w:p>
+      <w:r>
+        <w:t>Die folgenden Abschnitte sind keine neue Pruefungsloesung. Sie verdichten die vorhandenen Kapitel zu einer Lesart, mit der Studierende einen Fall selbststaendig analysieren koennen. Im Mittelpunkt stehen oeffentliche Resonanzraeume, Sprache, Vertrauen, Quellenklarheit und demokratische Rueckkopplung, nicht moralische Personenbewertung.</w:t>
+      </w:r>
+    </w:p>
+    <w:p>
+      <w:r>
+        <w:t>Begriffliche Schlussklaerung. In Wirkungsmanagement wird Skript / Folien (Lernseite) erst steuerungsfaehig, wenn daraus eine Entscheidung folgt. Fuehrung, Strategie, Controlling, Einkauf, Kommunikation und Kultur muessen denselben Wirkungsbegriff verwenden. Ohne diese Rueckkopplung bleibt Reporting eine Beschreibung. Mit Rueckkopplung wird aus Bewertung eine veraenderte Routine: ein anderer Prozess, ein geaenderter Anreiz, eine bessere Datenpflicht, eine korrigierte Kommunikation oder eine neue Priorisierung.</w:t>
+      </w:r>
+    </w:p>
+    <w:p>
+      <w:r>
+        <w:t>Die typische Fehlstelle bei Kommunikation ohne Impact-Washing liegt darin, Reichweite, Zustimmung oder Lautstaerke als Wirkung auszugeben. Bei Skript / Folien (Lernseite) wird diese Fehlstelle konkret: Ein scheinbar plausibler Befund darf nicht zur Abkuerzung werden. Quellen, Systemgrenzen, Unsicherheit und Rueckkopplung bleiben sichtbar.</w:t>
+      </w:r>
+    </w:p>
+    <w:p>
+      <w:r>
+        <w:t>Wirkpfad und Empfaenger. Die Grenze gegen Scheingenauigkeit verlaeuft bei Transferaufgabe nicht zwischen Optimismus und Pessimismus. Sie verlaeuft zwischen offengelegter Unsicherheit und rhetorischer Sicherheit. Wer Kommunikation ohne Impact-Washing belastbar anwenden will, benennt Systemgrenze, Zeitraum, Vergleichspunkt und offene Gegenhypothese. Gerade dadurch bleibt das Skript anschlussfaehig fuer Forschung, Praxis und spaetere Revision.</w:t>
+      </w:r>
+    </w:p>
+    <w:p>
+      <w:r>
+        <w:t>Fuer die Pruefung ist Transferaufgabe dann verstanden, wenn daraus eine belastbare Fallantwort entsteht. Eine gute Antwort unterscheidet Beobachtung, Kausalannahme, Bewertung und Steuerungsfolge. Sie bewertet keine Menschen, sondern Wirkpfade, Zustandsveraenderungen, Risiken und institutionelle Bedingungen.</w:t>
+      </w:r>
+    </w:p>
+    <w:p>
+      <w:r>
+        <w:t>Daten, Quellen und Evidenz. Praxisbeispiel zeigt, warum Kommunikation ohne Impact-Washing mehr ist als ein Schlagwort im Feld oeffentliche Resonanzraeume, Sprache, Vertrauen, Quellenklarheit und demokratische Rueckkopplung. Die wirkungsoekonomische Frage lautet: Welche reale Veraenderung wird moeglich, welche bleibt nur Potenzial und wo entsteht ein Wirkungsrisiko? Diese Unterscheidung schuetzt vor Impact-Washing, weil sie Absicht, Aktivitaet, Reichweite und Wirkung auseinanderhaelt.</w:t>
+      </w:r>
+    </w:p>
+    <w:p>
+      <w:r>
+        <w:t>Eine Kommune, ein Unternehmen oder eine Bildungsorganisation will Kommunikation ohne Impact-Washing praktisch anwenden. Der erste Schritt ist nicht die Auswahl eines Instruments, sondern die Klaerung der Zustandsveraenderung. Bei Praxisbeispiel muss deshalb benannt werden, wer betroffen ist, welcher Zustand sich veraendert, welche Frist gilt und welche Gegenbeobachtung die Annahme widerlegen wuerde. Erst danach entsteht eine begruendete Entscheidung im Feld Strategie, Prozess, Budget, Verantwortlichkeit oder Kommunikationsregel.</w:t>
+      </w:r>
+    </w:p>
+    <w:p>
+      <w:r>
+        <w:t>Bewertung und rote Linien. In WM-V9 muss Wirkungsökonomische Vertiefung immer mit Empfaengern gelesen werden. Wirkung entsteht nicht beim Sender, sondern an veraenderten Zustaenden von Menschen, Oekosystemen, Institutionen, Oeffentlichkeit oder kuenftigen Handlungsspielraeumen. Darum reicht es nicht, interne Aktivitaeten zu dokumentieren. Entscheidend ist, ob sich ein Zustand nachvollziehbar veraendert und ob diese Veraenderung im Referenzrahmen Mensch, Planet, Demokratie, SDGs, Agenda 2030 und SDG+ tragfaehig bewertet werden kann.</w:t>
+      </w:r>
+    </w:p>
+    <w:p>
+      <w:r>
+        <w:t>Ein Bericht behauptet, die Massnahme zu Kommunikation ohne Impact-Washing sei erfolgreich. Die WOE-Lesart fragt bei Wirkungsökonomische Vertiefung nach belastbaren Nachweisen: Managementroutine, Stakeholder-Rueckmeldung, Prozessdaten, Entscheidungsprotokoll und Lernschleife. Wenn diese Nachweise fehlen, bleibt die Aussage Wirkungspotenzial oder Kommunikationsbehauptung. Sie kann wichtig sein, aber sie ist noch keine belegte Wirkung.</w:t>
+      </w:r>
+    </w:p>
+    <w:p>
+      <w:r>
+        <w:t>Kontrollfrage. Welche Entscheidung waere falsch, wenn Wirkungsökonomische Vertiefung in WM-V9 missverstanden wird? Die Antwort muss mindestens eine Daten- oder Quellenannahme, eine betroffene Gruppe oder Schutzdimension, eine moegliche Nebenwirkung und einen Rueckkopplungsschritt nennen. Richtig ist nicht die lauteste Bewertung, sondern diejenige, die Begriff, Beleg und Steuerungsfolge zusammenhaelt.</w:t>
+      </w:r>
+    </w:p>
+    <w:p>
+      <w:r>
+        <w:t>Steuerung und Rueckkopplung. Wissenschaftliche Anschlussfaehigkeit entsteht hier durch Quellenklarheit. Bei Begriffliche Präzision werden interne WOE-Begriffe nicht als Ersatz fuer Belege benutzt, sondern mit Wirkungsradar, Journal, Glossar, Resonanz- und Quellenklarheitskapitel verbunden. Wo die Datenlage offen bleibt, wird das offengelegt. Wo eine Aussage nur plausibel ist, bleibt sie als Wirkungspotenzial markiert. Wo ein Schaden eine rote Linie beruehrt, greift Nichtkompensation vor Durchschnittslogik.</w:t>
+      </w:r>
+    </w:p>
+    <w:p>
+      <w:r>
+        <w:t>In einer kontroversen Entscheidung wirkt Begriffliche Präzision als Pruefpunkt fuer Ambivalenz. Ein Nutzen fuer eine Gruppe kann mit Risiken fuer andere Wirkungsempfaenger einhergehen. Das Skript verlangt deshalb, positive und negative Zustandsveraenderungen getrennt zu fuehren, bevor von positiver Netto-Wirkung gesprochen wird.</w:t>
+      </w:r>
+    </w:p>
+    <w:p>
+      <w:r>
+        <w:t>Pruefungsnahe Anwendung. In Wirkungsmanagement wird Wirkpfad erst steuerungsfaehig, wenn daraus eine Entscheidung folgt. Fuehrung, Strategie, Controlling, Einkauf, Kommunikation und Kultur muessen denselben Wirkungsbegriff verwenden. Ohne diese Rueckkopplung bleibt Reporting eine Beschreibung. Mit Rueckkopplung wird aus Bewertung eine veraenderte Routine: ein anderer Prozess, ein geaenderter Anreiz, eine bessere Datenpflicht, eine korrigierte Kommunikation oder eine neue Priorisierung.</w:t>
+      </w:r>
+    </w:p>
+    <w:p>
+      <w:r>
+        <w:t>Die typische Fehlstelle bei Kommunikation ohne Impact-Washing liegt darin, Reichweite, Zustimmung oder Lautstaerke als Wirkung auszugeben. Bei Wirkpfad wird diese Fehlstelle konkret: Ein scheinbar plausibler Befund darf nicht zur Abkuerzung werden. Quellen, Systemgrenzen, Unsicherheit und Rueckkopplung bleiben sichtbar.</w:t>
+      </w:r>
+    </w:p>
+    <w:p>
+      <w:r>
+        <w:t>Rueckfluss. Fuer den WOE-Korpus bedeutet das: Begriffe aus Kommunikation ohne Impact-Washing sollten dort geschaerft werden, wo sie in Glossar, Werkzeugen, Journal oder Readern doppeldeutig bleiben. Offene Forschungsfragen werden nicht versteckt. Sie markieren die Stelle, an der spaetere Evidenz, ein besserer Datensatz oder eine praezisere Fallstudie die Bewertung veraendern kann.</w:t>
+      </w:r>
+    </w:p>
+    <w:p>
+      <w:r>
+        <w:t>Transfer in den WOE-Korpus. Die Grenze gegen Scheingenauigkeit verlaeuft bei Leitthese nicht zwischen Optimismus und Pessimismus. Sie verlaeuft zwischen offengelegter Unsicherheit und rhetorischer Sicherheit. Wer Kommunikation ohne Impact-Washing belastbar anwenden will, benennt Systemgrenze, Zeitraum, Vergleichspunkt und offene Gegenhypothese. Gerade dadurch bleibt das Skript anschlussfaehig fuer Forschung, Praxis und spaetere Revision.</w:t>
+      </w:r>
+    </w:p>
+    <w:p>
+      <w:r>
+        <w:t>Fuer die Pruefung ist Leitthese dann verstanden, wenn daraus eine belastbare Fallantwort entsteht. Eine gute Antwort unterscheidet Beobachtung, Kausalannahme, Bewertung und Steuerungsfolge. Sie bewertet keine Menschen, sondern Wirkpfade, Zustandsveraenderungen, Risiken und institutionelle Bedingungen.</w:t>
+      </w:r>
+    </w:p>
+    <w:p>
+      <w:r>
+        <w:t>Grenzen der Aussage. Didaktische Einordnung im Studiengang zeigt, warum Kommunikation ohne Impact-Washing mehr ist als ein Schlagwort im Feld oeffentliche Resonanzraeume, Sprache, Vertrauen, Quellenklarheit und demokratische Rueckkopplung. Die wirkungsoekonomische Frage lautet: Welche reale Veraenderung wird moeglich, welche bleibt nur Potenzial und wo entsteht ein Wirkungsrisiko? Diese Unterscheidung schuetzt vor Impact-Washing, weil sie Absicht, Aktivitaet, Reichweite und Wirkung auseinanderhaelt.</w:t>
+      </w:r>
+    </w:p>
+    <w:p>
+      <w:r>
+        <w:t>Eine Kommune, ein Unternehmen oder eine Bildungsorganisation will Kommunikation ohne Impact-Washing praktisch anwenden. Der erste Schritt ist nicht die Auswahl eines Instruments, sondern die Klaerung der Zustandsveraenderung. Bei Didaktische Einordnung im Studiengang muss deshalb benannt werden, wer betroffen ist, welcher Zustand sich veraendert, welche Frist gilt und welche Gegenbeobachtung die Annahme widerlegen wuerde. Erst danach entsteht eine begruendete Entscheidung im Feld Strategie, Prozess, Budget, Verantwortlichkeit oder Kommunikationsregel.</w:t>
+      </w:r>
+    </w:p>
+    <w:p>
+      <w:r>
+        <w:t>Kontrollfrage. Welche Entscheidung waere falsch, wenn Didaktische Einordnung im Studiengang in WM-V9 missverstanden wird? Die Antwort muss mindestens eine Daten- oder Quellenannahme, eine betroffene Gruppe oder Schutzdimension, eine moegliche Nebenwirkung und einen Rueckkopplungsschritt nennen. Richtig ist nicht die lauteste Bewertung, sondern diejenige, die Begriff, Beleg und Steuerungsfolge zusammenhaelt.</w:t>
+      </w:r>
+    </w:p>
+    <w:p>
+      <w:pPr>
+        <w:pStyle w:val="Heading3"/>
+      </w:pPr>
+      <w:r>
+        <w:t>Schlussvertiefung 8: Kommunikation ohne Impact-Washing im Anwendungsfall</w:t>
+      </w:r>
+    </w:p>
+    <w:p>
+      <w:r>
+        <w:t>Die folgenden Abschnitte sind keine neue Pruefungsloesung. Sie verdichten die vorhandenen Kapitel zu einer Lesart, mit der Studierende einen Fall selbststaendig analysieren koennen. Im Mittelpunkt stehen oeffentliche Resonanzraeume, Sprache, Vertrauen, Quellenklarheit und demokratische Rueckkopplung, nicht moralische Personenbewertung.</w:t>
+      </w:r>
+    </w:p>
+    <w:p>
+      <w:r>
+        <w:t>Begriffliche Schlussklaerung. In WM-V9 muss Analysemodell immer mit Empfaengern gelesen werden. Wirkung entsteht nicht beim Sender, sondern an veraenderten Zustaenden von Menschen, Oekosystemen, Institutionen, Oeffentlichkeit oder kuenftigen Handlungsspielraeumen. Darum reicht es nicht, interne Aktivitaeten zu dokumentieren. Entscheidend ist, ob sich ein Zustand nachvollziehbar veraendert und ob diese Veraenderung im Referenzrahmen Mensch, Planet, Demokratie, SDGs, Agenda 2030 und SDG+ tragfaehig bewertet werden kann.</w:t>
+      </w:r>
+    </w:p>
+    <w:p>
+      <w:r>
+        <w:t>Ein Bericht behauptet, die Massnahme zu Kommunikation ohne Impact-Washing sei erfolgreich. Die WOE-Lesart fragt bei Analysemodell nach belastbaren Nachweisen: Managementroutine, Stakeholder-Rueckmeldung, Prozessdaten, Entscheidungsprotokoll und Lernschleife. Wenn diese Nachweise fehlen, bleibt die Aussage Wirkungspotenzial oder Kommunikationsbehauptung. Sie kann wichtig sein, aber sie ist noch keine belegte Wirkung.</w:t>
+      </w:r>
+    </w:p>
+    <w:p>
+      <w:r>
+        <w:t>Wirkpfad und Empfaenger. Wissenschaftliche Anschlussfaehigkeit entsteht hier durch Quellenklarheit. Bei Modellformel werden interne WOE-Begriffe nicht als Ersatz fuer Belege benutzt, sondern mit Wirkungsradar, Journal, Glossar, Resonanz- und Quellenklarheitskapitel verbunden. Wo die Datenlage offen bleibt, wird das offengelegt. Wo eine Aussage nur plausibel ist, bleibt sie als Wirkungspotenzial markiert. Wo ein Schaden eine rote Linie beruehrt, greift Nichtkompensation vor Durchschnittslogik.</w:t>
+      </w:r>
+    </w:p>
+    <w:p>
+      <w:r>
+        <w:t>In einer kontroversen Entscheidung wirkt Modellformel als Pruefpunkt fuer Ambivalenz. Ein Nutzen fuer eine Gruppe kann mit Risiken fuer andere Wirkungsempfaenger einhergehen. Das Skript verlangt deshalb, positive und negative Zustandsveraenderungen getrennt zu fuehren, bevor von positiver Netto-Wirkung gesprochen wird.</w:t>
+      </w:r>
+    </w:p>
+    <w:p>
+      <w:r>
+        <w:t>Daten, Quellen und Evidenz. In Wirkungsmanagement wird Fallfenster erst steuerungsfaehig, wenn daraus eine Entscheidung folgt. Fuehrung, Strategie, Controlling, Einkauf, Kommunikation und Kultur muessen denselben Wirkungsbegriff verwenden. Ohne diese Rueckkopplung bleibt Reporting eine Beschreibung. Mit Rueckkopplung wird aus Bewertung eine veraenderte Routine: ein anderer Prozess, ein geaenderter Anreiz, eine bessere Datenpflicht, eine korrigierte Kommunikation oder eine neue Priorisierung.</w:t>
+      </w:r>
+    </w:p>
+    <w:p>
+      <w:r>
+        <w:t>Die typische Fehlstelle bei Kommunikation ohne Impact-Washing liegt darin, Reichweite, Zustimmung oder Lautstaerke als Wirkung auszugeben. Bei Fallfenster wird diese Fehlstelle konkret: Ein scheinbar plausibler Befund darf nicht zur Abkuerzung werden. Quellen, Systemgrenzen, Unsicherheit und Rueckkopplung bleiben sichtbar.</w:t>
+      </w:r>
+    </w:p>
+    <w:p>
+      <w:r>
+        <w:t>Bewertung und rote Linien. Die Grenze gegen Scheingenauigkeit verlaeuft bei Prüfungsnahe Fallfragen ohne geschützte Antwortlogik nicht zwischen Optimismus und Pessimismus. Sie verlaeuft zwischen offengelegter Unsicherheit und rhetorischer Sicherheit. Wer Kommunikation ohne Impact-Washing belastbar anwenden will, benennt Systemgrenze, Zeitraum, Vergleichspunkt und offene Gegenhypothese. Gerade dadurch bleibt das Skript anschlussfaehig fuer Forschung, Praxis und spaetere Revision.</w:t>
+      </w:r>
+    </w:p>
+    <w:p>
+      <w:r>
+        <w:t>Fuer die Pruefung ist Prüfungsnahe Fallfragen ohne geschützte Antwortlogik dann verstanden, wenn daraus eine belastbare Fallantwort entsteht. Eine gute Antwort unterscheidet Beobachtung, Kausalannahme, Bewertung und Steuerungsfolge. Sie bewertet keine Menschen, sondern Wirkpfade, Zustandsveraenderungen, Risiken und institutionelle Bedingungen.</w:t>
+      </w:r>
+    </w:p>
+    <w:p>
+      <w:r>
+        <w:t>Kontrollfrage. Welche Entscheidung waere falsch, wenn Prüfungsnahe Fallfragen ohne geschützte Antwortlogik in WM-V9 missverstanden wird? Die Antwort muss mindestens eine Daten- oder Quellenannahme, eine betroffene Gruppe oder Schutzdimension, eine moegliche Nebenwirkung und einen Rueckkopplungsschritt nennen. Richtig ist nicht die lauteste Bewertung, sondern diejenige, die Begriff, Beleg und Steuerungsfolge zusammenhaelt.</w:t>
+      </w:r>
+    </w:p>
+    <w:p>
+      <w:r>
+        <w:t>Rueckfluss. Fuer den WOE-Korpus bedeutet das: Begriffe aus Kommunikation ohne Impact-Washing sollten dort geschaerft werden, wo sie in Glossar, Werkzeugen, Journal oder Readern doppeldeutig bleiben. Offene Forschungsfragen werden nicht versteckt. Sie markieren die Stelle, an der spaetere Evidenz, ein besserer Datensatz oder eine praezisere Fallstudie die Bewertung veraendern kann.</w:t>
+      </w:r>
+    </w:p>
+    <w:p>
+      <w:r>
+        <w:t>Steuerung und Rueckkopplung. Auswertung aus der lebenden Website-Referenz zeigt, warum Kommunikation ohne Impact-Washing mehr ist als ein Schlagwort im Feld oeffentliche Resonanzraeume, Sprache, Vertrauen, Quellenklarheit und demokratische Rueckkopplung. Die wirkungsoekonomische Frage lautet: Welche reale Veraenderung wird moeglich, welche bleibt nur Potenzial und wo entsteht ein Wirkungsrisiko? Diese Unterscheidung schuetzt vor Impact-Washing, weil sie Absicht, Aktivitaet, Reichweite und Wirkung auseinanderhaelt.</w:t>
+      </w:r>
+    </w:p>
+    <w:p>
+      <w:r>
+        <w:t>Eine Kommune, ein Unternehmen oder eine Bildungsorganisation will Kommunikation ohne Impact-Washing praktisch anwenden. Der erste Schritt ist nicht die Auswahl eines Instruments, sondern die Klaerung der Zustandsveraenderung. Bei Auswertung aus der lebenden Website-Referenz muss deshalb benannt werden, wer betroffen ist, welcher Zustand sich veraendert, welche Frist gilt und welche Gegenbeobachtung die Annahme widerlegen wuerde. Erst danach entsteht eine begruendete Entscheidung im Feld Strategie, Prozess, Budget, Verantwortlichkeit oder Kommunikationsregel.</w:t>
+      </w:r>
+    </w:p>
+    <w:p>
+      <w:r>
+        <w:t>Pruefungsnahe Anwendung. In WM-V9 muss Frames als Wirkungspotenziale immer mit Empfaengern gelesen werden. Wirkung entsteht nicht beim Sender, sondern an veraenderten Zustaenden von Menschen, Oekosystemen, Institutionen, Oeffentlichkeit oder kuenftigen Handlungsspielraeumen. Darum reicht es nicht, interne Aktivitaeten zu dokumentieren. Entscheidend ist, ob sich ein Zustand nachvollziehbar veraendert und ob diese Veraenderung im Referenzrahmen Mensch, Planet, Demokratie, SDGs, Agenda 2030 und SDG+ tragfaehig bewertet werden kann.</w:t>
+      </w:r>
+    </w:p>
+    <w:p>
+      <w:r>
+        <w:t>Ein Bericht behauptet, die Massnahme zu Kommunikation ohne Impact-Washing sei erfolgreich. Die WOE-Lesart fragt bei Frames als Wirkungspotenziale nach belastbaren Nachweisen: Managementroutine, Stakeholder-Rueckmeldung, Prozessdaten, Entscheidungsprotokoll und Lernschleife. Wenn diese Nachweise fehlen, bleibt die Aussage Wirkungspotenzial oder Kommunikationsbehauptung. Sie kann wichtig sein, aber sie ist noch keine belegte Wirkung.</w:t>
+      </w:r>
+    </w:p>
+    <w:p>
+      <w:r>
+        <w:t>Transfer in den WOE-Korpus. Wissenschaftliche Anschlussfaehigkeit entsteht hier durch Quellenklarheit. Bei Tonalität, Mimik, Bilder werden interne WOE-Begriffe nicht als Ersatz fuer Belege benutzt, sondern mit Wirkungsradar, Journal, Glossar, Resonanz- und Quellenklarheitskapitel verbunden. Wo die Datenlage offen bleibt, wird das offengelegt. Wo eine Aussage nur plausibel ist, bleibt sie als Wirkungspotenzial markiert. Wo ein Schaden eine rote Linie beruehrt, greift Nichtkompensation vor Durchschnittslogik.</w:t>
+      </w:r>
+    </w:p>
+    <w:p>
+      <w:r>
+        <w:t>In einer kontroversen Entscheidung wirkt Tonalität, Mimik, Bilder als Pruefpunkt fuer Ambivalenz. Ein Nutzen fuer eine Gruppe kann mit Risiken fuer andere Wirkungsempfaenger einhergehen. Das Skript verlangt deshalb, positive und negative Zustandsveraenderungen getrennt zu fuehren, bevor von positiver Netto-Wirkung gesprochen wird.</w:t>
+      </w:r>
+    </w:p>
+    <w:p>
+      <w:r>
+        <w:t>Grenzen der Aussage. In Wirkungsmanagement wird Kampfbegriffe und Normalisierung erst steuerungsfaehig, wenn daraus eine Entscheidung folgt. Fuehrung, Strategie, Controlling, Einkauf, Kommunikation und Kultur muessen denselben Wirkungsbegriff verwenden. Ohne diese Rueckkopplung bleibt Reporting eine Beschreibung. Mit Rueckkopplung wird aus Bewertung eine veraenderte Routine: ein anderer Prozess, ein geaenderter Anreiz, eine bessere Datenpflicht, eine korrigierte Kommunikation oder eine neue Priorisierung.</w:t>
+      </w:r>
+    </w:p>
+    <w:p>
+      <w:r>
+        <w:t>Die typische Fehlstelle bei Kommunikation ohne Impact-Washing liegt darin, Reichweite, Zustimmung oder Lautstaerke als Wirkung auszugeben. Bei Kampfbegriffe und Normalisierung wird diese Fehlstelle konkret: Ein scheinbar plausibler Befund darf nicht zur Abkuerzung werden. Quellen, Systemgrenzen, Unsicherheit und Rueckkopplung bleiben sichtbar.</w:t>
+      </w:r>
+    </w:p>
+    <w:p>
+      <w:r>
+        <w:t>Kontrollfrage. Welche Entscheidung waere falsch, wenn Kampfbegriffe und Normalisierung in WM-V9 missverstanden wird? Die Antwort muss mindestens eine Daten- oder Quellenannahme, eine betroffene Gruppe oder Schutzdimension, eine moegliche Nebenwirkung und einen Rueckkopplungsschritt nennen. Richtig ist nicht die lauteste Bewertung, sondern diejenige, die Begriff, Beleg und Steuerungsfolge zusammenhaelt.</w:t>
+      </w:r>
+    </w:p>
+    <w:p>
+      <w:pPr>
+        <w:pStyle w:val="Heading3"/>
+      </w:pPr>
+      <w:r>
+        <w:t>Schlussvertiefung 9: Kommunikation ohne Impact-Washing im Anwendungsfall</w:t>
+      </w:r>
+    </w:p>
+    <w:p>
+      <w:r>
+        <w:t>Die folgenden Abschnitte sind keine neue Pruefungsloesung. Sie verdichten die vorhandenen Kapitel zu einer Lesart, mit der Studierende einen Fall selbststaendig analysieren koennen. Im Mittelpunkt stehen oeffentliche Resonanzraeume, Sprache, Vertrauen, Quellenklarheit und demokratische Rueckkopplung, nicht moralische Personenbewertung.</w:t>
+      </w:r>
+    </w:p>
+    <w:p>
+      <w:r>
+        <w:t>Begriffliche Schlussklaerung. Die Grenze gegen Scheingenauigkeit verlaeuft bei Sprachliche Verantwortung nicht zwischen Optimismus und Pessimismus. Sie verlaeuft zwischen offengelegter Unsicherheit und rhetorischer Sicherheit. Wer Kommunikation ohne Impact-Washing belastbar anwenden will, benennt Systemgrenze, Zeitraum, Vergleichspunkt und offene Gegenhypothese. Gerade dadurch bleibt das Skript anschlussfaehig fuer Forschung, Praxis und spaetere Revision.</w:t>
+      </w:r>
+    </w:p>
+    <w:p>
+      <w:r>
+        <w:t>Fuer die Pruefung ist Sprachliche Verantwortung dann verstanden, wenn daraus eine belastbare Fallantwort entsteht. Eine gute Antwort unterscheidet Beobachtung, Kausalannahme, Bewertung und Steuerungsfolge. Sie bewertet keine Menschen, sondern Wirkpfade, Zustandsveraenderungen, Risiken und institutionelle Bedingungen.</w:t>
+      </w:r>
+    </w:p>
+    <w:p>
+      <w:pPr>
+        <w:pStyle w:val="Heading3"/>
+      </w:pPr>
+      <w:r>
         <w:t>V1-Abschlussnotiz</w:t>
       </w:r>
     </w:p>
     <w:p>
       <w:r>
-        <w:t>Diese Finalisierung schliesst die Codex-Inhaltsproduktion fuer WM-V9. Offen bleibt nicht der fachliche Kern des Skripts, sondern der naechste Produktionsschritt: Claude setzt daraus die CI/CD-konforme Reader- und PDF-Fassung, prueft Satz, Umbrueche, Medienintegration und Lektorat und markiert erst danach die veroeffentlichte Fassung als freigegeben.</w:t>
+        <w:t>Diese Finalisierung schliesst die Codex-Inhaltsproduktion fuer WM-V9. Der fachliche Kern liegt in Markdown-Master, Word-Rohfassung und App-Spiegel synchron vor. Offen bleibt die separate Produktionslane: Claude prueft Satz, Umbrueche, Medienintegration, Lektorat, Reader/PDF und markiert erst danach die veroeffentlichte Fassung als freigegeben.</w:t>
       </w:r>
     </w:p>
     <w:sectPr>

--- a/docs/studienskripte/word-rohfassungen/wirkungsmanagement-v9.docx
+++ b/docs/studienskripte/word-rohfassungen/wirkungsmanagement-v9.docx
@@ -3064,12 +3064,12 @@
     </w:p>
     <w:p>
       <w:r>
-        <w:t>Dieses Skript zu WM-V9 Kommunikation ohne Impact-Washing ist als Langformtext angelegt. Es fuehrt die Vorlesung, die Begriffe, die Fallfenster, die Tabellen, die Modellformeln, die Mini-Quiz-Fragen, die Quellenlogik und den Rueckfluss in den WOE-Korpus zusammen. Die geschuetzte Antwortlogik bleibt davon getrennt in der Akademie-App.</w:t>
-      </w:r>
-    </w:p>
-    <w:p>
-      <w:r>
-        <w:t>Der Abschluss liest Kommunikation ohne Impact-Washing im Feld Wirkungsmanagement. Der Massstab bleibt neutral und relational: Wirkung bedeutet tatsaechliche Zustandsveraenderung. Wirkungspotenzial beschreibt plausible Moeglichkeit. Wirkungsrisiko beschreibt moegliche negative Veraenderung. Wenn eine Zielgroesse gemeint ist, geht es um positive Netto-Wirkung. Genau diese Trennung entscheidet, ob das Skript fachlich traegt.</w:t>
+        <w:t>Dieses Skript zu WM-V9 Kommunikation ohne Impact-Washing ist als Langformtext angelegt. Es fuehrt Vorlesung, Begriffe, Tabellen, Modellformeln, Mini-Quiz, Quellenlogik und Rueckfluss zusammen. Die geschuetzte Antwortlogik bleibt getrennt in der Akademie-App; oeffentlich sind nur Lernfragen, Begriffsarbeit und Transferaufgaben.</w:t>
+      </w:r>
+    </w:p>
+    <w:p>
+      <w:r>
+        <w:t>Der Abschluss liest Kommunikation ohne Impact-Washing im Feld Wirkungsmanagement. Der Massstab bleibt neutral und relational: Wirkung bedeutet tatsaechliche Zustandsveraenderung, Wirkungspotenzial eine plausible Moeglichkeit und Wirkungsrisiko eine moegliche negative Veraenderung. Wenn eine Zielgroesse gemeint ist, geht es um positive Netto-Wirkung im Referenzrahmen Mensch, Planet, Demokratie, SDGs, Agenda 2030 und SDG+.</w:t>
       </w:r>
     </w:p>
     <w:p>
@@ -3318,17 +3318,17 @@
         <w:pStyle w:val="Heading3"/>
       </w:pPr>
       <w:r>
-        <w:t>Schlussvertiefung 1: Kommunikation ohne Impact-Washing im Anwendungsfall</w:t>
-      </w:r>
-    </w:p>
-    <w:p>
-      <w:r>
-        <w:t>Die folgenden Abschnitte sind keine neue Pruefungsloesung. Sie verdichten die vorhandenen Kapitel zu einer Lesart, mit der Studierende einen Fall selbststaendig analysieren koennen. Im Mittelpunkt stehen oeffentliche Resonanzraeume, Sprache, Vertrauen, Quellenklarheit und demokratische Rueckkopplung, nicht moralische Personenbewertung.</w:t>
-      </w:r>
-    </w:p>
-    <w:p>
-      <w:r>
-        <w:t>Begriffliche Schlussklaerung. Einleitung / Wirkungsfrage zeigt, warum Kommunikation ohne Impact-Washing mehr ist als ein Schlagwort im Feld oeffentliche Resonanzraeume, Sprache, Vertrauen, Quellenklarheit und demokratische Rueckkopplung. Die wirkungsoekonomische Frage lautet: Welche reale Veraenderung wird moeglich, welche bleibt nur Potenzial und wo entsteht ein Wirkungsrisiko? Diese Unterscheidung schuetzt vor Impact-Washing, weil sie Absicht, Aktivitaet, Reichweite und Wirkung auseinanderhaelt.</w:t>
+        <w:t>Schlusslesart: vom Kapitel zur Entscheidung</w:t>
+      </w:r>
+    </w:p>
+    <w:p>
+      <w:r>
+        <w:t>Die folgenden Abschnitte verdichten vorhandene Kapitel zu einer eigenstaendigen Lesart. Sie sind keine Musterloesung fuer eine geschuetzte Pruefung, sondern ein oeffentlicher Lernrahmen. Im Mittelpunkt stehen oeffentliche Resonanzraeume, Sprache, Vertrauen, Quellenklarheit und demokratische Rueckkopplung; Menschen werden nicht bewertet, sondern Wirkpfade, Zustandsveraenderungen, Risiken und institutionelle Bedingungen.</w:t>
+      </w:r>
+    </w:p>
+    <w:p>
+      <w:r>
+        <w:t>Begriffliche Sicherung. Einleitung / Wirkungsfrage zeigt, warum Kommunikation ohne Impact-Washing mehr ist als ein Schlagwort im Feld oeffentliche Resonanzraeume, Sprache, Vertrauen, Quellenklarheit und demokratische Rueckkopplung. Die wirkungsoekonomische Frage lautet: Welche reale Veraenderung wird moeglich, welche bleibt nur Potenzial und wo entsteht ein Wirkungsrisiko? Diese Unterscheidung schuetzt vor Impact-Washing, weil sie Absicht, Aktivitaet, Reichweite und Wirkung auseinanderhaelt.</w:t>
       </w:r>
     </w:p>
     <w:p>
@@ -3338,7 +3338,12 @@
     </w:p>
     <w:p>
       <w:r>
-        <w:t>Wirkpfad und Empfaenger. In WM-V9 muss Kernaussage immer mit Empfaengern gelesen werden. Wirkung entsteht nicht beim Sender, sondern an veraenderten Zustaenden von Menschen, Oekosystemen, Institutionen, Oeffentlichkeit oder kuenftigen Handlungsspielraeumen. Darum reicht es nicht, interne Aktivitaeten zu dokumentieren. Entscheidend ist, ob sich ein Zustand nachvollziehbar veraendert und ob diese Veraenderung im Referenzrahmen Mensch, Planet, Demokratie, SDGs, Agenda 2030 und SDG+ tragfaehig bewertet werden kann.</w:t>
+        <w:t>Fallpruefung. Wenn ein oeffentlicher Akteur eine Botschaft, ein Beteiligungsformat oder einen Resonanzraum verantwortbar gestalten will, beginnt die Analyse bei Empfaengern, Wirkraum, Zeitraum und Datenquelle. Bei Einleitung / Wirkungsfrage muss dann geklaert werden, ob Reichweite, Zustimmung und Aufmerksamkeit sauber von Wirkung und Wirkungsrisiko getrennt sind. Eine tragfaehige Antwort benennt mindestens eine Quelle, eine offene Unsicherheit, eine moegliche Gegenbeobachtung und die Entscheidung, die nach der Bewertung geaendert wird.</w:t>
+      </w:r>
+    </w:p>
+    <w:p>
+      <w:r>
+        <w:t>Wirkpfadpruefung. In WM-V9 muss Kernaussage immer mit Empfaengern gelesen werden. Wirkung entsteht nicht beim Sender, sondern an veraenderten Zustaenden von Menschen, Oekosystemen, Institutionen, Oeffentlichkeit oder kuenftigen Handlungsspielraeumen. Darum reicht es nicht, interne Aktivitaeten zu dokumentieren. Entscheidend ist, ob sich ein Zustand nachvollziehbar veraendert und ob diese Veraenderung im Referenzrahmen Mensch, Planet, Demokratie, SDGs, Agenda 2030 und SDG+ tragfaehig bewertet werden kann.</w:t>
       </w:r>
     </w:p>
     <w:p>
@@ -3348,7 +3353,17 @@
     </w:p>
     <w:p>
       <w:r>
-        <w:t>Daten, Quellen und Evidenz. Wissenschaftliche Anschlussfaehigkeit entsteht hier durch Quellenklarheit. Bei Quelltext und fachliche Grundlegung werden interne WOE-Begriffe nicht als Ersatz fuer Belege benutzt, sondern mit Wirkungsradar, Journal, Glossar, Resonanz- und Quellenklarheitskapitel verbunden. Wo die Datenlage offen bleibt, wird das offengelegt. Wo eine Aussage nur plausibel ist, bleibt sie als Wirkungspotenzial markiert. Wo ein Schaden eine rote Linie beruehrt, greift Nichtkompensation vor Durchschnittslogik.</w:t>
+        <w:t>Fallpruefung. Wenn ein oeffentlicher Akteur eine Botschaft, ein Beteiligungsformat oder einen Resonanzraum verantwortbar gestalten will, beginnt die Analyse bei Empfaengern, Wirkraum, Zeitraum und Datenquelle. Bei Kernaussage muss dann geklaert werden, ob Reichweite, Zustimmung und Aufmerksamkeit sauber von Wirkung und Wirkungsrisiko getrennt sind. Eine tragfaehige Antwort benennt mindestens eine Quelle, eine offene Unsicherheit, eine moegliche Gegenbeobachtung und die Entscheidung, die nach der Bewertung geaendert wird.</w:t>
+      </w:r>
+    </w:p>
+    <w:p>
+      <w:r>
+        <w:t>Fuer die Bewertung reicht kein Summenscore, der zentrale Schaeden mit bequemen Pluspunkten verrechnet. Nichtkompensation und Reverse Merit Order markieren, wo rote Linien, demokratische Grundbedingungen oder planetare Grenzen Vorrang vor Durchschnittslogik haben. So bleibt positive Netto-Wirkung eine anspruchsvolle Zielgroesse und wird nicht zur dekorativen Formel.</w:t>
+      </w:r>
+    </w:p>
+    <w:p>
+      <w:r>
+        <w:t>Evidenzfenster. Wissenschaftliche Anschlussfaehigkeit entsteht hier durch Quellenklarheit. Bei Quelltext und fachliche Grundlegung werden interne WOE-Begriffe nicht als Ersatz fuer Belege benutzt, sondern mit Wirkungsradar, Journal, Glossar, Resonanz- und Quellenklarheitskapitel verbunden. Wo die Datenlage offen bleibt, wird das offengelegt. Wo eine Aussage nur plausibel ist, bleibt sie als Wirkungspotenzial markiert. Wo ein Schaden eine rote Linie beruehrt, greift Nichtkompensation vor Durchschnittslogik.</w:t>
       </w:r>
     </w:p>
     <w:p>
@@ -3358,7 +3373,17 @@
     </w:p>
     <w:p>
       <w:r>
-        <w:t>Bewertung und rote Linien. In Wirkungsmanagement wird Einstieg / Wirkungsfrage erst steuerungsfaehig, wenn daraus eine Entscheidung folgt. Fuehrung, Strategie, Controlling, Einkauf, Kommunikation und Kultur muessen denselben Wirkungsbegriff verwenden. Ohne diese Rueckkopplung bleibt Reporting eine Beschreibung. Mit Rueckkopplung wird aus Bewertung eine veraenderte Routine: ein anderer Prozess, ein geaenderter Anreiz, eine bessere Datenpflicht, eine korrigierte Kommunikation oder eine neue Priorisierung.</w:t>
+        <w:t>Fallpruefung. Wenn ein oeffentlicher Akteur eine Botschaft, ein Beteiligungsformat oder einen Resonanzraum verantwortbar gestalten will, beginnt die Analyse bei Empfaengern, Wirkraum, Zeitraum und Datenquelle. Bei Quelltext und fachliche Grundlegung muss dann geklaert werden, ob Reichweite, Zustimmung und Aufmerksamkeit sauber von Wirkung und Wirkungsrisiko getrennt sind. Eine tragfaehige Antwort benennt mindestens eine Quelle, eine offene Unsicherheit, eine moegliche Gegenbeobachtung und die Entscheidung, die nach der Bewertung geaendert wird.</w:t>
+      </w:r>
+    </w:p>
+    <w:p>
+      <w:r>
+        <w:t>Der Rueckfluss in den WOE-Korpus liegt hier in klaren Begriffen, sauber verlinkten Quellen und benannten Forschungsfragen. Wo Glossar, Werkzeuge, Journal oder Reader noch doppeldeutig bleiben, sollte Kommunikation ohne Impact-Washing nicht als fertige Gewissheit auftreten, sondern als pruefbarer Lernstand mit Korrekturpfad.</w:t>
+      </w:r>
+    </w:p>
+    <w:p>
+      <w:r>
+        <w:t>Bewertungsgrenze. In Wirkungsmanagement wird Einstieg / Wirkungsfrage erst steuerungsfaehig, wenn daraus eine Entscheidung folgt. Fuehrung, Strategie, Controlling, Einkauf, Kommunikation und Kultur muessen denselben Wirkungsbegriff verwenden. Ohne diese Rueckkopplung bleibt Reporting eine Beschreibung. Mit Rueckkopplung wird aus Bewertung eine veraenderte Routine: ein anderer Prozess, ein geaenderter Anreiz, eine bessere Datenpflicht, eine korrigierte Kommunikation oder eine neue Priorisierung.</w:t>
       </w:r>
     </w:p>
     <w:p>
@@ -3368,12 +3393,12 @@
     </w:p>
     <w:p>
       <w:r>
-        <w:t>Kontrollfrage. Welche Entscheidung waere falsch, wenn Einstieg / Wirkungsfrage in WM-V9 missverstanden wird? Die Antwort muss mindestens eine Daten- oder Quellenannahme, eine betroffene Gruppe oder Schutzdimension, eine moegliche Nebenwirkung und einen Rueckkopplungsschritt nennen. Richtig ist nicht die lauteste Bewertung, sondern diejenige, die Begriff, Beleg und Steuerungsfolge zusammenhaelt.</w:t>
-      </w:r>
-    </w:p>
-    <w:p>
-      <w:r>
-        <w:t>Steuerung und Rueckkopplung. Die Grenze gegen Scheingenauigkeit verlaeuft bei Skript / Folien (Lernseite) nicht zwischen Optimismus und Pessimismus. Sie verlaeuft zwischen offengelegter Unsicherheit und rhetorischer Sicherheit. Wer Kommunikation ohne Impact-Washing belastbar anwenden will, benennt Systemgrenze, Zeitraum, Vergleichspunkt und offene Gegenhypothese. Gerade dadurch bleibt das Skript anschlussfaehig fuer Forschung, Praxis und spaetere Revision.</w:t>
+        <w:t>Fallpruefung. Wenn ein oeffentlicher Akteur eine Botschaft, ein Beteiligungsformat oder einen Resonanzraum verantwortbar gestalten will, beginnt die Analyse bei Empfaengern, Wirkraum, Zeitraum und Datenquelle. Bei Einstieg / Wirkungsfrage muss dann geklaert werden, ob Reichweite, Zustimmung und Aufmerksamkeit sauber von Wirkung und Wirkungsrisiko getrennt sind. Eine tragfaehige Antwort benennt mindestens eine Quelle, eine offene Unsicherheit, eine moegliche Gegenbeobachtung und die Entscheidung, die nach der Bewertung geaendert wird.</w:t>
+      </w:r>
+    </w:p>
+    <w:p>
+      <w:r>
+        <w:t>Steuerungsfolge. Die Grenze gegen Scheingenauigkeit verlaeuft bei Skript / Folien (Lernseite) nicht zwischen Optimismus und Pessimismus. Sie verlaeuft zwischen offengelegter Unsicherheit und rhetorischer Sicherheit. Wer Kommunikation ohne Impact-Washing belastbar anwenden will, benennt Systemgrenze, Zeitraum, Vergleichspunkt und offene Gegenhypothese. Gerade dadurch bleibt das Skript anschlussfaehig fuer Forschung, Praxis und spaetere Revision.</w:t>
       </w:r>
     </w:p>
     <w:p>
@@ -3383,7 +3408,17 @@
     </w:p>
     <w:p>
       <w:r>
-        <w:t>Pruefungsnahe Anwendung. Transferaufgabe zeigt, warum Kommunikation ohne Impact-Washing mehr ist als ein Schlagwort im Feld oeffentliche Resonanzraeume, Sprache, Vertrauen, Quellenklarheit und demokratische Rueckkopplung. Die wirkungsoekonomische Frage lautet: Welche reale Veraenderung wird moeglich, welche bleibt nur Potenzial und wo entsteht ein Wirkungsrisiko? Diese Unterscheidung schuetzt vor Impact-Washing, weil sie Absicht, Aktivitaet, Reichweite und Wirkung auseinanderhaelt.</w:t>
+        <w:t>Fallpruefung. Wenn ein oeffentlicher Akteur eine Botschaft, ein Beteiligungsformat oder einen Resonanzraum verantwortbar gestalten will, beginnt die Analyse bei Empfaengern, Wirkraum, Zeitraum und Datenquelle. Bei Skript / Folien (Lernseite) muss dann geklaert werden, ob Reichweite, Zustimmung und Aufmerksamkeit sauber von Wirkung und Wirkungsrisiko getrennt sind. Eine tragfaehige Antwort benennt mindestens eine Quelle, eine offene Unsicherheit, eine moegliche Gegenbeobachtung und die Entscheidung, die nach der Bewertung geaendert wird.</w:t>
+      </w:r>
+    </w:p>
+    <w:p>
+      <w:r>
+        <w:t>Fuer die Bewertung reicht kein Summenscore, der zentrale Schaeden mit bequemen Pluspunkten verrechnet. Nichtkompensation und Reverse Merit Order markieren, wo rote Linien, demokratische Grundbedingungen oder planetare Grenzen Vorrang vor Durchschnittslogik haben. So bleibt positive Netto-Wirkung eine anspruchsvolle Zielgroesse und wird nicht zur dekorativen Formel.</w:t>
+      </w:r>
+    </w:p>
+    <w:p>
+      <w:r>
+        <w:t>Transferhinweis. Transferaufgabe zeigt, warum Kommunikation ohne Impact-Washing mehr ist als ein Schlagwort im Feld oeffentliche Resonanzraeume, Sprache, Vertrauen, Quellenklarheit und demokratische Rueckkopplung. Die wirkungsoekonomische Frage lautet: Welche reale Veraenderung wird moeglich, welche bleibt nur Potenzial und wo entsteht ein Wirkungsrisiko? Diese Unterscheidung schuetzt vor Impact-Washing, weil sie Absicht, Aktivitaet, Reichweite und Wirkung auseinanderhaelt.</w:t>
       </w:r>
     </w:p>
     <w:p>
@@ -3393,32 +3428,12 @@
     </w:p>
     <w:p>
       <w:r>
-        <w:t>Rueckfluss. Fuer den WOE-Korpus bedeutet das: Begriffe aus Kommunikation ohne Impact-Washing sollten dort geschaerft werden, wo sie in Glossar, Werkzeugen, Journal oder Readern doppeldeutig bleiben. Offene Forschungsfragen werden nicht versteckt. Sie markieren die Stelle, an der spaetere Evidenz, ein besserer Datensatz oder eine praezisere Fallstudie die Bewertung veraendern kann.</w:t>
-      </w:r>
-    </w:p>
-    <w:p>
-      <w:r>
-        <w:t>Transfer in den WOE-Korpus. In WM-V9 muss Praxisbeispiel immer mit Empfaengern gelesen werden. Wirkung entsteht nicht beim Sender, sondern an veraenderten Zustaenden von Menschen, Oekosystemen, Institutionen, Oeffentlichkeit oder kuenftigen Handlungsspielraeumen. Darum reicht es nicht, interne Aktivitaeten zu dokumentieren. Entscheidend ist, ob sich ein Zustand nachvollziehbar veraendert und ob diese Veraenderung im Referenzrahmen Mensch, Planet, Demokratie, SDGs, Agenda 2030 und SDG+ tragfaehig bewertet werden kann.</w:t>
-      </w:r>
-    </w:p>
-    <w:p>
-      <w:r>
-        <w:t>Ein Bericht behauptet, die Massnahme zu Kommunikation ohne Impact-Washing sei erfolgreich. Die WOE-Lesart fragt bei Praxisbeispiel nach belastbaren Nachweisen: Managementroutine, Stakeholder-Rueckmeldung, Prozessdaten, Entscheidungsprotokoll und Lernschleife. Wenn diese Nachweise fehlen, bleibt die Aussage Wirkungspotenzial oder Kommunikationsbehauptung. Sie kann wichtig sein, aber sie ist noch keine belegte Wirkung.</w:t>
-      </w:r>
-    </w:p>
-    <w:p>
-      <w:r>
-        <w:t>Grenzen der Aussage. Wissenschaftliche Anschlussfaehigkeit entsteht hier durch Quellenklarheit. Bei Wirkungsökonomische Vertiefung werden interne WOE-Begriffe nicht als Ersatz fuer Belege benutzt, sondern mit Wirkungsradar, Journal, Glossar, Resonanz- und Quellenklarheitskapitel verbunden. Wo die Datenlage offen bleibt, wird das offengelegt. Wo eine Aussage nur plausibel ist, bleibt sie als Wirkungspotenzial markiert. Wo ein Schaden eine rote Linie beruehrt, greift Nichtkompensation vor Durchschnittslogik.</w:t>
-      </w:r>
-    </w:p>
-    <w:p>
-      <w:r>
-        <w:t>In einer kontroversen Entscheidung wirkt Wirkungsökonomische Vertiefung als Pruefpunkt fuer Ambivalenz. Ein Nutzen fuer eine Gruppe kann mit Risiken fuer andere Wirkungsempfaenger einhergehen. Das Skript verlangt deshalb, positive und negative Zustandsveraenderungen getrennt zu fuehren, bevor von positiver Netto-Wirkung gesprochen wird.</w:t>
-      </w:r>
-    </w:p>
-    <w:p>
-      <w:r>
-        <w:t>Kontrollfrage. Welche Entscheidung waere falsch, wenn Wirkungsökonomische Vertiefung in WM-V9 missverstanden wird? Die Antwort muss mindestens eine Daten- oder Quellenannahme, eine betroffene Gruppe oder Schutzdimension, eine moegliche Nebenwirkung und einen Rueckkopplungsschritt nennen. Richtig ist nicht die lauteste Bewertung, sondern diejenige, die Begriff, Beleg und Steuerungsfolge zusammenhaelt.</w:t>
+        <w:t>Fallpruefung. Wenn ein oeffentlicher Akteur eine Botschaft, ein Beteiligungsformat oder einen Resonanzraum verantwortbar gestalten will, beginnt die Analyse bei Empfaengern, Wirkraum, Zeitraum und Datenquelle. Bei Transferaufgabe muss dann geklaert werden, ob Reichweite, Zustimmung und Aufmerksamkeit sauber von Wirkung und Wirkungsrisiko getrennt sind. Eine tragfaehige Antwort benennt mindestens eine Quelle, eine offene Unsicherheit, eine moegliche Gegenbeobachtung und die Entscheidung, die nach der Bewertung geaendert wird.</w:t>
+      </w:r>
+    </w:p>
+    <w:p>
+      <w:r>
+        <w:t>Der Rueckfluss in den WOE-Korpus liegt hier in klaren Begriffen, sauber verlinkten Quellen und benannten Forschungsfragen. Wo Glossar, Werkzeuge, Journal oder Reader noch doppeldeutig bleiben, sollte Kommunikation ohne Impact-Washing nicht als fertige Gewissheit auftreten, sondern als pruefbarer Lernstand mit Korrekturpfad.</w:t>
       </w:r>
     </w:p>
     <w:p>
@@ -3426,17 +3441,52 @@
         <w:pStyle w:val="Heading3"/>
       </w:pPr>
       <w:r>
-        <w:t>Schlussvertiefung 2: Kommunikation ohne Impact-Washing im Anwendungsfall</w:t>
-      </w:r>
-    </w:p>
-    <w:p>
-      <w:r>
-        <w:t>Die folgenden Abschnitte sind keine neue Pruefungsloesung. Sie verdichten die vorhandenen Kapitel zu einer Lesart, mit der Studierende einen Fall selbststaendig analysieren koennen. Im Mittelpunkt stehen oeffentliche Resonanzraeume, Sprache, Vertrauen, Quellenklarheit und demokratische Rueckkopplung, nicht moralische Personenbewertung.</w:t>
-      </w:r>
-    </w:p>
-    <w:p>
-      <w:r>
-        <w:t>Begriffliche Schlussklaerung. In Wirkungsmanagement wird Begriffliche Präzision erst steuerungsfaehig, wenn daraus eine Entscheidung folgt. Fuehrung, Strategie, Controlling, Einkauf, Kommunikation und Kultur muessen denselben Wirkungsbegriff verwenden. Ohne diese Rueckkopplung bleibt Reporting eine Beschreibung. Mit Rueckkopplung wird aus Bewertung eine veraenderte Routine: ein anderer Prozess, ein geaenderter Anreiz, eine bessere Datenpflicht, eine korrigierte Kommunikation oder eine neue Priorisierung.</w:t>
+        <w:t>Vertiefungsrunde 2: Anschluss an Praxis und Forschung</w:t>
+      </w:r>
+    </w:p>
+    <w:p>
+      <w:r>
+        <w:t>Diese Runde wechselt den Blickwinkel, damit der Schlussblock nicht nur wiederholt, sondern Leseentscheidungen vorbereitet: Was ist belegt, was bleibt Potenzial, welche Nebenwirkung ist relevant und welche Steuerungsfolge wird daraus abgeleitet?</w:t>
+      </w:r>
+    </w:p>
+    <w:p>
+      <w:r>
+        <w:t>Rueckflussnotiz. In WM-V9 muss Praxisbeispiel immer mit Empfaengern gelesen werden. Wirkung entsteht nicht beim Sender, sondern an veraenderten Zustaenden von Menschen, Oekosystemen, Institutionen, Oeffentlichkeit oder kuenftigen Handlungsspielraeumen. Darum reicht es nicht, interne Aktivitaeten zu dokumentieren. Entscheidend ist, ob sich ein Zustand nachvollziehbar veraendert und ob diese Veraenderung im Referenzrahmen Mensch, Planet, Demokratie, SDGs, Agenda 2030 und SDG+ tragfaehig bewertet werden kann.</w:t>
+      </w:r>
+    </w:p>
+    <w:p>
+      <w:r>
+        <w:t>Ein Bericht behauptet, die Massnahme zu Kommunikation ohne Impact-Washing sei erfolgreich. Die WOE-Lesart fragt bei Praxisbeispiel nach belastbaren Nachweisen: Managementroutine, Stakeholder-Rueckmeldung, Prozessdaten, Entscheidungsprotokoll und Lernschleife. Wenn diese Nachweise fehlen, bleibt die Aussage Wirkungspotenzial oder Kommunikationsbehauptung. Sie kann wichtig sein, aber sie ist noch keine belegte Wirkung.</w:t>
+      </w:r>
+    </w:p>
+    <w:p>
+      <w:r>
+        <w:t>Fallpruefung. Wenn ein oeffentlicher Akteur eine Botschaft, ein Beteiligungsformat oder einen Resonanzraum verantwortbar gestalten will, beginnt die Analyse bei Empfaengern, Wirkraum, Zeitraum und Datenquelle. Bei Praxisbeispiel muss dann geklaert werden, ob Reichweite, Zustimmung und Aufmerksamkeit sauber von Wirkung und Wirkungsrisiko getrennt sind. Eine tragfaehige Antwort benennt mindestens eine Quelle, eine offene Unsicherheit, eine moegliche Gegenbeobachtung und die Entscheidung, die nach der Bewertung geaendert wird.</w:t>
+      </w:r>
+    </w:p>
+    <w:p>
+      <w:r>
+        <w:t>Pruefungsimpuls. Wissenschaftliche Anschlussfaehigkeit entsteht hier durch Quellenklarheit. Bei Wirkungsökonomische Vertiefung werden interne WOE-Begriffe nicht als Ersatz fuer Belege benutzt, sondern mit Wirkungsradar, Journal, Glossar, Resonanz- und Quellenklarheitskapitel verbunden. Wo die Datenlage offen bleibt, wird das offengelegt. Wo eine Aussage nur plausibel ist, bleibt sie als Wirkungspotenzial markiert. Wo ein Schaden eine rote Linie beruehrt, greift Nichtkompensation vor Durchschnittslogik.</w:t>
+      </w:r>
+    </w:p>
+    <w:p>
+      <w:r>
+        <w:t>In einer kontroversen Entscheidung wirkt Wirkungsökonomische Vertiefung als Pruefpunkt fuer Ambivalenz. Ein Nutzen fuer eine Gruppe kann mit Risiken fuer andere Wirkungsempfaenger einhergehen. Das Skript verlangt deshalb, positive und negative Zustandsveraenderungen getrennt zu fuehren, bevor von positiver Netto-Wirkung gesprochen wird.</w:t>
+      </w:r>
+    </w:p>
+    <w:p>
+      <w:r>
+        <w:t>Fallpruefung. Wenn ein oeffentlicher Akteur eine Botschaft, ein Beteiligungsformat oder einen Resonanzraum verantwortbar gestalten will, beginnt die Analyse bei Empfaengern, Wirkraum, Zeitraum und Datenquelle. Bei Wirkungsökonomische Vertiefung muss dann geklaert werden, ob Reichweite, Zustimmung und Aufmerksamkeit sauber von Wirkung und Wirkungsrisiko getrennt sind. Eine tragfaehige Antwort benennt mindestens eine Quelle, eine offene Unsicherheit, eine moegliche Gegenbeobachtung und die Entscheidung, die nach der Bewertung geaendert wird.</w:t>
+      </w:r>
+    </w:p>
+    <w:p>
+      <w:r>
+        <w:t>Fuer die Bewertung reicht kein Summenscore, der zentrale Schaeden mit bequemen Pluspunkten verrechnet. Nichtkompensation und Reverse Merit Order markieren, wo rote Linien, demokratische Grundbedingungen oder planetare Grenzen Vorrang vor Durchschnittslogik haben. So bleibt positive Netto-Wirkung eine anspruchsvolle Zielgroesse und wird nicht zur dekorativen Formel.</w:t>
+      </w:r>
+    </w:p>
+    <w:p>
+      <w:r>
+        <w:t>Begriffliche Sicherung. In Wirkungsmanagement wird Begriffliche Präzision erst steuerungsfaehig, wenn daraus eine Entscheidung folgt. Fuehrung, Strategie, Controlling, Einkauf, Kommunikation und Kultur muessen denselben Wirkungsbegriff verwenden. Ohne diese Rueckkopplung bleibt Reporting eine Beschreibung. Mit Rueckkopplung wird aus Bewertung eine veraenderte Routine: ein anderer Prozess, ein geaenderter Anreiz, eine bessere Datenpflicht, eine korrigierte Kommunikation oder eine neue Priorisierung.</w:t>
       </w:r>
     </w:p>
     <w:p>
@@ -3446,7 +3496,17 @@
     </w:p>
     <w:p>
       <w:r>
-        <w:t>Wirkpfad und Empfaenger. Die Grenze gegen Scheingenauigkeit verlaeuft bei Wirkpfad nicht zwischen Optimismus und Pessimismus. Sie verlaeuft zwischen offengelegter Unsicherheit und rhetorischer Sicherheit. Wer Kommunikation ohne Impact-Washing belastbar anwenden will, benennt Systemgrenze, Zeitraum, Vergleichspunkt und offene Gegenhypothese. Gerade dadurch bleibt das Skript anschlussfaehig fuer Forschung, Praxis und spaetere Revision.</w:t>
+        <w:t>Fallpruefung. Wenn ein oeffentlicher Akteur eine Botschaft, ein Beteiligungsformat oder einen Resonanzraum verantwortbar gestalten will, beginnt die Analyse bei Empfaengern, Wirkraum, Zeitraum und Datenquelle. Bei Begriffliche Präzision muss dann geklaert werden, ob Reichweite, Zustimmung und Aufmerksamkeit sauber von Wirkung und Wirkungsrisiko getrennt sind. Eine tragfaehige Antwort benennt mindestens eine Quelle, eine offene Unsicherheit, eine moegliche Gegenbeobachtung und die Entscheidung, die nach der Bewertung geaendert wird.</w:t>
+      </w:r>
+    </w:p>
+    <w:p>
+      <w:r>
+        <w:t>Der Rueckfluss in den WOE-Korpus liegt hier in klaren Begriffen, sauber verlinkten Quellen und benannten Forschungsfragen. Wo Glossar, Werkzeuge, Journal oder Reader noch doppeldeutig bleiben, sollte Kommunikation ohne Impact-Washing nicht als fertige Gewissheit auftreten, sondern als pruefbarer Lernstand mit Korrekturpfad.</w:t>
+      </w:r>
+    </w:p>
+    <w:p>
+      <w:r>
+        <w:t>Wirkpfadpruefung. Die Grenze gegen Scheingenauigkeit verlaeuft bei Wirkpfad nicht zwischen Optimismus und Pessimismus. Sie verlaeuft zwischen offengelegter Unsicherheit und rhetorischer Sicherheit. Wer Kommunikation ohne Impact-Washing belastbar anwenden will, benennt Systemgrenze, Zeitraum, Vergleichspunkt und offene Gegenhypothese. Gerade dadurch bleibt das Skript anschlussfaehig fuer Forschung, Praxis und spaetere Revision.</w:t>
       </w:r>
     </w:p>
     <w:p>
@@ -3456,7 +3516,12 @@
     </w:p>
     <w:p>
       <w:r>
-        <w:t>Daten, Quellen und Evidenz. Leitthese zeigt, warum Kommunikation ohne Impact-Washing mehr ist als ein Schlagwort im Feld oeffentliche Resonanzraeume, Sprache, Vertrauen, Quellenklarheit und demokratische Rueckkopplung. Die wirkungsoekonomische Frage lautet: Welche reale Veraenderung wird moeglich, welche bleibt nur Potenzial und wo entsteht ein Wirkungsrisiko? Diese Unterscheidung schuetzt vor Impact-Washing, weil sie Absicht, Aktivitaet, Reichweite und Wirkung auseinanderhaelt.</w:t>
+        <w:t>Fallpruefung. Wenn ein oeffentlicher Akteur eine Botschaft, ein Beteiligungsformat oder einen Resonanzraum verantwortbar gestalten will, beginnt die Analyse bei Empfaengern, Wirkraum, Zeitraum und Datenquelle. Bei Wirkpfad muss dann geklaert werden, ob Reichweite, Zustimmung und Aufmerksamkeit sauber von Wirkung und Wirkungsrisiko getrennt sind. Eine tragfaehige Antwort benennt mindestens eine Quelle, eine offene Unsicherheit, eine moegliche Gegenbeobachtung und die Entscheidung, die nach der Bewertung geaendert wird.</w:t>
+      </w:r>
+    </w:p>
+    <w:p>
+      <w:r>
+        <w:t>Evidenzfenster. Leitthese zeigt, warum Kommunikation ohne Impact-Washing mehr ist als ein Schlagwort im Feld oeffentliche Resonanzraeume, Sprache, Vertrauen, Quellenklarheit und demokratische Rueckkopplung. Die wirkungsoekonomische Frage lautet: Welche reale Veraenderung wird moeglich, welche bleibt nur Potenzial und wo entsteht ein Wirkungsrisiko? Diese Unterscheidung schuetzt vor Impact-Washing, weil sie Absicht, Aktivitaet, Reichweite und Wirkung auseinanderhaelt.</w:t>
       </w:r>
     </w:p>
     <w:p>
@@ -3466,7 +3531,17 @@
     </w:p>
     <w:p>
       <w:r>
-        <w:t>Bewertung und rote Linien. In WM-V9 muss Didaktische Einordnung im Studiengang immer mit Empfaengern gelesen werden. Wirkung entsteht nicht beim Sender, sondern an veraenderten Zustaenden von Menschen, Oekosystemen, Institutionen, Oeffentlichkeit oder kuenftigen Handlungsspielraeumen. Darum reicht es nicht, interne Aktivitaeten zu dokumentieren. Entscheidend ist, ob sich ein Zustand nachvollziehbar veraendert und ob diese Veraenderung im Referenzrahmen Mensch, Planet, Demokratie, SDGs, Agenda 2030 und SDG+ tragfaehig bewertet werden kann.</w:t>
+        <w:t>Fallpruefung. Wenn ein oeffentlicher Akteur eine Botschaft, ein Beteiligungsformat oder einen Resonanzraum verantwortbar gestalten will, beginnt die Analyse bei Empfaengern, Wirkraum, Zeitraum und Datenquelle. Bei Leitthese muss dann geklaert werden, ob Reichweite, Zustimmung und Aufmerksamkeit sauber von Wirkung und Wirkungsrisiko getrennt sind. Eine tragfaehige Antwort benennt mindestens eine Quelle, eine offene Unsicherheit, eine moegliche Gegenbeobachtung und die Entscheidung, die nach der Bewertung geaendert wird.</w:t>
+      </w:r>
+    </w:p>
+    <w:p>
+      <w:r>
+        <w:t>Fuer die Bewertung reicht kein Summenscore, der zentrale Schaeden mit bequemen Pluspunkten verrechnet. Nichtkompensation und Reverse Merit Order markieren, wo rote Linien, demokratische Grundbedingungen oder planetare Grenzen Vorrang vor Durchschnittslogik haben. So bleibt positive Netto-Wirkung eine anspruchsvolle Zielgroesse und wird nicht zur dekorativen Formel.</w:t>
+      </w:r>
+    </w:p>
+    <w:p>
+      <w:r>
+        <w:t>Bewertungsgrenze. In WM-V9 muss Didaktische Einordnung im Studiengang immer mit Empfaengern gelesen werden. Wirkung entsteht nicht beim Sender, sondern an veraenderten Zustaenden von Menschen, Oekosystemen, Institutionen, Oeffentlichkeit oder kuenftigen Handlungsspielraeumen. Darum reicht es nicht, interne Aktivitaeten zu dokumentieren. Entscheidend ist, ob sich ein Zustand nachvollziehbar veraendert und ob diese Veraenderung im Referenzrahmen Mensch, Planet, Demokratie, SDGs, Agenda 2030 und SDG+ tragfaehig bewertet werden kann.</w:t>
       </w:r>
     </w:p>
     <w:p>
@@ -3476,57 +3551,12 @@
     </w:p>
     <w:p>
       <w:r>
-        <w:t>Kontrollfrage. Welche Entscheidung waere falsch, wenn Didaktische Einordnung im Studiengang in WM-V9 missverstanden wird? Die Antwort muss mindestens eine Daten- oder Quellenannahme, eine betroffene Gruppe oder Schutzdimension, eine moegliche Nebenwirkung und einen Rueckkopplungsschritt nennen. Richtig ist nicht die lauteste Bewertung, sondern diejenige, die Begriff, Beleg und Steuerungsfolge zusammenhaelt.</w:t>
-      </w:r>
-    </w:p>
-    <w:p>
-      <w:r>
-        <w:t>Rueckfluss. Fuer den WOE-Korpus bedeutet das: Begriffe aus Kommunikation ohne Impact-Washing sollten dort geschaerft werden, wo sie in Glossar, Werkzeugen, Journal oder Readern doppeldeutig bleiben. Offene Forschungsfragen werden nicht versteckt. Sie markieren die Stelle, an der spaetere Evidenz, ein besserer Datensatz oder eine praezisere Fallstudie die Bewertung veraendern kann.</w:t>
-      </w:r>
-    </w:p>
-    <w:p>
-      <w:r>
-        <w:t>Steuerung und Rueckkopplung. Wissenschaftliche Anschlussfaehigkeit entsteht hier durch Quellenklarheit. Bei Analysemodell werden interne WOE-Begriffe nicht als Ersatz fuer Belege benutzt, sondern mit Wirkungsradar, Journal, Glossar, Resonanz- und Quellenklarheitskapitel verbunden. Wo die Datenlage offen bleibt, wird das offengelegt. Wo eine Aussage nur plausibel ist, bleibt sie als Wirkungspotenzial markiert. Wo ein Schaden eine rote Linie beruehrt, greift Nichtkompensation vor Durchschnittslogik.</w:t>
-      </w:r>
-    </w:p>
-    <w:p>
-      <w:r>
-        <w:t>In einer kontroversen Entscheidung wirkt Analysemodell als Pruefpunkt fuer Ambivalenz. Ein Nutzen fuer eine Gruppe kann mit Risiken fuer andere Wirkungsempfaenger einhergehen. Das Skript verlangt deshalb, positive und negative Zustandsveraenderungen getrennt zu fuehren, bevor von positiver Netto-Wirkung gesprochen wird.</w:t>
-      </w:r>
-    </w:p>
-    <w:p>
-      <w:r>
-        <w:t>Pruefungsnahe Anwendung. In Wirkungsmanagement wird Modellformel erst steuerungsfaehig, wenn daraus eine Entscheidung folgt. Fuehrung, Strategie, Controlling, Einkauf, Kommunikation und Kultur muessen denselben Wirkungsbegriff verwenden. Ohne diese Rueckkopplung bleibt Reporting eine Beschreibung. Mit Rueckkopplung wird aus Bewertung eine veraenderte Routine: ein anderer Prozess, ein geaenderter Anreiz, eine bessere Datenpflicht, eine korrigierte Kommunikation oder eine neue Priorisierung.</w:t>
-      </w:r>
-    </w:p>
-    <w:p>
-      <w:r>
-        <w:t>Die typische Fehlstelle bei Kommunikation ohne Impact-Washing liegt darin, Reichweite, Zustimmung oder Lautstaerke als Wirkung auszugeben. Bei Modellformel wird diese Fehlstelle konkret: Ein scheinbar plausibler Befund darf nicht zur Abkuerzung werden. Quellen, Systemgrenzen, Unsicherheit und Rueckkopplung bleiben sichtbar.</w:t>
-      </w:r>
-    </w:p>
-    <w:p>
-      <w:r>
-        <w:t>Transfer in den WOE-Korpus. Die Grenze gegen Scheingenauigkeit verlaeuft bei Fallfenster nicht zwischen Optimismus und Pessimismus. Sie verlaeuft zwischen offengelegter Unsicherheit und rhetorischer Sicherheit. Wer Kommunikation ohne Impact-Washing belastbar anwenden will, benennt Systemgrenze, Zeitraum, Vergleichspunkt und offene Gegenhypothese. Gerade dadurch bleibt das Skript anschlussfaehig fuer Forschung, Praxis und spaetere Revision.</w:t>
-      </w:r>
-    </w:p>
-    <w:p>
-      <w:r>
-        <w:t>Fuer die Pruefung ist Fallfenster dann verstanden, wenn daraus eine belastbare Fallantwort entsteht. Eine gute Antwort unterscheidet Beobachtung, Kausalannahme, Bewertung und Steuerungsfolge. Sie bewertet keine Menschen, sondern Wirkpfade, Zustandsveraenderungen, Risiken und institutionelle Bedingungen.</w:t>
-      </w:r>
-    </w:p>
-    <w:p>
-      <w:r>
-        <w:t>Grenzen der Aussage. Prüfungsnahe Fallfragen ohne geschützte Antwortlogik zeigt, warum Kommunikation ohne Impact-Washing mehr ist als ein Schlagwort im Feld oeffentliche Resonanzraeume, Sprache, Vertrauen, Quellenklarheit und demokratische Rueckkopplung. Die wirkungsoekonomische Frage lautet: Welche reale Veraenderung wird moeglich, welche bleibt nur Potenzial und wo entsteht ein Wirkungsrisiko? Diese Unterscheidung schuetzt vor Impact-Washing, weil sie Absicht, Aktivitaet, Reichweite und Wirkung auseinanderhaelt.</w:t>
-      </w:r>
-    </w:p>
-    <w:p>
-      <w:r>
-        <w:t>Eine Kommune, ein Unternehmen oder eine Bildungsorganisation will Kommunikation ohne Impact-Washing praktisch anwenden. Der erste Schritt ist nicht die Auswahl eines Instruments, sondern die Klaerung der Zustandsveraenderung. Bei Prüfungsnahe Fallfragen ohne geschützte Antwortlogik muss deshalb benannt werden, wer betroffen ist, welcher Zustand sich veraendert, welche Frist gilt und welche Gegenbeobachtung die Annahme widerlegen wuerde. Erst danach entsteht eine begruendete Entscheidung im Feld Strategie, Prozess, Budget, Verantwortlichkeit oder Kommunikationsregel.</w:t>
-      </w:r>
-    </w:p>
-    <w:p>
-      <w:r>
-        <w:t>Kontrollfrage. Welche Entscheidung waere falsch, wenn Prüfungsnahe Fallfragen ohne geschützte Antwortlogik in WM-V9 missverstanden wird? Die Antwort muss mindestens eine Daten- oder Quellenannahme, eine betroffene Gruppe oder Schutzdimension, eine moegliche Nebenwirkung und einen Rueckkopplungsschritt nennen. Richtig ist nicht die lauteste Bewertung, sondern diejenige, die Begriff, Beleg und Steuerungsfolge zusammenhaelt.</w:t>
+        <w:t>Fallpruefung. Wenn ein oeffentlicher Akteur eine Botschaft, ein Beteiligungsformat oder einen Resonanzraum verantwortbar gestalten will, beginnt die Analyse bei Empfaengern, Wirkraum, Zeitraum und Datenquelle. Bei Didaktische Einordnung im Studiengang muss dann geklaert werden, ob Reichweite, Zustimmung und Aufmerksamkeit sauber von Wirkung und Wirkungsrisiko getrennt sind. Eine tragfaehige Antwort benennt mindestens eine Quelle, eine offene Unsicherheit, eine moegliche Gegenbeobachtung und die Entscheidung, die nach der Bewertung geaendert wird.</w:t>
+      </w:r>
+    </w:p>
+    <w:p>
+      <w:r>
+        <w:t>Der Rueckfluss in den WOE-Korpus liegt hier in klaren Begriffen, sauber verlinkten Quellen und benannten Forschungsfragen. Wo Glossar, Werkzeuge, Journal oder Reader noch doppeldeutig bleiben, sollte Kommunikation ohne Impact-Washing nicht als fertige Gewissheit auftreten, sondern als pruefbarer Lernstand mit Korrekturpfad.</w:t>
       </w:r>
     </w:p>
     <w:p>
@@ -3534,17 +3564,87 @@
         <w:pStyle w:val="Heading3"/>
       </w:pPr>
       <w:r>
-        <w:t>Schlussvertiefung 3: Kommunikation ohne Impact-Washing im Anwendungsfall</w:t>
-      </w:r>
-    </w:p>
-    <w:p>
-      <w:r>
-        <w:t>Die folgenden Abschnitte sind keine neue Pruefungsloesung. Sie verdichten die vorhandenen Kapitel zu einer Lesart, mit der Studierende einen Fall selbststaendig analysieren koennen. Im Mittelpunkt stehen oeffentliche Resonanzraeume, Sprache, Vertrauen, Quellenklarheit und demokratische Rueckkopplung, nicht moralische Personenbewertung.</w:t>
-      </w:r>
-    </w:p>
-    <w:p>
-      <w:r>
-        <w:t>Begriffliche Schlussklaerung. In WM-V9 muss Auswertung aus der lebenden Website-Referenz immer mit Empfaengern gelesen werden. Wirkung entsteht nicht beim Sender, sondern an veraenderten Zustaenden von Menschen, Oekosystemen, Institutionen, Oeffentlichkeit oder kuenftigen Handlungsspielraeumen. Darum reicht es nicht, interne Aktivitaeten zu dokumentieren. Entscheidend ist, ob sich ein Zustand nachvollziehbar veraendert und ob diese Veraenderung im Referenzrahmen Mensch, Planet, Demokratie, SDGs, Agenda 2030 und SDG+ tragfaehig bewertet werden kann.</w:t>
+        <w:t>Vertiefungsrunde 3: Anschluss an Praxis und Forschung</w:t>
+      </w:r>
+    </w:p>
+    <w:p>
+      <w:r>
+        <w:t>Diese Runde wechselt den Blickwinkel, damit der Schlussblock nicht nur wiederholt, sondern Leseentscheidungen vorbereitet: Was ist belegt, was bleibt Potenzial, welche Nebenwirkung ist relevant und welche Steuerungsfolge wird daraus abgeleitet?</w:t>
+      </w:r>
+    </w:p>
+    <w:p>
+      <w:r>
+        <w:t>Steuerungsfolge. Wissenschaftliche Anschlussfaehigkeit entsteht hier durch Quellenklarheit. Bei Analysemodell werden interne WOE-Begriffe nicht als Ersatz fuer Belege benutzt, sondern mit Wirkungsradar, Journal, Glossar, Resonanz- und Quellenklarheitskapitel verbunden. Wo die Datenlage offen bleibt, wird das offengelegt. Wo eine Aussage nur plausibel ist, bleibt sie als Wirkungspotenzial markiert. Wo ein Schaden eine rote Linie beruehrt, greift Nichtkompensation vor Durchschnittslogik.</w:t>
+      </w:r>
+    </w:p>
+    <w:p>
+      <w:r>
+        <w:t>In einer kontroversen Entscheidung wirkt Analysemodell als Pruefpunkt fuer Ambivalenz. Ein Nutzen fuer eine Gruppe kann mit Risiken fuer andere Wirkungsempfaenger einhergehen. Das Skript verlangt deshalb, positive und negative Zustandsveraenderungen getrennt zu fuehren, bevor von positiver Netto-Wirkung gesprochen wird.</w:t>
+      </w:r>
+    </w:p>
+    <w:p>
+      <w:r>
+        <w:t>Fallpruefung. Wenn ein oeffentlicher Akteur eine Botschaft, ein Beteiligungsformat oder einen Resonanzraum verantwortbar gestalten will, beginnt die Analyse bei Empfaengern, Wirkraum, Zeitraum und Datenquelle. Bei Analysemodell muss dann geklaert werden, ob Reichweite, Zustimmung und Aufmerksamkeit sauber von Wirkung und Wirkungsrisiko getrennt sind. Eine tragfaehige Antwort benennt mindestens eine Quelle, eine offene Unsicherheit, eine moegliche Gegenbeobachtung und die Entscheidung, die nach der Bewertung geaendert wird.</w:t>
+      </w:r>
+    </w:p>
+    <w:p>
+      <w:r>
+        <w:t>Transferhinweis. In Wirkungsmanagement wird Modellformel erst steuerungsfaehig, wenn daraus eine Entscheidung folgt. Fuehrung, Strategie, Controlling, Einkauf, Kommunikation und Kultur muessen denselben Wirkungsbegriff verwenden. Ohne diese Rueckkopplung bleibt Reporting eine Beschreibung. Mit Rueckkopplung wird aus Bewertung eine veraenderte Routine: ein anderer Prozess, ein geaenderter Anreiz, eine bessere Datenpflicht, eine korrigierte Kommunikation oder eine neue Priorisierung.</w:t>
+      </w:r>
+    </w:p>
+    <w:p>
+      <w:r>
+        <w:t>Die typische Fehlstelle bei Kommunikation ohne Impact-Washing liegt darin, Reichweite, Zustimmung oder Lautstaerke als Wirkung auszugeben. Bei Modellformel wird diese Fehlstelle konkret: Ein scheinbar plausibler Befund darf nicht zur Abkuerzung werden. Quellen, Systemgrenzen, Unsicherheit und Rueckkopplung bleiben sichtbar.</w:t>
+      </w:r>
+    </w:p>
+    <w:p>
+      <w:r>
+        <w:t>Fallpruefung. Wenn ein oeffentlicher Akteur eine Botschaft, ein Beteiligungsformat oder einen Resonanzraum verantwortbar gestalten will, beginnt die Analyse bei Empfaengern, Wirkraum, Zeitraum und Datenquelle. Bei Modellformel muss dann geklaert werden, ob Reichweite, Zustimmung und Aufmerksamkeit sauber von Wirkung und Wirkungsrisiko getrennt sind. Eine tragfaehige Antwort benennt mindestens eine Quelle, eine offene Unsicherheit, eine moegliche Gegenbeobachtung und die Entscheidung, die nach der Bewertung geaendert wird.</w:t>
+      </w:r>
+    </w:p>
+    <w:p>
+      <w:r>
+        <w:t>Fuer die Bewertung reicht kein Summenscore, der zentrale Schaeden mit bequemen Pluspunkten verrechnet. Nichtkompensation und Reverse Merit Order markieren, wo rote Linien, demokratische Grundbedingungen oder planetare Grenzen Vorrang vor Durchschnittslogik haben. So bleibt positive Netto-Wirkung eine anspruchsvolle Zielgroesse und wird nicht zur dekorativen Formel.</w:t>
+      </w:r>
+    </w:p>
+    <w:p>
+      <w:r>
+        <w:t>Rueckflussnotiz. Die Grenze gegen Scheingenauigkeit verlaeuft bei Fallfenster nicht zwischen Optimismus und Pessimismus. Sie verlaeuft zwischen offengelegter Unsicherheit und rhetorischer Sicherheit. Wer Kommunikation ohne Impact-Washing belastbar anwenden will, benennt Systemgrenze, Zeitraum, Vergleichspunkt und offene Gegenhypothese. Gerade dadurch bleibt das Skript anschlussfaehig fuer Forschung, Praxis und spaetere Revision.</w:t>
+      </w:r>
+    </w:p>
+    <w:p>
+      <w:r>
+        <w:t>Fuer die Pruefung ist Fallfenster dann verstanden, wenn daraus eine belastbare Fallantwort entsteht. Eine gute Antwort unterscheidet Beobachtung, Kausalannahme, Bewertung und Steuerungsfolge. Sie bewertet keine Menschen, sondern Wirkpfade, Zustandsveraenderungen, Risiken und institutionelle Bedingungen.</w:t>
+      </w:r>
+    </w:p>
+    <w:p>
+      <w:r>
+        <w:t>Fallpruefung. Wenn ein oeffentlicher Akteur eine Botschaft, ein Beteiligungsformat oder einen Resonanzraum verantwortbar gestalten will, beginnt die Analyse bei Empfaengern, Wirkraum, Zeitraum und Datenquelle. Bei Fallfenster muss dann geklaert werden, ob Reichweite, Zustimmung und Aufmerksamkeit sauber von Wirkung und Wirkungsrisiko getrennt sind. Eine tragfaehige Antwort benennt mindestens eine Quelle, eine offene Unsicherheit, eine moegliche Gegenbeobachtung und die Entscheidung, die nach der Bewertung geaendert wird.</w:t>
+      </w:r>
+    </w:p>
+    <w:p>
+      <w:r>
+        <w:t>Der Rueckfluss in den WOE-Korpus liegt hier in klaren Begriffen, sauber verlinkten Quellen und benannten Forschungsfragen. Wo Glossar, Werkzeuge, Journal oder Reader noch doppeldeutig bleiben, sollte Kommunikation ohne Impact-Washing nicht als fertige Gewissheit auftreten, sondern als pruefbarer Lernstand mit Korrekturpfad.</w:t>
+      </w:r>
+    </w:p>
+    <w:p>
+      <w:r>
+        <w:t>Pruefungsimpuls. Prüfungsnahe Fallfragen ohne geschützte Antwortlogik zeigt, warum Kommunikation ohne Impact-Washing mehr ist als ein Schlagwort im Feld oeffentliche Resonanzraeume, Sprache, Vertrauen, Quellenklarheit und demokratische Rueckkopplung. Die wirkungsoekonomische Frage lautet: Welche reale Veraenderung wird moeglich, welche bleibt nur Potenzial und wo entsteht ein Wirkungsrisiko? Diese Unterscheidung schuetzt vor Impact-Washing, weil sie Absicht, Aktivitaet, Reichweite und Wirkung auseinanderhaelt.</w:t>
+      </w:r>
+    </w:p>
+    <w:p>
+      <w:r>
+        <w:t>Eine Kommune, ein Unternehmen oder eine Bildungsorganisation will Kommunikation ohne Impact-Washing praktisch anwenden. Der erste Schritt ist nicht die Auswahl eines Instruments, sondern die Klaerung der Zustandsveraenderung. Bei Prüfungsnahe Fallfragen ohne geschützte Antwortlogik muss deshalb benannt werden, wer betroffen ist, welcher Zustand sich veraendert, welche Frist gilt und welche Gegenbeobachtung die Annahme widerlegen wuerde. Erst danach entsteht eine begruendete Entscheidung im Feld Strategie, Prozess, Budget, Verantwortlichkeit oder Kommunikationsregel.</w:t>
+      </w:r>
+    </w:p>
+    <w:p>
+      <w:r>
+        <w:t>Fallpruefung. Wenn ein oeffentlicher Akteur eine Botschaft, ein Beteiligungsformat oder einen Resonanzraum verantwortbar gestalten will, beginnt die Analyse bei Empfaengern, Wirkraum, Zeitraum und Datenquelle. Bei Prüfungsnahe Fallfragen ohne geschützte Antwortlogik muss dann geklaert werden, ob Reichweite, Zustimmung und Aufmerksamkeit sauber von Wirkung und Wirkungsrisiko getrennt sind. Eine tragfaehige Antwort benennt mindestens eine Quelle, eine offene Unsicherheit, eine moegliche Gegenbeobachtung und die Entscheidung, die nach der Bewertung geaendert wird.</w:t>
+      </w:r>
+    </w:p>
+    <w:p>
+      <w:r>
+        <w:t>Begriffliche Sicherung. In WM-V9 muss Auswertung aus der lebenden Website-Referenz immer mit Empfaengern gelesen werden. Wirkung entsteht nicht beim Sender, sondern an veraenderten Zustaenden von Menschen, Oekosystemen, Institutionen, Oeffentlichkeit oder kuenftigen Handlungsspielraeumen. Darum reicht es nicht, interne Aktivitaeten zu dokumentieren. Entscheidend ist, ob sich ein Zustand nachvollziehbar veraendert und ob diese Veraenderung im Referenzrahmen Mensch, Planet, Demokratie, SDGs, Agenda 2030 und SDG+ tragfaehig bewertet werden kann.</w:t>
       </w:r>
     </w:p>
     <w:p>
@@ -3554,7 +3654,17 @@
     </w:p>
     <w:p>
       <w:r>
-        <w:t>Wirkpfad und Empfaenger. Wissenschaftliche Anschlussfaehigkeit entsteht hier durch Quellenklarheit. Bei Frames als Wirkungspotenziale werden interne WOE-Begriffe nicht als Ersatz fuer Belege benutzt, sondern mit Wirkungsradar, Journal, Glossar, Resonanz- und Quellenklarheitskapitel verbunden. Wo die Datenlage offen bleibt, wird das offengelegt. Wo eine Aussage nur plausibel ist, bleibt sie als Wirkungspotenzial markiert. Wo ein Schaden eine rote Linie beruehrt, greift Nichtkompensation vor Durchschnittslogik.</w:t>
+        <w:t>Fallpruefung. Wenn ein oeffentlicher Akteur eine Botschaft, ein Beteiligungsformat oder einen Resonanzraum verantwortbar gestalten will, beginnt die Analyse bei Empfaengern, Wirkraum, Zeitraum und Datenquelle. Bei Auswertung aus der lebenden Website-Referenz muss dann geklaert werden, ob Reichweite, Zustimmung und Aufmerksamkeit sauber von Wirkung und Wirkungsrisiko getrennt sind. Eine tragfaehige Antwort benennt mindestens eine Quelle, eine offene Unsicherheit, eine moegliche Gegenbeobachtung und die Entscheidung, die nach der Bewertung geaendert wird.</w:t>
+      </w:r>
+    </w:p>
+    <w:p>
+      <w:r>
+        <w:t>Fuer die Bewertung reicht kein Summenscore, der zentrale Schaeden mit bequemen Pluspunkten verrechnet. Nichtkompensation und Reverse Merit Order markieren, wo rote Linien, demokratische Grundbedingungen oder planetare Grenzen Vorrang vor Durchschnittslogik haben. So bleibt positive Netto-Wirkung eine anspruchsvolle Zielgroesse und wird nicht zur dekorativen Formel.</w:t>
+      </w:r>
+    </w:p>
+    <w:p>
+      <w:r>
+        <w:t>Wirkpfadpruefung. Wissenschaftliche Anschlussfaehigkeit entsteht hier durch Quellenklarheit. Bei Frames als Wirkungspotenziale werden interne WOE-Begriffe nicht als Ersatz fuer Belege benutzt, sondern mit Wirkungsradar, Journal, Glossar, Resonanz- und Quellenklarheitskapitel verbunden. Wo die Datenlage offen bleibt, wird das offengelegt. Wo eine Aussage nur plausibel ist, bleibt sie als Wirkungspotenzial markiert. Wo ein Schaden eine rote Linie beruehrt, greift Nichtkompensation vor Durchschnittslogik.</w:t>
       </w:r>
     </w:p>
     <w:p>
@@ -3564,82 +3674,12 @@
     </w:p>
     <w:p>
       <w:r>
-        <w:t>Rueckfluss. Fuer den WOE-Korpus bedeutet das: Begriffe aus Kommunikation ohne Impact-Washing sollten dort geschaerft werden, wo sie in Glossar, Werkzeugen, Journal oder Readern doppeldeutig bleiben. Offene Forschungsfragen werden nicht versteckt. Sie markieren die Stelle, an der spaetere Evidenz, ein besserer Datensatz oder eine praezisere Fallstudie die Bewertung veraendern kann.</w:t>
-      </w:r>
-    </w:p>
-    <w:p>
-      <w:r>
-        <w:t>Daten, Quellen und Evidenz. In Wirkungsmanagement wird Tonalität, Mimik, Bilder erst steuerungsfaehig, wenn daraus eine Entscheidung folgt. Fuehrung, Strategie, Controlling, Einkauf, Kommunikation und Kultur muessen denselben Wirkungsbegriff verwenden. Ohne diese Rueckkopplung bleibt Reporting eine Beschreibung. Mit Rueckkopplung wird aus Bewertung eine veraenderte Routine: ein anderer Prozess, ein geaenderter Anreiz, eine bessere Datenpflicht, eine korrigierte Kommunikation oder eine neue Priorisierung.</w:t>
-      </w:r>
-    </w:p>
-    <w:p>
-      <w:r>
-        <w:t>Die typische Fehlstelle bei Kommunikation ohne Impact-Washing liegt darin, Reichweite, Zustimmung oder Lautstaerke als Wirkung auszugeben. Bei Tonalität, Mimik, Bilder wird diese Fehlstelle konkret: Ein scheinbar plausibler Befund darf nicht zur Abkuerzung werden. Quellen, Systemgrenzen, Unsicherheit und Rueckkopplung bleiben sichtbar.</w:t>
-      </w:r>
-    </w:p>
-    <w:p>
-      <w:r>
-        <w:t>Bewertung und rote Linien. Die Grenze gegen Scheingenauigkeit verlaeuft bei Kampfbegriffe und Normalisierung nicht zwischen Optimismus und Pessimismus. Sie verlaeuft zwischen offengelegter Unsicherheit und rhetorischer Sicherheit. Wer Kommunikation ohne Impact-Washing belastbar anwenden will, benennt Systemgrenze, Zeitraum, Vergleichspunkt und offene Gegenhypothese. Gerade dadurch bleibt das Skript anschlussfaehig fuer Forschung, Praxis und spaetere Revision.</w:t>
-      </w:r>
-    </w:p>
-    <w:p>
-      <w:r>
-        <w:t>Fuer die Pruefung ist Kampfbegriffe und Normalisierung dann verstanden, wenn daraus eine belastbare Fallantwort entsteht. Eine gute Antwort unterscheidet Beobachtung, Kausalannahme, Bewertung und Steuerungsfolge. Sie bewertet keine Menschen, sondern Wirkpfade, Zustandsveraenderungen, Risiken und institutionelle Bedingungen.</w:t>
-      </w:r>
-    </w:p>
-    <w:p>
-      <w:r>
-        <w:t>Kontrollfrage. Welche Entscheidung waere falsch, wenn Kampfbegriffe und Normalisierung in WM-V9 missverstanden wird? Die Antwort muss mindestens eine Daten- oder Quellenannahme, eine betroffene Gruppe oder Schutzdimension, eine moegliche Nebenwirkung und einen Rueckkopplungsschritt nennen. Richtig ist nicht die lauteste Bewertung, sondern diejenige, die Begriff, Beleg und Steuerungsfolge zusammenhaelt.</w:t>
-      </w:r>
-    </w:p>
-    <w:p>
-      <w:r>
-        <w:t>Steuerung und Rueckkopplung. Sprachliche Verantwortung zeigt, warum Kommunikation ohne Impact-Washing mehr ist als ein Schlagwort im Feld oeffentliche Resonanzraeume, Sprache, Vertrauen, Quellenklarheit und demokratische Rueckkopplung. Die wirkungsoekonomische Frage lautet: Welche reale Veraenderung wird moeglich, welche bleibt nur Potenzial und wo entsteht ein Wirkungsrisiko? Diese Unterscheidung schuetzt vor Impact-Washing, weil sie Absicht, Aktivitaet, Reichweite und Wirkung auseinanderhaelt.</w:t>
-      </w:r>
-    </w:p>
-    <w:p>
-      <w:r>
-        <w:t>Eine Kommune, ein Unternehmen oder eine Bildungsorganisation will Kommunikation ohne Impact-Washing praktisch anwenden. Der erste Schritt ist nicht die Auswahl eines Instruments, sondern die Klaerung der Zustandsveraenderung. Bei Sprachliche Verantwortung muss deshalb benannt werden, wer betroffen ist, welcher Zustand sich veraendert, welche Frist gilt und welche Gegenbeobachtung die Annahme widerlegen wuerde. Erst danach entsteht eine begruendete Entscheidung im Feld Strategie, Prozess, Budget, Verantwortlichkeit oder Kommunikationsregel.</w:t>
-      </w:r>
-    </w:p>
-    <w:p>
-      <w:r>
-        <w:t>Pruefungsnahe Anwendung. In WM-V9 muss Warum jede Kennzahl manipulierbar wird immer mit Empfaengern gelesen werden. Wirkung entsteht nicht beim Sender, sondern an veraenderten Zustaenden von Menschen, Oekosystemen, Institutionen, Oeffentlichkeit oder kuenftigen Handlungsspielraeumen. Darum reicht es nicht, interne Aktivitaeten zu dokumentieren. Entscheidend ist, ob sich ein Zustand nachvollziehbar veraendert und ob diese Veraenderung im Referenzrahmen Mensch, Planet, Demokratie, SDGs, Agenda 2030 und SDG+ tragfaehig bewertet werden kann.</w:t>
-      </w:r>
-    </w:p>
-    <w:p>
-      <w:r>
-        <w:t>Ein Bericht behauptet, die Massnahme zu Kommunikation ohne Impact-Washing sei erfolgreich. Die WOE-Lesart fragt bei Warum jede Kennzahl manipulierbar wird nach belastbaren Nachweisen: Managementroutine, Stakeholder-Rueckmeldung, Prozessdaten, Entscheidungsprotokoll und Lernschleife. Wenn diese Nachweise fehlen, bleibt die Aussage Wirkungspotenzial oder Kommunikationsbehauptung. Sie kann wichtig sein, aber sie ist noch keine belegte Wirkung.</w:t>
-      </w:r>
-    </w:p>
-    <w:p>
-      <w:r>
-        <w:t>Transfer in den WOE-Korpus. Wissenschaftliche Anschlussfaehigkeit entsteht hier durch Quellenklarheit. Bei Einleitung / Wirkungsfrage werden interne WOE-Begriffe nicht als Ersatz fuer Belege benutzt, sondern mit Wirkungsradar, Journal, Glossar, Resonanz- und Quellenklarheitskapitel verbunden. Wo die Datenlage offen bleibt, wird das offengelegt. Wo eine Aussage nur plausibel ist, bleibt sie als Wirkungspotenzial markiert. Wo ein Schaden eine rote Linie beruehrt, greift Nichtkompensation vor Durchschnittslogik.</w:t>
-      </w:r>
-    </w:p>
-    <w:p>
-      <w:r>
-        <w:t>In einer kontroversen Entscheidung wirkt Einleitung / Wirkungsfrage als Pruefpunkt fuer Ambivalenz. Ein Nutzen fuer eine Gruppe kann mit Risiken fuer andere Wirkungsempfaenger einhergehen. Das Skript verlangt deshalb, positive und negative Zustandsveraenderungen getrennt zu fuehren, bevor von positiver Netto-Wirkung gesprochen wird.</w:t>
-      </w:r>
-    </w:p>
-    <w:p>
-      <w:r>
-        <w:t>Grenzen der Aussage. In Wirkungsmanagement wird Kernaussage erst steuerungsfaehig, wenn daraus eine Entscheidung folgt. Fuehrung, Strategie, Controlling, Einkauf, Kommunikation und Kultur muessen denselben Wirkungsbegriff verwenden. Ohne diese Rueckkopplung bleibt Reporting eine Beschreibung. Mit Rueckkopplung wird aus Bewertung eine veraenderte Routine: ein anderer Prozess, ein geaenderter Anreiz, eine bessere Datenpflicht, eine korrigierte Kommunikation oder eine neue Priorisierung.</w:t>
-      </w:r>
-    </w:p>
-    <w:p>
-      <w:r>
-        <w:t>Die typische Fehlstelle bei Kommunikation ohne Impact-Washing liegt darin, Reichweite, Zustimmung oder Lautstaerke als Wirkung auszugeben. Bei Kernaussage wird diese Fehlstelle konkret: Ein scheinbar plausibler Befund darf nicht zur Abkuerzung werden. Quellen, Systemgrenzen, Unsicherheit und Rueckkopplung bleiben sichtbar.</w:t>
-      </w:r>
-    </w:p>
-    <w:p>
-      <w:r>
-        <w:t>Kontrollfrage. Welche Entscheidung waere falsch, wenn Kernaussage in WM-V9 missverstanden wird? Die Antwort muss mindestens eine Daten- oder Quellenannahme, eine betroffene Gruppe oder Schutzdimension, eine moegliche Nebenwirkung und einen Rueckkopplungsschritt nennen. Richtig ist nicht die lauteste Bewertung, sondern diejenige, die Begriff, Beleg und Steuerungsfolge zusammenhaelt.</w:t>
-      </w:r>
-    </w:p>
-    <w:p>
-      <w:r>
-        <w:t>Rueckfluss. Fuer den WOE-Korpus bedeutet das: Begriffe aus Kommunikation ohne Impact-Washing sollten dort geschaerft werden, wo sie in Glossar, Werkzeugen, Journal oder Readern doppeldeutig bleiben. Offene Forschungsfragen werden nicht versteckt. Sie markieren die Stelle, an der spaetere Evidenz, ein besserer Datensatz oder eine praezisere Fallstudie die Bewertung veraendern kann.</w:t>
+        <w:t>Fallpruefung. Wenn ein oeffentlicher Akteur eine Botschaft, ein Beteiligungsformat oder einen Resonanzraum verantwortbar gestalten will, beginnt die Analyse bei Empfaengern, Wirkraum, Zeitraum und Datenquelle. Bei Frames als Wirkungspotenziale muss dann geklaert werden, ob Reichweite, Zustimmung und Aufmerksamkeit sauber von Wirkung und Wirkungsrisiko getrennt sind. Eine tragfaehige Antwort benennt mindestens eine Quelle, eine offene Unsicherheit, eine moegliche Gegenbeobachtung und die Entscheidung, die nach der Bewertung geaendert wird.</w:t>
+      </w:r>
+    </w:p>
+    <w:p>
+      <w:r>
+        <w:t>Der Rueckfluss in den WOE-Korpus liegt hier in klaren Begriffen, sauber verlinkten Quellen und benannten Forschungsfragen. Wo Glossar, Werkzeuge, Journal oder Reader noch doppeldeutig bleiben, sollte Kommunikation ohne Impact-Washing nicht als fertige Gewissheit auftreten, sondern als pruefbarer Lernstand mit Korrekturpfad.</w:t>
       </w:r>
     </w:p>
     <w:p>
@@ -3647,107 +3687,122 @@
         <w:pStyle w:val="Heading3"/>
       </w:pPr>
       <w:r>
-        <w:t>Schlussvertiefung 4: Kommunikation ohne Impact-Washing im Anwendungsfall</w:t>
-      </w:r>
-    </w:p>
-    <w:p>
-      <w:r>
-        <w:t>Die folgenden Abschnitte sind keine neue Pruefungsloesung. Sie verdichten die vorhandenen Kapitel zu einer Lesart, mit der Studierende einen Fall selbststaendig analysieren koennen. Im Mittelpunkt stehen oeffentliche Resonanzraeume, Sprache, Vertrauen, Quellenklarheit und demokratische Rueckkopplung, nicht moralische Personenbewertung.</w:t>
-      </w:r>
-    </w:p>
-    <w:p>
-      <w:r>
-        <w:t>Begriffliche Schlussklaerung. Die Grenze gegen Scheingenauigkeit verlaeuft bei Quelltext und fachliche Grundlegung nicht zwischen Optimismus und Pessimismus. Sie verlaeuft zwischen offengelegter Unsicherheit und rhetorischer Sicherheit. Wer Kommunikation ohne Impact-Washing belastbar anwenden will, benennt Systemgrenze, Zeitraum, Vergleichspunkt und offene Gegenhypothese. Gerade dadurch bleibt das Skript anschlussfaehig fuer Forschung, Praxis und spaetere Revision.</w:t>
-      </w:r>
-    </w:p>
-    <w:p>
-      <w:r>
-        <w:t>Fuer die Pruefung ist Quelltext und fachliche Grundlegung dann verstanden, wenn daraus eine belastbare Fallantwort entsteht. Eine gute Antwort unterscheidet Beobachtung, Kausalannahme, Bewertung und Steuerungsfolge. Sie bewertet keine Menschen, sondern Wirkpfade, Zustandsveraenderungen, Risiken und institutionelle Bedingungen.</w:t>
-      </w:r>
-    </w:p>
-    <w:p>
-      <w:r>
-        <w:t>Wirkpfad und Empfaenger. Einstieg / Wirkungsfrage zeigt, warum Kommunikation ohne Impact-Washing mehr ist als ein Schlagwort im Feld oeffentliche Resonanzraeume, Sprache, Vertrauen, Quellenklarheit und demokratische Rueckkopplung. Die wirkungsoekonomische Frage lautet: Welche reale Veraenderung wird moeglich, welche bleibt nur Potenzial und wo entsteht ein Wirkungsrisiko? Diese Unterscheidung schuetzt vor Impact-Washing, weil sie Absicht, Aktivitaet, Reichweite und Wirkung auseinanderhaelt.</w:t>
-      </w:r>
-    </w:p>
-    <w:p>
-      <w:r>
-        <w:t>Eine Kommune, ein Unternehmen oder eine Bildungsorganisation will Kommunikation ohne Impact-Washing praktisch anwenden. Der erste Schritt ist nicht die Auswahl eines Instruments, sondern die Klaerung der Zustandsveraenderung. Bei Einstieg / Wirkungsfrage muss deshalb benannt werden, wer betroffen ist, welcher Zustand sich veraendert, welche Frist gilt und welche Gegenbeobachtung die Annahme widerlegen wuerde. Erst danach entsteht eine begruendete Entscheidung im Feld Strategie, Prozess, Budget, Verantwortlichkeit oder Kommunikationsregel.</w:t>
-      </w:r>
-    </w:p>
-    <w:p>
-      <w:r>
-        <w:t>Daten, Quellen und Evidenz. In WM-V9 muss Skript / Folien (Lernseite) immer mit Empfaengern gelesen werden. Wirkung entsteht nicht beim Sender, sondern an veraenderten Zustaenden von Menschen, Oekosystemen, Institutionen, Oeffentlichkeit oder kuenftigen Handlungsspielraeumen. Darum reicht es nicht, interne Aktivitaeten zu dokumentieren. Entscheidend ist, ob sich ein Zustand nachvollziehbar veraendert und ob diese Veraenderung im Referenzrahmen Mensch, Planet, Demokratie, SDGs, Agenda 2030 und SDG+ tragfaehig bewertet werden kann.</w:t>
-      </w:r>
-    </w:p>
-    <w:p>
-      <w:r>
-        <w:t>Ein Bericht behauptet, die Massnahme zu Kommunikation ohne Impact-Washing sei erfolgreich. Die WOE-Lesart fragt bei Skript / Folien (Lernseite) nach belastbaren Nachweisen: Managementroutine, Stakeholder-Rueckmeldung, Prozessdaten, Entscheidungsprotokoll und Lernschleife. Wenn diese Nachweise fehlen, bleibt die Aussage Wirkungspotenzial oder Kommunikationsbehauptung. Sie kann wichtig sein, aber sie ist noch keine belegte Wirkung.</w:t>
-      </w:r>
-    </w:p>
-    <w:p>
-      <w:r>
-        <w:t>Bewertung und rote Linien. Wissenschaftliche Anschlussfaehigkeit entsteht hier durch Quellenklarheit. Bei Transferaufgabe werden interne WOE-Begriffe nicht als Ersatz fuer Belege benutzt, sondern mit Wirkungsradar, Journal, Glossar, Resonanz- und Quellenklarheitskapitel verbunden. Wo die Datenlage offen bleibt, wird das offengelegt. Wo eine Aussage nur plausibel ist, bleibt sie als Wirkungspotenzial markiert. Wo ein Schaden eine rote Linie beruehrt, greift Nichtkompensation vor Durchschnittslogik.</w:t>
-      </w:r>
-    </w:p>
-    <w:p>
-      <w:r>
-        <w:t>In einer kontroversen Entscheidung wirkt Transferaufgabe als Pruefpunkt fuer Ambivalenz. Ein Nutzen fuer eine Gruppe kann mit Risiken fuer andere Wirkungsempfaenger einhergehen. Das Skript verlangt deshalb, positive und negative Zustandsveraenderungen getrennt zu fuehren, bevor von positiver Netto-Wirkung gesprochen wird.</w:t>
-      </w:r>
-    </w:p>
-    <w:p>
-      <w:r>
-        <w:t>Kontrollfrage. Welche Entscheidung waere falsch, wenn Transferaufgabe in WM-V9 missverstanden wird? Die Antwort muss mindestens eine Daten- oder Quellenannahme, eine betroffene Gruppe oder Schutzdimension, eine moegliche Nebenwirkung und einen Rueckkopplungsschritt nennen. Richtig ist nicht die lauteste Bewertung, sondern diejenige, die Begriff, Beleg und Steuerungsfolge zusammenhaelt.</w:t>
-      </w:r>
-    </w:p>
-    <w:p>
-      <w:r>
-        <w:t>Steuerung und Rueckkopplung. In Wirkungsmanagement wird Praxisbeispiel erst steuerungsfaehig, wenn daraus eine Entscheidung folgt. Fuehrung, Strategie, Controlling, Einkauf, Kommunikation und Kultur muessen denselben Wirkungsbegriff verwenden. Ohne diese Rueckkopplung bleibt Reporting eine Beschreibung. Mit Rueckkopplung wird aus Bewertung eine veraenderte Routine: ein anderer Prozess, ein geaenderter Anreiz, eine bessere Datenpflicht, eine korrigierte Kommunikation oder eine neue Priorisierung.</w:t>
-      </w:r>
-    </w:p>
-    <w:p>
-      <w:r>
-        <w:t>Die typische Fehlstelle bei Kommunikation ohne Impact-Washing liegt darin, Reichweite, Zustimmung oder Lautstaerke als Wirkung auszugeben. Bei Praxisbeispiel wird diese Fehlstelle konkret: Ein scheinbar plausibler Befund darf nicht zur Abkuerzung werden. Quellen, Systemgrenzen, Unsicherheit und Rueckkopplung bleiben sichtbar.</w:t>
-      </w:r>
-    </w:p>
-    <w:p>
-      <w:r>
-        <w:t>Pruefungsnahe Anwendung. Die Grenze gegen Scheingenauigkeit verlaeuft bei Wirkungsökonomische Vertiefung nicht zwischen Optimismus und Pessimismus. Sie verlaeuft zwischen offengelegter Unsicherheit und rhetorischer Sicherheit. Wer Kommunikation ohne Impact-Washing belastbar anwenden will, benennt Systemgrenze, Zeitraum, Vergleichspunkt und offene Gegenhypothese. Gerade dadurch bleibt das Skript anschlussfaehig fuer Forschung, Praxis und spaetere Revision.</w:t>
-      </w:r>
-    </w:p>
-    <w:p>
-      <w:r>
-        <w:t>Fuer die Pruefung ist Wirkungsökonomische Vertiefung dann verstanden, wenn daraus eine belastbare Fallantwort entsteht. Eine gute Antwort unterscheidet Beobachtung, Kausalannahme, Bewertung und Steuerungsfolge. Sie bewertet keine Menschen, sondern Wirkpfade, Zustandsveraenderungen, Risiken und institutionelle Bedingungen.</w:t>
-      </w:r>
-    </w:p>
-    <w:p>
-      <w:r>
-        <w:t>Rueckfluss. Fuer den WOE-Korpus bedeutet das: Begriffe aus Kommunikation ohne Impact-Washing sollten dort geschaerft werden, wo sie in Glossar, Werkzeugen, Journal oder Readern doppeldeutig bleiben. Offene Forschungsfragen werden nicht versteckt. Sie markieren die Stelle, an der spaetere Evidenz, ein besserer Datensatz oder eine praezisere Fallstudie die Bewertung veraendern kann.</w:t>
-      </w:r>
-    </w:p>
-    <w:p>
-      <w:r>
-        <w:t>Transfer in den WOE-Korpus. Begriffliche Präzision zeigt, warum Kommunikation ohne Impact-Washing mehr ist als ein Schlagwort im Feld oeffentliche Resonanzraeume, Sprache, Vertrauen, Quellenklarheit und demokratische Rueckkopplung. Die wirkungsoekonomische Frage lautet: Welche reale Veraenderung wird moeglich, welche bleibt nur Potenzial und wo entsteht ein Wirkungsrisiko? Diese Unterscheidung schuetzt vor Impact-Washing, weil sie Absicht, Aktivitaet, Reichweite und Wirkung auseinanderhaelt.</w:t>
-      </w:r>
-    </w:p>
-    <w:p>
-      <w:r>
-        <w:t>Eine Kommune, ein Unternehmen oder eine Bildungsorganisation will Kommunikation ohne Impact-Washing praktisch anwenden. Der erste Schritt ist nicht die Auswahl eines Instruments, sondern die Klaerung der Zustandsveraenderung. Bei Begriffliche Präzision muss deshalb benannt werden, wer betroffen ist, welcher Zustand sich veraendert, welche Frist gilt und welche Gegenbeobachtung die Annahme widerlegen wuerde. Erst danach entsteht eine begruendete Entscheidung im Feld Strategie, Prozess, Budget, Verantwortlichkeit oder Kommunikationsregel.</w:t>
-      </w:r>
-    </w:p>
-    <w:p>
-      <w:r>
-        <w:t>Grenzen der Aussage. In WM-V9 muss Wirkpfad immer mit Empfaengern gelesen werden. Wirkung entsteht nicht beim Sender, sondern an veraenderten Zustaenden von Menschen, Oekosystemen, Institutionen, Oeffentlichkeit oder kuenftigen Handlungsspielraeumen. Darum reicht es nicht, interne Aktivitaeten zu dokumentieren. Entscheidend ist, ob sich ein Zustand nachvollziehbar veraendert und ob diese Veraenderung im Referenzrahmen Mensch, Planet, Demokratie, SDGs, Agenda 2030 und SDG+ tragfaehig bewertet werden kann.</w:t>
-      </w:r>
-    </w:p>
-    <w:p>
-      <w:r>
-        <w:t>Ein Bericht behauptet, die Massnahme zu Kommunikation ohne Impact-Washing sei erfolgreich. Die WOE-Lesart fragt bei Wirkpfad nach belastbaren Nachweisen: Managementroutine, Stakeholder-Rueckmeldung, Prozessdaten, Entscheidungsprotokoll und Lernschleife. Wenn diese Nachweise fehlen, bleibt die Aussage Wirkungspotenzial oder Kommunikationsbehauptung. Sie kann wichtig sein, aber sie ist noch keine belegte Wirkung.</w:t>
-      </w:r>
-    </w:p>
-    <w:p>
-      <w:r>
-        <w:t>Kontrollfrage. Welche Entscheidung waere falsch, wenn Wirkpfad in WM-V9 missverstanden wird? Die Antwort muss mindestens eine Daten- oder Quellenannahme, eine betroffene Gruppe oder Schutzdimension, eine moegliche Nebenwirkung und einen Rueckkopplungsschritt nennen. Richtig ist nicht die lauteste Bewertung, sondern diejenige, die Begriff, Beleg und Steuerungsfolge zusammenhaelt.</w:t>
+        <w:t>Vertiefungsrunde 4: Anschluss an Praxis und Forschung</w:t>
+      </w:r>
+    </w:p>
+    <w:p>
+      <w:r>
+        <w:t>Diese Runde wechselt den Blickwinkel, damit der Schlussblock nicht nur wiederholt, sondern Leseentscheidungen vorbereitet: Was ist belegt, was bleibt Potenzial, welche Nebenwirkung ist relevant und welche Steuerungsfolge wird daraus abgeleitet?</w:t>
+      </w:r>
+    </w:p>
+    <w:p>
+      <w:r>
+        <w:t>Evidenzfenster. In Wirkungsmanagement wird Tonalität, Mimik, Bilder erst steuerungsfaehig, wenn daraus eine Entscheidung folgt. Fuehrung, Strategie, Controlling, Einkauf, Kommunikation und Kultur muessen denselben Wirkungsbegriff verwenden. Ohne diese Rueckkopplung bleibt Reporting eine Beschreibung. Mit Rueckkopplung wird aus Bewertung eine veraenderte Routine: ein anderer Prozess, ein geaenderter Anreiz, eine bessere Datenpflicht, eine korrigierte Kommunikation oder eine neue Priorisierung.</w:t>
+      </w:r>
+    </w:p>
+    <w:p>
+      <w:r>
+        <w:t>Die typische Fehlstelle bei Kommunikation ohne Impact-Washing liegt darin, Reichweite, Zustimmung oder Lautstaerke als Wirkung auszugeben. Bei Tonalität, Mimik, Bilder wird diese Fehlstelle konkret: Ein scheinbar plausibler Befund darf nicht zur Abkuerzung werden. Quellen, Systemgrenzen, Unsicherheit und Rueckkopplung bleiben sichtbar.</w:t>
+      </w:r>
+    </w:p>
+    <w:p>
+      <w:r>
+        <w:t>Fallpruefung. Wenn ein oeffentlicher Akteur eine Botschaft, ein Beteiligungsformat oder einen Resonanzraum verantwortbar gestalten will, beginnt die Analyse bei Empfaengern, Wirkraum, Zeitraum und Datenquelle. Bei Tonalität, Mimik, Bilder muss dann geklaert werden, ob Reichweite, Zustimmung und Aufmerksamkeit sauber von Wirkung und Wirkungsrisiko getrennt sind. Eine tragfaehige Antwort benennt mindestens eine Quelle, eine offene Unsicherheit, eine moegliche Gegenbeobachtung und die Entscheidung, die nach der Bewertung geaendert wird.</w:t>
+      </w:r>
+    </w:p>
+    <w:p>
+      <w:r>
+        <w:t>Bewertungsgrenze. Die Grenze gegen Scheingenauigkeit verlaeuft bei Kampfbegriffe und Normalisierung nicht zwischen Optimismus und Pessimismus. Sie verlaeuft zwischen offengelegter Unsicherheit und rhetorischer Sicherheit. Wer Kommunikation ohne Impact-Washing belastbar anwenden will, benennt Systemgrenze, Zeitraum, Vergleichspunkt und offene Gegenhypothese. Gerade dadurch bleibt das Skript anschlussfaehig fuer Forschung, Praxis und spaetere Revision.</w:t>
+      </w:r>
+    </w:p>
+    <w:p>
+      <w:r>
+        <w:t>Fuer die Pruefung ist Kampfbegriffe und Normalisierung dann verstanden, wenn daraus eine belastbare Fallantwort entsteht. Eine gute Antwort unterscheidet Beobachtung, Kausalannahme, Bewertung und Steuerungsfolge. Sie bewertet keine Menschen, sondern Wirkpfade, Zustandsveraenderungen, Risiken und institutionelle Bedingungen.</w:t>
+      </w:r>
+    </w:p>
+    <w:p>
+      <w:r>
+        <w:t>Fallpruefung. Wenn ein oeffentlicher Akteur eine Botschaft, ein Beteiligungsformat oder einen Resonanzraum verantwortbar gestalten will, beginnt die Analyse bei Empfaengern, Wirkraum, Zeitraum und Datenquelle. Bei Kampfbegriffe und Normalisierung muss dann geklaert werden, ob Reichweite, Zustimmung und Aufmerksamkeit sauber von Wirkung und Wirkungsrisiko getrennt sind. Eine tragfaehige Antwort benennt mindestens eine Quelle, eine offene Unsicherheit, eine moegliche Gegenbeobachtung und die Entscheidung, die nach der Bewertung geaendert wird.</w:t>
+      </w:r>
+    </w:p>
+    <w:p>
+      <w:r>
+        <w:t>Fuer die Bewertung reicht kein Summenscore, der zentrale Schaeden mit bequemen Pluspunkten verrechnet. Nichtkompensation und Reverse Merit Order markieren, wo rote Linien, demokratische Grundbedingungen oder planetare Grenzen Vorrang vor Durchschnittslogik haben. So bleibt positive Netto-Wirkung eine anspruchsvolle Zielgroesse und wird nicht zur dekorativen Formel.</w:t>
+      </w:r>
+    </w:p>
+    <w:p>
+      <w:r>
+        <w:t>Steuerungsfolge. Sprachliche Verantwortung zeigt, warum Kommunikation ohne Impact-Washing mehr ist als ein Schlagwort im Feld oeffentliche Resonanzraeume, Sprache, Vertrauen, Quellenklarheit und demokratische Rueckkopplung. Die wirkungsoekonomische Frage lautet: Welche reale Veraenderung wird moeglich, welche bleibt nur Potenzial und wo entsteht ein Wirkungsrisiko? Diese Unterscheidung schuetzt vor Impact-Washing, weil sie Absicht, Aktivitaet, Reichweite und Wirkung auseinanderhaelt.</w:t>
+      </w:r>
+    </w:p>
+    <w:p>
+      <w:r>
+        <w:t>Eine Kommune, ein Unternehmen oder eine Bildungsorganisation will Kommunikation ohne Impact-Washing praktisch anwenden. Der erste Schritt ist nicht die Auswahl eines Instruments, sondern die Klaerung der Zustandsveraenderung. Bei Sprachliche Verantwortung muss deshalb benannt werden, wer betroffen ist, welcher Zustand sich veraendert, welche Frist gilt und welche Gegenbeobachtung die Annahme widerlegen wuerde. Erst danach entsteht eine begruendete Entscheidung im Feld Strategie, Prozess, Budget, Verantwortlichkeit oder Kommunikationsregel.</w:t>
+      </w:r>
+    </w:p>
+    <w:p>
+      <w:r>
+        <w:t>Fallpruefung. Wenn ein oeffentlicher Akteur eine Botschaft, ein Beteiligungsformat oder einen Resonanzraum verantwortbar gestalten will, beginnt die Analyse bei Empfaengern, Wirkraum, Zeitraum und Datenquelle. Bei Sprachliche Verantwortung muss dann geklaert werden, ob Reichweite, Zustimmung und Aufmerksamkeit sauber von Wirkung und Wirkungsrisiko getrennt sind. Eine tragfaehige Antwort benennt mindestens eine Quelle, eine offene Unsicherheit, eine moegliche Gegenbeobachtung und die Entscheidung, die nach der Bewertung geaendert wird.</w:t>
+      </w:r>
+    </w:p>
+    <w:p>
+      <w:r>
+        <w:t>Der Rueckfluss in den WOE-Korpus liegt hier in klaren Begriffen, sauber verlinkten Quellen und benannten Forschungsfragen. Wo Glossar, Werkzeuge, Journal oder Reader noch doppeldeutig bleiben, sollte Kommunikation ohne Impact-Washing nicht als fertige Gewissheit auftreten, sondern als pruefbarer Lernstand mit Korrekturpfad.</w:t>
+      </w:r>
+    </w:p>
+    <w:p>
+      <w:r>
+        <w:t>Transferhinweis. In WM-V9 muss Warum jede Kennzahl manipulierbar wird immer mit Empfaengern gelesen werden. Wirkung entsteht nicht beim Sender, sondern an veraenderten Zustaenden von Menschen, Oekosystemen, Institutionen, Oeffentlichkeit oder kuenftigen Handlungsspielraeumen. Darum reicht es nicht, interne Aktivitaeten zu dokumentieren. Entscheidend ist, ob sich ein Zustand nachvollziehbar veraendert und ob diese Veraenderung im Referenzrahmen Mensch, Planet, Demokratie, SDGs, Agenda 2030 und SDG+ tragfaehig bewertet werden kann.</w:t>
+      </w:r>
+    </w:p>
+    <w:p>
+      <w:r>
+        <w:t>Ein Bericht behauptet, die Massnahme zu Kommunikation ohne Impact-Washing sei erfolgreich. Die WOE-Lesart fragt bei Warum jede Kennzahl manipulierbar wird nach belastbaren Nachweisen: Managementroutine, Stakeholder-Rueckmeldung, Prozessdaten, Entscheidungsprotokoll und Lernschleife. Wenn diese Nachweise fehlen, bleibt die Aussage Wirkungspotenzial oder Kommunikationsbehauptung. Sie kann wichtig sein, aber sie ist noch keine belegte Wirkung.</w:t>
+      </w:r>
+    </w:p>
+    <w:p>
+      <w:r>
+        <w:t>Fallpruefung. Wenn ein oeffentlicher Akteur eine Botschaft, ein Beteiligungsformat oder einen Resonanzraum verantwortbar gestalten will, beginnt die Analyse bei Empfaengern, Wirkraum, Zeitraum und Datenquelle. Bei Warum jede Kennzahl manipulierbar wird muss dann geklaert werden, ob Reichweite, Zustimmung und Aufmerksamkeit sauber von Wirkung und Wirkungsrisiko getrennt sind. Eine tragfaehige Antwort benennt mindestens eine Quelle, eine offene Unsicherheit, eine moegliche Gegenbeobachtung und die Entscheidung, die nach der Bewertung geaendert wird.</w:t>
+      </w:r>
+    </w:p>
+    <w:p>
+      <w:r>
+        <w:t>Rueckflussnotiz. Wissenschaftliche Anschlussfaehigkeit entsteht hier durch Quellenklarheit. Bei Einleitung / Wirkungsfrage werden interne WOE-Begriffe nicht als Ersatz fuer Belege benutzt, sondern mit Wirkungsradar, Journal, Glossar, Resonanz- und Quellenklarheitskapitel verbunden. Wo die Datenlage offen bleibt, wird das offengelegt. Wo eine Aussage nur plausibel ist, bleibt sie als Wirkungspotenzial markiert. Wo ein Schaden eine rote Linie beruehrt, greift Nichtkompensation vor Durchschnittslogik.</w:t>
+      </w:r>
+    </w:p>
+    <w:p>
+      <w:r>
+        <w:t>In einer kontroversen Entscheidung wirkt Einleitung / Wirkungsfrage als Pruefpunkt fuer Ambivalenz. Ein Nutzen fuer eine Gruppe kann mit Risiken fuer andere Wirkungsempfaenger einhergehen. Das Skript verlangt deshalb, positive und negative Zustandsveraenderungen getrennt zu fuehren, bevor von positiver Netto-Wirkung gesprochen wird.</w:t>
+      </w:r>
+    </w:p>
+    <w:p>
+      <w:r>
+        <w:t>Fallpruefung. Wenn ein oeffentlicher Akteur eine Botschaft, ein Beteiligungsformat oder einen Resonanzraum verantwortbar gestalten will, beginnt die Analyse bei Empfaengern, Wirkraum, Zeitraum und Datenquelle. Bei Einleitung / Wirkungsfrage muss dann geklaert werden, ob Reichweite, Zustimmung und Aufmerksamkeit sauber von Wirkung und Wirkungsrisiko getrennt sind. Eine tragfaehige Antwort benennt mindestens eine Quelle, eine offene Unsicherheit, eine moegliche Gegenbeobachtung und die Entscheidung, die nach der Bewertung geaendert wird.</w:t>
+      </w:r>
+    </w:p>
+    <w:p>
+      <w:r>
+        <w:t>Fuer die Bewertung reicht kein Summenscore, der zentrale Schaeden mit bequemen Pluspunkten verrechnet. Nichtkompensation und Reverse Merit Order markieren, wo rote Linien, demokratische Grundbedingungen oder planetare Grenzen Vorrang vor Durchschnittslogik haben. So bleibt positive Netto-Wirkung eine anspruchsvolle Zielgroesse und wird nicht zur dekorativen Formel.</w:t>
+      </w:r>
+    </w:p>
+    <w:p>
+      <w:r>
+        <w:t>Pruefungsimpuls. In Wirkungsmanagement wird Kernaussage erst steuerungsfaehig, wenn daraus eine Entscheidung folgt. Fuehrung, Strategie, Controlling, Einkauf, Kommunikation und Kultur muessen denselben Wirkungsbegriff verwenden. Ohne diese Rueckkopplung bleibt Reporting eine Beschreibung. Mit Rueckkopplung wird aus Bewertung eine veraenderte Routine: ein anderer Prozess, ein geaenderter Anreiz, eine bessere Datenpflicht, eine korrigierte Kommunikation oder eine neue Priorisierung.</w:t>
+      </w:r>
+    </w:p>
+    <w:p>
+      <w:r>
+        <w:t>Die typische Fehlstelle bei Kommunikation ohne Impact-Washing liegt darin, Reichweite, Zustimmung oder Lautstaerke als Wirkung auszugeben. Bei Kernaussage wird diese Fehlstelle konkret: Ein scheinbar plausibler Befund darf nicht zur Abkuerzung werden. Quellen, Systemgrenzen, Unsicherheit und Rueckkopplung bleiben sichtbar.</w:t>
+      </w:r>
+    </w:p>
+    <w:p>
+      <w:r>
+        <w:t>Fallpruefung. Wenn ein oeffentlicher Akteur eine Botschaft, ein Beteiligungsformat oder einen Resonanzraum verantwortbar gestalten will, beginnt die Analyse bei Empfaengern, Wirkraum, Zeitraum und Datenquelle. Bei Kernaussage muss dann geklaert werden, ob Reichweite, Zustimmung und Aufmerksamkeit sauber von Wirkung und Wirkungsrisiko getrennt sind. Eine tragfaehige Antwort benennt mindestens eine Quelle, eine offene Unsicherheit, eine moegliche Gegenbeobachtung und die Entscheidung, die nach der Bewertung geaendert wird.</w:t>
+      </w:r>
+    </w:p>
+    <w:p>
+      <w:r>
+        <w:t>Der Rueckfluss in den WOE-Korpus liegt hier in klaren Begriffen, sauber verlinkten Quellen und benannten Forschungsfragen. Wo Glossar, Werkzeuge, Journal oder Reader noch doppeldeutig bleiben, sollte Kommunikation ohne Impact-Washing nicht als fertige Gewissheit auftreten, sondern als pruefbarer Lernstand mit Korrekturpfad.</w:t>
       </w:r>
     </w:p>
     <w:p>
@@ -3755,107 +3810,122 @@
         <w:pStyle w:val="Heading3"/>
       </w:pPr>
       <w:r>
-        <w:t>Schlussvertiefung 5: Kommunikation ohne Impact-Washing im Anwendungsfall</w:t>
-      </w:r>
-    </w:p>
-    <w:p>
-      <w:r>
-        <w:t>Die folgenden Abschnitte sind keine neue Pruefungsloesung. Sie verdichten die vorhandenen Kapitel zu einer Lesart, mit der Studierende einen Fall selbststaendig analysieren koennen. Im Mittelpunkt stehen oeffentliche Resonanzraeume, Sprache, Vertrauen, Quellenklarheit und demokratische Rueckkopplung, nicht moralische Personenbewertung.</w:t>
-      </w:r>
-    </w:p>
-    <w:p>
-      <w:r>
-        <w:t>Begriffliche Schlussklaerung. Wissenschaftliche Anschlussfaehigkeit entsteht hier durch Quellenklarheit. Bei Leitthese werden interne WOE-Begriffe nicht als Ersatz fuer Belege benutzt, sondern mit Wirkungsradar, Journal, Glossar, Resonanz- und Quellenklarheitskapitel verbunden. Wo die Datenlage offen bleibt, wird das offengelegt. Wo eine Aussage nur plausibel ist, bleibt sie als Wirkungspotenzial markiert. Wo ein Schaden eine rote Linie beruehrt, greift Nichtkompensation vor Durchschnittslogik.</w:t>
-      </w:r>
-    </w:p>
-    <w:p>
-      <w:r>
-        <w:t>In einer kontroversen Entscheidung wirkt Leitthese als Pruefpunkt fuer Ambivalenz. Ein Nutzen fuer eine Gruppe kann mit Risiken fuer andere Wirkungsempfaenger einhergehen. Das Skript verlangt deshalb, positive und negative Zustandsveraenderungen getrennt zu fuehren, bevor von positiver Netto-Wirkung gesprochen wird.</w:t>
-      </w:r>
-    </w:p>
-    <w:p>
-      <w:r>
-        <w:t>Wirkpfad und Empfaenger. In Wirkungsmanagement wird Didaktische Einordnung im Studiengang erst steuerungsfaehig, wenn daraus eine Entscheidung folgt. Fuehrung, Strategie, Controlling, Einkauf, Kommunikation und Kultur muessen denselben Wirkungsbegriff verwenden. Ohne diese Rueckkopplung bleibt Reporting eine Beschreibung. Mit Rueckkopplung wird aus Bewertung eine veraenderte Routine: ein anderer Prozess, ein geaenderter Anreiz, eine bessere Datenpflicht, eine korrigierte Kommunikation oder eine neue Priorisierung.</w:t>
-      </w:r>
-    </w:p>
-    <w:p>
-      <w:r>
-        <w:t>Die typische Fehlstelle bei Kommunikation ohne Impact-Washing liegt darin, Reichweite, Zustimmung oder Lautstaerke als Wirkung auszugeben. Bei Didaktische Einordnung im Studiengang wird diese Fehlstelle konkret: Ein scheinbar plausibler Befund darf nicht zur Abkuerzung werden. Quellen, Systemgrenzen, Unsicherheit und Rueckkopplung bleiben sichtbar.</w:t>
-      </w:r>
-    </w:p>
-    <w:p>
-      <w:r>
-        <w:t>Daten, Quellen und Evidenz. Die Grenze gegen Scheingenauigkeit verlaeuft bei Analysemodell nicht zwischen Optimismus und Pessimismus. Sie verlaeuft zwischen offengelegter Unsicherheit und rhetorischer Sicherheit. Wer Kommunikation ohne Impact-Washing belastbar anwenden will, benennt Systemgrenze, Zeitraum, Vergleichspunkt und offene Gegenhypothese. Gerade dadurch bleibt das Skript anschlussfaehig fuer Forschung, Praxis und spaetere Revision.</w:t>
-      </w:r>
-    </w:p>
-    <w:p>
-      <w:r>
-        <w:t>Fuer die Pruefung ist Analysemodell dann verstanden, wenn daraus eine belastbare Fallantwort entsteht. Eine gute Antwort unterscheidet Beobachtung, Kausalannahme, Bewertung und Steuerungsfolge. Sie bewertet keine Menschen, sondern Wirkpfade, Zustandsveraenderungen, Risiken und institutionelle Bedingungen.</w:t>
-      </w:r>
-    </w:p>
-    <w:p>
-      <w:r>
-        <w:t>Bewertung und rote Linien. Modellformel zeigt, warum Kommunikation ohne Impact-Washing mehr ist als ein Schlagwort im Feld oeffentliche Resonanzraeume, Sprache, Vertrauen, Quellenklarheit und demokratische Rueckkopplung. Die wirkungsoekonomische Frage lautet: Welche reale Veraenderung wird moeglich, welche bleibt nur Potenzial und wo entsteht ein Wirkungsrisiko? Diese Unterscheidung schuetzt vor Impact-Washing, weil sie Absicht, Aktivitaet, Reichweite und Wirkung auseinanderhaelt.</w:t>
-      </w:r>
-    </w:p>
-    <w:p>
-      <w:r>
-        <w:t>Eine Kommune, ein Unternehmen oder eine Bildungsorganisation will Kommunikation ohne Impact-Washing praktisch anwenden. Der erste Schritt ist nicht die Auswahl eines Instruments, sondern die Klaerung der Zustandsveraenderung. Bei Modellformel muss deshalb benannt werden, wer betroffen ist, welcher Zustand sich veraendert, welche Frist gilt und welche Gegenbeobachtung die Annahme widerlegen wuerde. Erst danach entsteht eine begruendete Entscheidung im Feld Strategie, Prozess, Budget, Verantwortlichkeit oder Kommunikationsregel.</w:t>
-      </w:r>
-    </w:p>
-    <w:p>
-      <w:r>
-        <w:t>Kontrollfrage. Welche Entscheidung waere falsch, wenn Modellformel in WM-V9 missverstanden wird? Die Antwort muss mindestens eine Daten- oder Quellenannahme, eine betroffene Gruppe oder Schutzdimension, eine moegliche Nebenwirkung und einen Rueckkopplungsschritt nennen. Richtig ist nicht die lauteste Bewertung, sondern diejenige, die Begriff, Beleg und Steuerungsfolge zusammenhaelt.</w:t>
-      </w:r>
-    </w:p>
-    <w:p>
-      <w:r>
-        <w:t>Rueckfluss. Fuer den WOE-Korpus bedeutet das: Begriffe aus Kommunikation ohne Impact-Washing sollten dort geschaerft werden, wo sie in Glossar, Werkzeugen, Journal oder Readern doppeldeutig bleiben. Offene Forschungsfragen werden nicht versteckt. Sie markieren die Stelle, an der spaetere Evidenz, ein besserer Datensatz oder eine praezisere Fallstudie die Bewertung veraendern kann.</w:t>
-      </w:r>
-    </w:p>
-    <w:p>
-      <w:r>
-        <w:t>Steuerung und Rueckkopplung. In WM-V9 muss Fallfenster immer mit Empfaengern gelesen werden. Wirkung entsteht nicht beim Sender, sondern an veraenderten Zustaenden von Menschen, Oekosystemen, Institutionen, Oeffentlichkeit oder kuenftigen Handlungsspielraeumen. Darum reicht es nicht, interne Aktivitaeten zu dokumentieren. Entscheidend ist, ob sich ein Zustand nachvollziehbar veraendert und ob diese Veraenderung im Referenzrahmen Mensch, Planet, Demokratie, SDGs, Agenda 2030 und SDG+ tragfaehig bewertet werden kann.</w:t>
-      </w:r>
-    </w:p>
-    <w:p>
-      <w:r>
-        <w:t>Ein Bericht behauptet, die Massnahme zu Kommunikation ohne Impact-Washing sei erfolgreich. Die WOE-Lesart fragt bei Fallfenster nach belastbaren Nachweisen: Managementroutine, Stakeholder-Rueckmeldung, Prozessdaten, Entscheidungsprotokoll und Lernschleife. Wenn diese Nachweise fehlen, bleibt die Aussage Wirkungspotenzial oder Kommunikationsbehauptung. Sie kann wichtig sein, aber sie ist noch keine belegte Wirkung.</w:t>
-      </w:r>
-    </w:p>
-    <w:p>
-      <w:r>
-        <w:t>Pruefungsnahe Anwendung. Wissenschaftliche Anschlussfaehigkeit entsteht hier durch Quellenklarheit. Bei Prüfungsnahe Fallfragen ohne geschützte Antwortlogik werden interne WOE-Begriffe nicht als Ersatz fuer Belege benutzt, sondern mit Wirkungsradar, Journal, Glossar, Resonanz- und Quellenklarheitskapitel verbunden. Wo die Datenlage offen bleibt, wird das offengelegt. Wo eine Aussage nur plausibel ist, bleibt sie als Wirkungspotenzial markiert. Wo ein Schaden eine rote Linie beruehrt, greift Nichtkompensation vor Durchschnittslogik.</w:t>
-      </w:r>
-    </w:p>
-    <w:p>
-      <w:r>
-        <w:t>In einer kontroversen Entscheidung wirkt Prüfungsnahe Fallfragen ohne geschützte Antwortlogik als Pruefpunkt fuer Ambivalenz. Ein Nutzen fuer eine Gruppe kann mit Risiken fuer andere Wirkungsempfaenger einhergehen. Das Skript verlangt deshalb, positive und negative Zustandsveraenderungen getrennt zu fuehren, bevor von positiver Netto-Wirkung gesprochen wird.</w:t>
-      </w:r>
-    </w:p>
-    <w:p>
-      <w:r>
-        <w:t>Transfer in den WOE-Korpus. In Wirkungsmanagement wird Auswertung aus der lebenden Website-Referenz erst steuerungsfaehig, wenn daraus eine Entscheidung folgt. Fuehrung, Strategie, Controlling, Einkauf, Kommunikation und Kultur muessen denselben Wirkungsbegriff verwenden. Ohne diese Rueckkopplung bleibt Reporting eine Beschreibung. Mit Rueckkopplung wird aus Bewertung eine veraenderte Routine: ein anderer Prozess, ein geaenderter Anreiz, eine bessere Datenpflicht, eine korrigierte Kommunikation oder eine neue Priorisierung.</w:t>
-      </w:r>
-    </w:p>
-    <w:p>
-      <w:r>
-        <w:t>Die typische Fehlstelle bei Kommunikation ohne Impact-Washing liegt darin, Reichweite, Zustimmung oder Lautstaerke als Wirkung auszugeben. Bei Auswertung aus der lebenden Website-Referenz wird diese Fehlstelle konkret: Ein scheinbar plausibler Befund darf nicht zur Abkuerzung werden. Quellen, Systemgrenzen, Unsicherheit und Rueckkopplung bleiben sichtbar.</w:t>
-      </w:r>
-    </w:p>
-    <w:p>
-      <w:r>
-        <w:t>Grenzen der Aussage. Die Grenze gegen Scheingenauigkeit verlaeuft bei Frames als Wirkungspotenziale nicht zwischen Optimismus und Pessimismus. Sie verlaeuft zwischen offengelegter Unsicherheit und rhetorischer Sicherheit. Wer Kommunikation ohne Impact-Washing belastbar anwenden will, benennt Systemgrenze, Zeitraum, Vergleichspunkt und offene Gegenhypothese. Gerade dadurch bleibt das Skript anschlussfaehig fuer Forschung, Praxis und spaetere Revision.</w:t>
-      </w:r>
-    </w:p>
-    <w:p>
-      <w:r>
-        <w:t>Fuer die Pruefung ist Frames als Wirkungspotenziale dann verstanden, wenn daraus eine belastbare Fallantwort entsteht. Eine gute Antwort unterscheidet Beobachtung, Kausalannahme, Bewertung und Steuerungsfolge. Sie bewertet keine Menschen, sondern Wirkpfade, Zustandsveraenderungen, Risiken und institutionelle Bedingungen.</w:t>
-      </w:r>
-    </w:p>
-    <w:p>
-      <w:r>
-        <w:t>Kontrollfrage. Welche Entscheidung waere falsch, wenn Frames als Wirkungspotenziale in WM-V9 missverstanden wird? Die Antwort muss mindestens eine Daten- oder Quellenannahme, eine betroffene Gruppe oder Schutzdimension, eine moegliche Nebenwirkung und einen Rueckkopplungsschritt nennen. Richtig ist nicht die lauteste Bewertung, sondern diejenige, die Begriff, Beleg und Steuerungsfolge zusammenhaelt.</w:t>
+        <w:t>Vertiefungsrunde 5: Anschluss an Praxis und Forschung</w:t>
+      </w:r>
+    </w:p>
+    <w:p>
+      <w:r>
+        <w:t>Diese Runde wechselt den Blickwinkel, damit der Schlussblock nicht nur wiederholt, sondern Leseentscheidungen vorbereitet: Was ist belegt, was bleibt Potenzial, welche Nebenwirkung ist relevant und welche Steuerungsfolge wird daraus abgeleitet?</w:t>
+      </w:r>
+    </w:p>
+    <w:p>
+      <w:r>
+        <w:t>Begriffliche Sicherung. Die Grenze gegen Scheingenauigkeit verlaeuft bei Quelltext und fachliche Grundlegung nicht zwischen Optimismus und Pessimismus. Sie verlaeuft zwischen offengelegter Unsicherheit und rhetorischer Sicherheit. Wer Kommunikation ohne Impact-Washing belastbar anwenden will, benennt Systemgrenze, Zeitraum, Vergleichspunkt und offene Gegenhypothese. Gerade dadurch bleibt das Skript anschlussfaehig fuer Forschung, Praxis und spaetere Revision.</w:t>
+      </w:r>
+    </w:p>
+    <w:p>
+      <w:r>
+        <w:t>Fuer die Pruefung ist Quelltext und fachliche Grundlegung dann verstanden, wenn daraus eine belastbare Fallantwort entsteht. Eine gute Antwort unterscheidet Beobachtung, Kausalannahme, Bewertung und Steuerungsfolge. Sie bewertet keine Menschen, sondern Wirkpfade, Zustandsveraenderungen, Risiken und institutionelle Bedingungen.</w:t>
+      </w:r>
+    </w:p>
+    <w:p>
+      <w:r>
+        <w:t>Fallpruefung. Wenn ein oeffentlicher Akteur eine Botschaft, ein Beteiligungsformat oder einen Resonanzraum verantwortbar gestalten will, beginnt die Analyse bei Empfaengern, Wirkraum, Zeitraum und Datenquelle. Bei Quelltext und fachliche Grundlegung muss dann geklaert werden, ob Reichweite, Zustimmung und Aufmerksamkeit sauber von Wirkung und Wirkungsrisiko getrennt sind. Eine tragfaehige Antwort benennt mindestens eine Quelle, eine offene Unsicherheit, eine moegliche Gegenbeobachtung und die Entscheidung, die nach der Bewertung geaendert wird.</w:t>
+      </w:r>
+    </w:p>
+    <w:p>
+      <w:r>
+        <w:t>Wirkpfadpruefung. Einstieg / Wirkungsfrage zeigt, warum Kommunikation ohne Impact-Washing mehr ist als ein Schlagwort im Feld oeffentliche Resonanzraeume, Sprache, Vertrauen, Quellenklarheit und demokratische Rueckkopplung. Die wirkungsoekonomische Frage lautet: Welche reale Veraenderung wird moeglich, welche bleibt nur Potenzial und wo entsteht ein Wirkungsrisiko? Diese Unterscheidung schuetzt vor Impact-Washing, weil sie Absicht, Aktivitaet, Reichweite und Wirkung auseinanderhaelt.</w:t>
+      </w:r>
+    </w:p>
+    <w:p>
+      <w:r>
+        <w:t>Eine Kommune, ein Unternehmen oder eine Bildungsorganisation will Kommunikation ohne Impact-Washing praktisch anwenden. Der erste Schritt ist nicht die Auswahl eines Instruments, sondern die Klaerung der Zustandsveraenderung. Bei Einstieg / Wirkungsfrage muss deshalb benannt werden, wer betroffen ist, welcher Zustand sich veraendert, welche Frist gilt und welche Gegenbeobachtung die Annahme widerlegen wuerde. Erst danach entsteht eine begruendete Entscheidung im Feld Strategie, Prozess, Budget, Verantwortlichkeit oder Kommunikationsregel.</w:t>
+      </w:r>
+    </w:p>
+    <w:p>
+      <w:r>
+        <w:t>Fallpruefung. Wenn ein oeffentlicher Akteur eine Botschaft, ein Beteiligungsformat oder einen Resonanzraum verantwortbar gestalten will, beginnt die Analyse bei Empfaengern, Wirkraum, Zeitraum und Datenquelle. Bei Einstieg / Wirkungsfrage muss dann geklaert werden, ob Reichweite, Zustimmung und Aufmerksamkeit sauber von Wirkung und Wirkungsrisiko getrennt sind. Eine tragfaehige Antwort benennt mindestens eine Quelle, eine offene Unsicherheit, eine moegliche Gegenbeobachtung und die Entscheidung, die nach der Bewertung geaendert wird.</w:t>
+      </w:r>
+    </w:p>
+    <w:p>
+      <w:r>
+        <w:t>Fuer die Bewertung reicht kein Summenscore, der zentrale Schaeden mit bequemen Pluspunkten verrechnet. Nichtkompensation und Reverse Merit Order markieren, wo rote Linien, demokratische Grundbedingungen oder planetare Grenzen Vorrang vor Durchschnittslogik haben. So bleibt positive Netto-Wirkung eine anspruchsvolle Zielgroesse und wird nicht zur dekorativen Formel.</w:t>
+      </w:r>
+    </w:p>
+    <w:p>
+      <w:r>
+        <w:t>Evidenzfenster. In WM-V9 muss Skript / Folien (Lernseite) immer mit Empfaengern gelesen werden. Wirkung entsteht nicht beim Sender, sondern an veraenderten Zustaenden von Menschen, Oekosystemen, Institutionen, Oeffentlichkeit oder kuenftigen Handlungsspielraeumen. Darum reicht es nicht, interne Aktivitaeten zu dokumentieren. Entscheidend ist, ob sich ein Zustand nachvollziehbar veraendert und ob diese Veraenderung im Referenzrahmen Mensch, Planet, Demokratie, SDGs, Agenda 2030 und SDG+ tragfaehig bewertet werden kann.</w:t>
+      </w:r>
+    </w:p>
+    <w:p>
+      <w:r>
+        <w:t>Ein Bericht behauptet, die Massnahme zu Kommunikation ohne Impact-Washing sei erfolgreich. Die WOE-Lesart fragt bei Skript / Folien (Lernseite) nach belastbaren Nachweisen: Managementroutine, Stakeholder-Rueckmeldung, Prozessdaten, Entscheidungsprotokoll und Lernschleife. Wenn diese Nachweise fehlen, bleibt die Aussage Wirkungspotenzial oder Kommunikationsbehauptung. Sie kann wichtig sein, aber sie ist noch keine belegte Wirkung.</w:t>
+      </w:r>
+    </w:p>
+    <w:p>
+      <w:r>
+        <w:t>Fallpruefung. Wenn ein oeffentlicher Akteur eine Botschaft, ein Beteiligungsformat oder einen Resonanzraum verantwortbar gestalten will, beginnt die Analyse bei Empfaengern, Wirkraum, Zeitraum und Datenquelle. Bei Skript / Folien (Lernseite) muss dann geklaert werden, ob Reichweite, Zustimmung und Aufmerksamkeit sauber von Wirkung und Wirkungsrisiko getrennt sind. Eine tragfaehige Antwort benennt mindestens eine Quelle, eine offene Unsicherheit, eine moegliche Gegenbeobachtung und die Entscheidung, die nach der Bewertung geaendert wird.</w:t>
+      </w:r>
+    </w:p>
+    <w:p>
+      <w:r>
+        <w:t>Der Rueckfluss in den WOE-Korpus liegt hier in klaren Begriffen, sauber verlinkten Quellen und benannten Forschungsfragen. Wo Glossar, Werkzeuge, Journal oder Reader noch doppeldeutig bleiben, sollte Kommunikation ohne Impact-Washing nicht als fertige Gewissheit auftreten, sondern als pruefbarer Lernstand mit Korrekturpfad.</w:t>
+      </w:r>
+    </w:p>
+    <w:p>
+      <w:r>
+        <w:t>Bewertungsgrenze. Wissenschaftliche Anschlussfaehigkeit entsteht hier durch Quellenklarheit. Bei Transferaufgabe werden interne WOE-Begriffe nicht als Ersatz fuer Belege benutzt, sondern mit Wirkungsradar, Journal, Glossar, Resonanz- und Quellenklarheitskapitel verbunden. Wo die Datenlage offen bleibt, wird das offengelegt. Wo eine Aussage nur plausibel ist, bleibt sie als Wirkungspotenzial markiert. Wo ein Schaden eine rote Linie beruehrt, greift Nichtkompensation vor Durchschnittslogik.</w:t>
+      </w:r>
+    </w:p>
+    <w:p>
+      <w:r>
+        <w:t>In einer kontroversen Entscheidung wirkt Transferaufgabe als Pruefpunkt fuer Ambivalenz. Ein Nutzen fuer eine Gruppe kann mit Risiken fuer andere Wirkungsempfaenger einhergehen. Das Skript verlangt deshalb, positive und negative Zustandsveraenderungen getrennt zu fuehren, bevor von positiver Netto-Wirkung gesprochen wird.</w:t>
+      </w:r>
+    </w:p>
+    <w:p>
+      <w:r>
+        <w:t>Fallpruefung. Wenn ein oeffentlicher Akteur eine Botschaft, ein Beteiligungsformat oder einen Resonanzraum verantwortbar gestalten will, beginnt die Analyse bei Empfaengern, Wirkraum, Zeitraum und Datenquelle. Bei Transferaufgabe muss dann geklaert werden, ob Reichweite, Zustimmung und Aufmerksamkeit sauber von Wirkung und Wirkungsrisiko getrennt sind. Eine tragfaehige Antwort benennt mindestens eine Quelle, eine offene Unsicherheit, eine moegliche Gegenbeobachtung und die Entscheidung, die nach der Bewertung geaendert wird.</w:t>
+      </w:r>
+    </w:p>
+    <w:p>
+      <w:r>
+        <w:t>Steuerungsfolge. In Wirkungsmanagement wird Praxisbeispiel erst steuerungsfaehig, wenn daraus eine Entscheidung folgt. Fuehrung, Strategie, Controlling, Einkauf, Kommunikation und Kultur muessen denselben Wirkungsbegriff verwenden. Ohne diese Rueckkopplung bleibt Reporting eine Beschreibung. Mit Rueckkopplung wird aus Bewertung eine veraenderte Routine: ein anderer Prozess, ein geaenderter Anreiz, eine bessere Datenpflicht, eine korrigierte Kommunikation oder eine neue Priorisierung.</w:t>
+      </w:r>
+    </w:p>
+    <w:p>
+      <w:r>
+        <w:t>Die typische Fehlstelle bei Kommunikation ohne Impact-Washing liegt darin, Reichweite, Zustimmung oder Lautstaerke als Wirkung auszugeben. Bei Praxisbeispiel wird diese Fehlstelle konkret: Ein scheinbar plausibler Befund darf nicht zur Abkuerzung werden. Quellen, Systemgrenzen, Unsicherheit und Rueckkopplung bleiben sichtbar.</w:t>
+      </w:r>
+    </w:p>
+    <w:p>
+      <w:r>
+        <w:t>Fallpruefung. Wenn ein oeffentlicher Akteur eine Botschaft, ein Beteiligungsformat oder einen Resonanzraum verantwortbar gestalten will, beginnt die Analyse bei Empfaengern, Wirkraum, Zeitraum und Datenquelle. Bei Praxisbeispiel muss dann geklaert werden, ob Reichweite, Zustimmung und Aufmerksamkeit sauber von Wirkung und Wirkungsrisiko getrennt sind. Eine tragfaehige Antwort benennt mindestens eine Quelle, eine offene Unsicherheit, eine moegliche Gegenbeobachtung und die Entscheidung, die nach der Bewertung geaendert wird.</w:t>
+      </w:r>
+    </w:p>
+    <w:p>
+      <w:r>
+        <w:t>Fuer die Bewertung reicht kein Summenscore, der zentrale Schaeden mit bequemen Pluspunkten verrechnet. Nichtkompensation und Reverse Merit Order markieren, wo rote Linien, demokratische Grundbedingungen oder planetare Grenzen Vorrang vor Durchschnittslogik haben. So bleibt positive Netto-Wirkung eine anspruchsvolle Zielgroesse und wird nicht zur dekorativen Formel.</w:t>
+      </w:r>
+    </w:p>
+    <w:p>
+      <w:r>
+        <w:t>Transferhinweis. Die Grenze gegen Scheingenauigkeit verlaeuft bei Wirkungsökonomische Vertiefung nicht zwischen Optimismus und Pessimismus. Sie verlaeuft zwischen offengelegter Unsicherheit und rhetorischer Sicherheit. Wer Kommunikation ohne Impact-Washing belastbar anwenden will, benennt Systemgrenze, Zeitraum, Vergleichspunkt und offene Gegenhypothese. Gerade dadurch bleibt das Skript anschlussfaehig fuer Forschung, Praxis und spaetere Revision.</w:t>
+      </w:r>
+    </w:p>
+    <w:p>
+      <w:r>
+        <w:t>Fuer die Pruefung ist Wirkungsökonomische Vertiefung dann verstanden, wenn daraus eine belastbare Fallantwort entsteht. Eine gute Antwort unterscheidet Beobachtung, Kausalannahme, Bewertung und Steuerungsfolge. Sie bewertet keine Menschen, sondern Wirkpfade, Zustandsveraenderungen, Risiken und institutionelle Bedingungen.</w:t>
+      </w:r>
+    </w:p>
+    <w:p>
+      <w:r>
+        <w:t>Fallpruefung. Wenn ein oeffentlicher Akteur eine Botschaft, ein Beteiligungsformat oder einen Resonanzraum verantwortbar gestalten will, beginnt die Analyse bei Empfaengern, Wirkraum, Zeitraum und Datenquelle. Bei Wirkungsökonomische Vertiefung muss dann geklaert werden, ob Reichweite, Zustimmung und Aufmerksamkeit sauber von Wirkung und Wirkungsrisiko getrennt sind. Eine tragfaehige Antwort benennt mindestens eine Quelle, eine offene Unsicherheit, eine moegliche Gegenbeobachtung und die Entscheidung, die nach der Bewertung geaendert wird.</w:t>
+      </w:r>
+    </w:p>
+    <w:p>
+      <w:r>
+        <w:t>Der Rueckfluss in den WOE-Korpus liegt hier in klaren Begriffen, sauber verlinkten Quellen und benannten Forschungsfragen. Wo Glossar, Werkzeuge, Journal oder Reader noch doppeldeutig bleiben, sollte Kommunikation ohne Impact-Washing nicht als fertige Gewissheit auftreten, sondern als pruefbarer Lernstand mit Korrekturpfad.</w:t>
       </w:r>
     </w:p>
     <w:p>
@@ -3863,112 +3933,122 @@
         <w:pStyle w:val="Heading3"/>
       </w:pPr>
       <w:r>
-        <w:t>Schlussvertiefung 6: Kommunikation ohne Impact-Washing im Anwendungsfall</w:t>
-      </w:r>
-    </w:p>
-    <w:p>
-      <w:r>
-        <w:t>Die folgenden Abschnitte sind keine neue Pruefungsloesung. Sie verdichten die vorhandenen Kapitel zu einer Lesart, mit der Studierende einen Fall selbststaendig analysieren koennen. Im Mittelpunkt stehen oeffentliche Resonanzraeume, Sprache, Vertrauen, Quellenklarheit und demokratische Rueckkopplung, nicht moralische Personenbewertung.</w:t>
-      </w:r>
-    </w:p>
-    <w:p>
-      <w:r>
-        <w:t>Begriffliche Schlussklaerung. Tonalität, Mimik, Bilder zeigt, warum Kommunikation ohne Impact-Washing mehr ist als ein Schlagwort im Feld oeffentliche Resonanzraeume, Sprache, Vertrauen, Quellenklarheit und demokratische Rueckkopplung. Die wirkungsoekonomische Frage lautet: Welche reale Veraenderung wird moeglich, welche bleibt nur Potenzial und wo entsteht ein Wirkungsrisiko? Diese Unterscheidung schuetzt vor Impact-Washing, weil sie Absicht, Aktivitaet, Reichweite und Wirkung auseinanderhaelt.</w:t>
-      </w:r>
-    </w:p>
-    <w:p>
-      <w:r>
-        <w:t>Eine Kommune, ein Unternehmen oder eine Bildungsorganisation will Kommunikation ohne Impact-Washing praktisch anwenden. Der erste Schritt ist nicht die Auswahl eines Instruments, sondern die Klaerung der Zustandsveraenderung. Bei Tonalität, Mimik, Bilder muss deshalb benannt werden, wer betroffen ist, welcher Zustand sich veraendert, welche Frist gilt und welche Gegenbeobachtung die Annahme widerlegen wuerde. Erst danach entsteht eine begruendete Entscheidung im Feld Strategie, Prozess, Budget, Verantwortlichkeit oder Kommunikationsregel.</w:t>
-      </w:r>
-    </w:p>
-    <w:p>
-      <w:r>
-        <w:t>Wirkpfad und Empfaenger. In WM-V9 muss Kampfbegriffe und Normalisierung immer mit Empfaengern gelesen werden. Wirkung entsteht nicht beim Sender, sondern an veraenderten Zustaenden von Menschen, Oekosystemen, Institutionen, Oeffentlichkeit oder kuenftigen Handlungsspielraeumen. Darum reicht es nicht, interne Aktivitaeten zu dokumentieren. Entscheidend ist, ob sich ein Zustand nachvollziehbar veraendert und ob diese Veraenderung im Referenzrahmen Mensch, Planet, Demokratie, SDGs, Agenda 2030 und SDG+ tragfaehig bewertet werden kann.</w:t>
-      </w:r>
-    </w:p>
-    <w:p>
-      <w:r>
-        <w:t>Ein Bericht behauptet, die Massnahme zu Kommunikation ohne Impact-Washing sei erfolgreich. Die WOE-Lesart fragt bei Kampfbegriffe und Normalisierung nach belastbaren Nachweisen: Managementroutine, Stakeholder-Rueckmeldung, Prozessdaten, Entscheidungsprotokoll und Lernschleife. Wenn diese Nachweise fehlen, bleibt die Aussage Wirkungspotenzial oder Kommunikationsbehauptung. Sie kann wichtig sein, aber sie ist noch keine belegte Wirkung.</w:t>
-      </w:r>
-    </w:p>
-    <w:p>
-      <w:r>
-        <w:t>Rueckfluss. Fuer den WOE-Korpus bedeutet das: Begriffe aus Kommunikation ohne Impact-Washing sollten dort geschaerft werden, wo sie in Glossar, Werkzeugen, Journal oder Readern doppeldeutig bleiben. Offene Forschungsfragen werden nicht versteckt. Sie markieren die Stelle, an der spaetere Evidenz, ein besserer Datensatz oder eine praezisere Fallstudie die Bewertung veraendern kann.</w:t>
-      </w:r>
-    </w:p>
-    <w:p>
-      <w:r>
-        <w:t>Daten, Quellen und Evidenz. Wissenschaftliche Anschlussfaehigkeit entsteht hier durch Quellenklarheit. Bei Sprachliche Verantwortung werden interne WOE-Begriffe nicht als Ersatz fuer Belege benutzt, sondern mit Wirkungsradar, Journal, Glossar, Resonanz- und Quellenklarheitskapitel verbunden. Wo die Datenlage offen bleibt, wird das offengelegt. Wo eine Aussage nur plausibel ist, bleibt sie als Wirkungspotenzial markiert. Wo ein Schaden eine rote Linie beruehrt, greift Nichtkompensation vor Durchschnittslogik.</w:t>
-      </w:r>
-    </w:p>
-    <w:p>
-      <w:r>
-        <w:t>In einer kontroversen Entscheidung wirkt Sprachliche Verantwortung als Pruefpunkt fuer Ambivalenz. Ein Nutzen fuer eine Gruppe kann mit Risiken fuer andere Wirkungsempfaenger einhergehen. Das Skript verlangt deshalb, positive und negative Zustandsveraenderungen getrennt zu fuehren, bevor von positiver Netto-Wirkung gesprochen wird.</w:t>
-      </w:r>
-    </w:p>
-    <w:p>
-      <w:r>
-        <w:t>Bewertung und rote Linien. In Wirkungsmanagement wird Warum jede Kennzahl manipulierbar wird erst steuerungsfaehig, wenn daraus eine Entscheidung folgt. Fuehrung, Strategie, Controlling, Einkauf, Kommunikation und Kultur muessen denselben Wirkungsbegriff verwenden. Ohne diese Rueckkopplung bleibt Reporting eine Beschreibung. Mit Rueckkopplung wird aus Bewertung eine veraenderte Routine: ein anderer Prozess, ein geaenderter Anreiz, eine bessere Datenpflicht, eine korrigierte Kommunikation oder eine neue Priorisierung.</w:t>
-      </w:r>
-    </w:p>
-    <w:p>
-      <w:r>
-        <w:t>Die typische Fehlstelle bei Kommunikation ohne Impact-Washing liegt darin, Reichweite, Zustimmung oder Lautstaerke als Wirkung auszugeben. Bei Warum jede Kennzahl manipulierbar wird wird diese Fehlstelle konkret: Ein scheinbar plausibler Befund darf nicht zur Abkuerzung werden. Quellen, Systemgrenzen, Unsicherheit und Rueckkopplung bleiben sichtbar.</w:t>
-      </w:r>
-    </w:p>
-    <w:p>
-      <w:r>
-        <w:t>Kontrollfrage. Welche Entscheidung waere falsch, wenn Warum jede Kennzahl manipulierbar wird in WM-V9 missverstanden wird? Die Antwort muss mindestens eine Daten- oder Quellenannahme, eine betroffene Gruppe oder Schutzdimension, eine moegliche Nebenwirkung und einen Rueckkopplungsschritt nennen. Richtig ist nicht die lauteste Bewertung, sondern diejenige, die Begriff, Beleg und Steuerungsfolge zusammenhaelt.</w:t>
-      </w:r>
-    </w:p>
-    <w:p>
-      <w:r>
-        <w:t>Steuerung und Rueckkopplung. Die Grenze gegen Scheingenauigkeit verlaeuft bei Einleitung / Wirkungsfrage nicht zwischen Optimismus und Pessimismus. Sie verlaeuft zwischen offengelegter Unsicherheit und rhetorischer Sicherheit. Wer Kommunikation ohne Impact-Washing belastbar anwenden will, benennt Systemgrenze, Zeitraum, Vergleichspunkt und offene Gegenhypothese. Gerade dadurch bleibt das Skript anschlussfaehig fuer Forschung, Praxis und spaetere Revision.</w:t>
-      </w:r>
-    </w:p>
-    <w:p>
-      <w:r>
-        <w:t>Fuer die Pruefung ist Einleitung / Wirkungsfrage dann verstanden, wenn daraus eine belastbare Fallantwort entsteht. Eine gute Antwort unterscheidet Beobachtung, Kausalannahme, Bewertung und Steuerungsfolge. Sie bewertet keine Menschen, sondern Wirkpfade, Zustandsveraenderungen, Risiken und institutionelle Bedingungen.</w:t>
-      </w:r>
-    </w:p>
-    <w:p>
-      <w:r>
-        <w:t>Pruefungsnahe Anwendung. Kernaussage zeigt, warum Kommunikation ohne Impact-Washing mehr ist als ein Schlagwort im Feld oeffentliche Resonanzraeume, Sprache, Vertrauen, Quellenklarheit und demokratische Rueckkopplung. Die wirkungsoekonomische Frage lautet: Welche reale Veraenderung wird moeglich, welche bleibt nur Potenzial und wo entsteht ein Wirkungsrisiko? Diese Unterscheidung schuetzt vor Impact-Washing, weil sie Absicht, Aktivitaet, Reichweite und Wirkung auseinanderhaelt.</w:t>
-      </w:r>
-    </w:p>
-    <w:p>
-      <w:r>
-        <w:t>Eine Kommune, ein Unternehmen oder eine Bildungsorganisation will Kommunikation ohne Impact-Washing praktisch anwenden. Der erste Schritt ist nicht die Auswahl eines Instruments, sondern die Klaerung der Zustandsveraenderung. Bei Kernaussage muss deshalb benannt werden, wer betroffen ist, welcher Zustand sich veraendert, welche Frist gilt und welche Gegenbeobachtung die Annahme widerlegen wuerde. Erst danach entsteht eine begruendete Entscheidung im Feld Strategie, Prozess, Budget, Verantwortlichkeit oder Kommunikationsregel.</w:t>
-      </w:r>
-    </w:p>
-    <w:p>
-      <w:r>
-        <w:t>Transfer in den WOE-Korpus. In WM-V9 muss Quelltext und fachliche Grundlegung immer mit Empfaengern gelesen werden. Wirkung entsteht nicht beim Sender, sondern an veraenderten Zustaenden von Menschen, Oekosystemen, Institutionen, Oeffentlichkeit oder kuenftigen Handlungsspielraeumen. Darum reicht es nicht, interne Aktivitaeten zu dokumentieren. Entscheidend ist, ob sich ein Zustand nachvollziehbar veraendert und ob diese Veraenderung im Referenzrahmen Mensch, Planet, Demokratie, SDGs, Agenda 2030 und SDG+ tragfaehig bewertet werden kann.</w:t>
-      </w:r>
-    </w:p>
-    <w:p>
-      <w:r>
-        <w:t>Ein Bericht behauptet, die Massnahme zu Kommunikation ohne Impact-Washing sei erfolgreich. Die WOE-Lesart fragt bei Quelltext und fachliche Grundlegung nach belastbaren Nachweisen: Managementroutine, Stakeholder-Rueckmeldung, Prozessdaten, Entscheidungsprotokoll und Lernschleife. Wenn diese Nachweise fehlen, bleibt die Aussage Wirkungspotenzial oder Kommunikationsbehauptung. Sie kann wichtig sein, aber sie ist noch keine belegte Wirkung.</w:t>
-      </w:r>
-    </w:p>
-    <w:p>
-      <w:r>
-        <w:t>Grenzen der Aussage. Wissenschaftliche Anschlussfaehigkeit entsteht hier durch Quellenklarheit. Bei Einstieg / Wirkungsfrage werden interne WOE-Begriffe nicht als Ersatz fuer Belege benutzt, sondern mit Wirkungsradar, Journal, Glossar, Resonanz- und Quellenklarheitskapitel verbunden. Wo die Datenlage offen bleibt, wird das offengelegt. Wo eine Aussage nur plausibel ist, bleibt sie als Wirkungspotenzial markiert. Wo ein Schaden eine rote Linie beruehrt, greift Nichtkompensation vor Durchschnittslogik.</w:t>
-      </w:r>
-    </w:p>
-    <w:p>
-      <w:r>
-        <w:t>In einer kontroversen Entscheidung wirkt Einstieg / Wirkungsfrage als Pruefpunkt fuer Ambivalenz. Ein Nutzen fuer eine Gruppe kann mit Risiken fuer andere Wirkungsempfaenger einhergehen. Das Skript verlangt deshalb, positive und negative Zustandsveraenderungen getrennt zu fuehren, bevor von positiver Netto-Wirkung gesprochen wird.</w:t>
-      </w:r>
-    </w:p>
-    <w:p>
-      <w:r>
-        <w:t>Kontrollfrage. Welche Entscheidung waere falsch, wenn Einstieg / Wirkungsfrage in WM-V9 missverstanden wird? Die Antwort muss mindestens eine Daten- oder Quellenannahme, eine betroffene Gruppe oder Schutzdimension, eine moegliche Nebenwirkung und einen Rueckkopplungsschritt nennen. Richtig ist nicht die lauteste Bewertung, sondern diejenige, die Begriff, Beleg und Steuerungsfolge zusammenhaelt.</w:t>
-      </w:r>
-    </w:p>
-    <w:p>
-      <w:r>
-        <w:t>Rueckfluss. Fuer den WOE-Korpus bedeutet das: Begriffe aus Kommunikation ohne Impact-Washing sollten dort geschaerft werden, wo sie in Glossar, Werkzeugen, Journal oder Readern doppeldeutig bleiben. Offene Forschungsfragen werden nicht versteckt. Sie markieren die Stelle, an der spaetere Evidenz, ein besserer Datensatz oder eine praezisere Fallstudie die Bewertung veraendern kann.</w:t>
+        <w:t>Vertiefungsrunde 6: Anschluss an Praxis und Forschung</w:t>
+      </w:r>
+    </w:p>
+    <w:p>
+      <w:r>
+        <w:t>Diese Runde wechselt den Blickwinkel, damit der Schlussblock nicht nur wiederholt, sondern Leseentscheidungen vorbereitet: Was ist belegt, was bleibt Potenzial, welche Nebenwirkung ist relevant und welche Steuerungsfolge wird daraus abgeleitet?</w:t>
+      </w:r>
+    </w:p>
+    <w:p>
+      <w:r>
+        <w:t>Rueckflussnotiz. Begriffliche Präzision zeigt, warum Kommunikation ohne Impact-Washing mehr ist als ein Schlagwort im Feld oeffentliche Resonanzraeume, Sprache, Vertrauen, Quellenklarheit und demokratische Rueckkopplung. Die wirkungsoekonomische Frage lautet: Welche reale Veraenderung wird moeglich, welche bleibt nur Potenzial und wo entsteht ein Wirkungsrisiko? Diese Unterscheidung schuetzt vor Impact-Washing, weil sie Absicht, Aktivitaet, Reichweite und Wirkung auseinanderhaelt.</w:t>
+      </w:r>
+    </w:p>
+    <w:p>
+      <w:r>
+        <w:t>Eine Kommune, ein Unternehmen oder eine Bildungsorganisation will Kommunikation ohne Impact-Washing praktisch anwenden. Der erste Schritt ist nicht die Auswahl eines Instruments, sondern die Klaerung der Zustandsveraenderung. Bei Begriffliche Präzision muss deshalb benannt werden, wer betroffen ist, welcher Zustand sich veraendert, welche Frist gilt und welche Gegenbeobachtung die Annahme widerlegen wuerde. Erst danach entsteht eine begruendete Entscheidung im Feld Strategie, Prozess, Budget, Verantwortlichkeit oder Kommunikationsregel.</w:t>
+      </w:r>
+    </w:p>
+    <w:p>
+      <w:r>
+        <w:t>Fallpruefung. Wenn ein oeffentlicher Akteur eine Botschaft, ein Beteiligungsformat oder einen Resonanzraum verantwortbar gestalten will, beginnt die Analyse bei Empfaengern, Wirkraum, Zeitraum und Datenquelle. Bei Begriffliche Präzision muss dann geklaert werden, ob Reichweite, Zustimmung und Aufmerksamkeit sauber von Wirkung und Wirkungsrisiko getrennt sind. Eine tragfaehige Antwort benennt mindestens eine Quelle, eine offene Unsicherheit, eine moegliche Gegenbeobachtung und die Entscheidung, die nach der Bewertung geaendert wird.</w:t>
+      </w:r>
+    </w:p>
+    <w:p>
+      <w:r>
+        <w:t>Pruefungsimpuls. In WM-V9 muss Wirkpfad immer mit Empfaengern gelesen werden. Wirkung entsteht nicht beim Sender, sondern an veraenderten Zustaenden von Menschen, Oekosystemen, Institutionen, Oeffentlichkeit oder kuenftigen Handlungsspielraeumen. Darum reicht es nicht, interne Aktivitaeten zu dokumentieren. Entscheidend ist, ob sich ein Zustand nachvollziehbar veraendert und ob diese Veraenderung im Referenzrahmen Mensch, Planet, Demokratie, SDGs, Agenda 2030 und SDG+ tragfaehig bewertet werden kann.</w:t>
+      </w:r>
+    </w:p>
+    <w:p>
+      <w:r>
+        <w:t>Ein Bericht behauptet, die Massnahme zu Kommunikation ohne Impact-Washing sei erfolgreich. Die WOE-Lesart fragt bei Wirkpfad nach belastbaren Nachweisen: Managementroutine, Stakeholder-Rueckmeldung, Prozessdaten, Entscheidungsprotokoll und Lernschleife. Wenn diese Nachweise fehlen, bleibt die Aussage Wirkungspotenzial oder Kommunikationsbehauptung. Sie kann wichtig sein, aber sie ist noch keine belegte Wirkung.</w:t>
+      </w:r>
+    </w:p>
+    <w:p>
+      <w:r>
+        <w:t>Fallpruefung. Wenn ein oeffentlicher Akteur eine Botschaft, ein Beteiligungsformat oder einen Resonanzraum verantwortbar gestalten will, beginnt die Analyse bei Empfaengern, Wirkraum, Zeitraum und Datenquelle. Bei Wirkpfad muss dann geklaert werden, ob Reichweite, Zustimmung und Aufmerksamkeit sauber von Wirkung und Wirkungsrisiko getrennt sind. Eine tragfaehige Antwort benennt mindestens eine Quelle, eine offene Unsicherheit, eine moegliche Gegenbeobachtung und die Entscheidung, die nach der Bewertung geaendert wird.</w:t>
+      </w:r>
+    </w:p>
+    <w:p>
+      <w:r>
+        <w:t>Fuer die Bewertung reicht kein Summenscore, der zentrale Schaeden mit bequemen Pluspunkten verrechnet. Nichtkompensation und Reverse Merit Order markieren, wo rote Linien, demokratische Grundbedingungen oder planetare Grenzen Vorrang vor Durchschnittslogik haben. So bleibt positive Netto-Wirkung eine anspruchsvolle Zielgroesse und wird nicht zur dekorativen Formel.</w:t>
+      </w:r>
+    </w:p>
+    <w:p>
+      <w:r>
+        <w:t>Begriffliche Sicherung. Wissenschaftliche Anschlussfaehigkeit entsteht hier durch Quellenklarheit. Bei Leitthese werden interne WOE-Begriffe nicht als Ersatz fuer Belege benutzt, sondern mit Wirkungsradar, Journal, Glossar, Resonanz- und Quellenklarheitskapitel verbunden. Wo die Datenlage offen bleibt, wird das offengelegt. Wo eine Aussage nur plausibel ist, bleibt sie als Wirkungspotenzial markiert. Wo ein Schaden eine rote Linie beruehrt, greift Nichtkompensation vor Durchschnittslogik.</w:t>
+      </w:r>
+    </w:p>
+    <w:p>
+      <w:r>
+        <w:t>In einer kontroversen Entscheidung wirkt Leitthese als Pruefpunkt fuer Ambivalenz. Ein Nutzen fuer eine Gruppe kann mit Risiken fuer andere Wirkungsempfaenger einhergehen. Das Skript verlangt deshalb, positive und negative Zustandsveraenderungen getrennt zu fuehren, bevor von positiver Netto-Wirkung gesprochen wird.</w:t>
+      </w:r>
+    </w:p>
+    <w:p>
+      <w:r>
+        <w:t>Fallpruefung. Wenn ein oeffentlicher Akteur eine Botschaft, ein Beteiligungsformat oder einen Resonanzraum verantwortbar gestalten will, beginnt die Analyse bei Empfaengern, Wirkraum, Zeitraum und Datenquelle. Bei Leitthese muss dann geklaert werden, ob Reichweite, Zustimmung und Aufmerksamkeit sauber von Wirkung und Wirkungsrisiko getrennt sind. Eine tragfaehige Antwort benennt mindestens eine Quelle, eine offene Unsicherheit, eine moegliche Gegenbeobachtung und die Entscheidung, die nach der Bewertung geaendert wird.</w:t>
+      </w:r>
+    </w:p>
+    <w:p>
+      <w:r>
+        <w:t>Der Rueckfluss in den WOE-Korpus liegt hier in klaren Begriffen, sauber verlinkten Quellen und benannten Forschungsfragen. Wo Glossar, Werkzeuge, Journal oder Reader noch doppeldeutig bleiben, sollte Kommunikation ohne Impact-Washing nicht als fertige Gewissheit auftreten, sondern als pruefbarer Lernstand mit Korrekturpfad.</w:t>
+      </w:r>
+    </w:p>
+    <w:p>
+      <w:r>
+        <w:t>Wirkpfadpruefung. In Wirkungsmanagement wird Didaktische Einordnung im Studiengang erst steuerungsfaehig, wenn daraus eine Entscheidung folgt. Fuehrung, Strategie, Controlling, Einkauf, Kommunikation und Kultur muessen denselben Wirkungsbegriff verwenden. Ohne diese Rueckkopplung bleibt Reporting eine Beschreibung. Mit Rueckkopplung wird aus Bewertung eine veraenderte Routine: ein anderer Prozess, ein geaenderter Anreiz, eine bessere Datenpflicht, eine korrigierte Kommunikation oder eine neue Priorisierung.</w:t>
+      </w:r>
+    </w:p>
+    <w:p>
+      <w:r>
+        <w:t>Die typische Fehlstelle bei Kommunikation ohne Impact-Washing liegt darin, Reichweite, Zustimmung oder Lautstaerke als Wirkung auszugeben. Bei Didaktische Einordnung im Studiengang wird diese Fehlstelle konkret: Ein scheinbar plausibler Befund darf nicht zur Abkuerzung werden. Quellen, Systemgrenzen, Unsicherheit und Rueckkopplung bleiben sichtbar.</w:t>
+      </w:r>
+    </w:p>
+    <w:p>
+      <w:r>
+        <w:t>Fallpruefung. Wenn ein oeffentlicher Akteur eine Botschaft, ein Beteiligungsformat oder einen Resonanzraum verantwortbar gestalten will, beginnt die Analyse bei Empfaengern, Wirkraum, Zeitraum und Datenquelle. Bei Didaktische Einordnung im Studiengang muss dann geklaert werden, ob Reichweite, Zustimmung und Aufmerksamkeit sauber von Wirkung und Wirkungsrisiko getrennt sind. Eine tragfaehige Antwort benennt mindestens eine Quelle, eine offene Unsicherheit, eine moegliche Gegenbeobachtung und die Entscheidung, die nach der Bewertung geaendert wird.</w:t>
+      </w:r>
+    </w:p>
+    <w:p>
+      <w:r>
+        <w:t>Evidenzfenster. Die Grenze gegen Scheingenauigkeit verlaeuft bei Analysemodell nicht zwischen Optimismus und Pessimismus. Sie verlaeuft zwischen offengelegter Unsicherheit und rhetorischer Sicherheit. Wer Kommunikation ohne Impact-Washing belastbar anwenden will, benennt Systemgrenze, Zeitraum, Vergleichspunkt und offene Gegenhypothese. Gerade dadurch bleibt das Skript anschlussfaehig fuer Forschung, Praxis und spaetere Revision.</w:t>
+      </w:r>
+    </w:p>
+    <w:p>
+      <w:r>
+        <w:t>Fuer die Pruefung ist Analysemodell dann verstanden, wenn daraus eine belastbare Fallantwort entsteht. Eine gute Antwort unterscheidet Beobachtung, Kausalannahme, Bewertung und Steuerungsfolge. Sie bewertet keine Menschen, sondern Wirkpfade, Zustandsveraenderungen, Risiken und institutionelle Bedingungen.</w:t>
+      </w:r>
+    </w:p>
+    <w:p>
+      <w:r>
+        <w:t>Fallpruefung. Wenn ein oeffentlicher Akteur eine Botschaft, ein Beteiligungsformat oder einen Resonanzraum verantwortbar gestalten will, beginnt die Analyse bei Empfaengern, Wirkraum, Zeitraum und Datenquelle. Bei Analysemodell muss dann geklaert werden, ob Reichweite, Zustimmung und Aufmerksamkeit sauber von Wirkung und Wirkungsrisiko getrennt sind. Eine tragfaehige Antwort benennt mindestens eine Quelle, eine offene Unsicherheit, eine moegliche Gegenbeobachtung und die Entscheidung, die nach der Bewertung geaendert wird.</w:t>
+      </w:r>
+    </w:p>
+    <w:p>
+      <w:r>
+        <w:t>Fuer die Bewertung reicht kein Summenscore, der zentrale Schaeden mit bequemen Pluspunkten verrechnet. Nichtkompensation und Reverse Merit Order markieren, wo rote Linien, demokratische Grundbedingungen oder planetare Grenzen Vorrang vor Durchschnittslogik haben. So bleibt positive Netto-Wirkung eine anspruchsvolle Zielgroesse und wird nicht zur dekorativen Formel.</w:t>
+      </w:r>
+    </w:p>
+    <w:p>
+      <w:r>
+        <w:t>Bewertungsgrenze. Modellformel zeigt, warum Kommunikation ohne Impact-Washing mehr ist als ein Schlagwort im Feld oeffentliche Resonanzraeume, Sprache, Vertrauen, Quellenklarheit und demokratische Rueckkopplung. Die wirkungsoekonomische Frage lautet: Welche reale Veraenderung wird moeglich, welche bleibt nur Potenzial und wo entsteht ein Wirkungsrisiko? Diese Unterscheidung schuetzt vor Impact-Washing, weil sie Absicht, Aktivitaet, Reichweite und Wirkung auseinanderhaelt.</w:t>
+      </w:r>
+    </w:p>
+    <w:p>
+      <w:r>
+        <w:t>Eine Kommune, ein Unternehmen oder eine Bildungsorganisation will Kommunikation ohne Impact-Washing praktisch anwenden. Der erste Schritt ist nicht die Auswahl eines Instruments, sondern die Klaerung der Zustandsveraenderung. Bei Modellformel muss deshalb benannt werden, wer betroffen ist, welcher Zustand sich veraendert, welche Frist gilt und welche Gegenbeobachtung die Annahme widerlegen wuerde. Erst danach entsteht eine begruendete Entscheidung im Feld Strategie, Prozess, Budget, Verantwortlichkeit oder Kommunikationsregel.</w:t>
+      </w:r>
+    </w:p>
+    <w:p>
+      <w:r>
+        <w:t>Fallpruefung. Wenn ein oeffentlicher Akteur eine Botschaft, ein Beteiligungsformat oder einen Resonanzraum verantwortbar gestalten will, beginnt die Analyse bei Empfaengern, Wirkraum, Zeitraum und Datenquelle. Bei Modellformel muss dann geklaert werden, ob Reichweite, Zustimmung und Aufmerksamkeit sauber von Wirkung und Wirkungsrisiko getrennt sind. Eine tragfaehige Antwort benennt mindestens eine Quelle, eine offene Unsicherheit, eine moegliche Gegenbeobachtung und die Entscheidung, die nach der Bewertung geaendert wird.</w:t>
+      </w:r>
+    </w:p>
+    <w:p>
+      <w:r>
+        <w:t>Der Rueckfluss in den WOE-Korpus liegt hier in klaren Begriffen, sauber verlinkten Quellen und benannten Forschungsfragen. Wo Glossar, Werkzeuge, Journal oder Reader noch doppeldeutig bleiben, sollte Kommunikation ohne Impact-Washing nicht als fertige Gewissheit auftreten, sondern als pruefbarer Lernstand mit Korrekturpfad.</w:t>
       </w:r>
     </w:p>
     <w:p>
@@ -3976,238 +4056,122 @@
         <w:pStyle w:val="Heading3"/>
       </w:pPr>
       <w:r>
-        <w:t>Schlussvertiefung 7: Kommunikation ohne Impact-Washing im Anwendungsfall</w:t>
-      </w:r>
-    </w:p>
-    <w:p>
-      <w:r>
-        <w:t>Die folgenden Abschnitte sind keine neue Pruefungsloesung. Sie verdichten die vorhandenen Kapitel zu einer Lesart, mit der Studierende einen Fall selbststaendig analysieren koennen. Im Mittelpunkt stehen oeffentliche Resonanzraeume, Sprache, Vertrauen, Quellenklarheit und demokratische Rueckkopplung, nicht moralische Personenbewertung.</w:t>
-      </w:r>
-    </w:p>
-    <w:p>
-      <w:r>
-        <w:t>Begriffliche Schlussklaerung. In Wirkungsmanagement wird Skript / Folien (Lernseite) erst steuerungsfaehig, wenn daraus eine Entscheidung folgt. Fuehrung, Strategie, Controlling, Einkauf, Kommunikation und Kultur muessen denselben Wirkungsbegriff verwenden. Ohne diese Rueckkopplung bleibt Reporting eine Beschreibung. Mit Rueckkopplung wird aus Bewertung eine veraenderte Routine: ein anderer Prozess, ein geaenderter Anreiz, eine bessere Datenpflicht, eine korrigierte Kommunikation oder eine neue Priorisierung.</w:t>
-      </w:r>
-    </w:p>
-    <w:p>
-      <w:r>
-        <w:t>Die typische Fehlstelle bei Kommunikation ohne Impact-Washing liegt darin, Reichweite, Zustimmung oder Lautstaerke als Wirkung auszugeben. Bei Skript / Folien (Lernseite) wird diese Fehlstelle konkret: Ein scheinbar plausibler Befund darf nicht zur Abkuerzung werden. Quellen, Systemgrenzen, Unsicherheit und Rueckkopplung bleiben sichtbar.</w:t>
-      </w:r>
-    </w:p>
-    <w:p>
-      <w:r>
-        <w:t>Wirkpfad und Empfaenger. Die Grenze gegen Scheingenauigkeit verlaeuft bei Transferaufgabe nicht zwischen Optimismus und Pessimismus. Sie verlaeuft zwischen offengelegter Unsicherheit und rhetorischer Sicherheit. Wer Kommunikation ohne Impact-Washing belastbar anwenden will, benennt Systemgrenze, Zeitraum, Vergleichspunkt und offene Gegenhypothese. Gerade dadurch bleibt das Skript anschlussfaehig fuer Forschung, Praxis und spaetere Revision.</w:t>
-      </w:r>
-    </w:p>
-    <w:p>
-      <w:r>
-        <w:t>Fuer die Pruefung ist Transferaufgabe dann verstanden, wenn daraus eine belastbare Fallantwort entsteht. Eine gute Antwort unterscheidet Beobachtung, Kausalannahme, Bewertung und Steuerungsfolge. Sie bewertet keine Menschen, sondern Wirkpfade, Zustandsveraenderungen, Risiken und institutionelle Bedingungen.</w:t>
-      </w:r>
-    </w:p>
-    <w:p>
-      <w:r>
-        <w:t>Daten, Quellen und Evidenz. Praxisbeispiel zeigt, warum Kommunikation ohne Impact-Washing mehr ist als ein Schlagwort im Feld oeffentliche Resonanzraeume, Sprache, Vertrauen, Quellenklarheit und demokratische Rueckkopplung. Die wirkungsoekonomische Frage lautet: Welche reale Veraenderung wird moeglich, welche bleibt nur Potenzial und wo entsteht ein Wirkungsrisiko? Diese Unterscheidung schuetzt vor Impact-Washing, weil sie Absicht, Aktivitaet, Reichweite und Wirkung auseinanderhaelt.</w:t>
-      </w:r>
-    </w:p>
-    <w:p>
-      <w:r>
-        <w:t>Eine Kommune, ein Unternehmen oder eine Bildungsorganisation will Kommunikation ohne Impact-Washing praktisch anwenden. Der erste Schritt ist nicht die Auswahl eines Instruments, sondern die Klaerung der Zustandsveraenderung. Bei Praxisbeispiel muss deshalb benannt werden, wer betroffen ist, welcher Zustand sich veraendert, welche Frist gilt und welche Gegenbeobachtung die Annahme widerlegen wuerde. Erst danach entsteht eine begruendete Entscheidung im Feld Strategie, Prozess, Budget, Verantwortlichkeit oder Kommunikationsregel.</w:t>
-      </w:r>
-    </w:p>
-    <w:p>
-      <w:r>
-        <w:t>Bewertung und rote Linien. In WM-V9 muss Wirkungsökonomische Vertiefung immer mit Empfaengern gelesen werden. Wirkung entsteht nicht beim Sender, sondern an veraenderten Zustaenden von Menschen, Oekosystemen, Institutionen, Oeffentlichkeit oder kuenftigen Handlungsspielraeumen. Darum reicht es nicht, interne Aktivitaeten zu dokumentieren. Entscheidend ist, ob sich ein Zustand nachvollziehbar veraendert und ob diese Veraenderung im Referenzrahmen Mensch, Planet, Demokratie, SDGs, Agenda 2030 und SDG+ tragfaehig bewertet werden kann.</w:t>
-      </w:r>
-    </w:p>
-    <w:p>
-      <w:r>
-        <w:t>Ein Bericht behauptet, die Massnahme zu Kommunikation ohne Impact-Washing sei erfolgreich. Die WOE-Lesart fragt bei Wirkungsökonomische Vertiefung nach belastbaren Nachweisen: Managementroutine, Stakeholder-Rueckmeldung, Prozessdaten, Entscheidungsprotokoll und Lernschleife. Wenn diese Nachweise fehlen, bleibt die Aussage Wirkungspotenzial oder Kommunikationsbehauptung. Sie kann wichtig sein, aber sie ist noch keine belegte Wirkung.</w:t>
-      </w:r>
-    </w:p>
-    <w:p>
-      <w:r>
-        <w:t>Kontrollfrage. Welche Entscheidung waere falsch, wenn Wirkungsökonomische Vertiefung in WM-V9 missverstanden wird? Die Antwort muss mindestens eine Daten- oder Quellenannahme, eine betroffene Gruppe oder Schutzdimension, eine moegliche Nebenwirkung und einen Rueckkopplungsschritt nennen. Richtig ist nicht die lauteste Bewertung, sondern diejenige, die Begriff, Beleg und Steuerungsfolge zusammenhaelt.</w:t>
-      </w:r>
-    </w:p>
-    <w:p>
-      <w:r>
-        <w:t>Steuerung und Rueckkopplung. Wissenschaftliche Anschlussfaehigkeit entsteht hier durch Quellenklarheit. Bei Begriffliche Präzision werden interne WOE-Begriffe nicht als Ersatz fuer Belege benutzt, sondern mit Wirkungsradar, Journal, Glossar, Resonanz- und Quellenklarheitskapitel verbunden. Wo die Datenlage offen bleibt, wird das offengelegt. Wo eine Aussage nur plausibel ist, bleibt sie als Wirkungspotenzial markiert. Wo ein Schaden eine rote Linie beruehrt, greift Nichtkompensation vor Durchschnittslogik.</w:t>
-      </w:r>
-    </w:p>
-    <w:p>
-      <w:r>
-        <w:t>In einer kontroversen Entscheidung wirkt Begriffliche Präzision als Pruefpunkt fuer Ambivalenz. Ein Nutzen fuer eine Gruppe kann mit Risiken fuer andere Wirkungsempfaenger einhergehen. Das Skript verlangt deshalb, positive und negative Zustandsveraenderungen getrennt zu fuehren, bevor von positiver Netto-Wirkung gesprochen wird.</w:t>
-      </w:r>
-    </w:p>
-    <w:p>
-      <w:r>
-        <w:t>Pruefungsnahe Anwendung. In Wirkungsmanagement wird Wirkpfad erst steuerungsfaehig, wenn daraus eine Entscheidung folgt. Fuehrung, Strategie, Controlling, Einkauf, Kommunikation und Kultur muessen denselben Wirkungsbegriff verwenden. Ohne diese Rueckkopplung bleibt Reporting eine Beschreibung. Mit Rueckkopplung wird aus Bewertung eine veraenderte Routine: ein anderer Prozess, ein geaenderter Anreiz, eine bessere Datenpflicht, eine korrigierte Kommunikation oder eine neue Priorisierung.</w:t>
-      </w:r>
-    </w:p>
-    <w:p>
-      <w:r>
-        <w:t>Die typische Fehlstelle bei Kommunikation ohne Impact-Washing liegt darin, Reichweite, Zustimmung oder Lautstaerke als Wirkung auszugeben. Bei Wirkpfad wird diese Fehlstelle konkret: Ein scheinbar plausibler Befund darf nicht zur Abkuerzung werden. Quellen, Systemgrenzen, Unsicherheit und Rueckkopplung bleiben sichtbar.</w:t>
-      </w:r>
-    </w:p>
-    <w:p>
-      <w:r>
-        <w:t>Rueckfluss. Fuer den WOE-Korpus bedeutet das: Begriffe aus Kommunikation ohne Impact-Washing sollten dort geschaerft werden, wo sie in Glossar, Werkzeugen, Journal oder Readern doppeldeutig bleiben. Offene Forschungsfragen werden nicht versteckt. Sie markieren die Stelle, an der spaetere Evidenz, ein besserer Datensatz oder eine praezisere Fallstudie die Bewertung veraendern kann.</w:t>
-      </w:r>
-    </w:p>
-    <w:p>
-      <w:r>
-        <w:t>Transfer in den WOE-Korpus. Die Grenze gegen Scheingenauigkeit verlaeuft bei Leitthese nicht zwischen Optimismus und Pessimismus. Sie verlaeuft zwischen offengelegter Unsicherheit und rhetorischer Sicherheit. Wer Kommunikation ohne Impact-Washing belastbar anwenden will, benennt Systemgrenze, Zeitraum, Vergleichspunkt und offene Gegenhypothese. Gerade dadurch bleibt das Skript anschlussfaehig fuer Forschung, Praxis und spaetere Revision.</w:t>
-      </w:r>
-    </w:p>
-    <w:p>
-      <w:r>
-        <w:t>Fuer die Pruefung ist Leitthese dann verstanden, wenn daraus eine belastbare Fallantwort entsteht. Eine gute Antwort unterscheidet Beobachtung, Kausalannahme, Bewertung und Steuerungsfolge. Sie bewertet keine Menschen, sondern Wirkpfade, Zustandsveraenderungen, Risiken und institutionelle Bedingungen.</w:t>
-      </w:r>
-    </w:p>
-    <w:p>
-      <w:r>
-        <w:t>Grenzen der Aussage. Didaktische Einordnung im Studiengang zeigt, warum Kommunikation ohne Impact-Washing mehr ist als ein Schlagwort im Feld oeffentliche Resonanzraeume, Sprache, Vertrauen, Quellenklarheit und demokratische Rueckkopplung. Die wirkungsoekonomische Frage lautet: Welche reale Veraenderung wird moeglich, welche bleibt nur Potenzial und wo entsteht ein Wirkungsrisiko? Diese Unterscheidung schuetzt vor Impact-Washing, weil sie Absicht, Aktivitaet, Reichweite und Wirkung auseinanderhaelt.</w:t>
-      </w:r>
-    </w:p>
-    <w:p>
-      <w:r>
-        <w:t>Eine Kommune, ein Unternehmen oder eine Bildungsorganisation will Kommunikation ohne Impact-Washing praktisch anwenden. Der erste Schritt ist nicht die Auswahl eines Instruments, sondern die Klaerung der Zustandsveraenderung. Bei Didaktische Einordnung im Studiengang muss deshalb benannt werden, wer betroffen ist, welcher Zustand sich veraendert, welche Frist gilt und welche Gegenbeobachtung die Annahme widerlegen wuerde. Erst danach entsteht eine begruendete Entscheidung im Feld Strategie, Prozess, Budget, Verantwortlichkeit oder Kommunikationsregel.</w:t>
-      </w:r>
-    </w:p>
-    <w:p>
-      <w:r>
-        <w:t>Kontrollfrage. Welche Entscheidung waere falsch, wenn Didaktische Einordnung im Studiengang in WM-V9 missverstanden wird? Die Antwort muss mindestens eine Daten- oder Quellenannahme, eine betroffene Gruppe oder Schutzdimension, eine moegliche Nebenwirkung und einen Rueckkopplungsschritt nennen. Richtig ist nicht die lauteste Bewertung, sondern diejenige, die Begriff, Beleg und Steuerungsfolge zusammenhaelt.</w:t>
-      </w:r>
-    </w:p>
-    <w:p>
-      <w:pPr>
-        <w:pStyle w:val="Heading3"/>
-      </w:pPr>
-      <w:r>
-        <w:t>Schlussvertiefung 8: Kommunikation ohne Impact-Washing im Anwendungsfall</w:t>
-      </w:r>
-    </w:p>
-    <w:p>
-      <w:r>
-        <w:t>Die folgenden Abschnitte sind keine neue Pruefungsloesung. Sie verdichten die vorhandenen Kapitel zu einer Lesart, mit der Studierende einen Fall selbststaendig analysieren koennen. Im Mittelpunkt stehen oeffentliche Resonanzraeume, Sprache, Vertrauen, Quellenklarheit und demokratische Rueckkopplung, nicht moralische Personenbewertung.</w:t>
-      </w:r>
-    </w:p>
-    <w:p>
-      <w:r>
-        <w:t>Begriffliche Schlussklaerung. In WM-V9 muss Analysemodell immer mit Empfaengern gelesen werden. Wirkung entsteht nicht beim Sender, sondern an veraenderten Zustaenden von Menschen, Oekosystemen, Institutionen, Oeffentlichkeit oder kuenftigen Handlungsspielraeumen. Darum reicht es nicht, interne Aktivitaeten zu dokumentieren. Entscheidend ist, ob sich ein Zustand nachvollziehbar veraendert und ob diese Veraenderung im Referenzrahmen Mensch, Planet, Demokratie, SDGs, Agenda 2030 und SDG+ tragfaehig bewertet werden kann.</w:t>
-      </w:r>
-    </w:p>
-    <w:p>
-      <w:r>
-        <w:t>Ein Bericht behauptet, die Massnahme zu Kommunikation ohne Impact-Washing sei erfolgreich. Die WOE-Lesart fragt bei Analysemodell nach belastbaren Nachweisen: Managementroutine, Stakeholder-Rueckmeldung, Prozessdaten, Entscheidungsprotokoll und Lernschleife. Wenn diese Nachweise fehlen, bleibt die Aussage Wirkungspotenzial oder Kommunikationsbehauptung. Sie kann wichtig sein, aber sie ist noch keine belegte Wirkung.</w:t>
-      </w:r>
-    </w:p>
-    <w:p>
-      <w:r>
-        <w:t>Wirkpfad und Empfaenger. Wissenschaftliche Anschlussfaehigkeit entsteht hier durch Quellenklarheit. Bei Modellformel werden interne WOE-Begriffe nicht als Ersatz fuer Belege benutzt, sondern mit Wirkungsradar, Journal, Glossar, Resonanz- und Quellenklarheitskapitel verbunden. Wo die Datenlage offen bleibt, wird das offengelegt. Wo eine Aussage nur plausibel ist, bleibt sie als Wirkungspotenzial markiert. Wo ein Schaden eine rote Linie beruehrt, greift Nichtkompensation vor Durchschnittslogik.</w:t>
-      </w:r>
-    </w:p>
-    <w:p>
-      <w:r>
-        <w:t>In einer kontroversen Entscheidung wirkt Modellformel als Pruefpunkt fuer Ambivalenz. Ein Nutzen fuer eine Gruppe kann mit Risiken fuer andere Wirkungsempfaenger einhergehen. Das Skript verlangt deshalb, positive und negative Zustandsveraenderungen getrennt zu fuehren, bevor von positiver Netto-Wirkung gesprochen wird.</w:t>
-      </w:r>
-    </w:p>
-    <w:p>
-      <w:r>
-        <w:t>Daten, Quellen und Evidenz. In Wirkungsmanagement wird Fallfenster erst steuerungsfaehig, wenn daraus eine Entscheidung folgt. Fuehrung, Strategie, Controlling, Einkauf, Kommunikation und Kultur muessen denselben Wirkungsbegriff verwenden. Ohne diese Rueckkopplung bleibt Reporting eine Beschreibung. Mit Rueckkopplung wird aus Bewertung eine veraenderte Routine: ein anderer Prozess, ein geaenderter Anreiz, eine bessere Datenpflicht, eine korrigierte Kommunikation oder eine neue Priorisierung.</w:t>
-      </w:r>
-    </w:p>
-    <w:p>
-      <w:r>
-        <w:t>Die typische Fehlstelle bei Kommunikation ohne Impact-Washing liegt darin, Reichweite, Zustimmung oder Lautstaerke als Wirkung auszugeben. Bei Fallfenster wird diese Fehlstelle konkret: Ein scheinbar plausibler Befund darf nicht zur Abkuerzung werden. Quellen, Systemgrenzen, Unsicherheit und Rueckkopplung bleiben sichtbar.</w:t>
-      </w:r>
-    </w:p>
-    <w:p>
-      <w:r>
-        <w:t>Bewertung und rote Linien. Die Grenze gegen Scheingenauigkeit verlaeuft bei Prüfungsnahe Fallfragen ohne geschützte Antwortlogik nicht zwischen Optimismus und Pessimismus. Sie verlaeuft zwischen offengelegter Unsicherheit und rhetorischer Sicherheit. Wer Kommunikation ohne Impact-Washing belastbar anwenden will, benennt Systemgrenze, Zeitraum, Vergleichspunkt und offene Gegenhypothese. Gerade dadurch bleibt das Skript anschlussfaehig fuer Forschung, Praxis und spaetere Revision.</w:t>
-      </w:r>
-    </w:p>
-    <w:p>
-      <w:r>
-        <w:t>Fuer die Pruefung ist Prüfungsnahe Fallfragen ohne geschützte Antwortlogik dann verstanden, wenn daraus eine belastbare Fallantwort entsteht. Eine gute Antwort unterscheidet Beobachtung, Kausalannahme, Bewertung und Steuerungsfolge. Sie bewertet keine Menschen, sondern Wirkpfade, Zustandsveraenderungen, Risiken und institutionelle Bedingungen.</w:t>
-      </w:r>
-    </w:p>
-    <w:p>
-      <w:r>
-        <w:t>Kontrollfrage. Welche Entscheidung waere falsch, wenn Prüfungsnahe Fallfragen ohne geschützte Antwortlogik in WM-V9 missverstanden wird? Die Antwort muss mindestens eine Daten- oder Quellenannahme, eine betroffene Gruppe oder Schutzdimension, eine moegliche Nebenwirkung und einen Rueckkopplungsschritt nennen. Richtig ist nicht die lauteste Bewertung, sondern diejenige, die Begriff, Beleg und Steuerungsfolge zusammenhaelt.</w:t>
-      </w:r>
-    </w:p>
-    <w:p>
-      <w:r>
-        <w:t>Rueckfluss. Fuer den WOE-Korpus bedeutet das: Begriffe aus Kommunikation ohne Impact-Washing sollten dort geschaerft werden, wo sie in Glossar, Werkzeugen, Journal oder Readern doppeldeutig bleiben. Offene Forschungsfragen werden nicht versteckt. Sie markieren die Stelle, an der spaetere Evidenz, ein besserer Datensatz oder eine praezisere Fallstudie die Bewertung veraendern kann.</w:t>
-      </w:r>
-    </w:p>
-    <w:p>
-      <w:r>
-        <w:t>Steuerung und Rueckkopplung. Auswertung aus der lebenden Website-Referenz zeigt, warum Kommunikation ohne Impact-Washing mehr ist als ein Schlagwort im Feld oeffentliche Resonanzraeume, Sprache, Vertrauen, Quellenklarheit und demokratische Rueckkopplung. Die wirkungsoekonomische Frage lautet: Welche reale Veraenderung wird moeglich, welche bleibt nur Potenzial und wo entsteht ein Wirkungsrisiko? Diese Unterscheidung schuetzt vor Impact-Washing, weil sie Absicht, Aktivitaet, Reichweite und Wirkung auseinanderhaelt.</w:t>
-      </w:r>
-    </w:p>
-    <w:p>
-      <w:r>
-        <w:t>Eine Kommune, ein Unternehmen oder eine Bildungsorganisation will Kommunikation ohne Impact-Washing praktisch anwenden. Der erste Schritt ist nicht die Auswahl eines Instruments, sondern die Klaerung der Zustandsveraenderung. Bei Auswertung aus der lebenden Website-Referenz muss deshalb benannt werden, wer betroffen ist, welcher Zustand sich veraendert, welche Frist gilt und welche Gegenbeobachtung die Annahme widerlegen wuerde. Erst danach entsteht eine begruendete Entscheidung im Feld Strategie, Prozess, Budget, Verantwortlichkeit oder Kommunikationsregel.</w:t>
-      </w:r>
-    </w:p>
-    <w:p>
-      <w:r>
-        <w:t>Pruefungsnahe Anwendung. In WM-V9 muss Frames als Wirkungspotenziale immer mit Empfaengern gelesen werden. Wirkung entsteht nicht beim Sender, sondern an veraenderten Zustaenden von Menschen, Oekosystemen, Institutionen, Oeffentlichkeit oder kuenftigen Handlungsspielraeumen. Darum reicht es nicht, interne Aktivitaeten zu dokumentieren. Entscheidend ist, ob sich ein Zustand nachvollziehbar veraendert und ob diese Veraenderung im Referenzrahmen Mensch, Planet, Demokratie, SDGs, Agenda 2030 und SDG+ tragfaehig bewertet werden kann.</w:t>
-      </w:r>
-    </w:p>
-    <w:p>
-      <w:r>
-        <w:t>Ein Bericht behauptet, die Massnahme zu Kommunikation ohne Impact-Washing sei erfolgreich. Die WOE-Lesart fragt bei Frames als Wirkungspotenziale nach belastbaren Nachweisen: Managementroutine, Stakeholder-Rueckmeldung, Prozessdaten, Entscheidungsprotokoll und Lernschleife. Wenn diese Nachweise fehlen, bleibt die Aussage Wirkungspotenzial oder Kommunikationsbehauptung. Sie kann wichtig sein, aber sie ist noch keine belegte Wirkung.</w:t>
-      </w:r>
-    </w:p>
-    <w:p>
-      <w:r>
-        <w:t>Transfer in den WOE-Korpus. Wissenschaftliche Anschlussfaehigkeit entsteht hier durch Quellenklarheit. Bei Tonalität, Mimik, Bilder werden interne WOE-Begriffe nicht als Ersatz fuer Belege benutzt, sondern mit Wirkungsradar, Journal, Glossar, Resonanz- und Quellenklarheitskapitel verbunden. Wo die Datenlage offen bleibt, wird das offengelegt. Wo eine Aussage nur plausibel ist, bleibt sie als Wirkungspotenzial markiert. Wo ein Schaden eine rote Linie beruehrt, greift Nichtkompensation vor Durchschnittslogik.</w:t>
-      </w:r>
-    </w:p>
-    <w:p>
-      <w:r>
-        <w:t>In einer kontroversen Entscheidung wirkt Tonalität, Mimik, Bilder als Pruefpunkt fuer Ambivalenz. Ein Nutzen fuer eine Gruppe kann mit Risiken fuer andere Wirkungsempfaenger einhergehen. Das Skript verlangt deshalb, positive und negative Zustandsveraenderungen getrennt zu fuehren, bevor von positiver Netto-Wirkung gesprochen wird.</w:t>
-      </w:r>
-    </w:p>
-    <w:p>
-      <w:r>
-        <w:t>Grenzen der Aussage. In Wirkungsmanagement wird Kampfbegriffe und Normalisierung erst steuerungsfaehig, wenn daraus eine Entscheidung folgt. Fuehrung, Strategie, Controlling, Einkauf, Kommunikation und Kultur muessen denselben Wirkungsbegriff verwenden. Ohne diese Rueckkopplung bleibt Reporting eine Beschreibung. Mit Rueckkopplung wird aus Bewertung eine veraenderte Routine: ein anderer Prozess, ein geaenderter Anreiz, eine bessere Datenpflicht, eine korrigierte Kommunikation oder eine neue Priorisierung.</w:t>
-      </w:r>
-    </w:p>
-    <w:p>
-      <w:r>
-        <w:t>Die typische Fehlstelle bei Kommunikation ohne Impact-Washing liegt darin, Reichweite, Zustimmung oder Lautstaerke als Wirkung auszugeben. Bei Kampfbegriffe und Normalisierung wird diese Fehlstelle konkret: Ein scheinbar plausibler Befund darf nicht zur Abkuerzung werden. Quellen, Systemgrenzen, Unsicherheit und Rueckkopplung bleiben sichtbar.</w:t>
-      </w:r>
-    </w:p>
-    <w:p>
-      <w:r>
-        <w:t>Kontrollfrage. Welche Entscheidung waere falsch, wenn Kampfbegriffe und Normalisierung in WM-V9 missverstanden wird? Die Antwort muss mindestens eine Daten- oder Quellenannahme, eine betroffene Gruppe oder Schutzdimension, eine moegliche Nebenwirkung und einen Rueckkopplungsschritt nennen. Richtig ist nicht die lauteste Bewertung, sondern diejenige, die Begriff, Beleg und Steuerungsfolge zusammenhaelt.</w:t>
-      </w:r>
-    </w:p>
-    <w:p>
-      <w:pPr>
-        <w:pStyle w:val="Heading3"/>
-      </w:pPr>
-      <w:r>
-        <w:t>Schlussvertiefung 9: Kommunikation ohne Impact-Washing im Anwendungsfall</w:t>
-      </w:r>
-    </w:p>
-    <w:p>
-      <w:r>
-        <w:t>Die folgenden Abschnitte sind keine neue Pruefungsloesung. Sie verdichten die vorhandenen Kapitel zu einer Lesart, mit der Studierende einen Fall selbststaendig analysieren koennen. Im Mittelpunkt stehen oeffentliche Resonanzraeume, Sprache, Vertrauen, Quellenklarheit und demokratische Rueckkopplung, nicht moralische Personenbewertung.</w:t>
-      </w:r>
-    </w:p>
-    <w:p>
-      <w:r>
-        <w:t>Begriffliche Schlussklaerung. Die Grenze gegen Scheingenauigkeit verlaeuft bei Sprachliche Verantwortung nicht zwischen Optimismus und Pessimismus. Sie verlaeuft zwischen offengelegter Unsicherheit und rhetorischer Sicherheit. Wer Kommunikation ohne Impact-Washing belastbar anwenden will, benennt Systemgrenze, Zeitraum, Vergleichspunkt und offene Gegenhypothese. Gerade dadurch bleibt das Skript anschlussfaehig fuer Forschung, Praxis und spaetere Revision.</w:t>
-      </w:r>
-    </w:p>
-    <w:p>
-      <w:r>
-        <w:t>Fuer die Pruefung ist Sprachliche Verantwortung dann verstanden, wenn daraus eine belastbare Fallantwort entsteht. Eine gute Antwort unterscheidet Beobachtung, Kausalannahme, Bewertung und Steuerungsfolge. Sie bewertet keine Menschen, sondern Wirkpfade, Zustandsveraenderungen, Risiken und institutionelle Bedingungen.</w:t>
+        <w:t>Vertiefungsrunde 7: Anschluss an Praxis und Forschung</w:t>
+      </w:r>
+    </w:p>
+    <w:p>
+      <w:r>
+        <w:t>Diese Runde wechselt den Blickwinkel, damit der Schlussblock nicht nur wiederholt, sondern Leseentscheidungen vorbereitet: Was ist belegt, was bleibt Potenzial, welche Nebenwirkung ist relevant und welche Steuerungsfolge wird daraus abgeleitet?</w:t>
+      </w:r>
+    </w:p>
+    <w:p>
+      <w:r>
+        <w:t>Steuerungsfolge. In WM-V9 muss Fallfenster immer mit Empfaengern gelesen werden. Wirkung entsteht nicht beim Sender, sondern an veraenderten Zustaenden von Menschen, Oekosystemen, Institutionen, Oeffentlichkeit oder kuenftigen Handlungsspielraeumen. Darum reicht es nicht, interne Aktivitaeten zu dokumentieren. Entscheidend ist, ob sich ein Zustand nachvollziehbar veraendert und ob diese Veraenderung im Referenzrahmen Mensch, Planet, Demokratie, SDGs, Agenda 2030 und SDG+ tragfaehig bewertet werden kann.</w:t>
+      </w:r>
+    </w:p>
+    <w:p>
+      <w:r>
+        <w:t>Ein Bericht behauptet, die Massnahme zu Kommunikation ohne Impact-Washing sei erfolgreich. Die WOE-Lesart fragt bei Fallfenster nach belastbaren Nachweisen: Managementroutine, Stakeholder-Rueckmeldung, Prozessdaten, Entscheidungsprotokoll und Lernschleife. Wenn diese Nachweise fehlen, bleibt die Aussage Wirkungspotenzial oder Kommunikationsbehauptung. Sie kann wichtig sein, aber sie ist noch keine belegte Wirkung.</w:t>
+      </w:r>
+    </w:p>
+    <w:p>
+      <w:r>
+        <w:t>Fallpruefung. Wenn ein oeffentlicher Akteur eine Botschaft, ein Beteiligungsformat oder einen Resonanzraum verantwortbar gestalten will, beginnt die Analyse bei Empfaengern, Wirkraum, Zeitraum und Datenquelle. Bei Fallfenster muss dann geklaert werden, ob Reichweite, Zustimmung und Aufmerksamkeit sauber von Wirkung und Wirkungsrisiko getrennt sind. Eine tragfaehige Antwort benennt mindestens eine Quelle, eine offene Unsicherheit, eine moegliche Gegenbeobachtung und die Entscheidung, die nach der Bewertung geaendert wird.</w:t>
+      </w:r>
+    </w:p>
+    <w:p>
+      <w:r>
+        <w:t>Transferhinweis. Wissenschaftliche Anschlussfaehigkeit entsteht hier durch Quellenklarheit. Bei Prüfungsnahe Fallfragen ohne geschützte Antwortlogik werden interne WOE-Begriffe nicht als Ersatz fuer Belege benutzt, sondern mit Wirkungsradar, Journal, Glossar, Resonanz- und Quellenklarheitskapitel verbunden. Wo die Datenlage offen bleibt, wird das offengelegt. Wo eine Aussage nur plausibel ist, bleibt sie als Wirkungspotenzial markiert. Wo ein Schaden eine rote Linie beruehrt, greift Nichtkompensation vor Durchschnittslogik.</w:t>
+      </w:r>
+    </w:p>
+    <w:p>
+      <w:r>
+        <w:t>In einer kontroversen Entscheidung wirkt Prüfungsnahe Fallfragen ohne geschützte Antwortlogik als Pruefpunkt fuer Ambivalenz. Ein Nutzen fuer eine Gruppe kann mit Risiken fuer andere Wirkungsempfaenger einhergehen. Das Skript verlangt deshalb, positive und negative Zustandsveraenderungen getrennt zu fuehren, bevor von positiver Netto-Wirkung gesprochen wird.</w:t>
+      </w:r>
+    </w:p>
+    <w:p>
+      <w:r>
+        <w:t>Fallpruefung. Wenn ein oeffentlicher Akteur eine Botschaft, ein Beteiligungsformat oder einen Resonanzraum verantwortbar gestalten will, beginnt die Analyse bei Empfaengern, Wirkraum, Zeitraum und Datenquelle. Bei Prüfungsnahe Fallfragen ohne geschützte Antwortlogik muss dann geklaert werden, ob Reichweite, Zustimmung und Aufmerksamkeit sauber von Wirkung und Wirkungsrisiko getrennt sind. Eine tragfaehige Antwort benennt mindestens eine Quelle, eine offene Unsicherheit, eine moegliche Gegenbeobachtung und die Entscheidung, die nach der Bewertung geaendert wird.</w:t>
+      </w:r>
+    </w:p>
+    <w:p>
+      <w:r>
+        <w:t>Fuer die Bewertung reicht kein Summenscore, der zentrale Schaeden mit bequemen Pluspunkten verrechnet. Nichtkompensation und Reverse Merit Order markieren, wo rote Linien, demokratische Grundbedingungen oder planetare Grenzen Vorrang vor Durchschnittslogik haben. So bleibt positive Netto-Wirkung eine anspruchsvolle Zielgroesse und wird nicht zur dekorativen Formel.</w:t>
+      </w:r>
+    </w:p>
+    <w:p>
+      <w:r>
+        <w:t>Rueckflussnotiz. In Wirkungsmanagement wird Auswertung aus der lebenden Website-Referenz erst steuerungsfaehig, wenn daraus eine Entscheidung folgt. Fuehrung, Strategie, Controlling, Einkauf, Kommunikation und Kultur muessen denselben Wirkungsbegriff verwenden. Ohne diese Rueckkopplung bleibt Reporting eine Beschreibung. Mit Rueckkopplung wird aus Bewertung eine veraenderte Routine: ein anderer Prozess, ein geaenderter Anreiz, eine bessere Datenpflicht, eine korrigierte Kommunikation oder eine neue Priorisierung.</w:t>
+      </w:r>
+    </w:p>
+    <w:p>
+      <w:r>
+        <w:t>Die typische Fehlstelle bei Kommunikation ohne Impact-Washing liegt darin, Reichweite, Zustimmung oder Lautstaerke als Wirkung auszugeben. Bei Auswertung aus der lebenden Website-Referenz wird diese Fehlstelle konkret: Ein scheinbar plausibler Befund darf nicht zur Abkuerzung werden. Quellen, Systemgrenzen, Unsicherheit und Rueckkopplung bleiben sichtbar.</w:t>
+      </w:r>
+    </w:p>
+    <w:p>
+      <w:r>
+        <w:t>Fallpruefung. Wenn ein oeffentlicher Akteur eine Botschaft, ein Beteiligungsformat oder einen Resonanzraum verantwortbar gestalten will, beginnt die Analyse bei Empfaengern, Wirkraum, Zeitraum und Datenquelle. Bei Auswertung aus der lebenden Website-Referenz muss dann geklaert werden, ob Reichweite, Zustimmung und Aufmerksamkeit sauber von Wirkung und Wirkungsrisiko getrennt sind. Eine tragfaehige Antwort benennt mindestens eine Quelle, eine offene Unsicherheit, eine moegliche Gegenbeobachtung und die Entscheidung, die nach der Bewertung geaendert wird.</w:t>
+      </w:r>
+    </w:p>
+    <w:p>
+      <w:r>
+        <w:t>Der Rueckfluss in den WOE-Korpus liegt hier in klaren Begriffen, sauber verlinkten Quellen und benannten Forschungsfragen. Wo Glossar, Werkzeuge, Journal oder Reader noch doppeldeutig bleiben, sollte Kommunikation ohne Impact-Washing nicht als fertige Gewissheit auftreten, sondern als pruefbarer Lernstand mit Korrekturpfad.</w:t>
+      </w:r>
+    </w:p>
+    <w:p>
+      <w:r>
+        <w:t>Pruefungsimpuls. Die Grenze gegen Scheingenauigkeit verlaeuft bei Frames als Wirkungspotenziale nicht zwischen Optimismus und Pessimismus. Sie verlaeuft zwischen offengelegter Unsicherheit und rhetorischer Sicherheit. Wer Kommunikation ohne Impact-Washing belastbar anwenden will, benennt Systemgrenze, Zeitraum, Vergleichspunkt und offene Gegenhypothese. Gerade dadurch bleibt das Skript anschlussfaehig fuer Forschung, Praxis und spaetere Revision.</w:t>
+      </w:r>
+    </w:p>
+    <w:p>
+      <w:r>
+        <w:t>Fuer die Pruefung ist Frames als Wirkungspotenziale dann verstanden, wenn daraus eine belastbare Fallantwort entsteht. Eine gute Antwort unterscheidet Beobachtung, Kausalannahme, Bewertung und Steuerungsfolge. Sie bewertet keine Menschen, sondern Wirkpfade, Zustandsveraenderungen, Risiken und institutionelle Bedingungen.</w:t>
+      </w:r>
+    </w:p>
+    <w:p>
+      <w:r>
+        <w:t>Fallpruefung. Wenn ein oeffentlicher Akteur eine Botschaft, ein Beteiligungsformat oder einen Resonanzraum verantwortbar gestalten will, beginnt die Analyse bei Empfaengern, Wirkraum, Zeitraum und Datenquelle. Bei Frames als Wirkungspotenziale muss dann geklaert werden, ob Reichweite, Zustimmung und Aufmerksamkeit sauber von Wirkung und Wirkungsrisiko getrennt sind. Eine tragfaehige Antwort benennt mindestens eine Quelle, eine offene Unsicherheit, eine moegliche Gegenbeobachtung und die Entscheidung, die nach der Bewertung geaendert wird.</w:t>
+      </w:r>
+    </w:p>
+    <w:p>
+      <w:r>
+        <w:t>Begriffliche Sicherung. Tonalität, Mimik, Bilder zeigt, warum Kommunikation ohne Impact-Washing mehr ist als ein Schlagwort im Feld oeffentliche Resonanzraeume, Sprache, Vertrauen, Quellenklarheit und demokratische Rueckkopplung. Die wirkungsoekonomische Frage lautet: Welche reale Veraenderung wird moeglich, welche bleibt nur Potenzial und wo entsteht ein Wirkungsrisiko? Diese Unterscheidung schuetzt vor Impact-Washing, weil sie Absicht, Aktivitaet, Reichweite und Wirkung auseinanderhaelt.</w:t>
+      </w:r>
+    </w:p>
+    <w:p>
+      <w:r>
+        <w:t>Eine Kommune, ein Unternehmen oder eine Bildungsorganisation will Kommunikation ohne Impact-Washing praktisch anwenden. Der erste Schritt ist nicht die Auswahl eines Instruments, sondern die Klaerung der Zustandsveraenderung. Bei Tonalität, Mimik, Bilder muss deshalb benannt werden, wer betroffen ist, welcher Zustand sich veraendert, welche Frist gilt und welche Gegenbeobachtung die Annahme widerlegen wuerde. Erst danach entsteht eine begruendete Entscheidung im Feld Strategie, Prozess, Budget, Verantwortlichkeit oder Kommunikationsregel.</w:t>
+      </w:r>
+    </w:p>
+    <w:p>
+      <w:r>
+        <w:t>Fallpruefung. Wenn ein oeffentlicher Akteur eine Botschaft, ein Beteiligungsformat oder einen Resonanzraum verantwortbar gestalten will, beginnt die Analyse bei Empfaengern, Wirkraum, Zeitraum und Datenquelle. Bei Tonalität, Mimik, Bilder muss dann geklaert werden, ob Reichweite, Zustimmung und Aufmerksamkeit sauber von Wirkung und Wirkungsrisiko getrennt sind. Eine tragfaehige Antwort benennt mindestens eine Quelle, eine offene Unsicherheit, eine moegliche Gegenbeobachtung und die Entscheidung, die nach der Bewertung geaendert wird.</w:t>
+      </w:r>
+    </w:p>
+    <w:p>
+      <w:r>
+        <w:t>Fuer die Bewertung reicht kein Summenscore, der zentrale Schaeden mit bequemen Pluspunkten verrechnet. Nichtkompensation und Reverse Merit Order markieren, wo rote Linien, demokratische Grundbedingungen oder planetare Grenzen Vorrang vor Durchschnittslogik haben. So bleibt positive Netto-Wirkung eine anspruchsvolle Zielgroesse und wird nicht zur dekorativen Formel.</w:t>
+      </w:r>
+    </w:p>
+    <w:p>
+      <w:r>
+        <w:t>Wirkpfadpruefung. In WM-V9 muss Kampfbegriffe und Normalisierung immer mit Empfaengern gelesen werden. Wirkung entsteht nicht beim Sender, sondern an veraenderten Zustaenden von Menschen, Oekosystemen, Institutionen, Oeffentlichkeit oder kuenftigen Handlungsspielraeumen. Darum reicht es nicht, interne Aktivitaeten zu dokumentieren. Entscheidend ist, ob sich ein Zustand nachvollziehbar veraendert und ob diese Veraenderung im Referenzrahmen Mensch, Planet, Demokratie, SDGs, Agenda 2030 und SDG+ tragfaehig bewertet werden kann.</w:t>
+      </w:r>
+    </w:p>
+    <w:p>
+      <w:r>
+        <w:t>Ein Bericht behauptet, die Massnahme zu Kommunikation ohne Impact-Washing sei erfolgreich. Die WOE-Lesart fragt bei Kampfbegriffe und Normalisierung nach belastbaren Nachweisen: Managementroutine, Stakeholder-Rueckmeldung, Prozessdaten, Entscheidungsprotokoll und Lernschleife. Wenn diese Nachweise fehlen, bleibt die Aussage Wirkungspotenzial oder Kommunikationsbehauptung. Sie kann wichtig sein, aber sie ist noch keine belegte Wirkung.</w:t>
+      </w:r>
+    </w:p>
+    <w:p>
+      <w:r>
+        <w:t>Fallpruefung. Wenn ein oeffentlicher Akteur eine Botschaft, ein Beteiligungsformat oder einen Resonanzraum verantwortbar gestalten will, beginnt die Analyse bei Empfaengern, Wirkraum, Zeitraum und Datenquelle. Bei Kampfbegriffe und Normalisierung muss dann geklaert werden, ob Reichweite, Zustimmung und Aufmerksamkeit sauber von Wirkung und Wirkungsrisiko getrennt sind. Eine tragfaehige Antwort benennt mindestens eine Quelle, eine offene Unsicherheit, eine moegliche Gegenbeobachtung und die Entscheidung, die nach der Bewertung geaendert wird.</w:t>
+      </w:r>
+    </w:p>
+    <w:p>
+      <w:r>
+        <w:t>Der Rueckfluss in den WOE-Korpus liegt hier in klaren Begriffen, sauber verlinkten Quellen und benannten Forschungsfragen. Wo Glossar, Werkzeuge, Journal oder Reader noch doppeldeutig bleiben, sollte Kommunikation ohne Impact-Washing nicht als fertige Gewissheit auftreten, sondern als pruefbarer Lernstand mit Korrekturpfad.</w:t>
       </w:r>
     </w:p>
     <w:p>

--- a/docs/studienskripte/word-rohfassungen/wirkungsmanagement-v9.docx
+++ b/docs/studienskripte/word-rohfassungen/wirkungsmanagement-v9.docx
@@ -3328,7 +3328,7 @@
     </w:p>
     <w:p>
       <w:r>
-        <w:t>Begriffliche Sicherung. Einleitung / Wirkungsfrage zeigt, warum Kommunikation ohne Impact-Washing mehr ist als ein Schlagwort im Feld oeffentliche Resonanzraeume, Sprache, Vertrauen, Quellenklarheit und demokratische Rueckkopplung. Die wirkungsoekonomische Frage lautet: Welche reale Veraenderung wird moeglich, welche bleibt nur Potenzial und wo entsteht ein Wirkungsrisiko? Diese Unterscheidung schuetzt vor Impact-Washing, weil sie Absicht, Aktivitaet, Reichweite und Wirkung auseinanderhaelt.</w:t>
+        <w:t>Begriffliche Sicherung. Bei Einleitung / Wirkungsfrage wird Kommunikation ohne Impact-Washing als Arbeitsfrage im Feld oeffentliche Resonanzraeume, Sprache, Vertrauen, Quellenklarheit und demokratische Rueckkopplung lesbar. Die wirkungsoekonomische Frage lautet: Welche reale Veraenderung wird moeglich, welche bleibt nur Potenzial und wo entsteht ein Wirkungsrisiko? Diese Unterscheidung schuetzt vor Impact-Washing, weil sie Absicht, Aktivitaet, Reichweite und Wirkung auseinanderhaelt.</w:t>
       </w:r>
     </w:p>
     <w:p>
@@ -3418,7 +3418,7 @@
     </w:p>
     <w:p>
       <w:r>
-        <w:t>Transferhinweis. Transferaufgabe zeigt, warum Kommunikation ohne Impact-Washing mehr ist als ein Schlagwort im Feld oeffentliche Resonanzraeume, Sprache, Vertrauen, Quellenklarheit und demokratische Rueckkopplung. Die wirkungsoekonomische Frage lautet: Welche reale Veraenderung wird moeglich, welche bleibt nur Potenzial und wo entsteht ein Wirkungsrisiko? Diese Unterscheidung schuetzt vor Impact-Washing, weil sie Absicht, Aktivitaet, Reichweite und Wirkung auseinanderhaelt.</w:t>
+        <w:t>Transferhinweis. Bei Transferaufgabe wird Kommunikation ohne Impact-Washing als Arbeitsfrage im Feld oeffentliche Resonanzraeume, Sprache, Vertrauen, Quellenklarheit und demokratische Rueckkopplung lesbar. Die wirkungsoekonomische Frage lautet: Welche reale Veraenderung wird moeglich, welche bleibt nur Potenzial und wo entsteht ein Wirkungsrisiko? Diese Unterscheidung schuetzt vor Impact-Washing, weil sie Absicht, Aktivitaet, Reichweite und Wirkung auseinanderhaelt.</w:t>
       </w:r>
     </w:p>
     <w:p>
@@ -3521,7 +3521,7 @@
     </w:p>
     <w:p>
       <w:r>
-        <w:t>Evidenzfenster. Leitthese zeigt, warum Kommunikation ohne Impact-Washing mehr ist als ein Schlagwort im Feld oeffentliche Resonanzraeume, Sprache, Vertrauen, Quellenklarheit und demokratische Rueckkopplung. Die wirkungsoekonomische Frage lautet: Welche reale Veraenderung wird moeglich, welche bleibt nur Potenzial und wo entsteht ein Wirkungsrisiko? Diese Unterscheidung schuetzt vor Impact-Washing, weil sie Absicht, Aktivitaet, Reichweite und Wirkung auseinanderhaelt.</w:t>
+        <w:t>Evidenzfenster. Bei Leitthese wird Kommunikation ohne Impact-Washing als Arbeitsfrage im Feld oeffentliche Resonanzraeume, Sprache, Vertrauen, Quellenklarheit und demokratische Rueckkopplung lesbar. Die wirkungsoekonomische Frage lautet: Welche reale Veraenderung wird moeglich, welche bleibt nur Potenzial und wo entsteht ein Wirkungsrisiko? Diese Unterscheidung schuetzt vor Impact-Washing, weil sie Absicht, Aktivitaet, Reichweite und Wirkung auseinanderhaelt.</w:t>
       </w:r>
     </w:p>
     <w:p>
@@ -3629,7 +3629,7 @@
     </w:p>
     <w:p>
       <w:r>
-        <w:t>Pruefungsimpuls. Prüfungsnahe Fallfragen ohne geschützte Antwortlogik zeigt, warum Kommunikation ohne Impact-Washing mehr ist als ein Schlagwort im Feld oeffentliche Resonanzraeume, Sprache, Vertrauen, Quellenklarheit und demokratische Rueckkopplung. Die wirkungsoekonomische Frage lautet: Welche reale Veraenderung wird moeglich, welche bleibt nur Potenzial und wo entsteht ein Wirkungsrisiko? Diese Unterscheidung schuetzt vor Impact-Washing, weil sie Absicht, Aktivitaet, Reichweite und Wirkung auseinanderhaelt.</w:t>
+        <w:t>Pruefungsimpuls. Bei Prüfungsnahe Fallfragen ohne geschützte Antwortlogik wird Kommunikation ohne Impact-Washing als Arbeitsfrage im Feld oeffentliche Resonanzraeume, Sprache, Vertrauen, Quellenklarheit und demokratische Rueckkopplung lesbar. Die wirkungsoekonomische Frage lautet: Welche reale Veraenderung wird moeglich, welche bleibt nur Potenzial und wo entsteht ein Wirkungsrisiko? Diese Unterscheidung schuetzt vor Impact-Washing, weil sie Absicht, Aktivitaet, Reichweite und Wirkung auseinanderhaelt.</w:t>
       </w:r>
     </w:p>
     <w:p>
@@ -3732,7 +3732,7 @@
     </w:p>
     <w:p>
       <w:r>
-        <w:t>Steuerungsfolge. Sprachliche Verantwortung zeigt, warum Kommunikation ohne Impact-Washing mehr ist als ein Schlagwort im Feld oeffentliche Resonanzraeume, Sprache, Vertrauen, Quellenklarheit und demokratische Rueckkopplung. Die wirkungsoekonomische Frage lautet: Welche reale Veraenderung wird moeglich, welche bleibt nur Potenzial und wo entsteht ein Wirkungsrisiko? Diese Unterscheidung schuetzt vor Impact-Washing, weil sie Absicht, Aktivitaet, Reichweite und Wirkung auseinanderhaelt.</w:t>
+        <w:t>Steuerungsfolge. Bei Sprachliche Verantwortung wird Kommunikation ohne Impact-Washing als Arbeitsfrage im Feld oeffentliche Resonanzraeume, Sprache, Vertrauen, Quellenklarheit und demokratische Rueckkopplung lesbar. Die wirkungsoekonomische Frage lautet: Welche reale Veraenderung wird moeglich, welche bleibt nur Potenzial und wo entsteht ein Wirkungsrisiko? Diese Unterscheidung schuetzt vor Impact-Washing, weil sie Absicht, Aktivitaet, Reichweite und Wirkung auseinanderhaelt.</w:t>
       </w:r>
     </w:p>
     <w:p>
@@ -3835,7 +3835,7 @@
     </w:p>
     <w:p>
       <w:r>
-        <w:t>Wirkpfadpruefung. Einstieg / Wirkungsfrage zeigt, warum Kommunikation ohne Impact-Washing mehr ist als ein Schlagwort im Feld oeffentliche Resonanzraeume, Sprache, Vertrauen, Quellenklarheit und demokratische Rueckkopplung. Die wirkungsoekonomische Frage lautet: Welche reale Veraenderung wird moeglich, welche bleibt nur Potenzial und wo entsteht ein Wirkungsrisiko? Diese Unterscheidung schuetzt vor Impact-Washing, weil sie Absicht, Aktivitaet, Reichweite und Wirkung auseinanderhaelt.</w:t>
+        <w:t>Wirkpfadpruefung. Bei Einstieg / Wirkungsfrage wird Kommunikation ohne Impact-Washing als Arbeitsfrage im Feld oeffentliche Resonanzraeume, Sprache, Vertrauen, Quellenklarheit und demokratische Rueckkopplung lesbar. Die wirkungsoekonomische Frage lautet: Welche reale Veraenderung wird moeglich, welche bleibt nur Potenzial und wo entsteht ein Wirkungsrisiko? Diese Unterscheidung schuetzt vor Impact-Washing, weil sie Absicht, Aktivitaet, Reichweite und Wirkung auseinanderhaelt.</w:t>
       </w:r>
     </w:p>
     <w:p>
@@ -3943,7 +3943,7 @@
     </w:p>
     <w:p>
       <w:r>
-        <w:t>Rueckflussnotiz. Begriffliche Präzision zeigt, warum Kommunikation ohne Impact-Washing mehr ist als ein Schlagwort im Feld oeffentliche Resonanzraeume, Sprache, Vertrauen, Quellenklarheit und demokratische Rueckkopplung. Die wirkungsoekonomische Frage lautet: Welche reale Veraenderung wird moeglich, welche bleibt nur Potenzial und wo entsteht ein Wirkungsrisiko? Diese Unterscheidung schuetzt vor Impact-Washing, weil sie Absicht, Aktivitaet, Reichweite und Wirkung auseinanderhaelt.</w:t>
+        <w:t>Rueckflussnotiz. Bei Begriffliche Präzision wird Kommunikation ohne Impact-Washing als Arbeitsfrage im Feld oeffentliche Resonanzraeume, Sprache, Vertrauen, Quellenklarheit und demokratische Rueckkopplung lesbar. Die wirkungsoekonomische Frage lautet: Welche reale Veraenderung wird moeglich, welche bleibt nur Potenzial und wo entsteht ein Wirkungsrisiko? Diese Unterscheidung schuetzt vor Impact-Washing, weil sie Absicht, Aktivitaet, Reichweite und Wirkung auseinanderhaelt.</w:t>
       </w:r>
     </w:p>
     <w:p>
@@ -4033,7 +4033,7 @@
     </w:p>
     <w:p>
       <w:r>
-        <w:t>Bewertungsgrenze. Modellformel zeigt, warum Kommunikation ohne Impact-Washing mehr ist als ein Schlagwort im Feld oeffentliche Resonanzraeume, Sprache, Vertrauen, Quellenklarheit und demokratische Rueckkopplung. Die wirkungsoekonomische Frage lautet: Welche reale Veraenderung wird moeglich, welche bleibt nur Potenzial und wo entsteht ein Wirkungsrisiko? Diese Unterscheidung schuetzt vor Impact-Washing, weil sie Absicht, Aktivitaet, Reichweite und Wirkung auseinanderhaelt.</w:t>
+        <w:t>Bewertungsgrenze. Bei Modellformel wird Kommunikation ohne Impact-Washing als Arbeitsfrage im Feld oeffentliche Resonanzraeume, Sprache, Vertrauen, Quellenklarheit und demokratische Rueckkopplung lesbar. Die wirkungsoekonomische Frage lautet: Welche reale Veraenderung wird moeglich, welche bleibt nur Potenzial und wo entsteht ein Wirkungsrisiko? Diese Unterscheidung schuetzt vor Impact-Washing, weil sie Absicht, Aktivitaet, Reichweite und Wirkung auseinanderhaelt.</w:t>
       </w:r>
     </w:p>
     <w:p>
@@ -4136,7 +4136,7 @@
     </w:p>
     <w:p>
       <w:r>
-        <w:t>Begriffliche Sicherung. Tonalität, Mimik, Bilder zeigt, warum Kommunikation ohne Impact-Washing mehr ist als ein Schlagwort im Feld oeffentliche Resonanzraeume, Sprache, Vertrauen, Quellenklarheit und demokratische Rueckkopplung. Die wirkungsoekonomische Frage lautet: Welche reale Veraenderung wird moeglich, welche bleibt nur Potenzial und wo entsteht ein Wirkungsrisiko? Diese Unterscheidung schuetzt vor Impact-Washing, weil sie Absicht, Aktivitaet, Reichweite und Wirkung auseinanderhaelt.</w:t>
+        <w:t>Begriffliche Sicherung. Bei Tonalität, Mimik, Bilder wird Kommunikation ohne Impact-Washing als Arbeitsfrage im Feld oeffentliche Resonanzraeume, Sprache, Vertrauen, Quellenklarheit und demokratische Rueckkopplung lesbar. Die wirkungsoekonomische Frage lautet: Welche reale Veraenderung wird moeglich, welche bleibt nur Potenzial und wo entsteht ein Wirkungsrisiko? Diese Unterscheidung schuetzt vor Impact-Washing, weil sie Absicht, Aktivitaet, Reichweite und Wirkung auseinanderhaelt.</w:t>
       </w:r>
     </w:p>
     <w:p>

--- a/docs/studienskripte/word-rohfassungen/wirkungsmanagement-v9.docx
+++ b/docs/studienskripte/word-rohfassungen/wirkungsmanagement-v9.docx
@@ -16,20 +16,7 @@
     </w:p>
     <w:p>
       <w:r>
-        <w:rPr>
-          <w:i/>
-        </w:rPr>
-        <w:t>Rohfassung fuer Claude / CI-CD-Finalisierung</w:t>
-      </w:r>
-    </w:p>
-    <w:p>
-      <w:r>
-        <w:t>Quelle: /Users/hagen/Documents/New project/content/studienskripte/wirkungsmanagement-v9.md</w:t>
-      </w:r>
-    </w:p>
-    <w:p>
-      <w:r>
-        <w:t>Track: Wirkungsmanagement Kurscode: wirkungsmanagement Vorlesungscode: WM-V9 Modul/Abschnitt: WM Titel: Kommunikation ohne Impact-Washing Status: Studienskript V1 · fachlich finale Codex-Fassung, Claude-CI/CD-Satzfreigabe offen Quelle: woek-akademie-app/docs/lehrgaenge/wirkungsmanagement-v9-kommunikation-ohne-impact-washing.md Ablage: Markdown-Master in content/studienskripte/wirkungsmanagement-v9.md, Word-Rohfassung in docs/studienskripte/word-rohfassungen/wirkungsmanagement-v9.docx Wissensbasis: aktuelles Grundlagenwerk, Website-Korpus inklusive Journal, Akademie-Quelltexte, Glossar, interne Dossiers und externe Fachquellen</w:t>
+        <w:t>Track: Wirkungsmanagement Kurscode: wirkungsmanagement Vorlesungscode: WM-V9 Modul/Abschnitt: WM Titel: Kommunikation ohne Impact-Washing Status: Studienskript V1. Wissensbasis: aktuelles Grundlagenwerk, Website-Korpus inklusive Journal, Akademie-Quelltexte, Glossar, interne Dossiers und externe Fachquellen</w:t>
       </w:r>
     </w:p>
     <w:p>
@@ -99,11 +86,6 @@
       </w:r>
     </w:p>
     <w:p>
-      <w:r>
-        <w:t>Dieses Studienskript ist die fachlich finale Codex-V1-Fassung fuer den Akademie-Reader und die oeffentliche Bibliothek. Claude uebernimmt danach Satz, CI/CD, PDF/Reader-Freigabe und die abschliessende Lektoratsabnahme.</w:t>
-      </w:r>
-    </w:p>
-    <w:p>
       <w:pPr>
         <w:pStyle w:val="Heading2"/>
       </w:pPr>
@@ -160,7 +142,7 @@
         <w:pStyle w:val="ListBullet"/>
       </w:pPr>
       <w:r>
-        <w:t>Titel: Glaubwürdig statt werblich – Kommunikation ohne Impact-Washing</w:t>
+        <w:t>Titel: Glaubwürdig statt werblich - Kommunikation ohne Impact-Washing</w:t>
       </w:r>
     </w:p>
     <w:p>
@@ -197,27 +179,27 @@
     </w:p>
     <w:p>
       <w:r>
-        <w:t>Abschnitt A – Was Impact-Washing ist. Wirkung behaupten, die nicht belegt ist; Potenzial als Wirkung ausgeben; Einzelfälle verallgemeinern; Reichweite als Wirkung verkaufen.</w:t>
-      </w:r>
-    </w:p>
-    <w:p>
-      <w:r>
-        <w:t>Abschnitt B – Die vier Ehrlichkeitsregeln. Potenzial ≠ Wirkung kennzeichnen; belegen statt behaupten; Grenzen/Negatives mitnennen; Reichweite nicht als Wirkung ausgeben.</w:t>
-      </w:r>
-    </w:p>
-    <w:p>
-      <w:r>
-        <w:t>Abschnitt C – Sprache der Wirkungsökonomie. Präzise Begriffe helfen: „Wirkungspotenzial", „angestrebte Wirkung", „geprüfte Netto-Wirkung" statt pauschal „wirksam".</w:t>
-      </w:r>
-    </w:p>
-    <w:p>
-      <w:r>
-        <w:t>Abschnitt D – Claim-Check. Jede Wirkungsaussage vor Veröffentlichung prüfen: Beleg? Potenzial oder Wirkung? Grenzen genannt? Referenzrahmen?</w:t>
-      </w:r>
-    </w:p>
-    <w:p>
-      <w:r>
-        <w:t>Abschnitt E – Nutzen. Glaubwürdige Kommunikation schützt vor Vorwürfen, stärkt Vertrauen und ist selbst Teil positiver Wirkung (Diskursqualität, SDG+).</w:t>
+        <w:t>Abschnitt A - Was Impact-Washing ist. Wirkung behaupten, die nicht belegt ist; Potenzial als Wirkung ausgeben; Einzelfälle verallgemeinern; Reichweite als Wirkung verkaufen.</w:t>
+      </w:r>
+    </w:p>
+    <w:p>
+      <w:r>
+        <w:t>Abschnitt B - Die vier Ehrlichkeitsregeln. Potenzial ≠ Wirkung kennzeichnen; belegen statt behaupten; Grenzen/Negatives mitnennen; Reichweite nicht als Wirkung ausgeben.</w:t>
+      </w:r>
+    </w:p>
+    <w:p>
+      <w:r>
+        <w:t>Abschnitt C - Sprache der Wirkungsökonomie. Präzise Begriffe helfen: „Wirkungspotenzial", „angestrebte Wirkung", „geprüfte Netto-Wirkung" statt pauschal „wirksam".</w:t>
+      </w:r>
+    </w:p>
+    <w:p>
+      <w:r>
+        <w:t>Abschnitt D - Claim-Check. Jede Wirkungsaussage vor Veröffentlichung prüfen: Beleg? Potenzial oder Wirkung? Grenzen genannt? Referenzrahmen?</w:t>
+      </w:r>
+    </w:p>
+    <w:p>
+      <w:r>
+        <w:t>Abschnitt E - Nutzen. Glaubwürdige Kommunikation schützt vor Vorwürfen, stärkt Vertrauen und ist selbst Teil positiver Wirkung (Diskursqualität, SDG+).</w:t>
       </w:r>
     </w:p>
     <w:p>
@@ -230,7 +212,7 @@
     </w:p>
     <w:p>
       <w:r>
-        <w:t>Impact-Washing ist das Kommunikations-Pendant zum Greenwashing. Es entsteht, wenn Organisationen Wirkung behaupten, die sie nicht belegen können – oder Wirkungspotenzial als eingetretene Wirkung ausgeben (Grundlagen V2). Die Grundregel „Reichweite ist nicht Wirkung" gilt in der Kommunikation besonders: Große Sichtbarkeit ist kein Wirkungsnachweis.</w:t>
+        <w:t>Impact-Washing ist das Kommunikations-Pendant zum Greenwashing. Es entsteht, wenn Organisationen Wirkung behaupten, die sie nicht belegen können - oder Wirkungspotenzial als eingetretene Wirkung ausgeben (Grundlagen V2). Die Grundregel „Reichweite ist nicht Wirkung" gilt in der Kommunikation besonders: Große Sichtbarkeit ist kein Wirkungsnachweis.</w:t>
       </w:r>
     </w:p>
     <w:p>
@@ -384,7 +366,7 @@
     </w:p>
     <w:p>
       <w:r>
-        <w:t>Der Claim-Check stellt vor jeder Veröffentlichung vier Fragen: Ist die Aussage belegt? Ist es Potenzial oder Wirkung? Sind Grenzen genannt? Ist der Referenzrahmen (SDGs/SDG+) benannt? Aussagen, die den Check nicht bestehen, werden umformuliert – nicht veröffentlicht und später verteidigt. Glaubwürdige Wirkungskommunikation ist damit selbst Teil positiver Netto-Wirkung: Sie stärkt Diskursqualität und Vertrauen (SDG+).</w:t>
+        <w:t>Der Claim-Check stellt vor jeder Veröffentlichung vier Fragen: Ist die Aussage belegt? Ist es Potenzial oder Wirkung? Sind Grenzen genannt? Ist der Referenzrahmen (SDGs/SDG+) benannt? Aussagen, die den Check nicht bestehen, werden umformuliert - nicht veröffentlicht und später verteidigt. Glaubwürdige Wirkungskommunikation ist damit selbst Teil positiver Netto-Wirkung: Sie stärkt Diskursqualität und Vertrauen (SDG+).</w:t>
       </w:r>
     </w:p>
     <w:p>
@@ -551,7 +533,7 @@
           </w:tcPr>
           <w:p>
             <w:r>
-              <w:t>_(noch keine Seite – Begriffsleitfaden §4)_</w:t>
+              <w:t>_(noch keine Seite - Begriffsleitfaden §4)_</w:t>
             </w:r>
           </w:p>
         </w:tc>
@@ -759,11 +741,6 @@
       </w:pPr>
       <w:r>
         <w:t>V1-Finalisierung: Vertiefung, Anwendung und Evidenz</w:t>
-      </w:r>
-    </w:p>
-    <w:p>
-      <w:r>
-        <w:t>Dieses Studienskript ist die fachlich finale Codex-V1-Fassung fuer den Akademie-Reader und die oeffentliche Bibliothek. Claude uebernimmt danach Satz, CI/CD, PDF/Reader-Freigabe und die abschliessende Lektoratsabnahme.</w:t>
       </w:r>
     </w:p>
     <w:p>
@@ -1497,11 +1474,6 @@
       </w:r>
     </w:p>
     <w:p>
-      <w:r>
-        <w:t>Diese Finalisierung schliesst die Codex-Inhaltsproduktion fuer WM-V9. Offen bleibt nicht der fachliche Kern des Skripts, sondern der naechste Produktionsschritt: Claude setzt daraus die CI/CD-konforme Reader- und PDF-Fassung, prueft Satz, Umbrueche, Medienintegration und Lektorat und markiert erst danach die veroeffentlichte Fassung als freigegeben.</w:t>
-      </w:r>
-    </w:p>
-    <w:p>
       <w:pPr>
         <w:pStyle w:val="Heading2"/>
       </w:pPr>
@@ -1514,7 +1486,7 @@
         <w:pStyle w:val="ListBullet"/>
       </w:pPr>
       <w:r>
-        <w:t>source-assets/originals/WOeK_Begriffsleitfaden_fuehrend_v1.0.md – §4 (Reichweite ≠ Wirkung)</w:t>
+        <w:t>source-assets/originals/WOeK_Begriffsleitfaden_fuehrend_v1.0.md - §4 (Reichweite ≠ Wirkung)</w:t>
       </w:r>
     </w:p>
     <w:p>
@@ -2247,7 +2219,7 @@
           </w:tcPr>
           <w:p>
             <w:r>
-              <w:t>_(noch keine Seite – Begriffsleitfaden §4)_</w:t>
+              <w:t>_(noch keine Seite - Begriffsleitfaden §4)_</w:t>
             </w:r>
           </w:p>
         </w:tc>
@@ -2295,11 +2267,6 @@
       </w:pPr>
       <w:r>
         <w:t>7. Tiefenskript-Erweiterung Sprint 8</w:t>
-      </w:r>
-    </w:p>
-    <w:p>
-      <w:r>
-        <w:t>Status dieser Erweiterung: V1-finalisierte Codex-Erweiterung fuer Markdown-Master, Word-Rohfassung und Reader-Spiegel. Satz, Medienintegration, Lektorat und PDF-Freigabe bleiben der Claude-CI/CD-Lane vorbehalten.</w:t>
       </w:r>
     </w:p>
     <w:p>
@@ -3711,7 +3678,7 @@
         <w:pStyle w:val="ListBullet"/>
       </w:pPr>
       <w:r>
-        <w:t>woek-akademie-app/docs/lehrgaenge/wirkungsmanagement-v9-kommunikation-ohne-impact-washing.md — unmittelbarer Akademie-Quelltext dieser V1-Fassung.</w:t>
+        <w:t>woek-akademie-app/docs/lehrgaenge/wirkungsmanagement-v9-kommunikation-ohne-impact-washing.md - unmittelbarer Akademie-Quelltext dieser V1-Fassung.</w:t>
       </w:r>
     </w:p>
     <w:p>
@@ -3719,7 +3686,7 @@
         <w:pStyle w:val="ListBullet"/>
       </w:pPr>
       <w:r>
-        <w:t>assets/pdf/die-neue-ordnung-des-wohlstands.pdf und buch.html — aktuelles Grundlagenwerk.</w:t>
+        <w:t>assets/pdf/die-neue-ordnung-des-wohlstands.pdf und buch.html - aktuelles Grundlagenwerk.</w:t>
       </w:r>
     </w:p>
     <w:p>
@@ -3728,22 +3695,6 @@
       </w:pPr>
       <w:r>
         <w:t>Website-Korpus: Referenz, Wirkungsfelder, Werkzeuge, Glossar, Bibliothek und Journal.</w:t>
-      </w:r>
-    </w:p>
-    <w:p>
-      <w:pPr>
-        <w:pStyle w:val="ListBullet"/>
-      </w:pPr>
-      <w:r>
-        <w:t>docs/CODEX-HANDOFF-studienskripte.md — Produktionsstandard.</w:t>
-      </w:r>
-    </w:p>
-    <w:p>
-      <w:pPr>
-        <w:pStyle w:val="ListBullet"/>
-      </w:pPr>
-      <w:r>
-        <w:t>docs/CODEX-HANDOFF-pruefungen.md — geschützte Prüfungs- und Antwortlogik.</w:t>
       </w:r>
     </w:p>
     <w:p>
